--- a/documentacion/ChatDesarrollo_001.docx
+++ b/documentacion/ChatDesarrollo_001.docx
@@ -3167,7 +3167,7 @@
       </w:pPr>
       <w:r>
         <w:pict w14:anchorId="01ACE287">
-          <v:rect id="_x0000_i1055" style="width:0;height:0" o:hralign="center" o:hrstd="t" o:hr="t" fillcolor="#a0a0a0" stroked="f"/>
+          <v:rect id="_x0000_i1025" style="width:0;height:0" o:hralign="center" o:hrstd="t" o:hr="t" fillcolor="#a0a0a0" stroked="f"/>
         </w:pict>
       </w:r>
     </w:p>
@@ -3851,7 +3851,7 @@
       </w:pPr>
       <w:r>
         <w:pict w14:anchorId="607B0A9D">
-          <v:rect id="_x0000_i1056" style="width:0;height:0" o:hralign="center" o:hrstd="t" o:hr="t" fillcolor="#a0a0a0" stroked="f"/>
+          <v:rect id="_x0000_i1026" style="width:0;height:0" o:hralign="center" o:hrstd="t" o:hr="t" fillcolor="#a0a0a0" stroked="f"/>
         </w:pict>
       </w:r>
     </w:p>
@@ -4274,7 +4274,7 @@
       </w:pPr>
       <w:r>
         <w:pict w14:anchorId="6B53245E">
-          <v:rect id="_x0000_i1057" style="width:0;height:0" o:hralign="center" o:hrstd="t" o:hr="t" fillcolor="#a0a0a0" stroked="f"/>
+          <v:rect id="_x0000_i1027" style="width:0;height:0" o:hralign="center" o:hrstd="t" o:hr="t" fillcolor="#a0a0a0" stroked="f"/>
         </w:pict>
       </w:r>
     </w:p>
@@ -4561,7 +4561,7 @@
       </w:pPr>
       <w:r>
         <w:pict w14:anchorId="6FA71A3D">
-          <v:rect id="_x0000_i1058" style="width:0;height:0" o:hralign="center" o:hrstd="t" o:hr="t" fillcolor="#a0a0a0" stroked="f"/>
+          <v:rect id="_x0000_i1028" style="width:0;height:0" o:hralign="center" o:hrstd="t" o:hr="t" fillcolor="#a0a0a0" stroked="f"/>
         </w:pict>
       </w:r>
     </w:p>
@@ -5249,7 +5249,7 @@
       </w:pPr>
       <w:r>
         <w:pict w14:anchorId="78A68C2B">
-          <v:rect id="_x0000_i1059" style="width:0;height:0" o:hralign="center" o:hrstd="t" o:hr="t" fillcolor="#a0a0a0" stroked="f"/>
+          <v:rect id="_x0000_i1029" style="width:0;height:0" o:hralign="center" o:hrstd="t" o:hr="t" fillcolor="#a0a0a0" stroked="f"/>
         </w:pict>
       </w:r>
     </w:p>
@@ -5473,6 +5473,257 @@
       <w:pPr>
         <w:spacing w:after="0" w:line="240" w:lineRule="auto"/>
       </w:pPr>
+    </w:p>
+    <w:p>
+      <w:pPr>
+        <w:pBdr>
+          <w:bottom w:val="single" w:sz="6" w:space="1" w:color="auto"/>
+        </w:pBdr>
+        <w:spacing w:after="0" w:line="240" w:lineRule="auto"/>
+      </w:pPr>
+    </w:p>
+    <w:p>
+      <w:pPr>
+        <w:spacing w:after="0" w:line="240" w:lineRule="auto"/>
+      </w:pPr>
+    </w:p>
+    <w:p>
+      <w:pPr>
+        <w:spacing w:after="0" w:line="240" w:lineRule="auto"/>
+      </w:pPr>
+      <w:r>
+        <w:t>el Paso 2: Datos Maestros incluye:</w:t>
+      </w:r>
+    </w:p>
+    <w:p>
+      <w:pPr>
+        <w:spacing w:after="0" w:line="240" w:lineRule="auto"/>
+      </w:pPr>
+      <w:proofErr w:type="spellStart"/>
+      <w:r>
+        <w:rPr>
+          <w:b/>
+          <w:bCs/>
+        </w:rPr>
+        <w:t>Backend</w:t>
+      </w:r>
+      <w:proofErr w:type="spellEnd"/>
+      <w:r>
+        <w:rPr>
+          <w:b/>
+          <w:bCs/>
+        </w:rPr>
+        <w:t xml:space="preserve"> (Laravel):</w:t>
+      </w:r>
+    </w:p>
+    <w:p>
+      <w:pPr>
+        <w:numPr>
+          <w:ilvl w:val="0"/>
+          <w:numId w:val="49"/>
+        </w:numPr>
+        <w:spacing w:after="0" w:line="240" w:lineRule="auto"/>
+      </w:pPr>
+      <w:proofErr w:type="spellStart"/>
+      <w:r>
+        <w:t>PersonaController.php</w:t>
+      </w:r>
+      <w:proofErr w:type="spellEnd"/>
+    </w:p>
+    <w:p>
+      <w:pPr>
+        <w:numPr>
+          <w:ilvl w:val="0"/>
+          <w:numId w:val="49"/>
+        </w:numPr>
+        <w:spacing w:after="0" w:line="240" w:lineRule="auto"/>
+      </w:pPr>
+      <w:proofErr w:type="spellStart"/>
+      <w:r>
+        <w:t>GrupoFamiliarController.php</w:t>
+      </w:r>
+      <w:proofErr w:type="spellEnd"/>
+    </w:p>
+    <w:p>
+      <w:pPr>
+        <w:numPr>
+          <w:ilvl w:val="0"/>
+          <w:numId w:val="49"/>
+        </w:numPr>
+        <w:spacing w:after="0" w:line="240" w:lineRule="auto"/>
+      </w:pPr>
+      <w:proofErr w:type="spellStart"/>
+      <w:r>
+        <w:t>EmisorController.php</w:t>
+      </w:r>
+      <w:proofErr w:type="spellEnd"/>
+    </w:p>
+    <w:p>
+      <w:pPr>
+        <w:numPr>
+          <w:ilvl w:val="0"/>
+          <w:numId w:val="49"/>
+        </w:numPr>
+        <w:spacing w:after="0" w:line="240" w:lineRule="auto"/>
+      </w:pPr>
+      <w:proofErr w:type="spellStart"/>
+      <w:r>
+        <w:t>InstrumentoController.php</w:t>
+      </w:r>
+      <w:proofErr w:type="spellEnd"/>
+    </w:p>
+    <w:p>
+      <w:pPr>
+        <w:spacing w:after="0" w:line="240" w:lineRule="auto"/>
+      </w:pPr>
+      <w:proofErr w:type="spellStart"/>
+      <w:r>
+        <w:rPr>
+          <w:b/>
+          <w:bCs/>
+        </w:rPr>
+        <w:t>Frontend</w:t>
+      </w:r>
+      <w:proofErr w:type="spellEnd"/>
+      <w:r>
+        <w:rPr>
+          <w:b/>
+          <w:bCs/>
+        </w:rPr>
+        <w:t xml:space="preserve"> (Angular):</w:t>
+      </w:r>
+    </w:p>
+    <w:p>
+      <w:pPr>
+        <w:numPr>
+          <w:ilvl w:val="0"/>
+          <w:numId w:val="50"/>
+        </w:numPr>
+        <w:spacing w:after="0" w:line="240" w:lineRule="auto"/>
+      </w:pPr>
+      <w:r>
+        <w:t>personas/ - CRUD personas</w:t>
+      </w:r>
+    </w:p>
+    <w:p>
+      <w:pPr>
+        <w:numPr>
+          <w:ilvl w:val="0"/>
+          <w:numId w:val="50"/>
+        </w:numPr>
+        <w:spacing w:after="0" w:line="240" w:lineRule="auto"/>
+      </w:pPr>
+      <w:r>
+        <w:t>grupos-familiares/ - CRUD grupos</w:t>
+      </w:r>
+    </w:p>
+    <w:p>
+      <w:pPr>
+        <w:numPr>
+          <w:ilvl w:val="0"/>
+          <w:numId w:val="50"/>
+        </w:numPr>
+        <w:spacing w:after="0" w:line="240" w:lineRule="auto"/>
+      </w:pPr>
+      <w:r>
+        <w:t>emisores/ - CRUD emisores</w:t>
+      </w:r>
+    </w:p>
+    <w:p>
+      <w:pPr>
+        <w:numPr>
+          <w:ilvl w:val="0"/>
+          <w:numId w:val="50"/>
+        </w:numPr>
+        <w:spacing w:after="0" w:line="240" w:lineRule="auto"/>
+      </w:pPr>
+      <w:r>
+        <w:t>instrumentos/ - CRUD instrumentos</w:t>
+      </w:r>
+    </w:p>
+    <w:p>
+      <w:pPr>
+        <w:spacing w:after="0" w:line="240" w:lineRule="auto"/>
+      </w:pPr>
+      <w:r>
+        <w:t>Mi recomendación es seguir el mismo enfoque que usamos con catálogos:</w:t>
+      </w:r>
+    </w:p>
+    <w:p>
+      <w:pPr>
+        <w:numPr>
+          <w:ilvl w:val="0"/>
+          <w:numId w:val="51"/>
+        </w:numPr>
+        <w:spacing w:after="0" w:line="240" w:lineRule="auto"/>
+      </w:pPr>
+      <w:r>
+        <w:t xml:space="preserve">Crear los controladores en el </w:t>
+      </w:r>
+      <w:proofErr w:type="spellStart"/>
+      <w:r>
+        <w:t>backend</w:t>
+      </w:r>
+      <w:proofErr w:type="spellEnd"/>
+      <w:r>
+        <w:t xml:space="preserve"> primero</w:t>
+      </w:r>
+    </w:p>
+    <w:p>
+      <w:pPr>
+        <w:numPr>
+          <w:ilvl w:val="0"/>
+          <w:numId w:val="51"/>
+        </w:numPr>
+        <w:spacing w:after="0" w:line="240" w:lineRule="auto"/>
+      </w:pPr>
+      <w:r>
+        <w:t xml:space="preserve">Luego crear los componentes en el </w:t>
+      </w:r>
+      <w:proofErr w:type="spellStart"/>
+      <w:r>
+        <w:t>frontend</w:t>
+      </w:r>
+      <w:proofErr w:type="spellEnd"/>
+    </w:p>
+    <w:p>
+      <w:pPr>
+        <w:spacing w:after="0" w:line="240" w:lineRule="auto"/>
+      </w:pPr>
+      <w:r>
+        <w:t>¿Por cuál entidad prefieres comenzar? Sugiero empezar con </w:t>
+      </w:r>
+      <w:r>
+        <w:rPr>
+          <w:b/>
+          <w:bCs/>
+        </w:rPr>
+        <w:t>Persona</w:t>
+      </w:r>
+      <w:r>
+        <w:t xml:space="preserve"> ya que es la base para </w:t>
+      </w:r>
+      <w:proofErr w:type="spellStart"/>
+      <w:r>
+        <w:t>GrupoFamiliar</w:t>
+      </w:r>
+      <w:proofErr w:type="spellEnd"/>
+      <w:r>
+        <w:t xml:space="preserve"> (los grupos están compuestos por personas). ¿Estás de acuerdo?</w:t>
+      </w:r>
+    </w:p>
+    <w:p>
+      <w:pPr>
+        <w:spacing w:after="0" w:line="240" w:lineRule="auto"/>
+      </w:pPr>
+    </w:p>
+    <w:p>
+      <w:pPr>
+        <w:spacing w:after="0" w:line="240" w:lineRule="auto"/>
+      </w:pPr>
+      <w:r>
+        <w:t>Si de acuerdo</w:t>
+      </w:r>
     </w:p>
     <w:sectPr>
       <w:pgSz w:w="11906" w:h="16838"/>
@@ -5863,6 +6114,155 @@
     </w:lvl>
   </w:abstractNum>
   <w:abstractNum w:abstractNumId="3" w15:restartNumberingAfterBreak="0">
+    <w:nsid w:val="0AE6547E"/>
+    <w:multiLevelType w:val="multilevel"/>
+    <w:tmpl w:val="6846A23A"/>
+    <w:lvl w:ilvl="0">
+      <w:start w:val="1"/>
+      <w:numFmt w:val="bullet"/>
+      <w:lvlText w:val=""/>
+      <w:lvlJc w:val="left"/>
+      <w:pPr>
+        <w:tabs>
+          <w:tab w:val="num" w:pos="720"/>
+        </w:tabs>
+        <w:ind w:left="720" w:hanging="360"/>
+      </w:pPr>
+      <w:rPr>
+        <w:rFonts w:ascii="Symbol" w:hAnsi="Symbol" w:hint="default"/>
+        <w:sz w:val="20"/>
+      </w:rPr>
+    </w:lvl>
+    <w:lvl w:ilvl="1" w:tentative="1">
+      <w:start w:val="1"/>
+      <w:numFmt w:val="bullet"/>
+      <w:lvlText w:val=""/>
+      <w:lvlJc w:val="left"/>
+      <w:pPr>
+        <w:tabs>
+          <w:tab w:val="num" w:pos="1440"/>
+        </w:tabs>
+        <w:ind w:left="1440" w:hanging="360"/>
+      </w:pPr>
+      <w:rPr>
+        <w:rFonts w:ascii="Symbol" w:hAnsi="Symbol" w:hint="default"/>
+        <w:sz w:val="20"/>
+      </w:rPr>
+    </w:lvl>
+    <w:lvl w:ilvl="2" w:tentative="1">
+      <w:start w:val="1"/>
+      <w:numFmt w:val="bullet"/>
+      <w:lvlText w:val=""/>
+      <w:lvlJc w:val="left"/>
+      <w:pPr>
+        <w:tabs>
+          <w:tab w:val="num" w:pos="2160"/>
+        </w:tabs>
+        <w:ind w:left="2160" w:hanging="360"/>
+      </w:pPr>
+      <w:rPr>
+        <w:rFonts w:ascii="Symbol" w:hAnsi="Symbol" w:hint="default"/>
+        <w:sz w:val="20"/>
+      </w:rPr>
+    </w:lvl>
+    <w:lvl w:ilvl="3" w:tentative="1">
+      <w:start w:val="1"/>
+      <w:numFmt w:val="bullet"/>
+      <w:lvlText w:val=""/>
+      <w:lvlJc w:val="left"/>
+      <w:pPr>
+        <w:tabs>
+          <w:tab w:val="num" w:pos="2880"/>
+        </w:tabs>
+        <w:ind w:left="2880" w:hanging="360"/>
+      </w:pPr>
+      <w:rPr>
+        <w:rFonts w:ascii="Symbol" w:hAnsi="Symbol" w:hint="default"/>
+        <w:sz w:val="20"/>
+      </w:rPr>
+    </w:lvl>
+    <w:lvl w:ilvl="4" w:tentative="1">
+      <w:start w:val="1"/>
+      <w:numFmt w:val="bullet"/>
+      <w:lvlText w:val=""/>
+      <w:lvlJc w:val="left"/>
+      <w:pPr>
+        <w:tabs>
+          <w:tab w:val="num" w:pos="3600"/>
+        </w:tabs>
+        <w:ind w:left="3600" w:hanging="360"/>
+      </w:pPr>
+      <w:rPr>
+        <w:rFonts w:ascii="Symbol" w:hAnsi="Symbol" w:hint="default"/>
+        <w:sz w:val="20"/>
+      </w:rPr>
+    </w:lvl>
+    <w:lvl w:ilvl="5" w:tentative="1">
+      <w:start w:val="1"/>
+      <w:numFmt w:val="bullet"/>
+      <w:lvlText w:val=""/>
+      <w:lvlJc w:val="left"/>
+      <w:pPr>
+        <w:tabs>
+          <w:tab w:val="num" w:pos="4320"/>
+        </w:tabs>
+        <w:ind w:left="4320" w:hanging="360"/>
+      </w:pPr>
+      <w:rPr>
+        <w:rFonts w:ascii="Symbol" w:hAnsi="Symbol" w:hint="default"/>
+        <w:sz w:val="20"/>
+      </w:rPr>
+    </w:lvl>
+    <w:lvl w:ilvl="6" w:tentative="1">
+      <w:start w:val="1"/>
+      <w:numFmt w:val="bullet"/>
+      <w:lvlText w:val=""/>
+      <w:lvlJc w:val="left"/>
+      <w:pPr>
+        <w:tabs>
+          <w:tab w:val="num" w:pos="5040"/>
+        </w:tabs>
+        <w:ind w:left="5040" w:hanging="360"/>
+      </w:pPr>
+      <w:rPr>
+        <w:rFonts w:ascii="Symbol" w:hAnsi="Symbol" w:hint="default"/>
+        <w:sz w:val="20"/>
+      </w:rPr>
+    </w:lvl>
+    <w:lvl w:ilvl="7" w:tentative="1">
+      <w:start w:val="1"/>
+      <w:numFmt w:val="bullet"/>
+      <w:lvlText w:val=""/>
+      <w:lvlJc w:val="left"/>
+      <w:pPr>
+        <w:tabs>
+          <w:tab w:val="num" w:pos="5760"/>
+        </w:tabs>
+        <w:ind w:left="5760" w:hanging="360"/>
+      </w:pPr>
+      <w:rPr>
+        <w:rFonts w:ascii="Symbol" w:hAnsi="Symbol" w:hint="default"/>
+        <w:sz w:val="20"/>
+      </w:rPr>
+    </w:lvl>
+    <w:lvl w:ilvl="8" w:tentative="1">
+      <w:start w:val="1"/>
+      <w:numFmt w:val="bullet"/>
+      <w:lvlText w:val=""/>
+      <w:lvlJc w:val="left"/>
+      <w:pPr>
+        <w:tabs>
+          <w:tab w:val="num" w:pos="6480"/>
+        </w:tabs>
+        <w:ind w:left="6480" w:hanging="360"/>
+      </w:pPr>
+      <w:rPr>
+        <w:rFonts w:ascii="Symbol" w:hAnsi="Symbol" w:hint="default"/>
+        <w:sz w:val="20"/>
+      </w:rPr>
+    </w:lvl>
+  </w:abstractNum>
+  <w:abstractNum w:abstractNumId="4" w15:restartNumberingAfterBreak="0">
     <w:nsid w:val="0B0318D1"/>
     <w:multiLevelType w:val="multilevel"/>
     <w:tmpl w:val="7A080088"/>
@@ -5975,7 +6375,7 @@
       </w:pPr>
     </w:lvl>
   </w:abstractNum>
-  <w:abstractNum w:abstractNumId="4" w15:restartNumberingAfterBreak="0">
+  <w:abstractNum w:abstractNumId="5" w15:restartNumberingAfterBreak="0">
     <w:nsid w:val="0DAD632A"/>
     <w:multiLevelType w:val="multilevel"/>
     <w:tmpl w:val="268C4BFA"/>
@@ -6124,7 +6524,7 @@
       </w:rPr>
     </w:lvl>
   </w:abstractNum>
-  <w:abstractNum w:abstractNumId="5" w15:restartNumberingAfterBreak="0">
+  <w:abstractNum w:abstractNumId="6" w15:restartNumberingAfterBreak="0">
     <w:nsid w:val="0E5745B8"/>
     <w:multiLevelType w:val="multilevel"/>
     <w:tmpl w:val="AF4A1808"/>
@@ -6237,7 +6637,7 @@
       </w:pPr>
     </w:lvl>
   </w:abstractNum>
-  <w:abstractNum w:abstractNumId="6" w15:restartNumberingAfterBreak="0">
+  <w:abstractNum w:abstractNumId="7" w15:restartNumberingAfterBreak="0">
     <w:nsid w:val="13BF333E"/>
     <w:multiLevelType w:val="multilevel"/>
     <w:tmpl w:val="294CBFC6"/>
@@ -6386,7 +6786,7 @@
       </w:rPr>
     </w:lvl>
   </w:abstractNum>
-  <w:abstractNum w:abstractNumId="7" w15:restartNumberingAfterBreak="0">
+  <w:abstractNum w:abstractNumId="8" w15:restartNumberingAfterBreak="0">
     <w:nsid w:val="14D573BE"/>
     <w:multiLevelType w:val="multilevel"/>
     <w:tmpl w:val="1256E958"/>
@@ -6535,7 +6935,7 @@
       </w:rPr>
     </w:lvl>
   </w:abstractNum>
-  <w:abstractNum w:abstractNumId="8" w15:restartNumberingAfterBreak="0">
+  <w:abstractNum w:abstractNumId="9" w15:restartNumberingAfterBreak="0">
     <w:nsid w:val="14D73988"/>
     <w:multiLevelType w:val="multilevel"/>
     <w:tmpl w:val="2012C62A"/>
@@ -6621,7 +7021,7 @@
       </w:pPr>
     </w:lvl>
   </w:abstractNum>
-  <w:abstractNum w:abstractNumId="9" w15:restartNumberingAfterBreak="0">
+  <w:abstractNum w:abstractNumId="10" w15:restartNumberingAfterBreak="0">
     <w:nsid w:val="1A34041A"/>
     <w:multiLevelType w:val="multilevel"/>
     <w:tmpl w:val="1FF45668"/>
@@ -6770,7 +7170,7 @@
       </w:rPr>
     </w:lvl>
   </w:abstractNum>
-  <w:abstractNum w:abstractNumId="10" w15:restartNumberingAfterBreak="0">
+  <w:abstractNum w:abstractNumId="11" w15:restartNumberingAfterBreak="0">
     <w:nsid w:val="1AA600F3"/>
     <w:multiLevelType w:val="multilevel"/>
     <w:tmpl w:val="AD5E5BBC"/>
@@ -6858,7 +7258,7 @@
       </w:pPr>
     </w:lvl>
   </w:abstractNum>
-  <w:abstractNum w:abstractNumId="11" w15:restartNumberingAfterBreak="0">
+  <w:abstractNum w:abstractNumId="12" w15:restartNumberingAfterBreak="0">
     <w:nsid w:val="23CE53C7"/>
     <w:multiLevelType w:val="multilevel"/>
     <w:tmpl w:val="667879D4"/>
@@ -6971,7 +7371,156 @@
       </w:pPr>
     </w:lvl>
   </w:abstractNum>
-  <w:abstractNum w:abstractNumId="12" w15:restartNumberingAfterBreak="0">
+  <w:abstractNum w:abstractNumId="13" w15:restartNumberingAfterBreak="0">
+    <w:nsid w:val="278559B4"/>
+    <w:multiLevelType w:val="multilevel"/>
+    <w:tmpl w:val="3368A96E"/>
+    <w:lvl w:ilvl="0">
+      <w:start w:val="1"/>
+      <w:numFmt w:val="bullet"/>
+      <w:lvlText w:val=""/>
+      <w:lvlJc w:val="left"/>
+      <w:pPr>
+        <w:tabs>
+          <w:tab w:val="num" w:pos="720"/>
+        </w:tabs>
+        <w:ind w:left="720" w:hanging="360"/>
+      </w:pPr>
+      <w:rPr>
+        <w:rFonts w:ascii="Symbol" w:hAnsi="Symbol" w:hint="default"/>
+        <w:sz w:val="20"/>
+      </w:rPr>
+    </w:lvl>
+    <w:lvl w:ilvl="1" w:tentative="1">
+      <w:start w:val="1"/>
+      <w:numFmt w:val="bullet"/>
+      <w:lvlText w:val=""/>
+      <w:lvlJc w:val="left"/>
+      <w:pPr>
+        <w:tabs>
+          <w:tab w:val="num" w:pos="1440"/>
+        </w:tabs>
+        <w:ind w:left="1440" w:hanging="360"/>
+      </w:pPr>
+      <w:rPr>
+        <w:rFonts w:ascii="Symbol" w:hAnsi="Symbol" w:hint="default"/>
+        <w:sz w:val="20"/>
+      </w:rPr>
+    </w:lvl>
+    <w:lvl w:ilvl="2" w:tentative="1">
+      <w:start w:val="1"/>
+      <w:numFmt w:val="bullet"/>
+      <w:lvlText w:val=""/>
+      <w:lvlJc w:val="left"/>
+      <w:pPr>
+        <w:tabs>
+          <w:tab w:val="num" w:pos="2160"/>
+        </w:tabs>
+        <w:ind w:left="2160" w:hanging="360"/>
+      </w:pPr>
+      <w:rPr>
+        <w:rFonts w:ascii="Symbol" w:hAnsi="Symbol" w:hint="default"/>
+        <w:sz w:val="20"/>
+      </w:rPr>
+    </w:lvl>
+    <w:lvl w:ilvl="3" w:tentative="1">
+      <w:start w:val="1"/>
+      <w:numFmt w:val="bullet"/>
+      <w:lvlText w:val=""/>
+      <w:lvlJc w:val="left"/>
+      <w:pPr>
+        <w:tabs>
+          <w:tab w:val="num" w:pos="2880"/>
+        </w:tabs>
+        <w:ind w:left="2880" w:hanging="360"/>
+      </w:pPr>
+      <w:rPr>
+        <w:rFonts w:ascii="Symbol" w:hAnsi="Symbol" w:hint="default"/>
+        <w:sz w:val="20"/>
+      </w:rPr>
+    </w:lvl>
+    <w:lvl w:ilvl="4" w:tentative="1">
+      <w:start w:val="1"/>
+      <w:numFmt w:val="bullet"/>
+      <w:lvlText w:val=""/>
+      <w:lvlJc w:val="left"/>
+      <w:pPr>
+        <w:tabs>
+          <w:tab w:val="num" w:pos="3600"/>
+        </w:tabs>
+        <w:ind w:left="3600" w:hanging="360"/>
+      </w:pPr>
+      <w:rPr>
+        <w:rFonts w:ascii="Symbol" w:hAnsi="Symbol" w:hint="default"/>
+        <w:sz w:val="20"/>
+      </w:rPr>
+    </w:lvl>
+    <w:lvl w:ilvl="5" w:tentative="1">
+      <w:start w:val="1"/>
+      <w:numFmt w:val="bullet"/>
+      <w:lvlText w:val=""/>
+      <w:lvlJc w:val="left"/>
+      <w:pPr>
+        <w:tabs>
+          <w:tab w:val="num" w:pos="4320"/>
+        </w:tabs>
+        <w:ind w:left="4320" w:hanging="360"/>
+      </w:pPr>
+      <w:rPr>
+        <w:rFonts w:ascii="Symbol" w:hAnsi="Symbol" w:hint="default"/>
+        <w:sz w:val="20"/>
+      </w:rPr>
+    </w:lvl>
+    <w:lvl w:ilvl="6" w:tentative="1">
+      <w:start w:val="1"/>
+      <w:numFmt w:val="bullet"/>
+      <w:lvlText w:val=""/>
+      <w:lvlJc w:val="left"/>
+      <w:pPr>
+        <w:tabs>
+          <w:tab w:val="num" w:pos="5040"/>
+        </w:tabs>
+        <w:ind w:left="5040" w:hanging="360"/>
+      </w:pPr>
+      <w:rPr>
+        <w:rFonts w:ascii="Symbol" w:hAnsi="Symbol" w:hint="default"/>
+        <w:sz w:val="20"/>
+      </w:rPr>
+    </w:lvl>
+    <w:lvl w:ilvl="7" w:tentative="1">
+      <w:start w:val="1"/>
+      <w:numFmt w:val="bullet"/>
+      <w:lvlText w:val=""/>
+      <w:lvlJc w:val="left"/>
+      <w:pPr>
+        <w:tabs>
+          <w:tab w:val="num" w:pos="5760"/>
+        </w:tabs>
+        <w:ind w:left="5760" w:hanging="360"/>
+      </w:pPr>
+      <w:rPr>
+        <w:rFonts w:ascii="Symbol" w:hAnsi="Symbol" w:hint="default"/>
+        <w:sz w:val="20"/>
+      </w:rPr>
+    </w:lvl>
+    <w:lvl w:ilvl="8" w:tentative="1">
+      <w:start w:val="1"/>
+      <w:numFmt w:val="bullet"/>
+      <w:lvlText w:val=""/>
+      <w:lvlJc w:val="left"/>
+      <w:pPr>
+        <w:tabs>
+          <w:tab w:val="num" w:pos="6480"/>
+        </w:tabs>
+        <w:ind w:left="6480" w:hanging="360"/>
+      </w:pPr>
+      <w:rPr>
+        <w:rFonts w:ascii="Symbol" w:hAnsi="Symbol" w:hint="default"/>
+        <w:sz w:val="20"/>
+      </w:rPr>
+    </w:lvl>
+  </w:abstractNum>
+  <w:abstractNum w:abstractNumId="14" w15:restartNumberingAfterBreak="0">
     <w:nsid w:val="2B29706E"/>
     <w:multiLevelType w:val="multilevel"/>
     <w:tmpl w:val="EC0E537E"/>
@@ -7084,7 +7633,7 @@
       </w:pPr>
     </w:lvl>
   </w:abstractNum>
-  <w:abstractNum w:abstractNumId="13" w15:restartNumberingAfterBreak="0">
+  <w:abstractNum w:abstractNumId="15" w15:restartNumberingAfterBreak="0">
     <w:nsid w:val="2EBD3824"/>
     <w:multiLevelType w:val="multilevel"/>
     <w:tmpl w:val="FF2E27D4"/>
@@ -7233,7 +7782,120 @@
       </w:rPr>
     </w:lvl>
   </w:abstractNum>
-  <w:abstractNum w:abstractNumId="14" w15:restartNumberingAfterBreak="0">
+  <w:abstractNum w:abstractNumId="16" w15:restartNumberingAfterBreak="0">
+    <w:nsid w:val="304C1262"/>
+    <w:multiLevelType w:val="multilevel"/>
+    <w:tmpl w:val="BC2C63D2"/>
+    <w:lvl w:ilvl="0">
+      <w:start w:val="1"/>
+      <w:numFmt w:val="decimal"/>
+      <w:lvlText w:val="%1."/>
+      <w:lvlJc w:val="left"/>
+      <w:pPr>
+        <w:tabs>
+          <w:tab w:val="num" w:pos="720"/>
+        </w:tabs>
+        <w:ind w:left="720" w:hanging="360"/>
+      </w:pPr>
+    </w:lvl>
+    <w:lvl w:ilvl="1" w:tentative="1">
+      <w:start w:val="1"/>
+      <w:numFmt w:val="decimal"/>
+      <w:lvlText w:val="%2."/>
+      <w:lvlJc w:val="left"/>
+      <w:pPr>
+        <w:tabs>
+          <w:tab w:val="num" w:pos="1440"/>
+        </w:tabs>
+        <w:ind w:left="1440" w:hanging="360"/>
+      </w:pPr>
+    </w:lvl>
+    <w:lvl w:ilvl="2" w:tentative="1">
+      <w:start w:val="1"/>
+      <w:numFmt w:val="decimal"/>
+      <w:lvlText w:val="%3."/>
+      <w:lvlJc w:val="left"/>
+      <w:pPr>
+        <w:tabs>
+          <w:tab w:val="num" w:pos="2160"/>
+        </w:tabs>
+        <w:ind w:left="2160" w:hanging="360"/>
+      </w:pPr>
+    </w:lvl>
+    <w:lvl w:ilvl="3" w:tentative="1">
+      <w:start w:val="1"/>
+      <w:numFmt w:val="decimal"/>
+      <w:lvlText w:val="%4."/>
+      <w:lvlJc w:val="left"/>
+      <w:pPr>
+        <w:tabs>
+          <w:tab w:val="num" w:pos="2880"/>
+        </w:tabs>
+        <w:ind w:left="2880" w:hanging="360"/>
+      </w:pPr>
+    </w:lvl>
+    <w:lvl w:ilvl="4" w:tentative="1">
+      <w:start w:val="1"/>
+      <w:numFmt w:val="decimal"/>
+      <w:lvlText w:val="%5."/>
+      <w:lvlJc w:val="left"/>
+      <w:pPr>
+        <w:tabs>
+          <w:tab w:val="num" w:pos="3600"/>
+        </w:tabs>
+        <w:ind w:left="3600" w:hanging="360"/>
+      </w:pPr>
+    </w:lvl>
+    <w:lvl w:ilvl="5" w:tentative="1">
+      <w:start w:val="1"/>
+      <w:numFmt w:val="decimal"/>
+      <w:lvlText w:val="%6."/>
+      <w:lvlJc w:val="left"/>
+      <w:pPr>
+        <w:tabs>
+          <w:tab w:val="num" w:pos="4320"/>
+        </w:tabs>
+        <w:ind w:left="4320" w:hanging="360"/>
+      </w:pPr>
+    </w:lvl>
+    <w:lvl w:ilvl="6" w:tentative="1">
+      <w:start w:val="1"/>
+      <w:numFmt w:val="decimal"/>
+      <w:lvlText w:val="%7."/>
+      <w:lvlJc w:val="left"/>
+      <w:pPr>
+        <w:tabs>
+          <w:tab w:val="num" w:pos="5040"/>
+        </w:tabs>
+        <w:ind w:left="5040" w:hanging="360"/>
+      </w:pPr>
+    </w:lvl>
+    <w:lvl w:ilvl="7" w:tentative="1">
+      <w:start w:val="1"/>
+      <w:numFmt w:val="decimal"/>
+      <w:lvlText w:val="%8."/>
+      <w:lvlJc w:val="left"/>
+      <w:pPr>
+        <w:tabs>
+          <w:tab w:val="num" w:pos="5760"/>
+        </w:tabs>
+        <w:ind w:left="5760" w:hanging="360"/>
+      </w:pPr>
+    </w:lvl>
+    <w:lvl w:ilvl="8" w:tentative="1">
+      <w:start w:val="1"/>
+      <w:numFmt w:val="decimal"/>
+      <w:lvlText w:val="%9."/>
+      <w:lvlJc w:val="left"/>
+      <w:pPr>
+        <w:tabs>
+          <w:tab w:val="num" w:pos="6480"/>
+        </w:tabs>
+        <w:ind w:left="6480" w:hanging="360"/>
+      </w:pPr>
+    </w:lvl>
+  </w:abstractNum>
+  <w:abstractNum w:abstractNumId="17" w15:restartNumberingAfterBreak="0">
     <w:nsid w:val="30B977EC"/>
     <w:multiLevelType w:val="multilevel"/>
     <w:tmpl w:val="159A3530"/>
@@ -7319,7 +7981,7 @@
       </w:pPr>
     </w:lvl>
   </w:abstractNum>
-  <w:abstractNum w:abstractNumId="15" w15:restartNumberingAfterBreak="0">
+  <w:abstractNum w:abstractNumId="18" w15:restartNumberingAfterBreak="0">
     <w:nsid w:val="327C0F1F"/>
     <w:multiLevelType w:val="multilevel"/>
     <w:tmpl w:val="78D28CD2"/>
@@ -7436,7 +8098,7 @@
       </w:pPr>
     </w:lvl>
   </w:abstractNum>
-  <w:abstractNum w:abstractNumId="16" w15:restartNumberingAfterBreak="0">
+  <w:abstractNum w:abstractNumId="19" w15:restartNumberingAfterBreak="0">
     <w:nsid w:val="36E36430"/>
     <w:multiLevelType w:val="multilevel"/>
     <w:tmpl w:val="B27E1E5C"/>
@@ -7585,7 +8247,7 @@
       </w:rPr>
     </w:lvl>
   </w:abstractNum>
-  <w:abstractNum w:abstractNumId="17" w15:restartNumberingAfterBreak="0">
+  <w:abstractNum w:abstractNumId="20" w15:restartNumberingAfterBreak="0">
     <w:nsid w:val="3944229B"/>
     <w:multiLevelType w:val="multilevel"/>
     <w:tmpl w:val="B16CF786"/>
@@ -7698,7 +8360,7 @@
       </w:pPr>
     </w:lvl>
   </w:abstractNum>
-  <w:abstractNum w:abstractNumId="18" w15:restartNumberingAfterBreak="0">
+  <w:abstractNum w:abstractNumId="21" w15:restartNumberingAfterBreak="0">
     <w:nsid w:val="3AA05221"/>
     <w:multiLevelType w:val="multilevel"/>
     <w:tmpl w:val="057CAD90"/>
@@ -7811,7 +8473,7 @@
       </w:pPr>
     </w:lvl>
   </w:abstractNum>
-  <w:abstractNum w:abstractNumId="19" w15:restartNumberingAfterBreak="0">
+  <w:abstractNum w:abstractNumId="22" w15:restartNumberingAfterBreak="0">
     <w:nsid w:val="3CBB1D0D"/>
     <w:multiLevelType w:val="multilevel"/>
     <w:tmpl w:val="77F8F694"/>
@@ -7960,7 +8622,7 @@
       </w:rPr>
     </w:lvl>
   </w:abstractNum>
-  <w:abstractNum w:abstractNumId="20" w15:restartNumberingAfterBreak="0">
+  <w:abstractNum w:abstractNumId="23" w15:restartNumberingAfterBreak="0">
     <w:nsid w:val="3E7A129E"/>
     <w:multiLevelType w:val="multilevel"/>
     <w:tmpl w:val="F294C722"/>
@@ -8073,7 +8735,7 @@
       </w:pPr>
     </w:lvl>
   </w:abstractNum>
-  <w:abstractNum w:abstractNumId="21" w15:restartNumberingAfterBreak="0">
+  <w:abstractNum w:abstractNumId="24" w15:restartNumberingAfterBreak="0">
     <w:nsid w:val="4B4F68E1"/>
     <w:multiLevelType w:val="multilevel"/>
     <w:tmpl w:val="B1E64690"/>
@@ -8222,7 +8884,7 @@
       </w:rPr>
     </w:lvl>
   </w:abstractNum>
-  <w:abstractNum w:abstractNumId="22" w15:restartNumberingAfterBreak="0">
+  <w:abstractNum w:abstractNumId="25" w15:restartNumberingAfterBreak="0">
     <w:nsid w:val="4B97274B"/>
     <w:multiLevelType w:val="multilevel"/>
     <w:tmpl w:val="510EE886"/>
@@ -8371,7 +9033,7 @@
       </w:rPr>
     </w:lvl>
   </w:abstractNum>
-  <w:abstractNum w:abstractNumId="23" w15:restartNumberingAfterBreak="0">
+  <w:abstractNum w:abstractNumId="26" w15:restartNumberingAfterBreak="0">
     <w:nsid w:val="52887E87"/>
     <w:multiLevelType w:val="multilevel"/>
     <w:tmpl w:val="B64871D6"/>
@@ -8484,7 +9146,7 @@
       </w:pPr>
     </w:lvl>
   </w:abstractNum>
-  <w:abstractNum w:abstractNumId="24" w15:restartNumberingAfterBreak="0">
+  <w:abstractNum w:abstractNumId="27" w15:restartNumberingAfterBreak="0">
     <w:nsid w:val="53D018E9"/>
     <w:multiLevelType w:val="multilevel"/>
     <w:tmpl w:val="C082F168"/>
@@ -8570,7 +9232,7 @@
       </w:pPr>
     </w:lvl>
   </w:abstractNum>
-  <w:abstractNum w:abstractNumId="25" w15:restartNumberingAfterBreak="0">
+  <w:abstractNum w:abstractNumId="28" w15:restartNumberingAfterBreak="0">
     <w:nsid w:val="59CD5DA7"/>
     <w:multiLevelType w:val="multilevel"/>
     <w:tmpl w:val="206C4B6E"/>
@@ -8683,7 +9345,7 @@
       </w:pPr>
     </w:lvl>
   </w:abstractNum>
-  <w:abstractNum w:abstractNumId="26" w15:restartNumberingAfterBreak="0">
+  <w:abstractNum w:abstractNumId="29" w15:restartNumberingAfterBreak="0">
     <w:nsid w:val="59EB4366"/>
     <w:multiLevelType w:val="multilevel"/>
     <w:tmpl w:val="A140AF52"/>
@@ -8832,7 +9494,7 @@
       </w:rPr>
     </w:lvl>
   </w:abstractNum>
-  <w:abstractNum w:abstractNumId="27" w15:restartNumberingAfterBreak="0">
+  <w:abstractNum w:abstractNumId="30" w15:restartNumberingAfterBreak="0">
     <w:nsid w:val="606A128E"/>
     <w:multiLevelType w:val="multilevel"/>
     <w:tmpl w:val="27A40982"/>
@@ -8945,7 +9607,7 @@
       </w:pPr>
     </w:lvl>
   </w:abstractNum>
-  <w:abstractNum w:abstractNumId="28" w15:restartNumberingAfterBreak="0">
+  <w:abstractNum w:abstractNumId="31" w15:restartNumberingAfterBreak="0">
     <w:nsid w:val="60EA4256"/>
     <w:multiLevelType w:val="multilevel"/>
     <w:tmpl w:val="3460AD88"/>
@@ -9094,7 +9756,7 @@
       </w:rPr>
     </w:lvl>
   </w:abstractNum>
-  <w:abstractNum w:abstractNumId="29" w15:restartNumberingAfterBreak="0">
+  <w:abstractNum w:abstractNumId="32" w15:restartNumberingAfterBreak="0">
     <w:nsid w:val="63CE2007"/>
     <w:multiLevelType w:val="multilevel"/>
     <w:tmpl w:val="DB36306E"/>
@@ -9243,7 +9905,7 @@
       </w:rPr>
     </w:lvl>
   </w:abstractNum>
-  <w:abstractNum w:abstractNumId="30" w15:restartNumberingAfterBreak="0">
+  <w:abstractNum w:abstractNumId="33" w15:restartNumberingAfterBreak="0">
     <w:nsid w:val="646B3AEC"/>
     <w:multiLevelType w:val="multilevel"/>
     <w:tmpl w:val="40289B9C"/>
@@ -9392,7 +10054,7 @@
       </w:rPr>
     </w:lvl>
   </w:abstractNum>
-  <w:abstractNum w:abstractNumId="31" w15:restartNumberingAfterBreak="0">
+  <w:abstractNum w:abstractNumId="34" w15:restartNumberingAfterBreak="0">
     <w:nsid w:val="66E942C2"/>
     <w:multiLevelType w:val="multilevel"/>
     <w:tmpl w:val="855CC1A4"/>
@@ -9541,7 +10203,7 @@
       </w:rPr>
     </w:lvl>
   </w:abstractNum>
-  <w:abstractNum w:abstractNumId="32" w15:restartNumberingAfterBreak="0">
+  <w:abstractNum w:abstractNumId="35" w15:restartNumberingAfterBreak="0">
     <w:nsid w:val="68997961"/>
     <w:multiLevelType w:val="multilevel"/>
     <w:tmpl w:val="A2EA5AD4"/>
@@ -9627,7 +10289,7 @@
       </w:pPr>
     </w:lvl>
   </w:abstractNum>
-  <w:abstractNum w:abstractNumId="33" w15:restartNumberingAfterBreak="0">
+  <w:abstractNum w:abstractNumId="36" w15:restartNumberingAfterBreak="0">
     <w:nsid w:val="6A2E2E53"/>
     <w:multiLevelType w:val="multilevel"/>
     <w:tmpl w:val="9990B534"/>
@@ -9713,7 +10375,7 @@
       </w:pPr>
     </w:lvl>
   </w:abstractNum>
-  <w:abstractNum w:abstractNumId="34" w15:restartNumberingAfterBreak="0">
+  <w:abstractNum w:abstractNumId="37" w15:restartNumberingAfterBreak="0">
     <w:nsid w:val="6B0D2D62"/>
     <w:multiLevelType w:val="multilevel"/>
     <w:tmpl w:val="6DF82B7C"/>
@@ -9826,7 +10488,7 @@
       </w:pPr>
     </w:lvl>
   </w:abstractNum>
-  <w:abstractNum w:abstractNumId="35" w15:restartNumberingAfterBreak="0">
+  <w:abstractNum w:abstractNumId="38" w15:restartNumberingAfterBreak="0">
     <w:nsid w:val="6BEB5902"/>
     <w:multiLevelType w:val="multilevel"/>
     <w:tmpl w:val="DC08DE0E"/>
@@ -9975,7 +10637,7 @@
       </w:rPr>
     </w:lvl>
   </w:abstractNum>
-  <w:abstractNum w:abstractNumId="36" w15:restartNumberingAfterBreak="0">
+  <w:abstractNum w:abstractNumId="39" w15:restartNumberingAfterBreak="0">
     <w:nsid w:val="6FF6017B"/>
     <w:multiLevelType w:val="multilevel"/>
     <w:tmpl w:val="0ECAB75C"/>
@@ -10124,7 +10786,7 @@
       </w:rPr>
     </w:lvl>
   </w:abstractNum>
-  <w:abstractNum w:abstractNumId="37" w15:restartNumberingAfterBreak="0">
+  <w:abstractNum w:abstractNumId="40" w15:restartNumberingAfterBreak="0">
     <w:nsid w:val="71703412"/>
     <w:multiLevelType w:val="multilevel"/>
     <w:tmpl w:val="8272B990"/>
@@ -10241,7 +10903,7 @@
       </w:pPr>
     </w:lvl>
   </w:abstractNum>
-  <w:abstractNum w:abstractNumId="38" w15:restartNumberingAfterBreak="0">
+  <w:abstractNum w:abstractNumId="41" w15:restartNumberingAfterBreak="0">
     <w:nsid w:val="767F2668"/>
     <w:multiLevelType w:val="multilevel"/>
     <w:tmpl w:val="21727A62"/>
@@ -10390,7 +11052,7 @@
       </w:rPr>
     </w:lvl>
   </w:abstractNum>
-  <w:abstractNum w:abstractNumId="39" w15:restartNumberingAfterBreak="0">
+  <w:abstractNum w:abstractNumId="42" w15:restartNumberingAfterBreak="0">
     <w:nsid w:val="77E85D3D"/>
     <w:multiLevelType w:val="multilevel"/>
     <w:tmpl w:val="5E2E9860"/>
@@ -10503,7 +11165,7 @@
       </w:pPr>
     </w:lvl>
   </w:abstractNum>
-  <w:abstractNum w:abstractNumId="40" w15:restartNumberingAfterBreak="0">
+  <w:abstractNum w:abstractNumId="43" w15:restartNumberingAfterBreak="0">
     <w:nsid w:val="78047FE7"/>
     <w:multiLevelType w:val="multilevel"/>
     <w:tmpl w:val="095ECB90"/>
@@ -10652,7 +11314,7 @@
       </w:rPr>
     </w:lvl>
   </w:abstractNum>
-  <w:abstractNum w:abstractNumId="41" w15:restartNumberingAfterBreak="0">
+  <w:abstractNum w:abstractNumId="44" w15:restartNumberingAfterBreak="0">
     <w:nsid w:val="7A63723F"/>
     <w:multiLevelType w:val="multilevel"/>
     <w:tmpl w:val="7CC2955C"/>
@@ -10765,7 +11427,7 @@
       </w:pPr>
     </w:lvl>
   </w:abstractNum>
-  <w:abstractNum w:abstractNumId="42" w15:restartNumberingAfterBreak="0">
+  <w:abstractNum w:abstractNumId="45" w15:restartNumberingAfterBreak="0">
     <w:nsid w:val="7D550074"/>
     <w:multiLevelType w:val="multilevel"/>
     <w:tmpl w:val="2AAEB2E6"/>
@@ -10878,7 +11540,7 @@
       </w:pPr>
     </w:lvl>
   </w:abstractNum>
-  <w:abstractNum w:abstractNumId="43" w15:restartNumberingAfterBreak="0">
+  <w:abstractNum w:abstractNumId="46" w15:restartNumberingAfterBreak="0">
     <w:nsid w:val="7DAC78E6"/>
     <w:multiLevelType w:val="multilevel"/>
     <w:tmpl w:val="9F9A87E2"/>
@@ -11027,7 +11689,7 @@
       </w:rPr>
     </w:lvl>
   </w:abstractNum>
-  <w:abstractNum w:abstractNumId="44" w15:restartNumberingAfterBreak="0">
+  <w:abstractNum w:abstractNumId="47" w15:restartNumberingAfterBreak="0">
     <w:nsid w:val="7F693EFF"/>
     <w:multiLevelType w:val="multilevel"/>
     <w:tmpl w:val="F5EADD5A"/>
@@ -11144,7 +11806,7 @@
       </w:pPr>
     </w:lvl>
   </w:abstractNum>
-  <w:abstractNum w:abstractNumId="45" w15:restartNumberingAfterBreak="0">
+  <w:abstractNum w:abstractNumId="48" w15:restartNumberingAfterBreak="0">
     <w:nsid w:val="7FC04D11"/>
     <w:multiLevelType w:val="multilevel"/>
     <w:tmpl w:val="8500B184"/>
@@ -11258,148 +11920,157 @@
     </w:lvl>
   </w:abstractNum>
   <w:num w:numId="1" w16cid:durableId="1044669842">
-    <w:abstractNumId w:val="32"/>
+    <w:abstractNumId w:val="35"/>
   </w:num>
   <w:num w:numId="2" w16cid:durableId="751859171">
-    <w:abstractNumId w:val="8"/>
+    <w:abstractNumId w:val="9"/>
   </w:num>
   <w:num w:numId="3" w16cid:durableId="1391689702">
-    <w:abstractNumId w:val="14"/>
+    <w:abstractNumId w:val="17"/>
   </w:num>
   <w:num w:numId="4" w16cid:durableId="1537884721">
-    <w:abstractNumId w:val="33"/>
+    <w:abstractNumId w:val="36"/>
   </w:num>
   <w:num w:numId="5" w16cid:durableId="543714735">
-    <w:abstractNumId w:val="24"/>
+    <w:abstractNumId w:val="27"/>
   </w:num>
   <w:num w:numId="6" w16cid:durableId="962272814">
-    <w:abstractNumId w:val="17"/>
+    <w:abstractNumId w:val="20"/>
   </w:num>
   <w:num w:numId="7" w16cid:durableId="550650192">
-    <w:abstractNumId w:val="10"/>
+    <w:abstractNumId w:val="11"/>
   </w:num>
   <w:num w:numId="8" w16cid:durableId="240793494">
-    <w:abstractNumId w:val="10"/>
+    <w:abstractNumId w:val="11"/>
   </w:num>
   <w:num w:numId="9" w16cid:durableId="626743724">
-    <w:abstractNumId w:val="10"/>
+    <w:abstractNumId w:val="11"/>
   </w:num>
   <w:num w:numId="10" w16cid:durableId="297152199">
     <w:abstractNumId w:val="0"/>
   </w:num>
   <w:num w:numId="11" w16cid:durableId="2134857441">
-    <w:abstractNumId w:val="22"/>
+    <w:abstractNumId w:val="25"/>
   </w:num>
   <w:num w:numId="12" w16cid:durableId="814032841">
-    <w:abstractNumId w:val="9"/>
+    <w:abstractNumId w:val="10"/>
   </w:num>
   <w:num w:numId="13" w16cid:durableId="1611469133">
+    <w:abstractNumId w:val="48"/>
+  </w:num>
+  <w:num w:numId="14" w16cid:durableId="1231963603">
+    <w:abstractNumId w:val="37"/>
+  </w:num>
+  <w:num w:numId="15" w16cid:durableId="1777359005">
     <w:abstractNumId w:val="45"/>
   </w:num>
-  <w:num w:numId="14" w16cid:durableId="1231963603">
-    <w:abstractNumId w:val="34"/>
+  <w:num w:numId="16" w16cid:durableId="211432699">
+    <w:abstractNumId w:val="21"/>
   </w:num>
-  <w:num w:numId="15" w16cid:durableId="1777359005">
+  <w:num w:numId="17" w16cid:durableId="543905616">
+    <w:abstractNumId w:val="15"/>
+  </w:num>
+  <w:num w:numId="18" w16cid:durableId="2130739007">
+    <w:abstractNumId w:val="39"/>
+  </w:num>
+  <w:num w:numId="19" w16cid:durableId="1284850338">
+    <w:abstractNumId w:val="44"/>
+  </w:num>
+  <w:num w:numId="20" w16cid:durableId="800343201">
+    <w:abstractNumId w:val="33"/>
+  </w:num>
+  <w:num w:numId="21" w16cid:durableId="869955518">
+    <w:abstractNumId w:val="14"/>
+  </w:num>
+  <w:num w:numId="22" w16cid:durableId="483279714">
+    <w:abstractNumId w:val="6"/>
+  </w:num>
+  <w:num w:numId="23" w16cid:durableId="65495663">
+    <w:abstractNumId w:val="23"/>
+  </w:num>
+  <w:num w:numId="24" w16cid:durableId="127867809">
     <w:abstractNumId w:val="42"/>
   </w:num>
-  <w:num w:numId="16" w16cid:durableId="211432699">
-    <w:abstractNumId w:val="18"/>
-  </w:num>
-  <w:num w:numId="17" w16cid:durableId="543905616">
-    <w:abstractNumId w:val="13"/>
-  </w:num>
-  <w:num w:numId="18" w16cid:durableId="2130739007">
-    <w:abstractNumId w:val="36"/>
-  </w:num>
-  <w:num w:numId="19" w16cid:durableId="1284850338">
-    <w:abstractNumId w:val="41"/>
-  </w:num>
-  <w:num w:numId="20" w16cid:durableId="800343201">
-    <w:abstractNumId w:val="30"/>
-  </w:num>
-  <w:num w:numId="21" w16cid:durableId="869955518">
+  <w:num w:numId="25" w16cid:durableId="757484285">
     <w:abstractNumId w:val="12"/>
   </w:num>
-  <w:num w:numId="22" w16cid:durableId="483279714">
-    <w:abstractNumId w:val="5"/>
-  </w:num>
-  <w:num w:numId="23" w16cid:durableId="65495663">
-    <w:abstractNumId w:val="20"/>
-  </w:num>
-  <w:num w:numId="24" w16cid:durableId="127867809">
-    <w:abstractNumId w:val="39"/>
-  </w:num>
-  <w:num w:numId="25" w16cid:durableId="757484285">
-    <w:abstractNumId w:val="11"/>
-  </w:num>
   <w:num w:numId="26" w16cid:durableId="1768774031">
-    <w:abstractNumId w:val="3"/>
+    <w:abstractNumId w:val="4"/>
   </w:num>
   <w:num w:numId="27" w16cid:durableId="1512796923">
     <w:abstractNumId w:val="2"/>
   </w:num>
   <w:num w:numId="28" w16cid:durableId="855384913">
-    <w:abstractNumId w:val="43"/>
+    <w:abstractNumId w:val="46"/>
   </w:num>
   <w:num w:numId="29" w16cid:durableId="1894847561">
     <w:abstractNumId w:val="1"/>
   </w:num>
   <w:num w:numId="30" w16cid:durableId="1105540154">
-    <w:abstractNumId w:val="35"/>
+    <w:abstractNumId w:val="38"/>
   </w:num>
   <w:num w:numId="31" w16cid:durableId="394666317">
-    <w:abstractNumId w:val="25"/>
+    <w:abstractNumId w:val="28"/>
   </w:num>
   <w:num w:numId="32" w16cid:durableId="1389106037">
-    <w:abstractNumId w:val="38"/>
+    <w:abstractNumId w:val="41"/>
   </w:num>
   <w:num w:numId="33" w16cid:durableId="1488548116">
-    <w:abstractNumId w:val="6"/>
+    <w:abstractNumId w:val="7"/>
   </w:num>
   <w:num w:numId="34" w16cid:durableId="614288931">
+    <w:abstractNumId w:val="29"/>
+  </w:num>
+  <w:num w:numId="35" w16cid:durableId="765223985">
+    <w:abstractNumId w:val="47"/>
+  </w:num>
+  <w:num w:numId="36" w16cid:durableId="805123109">
+    <w:abstractNumId w:val="40"/>
+  </w:num>
+  <w:num w:numId="37" w16cid:durableId="1601916474">
+    <w:abstractNumId w:val="18"/>
+  </w:num>
+  <w:num w:numId="38" w16cid:durableId="428503132">
+    <w:abstractNumId w:val="22"/>
+  </w:num>
+  <w:num w:numId="39" w16cid:durableId="386301620">
+    <w:abstractNumId w:val="19"/>
+  </w:num>
+  <w:num w:numId="40" w16cid:durableId="1005983543">
+    <w:abstractNumId w:val="8"/>
+  </w:num>
+  <w:num w:numId="41" w16cid:durableId="1383094397">
     <w:abstractNumId w:val="26"/>
   </w:num>
-  <w:num w:numId="35" w16cid:durableId="765223985">
-    <w:abstractNumId w:val="44"/>
-  </w:num>
-  <w:num w:numId="36" w16cid:durableId="805123109">
-    <w:abstractNumId w:val="37"/>
-  </w:num>
-  <w:num w:numId="37" w16cid:durableId="1601916474">
-    <w:abstractNumId w:val="15"/>
-  </w:num>
-  <w:num w:numId="38" w16cid:durableId="428503132">
-    <w:abstractNumId w:val="19"/>
-  </w:num>
-  <w:num w:numId="39" w16cid:durableId="386301620">
-    <w:abstractNumId w:val="16"/>
-  </w:num>
-  <w:num w:numId="40" w16cid:durableId="1005983543">
-    <w:abstractNumId w:val="7"/>
-  </w:num>
-  <w:num w:numId="41" w16cid:durableId="1383094397">
-    <w:abstractNumId w:val="23"/>
-  </w:num>
   <w:num w:numId="42" w16cid:durableId="132797494">
-    <w:abstractNumId w:val="40"/>
+    <w:abstractNumId w:val="43"/>
   </w:num>
   <w:num w:numId="43" w16cid:durableId="410811088">
-    <w:abstractNumId w:val="29"/>
+    <w:abstractNumId w:val="32"/>
   </w:num>
   <w:num w:numId="44" w16cid:durableId="966667809">
-    <w:abstractNumId w:val="21"/>
+    <w:abstractNumId w:val="24"/>
   </w:num>
   <w:num w:numId="45" w16cid:durableId="1544976151">
-    <w:abstractNumId w:val="28"/>
+    <w:abstractNumId w:val="31"/>
   </w:num>
   <w:num w:numId="46" w16cid:durableId="118570661">
-    <w:abstractNumId w:val="27"/>
+    <w:abstractNumId w:val="30"/>
   </w:num>
   <w:num w:numId="47" w16cid:durableId="558786331">
-    <w:abstractNumId w:val="4"/>
+    <w:abstractNumId w:val="5"/>
   </w:num>
   <w:num w:numId="48" w16cid:durableId="865364272">
-    <w:abstractNumId w:val="31"/>
+    <w:abstractNumId w:val="34"/>
+  </w:num>
+  <w:num w:numId="49" w16cid:durableId="240606995">
+    <w:abstractNumId w:val="3"/>
+  </w:num>
+  <w:num w:numId="50" w16cid:durableId="1074281219">
+    <w:abstractNumId w:val="13"/>
+  </w:num>
+  <w:num w:numId="51" w16cid:durableId="76825477">
+    <w:abstractNumId w:val="16"/>
   </w:num>
 </w:numbering>
 </file>

--- a/documentacion/ChatDesarrollo_001.docx
+++ b/documentacion/ChatDesarrollo_001.docx
@@ -4822,68 +4822,113 @@
     <w:p>
       <w:pPr>
         <w:spacing w:after="0" w:line="240" w:lineRule="auto"/>
-      </w:pPr>
-      <w:proofErr w:type="spellStart"/>
-      <w:r>
+        <w:rPr>
+          <w:lang w:val="en-US"/>
+        </w:rPr>
+      </w:pPr>
+      <w:proofErr w:type="spellStart"/>
+      <w:r>
+        <w:rPr>
+          <w:lang w:val="en-US"/>
+        </w:rPr>
         <w:t>php</w:t>
       </w:r>
       <w:proofErr w:type="spellEnd"/>
       <w:r>
-        <w:t xml:space="preserve"> </w:t>
-      </w:r>
-      <w:proofErr w:type="spellStart"/>
-      <w:r>
-        <w:t>artisan</w:t>
-      </w:r>
-      <w:proofErr w:type="spellEnd"/>
-      <w:r>
-        <w:t xml:space="preserve"> </w:t>
+        <w:rPr>
+          <w:lang w:val="en-US"/>
+        </w:rPr>
+        <w:t xml:space="preserve"> artisan </w:t>
       </w:r>
       <w:proofErr w:type="spellStart"/>
       <w:proofErr w:type="gramStart"/>
       <w:r>
+        <w:rPr>
+          <w:lang w:val="en-US"/>
+        </w:rPr>
         <w:t>make:controller</w:t>
       </w:r>
       <w:proofErr w:type="spellEnd"/>
       <w:proofErr w:type="gramEnd"/>
       <w:r>
+        <w:rPr>
+          <w:lang w:val="en-US"/>
+        </w:rPr>
         <w:t xml:space="preserve"> API/</w:t>
       </w:r>
       <w:proofErr w:type="spellStart"/>
       <w:r>
+        <w:rPr>
+          <w:lang w:val="en-US"/>
+        </w:rPr>
         <w:t>PersonaController</w:t>
       </w:r>
       <w:proofErr w:type="spellEnd"/>
       <w:r>
+        <w:rPr>
+          <w:lang w:val="en-US"/>
+        </w:rPr>
+        <w:t xml:space="preserve"> --</w:t>
+      </w:r>
+      <w:proofErr w:type="spellStart"/>
+      <w:r>
+        <w:rPr>
+          <w:lang w:val="en-US"/>
+        </w:rPr>
+        <w:t>api</w:t>
+      </w:r>
+      <w:proofErr w:type="spellEnd"/>
+    </w:p>
+    <w:p>
+      <w:pPr>
+        <w:spacing w:after="0" w:line="240" w:lineRule="auto"/>
+        <w:rPr>
+          <w:lang w:val="en-US"/>
+        </w:rPr>
+      </w:pPr>
+      <w:proofErr w:type="spellStart"/>
+      <w:r>
+        <w:rPr>
+          <w:lang w:val="en-US"/>
+        </w:rPr>
+        <w:t>php</w:t>
+      </w:r>
+      <w:proofErr w:type="spellEnd"/>
+      <w:r>
+        <w:rPr>
+          <w:lang w:val="en-US"/>
+        </w:rPr>
+        <w:t xml:space="preserve"> artisan </w:t>
+      </w:r>
+      <w:proofErr w:type="spellStart"/>
+      <w:proofErr w:type="gramStart"/>
+      <w:r>
+        <w:rPr>
+          <w:lang w:val="en-US"/>
+        </w:rPr>
+        <w:t>make:controller</w:t>
+      </w:r>
+      <w:proofErr w:type="spellEnd"/>
+      <w:proofErr w:type="gramEnd"/>
+      <w:r>
+        <w:rPr>
+          <w:lang w:val="en-US"/>
+        </w:rPr>
+        <w:t xml:space="preserve"> API/</w:t>
+      </w:r>
+      <w:proofErr w:type="spellStart"/>
+      <w:r>
+        <w:rPr>
+          <w:lang w:val="en-US"/>
+        </w:rPr>
+        <w:t>GrupoFamiliarController</w:t>
+      </w:r>
+      <w:proofErr w:type="spellEnd"/>
+      <w:r>
+        <w:rPr>
+          <w:lang w:val="en-US"/>
+        </w:rPr>
         <w:t xml:space="preserve"> --api</w:t>
-      </w:r>
-    </w:p>
-    <w:p>
-      <w:pPr>
-        <w:spacing w:after="0" w:line="240" w:lineRule="auto"/>
-        <w:rPr>
-          <w:lang w:val="en-US"/>
-        </w:rPr>
-      </w:pPr>
-      <w:r>
-        <w:rPr>
-          <w:lang w:val="en-US"/>
-        </w:rPr>
-        <w:t xml:space="preserve">php artisan </w:t>
-      </w:r>
-      <w:proofErr w:type="gramStart"/>
-      <w:r>
-        <w:rPr>
-          <w:lang w:val="en-US"/>
-        </w:rPr>
-        <w:t>make:controller</w:t>
-      </w:r>
-      <w:proofErr w:type="gramEnd"/>
-      <w:r>
-        <w:rPr>
-          <w:lang w:val="en-US"/>
-        </w:rPr>
-        <w:t xml:space="preserve"> API/GrupoFamiliarController --api</w:t>
       </w:r>
     </w:p>
     <w:p>
@@ -5724,6 +5769,1233 @@
       <w:r>
         <w:t>Si de acuerdo</w:t>
       </w:r>
+    </w:p>
+    <w:p>
+      <w:pPr>
+        <w:spacing w:after="0" w:line="240" w:lineRule="auto"/>
+      </w:pPr>
+    </w:p>
+    <w:p>
+      <w:pPr>
+        <w:spacing w:after="0" w:line="240" w:lineRule="auto"/>
+      </w:pPr>
+      <w:proofErr w:type="gramStart"/>
+      <w:r>
+        <w:t>Recuerdas el plan que teníamos para el desarrollo?</w:t>
+      </w:r>
+      <w:proofErr w:type="gramEnd"/>
+      <w:r>
+        <w:t xml:space="preserve"> </w:t>
+      </w:r>
+      <w:proofErr w:type="spellStart"/>
+      <w:proofErr w:type="gramStart"/>
+      <w:r>
+        <w:t>Cual</w:t>
+      </w:r>
+      <w:proofErr w:type="spellEnd"/>
+      <w:r>
+        <w:t xml:space="preserve"> sería el siguiente paso?</w:t>
+      </w:r>
+      <w:proofErr w:type="gramEnd"/>
+    </w:p>
+    <w:p>
+      <w:pPr>
+        <w:spacing w:after="0" w:line="240" w:lineRule="auto"/>
+      </w:pPr>
+      <w:r>
+        <w:t>Según el resumen de la sesión anterior, el objetivo principal era </w:t>
+      </w:r>
+      <w:r>
+        <w:rPr>
+          <w:b/>
+          <w:bCs/>
+        </w:rPr>
+        <w:t>estandarizar los botones de los modales</w:t>
+      </w:r>
+      <w:r>
+        <w:t> usando </w:t>
+      </w:r>
+      <w:proofErr w:type="spellStart"/>
+      <w:r>
+        <w:t>ModalActionsComponent</w:t>
+      </w:r>
+      <w:proofErr w:type="spellEnd"/>
+      <w:r>
+        <w:t>, lo cual ya completamos aplicándolo a:</w:t>
+      </w:r>
+    </w:p>
+    <w:p>
+      <w:pPr>
+        <w:numPr>
+          <w:ilvl w:val="0"/>
+          <w:numId w:val="52"/>
+        </w:numPr>
+        <w:spacing w:after="0" w:line="240" w:lineRule="auto"/>
+      </w:pPr>
+      <w:r>
+        <w:t>Instrumentos</w:t>
+      </w:r>
+    </w:p>
+    <w:p>
+      <w:pPr>
+        <w:numPr>
+          <w:ilvl w:val="0"/>
+          <w:numId w:val="52"/>
+        </w:numPr>
+        <w:spacing w:after="0" w:line="240" w:lineRule="auto"/>
+      </w:pPr>
+      <w:r>
+        <w:t>Grupos Familiares</w:t>
+      </w:r>
+    </w:p>
+    <w:p>
+      <w:pPr>
+        <w:numPr>
+          <w:ilvl w:val="0"/>
+          <w:numId w:val="52"/>
+        </w:numPr>
+        <w:spacing w:after="0" w:line="240" w:lineRule="auto"/>
+      </w:pPr>
+      <w:r>
+        <w:t>Emisores</w:t>
+      </w:r>
+    </w:p>
+    <w:p>
+      <w:pPr>
+        <w:numPr>
+          <w:ilvl w:val="0"/>
+          <w:numId w:val="52"/>
+        </w:numPr>
+        <w:spacing w:after="0" w:line="240" w:lineRule="auto"/>
+      </w:pPr>
+      <w:r>
+        <w:t>Inversiones</w:t>
+      </w:r>
+    </w:p>
+    <w:p>
+      <w:pPr>
+        <w:numPr>
+          <w:ilvl w:val="0"/>
+          <w:numId w:val="52"/>
+        </w:numPr>
+        <w:spacing w:after="0" w:line="240" w:lineRule="auto"/>
+      </w:pPr>
+      <w:r>
+        <w:t>Personas</w:t>
+      </w:r>
+    </w:p>
+    <w:p>
+      <w:pPr>
+        <w:numPr>
+          <w:ilvl w:val="0"/>
+          <w:numId w:val="52"/>
+        </w:numPr>
+        <w:spacing w:after="0" w:line="240" w:lineRule="auto"/>
+      </w:pPr>
+      <w:proofErr w:type="spellStart"/>
+      <w:r>
+        <w:t>Catalogos</w:t>
+      </w:r>
+      <w:proofErr w:type="spellEnd"/>
+    </w:p>
+    <w:p>
+      <w:pPr>
+        <w:spacing w:after="0" w:line="240" w:lineRule="auto"/>
+      </w:pPr>
+      <w:r>
+        <w:t xml:space="preserve">Después de eso, hemos estado resolviendo problemas puntuales del módulo de Inversiones </w:t>
+      </w:r>
+      <w:proofErr w:type="spellStart"/>
+      <w:r>
+        <w:t>y</w:t>
+      </w:r>
+      <w:proofErr w:type="spellEnd"/>
+      <w:r>
+        <w:t xml:space="preserve"> Instrumentos.</w:t>
+      </w:r>
+    </w:p>
+    <w:p>
+      <w:pPr>
+        <w:spacing w:after="0" w:line="240" w:lineRule="auto"/>
+      </w:pPr>
+      <w:r>
+        <w:t>No tengo un plan explícito definido más allá de la estandarización. ¿Cuál sería el siguiente paso que te gustaría abordar? Algunas opciones podrían ser:</w:t>
+      </w:r>
+    </w:p>
+    <w:p>
+      <w:pPr>
+        <w:numPr>
+          <w:ilvl w:val="0"/>
+          <w:numId w:val="53"/>
+        </w:numPr>
+        <w:spacing w:after="0" w:line="240" w:lineRule="auto"/>
+      </w:pPr>
+      <w:r>
+        <w:t>Continuar refinando el módulo de Inversiones</w:t>
+      </w:r>
+    </w:p>
+    <w:p>
+      <w:pPr>
+        <w:numPr>
+          <w:ilvl w:val="0"/>
+          <w:numId w:val="53"/>
+        </w:numPr>
+        <w:spacing w:after="0" w:line="240" w:lineRule="auto"/>
+      </w:pPr>
+      <w:r>
+        <w:t>Implementar funcionalidades pendientes en otros módulos</w:t>
+      </w:r>
+    </w:p>
+    <w:p>
+      <w:pPr>
+        <w:numPr>
+          <w:ilvl w:val="0"/>
+          <w:numId w:val="53"/>
+        </w:numPr>
+        <w:spacing w:after="0" w:line="240" w:lineRule="auto"/>
+      </w:pPr>
+      <w:r>
+        <w:t>Desarrollar nuevos módulos</w:t>
+      </w:r>
+    </w:p>
+    <w:p>
+      <w:pPr>
+        <w:numPr>
+          <w:ilvl w:val="0"/>
+          <w:numId w:val="53"/>
+        </w:numPr>
+        <w:spacing w:after="0" w:line="240" w:lineRule="auto"/>
+      </w:pPr>
+      <w:r>
+        <w:t>Mejorar el </w:t>
+      </w:r>
+      <w:proofErr w:type="spellStart"/>
+      <w:r>
+        <w:t>Dashboard</w:t>
+      </w:r>
+      <w:proofErr w:type="spellEnd"/>
+      <w:r>
+        <w:t xml:space="preserve"> con datos reales</w:t>
+      </w:r>
+    </w:p>
+    <w:p>
+      <w:pPr>
+        <w:numPr>
+          <w:ilvl w:val="0"/>
+          <w:numId w:val="53"/>
+        </w:numPr>
+        <w:spacing w:after="0" w:line="240" w:lineRule="auto"/>
+      </w:pPr>
+      <w:r>
+        <w:t>Implementar reportes</w:t>
+      </w:r>
+    </w:p>
+    <w:p>
+      <w:pPr>
+        <w:numPr>
+          <w:ilvl w:val="0"/>
+          <w:numId w:val="53"/>
+        </w:numPr>
+        <w:spacing w:after="0" w:line="240" w:lineRule="auto"/>
+      </w:pPr>
+      <w:r>
+        <w:t>Otro aspecto que tengas en mente</w:t>
+      </w:r>
+    </w:p>
+    <w:p>
+      <w:pPr>
+        <w:spacing w:after="0" w:line="240" w:lineRule="auto"/>
+      </w:pPr>
+    </w:p>
+    <w:p>
+      <w:pPr>
+        <w:spacing w:after="0" w:line="240" w:lineRule="auto"/>
+      </w:pPr>
+    </w:p>
+    <w:p>
+      <w:pPr>
+        <w:spacing w:after="0" w:line="240" w:lineRule="auto"/>
+      </w:pPr>
+      <w:proofErr w:type="gramStart"/>
+      <w:r>
+        <w:t xml:space="preserve">Creo que necesitamos el módulo de tablas de </w:t>
+      </w:r>
+      <w:proofErr w:type="spellStart"/>
+      <w:r>
+        <w:t>amortizacion</w:t>
+      </w:r>
+      <w:proofErr w:type="spellEnd"/>
+      <w:r>
+        <w:t>, porque esto va atado a la tabla de inversiones, estás de acuerdo?</w:t>
+      </w:r>
+      <w:proofErr w:type="gramEnd"/>
+      <w:r>
+        <w:t xml:space="preserve"> </w:t>
+      </w:r>
+      <w:proofErr w:type="gramStart"/>
+      <w:r>
+        <w:t>Qué funcionalidades me recomiendas implementar?</w:t>
+      </w:r>
+      <w:proofErr w:type="gramEnd"/>
+    </w:p>
+    <w:p>
+      <w:pPr>
+        <w:spacing w:after="0" w:line="240" w:lineRule="auto"/>
+      </w:pPr>
+      <w:r>
+        <w:t xml:space="preserve">Sí, estoy de acuerdo. Las tablas de amortización son fundamentales para las inversiones. Voy a revisar el modelo de </w:t>
+      </w:r>
+      <w:proofErr w:type="spellStart"/>
+      <w:r>
+        <w:t>Inversion</w:t>
+      </w:r>
+      <w:proofErr w:type="spellEnd"/>
+      <w:r>
+        <w:t xml:space="preserve"> para ver la relación:</w:t>
+      </w:r>
+    </w:p>
+    <w:p>
+      <w:pPr>
+        <w:spacing w:after="0" w:line="240" w:lineRule="auto"/>
+      </w:pPr>
+      <w:r>
+        <w:lastRenderedPageBreak/>
+        <w:t>Perfecto, el modelo </w:t>
+      </w:r>
+    </w:p>
+    <w:p>
+      <w:pPr>
+        <w:spacing w:after="0" w:line="240" w:lineRule="auto"/>
+      </w:pPr>
+      <w:proofErr w:type="spellStart"/>
+      <w:r>
+        <w:t>Amortizacion</w:t>
+      </w:r>
+      <w:proofErr w:type="spellEnd"/>
+      <w:r>
+        <w:t> ya existe con una estructura completa. Basándome en los campos disponibles, te recomiendo las siguientes funcionalidades:</w:t>
+      </w:r>
+    </w:p>
+    <w:p>
+      <w:pPr>
+        <w:spacing w:after="0" w:line="240" w:lineRule="auto"/>
+      </w:pPr>
+      <w:r>
+        <w:rPr>
+          <w:b/>
+          <w:bCs/>
+        </w:rPr>
+        <w:t>Funcionalidades recomendadas para el módulo de Amortizaciones:</w:t>
+      </w:r>
+    </w:p>
+    <w:p>
+      <w:pPr>
+        <w:numPr>
+          <w:ilvl w:val="0"/>
+          <w:numId w:val="54"/>
+        </w:numPr>
+        <w:spacing w:after="0" w:line="240" w:lineRule="auto"/>
+      </w:pPr>
+      <w:r>
+        <w:rPr>
+          <w:b/>
+          <w:bCs/>
+        </w:rPr>
+        <w:t>Listado de amortizaciones</w:t>
+      </w:r>
+    </w:p>
+    <w:p>
+      <w:pPr>
+        <w:numPr>
+          <w:ilvl w:val="1"/>
+          <w:numId w:val="54"/>
+        </w:numPr>
+        <w:spacing w:after="0" w:line="240" w:lineRule="auto"/>
+      </w:pPr>
+      <w:r>
+        <w:t>Tabla con todas las amortizaciones del sistema</w:t>
+      </w:r>
+    </w:p>
+    <w:p>
+      <w:pPr>
+        <w:numPr>
+          <w:ilvl w:val="1"/>
+          <w:numId w:val="54"/>
+        </w:numPr>
+        <w:spacing w:after="0" w:line="240" w:lineRule="auto"/>
+      </w:pPr>
+      <w:r>
+        <w:t>Filtros por inversión, estado, rango de fechas</w:t>
+      </w:r>
+    </w:p>
+    <w:p>
+      <w:pPr>
+        <w:numPr>
+          <w:ilvl w:val="1"/>
+          <w:numId w:val="54"/>
+        </w:numPr>
+        <w:spacing w:after="0" w:line="240" w:lineRule="auto"/>
+      </w:pPr>
+      <w:r>
+        <w:t xml:space="preserve">Columnas: </w:t>
+      </w:r>
+      <w:proofErr w:type="spellStart"/>
+      <w:r>
+        <w:t>N°</w:t>
+      </w:r>
+      <w:proofErr w:type="spellEnd"/>
+      <w:r>
+        <w:t xml:space="preserve"> Cuota, Fecha Pago, Interés, Capital, Descuento, Total, Retención, Estado, Pagada</w:t>
+      </w:r>
+    </w:p>
+    <w:p>
+      <w:pPr>
+        <w:numPr>
+          <w:ilvl w:val="0"/>
+          <w:numId w:val="54"/>
+        </w:numPr>
+        <w:spacing w:after="0" w:line="240" w:lineRule="auto"/>
+      </w:pPr>
+      <w:r>
+        <w:rPr>
+          <w:b/>
+          <w:bCs/>
+        </w:rPr>
+        <w:t>Generación automática de tabla de amortización</w:t>
+      </w:r>
+    </w:p>
+    <w:p>
+      <w:pPr>
+        <w:numPr>
+          <w:ilvl w:val="1"/>
+          <w:numId w:val="54"/>
+        </w:numPr>
+        <w:spacing w:after="0" w:line="240" w:lineRule="auto"/>
+      </w:pPr>
+      <w:r>
+        <w:t>Desde el formulario de inversión, botón para generar automáticamente las cuotas</w:t>
+      </w:r>
+    </w:p>
+    <w:p>
+      <w:pPr>
+        <w:numPr>
+          <w:ilvl w:val="1"/>
+          <w:numId w:val="54"/>
+        </w:numPr>
+        <w:spacing w:after="0" w:line="240" w:lineRule="auto"/>
+      </w:pPr>
+      <w:r>
+        <w:t>Cálculo basado en: capital invertido, tasa de interés, fecha compra, fecha vencimiento del instrumento</w:t>
+      </w:r>
+    </w:p>
+    <w:p>
+      <w:pPr>
+        <w:numPr>
+          <w:ilvl w:val="1"/>
+          <w:numId w:val="54"/>
+        </w:numPr>
+        <w:spacing w:after="0" w:line="240" w:lineRule="auto"/>
+      </w:pPr>
+      <w:r>
+        <w:t>Método de amortización (francés, alemán, etc.)</w:t>
+      </w:r>
+    </w:p>
+    <w:p>
+      <w:pPr>
+        <w:numPr>
+          <w:ilvl w:val="0"/>
+          <w:numId w:val="54"/>
+        </w:numPr>
+        <w:spacing w:after="0" w:line="240" w:lineRule="auto"/>
+      </w:pPr>
+      <w:r>
+        <w:rPr>
+          <w:b/>
+          <w:bCs/>
+        </w:rPr>
+        <w:t>Edición manual de amortizaciones</w:t>
+      </w:r>
+    </w:p>
+    <w:p>
+      <w:pPr>
+        <w:numPr>
+          <w:ilvl w:val="1"/>
+          <w:numId w:val="54"/>
+        </w:numPr>
+        <w:spacing w:after="0" w:line="240" w:lineRule="auto"/>
+      </w:pPr>
+      <w:r>
+        <w:t>Modal para editar valores individuales de cada cuota</w:t>
+      </w:r>
+    </w:p>
+    <w:p>
+      <w:pPr>
+        <w:numPr>
+          <w:ilvl w:val="1"/>
+          <w:numId w:val="54"/>
+        </w:numPr>
+        <w:spacing w:after="0" w:line="240" w:lineRule="auto"/>
+      </w:pPr>
+      <w:r>
+        <w:t>Ajustes manuales de interés, capital, descuento, retención</w:t>
+      </w:r>
+    </w:p>
+    <w:p>
+      <w:pPr>
+        <w:numPr>
+          <w:ilvl w:val="0"/>
+          <w:numId w:val="54"/>
+        </w:numPr>
+        <w:spacing w:after="0" w:line="240" w:lineRule="auto"/>
+      </w:pPr>
+      <w:r>
+        <w:rPr>
+          <w:b/>
+          <w:bCs/>
+        </w:rPr>
+        <w:t>Marcar como pagada</w:t>
+      </w:r>
+    </w:p>
+    <w:p>
+      <w:pPr>
+        <w:numPr>
+          <w:ilvl w:val="1"/>
+          <w:numId w:val="54"/>
+        </w:numPr>
+        <w:spacing w:after="0" w:line="240" w:lineRule="auto"/>
+      </w:pPr>
+      <w:r>
+        <w:t>Funcionalidad para marcar cuotas como pagadas</w:t>
+      </w:r>
+    </w:p>
+    <w:p>
+      <w:pPr>
+        <w:numPr>
+          <w:ilvl w:val="1"/>
+          <w:numId w:val="54"/>
+        </w:numPr>
+        <w:spacing w:after="0" w:line="240" w:lineRule="auto"/>
+      </w:pPr>
+      <w:r>
+        <w:t>Registro de fecha de pago real</w:t>
+      </w:r>
+    </w:p>
+    <w:p>
+      <w:pPr>
+        <w:numPr>
+          <w:ilvl w:val="0"/>
+          <w:numId w:val="54"/>
+        </w:numPr>
+        <w:spacing w:after="0" w:line="240" w:lineRule="auto"/>
+      </w:pPr>
+      <w:r>
+        <w:rPr>
+          <w:b/>
+          <w:bCs/>
+        </w:rPr>
+        <w:t>Vista detallada por inversión</w:t>
+      </w:r>
+    </w:p>
+    <w:p>
+      <w:pPr>
+        <w:numPr>
+          <w:ilvl w:val="1"/>
+          <w:numId w:val="54"/>
+        </w:numPr>
+        <w:spacing w:after="0" w:line="240" w:lineRule="auto"/>
+      </w:pPr>
+      <w:r>
+        <w:t>Desde la lista de inversiones, botón para ver sus amortizaciones</w:t>
+      </w:r>
+    </w:p>
+    <w:p>
+      <w:pPr>
+        <w:numPr>
+          <w:ilvl w:val="1"/>
+          <w:numId w:val="54"/>
+        </w:numPr>
+        <w:spacing w:after="0" w:line="240" w:lineRule="auto"/>
+      </w:pPr>
+      <w:r>
+        <w:t>Resumen: total pagado, total pendiente, próxima cuota</w:t>
+      </w:r>
+    </w:p>
+    <w:p>
+      <w:pPr>
+        <w:numPr>
+          <w:ilvl w:val="0"/>
+          <w:numId w:val="54"/>
+        </w:numPr>
+        <w:spacing w:after="0" w:line="240" w:lineRule="auto"/>
+      </w:pPr>
+      <w:r>
+        <w:rPr>
+          <w:b/>
+          <w:bCs/>
+        </w:rPr>
+        <w:t>Cálculo automático de totales</w:t>
+      </w:r>
+    </w:p>
+    <w:p>
+      <w:pPr>
+        <w:numPr>
+          <w:ilvl w:val="1"/>
+          <w:numId w:val="54"/>
+        </w:numPr>
+        <w:spacing w:after="0" w:line="240" w:lineRule="auto"/>
+      </w:pPr>
+      <w:r>
+        <w:t>Suma de intereses, capital, descuentos, retenciones</w:t>
+      </w:r>
+    </w:p>
+    <w:p>
+      <w:pPr>
+        <w:numPr>
+          <w:ilvl w:val="1"/>
+          <w:numId w:val="54"/>
+        </w:numPr>
+        <w:spacing w:after="0" w:line="240" w:lineRule="auto"/>
+      </w:pPr>
+      <w:proofErr w:type="spellStart"/>
+      <w:r>
+        <w:t>Display</w:t>
+      </w:r>
+      <w:proofErr w:type="spellEnd"/>
+      <w:r>
+        <w:t xml:space="preserve"> de totales en la vista de detalle</w:t>
+      </w:r>
+    </w:p>
+    <w:p>
+      <w:pPr>
+        <w:numPr>
+          <w:ilvl w:val="0"/>
+          <w:numId w:val="54"/>
+        </w:numPr>
+        <w:spacing w:after="0" w:line="240" w:lineRule="auto"/>
+      </w:pPr>
+      <w:r>
+        <w:rPr>
+          <w:b/>
+          <w:bCs/>
+        </w:rPr>
+        <w:t>Estados de amortización</w:t>
+      </w:r>
+    </w:p>
+    <w:p>
+      <w:pPr>
+        <w:numPr>
+          <w:ilvl w:val="1"/>
+          <w:numId w:val="54"/>
+        </w:numPr>
+        <w:spacing w:after="0" w:line="240" w:lineRule="auto"/>
+      </w:pPr>
+      <w:r>
+        <w:t>Usar catálogo para estados: Pendiente, Pagada, Vencida, Cancelada</w:t>
+      </w:r>
+    </w:p>
+    <w:p>
+      <w:pPr>
+        <w:numPr>
+          <w:ilvl w:val="0"/>
+          <w:numId w:val="54"/>
+        </w:numPr>
+        <w:spacing w:after="0" w:line="240" w:lineRule="auto"/>
+      </w:pPr>
+      <w:r>
+        <w:rPr>
+          <w:b/>
+          <w:bCs/>
+        </w:rPr>
+        <w:t>Exportar tabla</w:t>
+      </w:r>
+    </w:p>
+    <w:p>
+      <w:pPr>
+        <w:numPr>
+          <w:ilvl w:val="1"/>
+          <w:numId w:val="54"/>
+        </w:numPr>
+        <w:spacing w:after="0" w:line="240" w:lineRule="auto"/>
+      </w:pPr>
+      <w:r>
+        <w:t>Exportar a Excel/PDF la tabla de amortización de una inversión</w:t>
+      </w:r>
+    </w:p>
+    <w:p>
+      <w:pPr>
+        <w:spacing w:after="0" w:line="240" w:lineRule="auto"/>
+      </w:pPr>
+    </w:p>
+    <w:p>
+      <w:pPr>
+        <w:spacing w:after="0" w:line="240" w:lineRule="auto"/>
+      </w:pPr>
+    </w:p>
+    <w:p>
+      <w:pPr>
+        <w:spacing w:after="0" w:line="240" w:lineRule="auto"/>
+      </w:pPr>
+      <w:r>
+        <w:t xml:space="preserve">Perfecto, el </w:t>
+      </w:r>
+      <w:proofErr w:type="spellStart"/>
+      <w:r>
+        <w:t>frontend</w:t>
+      </w:r>
+      <w:proofErr w:type="spellEnd"/>
+      <w:r>
+        <w:t xml:space="preserve"> ya está compilado. He completado la implementación del módulo de amortizaciones:</w:t>
+      </w:r>
+    </w:p>
+    <w:p>
+      <w:pPr>
+        <w:numPr>
+          <w:ilvl w:val="0"/>
+          <w:numId w:val="9"/>
+        </w:numPr>
+        <w:tabs>
+          <w:tab w:val="num" w:pos="360"/>
+        </w:tabs>
+        <w:spacing w:after="0" w:line="240" w:lineRule="auto"/>
+        <w:rPr>
+          <w:b/>
+          <w:bCs/>
+        </w:rPr>
+      </w:pPr>
+      <w:r>
+        <w:rPr>
+          <w:b/>
+          <w:bCs/>
+        </w:rPr>
+        <w:t>Resumen de lo implementado:</w:t>
+      </w:r>
+    </w:p>
+    <w:p>
+      <w:pPr>
+        <w:numPr>
+          <w:ilvl w:val="0"/>
+          <w:numId w:val="10"/>
+        </w:numPr>
+        <w:tabs>
+          <w:tab w:val="clear" w:pos="720"/>
+          <w:tab w:val="num" w:pos="360"/>
+        </w:tabs>
+        <w:spacing w:after="0" w:line="240" w:lineRule="auto"/>
+        <w:rPr>
+          <w:b/>
+          <w:bCs/>
+        </w:rPr>
+      </w:pPr>
+      <w:proofErr w:type="spellStart"/>
+      <w:r>
+        <w:rPr>
+          <w:b/>
+          <w:bCs/>
+        </w:rPr>
+        <w:t>Backend</w:t>
+      </w:r>
+      <w:proofErr w:type="spellEnd"/>
+      <w:r>
+        <w:rPr>
+          <w:b/>
+          <w:bCs/>
+        </w:rPr>
+        <w:t>:</w:t>
+      </w:r>
+    </w:p>
+    <w:p>
+      <w:pPr>
+        <w:numPr>
+          <w:ilvl w:val="0"/>
+          <w:numId w:val="55"/>
+        </w:numPr>
+        <w:spacing w:after="0" w:line="240" w:lineRule="auto"/>
+      </w:pPr>
+      <w:r>
+        <w:rPr>
+          <w:b/>
+          <w:bCs/>
+        </w:rPr>
+        <w:t>Modelo Amortización</w:t>
+      </w:r>
+      <w:r>
+        <w:t> - Actualizado con campo </w:t>
+      </w:r>
+      <w:proofErr w:type="spellStart"/>
+      <w:r>
+        <w:t>int_parcial</w:t>
+      </w:r>
+      <w:proofErr w:type="spellEnd"/>
+    </w:p>
+    <w:p>
+      <w:pPr>
+        <w:numPr>
+          <w:ilvl w:val="0"/>
+          <w:numId w:val="55"/>
+        </w:numPr>
+        <w:spacing w:after="0" w:line="240" w:lineRule="auto"/>
+      </w:pPr>
+      <w:proofErr w:type="spellStart"/>
+      <w:r>
+        <w:rPr>
+          <w:b/>
+          <w:bCs/>
+        </w:rPr>
+        <w:t>AmortizacionController</w:t>
+      </w:r>
+      <w:proofErr w:type="spellEnd"/>
+      <w:r>
+        <w:t> - CRUD completo con relaciones</w:t>
+      </w:r>
+    </w:p>
+    <w:p>
+      <w:pPr>
+        <w:numPr>
+          <w:ilvl w:val="0"/>
+          <w:numId w:val="55"/>
+        </w:numPr>
+        <w:spacing w:after="0" w:line="240" w:lineRule="auto"/>
+      </w:pPr>
+      <w:r>
+        <w:rPr>
+          <w:b/>
+          <w:bCs/>
+        </w:rPr>
+        <w:t>Rutas API</w:t>
+      </w:r>
+      <w:r>
+        <w:t> - /api/amortizaciones y /api/amortizaciones/</w:t>
+      </w:r>
+      <w:proofErr w:type="spellStart"/>
+      <w:r>
+        <w:t>inversion</w:t>
+      </w:r>
+      <w:proofErr w:type="spellEnd"/>
+      <w:r>
+        <w:t>/{id}</w:t>
+      </w:r>
+    </w:p>
+    <w:p>
+      <w:pPr>
+        <w:numPr>
+          <w:ilvl w:val="0"/>
+          <w:numId w:val="10"/>
+        </w:numPr>
+        <w:tabs>
+          <w:tab w:val="clear" w:pos="720"/>
+          <w:tab w:val="num" w:pos="360"/>
+        </w:tabs>
+        <w:spacing w:after="0" w:line="240" w:lineRule="auto"/>
+        <w:rPr>
+          <w:b/>
+          <w:bCs/>
+        </w:rPr>
+      </w:pPr>
+      <w:proofErr w:type="spellStart"/>
+      <w:r>
+        <w:rPr>
+          <w:b/>
+          <w:bCs/>
+        </w:rPr>
+        <w:t>Frontend</w:t>
+      </w:r>
+      <w:proofErr w:type="spellEnd"/>
+      <w:r>
+        <w:rPr>
+          <w:b/>
+          <w:bCs/>
+        </w:rPr>
+        <w:t>:</w:t>
+      </w:r>
+    </w:p>
+    <w:p>
+      <w:pPr>
+        <w:numPr>
+          <w:ilvl w:val="0"/>
+          <w:numId w:val="56"/>
+        </w:numPr>
+        <w:spacing w:after="0" w:line="240" w:lineRule="auto"/>
+      </w:pPr>
+      <w:proofErr w:type="spellStart"/>
+      <w:r>
+        <w:rPr>
+          <w:b/>
+          <w:bCs/>
+        </w:rPr>
+        <w:t>AmortizacionService</w:t>
+      </w:r>
+      <w:proofErr w:type="spellEnd"/>
+      <w:r>
+        <w:t> - Servicio para comunicación con API</w:t>
+      </w:r>
+    </w:p>
+    <w:p>
+      <w:pPr>
+        <w:numPr>
+          <w:ilvl w:val="0"/>
+          <w:numId w:val="56"/>
+        </w:numPr>
+        <w:spacing w:after="0" w:line="240" w:lineRule="auto"/>
+      </w:pPr>
+      <w:proofErr w:type="spellStart"/>
+      <w:r>
+        <w:rPr>
+          <w:b/>
+          <w:bCs/>
+        </w:rPr>
+        <w:t>AmortizacionListComponent</w:t>
+      </w:r>
+      <w:proofErr w:type="spellEnd"/>
+      <w:r>
+        <w:t> - Componente completo con:</w:t>
+      </w:r>
+    </w:p>
+    <w:p>
+      <w:pPr>
+        <w:numPr>
+          <w:ilvl w:val="1"/>
+          <w:numId w:val="56"/>
+        </w:numPr>
+        <w:spacing w:after="0" w:line="240" w:lineRule="auto"/>
+      </w:pPr>
+      <w:r>
+        <w:t>Listado paginado y filtrable</w:t>
+      </w:r>
+    </w:p>
+    <w:p>
+      <w:pPr>
+        <w:numPr>
+          <w:ilvl w:val="1"/>
+          <w:numId w:val="56"/>
+        </w:numPr>
+        <w:spacing w:after="0" w:line="240" w:lineRule="auto"/>
+      </w:pPr>
+      <w:r>
+        <w:t>Modal para crear/editar usando </w:t>
+      </w:r>
+      <w:proofErr w:type="spellStart"/>
+      <w:r>
+        <w:t>ModalActionsComponent</w:t>
+      </w:r>
+      <w:proofErr w:type="spellEnd"/>
+    </w:p>
+    <w:p>
+      <w:pPr>
+        <w:numPr>
+          <w:ilvl w:val="1"/>
+          <w:numId w:val="56"/>
+        </w:numPr>
+        <w:spacing w:after="0" w:line="240" w:lineRule="auto"/>
+      </w:pPr>
+      <w:r>
+        <w:t>Formato de moneda y fechas</w:t>
+      </w:r>
+    </w:p>
+    <w:p>
+      <w:pPr>
+        <w:numPr>
+          <w:ilvl w:val="1"/>
+          <w:numId w:val="56"/>
+        </w:numPr>
+        <w:spacing w:after="0" w:line="240" w:lineRule="auto"/>
+      </w:pPr>
+      <w:r>
+        <w:t>Tags de estado con colores</w:t>
+      </w:r>
+    </w:p>
+    <w:p>
+      <w:pPr>
+        <w:numPr>
+          <w:ilvl w:val="1"/>
+          <w:numId w:val="56"/>
+        </w:numPr>
+        <w:spacing w:after="0" w:line="240" w:lineRule="auto"/>
+      </w:pPr>
+      <w:r>
+        <w:t>Botones de acción</w:t>
+      </w:r>
+    </w:p>
+    <w:p>
+      <w:pPr>
+        <w:numPr>
+          <w:ilvl w:val="0"/>
+          <w:numId w:val="56"/>
+        </w:numPr>
+        <w:spacing w:after="0" w:line="240" w:lineRule="auto"/>
+      </w:pPr>
+      <w:proofErr w:type="spellStart"/>
+      <w:r>
+        <w:rPr>
+          <w:b/>
+          <w:bCs/>
+        </w:rPr>
+        <w:t>Routing</w:t>
+      </w:r>
+      <w:proofErr w:type="spellEnd"/>
+      <w:r>
+        <w:t> - Agregada ruta /amortizaciones</w:t>
+      </w:r>
+    </w:p>
+    <w:p>
+      <w:pPr>
+        <w:numPr>
+          <w:ilvl w:val="0"/>
+          <w:numId w:val="56"/>
+        </w:numPr>
+        <w:spacing w:after="0" w:line="240" w:lineRule="auto"/>
+      </w:pPr>
+      <w:r>
+        <w:rPr>
+          <w:b/>
+          <w:bCs/>
+        </w:rPr>
+        <w:t>Menú</w:t>
+      </w:r>
+      <w:r>
+        <w:t xml:space="preserve"> - Ya está configurado en el </w:t>
+      </w:r>
+      <w:proofErr w:type="spellStart"/>
+      <w:r>
+        <w:t>sidebar</w:t>
+      </w:r>
+      <w:proofErr w:type="spellEnd"/>
+      <w:r>
+        <w:t xml:space="preserve"> bajo "Inversiones"</w:t>
+      </w:r>
+    </w:p>
+    <w:p>
+      <w:pPr>
+        <w:numPr>
+          <w:ilvl w:val="0"/>
+          <w:numId w:val="10"/>
+        </w:numPr>
+        <w:tabs>
+          <w:tab w:val="clear" w:pos="720"/>
+          <w:tab w:val="num" w:pos="360"/>
+        </w:tabs>
+        <w:spacing w:after="0" w:line="240" w:lineRule="auto"/>
+        <w:rPr>
+          <w:b/>
+          <w:bCs/>
+        </w:rPr>
+      </w:pPr>
+      <w:r>
+        <w:rPr>
+          <w:b/>
+          <w:bCs/>
+        </w:rPr>
+        <w:t>Características implementadas:</w:t>
+      </w:r>
+    </w:p>
+    <w:p>
+      <w:pPr>
+        <w:numPr>
+          <w:ilvl w:val="0"/>
+          <w:numId w:val="57"/>
+        </w:numPr>
+        <w:spacing w:after="0" w:line="240" w:lineRule="auto"/>
+      </w:pPr>
+      <w:r>
+        <w:rPr>
+          <w:rFonts w:ascii="Segoe UI Emoji" w:hAnsi="Segoe UI Emoji" w:cs="Segoe UI Emoji"/>
+        </w:rPr>
+        <w:t>✅</w:t>
+      </w:r>
+      <w:r>
+        <w:t xml:space="preserve"> Listado de amortizaciones con paginación</w:t>
+      </w:r>
+    </w:p>
+    <w:p>
+      <w:pPr>
+        <w:numPr>
+          <w:ilvl w:val="0"/>
+          <w:numId w:val="57"/>
+        </w:numPr>
+        <w:spacing w:after="0" w:line="240" w:lineRule="auto"/>
+      </w:pPr>
+      <w:r>
+        <w:rPr>
+          <w:rFonts w:ascii="Segoe UI Emoji" w:hAnsi="Segoe UI Emoji" w:cs="Segoe UI Emoji"/>
+        </w:rPr>
+        <w:lastRenderedPageBreak/>
+        <w:t>✅</w:t>
+      </w:r>
+      <w:r>
+        <w:t xml:space="preserve"> Filtros por inversión, estado, rango de fechas</w:t>
+      </w:r>
+    </w:p>
+    <w:p>
+      <w:pPr>
+        <w:numPr>
+          <w:ilvl w:val="0"/>
+          <w:numId w:val="57"/>
+        </w:numPr>
+        <w:spacing w:after="0" w:line="240" w:lineRule="auto"/>
+      </w:pPr>
+      <w:r>
+        <w:rPr>
+          <w:rFonts w:ascii="Segoe UI Emoji" w:hAnsi="Segoe UI Emoji" w:cs="Segoe UI Emoji"/>
+        </w:rPr>
+        <w:t>✅</w:t>
+      </w:r>
+      <w:r>
+        <w:t xml:space="preserve"> Columnas: </w:t>
+      </w:r>
+      <w:proofErr w:type="spellStart"/>
+      <w:r>
+        <w:t>N°</w:t>
+      </w:r>
+      <w:proofErr w:type="spellEnd"/>
+      <w:r>
+        <w:t xml:space="preserve"> Cuota, Fecha Pago, Interés, Capital, Descuento, Total, </w:t>
+      </w:r>
+      <w:proofErr w:type="spellStart"/>
+      <w:r>
+        <w:t>Int</w:t>
+      </w:r>
+      <w:proofErr w:type="spellEnd"/>
+      <w:r>
+        <w:t>. Parcial, Retención, Estado, Pagada</w:t>
+      </w:r>
+    </w:p>
+    <w:p>
+      <w:pPr>
+        <w:numPr>
+          <w:ilvl w:val="0"/>
+          <w:numId w:val="57"/>
+        </w:numPr>
+        <w:spacing w:after="0" w:line="240" w:lineRule="auto"/>
+      </w:pPr>
+      <w:r>
+        <w:rPr>
+          <w:rFonts w:ascii="Segoe UI Emoji" w:hAnsi="Segoe UI Emoji" w:cs="Segoe UI Emoji"/>
+        </w:rPr>
+        <w:t>✅</w:t>
+      </w:r>
+      <w:r>
+        <w:t xml:space="preserve"> Formulario de creación/edición</w:t>
+      </w:r>
+    </w:p>
+    <w:p>
+      <w:pPr>
+        <w:numPr>
+          <w:ilvl w:val="0"/>
+          <w:numId w:val="57"/>
+        </w:numPr>
+        <w:spacing w:after="0" w:line="240" w:lineRule="auto"/>
+      </w:pPr>
+      <w:r>
+        <w:rPr>
+          <w:rFonts w:ascii="Segoe UI Emoji" w:hAnsi="Segoe UI Emoji" w:cs="Segoe UI Emoji"/>
+        </w:rPr>
+        <w:t>✅</w:t>
+      </w:r>
+      <w:r>
+        <w:t xml:space="preserve"> Botones estandarizados con </w:t>
+      </w:r>
+      <w:proofErr w:type="spellStart"/>
+      <w:r>
+        <w:t>ModalActionsComponent</w:t>
+      </w:r>
+      <w:proofErr w:type="spellEnd"/>
+    </w:p>
+    <w:p>
+      <w:pPr>
+        <w:numPr>
+          <w:ilvl w:val="0"/>
+          <w:numId w:val="57"/>
+        </w:numPr>
+        <w:spacing w:after="0" w:line="240" w:lineRule="auto"/>
+      </w:pPr>
+      <w:r>
+        <w:rPr>
+          <w:rFonts w:ascii="Segoe UI Emoji" w:hAnsi="Segoe UI Emoji" w:cs="Segoe UI Emoji"/>
+        </w:rPr>
+        <w:t>✅</w:t>
+      </w:r>
+      <w:r>
+        <w:t xml:space="preserve"> Formato de moneda y fechas</w:t>
+      </w:r>
+    </w:p>
+    <w:p>
+      <w:pPr>
+        <w:numPr>
+          <w:ilvl w:val="0"/>
+          <w:numId w:val="57"/>
+        </w:numPr>
+        <w:spacing w:after="0" w:line="240" w:lineRule="auto"/>
+      </w:pPr>
+      <w:r>
+        <w:rPr>
+          <w:rFonts w:ascii="Segoe UI Emoji" w:hAnsi="Segoe UI Emoji" w:cs="Segoe UI Emoji"/>
+        </w:rPr>
+        <w:t>✅</w:t>
+      </w:r>
+      <w:r>
+        <w:t xml:space="preserve"> Tags de estado con colores</w:t>
+      </w:r>
+    </w:p>
+    <w:p>
+      <w:pPr>
+        <w:numPr>
+          <w:ilvl w:val="0"/>
+          <w:numId w:val="57"/>
+        </w:numPr>
+        <w:spacing w:after="0" w:line="240" w:lineRule="auto"/>
+      </w:pPr>
+      <w:r>
+        <w:rPr>
+          <w:rFonts w:ascii="Segoe UI Emoji" w:hAnsi="Segoe UI Emoji" w:cs="Segoe UI Emoji"/>
+        </w:rPr>
+        <w:t>✅</w:t>
+      </w:r>
+      <w:r>
+        <w:t xml:space="preserve"> </w:t>
+      </w:r>
+      <w:proofErr w:type="spellStart"/>
+      <w:r>
+        <w:t>Soft</w:t>
+      </w:r>
+      <w:proofErr w:type="spellEnd"/>
+      <w:r>
+        <w:t xml:space="preserve"> </w:t>
+      </w:r>
+      <w:proofErr w:type="spellStart"/>
+      <w:r>
+        <w:t>delete</w:t>
+      </w:r>
+      <w:proofErr w:type="spellEnd"/>
+    </w:p>
+    <w:p>
+      <w:pPr>
+        <w:numPr>
+          <w:ilvl w:val="0"/>
+          <w:numId w:val="57"/>
+        </w:numPr>
+        <w:spacing w:after="0" w:line="240" w:lineRule="auto"/>
+      </w:pPr>
+      <w:r>
+        <w:rPr>
+          <w:rFonts w:ascii="Segoe UI Emoji" w:hAnsi="Segoe UI Emoji" w:cs="Segoe UI Emoji"/>
+        </w:rPr>
+        <w:t>✅</w:t>
+      </w:r>
+      <w:r>
+        <w:t xml:space="preserve"> Relaciones con inversiones y catálogos</w:t>
+      </w:r>
+    </w:p>
+    <w:p>
+      <w:pPr>
+        <w:spacing w:after="0" w:line="240" w:lineRule="auto"/>
+      </w:pPr>
+      <w:r>
+        <w:t>El módulo está listo para usar. Puedes acceder a través del menú "Inversiones → Amortizaciones" o directamente en /amortizaciones.</w:t>
+      </w:r>
+    </w:p>
+    <w:p>
+      <w:pPr>
+        <w:spacing w:after="0" w:line="240" w:lineRule="auto"/>
+      </w:pPr>
     </w:p>
     <w:sectPr>
       <w:pgSz w:w="11906" w:h="16838"/>
@@ -5852,6 +7124,119 @@
     </w:lvl>
   </w:abstractNum>
   <w:abstractNum w:abstractNumId="1" w15:restartNumberingAfterBreak="0">
+    <w:nsid w:val="02F22EA1"/>
+    <w:multiLevelType w:val="multilevel"/>
+    <w:tmpl w:val="3AE8340C"/>
+    <w:lvl w:ilvl="0">
+      <w:start w:val="1"/>
+      <w:numFmt w:val="decimal"/>
+      <w:lvlText w:val="%1."/>
+      <w:lvlJc w:val="left"/>
+      <w:pPr>
+        <w:tabs>
+          <w:tab w:val="num" w:pos="720"/>
+        </w:tabs>
+        <w:ind w:left="720" w:hanging="360"/>
+      </w:pPr>
+    </w:lvl>
+    <w:lvl w:ilvl="1" w:tentative="1">
+      <w:start w:val="1"/>
+      <w:numFmt w:val="decimal"/>
+      <w:lvlText w:val="%2."/>
+      <w:lvlJc w:val="left"/>
+      <w:pPr>
+        <w:tabs>
+          <w:tab w:val="num" w:pos="1440"/>
+        </w:tabs>
+        <w:ind w:left="1440" w:hanging="360"/>
+      </w:pPr>
+    </w:lvl>
+    <w:lvl w:ilvl="2" w:tentative="1">
+      <w:start w:val="1"/>
+      <w:numFmt w:val="decimal"/>
+      <w:lvlText w:val="%3."/>
+      <w:lvlJc w:val="left"/>
+      <w:pPr>
+        <w:tabs>
+          <w:tab w:val="num" w:pos="2160"/>
+        </w:tabs>
+        <w:ind w:left="2160" w:hanging="360"/>
+      </w:pPr>
+    </w:lvl>
+    <w:lvl w:ilvl="3" w:tentative="1">
+      <w:start w:val="1"/>
+      <w:numFmt w:val="decimal"/>
+      <w:lvlText w:val="%4."/>
+      <w:lvlJc w:val="left"/>
+      <w:pPr>
+        <w:tabs>
+          <w:tab w:val="num" w:pos="2880"/>
+        </w:tabs>
+        <w:ind w:left="2880" w:hanging="360"/>
+      </w:pPr>
+    </w:lvl>
+    <w:lvl w:ilvl="4" w:tentative="1">
+      <w:start w:val="1"/>
+      <w:numFmt w:val="decimal"/>
+      <w:lvlText w:val="%5."/>
+      <w:lvlJc w:val="left"/>
+      <w:pPr>
+        <w:tabs>
+          <w:tab w:val="num" w:pos="3600"/>
+        </w:tabs>
+        <w:ind w:left="3600" w:hanging="360"/>
+      </w:pPr>
+    </w:lvl>
+    <w:lvl w:ilvl="5" w:tentative="1">
+      <w:start w:val="1"/>
+      <w:numFmt w:val="decimal"/>
+      <w:lvlText w:val="%6."/>
+      <w:lvlJc w:val="left"/>
+      <w:pPr>
+        <w:tabs>
+          <w:tab w:val="num" w:pos="4320"/>
+        </w:tabs>
+        <w:ind w:left="4320" w:hanging="360"/>
+      </w:pPr>
+    </w:lvl>
+    <w:lvl w:ilvl="6" w:tentative="1">
+      <w:start w:val="1"/>
+      <w:numFmt w:val="decimal"/>
+      <w:lvlText w:val="%7."/>
+      <w:lvlJc w:val="left"/>
+      <w:pPr>
+        <w:tabs>
+          <w:tab w:val="num" w:pos="5040"/>
+        </w:tabs>
+        <w:ind w:left="5040" w:hanging="360"/>
+      </w:pPr>
+    </w:lvl>
+    <w:lvl w:ilvl="7" w:tentative="1">
+      <w:start w:val="1"/>
+      <w:numFmt w:val="decimal"/>
+      <w:lvlText w:val="%8."/>
+      <w:lvlJc w:val="left"/>
+      <w:pPr>
+        <w:tabs>
+          <w:tab w:val="num" w:pos="5760"/>
+        </w:tabs>
+        <w:ind w:left="5760" w:hanging="360"/>
+      </w:pPr>
+    </w:lvl>
+    <w:lvl w:ilvl="8" w:tentative="1">
+      <w:start w:val="1"/>
+      <w:numFmt w:val="decimal"/>
+      <w:lvlText w:val="%9."/>
+      <w:lvlJc w:val="left"/>
+      <w:pPr>
+        <w:tabs>
+          <w:tab w:val="num" w:pos="6480"/>
+        </w:tabs>
+        <w:ind w:left="6480" w:hanging="360"/>
+      </w:pPr>
+    </w:lvl>
+  </w:abstractNum>
+  <w:abstractNum w:abstractNumId="2" w15:restartNumberingAfterBreak="0">
     <w:nsid w:val="078350FA"/>
     <w:multiLevelType w:val="multilevel"/>
     <w:tmpl w:val="9BC20AF6"/>
@@ -6000,7 +7385,7 @@
       </w:rPr>
     </w:lvl>
   </w:abstractNum>
-  <w:abstractNum w:abstractNumId="2" w15:restartNumberingAfterBreak="0">
+  <w:abstractNum w:abstractNumId="3" w15:restartNumberingAfterBreak="0">
     <w:nsid w:val="0A004243"/>
     <w:multiLevelType w:val="multilevel"/>
     <w:tmpl w:val="79A0936A"/>
@@ -6113,7 +7498,7 @@
       </w:pPr>
     </w:lvl>
   </w:abstractNum>
-  <w:abstractNum w:abstractNumId="3" w15:restartNumberingAfterBreak="0">
+  <w:abstractNum w:abstractNumId="4" w15:restartNumberingAfterBreak="0">
     <w:nsid w:val="0AE6547E"/>
     <w:multiLevelType w:val="multilevel"/>
     <w:tmpl w:val="6846A23A"/>
@@ -6262,7 +7647,7 @@
       </w:rPr>
     </w:lvl>
   </w:abstractNum>
-  <w:abstractNum w:abstractNumId="4" w15:restartNumberingAfterBreak="0">
+  <w:abstractNum w:abstractNumId="5" w15:restartNumberingAfterBreak="0">
     <w:nsid w:val="0B0318D1"/>
     <w:multiLevelType w:val="multilevel"/>
     <w:tmpl w:val="7A080088"/>
@@ -6375,7 +7760,7 @@
       </w:pPr>
     </w:lvl>
   </w:abstractNum>
-  <w:abstractNum w:abstractNumId="5" w15:restartNumberingAfterBreak="0">
+  <w:abstractNum w:abstractNumId="6" w15:restartNumberingAfterBreak="0">
     <w:nsid w:val="0DAD632A"/>
     <w:multiLevelType w:val="multilevel"/>
     <w:tmpl w:val="268C4BFA"/>
@@ -6524,7 +7909,7 @@
       </w:rPr>
     </w:lvl>
   </w:abstractNum>
-  <w:abstractNum w:abstractNumId="6" w15:restartNumberingAfterBreak="0">
+  <w:abstractNum w:abstractNumId="7" w15:restartNumberingAfterBreak="0">
     <w:nsid w:val="0E5745B8"/>
     <w:multiLevelType w:val="multilevel"/>
     <w:tmpl w:val="AF4A1808"/>
@@ -6637,7 +8022,7 @@
       </w:pPr>
     </w:lvl>
   </w:abstractNum>
-  <w:abstractNum w:abstractNumId="7" w15:restartNumberingAfterBreak="0">
+  <w:abstractNum w:abstractNumId="8" w15:restartNumberingAfterBreak="0">
     <w:nsid w:val="13BF333E"/>
     <w:multiLevelType w:val="multilevel"/>
     <w:tmpl w:val="294CBFC6"/>
@@ -6786,7 +8171,7 @@
       </w:rPr>
     </w:lvl>
   </w:abstractNum>
-  <w:abstractNum w:abstractNumId="8" w15:restartNumberingAfterBreak="0">
+  <w:abstractNum w:abstractNumId="9" w15:restartNumberingAfterBreak="0">
     <w:nsid w:val="14D573BE"/>
     <w:multiLevelType w:val="multilevel"/>
     <w:tmpl w:val="1256E958"/>
@@ -6935,7 +8320,7 @@
       </w:rPr>
     </w:lvl>
   </w:abstractNum>
-  <w:abstractNum w:abstractNumId="9" w15:restartNumberingAfterBreak="0">
+  <w:abstractNum w:abstractNumId="10" w15:restartNumberingAfterBreak="0">
     <w:nsid w:val="14D73988"/>
     <w:multiLevelType w:val="multilevel"/>
     <w:tmpl w:val="2012C62A"/>
@@ -7021,7 +8406,7 @@
       </w:pPr>
     </w:lvl>
   </w:abstractNum>
-  <w:abstractNum w:abstractNumId="10" w15:restartNumberingAfterBreak="0">
+  <w:abstractNum w:abstractNumId="11" w15:restartNumberingAfterBreak="0">
     <w:nsid w:val="1A34041A"/>
     <w:multiLevelType w:val="multilevel"/>
     <w:tmpl w:val="1FF45668"/>
@@ -7170,7 +8555,7 @@
       </w:rPr>
     </w:lvl>
   </w:abstractNum>
-  <w:abstractNum w:abstractNumId="11" w15:restartNumberingAfterBreak="0">
+  <w:abstractNum w:abstractNumId="12" w15:restartNumberingAfterBreak="0">
     <w:nsid w:val="1AA600F3"/>
     <w:multiLevelType w:val="multilevel"/>
     <w:tmpl w:val="AD5E5BBC"/>
@@ -7258,7 +8643,7 @@
       </w:pPr>
     </w:lvl>
   </w:abstractNum>
-  <w:abstractNum w:abstractNumId="12" w15:restartNumberingAfterBreak="0">
+  <w:abstractNum w:abstractNumId="13" w15:restartNumberingAfterBreak="0">
     <w:nsid w:val="23CE53C7"/>
     <w:multiLevelType w:val="multilevel"/>
     <w:tmpl w:val="667879D4"/>
@@ -7371,7 +8756,7 @@
       </w:pPr>
     </w:lvl>
   </w:abstractNum>
-  <w:abstractNum w:abstractNumId="13" w15:restartNumberingAfterBreak="0">
+  <w:abstractNum w:abstractNumId="14" w15:restartNumberingAfterBreak="0">
     <w:nsid w:val="278559B4"/>
     <w:multiLevelType w:val="multilevel"/>
     <w:tmpl w:val="3368A96E"/>
@@ -7520,7 +8905,7 @@
       </w:rPr>
     </w:lvl>
   </w:abstractNum>
-  <w:abstractNum w:abstractNumId="14" w15:restartNumberingAfterBreak="0">
+  <w:abstractNum w:abstractNumId="15" w15:restartNumberingAfterBreak="0">
     <w:nsid w:val="2B29706E"/>
     <w:multiLevelType w:val="multilevel"/>
     <w:tmpl w:val="EC0E537E"/>
@@ -7633,7 +9018,156 @@
       </w:pPr>
     </w:lvl>
   </w:abstractNum>
-  <w:abstractNum w:abstractNumId="15" w15:restartNumberingAfterBreak="0">
+  <w:abstractNum w:abstractNumId="16" w15:restartNumberingAfterBreak="0">
+    <w:nsid w:val="2CAB5DF1"/>
+    <w:multiLevelType w:val="multilevel"/>
+    <w:tmpl w:val="47504734"/>
+    <w:lvl w:ilvl="0">
+      <w:start w:val="1"/>
+      <w:numFmt w:val="bullet"/>
+      <w:lvlText w:val=""/>
+      <w:lvlJc w:val="left"/>
+      <w:pPr>
+        <w:tabs>
+          <w:tab w:val="num" w:pos="720"/>
+        </w:tabs>
+        <w:ind w:left="720" w:hanging="360"/>
+      </w:pPr>
+      <w:rPr>
+        <w:rFonts w:ascii="Symbol" w:hAnsi="Symbol" w:hint="default"/>
+        <w:sz w:val="20"/>
+      </w:rPr>
+    </w:lvl>
+    <w:lvl w:ilvl="1" w:tentative="1">
+      <w:start w:val="1"/>
+      <w:numFmt w:val="bullet"/>
+      <w:lvlText w:val=""/>
+      <w:lvlJc w:val="left"/>
+      <w:pPr>
+        <w:tabs>
+          <w:tab w:val="num" w:pos="1440"/>
+        </w:tabs>
+        <w:ind w:left="1440" w:hanging="360"/>
+      </w:pPr>
+      <w:rPr>
+        <w:rFonts w:ascii="Symbol" w:hAnsi="Symbol" w:hint="default"/>
+        <w:sz w:val="20"/>
+      </w:rPr>
+    </w:lvl>
+    <w:lvl w:ilvl="2" w:tentative="1">
+      <w:start w:val="1"/>
+      <w:numFmt w:val="bullet"/>
+      <w:lvlText w:val=""/>
+      <w:lvlJc w:val="left"/>
+      <w:pPr>
+        <w:tabs>
+          <w:tab w:val="num" w:pos="2160"/>
+        </w:tabs>
+        <w:ind w:left="2160" w:hanging="360"/>
+      </w:pPr>
+      <w:rPr>
+        <w:rFonts w:ascii="Symbol" w:hAnsi="Symbol" w:hint="default"/>
+        <w:sz w:val="20"/>
+      </w:rPr>
+    </w:lvl>
+    <w:lvl w:ilvl="3" w:tentative="1">
+      <w:start w:val="1"/>
+      <w:numFmt w:val="bullet"/>
+      <w:lvlText w:val=""/>
+      <w:lvlJc w:val="left"/>
+      <w:pPr>
+        <w:tabs>
+          <w:tab w:val="num" w:pos="2880"/>
+        </w:tabs>
+        <w:ind w:left="2880" w:hanging="360"/>
+      </w:pPr>
+      <w:rPr>
+        <w:rFonts w:ascii="Symbol" w:hAnsi="Symbol" w:hint="default"/>
+        <w:sz w:val="20"/>
+      </w:rPr>
+    </w:lvl>
+    <w:lvl w:ilvl="4" w:tentative="1">
+      <w:start w:val="1"/>
+      <w:numFmt w:val="bullet"/>
+      <w:lvlText w:val=""/>
+      <w:lvlJc w:val="left"/>
+      <w:pPr>
+        <w:tabs>
+          <w:tab w:val="num" w:pos="3600"/>
+        </w:tabs>
+        <w:ind w:left="3600" w:hanging="360"/>
+      </w:pPr>
+      <w:rPr>
+        <w:rFonts w:ascii="Symbol" w:hAnsi="Symbol" w:hint="default"/>
+        <w:sz w:val="20"/>
+      </w:rPr>
+    </w:lvl>
+    <w:lvl w:ilvl="5" w:tentative="1">
+      <w:start w:val="1"/>
+      <w:numFmt w:val="bullet"/>
+      <w:lvlText w:val=""/>
+      <w:lvlJc w:val="left"/>
+      <w:pPr>
+        <w:tabs>
+          <w:tab w:val="num" w:pos="4320"/>
+        </w:tabs>
+        <w:ind w:left="4320" w:hanging="360"/>
+      </w:pPr>
+      <w:rPr>
+        <w:rFonts w:ascii="Symbol" w:hAnsi="Symbol" w:hint="default"/>
+        <w:sz w:val="20"/>
+      </w:rPr>
+    </w:lvl>
+    <w:lvl w:ilvl="6" w:tentative="1">
+      <w:start w:val="1"/>
+      <w:numFmt w:val="bullet"/>
+      <w:lvlText w:val=""/>
+      <w:lvlJc w:val="left"/>
+      <w:pPr>
+        <w:tabs>
+          <w:tab w:val="num" w:pos="5040"/>
+        </w:tabs>
+        <w:ind w:left="5040" w:hanging="360"/>
+      </w:pPr>
+      <w:rPr>
+        <w:rFonts w:ascii="Symbol" w:hAnsi="Symbol" w:hint="default"/>
+        <w:sz w:val="20"/>
+      </w:rPr>
+    </w:lvl>
+    <w:lvl w:ilvl="7" w:tentative="1">
+      <w:start w:val="1"/>
+      <w:numFmt w:val="bullet"/>
+      <w:lvlText w:val=""/>
+      <w:lvlJc w:val="left"/>
+      <w:pPr>
+        <w:tabs>
+          <w:tab w:val="num" w:pos="5760"/>
+        </w:tabs>
+        <w:ind w:left="5760" w:hanging="360"/>
+      </w:pPr>
+      <w:rPr>
+        <w:rFonts w:ascii="Symbol" w:hAnsi="Symbol" w:hint="default"/>
+        <w:sz w:val="20"/>
+      </w:rPr>
+    </w:lvl>
+    <w:lvl w:ilvl="8" w:tentative="1">
+      <w:start w:val="1"/>
+      <w:numFmt w:val="bullet"/>
+      <w:lvlText w:val=""/>
+      <w:lvlJc w:val="left"/>
+      <w:pPr>
+        <w:tabs>
+          <w:tab w:val="num" w:pos="6480"/>
+        </w:tabs>
+        <w:ind w:left="6480" w:hanging="360"/>
+      </w:pPr>
+      <w:rPr>
+        <w:rFonts w:ascii="Symbol" w:hAnsi="Symbol" w:hint="default"/>
+        <w:sz w:val="20"/>
+      </w:rPr>
+    </w:lvl>
+  </w:abstractNum>
+  <w:abstractNum w:abstractNumId="17" w15:restartNumberingAfterBreak="0">
     <w:nsid w:val="2EBD3824"/>
     <w:multiLevelType w:val="multilevel"/>
     <w:tmpl w:val="FF2E27D4"/>
@@ -7782,7 +9316,7 @@
       </w:rPr>
     </w:lvl>
   </w:abstractNum>
-  <w:abstractNum w:abstractNumId="16" w15:restartNumberingAfterBreak="0">
+  <w:abstractNum w:abstractNumId="18" w15:restartNumberingAfterBreak="0">
     <w:nsid w:val="304C1262"/>
     <w:multiLevelType w:val="multilevel"/>
     <w:tmpl w:val="BC2C63D2"/>
@@ -7895,7 +9429,7 @@
       </w:pPr>
     </w:lvl>
   </w:abstractNum>
-  <w:abstractNum w:abstractNumId="17" w15:restartNumberingAfterBreak="0">
+  <w:abstractNum w:abstractNumId="19" w15:restartNumberingAfterBreak="0">
     <w:nsid w:val="30B977EC"/>
     <w:multiLevelType w:val="multilevel"/>
     <w:tmpl w:val="159A3530"/>
@@ -7981,7 +9515,7 @@
       </w:pPr>
     </w:lvl>
   </w:abstractNum>
-  <w:abstractNum w:abstractNumId="18" w15:restartNumberingAfterBreak="0">
+  <w:abstractNum w:abstractNumId="20" w15:restartNumberingAfterBreak="0">
     <w:nsid w:val="327C0F1F"/>
     <w:multiLevelType w:val="multilevel"/>
     <w:tmpl w:val="78D28CD2"/>
@@ -8098,7 +9632,7 @@
       </w:pPr>
     </w:lvl>
   </w:abstractNum>
-  <w:abstractNum w:abstractNumId="19" w15:restartNumberingAfterBreak="0">
+  <w:abstractNum w:abstractNumId="21" w15:restartNumberingAfterBreak="0">
     <w:nsid w:val="36E36430"/>
     <w:multiLevelType w:val="multilevel"/>
     <w:tmpl w:val="B27E1E5C"/>
@@ -8247,7 +9781,7 @@
       </w:rPr>
     </w:lvl>
   </w:abstractNum>
-  <w:abstractNum w:abstractNumId="20" w15:restartNumberingAfterBreak="0">
+  <w:abstractNum w:abstractNumId="22" w15:restartNumberingAfterBreak="0">
     <w:nsid w:val="3944229B"/>
     <w:multiLevelType w:val="multilevel"/>
     <w:tmpl w:val="B16CF786"/>
@@ -8360,7 +9894,7 @@
       </w:pPr>
     </w:lvl>
   </w:abstractNum>
-  <w:abstractNum w:abstractNumId="21" w15:restartNumberingAfterBreak="0">
+  <w:abstractNum w:abstractNumId="23" w15:restartNumberingAfterBreak="0">
     <w:nsid w:val="3AA05221"/>
     <w:multiLevelType w:val="multilevel"/>
     <w:tmpl w:val="057CAD90"/>
@@ -8473,7 +10007,7 @@
       </w:pPr>
     </w:lvl>
   </w:abstractNum>
-  <w:abstractNum w:abstractNumId="22" w15:restartNumberingAfterBreak="0">
+  <w:abstractNum w:abstractNumId="24" w15:restartNumberingAfterBreak="0">
     <w:nsid w:val="3CBB1D0D"/>
     <w:multiLevelType w:val="multilevel"/>
     <w:tmpl w:val="77F8F694"/>
@@ -8622,7 +10156,124 @@
       </w:rPr>
     </w:lvl>
   </w:abstractNum>
-  <w:abstractNum w:abstractNumId="23" w15:restartNumberingAfterBreak="0">
+  <w:abstractNum w:abstractNumId="25" w15:restartNumberingAfterBreak="0">
+    <w:nsid w:val="3DF809D4"/>
+    <w:multiLevelType w:val="multilevel"/>
+    <w:tmpl w:val="84D43534"/>
+    <w:lvl w:ilvl="0">
+      <w:start w:val="1"/>
+      <w:numFmt w:val="decimal"/>
+      <w:lvlText w:val="%1."/>
+      <w:lvlJc w:val="left"/>
+      <w:pPr>
+        <w:tabs>
+          <w:tab w:val="num" w:pos="720"/>
+        </w:tabs>
+        <w:ind w:left="720" w:hanging="360"/>
+      </w:pPr>
+    </w:lvl>
+    <w:lvl w:ilvl="1">
+      <w:start w:val="1"/>
+      <w:numFmt w:val="bullet"/>
+      <w:lvlText w:val=""/>
+      <w:lvlJc w:val="left"/>
+      <w:pPr>
+        <w:tabs>
+          <w:tab w:val="num" w:pos="1440"/>
+        </w:tabs>
+        <w:ind w:left="1440" w:hanging="360"/>
+      </w:pPr>
+      <w:rPr>
+        <w:rFonts w:ascii="Symbol" w:hAnsi="Symbol" w:hint="default"/>
+        <w:sz w:val="20"/>
+      </w:rPr>
+    </w:lvl>
+    <w:lvl w:ilvl="2" w:tentative="1">
+      <w:start w:val="1"/>
+      <w:numFmt w:val="decimal"/>
+      <w:lvlText w:val="%3."/>
+      <w:lvlJc w:val="left"/>
+      <w:pPr>
+        <w:tabs>
+          <w:tab w:val="num" w:pos="2160"/>
+        </w:tabs>
+        <w:ind w:left="2160" w:hanging="360"/>
+      </w:pPr>
+    </w:lvl>
+    <w:lvl w:ilvl="3" w:tentative="1">
+      <w:start w:val="1"/>
+      <w:numFmt w:val="decimal"/>
+      <w:lvlText w:val="%4."/>
+      <w:lvlJc w:val="left"/>
+      <w:pPr>
+        <w:tabs>
+          <w:tab w:val="num" w:pos="2880"/>
+        </w:tabs>
+        <w:ind w:left="2880" w:hanging="360"/>
+      </w:pPr>
+    </w:lvl>
+    <w:lvl w:ilvl="4" w:tentative="1">
+      <w:start w:val="1"/>
+      <w:numFmt w:val="decimal"/>
+      <w:lvlText w:val="%5."/>
+      <w:lvlJc w:val="left"/>
+      <w:pPr>
+        <w:tabs>
+          <w:tab w:val="num" w:pos="3600"/>
+        </w:tabs>
+        <w:ind w:left="3600" w:hanging="360"/>
+      </w:pPr>
+    </w:lvl>
+    <w:lvl w:ilvl="5" w:tentative="1">
+      <w:start w:val="1"/>
+      <w:numFmt w:val="decimal"/>
+      <w:lvlText w:val="%6."/>
+      <w:lvlJc w:val="left"/>
+      <w:pPr>
+        <w:tabs>
+          <w:tab w:val="num" w:pos="4320"/>
+        </w:tabs>
+        <w:ind w:left="4320" w:hanging="360"/>
+      </w:pPr>
+    </w:lvl>
+    <w:lvl w:ilvl="6" w:tentative="1">
+      <w:start w:val="1"/>
+      <w:numFmt w:val="decimal"/>
+      <w:lvlText w:val="%7."/>
+      <w:lvlJc w:val="left"/>
+      <w:pPr>
+        <w:tabs>
+          <w:tab w:val="num" w:pos="5040"/>
+        </w:tabs>
+        <w:ind w:left="5040" w:hanging="360"/>
+      </w:pPr>
+    </w:lvl>
+    <w:lvl w:ilvl="7" w:tentative="1">
+      <w:start w:val="1"/>
+      <w:numFmt w:val="decimal"/>
+      <w:lvlText w:val="%8."/>
+      <w:lvlJc w:val="left"/>
+      <w:pPr>
+        <w:tabs>
+          <w:tab w:val="num" w:pos="5760"/>
+        </w:tabs>
+        <w:ind w:left="5760" w:hanging="360"/>
+      </w:pPr>
+    </w:lvl>
+    <w:lvl w:ilvl="8" w:tentative="1">
+      <w:start w:val="1"/>
+      <w:numFmt w:val="decimal"/>
+      <w:lvlText w:val="%9."/>
+      <w:lvlJc w:val="left"/>
+      <w:pPr>
+        <w:tabs>
+          <w:tab w:val="num" w:pos="6480"/>
+        </w:tabs>
+        <w:ind w:left="6480" w:hanging="360"/>
+      </w:pPr>
+    </w:lvl>
+  </w:abstractNum>
+  <w:abstractNum w:abstractNumId="26" w15:restartNumberingAfterBreak="0">
     <w:nsid w:val="3E7A129E"/>
     <w:multiLevelType w:val="multilevel"/>
     <w:tmpl w:val="F294C722"/>
@@ -8735,7 +10386,7 @@
       </w:pPr>
     </w:lvl>
   </w:abstractNum>
-  <w:abstractNum w:abstractNumId="24" w15:restartNumberingAfterBreak="0">
+  <w:abstractNum w:abstractNumId="27" w15:restartNumberingAfterBreak="0">
     <w:nsid w:val="4B4F68E1"/>
     <w:multiLevelType w:val="multilevel"/>
     <w:tmpl w:val="B1E64690"/>
@@ -8884,7 +10535,7 @@
       </w:rPr>
     </w:lvl>
   </w:abstractNum>
-  <w:abstractNum w:abstractNumId="25" w15:restartNumberingAfterBreak="0">
+  <w:abstractNum w:abstractNumId="28" w15:restartNumberingAfterBreak="0">
     <w:nsid w:val="4B97274B"/>
     <w:multiLevelType w:val="multilevel"/>
     <w:tmpl w:val="510EE886"/>
@@ -9033,7 +10684,7 @@
       </w:rPr>
     </w:lvl>
   </w:abstractNum>
-  <w:abstractNum w:abstractNumId="26" w15:restartNumberingAfterBreak="0">
+  <w:abstractNum w:abstractNumId="29" w15:restartNumberingAfterBreak="0">
     <w:nsid w:val="52887E87"/>
     <w:multiLevelType w:val="multilevel"/>
     <w:tmpl w:val="B64871D6"/>
@@ -9146,7 +10797,7 @@
       </w:pPr>
     </w:lvl>
   </w:abstractNum>
-  <w:abstractNum w:abstractNumId="27" w15:restartNumberingAfterBreak="0">
+  <w:abstractNum w:abstractNumId="30" w15:restartNumberingAfterBreak="0">
     <w:nsid w:val="53D018E9"/>
     <w:multiLevelType w:val="multilevel"/>
     <w:tmpl w:val="C082F168"/>
@@ -9232,7 +10883,124 @@
       </w:pPr>
     </w:lvl>
   </w:abstractNum>
-  <w:abstractNum w:abstractNumId="28" w15:restartNumberingAfterBreak="0">
+  <w:abstractNum w:abstractNumId="31" w15:restartNumberingAfterBreak="0">
+    <w:nsid w:val="573E1B6D"/>
+    <w:multiLevelType w:val="multilevel"/>
+    <w:tmpl w:val="C8785470"/>
+    <w:lvl w:ilvl="0">
+      <w:start w:val="1"/>
+      <w:numFmt w:val="decimal"/>
+      <w:lvlText w:val="%1."/>
+      <w:lvlJc w:val="left"/>
+      <w:pPr>
+        <w:tabs>
+          <w:tab w:val="num" w:pos="720"/>
+        </w:tabs>
+        <w:ind w:left="720" w:hanging="360"/>
+      </w:pPr>
+    </w:lvl>
+    <w:lvl w:ilvl="1">
+      <w:start w:val="1"/>
+      <w:numFmt w:val="bullet"/>
+      <w:lvlText w:val=""/>
+      <w:lvlJc w:val="left"/>
+      <w:pPr>
+        <w:tabs>
+          <w:tab w:val="num" w:pos="1440"/>
+        </w:tabs>
+        <w:ind w:left="1440" w:hanging="360"/>
+      </w:pPr>
+      <w:rPr>
+        <w:rFonts w:ascii="Symbol" w:hAnsi="Symbol" w:hint="default"/>
+        <w:sz w:val="20"/>
+      </w:rPr>
+    </w:lvl>
+    <w:lvl w:ilvl="2" w:tentative="1">
+      <w:start w:val="1"/>
+      <w:numFmt w:val="decimal"/>
+      <w:lvlText w:val="%3."/>
+      <w:lvlJc w:val="left"/>
+      <w:pPr>
+        <w:tabs>
+          <w:tab w:val="num" w:pos="2160"/>
+        </w:tabs>
+        <w:ind w:left="2160" w:hanging="360"/>
+      </w:pPr>
+    </w:lvl>
+    <w:lvl w:ilvl="3" w:tentative="1">
+      <w:start w:val="1"/>
+      <w:numFmt w:val="decimal"/>
+      <w:lvlText w:val="%4."/>
+      <w:lvlJc w:val="left"/>
+      <w:pPr>
+        <w:tabs>
+          <w:tab w:val="num" w:pos="2880"/>
+        </w:tabs>
+        <w:ind w:left="2880" w:hanging="360"/>
+      </w:pPr>
+    </w:lvl>
+    <w:lvl w:ilvl="4" w:tentative="1">
+      <w:start w:val="1"/>
+      <w:numFmt w:val="decimal"/>
+      <w:lvlText w:val="%5."/>
+      <w:lvlJc w:val="left"/>
+      <w:pPr>
+        <w:tabs>
+          <w:tab w:val="num" w:pos="3600"/>
+        </w:tabs>
+        <w:ind w:left="3600" w:hanging="360"/>
+      </w:pPr>
+    </w:lvl>
+    <w:lvl w:ilvl="5" w:tentative="1">
+      <w:start w:val="1"/>
+      <w:numFmt w:val="decimal"/>
+      <w:lvlText w:val="%6."/>
+      <w:lvlJc w:val="left"/>
+      <w:pPr>
+        <w:tabs>
+          <w:tab w:val="num" w:pos="4320"/>
+        </w:tabs>
+        <w:ind w:left="4320" w:hanging="360"/>
+      </w:pPr>
+    </w:lvl>
+    <w:lvl w:ilvl="6" w:tentative="1">
+      <w:start w:val="1"/>
+      <w:numFmt w:val="decimal"/>
+      <w:lvlText w:val="%7."/>
+      <w:lvlJc w:val="left"/>
+      <w:pPr>
+        <w:tabs>
+          <w:tab w:val="num" w:pos="5040"/>
+        </w:tabs>
+        <w:ind w:left="5040" w:hanging="360"/>
+      </w:pPr>
+    </w:lvl>
+    <w:lvl w:ilvl="7" w:tentative="1">
+      <w:start w:val="1"/>
+      <w:numFmt w:val="decimal"/>
+      <w:lvlText w:val="%8."/>
+      <w:lvlJc w:val="left"/>
+      <w:pPr>
+        <w:tabs>
+          <w:tab w:val="num" w:pos="5760"/>
+        </w:tabs>
+        <w:ind w:left="5760" w:hanging="360"/>
+      </w:pPr>
+    </w:lvl>
+    <w:lvl w:ilvl="8" w:tentative="1">
+      <w:start w:val="1"/>
+      <w:numFmt w:val="decimal"/>
+      <w:lvlText w:val="%9."/>
+      <w:lvlJc w:val="left"/>
+      <w:pPr>
+        <w:tabs>
+          <w:tab w:val="num" w:pos="6480"/>
+        </w:tabs>
+        <w:ind w:left="6480" w:hanging="360"/>
+      </w:pPr>
+    </w:lvl>
+  </w:abstractNum>
+  <w:abstractNum w:abstractNumId="32" w15:restartNumberingAfterBreak="0">
     <w:nsid w:val="59CD5DA7"/>
     <w:multiLevelType w:val="multilevel"/>
     <w:tmpl w:val="206C4B6E"/>
@@ -9345,7 +11113,7 @@
       </w:pPr>
     </w:lvl>
   </w:abstractNum>
-  <w:abstractNum w:abstractNumId="29" w15:restartNumberingAfterBreak="0">
+  <w:abstractNum w:abstractNumId="33" w15:restartNumberingAfterBreak="0">
     <w:nsid w:val="59EB4366"/>
     <w:multiLevelType w:val="multilevel"/>
     <w:tmpl w:val="A140AF52"/>
@@ -9494,7 +11262,156 @@
       </w:rPr>
     </w:lvl>
   </w:abstractNum>
-  <w:abstractNum w:abstractNumId="30" w15:restartNumberingAfterBreak="0">
+  <w:abstractNum w:abstractNumId="34" w15:restartNumberingAfterBreak="0">
+    <w:nsid w:val="5D2B1017"/>
+    <w:multiLevelType w:val="multilevel"/>
+    <w:tmpl w:val="E44A977E"/>
+    <w:lvl w:ilvl="0">
+      <w:start w:val="1"/>
+      <w:numFmt w:val="bullet"/>
+      <w:lvlText w:val=""/>
+      <w:lvlJc w:val="left"/>
+      <w:pPr>
+        <w:tabs>
+          <w:tab w:val="num" w:pos="720"/>
+        </w:tabs>
+        <w:ind w:left="720" w:hanging="360"/>
+      </w:pPr>
+      <w:rPr>
+        <w:rFonts w:ascii="Symbol" w:hAnsi="Symbol" w:hint="default"/>
+        <w:sz w:val="20"/>
+      </w:rPr>
+    </w:lvl>
+    <w:lvl w:ilvl="1" w:tentative="1">
+      <w:start w:val="1"/>
+      <w:numFmt w:val="bullet"/>
+      <w:lvlText w:val=""/>
+      <w:lvlJc w:val="left"/>
+      <w:pPr>
+        <w:tabs>
+          <w:tab w:val="num" w:pos="1440"/>
+        </w:tabs>
+        <w:ind w:left="1440" w:hanging="360"/>
+      </w:pPr>
+      <w:rPr>
+        <w:rFonts w:ascii="Symbol" w:hAnsi="Symbol" w:hint="default"/>
+        <w:sz w:val="20"/>
+      </w:rPr>
+    </w:lvl>
+    <w:lvl w:ilvl="2" w:tentative="1">
+      <w:start w:val="1"/>
+      <w:numFmt w:val="bullet"/>
+      <w:lvlText w:val=""/>
+      <w:lvlJc w:val="left"/>
+      <w:pPr>
+        <w:tabs>
+          <w:tab w:val="num" w:pos="2160"/>
+        </w:tabs>
+        <w:ind w:left="2160" w:hanging="360"/>
+      </w:pPr>
+      <w:rPr>
+        <w:rFonts w:ascii="Symbol" w:hAnsi="Symbol" w:hint="default"/>
+        <w:sz w:val="20"/>
+      </w:rPr>
+    </w:lvl>
+    <w:lvl w:ilvl="3" w:tentative="1">
+      <w:start w:val="1"/>
+      <w:numFmt w:val="bullet"/>
+      <w:lvlText w:val=""/>
+      <w:lvlJc w:val="left"/>
+      <w:pPr>
+        <w:tabs>
+          <w:tab w:val="num" w:pos="2880"/>
+        </w:tabs>
+        <w:ind w:left="2880" w:hanging="360"/>
+      </w:pPr>
+      <w:rPr>
+        <w:rFonts w:ascii="Symbol" w:hAnsi="Symbol" w:hint="default"/>
+        <w:sz w:val="20"/>
+      </w:rPr>
+    </w:lvl>
+    <w:lvl w:ilvl="4" w:tentative="1">
+      <w:start w:val="1"/>
+      <w:numFmt w:val="bullet"/>
+      <w:lvlText w:val=""/>
+      <w:lvlJc w:val="left"/>
+      <w:pPr>
+        <w:tabs>
+          <w:tab w:val="num" w:pos="3600"/>
+        </w:tabs>
+        <w:ind w:left="3600" w:hanging="360"/>
+      </w:pPr>
+      <w:rPr>
+        <w:rFonts w:ascii="Symbol" w:hAnsi="Symbol" w:hint="default"/>
+        <w:sz w:val="20"/>
+      </w:rPr>
+    </w:lvl>
+    <w:lvl w:ilvl="5" w:tentative="1">
+      <w:start w:val="1"/>
+      <w:numFmt w:val="bullet"/>
+      <w:lvlText w:val=""/>
+      <w:lvlJc w:val="left"/>
+      <w:pPr>
+        <w:tabs>
+          <w:tab w:val="num" w:pos="4320"/>
+        </w:tabs>
+        <w:ind w:left="4320" w:hanging="360"/>
+      </w:pPr>
+      <w:rPr>
+        <w:rFonts w:ascii="Symbol" w:hAnsi="Symbol" w:hint="default"/>
+        <w:sz w:val="20"/>
+      </w:rPr>
+    </w:lvl>
+    <w:lvl w:ilvl="6" w:tentative="1">
+      <w:start w:val="1"/>
+      <w:numFmt w:val="bullet"/>
+      <w:lvlText w:val=""/>
+      <w:lvlJc w:val="left"/>
+      <w:pPr>
+        <w:tabs>
+          <w:tab w:val="num" w:pos="5040"/>
+        </w:tabs>
+        <w:ind w:left="5040" w:hanging="360"/>
+      </w:pPr>
+      <w:rPr>
+        <w:rFonts w:ascii="Symbol" w:hAnsi="Symbol" w:hint="default"/>
+        <w:sz w:val="20"/>
+      </w:rPr>
+    </w:lvl>
+    <w:lvl w:ilvl="7" w:tentative="1">
+      <w:start w:val="1"/>
+      <w:numFmt w:val="bullet"/>
+      <w:lvlText w:val=""/>
+      <w:lvlJc w:val="left"/>
+      <w:pPr>
+        <w:tabs>
+          <w:tab w:val="num" w:pos="5760"/>
+        </w:tabs>
+        <w:ind w:left="5760" w:hanging="360"/>
+      </w:pPr>
+      <w:rPr>
+        <w:rFonts w:ascii="Symbol" w:hAnsi="Symbol" w:hint="default"/>
+        <w:sz w:val="20"/>
+      </w:rPr>
+    </w:lvl>
+    <w:lvl w:ilvl="8" w:tentative="1">
+      <w:start w:val="1"/>
+      <w:numFmt w:val="bullet"/>
+      <w:lvlText w:val=""/>
+      <w:lvlJc w:val="left"/>
+      <w:pPr>
+        <w:tabs>
+          <w:tab w:val="num" w:pos="6480"/>
+        </w:tabs>
+        <w:ind w:left="6480" w:hanging="360"/>
+      </w:pPr>
+      <w:rPr>
+        <w:rFonts w:ascii="Symbol" w:hAnsi="Symbol" w:hint="default"/>
+        <w:sz w:val="20"/>
+      </w:rPr>
+    </w:lvl>
+  </w:abstractNum>
+  <w:abstractNum w:abstractNumId="35" w15:restartNumberingAfterBreak="0">
     <w:nsid w:val="606A128E"/>
     <w:multiLevelType w:val="multilevel"/>
     <w:tmpl w:val="27A40982"/>
@@ -9607,7 +11524,7 @@
       </w:pPr>
     </w:lvl>
   </w:abstractNum>
-  <w:abstractNum w:abstractNumId="31" w15:restartNumberingAfterBreak="0">
+  <w:abstractNum w:abstractNumId="36" w15:restartNumberingAfterBreak="0">
     <w:nsid w:val="60EA4256"/>
     <w:multiLevelType w:val="multilevel"/>
     <w:tmpl w:val="3460AD88"/>
@@ -9756,7 +11673,7 @@
       </w:rPr>
     </w:lvl>
   </w:abstractNum>
-  <w:abstractNum w:abstractNumId="32" w15:restartNumberingAfterBreak="0">
+  <w:abstractNum w:abstractNumId="37" w15:restartNumberingAfterBreak="0">
     <w:nsid w:val="63CE2007"/>
     <w:multiLevelType w:val="multilevel"/>
     <w:tmpl w:val="DB36306E"/>
@@ -9905,7 +11822,7 @@
       </w:rPr>
     </w:lvl>
   </w:abstractNum>
-  <w:abstractNum w:abstractNumId="33" w15:restartNumberingAfterBreak="0">
+  <w:abstractNum w:abstractNumId="38" w15:restartNumberingAfterBreak="0">
     <w:nsid w:val="646B3AEC"/>
     <w:multiLevelType w:val="multilevel"/>
     <w:tmpl w:val="40289B9C"/>
@@ -10054,7 +11971,7 @@
       </w:rPr>
     </w:lvl>
   </w:abstractNum>
-  <w:abstractNum w:abstractNumId="34" w15:restartNumberingAfterBreak="0">
+  <w:abstractNum w:abstractNumId="39" w15:restartNumberingAfterBreak="0">
     <w:nsid w:val="66E942C2"/>
     <w:multiLevelType w:val="multilevel"/>
     <w:tmpl w:val="855CC1A4"/>
@@ -10203,7 +12120,7 @@
       </w:rPr>
     </w:lvl>
   </w:abstractNum>
-  <w:abstractNum w:abstractNumId="35" w15:restartNumberingAfterBreak="0">
+  <w:abstractNum w:abstractNumId="40" w15:restartNumberingAfterBreak="0">
     <w:nsid w:val="68997961"/>
     <w:multiLevelType w:val="multilevel"/>
     <w:tmpl w:val="A2EA5AD4"/>
@@ -10289,7 +12206,7 @@
       </w:pPr>
     </w:lvl>
   </w:abstractNum>
-  <w:abstractNum w:abstractNumId="36" w15:restartNumberingAfterBreak="0">
+  <w:abstractNum w:abstractNumId="41" w15:restartNumberingAfterBreak="0">
     <w:nsid w:val="6A2E2E53"/>
     <w:multiLevelType w:val="multilevel"/>
     <w:tmpl w:val="9990B534"/>
@@ -10375,7 +12292,7 @@
       </w:pPr>
     </w:lvl>
   </w:abstractNum>
-  <w:abstractNum w:abstractNumId="37" w15:restartNumberingAfterBreak="0">
+  <w:abstractNum w:abstractNumId="42" w15:restartNumberingAfterBreak="0">
     <w:nsid w:val="6B0D2D62"/>
     <w:multiLevelType w:val="multilevel"/>
     <w:tmpl w:val="6DF82B7C"/>
@@ -10488,7 +12405,7 @@
       </w:pPr>
     </w:lvl>
   </w:abstractNum>
-  <w:abstractNum w:abstractNumId="38" w15:restartNumberingAfterBreak="0">
+  <w:abstractNum w:abstractNumId="43" w15:restartNumberingAfterBreak="0">
     <w:nsid w:val="6BEB5902"/>
     <w:multiLevelType w:val="multilevel"/>
     <w:tmpl w:val="DC08DE0E"/>
@@ -10637,7 +12554,7 @@
       </w:rPr>
     </w:lvl>
   </w:abstractNum>
-  <w:abstractNum w:abstractNumId="39" w15:restartNumberingAfterBreak="0">
+  <w:abstractNum w:abstractNumId="44" w15:restartNumberingAfterBreak="0">
     <w:nsid w:val="6FF6017B"/>
     <w:multiLevelType w:val="multilevel"/>
     <w:tmpl w:val="0ECAB75C"/>
@@ -10786,7 +12703,7 @@
       </w:rPr>
     </w:lvl>
   </w:abstractNum>
-  <w:abstractNum w:abstractNumId="40" w15:restartNumberingAfterBreak="0">
+  <w:abstractNum w:abstractNumId="45" w15:restartNumberingAfterBreak="0">
     <w:nsid w:val="71703412"/>
     <w:multiLevelType w:val="multilevel"/>
     <w:tmpl w:val="8272B990"/>
@@ -10903,7 +12820,7 @@
       </w:pPr>
     </w:lvl>
   </w:abstractNum>
-  <w:abstractNum w:abstractNumId="41" w15:restartNumberingAfterBreak="0">
+  <w:abstractNum w:abstractNumId="46" w15:restartNumberingAfterBreak="0">
     <w:nsid w:val="767F2668"/>
     <w:multiLevelType w:val="multilevel"/>
     <w:tmpl w:val="21727A62"/>
@@ -11052,7 +12969,7 @@
       </w:rPr>
     </w:lvl>
   </w:abstractNum>
-  <w:abstractNum w:abstractNumId="42" w15:restartNumberingAfterBreak="0">
+  <w:abstractNum w:abstractNumId="47" w15:restartNumberingAfterBreak="0">
     <w:nsid w:val="77E85D3D"/>
     <w:multiLevelType w:val="multilevel"/>
     <w:tmpl w:val="5E2E9860"/>
@@ -11165,7 +13082,7 @@
       </w:pPr>
     </w:lvl>
   </w:abstractNum>
-  <w:abstractNum w:abstractNumId="43" w15:restartNumberingAfterBreak="0">
+  <w:abstractNum w:abstractNumId="48" w15:restartNumberingAfterBreak="0">
     <w:nsid w:val="78047FE7"/>
     <w:multiLevelType w:val="multilevel"/>
     <w:tmpl w:val="095ECB90"/>
@@ -11314,7 +13231,156 @@
       </w:rPr>
     </w:lvl>
   </w:abstractNum>
-  <w:abstractNum w:abstractNumId="44" w15:restartNumberingAfterBreak="0">
+  <w:abstractNum w:abstractNumId="49" w15:restartNumberingAfterBreak="0">
+    <w:nsid w:val="7A611C99"/>
+    <w:multiLevelType w:val="multilevel"/>
+    <w:tmpl w:val="95462DA8"/>
+    <w:lvl w:ilvl="0">
+      <w:start w:val="1"/>
+      <w:numFmt w:val="bullet"/>
+      <w:lvlText w:val=""/>
+      <w:lvlJc w:val="left"/>
+      <w:pPr>
+        <w:tabs>
+          <w:tab w:val="num" w:pos="720"/>
+        </w:tabs>
+        <w:ind w:left="720" w:hanging="360"/>
+      </w:pPr>
+      <w:rPr>
+        <w:rFonts w:ascii="Symbol" w:hAnsi="Symbol" w:hint="default"/>
+        <w:sz w:val="20"/>
+      </w:rPr>
+    </w:lvl>
+    <w:lvl w:ilvl="1" w:tentative="1">
+      <w:start w:val="1"/>
+      <w:numFmt w:val="bullet"/>
+      <w:lvlText w:val=""/>
+      <w:lvlJc w:val="left"/>
+      <w:pPr>
+        <w:tabs>
+          <w:tab w:val="num" w:pos="1440"/>
+        </w:tabs>
+        <w:ind w:left="1440" w:hanging="360"/>
+      </w:pPr>
+      <w:rPr>
+        <w:rFonts w:ascii="Symbol" w:hAnsi="Symbol" w:hint="default"/>
+        <w:sz w:val="20"/>
+      </w:rPr>
+    </w:lvl>
+    <w:lvl w:ilvl="2" w:tentative="1">
+      <w:start w:val="1"/>
+      <w:numFmt w:val="bullet"/>
+      <w:lvlText w:val=""/>
+      <w:lvlJc w:val="left"/>
+      <w:pPr>
+        <w:tabs>
+          <w:tab w:val="num" w:pos="2160"/>
+        </w:tabs>
+        <w:ind w:left="2160" w:hanging="360"/>
+      </w:pPr>
+      <w:rPr>
+        <w:rFonts w:ascii="Symbol" w:hAnsi="Symbol" w:hint="default"/>
+        <w:sz w:val="20"/>
+      </w:rPr>
+    </w:lvl>
+    <w:lvl w:ilvl="3" w:tentative="1">
+      <w:start w:val="1"/>
+      <w:numFmt w:val="bullet"/>
+      <w:lvlText w:val=""/>
+      <w:lvlJc w:val="left"/>
+      <w:pPr>
+        <w:tabs>
+          <w:tab w:val="num" w:pos="2880"/>
+        </w:tabs>
+        <w:ind w:left="2880" w:hanging="360"/>
+      </w:pPr>
+      <w:rPr>
+        <w:rFonts w:ascii="Symbol" w:hAnsi="Symbol" w:hint="default"/>
+        <w:sz w:val="20"/>
+      </w:rPr>
+    </w:lvl>
+    <w:lvl w:ilvl="4" w:tentative="1">
+      <w:start w:val="1"/>
+      <w:numFmt w:val="bullet"/>
+      <w:lvlText w:val=""/>
+      <w:lvlJc w:val="left"/>
+      <w:pPr>
+        <w:tabs>
+          <w:tab w:val="num" w:pos="3600"/>
+        </w:tabs>
+        <w:ind w:left="3600" w:hanging="360"/>
+      </w:pPr>
+      <w:rPr>
+        <w:rFonts w:ascii="Symbol" w:hAnsi="Symbol" w:hint="default"/>
+        <w:sz w:val="20"/>
+      </w:rPr>
+    </w:lvl>
+    <w:lvl w:ilvl="5" w:tentative="1">
+      <w:start w:val="1"/>
+      <w:numFmt w:val="bullet"/>
+      <w:lvlText w:val=""/>
+      <w:lvlJc w:val="left"/>
+      <w:pPr>
+        <w:tabs>
+          <w:tab w:val="num" w:pos="4320"/>
+        </w:tabs>
+        <w:ind w:left="4320" w:hanging="360"/>
+      </w:pPr>
+      <w:rPr>
+        <w:rFonts w:ascii="Symbol" w:hAnsi="Symbol" w:hint="default"/>
+        <w:sz w:val="20"/>
+      </w:rPr>
+    </w:lvl>
+    <w:lvl w:ilvl="6" w:tentative="1">
+      <w:start w:val="1"/>
+      <w:numFmt w:val="bullet"/>
+      <w:lvlText w:val=""/>
+      <w:lvlJc w:val="left"/>
+      <w:pPr>
+        <w:tabs>
+          <w:tab w:val="num" w:pos="5040"/>
+        </w:tabs>
+        <w:ind w:left="5040" w:hanging="360"/>
+      </w:pPr>
+      <w:rPr>
+        <w:rFonts w:ascii="Symbol" w:hAnsi="Symbol" w:hint="default"/>
+        <w:sz w:val="20"/>
+      </w:rPr>
+    </w:lvl>
+    <w:lvl w:ilvl="7" w:tentative="1">
+      <w:start w:val="1"/>
+      <w:numFmt w:val="bullet"/>
+      <w:lvlText w:val=""/>
+      <w:lvlJc w:val="left"/>
+      <w:pPr>
+        <w:tabs>
+          <w:tab w:val="num" w:pos="5760"/>
+        </w:tabs>
+        <w:ind w:left="5760" w:hanging="360"/>
+      </w:pPr>
+      <w:rPr>
+        <w:rFonts w:ascii="Symbol" w:hAnsi="Symbol" w:hint="default"/>
+        <w:sz w:val="20"/>
+      </w:rPr>
+    </w:lvl>
+    <w:lvl w:ilvl="8" w:tentative="1">
+      <w:start w:val="1"/>
+      <w:numFmt w:val="bullet"/>
+      <w:lvlText w:val=""/>
+      <w:lvlJc w:val="left"/>
+      <w:pPr>
+        <w:tabs>
+          <w:tab w:val="num" w:pos="6480"/>
+        </w:tabs>
+        <w:ind w:left="6480" w:hanging="360"/>
+      </w:pPr>
+      <w:rPr>
+        <w:rFonts w:ascii="Symbol" w:hAnsi="Symbol" w:hint="default"/>
+        <w:sz w:val="20"/>
+      </w:rPr>
+    </w:lvl>
+  </w:abstractNum>
+  <w:abstractNum w:abstractNumId="50" w15:restartNumberingAfterBreak="0">
     <w:nsid w:val="7A63723F"/>
     <w:multiLevelType w:val="multilevel"/>
     <w:tmpl w:val="7CC2955C"/>
@@ -11427,7 +13493,7 @@
       </w:pPr>
     </w:lvl>
   </w:abstractNum>
-  <w:abstractNum w:abstractNumId="45" w15:restartNumberingAfterBreak="0">
+  <w:abstractNum w:abstractNumId="51" w15:restartNumberingAfterBreak="0">
     <w:nsid w:val="7D550074"/>
     <w:multiLevelType w:val="multilevel"/>
     <w:tmpl w:val="2AAEB2E6"/>
@@ -11540,7 +13606,7 @@
       </w:pPr>
     </w:lvl>
   </w:abstractNum>
-  <w:abstractNum w:abstractNumId="46" w15:restartNumberingAfterBreak="0">
+  <w:abstractNum w:abstractNumId="52" w15:restartNumberingAfterBreak="0">
     <w:nsid w:val="7DAC78E6"/>
     <w:multiLevelType w:val="multilevel"/>
     <w:tmpl w:val="9F9A87E2"/>
@@ -11689,7 +13755,7 @@
       </w:rPr>
     </w:lvl>
   </w:abstractNum>
-  <w:abstractNum w:abstractNumId="47" w15:restartNumberingAfterBreak="0">
+  <w:abstractNum w:abstractNumId="53" w15:restartNumberingAfterBreak="0">
     <w:nsid w:val="7F693EFF"/>
     <w:multiLevelType w:val="multilevel"/>
     <w:tmpl w:val="F5EADD5A"/>
@@ -11806,7 +13872,7 @@
       </w:pPr>
     </w:lvl>
   </w:abstractNum>
-  <w:abstractNum w:abstractNumId="48" w15:restartNumberingAfterBreak="0">
+  <w:abstractNum w:abstractNumId="54" w15:restartNumberingAfterBreak="0">
     <w:nsid w:val="7FC04D11"/>
     <w:multiLevelType w:val="multilevel"/>
     <w:tmpl w:val="8500B184"/>
@@ -11920,157 +13986,175 @@
     </w:lvl>
   </w:abstractNum>
   <w:num w:numId="1" w16cid:durableId="1044669842">
-    <w:abstractNumId w:val="35"/>
+    <w:abstractNumId w:val="40"/>
   </w:num>
   <w:num w:numId="2" w16cid:durableId="751859171">
-    <w:abstractNumId w:val="9"/>
+    <w:abstractNumId w:val="10"/>
   </w:num>
   <w:num w:numId="3" w16cid:durableId="1391689702">
-    <w:abstractNumId w:val="17"/>
+    <w:abstractNumId w:val="19"/>
   </w:num>
   <w:num w:numId="4" w16cid:durableId="1537884721">
-    <w:abstractNumId w:val="36"/>
+    <w:abstractNumId w:val="41"/>
   </w:num>
   <w:num w:numId="5" w16cid:durableId="543714735">
-    <w:abstractNumId w:val="27"/>
+    <w:abstractNumId w:val="30"/>
   </w:num>
   <w:num w:numId="6" w16cid:durableId="962272814">
-    <w:abstractNumId w:val="20"/>
+    <w:abstractNumId w:val="22"/>
   </w:num>
   <w:num w:numId="7" w16cid:durableId="550650192">
-    <w:abstractNumId w:val="11"/>
+    <w:abstractNumId w:val="12"/>
   </w:num>
   <w:num w:numId="8" w16cid:durableId="240793494">
-    <w:abstractNumId w:val="11"/>
+    <w:abstractNumId w:val="12"/>
   </w:num>
   <w:num w:numId="9" w16cid:durableId="626743724">
-    <w:abstractNumId w:val="11"/>
+    <w:abstractNumId w:val="12"/>
   </w:num>
   <w:num w:numId="10" w16cid:durableId="297152199">
     <w:abstractNumId w:val="0"/>
   </w:num>
   <w:num w:numId="11" w16cid:durableId="2134857441">
+    <w:abstractNumId w:val="28"/>
+  </w:num>
+  <w:num w:numId="12" w16cid:durableId="814032841">
+    <w:abstractNumId w:val="11"/>
+  </w:num>
+  <w:num w:numId="13" w16cid:durableId="1611469133">
+    <w:abstractNumId w:val="54"/>
+  </w:num>
+  <w:num w:numId="14" w16cid:durableId="1231963603">
+    <w:abstractNumId w:val="42"/>
+  </w:num>
+  <w:num w:numId="15" w16cid:durableId="1777359005">
+    <w:abstractNumId w:val="51"/>
+  </w:num>
+  <w:num w:numId="16" w16cid:durableId="211432699">
+    <w:abstractNumId w:val="23"/>
+  </w:num>
+  <w:num w:numId="17" w16cid:durableId="543905616">
+    <w:abstractNumId w:val="17"/>
+  </w:num>
+  <w:num w:numId="18" w16cid:durableId="2130739007">
+    <w:abstractNumId w:val="44"/>
+  </w:num>
+  <w:num w:numId="19" w16cid:durableId="1284850338">
+    <w:abstractNumId w:val="50"/>
+  </w:num>
+  <w:num w:numId="20" w16cid:durableId="800343201">
+    <w:abstractNumId w:val="38"/>
+  </w:num>
+  <w:num w:numId="21" w16cid:durableId="869955518">
+    <w:abstractNumId w:val="15"/>
+  </w:num>
+  <w:num w:numId="22" w16cid:durableId="483279714">
+    <w:abstractNumId w:val="7"/>
+  </w:num>
+  <w:num w:numId="23" w16cid:durableId="65495663">
+    <w:abstractNumId w:val="26"/>
+  </w:num>
+  <w:num w:numId="24" w16cid:durableId="127867809">
+    <w:abstractNumId w:val="47"/>
+  </w:num>
+  <w:num w:numId="25" w16cid:durableId="757484285">
+    <w:abstractNumId w:val="13"/>
+  </w:num>
+  <w:num w:numId="26" w16cid:durableId="1768774031">
+    <w:abstractNumId w:val="5"/>
+  </w:num>
+  <w:num w:numId="27" w16cid:durableId="1512796923">
+    <w:abstractNumId w:val="3"/>
+  </w:num>
+  <w:num w:numId="28" w16cid:durableId="855384913">
+    <w:abstractNumId w:val="52"/>
+  </w:num>
+  <w:num w:numId="29" w16cid:durableId="1894847561">
+    <w:abstractNumId w:val="2"/>
+  </w:num>
+  <w:num w:numId="30" w16cid:durableId="1105540154">
+    <w:abstractNumId w:val="43"/>
+  </w:num>
+  <w:num w:numId="31" w16cid:durableId="394666317">
+    <w:abstractNumId w:val="32"/>
+  </w:num>
+  <w:num w:numId="32" w16cid:durableId="1389106037">
+    <w:abstractNumId w:val="46"/>
+  </w:num>
+  <w:num w:numId="33" w16cid:durableId="1488548116">
+    <w:abstractNumId w:val="8"/>
+  </w:num>
+  <w:num w:numId="34" w16cid:durableId="614288931">
+    <w:abstractNumId w:val="33"/>
+  </w:num>
+  <w:num w:numId="35" w16cid:durableId="765223985">
+    <w:abstractNumId w:val="53"/>
+  </w:num>
+  <w:num w:numId="36" w16cid:durableId="805123109">
+    <w:abstractNumId w:val="45"/>
+  </w:num>
+  <w:num w:numId="37" w16cid:durableId="1601916474">
+    <w:abstractNumId w:val="20"/>
+  </w:num>
+  <w:num w:numId="38" w16cid:durableId="428503132">
+    <w:abstractNumId w:val="24"/>
+  </w:num>
+  <w:num w:numId="39" w16cid:durableId="386301620">
+    <w:abstractNumId w:val="21"/>
+  </w:num>
+  <w:num w:numId="40" w16cid:durableId="1005983543">
+    <w:abstractNumId w:val="9"/>
+  </w:num>
+  <w:num w:numId="41" w16cid:durableId="1383094397">
+    <w:abstractNumId w:val="29"/>
+  </w:num>
+  <w:num w:numId="42" w16cid:durableId="132797494">
+    <w:abstractNumId w:val="48"/>
+  </w:num>
+  <w:num w:numId="43" w16cid:durableId="410811088">
+    <w:abstractNumId w:val="37"/>
+  </w:num>
+  <w:num w:numId="44" w16cid:durableId="966667809">
+    <w:abstractNumId w:val="27"/>
+  </w:num>
+  <w:num w:numId="45" w16cid:durableId="1544976151">
+    <w:abstractNumId w:val="36"/>
+  </w:num>
+  <w:num w:numId="46" w16cid:durableId="118570661">
+    <w:abstractNumId w:val="35"/>
+  </w:num>
+  <w:num w:numId="47" w16cid:durableId="558786331">
+    <w:abstractNumId w:val="6"/>
+  </w:num>
+  <w:num w:numId="48" w16cid:durableId="865364272">
+    <w:abstractNumId w:val="39"/>
+  </w:num>
+  <w:num w:numId="49" w16cid:durableId="240606995">
+    <w:abstractNumId w:val="4"/>
+  </w:num>
+  <w:num w:numId="50" w16cid:durableId="1074281219">
+    <w:abstractNumId w:val="14"/>
+  </w:num>
+  <w:num w:numId="51" w16cid:durableId="76825477">
+    <w:abstractNumId w:val="18"/>
+  </w:num>
+  <w:num w:numId="52" w16cid:durableId="461265046">
+    <w:abstractNumId w:val="34"/>
+  </w:num>
+  <w:num w:numId="53" w16cid:durableId="363403658">
+    <w:abstractNumId w:val="16"/>
+  </w:num>
+  <w:num w:numId="54" w16cid:durableId="1202480351">
     <w:abstractNumId w:val="25"/>
   </w:num>
-  <w:num w:numId="12" w16cid:durableId="814032841">
-    <w:abstractNumId w:val="10"/>
-  </w:num>
-  <w:num w:numId="13" w16cid:durableId="1611469133">
-    <w:abstractNumId w:val="48"/>
-  </w:num>
-  <w:num w:numId="14" w16cid:durableId="1231963603">
-    <w:abstractNumId w:val="37"/>
-  </w:num>
-  <w:num w:numId="15" w16cid:durableId="1777359005">
-    <w:abstractNumId w:val="45"/>
-  </w:num>
-  <w:num w:numId="16" w16cid:durableId="211432699">
-    <w:abstractNumId w:val="21"/>
-  </w:num>
-  <w:num w:numId="17" w16cid:durableId="543905616">
-    <w:abstractNumId w:val="15"/>
-  </w:num>
-  <w:num w:numId="18" w16cid:durableId="2130739007">
-    <w:abstractNumId w:val="39"/>
-  </w:num>
-  <w:num w:numId="19" w16cid:durableId="1284850338">
-    <w:abstractNumId w:val="44"/>
-  </w:num>
-  <w:num w:numId="20" w16cid:durableId="800343201">
-    <w:abstractNumId w:val="33"/>
-  </w:num>
-  <w:num w:numId="21" w16cid:durableId="869955518">
-    <w:abstractNumId w:val="14"/>
-  </w:num>
-  <w:num w:numId="22" w16cid:durableId="483279714">
-    <w:abstractNumId w:val="6"/>
-  </w:num>
-  <w:num w:numId="23" w16cid:durableId="65495663">
-    <w:abstractNumId w:val="23"/>
-  </w:num>
-  <w:num w:numId="24" w16cid:durableId="127867809">
-    <w:abstractNumId w:val="42"/>
-  </w:num>
-  <w:num w:numId="25" w16cid:durableId="757484285">
-    <w:abstractNumId w:val="12"/>
-  </w:num>
-  <w:num w:numId="26" w16cid:durableId="1768774031">
-    <w:abstractNumId w:val="4"/>
-  </w:num>
-  <w:num w:numId="27" w16cid:durableId="1512796923">
-    <w:abstractNumId w:val="2"/>
-  </w:num>
-  <w:num w:numId="28" w16cid:durableId="855384913">
-    <w:abstractNumId w:val="46"/>
-  </w:num>
-  <w:num w:numId="29" w16cid:durableId="1894847561">
+  <w:num w:numId="55" w16cid:durableId="458957407">
     <w:abstractNumId w:val="1"/>
   </w:num>
-  <w:num w:numId="30" w16cid:durableId="1105540154">
-    <w:abstractNumId w:val="38"/>
-  </w:num>
-  <w:num w:numId="31" w16cid:durableId="394666317">
-    <w:abstractNumId w:val="28"/>
-  </w:num>
-  <w:num w:numId="32" w16cid:durableId="1389106037">
-    <w:abstractNumId w:val="41"/>
-  </w:num>
-  <w:num w:numId="33" w16cid:durableId="1488548116">
-    <w:abstractNumId w:val="7"/>
-  </w:num>
-  <w:num w:numId="34" w16cid:durableId="614288931">
-    <w:abstractNumId w:val="29"/>
-  </w:num>
-  <w:num w:numId="35" w16cid:durableId="765223985">
-    <w:abstractNumId w:val="47"/>
-  </w:num>
-  <w:num w:numId="36" w16cid:durableId="805123109">
-    <w:abstractNumId w:val="40"/>
-  </w:num>
-  <w:num w:numId="37" w16cid:durableId="1601916474">
-    <w:abstractNumId w:val="18"/>
-  </w:num>
-  <w:num w:numId="38" w16cid:durableId="428503132">
-    <w:abstractNumId w:val="22"/>
-  </w:num>
-  <w:num w:numId="39" w16cid:durableId="386301620">
-    <w:abstractNumId w:val="19"/>
-  </w:num>
-  <w:num w:numId="40" w16cid:durableId="1005983543">
-    <w:abstractNumId w:val="8"/>
-  </w:num>
-  <w:num w:numId="41" w16cid:durableId="1383094397">
-    <w:abstractNumId w:val="26"/>
-  </w:num>
-  <w:num w:numId="42" w16cid:durableId="132797494">
-    <w:abstractNumId w:val="43"/>
-  </w:num>
-  <w:num w:numId="43" w16cid:durableId="410811088">
-    <w:abstractNumId w:val="32"/>
-  </w:num>
-  <w:num w:numId="44" w16cid:durableId="966667809">
-    <w:abstractNumId w:val="24"/>
-  </w:num>
-  <w:num w:numId="45" w16cid:durableId="1544976151">
+  <w:num w:numId="56" w16cid:durableId="1373506403">
     <w:abstractNumId w:val="31"/>
   </w:num>
-  <w:num w:numId="46" w16cid:durableId="118570661">
-    <w:abstractNumId w:val="30"/>
-  </w:num>
-  <w:num w:numId="47" w16cid:durableId="558786331">
-    <w:abstractNumId w:val="5"/>
-  </w:num>
-  <w:num w:numId="48" w16cid:durableId="865364272">
-    <w:abstractNumId w:val="34"/>
-  </w:num>
-  <w:num w:numId="49" w16cid:durableId="240606995">
-    <w:abstractNumId w:val="3"/>
-  </w:num>
-  <w:num w:numId="50" w16cid:durableId="1074281219">
-    <w:abstractNumId w:val="13"/>
-  </w:num>
-  <w:num w:numId="51" w16cid:durableId="76825477">
-    <w:abstractNumId w:val="16"/>
+  <w:num w:numId="57" w16cid:durableId="1949003165">
+    <w:abstractNumId w:val="49"/>
   </w:num>
 </w:numbering>
 </file>

--- a/documentacion/ChatDesarrollo_001.docx
+++ b/documentacion/ChatDesarrollo_001.docx
@@ -42,7 +42,7 @@
       <w:pPr>
         <w:numPr>
           <w:ilvl w:val="0"/>
-          <w:numId w:val="40"/>
+          <w:numId w:val="11"/>
         </w:numPr>
         <w:spacing w:after="0" w:line="240" w:lineRule="auto"/>
         <w:rPr>
@@ -80,7 +80,7 @@
       <w:pPr>
         <w:numPr>
           <w:ilvl w:val="0"/>
-          <w:numId w:val="40"/>
+          <w:numId w:val="11"/>
         </w:numPr>
         <w:spacing w:after="0" w:line="240" w:lineRule="auto"/>
         <w:rPr>
@@ -116,7 +116,7 @@
       <w:pPr>
         <w:numPr>
           <w:ilvl w:val="0"/>
-          <w:numId w:val="41"/>
+          <w:numId w:val="12"/>
         </w:numPr>
         <w:tabs>
           <w:tab w:val="clear" w:pos="720"/>
@@ -160,7 +160,7 @@
       <w:pPr>
         <w:numPr>
           <w:ilvl w:val="0"/>
-          <w:numId w:val="32"/>
+          <w:numId w:val="3"/>
         </w:numPr>
         <w:spacing w:after="0" w:line="240" w:lineRule="auto"/>
       </w:pPr>
@@ -188,7 +188,7 @@
       <w:pPr>
         <w:numPr>
           <w:ilvl w:val="0"/>
-          <w:numId w:val="32"/>
+          <w:numId w:val="3"/>
         </w:numPr>
         <w:spacing w:after="0" w:line="240" w:lineRule="auto"/>
       </w:pPr>
@@ -217,7 +217,7 @@
       <w:pPr>
         <w:numPr>
           <w:ilvl w:val="0"/>
-          <w:numId w:val="32"/>
+          <w:numId w:val="3"/>
         </w:numPr>
         <w:spacing w:after="0" w:line="240" w:lineRule="auto"/>
       </w:pPr>
@@ -262,7 +262,7 @@
       <w:pPr>
         <w:numPr>
           <w:ilvl w:val="0"/>
-          <w:numId w:val="32"/>
+          <w:numId w:val="3"/>
         </w:numPr>
         <w:spacing w:after="0" w:line="240" w:lineRule="auto"/>
         <w:rPr>
@@ -296,7 +296,7 @@
       <w:pPr>
         <w:numPr>
           <w:ilvl w:val="0"/>
-          <w:numId w:val="32"/>
+          <w:numId w:val="3"/>
         </w:numPr>
         <w:spacing w:after="0" w:line="240" w:lineRule="auto"/>
       </w:pPr>
@@ -317,7 +317,7 @@
       <w:pPr>
         <w:numPr>
           <w:ilvl w:val="0"/>
-          <w:numId w:val="32"/>
+          <w:numId w:val="3"/>
         </w:numPr>
         <w:spacing w:after="0" w:line="240" w:lineRule="auto"/>
       </w:pPr>
@@ -362,7 +362,7 @@
       <w:pPr>
         <w:numPr>
           <w:ilvl w:val="0"/>
-          <w:numId w:val="32"/>
+          <w:numId w:val="3"/>
         </w:numPr>
         <w:spacing w:after="0" w:line="240" w:lineRule="auto"/>
       </w:pPr>
@@ -381,7 +381,7 @@
       <w:pPr>
         <w:numPr>
           <w:ilvl w:val="0"/>
-          <w:numId w:val="41"/>
+          <w:numId w:val="12"/>
         </w:numPr>
         <w:tabs>
           <w:tab w:val="clear" w:pos="720"/>
@@ -425,7 +425,7 @@
       <w:pPr>
         <w:numPr>
           <w:ilvl w:val="0"/>
-          <w:numId w:val="33"/>
+          <w:numId w:val="4"/>
         </w:numPr>
         <w:spacing w:after="0" w:line="240" w:lineRule="auto"/>
       </w:pPr>
@@ -446,7 +446,7 @@
       <w:pPr>
         <w:numPr>
           <w:ilvl w:val="0"/>
-          <w:numId w:val="33"/>
+          <w:numId w:val="4"/>
         </w:numPr>
         <w:spacing w:after="0" w:line="240" w:lineRule="auto"/>
       </w:pPr>
@@ -467,7 +467,7 @@
       <w:pPr>
         <w:numPr>
           <w:ilvl w:val="0"/>
-          <w:numId w:val="33"/>
+          <w:numId w:val="4"/>
         </w:numPr>
         <w:spacing w:after="0" w:line="240" w:lineRule="auto"/>
       </w:pPr>
@@ -493,7 +493,7 @@
       <w:pPr>
         <w:numPr>
           <w:ilvl w:val="0"/>
-          <w:numId w:val="33"/>
+          <w:numId w:val="4"/>
         </w:numPr>
         <w:spacing w:after="0" w:line="240" w:lineRule="auto"/>
       </w:pPr>
@@ -522,7 +522,7 @@
       <w:pPr>
         <w:numPr>
           <w:ilvl w:val="0"/>
-          <w:numId w:val="33"/>
+          <w:numId w:val="4"/>
         </w:numPr>
         <w:spacing w:after="0" w:line="240" w:lineRule="auto"/>
       </w:pPr>
@@ -541,7 +541,7 @@
       <w:pPr>
         <w:numPr>
           <w:ilvl w:val="0"/>
-          <w:numId w:val="41"/>
+          <w:numId w:val="12"/>
         </w:numPr>
         <w:tabs>
           <w:tab w:val="clear" w:pos="720"/>
@@ -576,7 +576,7 @@
       <w:pPr>
         <w:numPr>
           <w:ilvl w:val="0"/>
-          <w:numId w:val="34"/>
+          <w:numId w:val="5"/>
         </w:numPr>
         <w:spacing w:after="0" w:line="240" w:lineRule="auto"/>
       </w:pPr>
@@ -605,7 +605,7 @@
       <w:pPr>
         <w:numPr>
           <w:ilvl w:val="0"/>
-          <w:numId w:val="34"/>
+          <w:numId w:val="5"/>
         </w:numPr>
         <w:spacing w:after="0" w:line="240" w:lineRule="auto"/>
       </w:pPr>
@@ -624,7 +624,7 @@
       <w:pPr>
         <w:numPr>
           <w:ilvl w:val="0"/>
-          <w:numId w:val="34"/>
+          <w:numId w:val="5"/>
         </w:numPr>
         <w:spacing w:after="0" w:line="240" w:lineRule="auto"/>
       </w:pPr>
@@ -645,7 +645,7 @@
       <w:pPr>
         <w:numPr>
           <w:ilvl w:val="0"/>
-          <w:numId w:val="34"/>
+          <w:numId w:val="5"/>
         </w:numPr>
         <w:spacing w:after="0" w:line="240" w:lineRule="auto"/>
       </w:pPr>
@@ -664,7 +664,7 @@
       <w:pPr>
         <w:numPr>
           <w:ilvl w:val="0"/>
-          <w:numId w:val="40"/>
+          <w:numId w:val="11"/>
         </w:numPr>
         <w:spacing w:after="0" w:line="240" w:lineRule="auto"/>
         <w:rPr>
@@ -893,7 +893,7 @@
       <w:pPr>
         <w:numPr>
           <w:ilvl w:val="0"/>
-          <w:numId w:val="40"/>
+          <w:numId w:val="11"/>
         </w:numPr>
         <w:spacing w:after="0" w:line="240" w:lineRule="auto"/>
         <w:rPr>
@@ -913,7 +913,7 @@
       <w:pPr>
         <w:numPr>
           <w:ilvl w:val="0"/>
-          <w:numId w:val="41"/>
+          <w:numId w:val="12"/>
         </w:numPr>
         <w:tabs>
           <w:tab w:val="clear" w:pos="720"/>
@@ -1408,7 +1408,7 @@
       <w:pPr>
         <w:numPr>
           <w:ilvl w:val="0"/>
-          <w:numId w:val="41"/>
+          <w:numId w:val="12"/>
         </w:numPr>
         <w:tabs>
           <w:tab w:val="clear" w:pos="720"/>
@@ -1794,7 +1794,7 @@
       <w:pPr>
         <w:numPr>
           <w:ilvl w:val="0"/>
-          <w:numId w:val="40"/>
+          <w:numId w:val="11"/>
         </w:numPr>
         <w:spacing w:after="0" w:line="240" w:lineRule="auto"/>
         <w:rPr>
@@ -1814,7 +1814,7 @@
       <w:pPr>
         <w:numPr>
           <w:ilvl w:val="0"/>
-          <w:numId w:val="41"/>
+          <w:numId w:val="12"/>
         </w:numPr>
         <w:tabs>
           <w:tab w:val="clear" w:pos="720"/>
@@ -1837,7 +1837,7 @@
       <w:pPr>
         <w:numPr>
           <w:ilvl w:val="0"/>
-          <w:numId w:val="35"/>
+          <w:numId w:val="6"/>
         </w:numPr>
         <w:spacing w:after="0" w:line="240" w:lineRule="auto"/>
       </w:pPr>
@@ -1862,7 +1862,7 @@
       <w:pPr>
         <w:numPr>
           <w:ilvl w:val="1"/>
-          <w:numId w:val="35"/>
+          <w:numId w:val="6"/>
         </w:numPr>
         <w:spacing w:after="0" w:line="240" w:lineRule="auto"/>
       </w:pPr>
@@ -1887,7 +1887,7 @@
       <w:pPr>
         <w:numPr>
           <w:ilvl w:val="1"/>
-          <w:numId w:val="35"/>
+          <w:numId w:val="6"/>
         </w:numPr>
         <w:spacing w:after="0" w:line="240" w:lineRule="auto"/>
       </w:pPr>
@@ -1904,7 +1904,7 @@
       <w:pPr>
         <w:numPr>
           <w:ilvl w:val="1"/>
-          <w:numId w:val="35"/>
+          <w:numId w:val="6"/>
         </w:numPr>
         <w:spacing w:after="0" w:line="240" w:lineRule="auto"/>
       </w:pPr>
@@ -1916,7 +1916,7 @@
       <w:pPr>
         <w:numPr>
           <w:ilvl w:val="0"/>
-          <w:numId w:val="35"/>
+          <w:numId w:val="6"/>
         </w:numPr>
         <w:spacing w:after="0" w:line="240" w:lineRule="auto"/>
       </w:pPr>
@@ -1941,7 +1941,7 @@
       <w:pPr>
         <w:numPr>
           <w:ilvl w:val="1"/>
-          <w:numId w:val="35"/>
+          <w:numId w:val="6"/>
         </w:numPr>
         <w:spacing w:after="0" w:line="240" w:lineRule="auto"/>
       </w:pPr>
@@ -1958,7 +1958,7 @@
       <w:pPr>
         <w:numPr>
           <w:ilvl w:val="1"/>
-          <w:numId w:val="35"/>
+          <w:numId w:val="6"/>
         </w:numPr>
         <w:spacing w:after="0" w:line="240" w:lineRule="auto"/>
       </w:pPr>
@@ -1975,7 +1975,7 @@
       <w:pPr>
         <w:numPr>
           <w:ilvl w:val="1"/>
-          <w:numId w:val="35"/>
+          <w:numId w:val="6"/>
         </w:numPr>
         <w:spacing w:after="0" w:line="240" w:lineRule="auto"/>
       </w:pPr>
@@ -1987,7 +1987,7 @@
       <w:pPr>
         <w:numPr>
           <w:ilvl w:val="0"/>
-          <w:numId w:val="35"/>
+          <w:numId w:val="6"/>
         </w:numPr>
         <w:spacing w:after="0" w:line="240" w:lineRule="auto"/>
       </w:pPr>
@@ -2003,7 +2003,7 @@
       <w:pPr>
         <w:numPr>
           <w:ilvl w:val="1"/>
-          <w:numId w:val="35"/>
+          <w:numId w:val="6"/>
         </w:numPr>
         <w:spacing w:after="0" w:line="240" w:lineRule="auto"/>
       </w:pPr>
@@ -2025,7 +2025,7 @@
       <w:pPr>
         <w:numPr>
           <w:ilvl w:val="1"/>
-          <w:numId w:val="35"/>
+          <w:numId w:val="6"/>
         </w:numPr>
         <w:spacing w:after="0" w:line="240" w:lineRule="auto"/>
       </w:pPr>
@@ -2037,7 +2037,7 @@
       <w:pPr>
         <w:numPr>
           <w:ilvl w:val="1"/>
-          <w:numId w:val="35"/>
+          <w:numId w:val="6"/>
         </w:numPr>
         <w:spacing w:after="0" w:line="240" w:lineRule="auto"/>
       </w:pPr>
@@ -2049,7 +2049,7 @@
       <w:pPr>
         <w:numPr>
           <w:ilvl w:val="0"/>
-          <w:numId w:val="41"/>
+          <w:numId w:val="12"/>
         </w:numPr>
         <w:tabs>
           <w:tab w:val="clear" w:pos="720"/>
@@ -2072,7 +2072,7 @@
       <w:pPr>
         <w:numPr>
           <w:ilvl w:val="0"/>
-          <w:numId w:val="36"/>
+          <w:numId w:val="7"/>
         </w:numPr>
         <w:spacing w:after="0" w:line="240" w:lineRule="auto"/>
       </w:pPr>
@@ -2088,7 +2088,7 @@
       <w:pPr>
         <w:numPr>
           <w:ilvl w:val="1"/>
-          <w:numId w:val="36"/>
+          <w:numId w:val="7"/>
         </w:numPr>
         <w:spacing w:after="0" w:line="240" w:lineRule="auto"/>
       </w:pPr>
@@ -2100,7 +2100,7 @@
       <w:pPr>
         <w:numPr>
           <w:ilvl w:val="1"/>
-          <w:numId w:val="36"/>
+          <w:numId w:val="7"/>
         </w:numPr>
         <w:spacing w:after="0" w:line="240" w:lineRule="auto"/>
       </w:pPr>
@@ -2112,7 +2112,7 @@
       <w:pPr>
         <w:numPr>
           <w:ilvl w:val="1"/>
-          <w:numId w:val="36"/>
+          <w:numId w:val="7"/>
         </w:numPr>
         <w:spacing w:after="0" w:line="240" w:lineRule="auto"/>
       </w:pPr>
@@ -2124,7 +2124,7 @@
       <w:pPr>
         <w:numPr>
           <w:ilvl w:val="0"/>
-          <w:numId w:val="36"/>
+          <w:numId w:val="7"/>
         </w:numPr>
         <w:spacing w:after="0" w:line="240" w:lineRule="auto"/>
       </w:pPr>
@@ -2149,7 +2149,7 @@
       <w:pPr>
         <w:numPr>
           <w:ilvl w:val="1"/>
-          <w:numId w:val="36"/>
+          <w:numId w:val="7"/>
         </w:numPr>
         <w:spacing w:after="0" w:line="240" w:lineRule="auto"/>
       </w:pPr>
@@ -2166,7 +2166,7 @@
       <w:pPr>
         <w:numPr>
           <w:ilvl w:val="1"/>
-          <w:numId w:val="36"/>
+          <w:numId w:val="7"/>
         </w:numPr>
         <w:spacing w:after="0" w:line="240" w:lineRule="auto"/>
       </w:pPr>
@@ -2178,7 +2178,7 @@
       <w:pPr>
         <w:numPr>
           <w:ilvl w:val="1"/>
-          <w:numId w:val="36"/>
+          <w:numId w:val="7"/>
         </w:numPr>
         <w:spacing w:after="0" w:line="240" w:lineRule="auto"/>
       </w:pPr>
@@ -2190,7 +2190,7 @@
       <w:pPr>
         <w:numPr>
           <w:ilvl w:val="0"/>
-          <w:numId w:val="36"/>
+          <w:numId w:val="7"/>
         </w:numPr>
         <w:spacing w:after="0" w:line="240" w:lineRule="auto"/>
       </w:pPr>
@@ -2206,7 +2206,7 @@
       <w:pPr>
         <w:numPr>
           <w:ilvl w:val="1"/>
-          <w:numId w:val="36"/>
+          <w:numId w:val="7"/>
         </w:numPr>
         <w:spacing w:after="0" w:line="240" w:lineRule="auto"/>
       </w:pPr>
@@ -2218,7 +2218,7 @@
       <w:pPr>
         <w:numPr>
           <w:ilvl w:val="1"/>
-          <w:numId w:val="36"/>
+          <w:numId w:val="7"/>
         </w:numPr>
         <w:spacing w:after="0" w:line="240" w:lineRule="auto"/>
       </w:pPr>
@@ -2230,7 +2230,7 @@
       <w:pPr>
         <w:numPr>
           <w:ilvl w:val="1"/>
-          <w:numId w:val="36"/>
+          <w:numId w:val="7"/>
         </w:numPr>
         <w:spacing w:after="0" w:line="240" w:lineRule="auto"/>
       </w:pPr>
@@ -2243,7 +2243,7 @@
       <w:pPr>
         <w:numPr>
           <w:ilvl w:val="0"/>
-          <w:numId w:val="41"/>
+          <w:numId w:val="12"/>
         </w:numPr>
         <w:tabs>
           <w:tab w:val="clear" w:pos="720"/>
@@ -2266,7 +2266,7 @@
       <w:pPr>
         <w:numPr>
           <w:ilvl w:val="0"/>
-          <w:numId w:val="37"/>
+          <w:numId w:val="8"/>
         </w:numPr>
         <w:spacing w:after="0" w:line="240" w:lineRule="auto"/>
       </w:pPr>
@@ -2282,7 +2282,7 @@
       <w:pPr>
         <w:numPr>
           <w:ilvl w:val="1"/>
-          <w:numId w:val="37"/>
+          <w:numId w:val="8"/>
         </w:numPr>
         <w:spacing w:after="0" w:line="240" w:lineRule="auto"/>
       </w:pPr>
@@ -2307,7 +2307,7 @@
       <w:pPr>
         <w:numPr>
           <w:ilvl w:val="1"/>
-          <w:numId w:val="37"/>
+          <w:numId w:val="8"/>
         </w:numPr>
         <w:spacing w:after="0" w:line="240" w:lineRule="auto"/>
       </w:pPr>
@@ -2319,7 +2319,7 @@
       <w:pPr>
         <w:numPr>
           <w:ilvl w:val="1"/>
-          <w:numId w:val="37"/>
+          <w:numId w:val="8"/>
         </w:numPr>
         <w:spacing w:after="0" w:line="240" w:lineRule="auto"/>
       </w:pPr>
@@ -2331,7 +2331,7 @@
       <w:pPr>
         <w:numPr>
           <w:ilvl w:val="0"/>
-          <w:numId w:val="37"/>
+          <w:numId w:val="8"/>
         </w:numPr>
         <w:spacing w:after="0" w:line="240" w:lineRule="auto"/>
       </w:pPr>
@@ -2347,7 +2347,7 @@
       <w:pPr>
         <w:numPr>
           <w:ilvl w:val="1"/>
-          <w:numId w:val="37"/>
+          <w:numId w:val="8"/>
         </w:numPr>
         <w:spacing w:after="0" w:line="240" w:lineRule="auto"/>
       </w:pPr>
@@ -2359,7 +2359,7 @@
       <w:pPr>
         <w:numPr>
           <w:ilvl w:val="1"/>
-          <w:numId w:val="37"/>
+          <w:numId w:val="8"/>
         </w:numPr>
         <w:spacing w:after="0" w:line="240" w:lineRule="auto"/>
       </w:pPr>
@@ -2371,7 +2371,7 @@
       <w:pPr>
         <w:numPr>
           <w:ilvl w:val="1"/>
-          <w:numId w:val="37"/>
+          <w:numId w:val="8"/>
         </w:numPr>
         <w:spacing w:after="0" w:line="240" w:lineRule="auto"/>
       </w:pPr>
@@ -2383,7 +2383,7 @@
       <w:pPr>
         <w:numPr>
           <w:ilvl w:val="0"/>
-          <w:numId w:val="40"/>
+          <w:numId w:val="11"/>
         </w:numPr>
         <w:spacing w:after="0" w:line="240" w:lineRule="auto"/>
         <w:rPr>
@@ -2403,7 +2403,7 @@
       <w:pPr>
         <w:numPr>
           <w:ilvl w:val="0"/>
-          <w:numId w:val="41"/>
+          <w:numId w:val="12"/>
         </w:numPr>
         <w:tabs>
           <w:tab w:val="clear" w:pos="720"/>
@@ -2426,7 +2426,7 @@
       <w:pPr>
         <w:numPr>
           <w:ilvl w:val="0"/>
-          <w:numId w:val="38"/>
+          <w:numId w:val="9"/>
         </w:numPr>
         <w:spacing w:after="0" w:line="240" w:lineRule="auto"/>
       </w:pPr>
@@ -2458,7 +2458,7 @@
       <w:pPr>
         <w:numPr>
           <w:ilvl w:val="0"/>
-          <w:numId w:val="38"/>
+          <w:numId w:val="9"/>
         </w:numPr>
         <w:spacing w:after="0" w:line="240" w:lineRule="auto"/>
       </w:pPr>
@@ -2477,7 +2477,7 @@
       <w:pPr>
         <w:numPr>
           <w:ilvl w:val="0"/>
-          <w:numId w:val="38"/>
+          <w:numId w:val="9"/>
         </w:numPr>
         <w:spacing w:after="0" w:line="240" w:lineRule="auto"/>
       </w:pPr>
@@ -2496,7 +2496,7 @@
       <w:pPr>
         <w:numPr>
           <w:ilvl w:val="0"/>
-          <w:numId w:val="38"/>
+          <w:numId w:val="9"/>
         </w:numPr>
         <w:spacing w:after="0" w:line="240" w:lineRule="auto"/>
       </w:pPr>
@@ -2523,7 +2523,7 @@
       <w:pPr>
         <w:numPr>
           <w:ilvl w:val="0"/>
-          <w:numId w:val="41"/>
+          <w:numId w:val="12"/>
         </w:numPr>
         <w:tabs>
           <w:tab w:val="clear" w:pos="720"/>
@@ -2546,7 +2546,7 @@
       <w:pPr>
         <w:numPr>
           <w:ilvl w:val="0"/>
-          <w:numId w:val="39"/>
+          <w:numId w:val="10"/>
         </w:numPr>
         <w:spacing w:after="0" w:line="240" w:lineRule="auto"/>
       </w:pPr>
@@ -2565,7 +2565,7 @@
       <w:pPr>
         <w:numPr>
           <w:ilvl w:val="0"/>
-          <w:numId w:val="39"/>
+          <w:numId w:val="10"/>
         </w:numPr>
         <w:spacing w:after="0" w:line="240" w:lineRule="auto"/>
       </w:pPr>
@@ -2586,7 +2586,7 @@
       <w:pPr>
         <w:numPr>
           <w:ilvl w:val="0"/>
-          <w:numId w:val="39"/>
+          <w:numId w:val="10"/>
         </w:numPr>
         <w:spacing w:after="0" w:line="240" w:lineRule="auto"/>
       </w:pPr>
@@ -2623,7 +2623,7 @@
       <w:pPr>
         <w:numPr>
           <w:ilvl w:val="0"/>
-          <w:numId w:val="39"/>
+          <w:numId w:val="10"/>
         </w:numPr>
         <w:spacing w:after="0" w:line="240" w:lineRule="auto"/>
       </w:pPr>
@@ -2644,7 +2644,7 @@
       <w:pPr>
         <w:numPr>
           <w:ilvl w:val="0"/>
-          <w:numId w:val="41"/>
+          <w:numId w:val="12"/>
         </w:numPr>
         <w:tabs>
           <w:tab w:val="clear" w:pos="720"/>
@@ -2667,7 +2667,7 @@
       <w:pPr>
         <w:numPr>
           <w:ilvl w:val="0"/>
-          <w:numId w:val="40"/>
+          <w:numId w:val="11"/>
         </w:numPr>
         <w:spacing w:after="0" w:line="240" w:lineRule="auto"/>
       </w:pPr>
@@ -2686,7 +2686,7 @@
       <w:pPr>
         <w:numPr>
           <w:ilvl w:val="0"/>
-          <w:numId w:val="40"/>
+          <w:numId w:val="11"/>
         </w:numPr>
         <w:spacing w:after="0" w:line="240" w:lineRule="auto"/>
       </w:pPr>
@@ -2718,7 +2718,7 @@
       <w:pPr>
         <w:numPr>
           <w:ilvl w:val="0"/>
-          <w:numId w:val="40"/>
+          <w:numId w:val="11"/>
         </w:numPr>
         <w:spacing w:after="0" w:line="240" w:lineRule="auto"/>
       </w:pPr>
@@ -2737,7 +2737,7 @@
       <w:pPr>
         <w:numPr>
           <w:ilvl w:val="0"/>
-          <w:numId w:val="40"/>
+          <w:numId w:val="11"/>
         </w:numPr>
         <w:spacing w:after="0" w:line="240" w:lineRule="auto"/>
         <w:rPr>
@@ -2765,7 +2765,7 @@
       <w:pPr>
         <w:numPr>
           <w:ilvl w:val="0"/>
-          <w:numId w:val="41"/>
+          <w:numId w:val="12"/>
         </w:numPr>
         <w:spacing w:after="0" w:line="240" w:lineRule="auto"/>
       </w:pPr>
@@ -2792,7 +2792,7 @@
       <w:pPr>
         <w:numPr>
           <w:ilvl w:val="0"/>
-          <w:numId w:val="41"/>
+          <w:numId w:val="12"/>
         </w:numPr>
         <w:spacing w:after="0" w:line="240" w:lineRule="auto"/>
       </w:pPr>
@@ -2820,7 +2820,7 @@
       <w:pPr>
         <w:numPr>
           <w:ilvl w:val="0"/>
-          <w:numId w:val="41"/>
+          <w:numId w:val="12"/>
         </w:numPr>
         <w:spacing w:after="0" w:line="240" w:lineRule="auto"/>
       </w:pPr>
@@ -2848,7 +2848,7 @@
       <w:pPr>
         <w:numPr>
           <w:ilvl w:val="0"/>
-          <w:numId w:val="41"/>
+          <w:numId w:val="12"/>
         </w:numPr>
         <w:spacing w:after="0" w:line="240" w:lineRule="auto"/>
       </w:pPr>
@@ -2914,7 +2914,7 @@
       <w:pPr>
         <w:numPr>
           <w:ilvl w:val="0"/>
-          <w:numId w:val="9"/>
+          <w:numId w:val="1"/>
         </w:numPr>
         <w:tabs>
           <w:tab w:val="num" w:pos="360"/>
@@ -2945,7 +2945,7 @@
       <w:pPr>
         <w:numPr>
           <w:ilvl w:val="0"/>
-          <w:numId w:val="9"/>
+          <w:numId w:val="1"/>
         </w:numPr>
         <w:tabs>
           <w:tab w:val="num" w:pos="360"/>
@@ -2976,7 +2976,7 @@
       <w:pPr>
         <w:numPr>
           <w:ilvl w:val="0"/>
-          <w:numId w:val="10"/>
+          <w:numId w:val="2"/>
         </w:numPr>
         <w:tabs>
           <w:tab w:val="clear" w:pos="720"/>
@@ -3175,7 +3175,7 @@
       <w:pPr>
         <w:numPr>
           <w:ilvl w:val="0"/>
-          <w:numId w:val="9"/>
+          <w:numId w:val="1"/>
         </w:numPr>
         <w:tabs>
           <w:tab w:val="num" w:pos="360"/>
@@ -3255,7 +3255,7 @@
       <w:pPr>
         <w:numPr>
           <w:ilvl w:val="0"/>
-          <w:numId w:val="42"/>
+          <w:numId w:val="13"/>
         </w:numPr>
         <w:spacing w:after="0" w:line="240" w:lineRule="auto"/>
       </w:pPr>
@@ -3290,7 +3290,7 @@
       <w:pPr>
         <w:numPr>
           <w:ilvl w:val="0"/>
-          <w:numId w:val="42"/>
+          <w:numId w:val="13"/>
         </w:numPr>
         <w:spacing w:after="0" w:line="240" w:lineRule="auto"/>
       </w:pPr>
@@ -3320,7 +3320,7 @@
       <w:pPr>
         <w:numPr>
           <w:ilvl w:val="0"/>
-          <w:numId w:val="42"/>
+          <w:numId w:val="13"/>
         </w:numPr>
         <w:spacing w:after="0" w:line="240" w:lineRule="auto"/>
       </w:pPr>
@@ -3373,7 +3373,7 @@
       <w:pPr>
         <w:numPr>
           <w:ilvl w:val="0"/>
-          <w:numId w:val="43"/>
+          <w:numId w:val="14"/>
         </w:numPr>
         <w:spacing w:after="0" w:line="240" w:lineRule="auto"/>
       </w:pPr>
@@ -3406,7 +3406,7 @@
       <w:pPr>
         <w:numPr>
           <w:ilvl w:val="0"/>
-          <w:numId w:val="43"/>
+          <w:numId w:val="14"/>
         </w:numPr>
         <w:spacing w:after="0" w:line="240" w:lineRule="auto"/>
       </w:pPr>
@@ -3436,7 +3436,7 @@
       <w:pPr>
         <w:numPr>
           <w:ilvl w:val="0"/>
-          <w:numId w:val="43"/>
+          <w:numId w:val="14"/>
         </w:numPr>
         <w:spacing w:after="0" w:line="240" w:lineRule="auto"/>
       </w:pPr>
@@ -3466,7 +3466,7 @@
       <w:pPr>
         <w:numPr>
           <w:ilvl w:val="0"/>
-          <w:numId w:val="43"/>
+          <w:numId w:val="14"/>
         </w:numPr>
         <w:spacing w:after="0" w:line="240" w:lineRule="auto"/>
       </w:pPr>
@@ -3494,7 +3494,7 @@
       <w:pPr>
         <w:numPr>
           <w:ilvl w:val="0"/>
-          <w:numId w:val="43"/>
+          <w:numId w:val="14"/>
         </w:numPr>
         <w:spacing w:after="0" w:line="240" w:lineRule="auto"/>
       </w:pPr>
@@ -3522,7 +3522,7 @@
       <w:pPr>
         <w:numPr>
           <w:ilvl w:val="0"/>
-          <w:numId w:val="10"/>
+          <w:numId w:val="2"/>
         </w:numPr>
         <w:tabs>
           <w:tab w:val="clear" w:pos="720"/>
@@ -3587,7 +3587,7 @@
       <w:pPr>
         <w:numPr>
           <w:ilvl w:val="0"/>
-          <w:numId w:val="44"/>
+          <w:numId w:val="15"/>
         </w:numPr>
         <w:spacing w:after="0" w:line="240" w:lineRule="auto"/>
       </w:pPr>
@@ -3624,7 +3624,7 @@
       <w:pPr>
         <w:numPr>
           <w:ilvl w:val="0"/>
-          <w:numId w:val="44"/>
+          <w:numId w:val="15"/>
         </w:numPr>
         <w:spacing w:after="0" w:line="240" w:lineRule="auto"/>
       </w:pPr>
@@ -3652,7 +3652,7 @@
       <w:pPr>
         <w:numPr>
           <w:ilvl w:val="0"/>
-          <w:numId w:val="44"/>
+          <w:numId w:val="15"/>
         </w:numPr>
         <w:spacing w:after="0" w:line="240" w:lineRule="auto"/>
       </w:pPr>
@@ -3680,7 +3680,7 @@
       <w:pPr>
         <w:numPr>
           <w:ilvl w:val="0"/>
-          <w:numId w:val="44"/>
+          <w:numId w:val="15"/>
         </w:numPr>
         <w:spacing w:after="0" w:line="240" w:lineRule="auto"/>
       </w:pPr>
@@ -3737,7 +3737,7 @@
       <w:pPr>
         <w:numPr>
           <w:ilvl w:val="0"/>
-          <w:numId w:val="45"/>
+          <w:numId w:val="16"/>
         </w:numPr>
         <w:spacing w:after="0" w:line="240" w:lineRule="auto"/>
       </w:pPr>
@@ -3765,7 +3765,7 @@
       <w:pPr>
         <w:numPr>
           <w:ilvl w:val="0"/>
-          <w:numId w:val="45"/>
+          <w:numId w:val="16"/>
         </w:numPr>
         <w:spacing w:after="0" w:line="240" w:lineRule="auto"/>
       </w:pPr>
@@ -3793,7 +3793,7 @@
       <w:pPr>
         <w:numPr>
           <w:ilvl w:val="0"/>
-          <w:numId w:val="45"/>
+          <w:numId w:val="16"/>
         </w:numPr>
         <w:spacing w:after="0" w:line="240" w:lineRule="auto"/>
       </w:pPr>
@@ -3821,7 +3821,7 @@
       <w:pPr>
         <w:numPr>
           <w:ilvl w:val="0"/>
-          <w:numId w:val="45"/>
+          <w:numId w:val="16"/>
         </w:numPr>
         <w:spacing w:after="0" w:line="240" w:lineRule="auto"/>
       </w:pPr>
@@ -3859,7 +3859,7 @@
       <w:pPr>
         <w:numPr>
           <w:ilvl w:val="0"/>
-          <w:numId w:val="9"/>
+          <w:numId w:val="1"/>
         </w:numPr>
         <w:tabs>
           <w:tab w:val="num" w:pos="360"/>
@@ -3890,7 +3890,7 @@
       <w:pPr>
         <w:numPr>
           <w:ilvl w:val="0"/>
-          <w:numId w:val="10"/>
+          <w:numId w:val="2"/>
         </w:numPr>
         <w:tabs>
           <w:tab w:val="clear" w:pos="720"/>
@@ -3987,7 +3987,7 @@
       <w:pPr>
         <w:numPr>
           <w:ilvl w:val="0"/>
-          <w:numId w:val="10"/>
+          <w:numId w:val="2"/>
         </w:numPr>
         <w:tabs>
           <w:tab w:val="clear" w:pos="720"/>
@@ -4148,7 +4148,7 @@
       <w:pPr>
         <w:numPr>
           <w:ilvl w:val="0"/>
-          <w:numId w:val="10"/>
+          <w:numId w:val="2"/>
         </w:numPr>
         <w:tabs>
           <w:tab w:val="clear" w:pos="720"/>
@@ -4282,7 +4282,7 @@
       <w:pPr>
         <w:numPr>
           <w:ilvl w:val="0"/>
-          <w:numId w:val="9"/>
+          <w:numId w:val="1"/>
         </w:numPr>
         <w:tabs>
           <w:tab w:val="num" w:pos="360"/>
@@ -4313,7 +4313,7 @@
       <w:pPr>
         <w:numPr>
           <w:ilvl w:val="0"/>
-          <w:numId w:val="10"/>
+          <w:numId w:val="2"/>
         </w:numPr>
         <w:tabs>
           <w:tab w:val="clear" w:pos="720"/>
@@ -4345,7 +4345,7 @@
       <w:pPr>
         <w:numPr>
           <w:ilvl w:val="0"/>
-          <w:numId w:val="46"/>
+          <w:numId w:val="17"/>
         </w:numPr>
         <w:spacing w:after="0" w:line="240" w:lineRule="auto"/>
       </w:pPr>
@@ -4364,7 +4364,7 @@
       <w:pPr>
         <w:numPr>
           <w:ilvl w:val="0"/>
-          <w:numId w:val="46"/>
+          <w:numId w:val="17"/>
         </w:numPr>
         <w:spacing w:after="0" w:line="240" w:lineRule="auto"/>
       </w:pPr>
@@ -4392,7 +4392,7 @@
       <w:pPr>
         <w:numPr>
           <w:ilvl w:val="0"/>
-          <w:numId w:val="46"/>
+          <w:numId w:val="17"/>
         </w:numPr>
         <w:spacing w:after="0" w:line="240" w:lineRule="auto"/>
       </w:pPr>
@@ -4419,7 +4419,7 @@
       <w:pPr>
         <w:numPr>
           <w:ilvl w:val="0"/>
-          <w:numId w:val="46"/>
+          <w:numId w:val="17"/>
         </w:numPr>
         <w:spacing w:after="0" w:line="240" w:lineRule="auto"/>
       </w:pPr>
@@ -4438,7 +4438,7 @@
       <w:pPr>
         <w:numPr>
           <w:ilvl w:val="0"/>
-          <w:numId w:val="10"/>
+          <w:numId w:val="2"/>
         </w:numPr>
         <w:tabs>
           <w:tab w:val="clear" w:pos="720"/>
@@ -4470,7 +4470,7 @@
       <w:pPr>
         <w:numPr>
           <w:ilvl w:val="0"/>
-          <w:numId w:val="47"/>
+          <w:numId w:val="18"/>
         </w:numPr>
         <w:spacing w:after="0" w:line="240" w:lineRule="auto"/>
       </w:pPr>
@@ -4497,7 +4497,7 @@
       <w:pPr>
         <w:numPr>
           <w:ilvl w:val="0"/>
-          <w:numId w:val="47"/>
+          <w:numId w:val="18"/>
         </w:numPr>
         <w:spacing w:after="0" w:line="240" w:lineRule="auto"/>
       </w:pPr>
@@ -4524,7 +4524,7 @@
       <w:pPr>
         <w:numPr>
           <w:ilvl w:val="0"/>
-          <w:numId w:val="47"/>
+          <w:numId w:val="18"/>
         </w:numPr>
         <w:spacing w:after="0" w:line="240" w:lineRule="auto"/>
       </w:pPr>
@@ -4569,7 +4569,7 @@
       <w:pPr>
         <w:numPr>
           <w:ilvl w:val="0"/>
-          <w:numId w:val="9"/>
+          <w:numId w:val="1"/>
         </w:numPr>
         <w:tabs>
           <w:tab w:val="num" w:pos="360"/>
@@ -4600,7 +4600,7 @@
       <w:pPr>
         <w:numPr>
           <w:ilvl w:val="0"/>
-          <w:numId w:val="10"/>
+          <w:numId w:val="2"/>
         </w:numPr>
         <w:tabs>
           <w:tab w:val="clear" w:pos="720"/>
@@ -4776,7 +4776,7 @@
       <w:pPr>
         <w:numPr>
           <w:ilvl w:val="0"/>
-          <w:numId w:val="10"/>
+          <w:numId w:val="2"/>
         </w:numPr>
         <w:tabs>
           <w:tab w:val="clear" w:pos="720"/>
@@ -5061,7 +5061,7 @@
       <w:pPr>
         <w:numPr>
           <w:ilvl w:val="0"/>
-          <w:numId w:val="10"/>
+          <w:numId w:val="2"/>
         </w:numPr>
         <w:tabs>
           <w:tab w:val="clear" w:pos="720"/>
@@ -5302,7 +5302,7 @@
       <w:pPr>
         <w:numPr>
           <w:ilvl w:val="0"/>
-          <w:numId w:val="9"/>
+          <w:numId w:val="1"/>
         </w:numPr>
         <w:tabs>
           <w:tab w:val="num" w:pos="360"/>
@@ -5372,7 +5372,7 @@
       <w:pPr>
         <w:numPr>
           <w:ilvl w:val="0"/>
-          <w:numId w:val="48"/>
+          <w:numId w:val="19"/>
         </w:numPr>
         <w:spacing w:after="0" w:line="240" w:lineRule="auto"/>
       </w:pPr>
@@ -5400,7 +5400,7 @@
       <w:pPr>
         <w:numPr>
           <w:ilvl w:val="0"/>
-          <w:numId w:val="48"/>
+          <w:numId w:val="19"/>
         </w:numPr>
         <w:spacing w:after="0" w:line="240" w:lineRule="auto"/>
       </w:pPr>
@@ -5428,7 +5428,7 @@
       <w:pPr>
         <w:numPr>
           <w:ilvl w:val="0"/>
-          <w:numId w:val="48"/>
+          <w:numId w:val="19"/>
         </w:numPr>
         <w:spacing w:after="0" w:line="240" w:lineRule="auto"/>
       </w:pPr>
@@ -5456,7 +5456,7 @@
       <w:pPr>
         <w:numPr>
           <w:ilvl w:val="0"/>
-          <w:numId w:val="48"/>
+          <w:numId w:val="19"/>
         </w:numPr>
         <w:spacing w:after="0" w:line="240" w:lineRule="auto"/>
       </w:pPr>
@@ -5565,7 +5565,7 @@
       <w:pPr>
         <w:numPr>
           <w:ilvl w:val="0"/>
-          <w:numId w:val="49"/>
+          <w:numId w:val="20"/>
         </w:numPr>
         <w:spacing w:after="0" w:line="240" w:lineRule="auto"/>
       </w:pPr>
@@ -5579,7 +5579,7 @@
       <w:pPr>
         <w:numPr>
           <w:ilvl w:val="0"/>
-          <w:numId w:val="49"/>
+          <w:numId w:val="20"/>
         </w:numPr>
         <w:spacing w:after="0" w:line="240" w:lineRule="auto"/>
       </w:pPr>
@@ -5593,7 +5593,7 @@
       <w:pPr>
         <w:numPr>
           <w:ilvl w:val="0"/>
-          <w:numId w:val="49"/>
+          <w:numId w:val="20"/>
         </w:numPr>
         <w:spacing w:after="0" w:line="240" w:lineRule="auto"/>
       </w:pPr>
@@ -5607,7 +5607,7 @@
       <w:pPr>
         <w:numPr>
           <w:ilvl w:val="0"/>
-          <w:numId w:val="49"/>
+          <w:numId w:val="20"/>
         </w:numPr>
         <w:spacing w:after="0" w:line="240" w:lineRule="auto"/>
       </w:pPr>
@@ -5642,7 +5642,7 @@
       <w:pPr>
         <w:numPr>
           <w:ilvl w:val="0"/>
-          <w:numId w:val="50"/>
+          <w:numId w:val="21"/>
         </w:numPr>
         <w:spacing w:after="0" w:line="240" w:lineRule="auto"/>
       </w:pPr>
@@ -5654,7 +5654,7 @@
       <w:pPr>
         <w:numPr>
           <w:ilvl w:val="0"/>
-          <w:numId w:val="50"/>
+          <w:numId w:val="21"/>
         </w:numPr>
         <w:spacing w:after="0" w:line="240" w:lineRule="auto"/>
       </w:pPr>
@@ -5666,7 +5666,7 @@
       <w:pPr>
         <w:numPr>
           <w:ilvl w:val="0"/>
-          <w:numId w:val="50"/>
+          <w:numId w:val="21"/>
         </w:numPr>
         <w:spacing w:after="0" w:line="240" w:lineRule="auto"/>
       </w:pPr>
@@ -5678,7 +5678,7 @@
       <w:pPr>
         <w:numPr>
           <w:ilvl w:val="0"/>
-          <w:numId w:val="50"/>
+          <w:numId w:val="21"/>
         </w:numPr>
         <w:spacing w:after="0" w:line="240" w:lineRule="auto"/>
       </w:pPr>
@@ -5698,7 +5698,7 @@
       <w:pPr>
         <w:numPr>
           <w:ilvl w:val="0"/>
-          <w:numId w:val="51"/>
+          <w:numId w:val="22"/>
         </w:numPr>
         <w:spacing w:after="0" w:line="240" w:lineRule="auto"/>
       </w:pPr>
@@ -5718,7 +5718,7 @@
       <w:pPr>
         <w:numPr>
           <w:ilvl w:val="0"/>
-          <w:numId w:val="51"/>
+          <w:numId w:val="22"/>
         </w:numPr>
         <w:spacing w:after="0" w:line="240" w:lineRule="auto"/>
       </w:pPr>
@@ -5828,7 +5828,7 @@
       <w:pPr>
         <w:numPr>
           <w:ilvl w:val="0"/>
-          <w:numId w:val="52"/>
+          <w:numId w:val="23"/>
         </w:numPr>
         <w:spacing w:after="0" w:line="240" w:lineRule="auto"/>
       </w:pPr>
@@ -5840,7 +5840,7 @@
       <w:pPr>
         <w:numPr>
           <w:ilvl w:val="0"/>
-          <w:numId w:val="52"/>
+          <w:numId w:val="23"/>
         </w:numPr>
         <w:spacing w:after="0" w:line="240" w:lineRule="auto"/>
       </w:pPr>
@@ -5852,7 +5852,7 @@
       <w:pPr>
         <w:numPr>
           <w:ilvl w:val="0"/>
-          <w:numId w:val="52"/>
+          <w:numId w:val="23"/>
         </w:numPr>
         <w:spacing w:after="0" w:line="240" w:lineRule="auto"/>
       </w:pPr>
@@ -5864,7 +5864,7 @@
       <w:pPr>
         <w:numPr>
           <w:ilvl w:val="0"/>
-          <w:numId w:val="52"/>
+          <w:numId w:val="23"/>
         </w:numPr>
         <w:spacing w:after="0" w:line="240" w:lineRule="auto"/>
       </w:pPr>
@@ -5876,7 +5876,7 @@
       <w:pPr>
         <w:numPr>
           <w:ilvl w:val="0"/>
-          <w:numId w:val="52"/>
+          <w:numId w:val="23"/>
         </w:numPr>
         <w:spacing w:after="0" w:line="240" w:lineRule="auto"/>
       </w:pPr>
@@ -5888,7 +5888,7 @@
       <w:pPr>
         <w:numPr>
           <w:ilvl w:val="0"/>
-          <w:numId w:val="52"/>
+          <w:numId w:val="23"/>
         </w:numPr>
         <w:spacing w:after="0" w:line="240" w:lineRule="auto"/>
       </w:pPr>
@@ -5926,7 +5926,7 @@
       <w:pPr>
         <w:numPr>
           <w:ilvl w:val="0"/>
-          <w:numId w:val="53"/>
+          <w:numId w:val="24"/>
         </w:numPr>
         <w:spacing w:after="0" w:line="240" w:lineRule="auto"/>
       </w:pPr>
@@ -5938,7 +5938,7 @@
       <w:pPr>
         <w:numPr>
           <w:ilvl w:val="0"/>
-          <w:numId w:val="53"/>
+          <w:numId w:val="24"/>
         </w:numPr>
         <w:spacing w:after="0" w:line="240" w:lineRule="auto"/>
       </w:pPr>
@@ -5950,7 +5950,7 @@
       <w:pPr>
         <w:numPr>
           <w:ilvl w:val="0"/>
-          <w:numId w:val="53"/>
+          <w:numId w:val="24"/>
         </w:numPr>
         <w:spacing w:after="0" w:line="240" w:lineRule="auto"/>
       </w:pPr>
@@ -5962,7 +5962,7 @@
       <w:pPr>
         <w:numPr>
           <w:ilvl w:val="0"/>
-          <w:numId w:val="53"/>
+          <w:numId w:val="24"/>
         </w:numPr>
         <w:spacing w:after="0" w:line="240" w:lineRule="auto"/>
       </w:pPr>
@@ -5982,7 +5982,7 @@
       <w:pPr>
         <w:numPr>
           <w:ilvl w:val="0"/>
-          <w:numId w:val="53"/>
+          <w:numId w:val="24"/>
         </w:numPr>
         <w:spacing w:after="0" w:line="240" w:lineRule="auto"/>
       </w:pPr>
@@ -5994,7 +5994,7 @@
       <w:pPr>
         <w:numPr>
           <w:ilvl w:val="0"/>
-          <w:numId w:val="53"/>
+          <w:numId w:val="24"/>
         </w:numPr>
         <w:spacing w:after="0" w:line="240" w:lineRule="auto"/>
       </w:pPr>
@@ -6092,7 +6092,7 @@
       <w:pPr>
         <w:numPr>
           <w:ilvl w:val="0"/>
-          <w:numId w:val="54"/>
+          <w:numId w:val="25"/>
         </w:numPr>
         <w:spacing w:after="0" w:line="240" w:lineRule="auto"/>
       </w:pPr>
@@ -6108,7 +6108,7 @@
       <w:pPr>
         <w:numPr>
           <w:ilvl w:val="1"/>
-          <w:numId w:val="54"/>
+          <w:numId w:val="25"/>
         </w:numPr>
         <w:spacing w:after="0" w:line="240" w:lineRule="auto"/>
       </w:pPr>
@@ -6120,7 +6120,7 @@
       <w:pPr>
         <w:numPr>
           <w:ilvl w:val="1"/>
-          <w:numId w:val="54"/>
+          <w:numId w:val="25"/>
         </w:numPr>
         <w:spacing w:after="0" w:line="240" w:lineRule="auto"/>
       </w:pPr>
@@ -6132,7 +6132,7 @@
       <w:pPr>
         <w:numPr>
           <w:ilvl w:val="1"/>
-          <w:numId w:val="54"/>
+          <w:numId w:val="25"/>
         </w:numPr>
         <w:spacing w:after="0" w:line="240" w:lineRule="auto"/>
       </w:pPr>
@@ -6152,7 +6152,7 @@
       <w:pPr>
         <w:numPr>
           <w:ilvl w:val="0"/>
-          <w:numId w:val="54"/>
+          <w:numId w:val="25"/>
         </w:numPr>
         <w:spacing w:after="0" w:line="240" w:lineRule="auto"/>
       </w:pPr>
@@ -6168,7 +6168,7 @@
       <w:pPr>
         <w:numPr>
           <w:ilvl w:val="1"/>
-          <w:numId w:val="54"/>
+          <w:numId w:val="25"/>
         </w:numPr>
         <w:spacing w:after="0" w:line="240" w:lineRule="auto"/>
       </w:pPr>
@@ -6180,240 +6180,496 @@
       <w:pPr>
         <w:numPr>
           <w:ilvl w:val="1"/>
-          <w:numId w:val="54"/>
-        </w:numPr>
-        <w:spacing w:after="0" w:line="240" w:lineRule="auto"/>
-      </w:pPr>
-      <w:r>
-        <w:t>Cálculo basado en: capital invertido, tasa de interés, fecha compra, fecha vencimiento del instrumento</w:t>
+          <w:numId w:val="25"/>
+        </w:numPr>
+        <w:spacing w:after="0" w:line="240" w:lineRule="auto"/>
+      </w:pPr>
+      <w:r>
+        <w:t xml:space="preserve">Cálculo basado en: </w:t>
+      </w:r>
+    </w:p>
+    <w:p>
+      <w:pPr>
+        <w:numPr>
+          <w:ilvl w:val="2"/>
+          <w:numId w:val="25"/>
+        </w:numPr>
+        <w:spacing w:after="0" w:line="240" w:lineRule="auto"/>
+      </w:pPr>
+      <w:proofErr w:type="spellStart"/>
+      <w:r>
+        <w:t>Metodo</w:t>
+      </w:r>
+      <w:proofErr w:type="spellEnd"/>
+      <w:r>
+        <w:t xml:space="preserve"> de </w:t>
+      </w:r>
+      <w:proofErr w:type="spellStart"/>
+      <w:r>
+        <w:t>Amortizacion</w:t>
+      </w:r>
+      <w:proofErr w:type="spellEnd"/>
+      <w:r>
+        <w:t xml:space="preserve"> - </w:t>
+      </w:r>
+      <w:r>
+        <w:t>francés, alemán</w:t>
+      </w:r>
+    </w:p>
+    <w:p>
+      <w:pPr>
+        <w:numPr>
+          <w:ilvl w:val="2"/>
+          <w:numId w:val="25"/>
+        </w:numPr>
+        <w:spacing w:after="0" w:line="240" w:lineRule="auto"/>
+      </w:pPr>
+      <w:r>
+        <w:t>v</w:t>
+      </w:r>
+      <w:r>
+        <w:t xml:space="preserve">alor nominal </w:t>
+      </w:r>
+    </w:p>
+    <w:p>
+      <w:pPr>
+        <w:numPr>
+          <w:ilvl w:val="2"/>
+          <w:numId w:val="25"/>
+        </w:numPr>
+        <w:spacing w:after="0" w:line="240" w:lineRule="auto"/>
+      </w:pPr>
+      <w:proofErr w:type="spellStart"/>
+      <w:r>
+        <w:t>f</w:t>
+      </w:r>
+      <w:r>
+        <w:t>echa</w:t>
+      </w:r>
+      <w:r>
+        <w:t>_</w:t>
+      </w:r>
+      <w:r>
+        <w:t>emision</w:t>
+      </w:r>
+      <w:proofErr w:type="spellEnd"/>
+      <w:r>
+        <w:t xml:space="preserve"> – ahora tomado del instrumento</w:t>
+      </w:r>
+    </w:p>
+    <w:p>
+      <w:pPr>
+        <w:numPr>
+          <w:ilvl w:val="2"/>
+          <w:numId w:val="25"/>
+        </w:numPr>
+        <w:spacing w:after="0" w:line="240" w:lineRule="auto"/>
+      </w:pPr>
+      <w:proofErr w:type="spellStart"/>
+      <w:r>
+        <w:t>fecha_vencimiento</w:t>
+      </w:r>
+      <w:proofErr w:type="spellEnd"/>
+      <w:r>
+        <w:t xml:space="preserve"> – ahora tomado del instrumento</w:t>
+      </w:r>
+    </w:p>
+    <w:p>
+      <w:pPr>
+        <w:numPr>
+          <w:ilvl w:val="2"/>
+          <w:numId w:val="25"/>
+        </w:numPr>
+        <w:spacing w:after="0" w:line="240" w:lineRule="auto"/>
+      </w:pPr>
+      <w:proofErr w:type="spellStart"/>
+      <w:r>
+        <w:t>tasa_interes</w:t>
+      </w:r>
+      <w:proofErr w:type="spellEnd"/>
+      <w:r>
+        <w:t xml:space="preserve"> – ahora tomado del instrumento</w:t>
+      </w:r>
+    </w:p>
+    <w:p>
+      <w:pPr>
+        <w:numPr>
+          <w:ilvl w:val="2"/>
+          <w:numId w:val="25"/>
+        </w:numPr>
+        <w:spacing w:after="0" w:line="240" w:lineRule="auto"/>
+      </w:pPr>
+      <w:proofErr w:type="spellStart"/>
+      <w:r>
+        <w:t>inv_capital_invertido</w:t>
+      </w:r>
+      <w:proofErr w:type="spellEnd"/>
+    </w:p>
+    <w:p>
+      <w:pPr>
+        <w:numPr>
+          <w:ilvl w:val="2"/>
+          <w:numId w:val="25"/>
+        </w:numPr>
+        <w:spacing w:after="0" w:line="240" w:lineRule="auto"/>
+      </w:pPr>
+      <w:proofErr w:type="spellStart"/>
+      <w:r>
+        <w:t>valor_interes</w:t>
+      </w:r>
+      <w:proofErr w:type="spellEnd"/>
+      <w:r>
+        <w:t xml:space="preserve"> – ahora tomado del instrumento</w:t>
+      </w:r>
+    </w:p>
+    <w:p>
+      <w:pPr>
+        <w:numPr>
+          <w:ilvl w:val="2"/>
+          <w:numId w:val="25"/>
+        </w:numPr>
+        <w:spacing w:after="0" w:line="240" w:lineRule="auto"/>
+      </w:pPr>
+      <w:r>
+        <w:t>frecuencia del pago – para bonos normalmente es cada mes, para obligaciones cada tres meses, este debe es un parámetro de entrada</w:t>
+      </w:r>
+    </w:p>
+    <w:p>
+      <w:pPr>
+        <w:numPr>
+          <w:ilvl w:val="2"/>
+          <w:numId w:val="25"/>
+        </w:numPr>
+        <w:spacing w:after="0" w:line="240" w:lineRule="auto"/>
+      </w:pPr>
+      <w:r>
+        <w:t>Se deben considerar la posibilidad de tener cuotas diferidas</w:t>
+      </w:r>
+    </w:p>
+    <w:p>
+      <w:pPr>
+        <w:numPr>
+          <w:ilvl w:val="2"/>
+          <w:numId w:val="25"/>
+        </w:numPr>
+        <w:spacing w:after="0" w:line="240" w:lineRule="auto"/>
+      </w:pPr>
+      <w:r>
+        <w:t>Existe también la posibilidad de considerar fechas de devolución del capital – ahora tomado del instrumento</w:t>
+      </w:r>
+    </w:p>
+    <w:p>
+      <w:pPr>
+        <w:pStyle w:val="Prrafodelista"/>
+        <w:numPr>
+          <w:ilvl w:val="0"/>
+          <w:numId w:val="29"/>
+        </w:numPr>
+        <w:spacing w:after="0" w:line="240" w:lineRule="auto"/>
+      </w:pPr>
+      <w:r>
+        <w:t>Debe retornar una tabla con los siguientes datos:</w:t>
+      </w:r>
+    </w:p>
+    <w:p>
+      <w:pPr>
+        <w:pStyle w:val="Prrafodelista"/>
+        <w:numPr>
+          <w:ilvl w:val="0"/>
+          <w:numId w:val="30"/>
+        </w:numPr>
+        <w:spacing w:after="0" w:line="240" w:lineRule="auto"/>
+      </w:pPr>
+      <w:r>
+        <w:t>Fecha de pago</w:t>
+      </w:r>
+    </w:p>
+    <w:p>
+      <w:pPr>
+        <w:pStyle w:val="Prrafodelista"/>
+        <w:numPr>
+          <w:ilvl w:val="0"/>
+          <w:numId w:val="30"/>
+        </w:numPr>
+        <w:spacing w:after="0" w:line="240" w:lineRule="auto"/>
+      </w:pPr>
+      <w:r>
+        <w:t>Capital restante</w:t>
+      </w:r>
+    </w:p>
+    <w:p>
+      <w:pPr>
+        <w:pStyle w:val="Prrafodelista"/>
+        <w:numPr>
+          <w:ilvl w:val="0"/>
+          <w:numId w:val="30"/>
+        </w:numPr>
+        <w:spacing w:after="0" w:line="240" w:lineRule="auto"/>
+      </w:pPr>
+      <w:r>
+        <w:t>Capital de retorno</w:t>
+      </w:r>
+    </w:p>
+    <w:p>
+      <w:pPr>
+        <w:pStyle w:val="Prrafodelista"/>
+        <w:numPr>
+          <w:ilvl w:val="0"/>
+          <w:numId w:val="30"/>
+        </w:numPr>
+        <w:spacing w:after="0" w:line="240" w:lineRule="auto"/>
+      </w:pPr>
+      <w:r>
+        <w:t>Capital devuelto</w:t>
+      </w:r>
+    </w:p>
+    <w:p>
+      <w:pPr>
+        <w:pStyle w:val="Prrafodelista"/>
+        <w:numPr>
+          <w:ilvl w:val="0"/>
+          <w:numId w:val="30"/>
+        </w:numPr>
+        <w:spacing w:after="0" w:line="240" w:lineRule="auto"/>
+      </w:pPr>
+      <w:r>
+        <w:t>Interés parcial</w:t>
+      </w:r>
+    </w:p>
+    <w:p>
+      <w:pPr>
+        <w:pStyle w:val="Prrafodelista"/>
+        <w:numPr>
+          <w:ilvl w:val="0"/>
+          <w:numId w:val="30"/>
+        </w:numPr>
+        <w:spacing w:after="0" w:line="240" w:lineRule="auto"/>
+      </w:pPr>
+      <w:r>
+        <w:t>Descuento</w:t>
+      </w:r>
+    </w:p>
+    <w:p>
+      <w:pPr>
+        <w:pStyle w:val="Prrafodelista"/>
+        <w:spacing w:after="0" w:line="240" w:lineRule="auto"/>
+        <w:ind w:left="2136"/>
+      </w:pPr>
+    </w:p>
+    <w:p>
+      <w:pPr>
+        <w:numPr>
+          <w:ilvl w:val="0"/>
+          <w:numId w:val="25"/>
+        </w:numPr>
+        <w:spacing w:after="0" w:line="240" w:lineRule="auto"/>
+      </w:pPr>
+      <w:r>
+        <w:rPr>
+          <w:b/>
+          <w:bCs/>
+        </w:rPr>
+        <w:t>Edición manual de amortizaciones</w:t>
       </w:r>
     </w:p>
     <w:p>
       <w:pPr>
         <w:numPr>
           <w:ilvl w:val="1"/>
-          <w:numId w:val="54"/>
-        </w:numPr>
-        <w:spacing w:after="0" w:line="240" w:lineRule="auto"/>
-      </w:pPr>
-      <w:r>
-        <w:t>Método de amortización (francés, alemán, etc.)</w:t>
-      </w:r>
-    </w:p>
-    <w:p>
-      <w:pPr>
-        <w:numPr>
-          <w:ilvl w:val="0"/>
-          <w:numId w:val="54"/>
-        </w:numPr>
-        <w:spacing w:after="0" w:line="240" w:lineRule="auto"/>
-      </w:pPr>
-      <w:r>
-        <w:rPr>
-          <w:b/>
-          <w:bCs/>
-        </w:rPr>
-        <w:t>Edición manual de amortizaciones</w:t>
+          <w:numId w:val="25"/>
+        </w:numPr>
+        <w:spacing w:after="0" w:line="240" w:lineRule="auto"/>
+      </w:pPr>
+      <w:r>
+        <w:t>Modal para editar valores individuales de cada cuota</w:t>
       </w:r>
     </w:p>
     <w:p>
       <w:pPr>
         <w:numPr>
           <w:ilvl w:val="1"/>
-          <w:numId w:val="54"/>
-        </w:numPr>
-        <w:spacing w:after="0" w:line="240" w:lineRule="auto"/>
-      </w:pPr>
-      <w:r>
-        <w:t>Modal para editar valores individuales de cada cuota</w:t>
+          <w:numId w:val="25"/>
+        </w:numPr>
+        <w:spacing w:after="0" w:line="240" w:lineRule="auto"/>
+      </w:pPr>
+      <w:r>
+        <w:t>Ajustes manuales de interés, capital, descuento, retención</w:t>
+      </w:r>
+    </w:p>
+    <w:p>
+      <w:pPr>
+        <w:numPr>
+          <w:ilvl w:val="0"/>
+          <w:numId w:val="25"/>
+        </w:numPr>
+        <w:spacing w:after="0" w:line="240" w:lineRule="auto"/>
+      </w:pPr>
+      <w:r>
+        <w:rPr>
+          <w:b/>
+          <w:bCs/>
+        </w:rPr>
+        <w:t>Marcar como pagada</w:t>
       </w:r>
     </w:p>
     <w:p>
       <w:pPr>
         <w:numPr>
           <w:ilvl w:val="1"/>
-          <w:numId w:val="54"/>
-        </w:numPr>
-        <w:spacing w:after="0" w:line="240" w:lineRule="auto"/>
-      </w:pPr>
-      <w:r>
-        <w:t>Ajustes manuales de interés, capital, descuento, retención</w:t>
-      </w:r>
-    </w:p>
-    <w:p>
-      <w:pPr>
-        <w:numPr>
-          <w:ilvl w:val="0"/>
-          <w:numId w:val="54"/>
-        </w:numPr>
-        <w:spacing w:after="0" w:line="240" w:lineRule="auto"/>
-      </w:pPr>
-      <w:r>
-        <w:rPr>
-          <w:b/>
-          <w:bCs/>
-        </w:rPr>
-        <w:t>Marcar como pagada</w:t>
+          <w:numId w:val="25"/>
+        </w:numPr>
+        <w:spacing w:after="0" w:line="240" w:lineRule="auto"/>
+      </w:pPr>
+      <w:r>
+        <w:t>Funcionalidad para marcar cuotas como pagadas</w:t>
       </w:r>
     </w:p>
     <w:p>
       <w:pPr>
         <w:numPr>
           <w:ilvl w:val="1"/>
-          <w:numId w:val="54"/>
-        </w:numPr>
-        <w:spacing w:after="0" w:line="240" w:lineRule="auto"/>
-      </w:pPr>
-      <w:r>
-        <w:t>Funcionalidad para marcar cuotas como pagadas</w:t>
+          <w:numId w:val="25"/>
+        </w:numPr>
+        <w:spacing w:after="0" w:line="240" w:lineRule="auto"/>
+      </w:pPr>
+      <w:r>
+        <w:t>Registro de fecha de pago real</w:t>
+      </w:r>
+    </w:p>
+    <w:p>
+      <w:pPr>
+        <w:numPr>
+          <w:ilvl w:val="0"/>
+          <w:numId w:val="25"/>
+        </w:numPr>
+        <w:spacing w:after="0" w:line="240" w:lineRule="auto"/>
+      </w:pPr>
+      <w:r>
+        <w:rPr>
+          <w:b/>
+          <w:bCs/>
+        </w:rPr>
+        <w:t>Vista detallada por inversión</w:t>
       </w:r>
     </w:p>
     <w:p>
       <w:pPr>
         <w:numPr>
           <w:ilvl w:val="1"/>
-          <w:numId w:val="54"/>
-        </w:numPr>
-        <w:spacing w:after="0" w:line="240" w:lineRule="auto"/>
-      </w:pPr>
-      <w:r>
-        <w:t>Registro de fecha de pago real</w:t>
-      </w:r>
-    </w:p>
-    <w:p>
-      <w:pPr>
-        <w:numPr>
-          <w:ilvl w:val="0"/>
-          <w:numId w:val="54"/>
-        </w:numPr>
-        <w:spacing w:after="0" w:line="240" w:lineRule="auto"/>
-      </w:pPr>
-      <w:r>
-        <w:rPr>
-          <w:b/>
-          <w:bCs/>
-        </w:rPr>
-        <w:t>Vista detallada por inversión</w:t>
+          <w:numId w:val="25"/>
+        </w:numPr>
+        <w:spacing w:after="0" w:line="240" w:lineRule="auto"/>
+      </w:pPr>
+      <w:r>
+        <w:t>Desde la lista de inversiones, botón para ver sus amortizaciones</w:t>
       </w:r>
     </w:p>
     <w:p>
       <w:pPr>
         <w:numPr>
           <w:ilvl w:val="1"/>
-          <w:numId w:val="54"/>
-        </w:numPr>
-        <w:spacing w:after="0" w:line="240" w:lineRule="auto"/>
-      </w:pPr>
-      <w:r>
-        <w:t>Desde la lista de inversiones, botón para ver sus amortizaciones</w:t>
+          <w:numId w:val="25"/>
+        </w:numPr>
+        <w:spacing w:after="0" w:line="240" w:lineRule="auto"/>
+      </w:pPr>
+      <w:r>
+        <w:t>Resumen: total pagado, total pendiente, próxima cuota</w:t>
+      </w:r>
+    </w:p>
+    <w:p>
+      <w:pPr>
+        <w:numPr>
+          <w:ilvl w:val="0"/>
+          <w:numId w:val="25"/>
+        </w:numPr>
+        <w:spacing w:after="0" w:line="240" w:lineRule="auto"/>
+      </w:pPr>
+      <w:r>
+        <w:rPr>
+          <w:b/>
+          <w:bCs/>
+        </w:rPr>
+        <w:t>Cálculo automático de totales</w:t>
       </w:r>
     </w:p>
     <w:p>
       <w:pPr>
         <w:numPr>
           <w:ilvl w:val="1"/>
-          <w:numId w:val="54"/>
-        </w:numPr>
-        <w:spacing w:after="0" w:line="240" w:lineRule="auto"/>
-      </w:pPr>
-      <w:r>
-        <w:t>Resumen: total pagado, total pendiente, próxima cuota</w:t>
-      </w:r>
-    </w:p>
-    <w:p>
-      <w:pPr>
-        <w:numPr>
-          <w:ilvl w:val="0"/>
-          <w:numId w:val="54"/>
-        </w:numPr>
-        <w:spacing w:after="0" w:line="240" w:lineRule="auto"/>
-      </w:pPr>
-      <w:r>
-        <w:rPr>
-          <w:b/>
-          <w:bCs/>
-        </w:rPr>
-        <w:t>Cálculo automático de totales</w:t>
+          <w:numId w:val="25"/>
+        </w:numPr>
+        <w:spacing w:after="0" w:line="240" w:lineRule="auto"/>
+      </w:pPr>
+      <w:r>
+        <w:t>Suma de intereses, capital, descuentos, retenciones</w:t>
       </w:r>
     </w:p>
     <w:p>
       <w:pPr>
         <w:numPr>
           <w:ilvl w:val="1"/>
-          <w:numId w:val="54"/>
-        </w:numPr>
-        <w:spacing w:after="0" w:line="240" w:lineRule="auto"/>
-      </w:pPr>
-      <w:r>
-        <w:t>Suma de intereses, capital, descuentos, retenciones</w:t>
+          <w:numId w:val="25"/>
+        </w:numPr>
+        <w:spacing w:after="0" w:line="240" w:lineRule="auto"/>
+      </w:pPr>
+      <w:proofErr w:type="spellStart"/>
+      <w:r>
+        <w:t>Display</w:t>
+      </w:r>
+      <w:proofErr w:type="spellEnd"/>
+      <w:r>
+        <w:t xml:space="preserve"> de totales en la vista de detalle</w:t>
+      </w:r>
+    </w:p>
+    <w:p>
+      <w:pPr>
+        <w:numPr>
+          <w:ilvl w:val="0"/>
+          <w:numId w:val="25"/>
+        </w:numPr>
+        <w:spacing w:after="0" w:line="240" w:lineRule="auto"/>
+      </w:pPr>
+      <w:r>
+        <w:rPr>
+          <w:b/>
+          <w:bCs/>
+        </w:rPr>
+        <w:t>Estados de amortización</w:t>
       </w:r>
     </w:p>
     <w:p>
       <w:pPr>
         <w:numPr>
           <w:ilvl w:val="1"/>
-          <w:numId w:val="54"/>
-        </w:numPr>
-        <w:spacing w:after="0" w:line="240" w:lineRule="auto"/>
-      </w:pPr>
-      <w:proofErr w:type="spellStart"/>
-      <w:r>
-        <w:t>Display</w:t>
-      </w:r>
-      <w:proofErr w:type="spellEnd"/>
-      <w:r>
-        <w:t xml:space="preserve"> de totales en la vista de detalle</w:t>
-      </w:r>
-    </w:p>
-    <w:p>
-      <w:pPr>
-        <w:numPr>
-          <w:ilvl w:val="0"/>
-          <w:numId w:val="54"/>
-        </w:numPr>
-        <w:spacing w:after="0" w:line="240" w:lineRule="auto"/>
-      </w:pPr>
-      <w:r>
-        <w:rPr>
-          <w:b/>
-          <w:bCs/>
-        </w:rPr>
-        <w:t>Estados de amortización</w:t>
+          <w:numId w:val="25"/>
+        </w:numPr>
+        <w:spacing w:after="0" w:line="240" w:lineRule="auto"/>
+      </w:pPr>
+      <w:r>
+        <w:t>Usar catálogo para estados: Pendiente, Pagada, Vencida, Cancelada</w:t>
+      </w:r>
+    </w:p>
+    <w:p>
+      <w:pPr>
+        <w:numPr>
+          <w:ilvl w:val="0"/>
+          <w:numId w:val="25"/>
+        </w:numPr>
+        <w:spacing w:after="0" w:line="240" w:lineRule="auto"/>
+      </w:pPr>
+      <w:r>
+        <w:rPr>
+          <w:b/>
+          <w:bCs/>
+        </w:rPr>
+        <w:t>Exportar tabla</w:t>
       </w:r>
     </w:p>
     <w:p>
       <w:pPr>
         <w:numPr>
           <w:ilvl w:val="1"/>
-          <w:numId w:val="54"/>
-        </w:numPr>
-        <w:spacing w:after="0" w:line="240" w:lineRule="auto"/>
-      </w:pPr>
-      <w:r>
-        <w:t>Usar catálogo para estados: Pendiente, Pagada, Vencida, Cancelada</w:t>
-      </w:r>
-    </w:p>
-    <w:p>
-      <w:pPr>
-        <w:numPr>
-          <w:ilvl w:val="0"/>
-          <w:numId w:val="54"/>
-        </w:numPr>
-        <w:spacing w:after="0" w:line="240" w:lineRule="auto"/>
-      </w:pPr>
-      <w:r>
-        <w:rPr>
-          <w:b/>
-          <w:bCs/>
-        </w:rPr>
-        <w:t>Exportar tabla</w:t>
-      </w:r>
-    </w:p>
-    <w:p>
-      <w:pPr>
-        <w:numPr>
-          <w:ilvl w:val="1"/>
-          <w:numId w:val="54"/>
+          <w:numId w:val="25"/>
         </w:numPr>
         <w:spacing w:after="0" w:line="240" w:lineRule="auto"/>
       </w:pPr>
@@ -6436,6 +6692,7 @@
         <w:spacing w:after="0" w:line="240" w:lineRule="auto"/>
       </w:pPr>
       <w:r>
+        <w:lastRenderedPageBreak/>
         <w:t xml:space="preserve">Perfecto, el </w:t>
       </w:r>
       <w:proofErr w:type="spellStart"/>
@@ -6451,7 +6708,7 @@
       <w:pPr>
         <w:numPr>
           <w:ilvl w:val="0"/>
-          <w:numId w:val="9"/>
+          <w:numId w:val="1"/>
         </w:numPr>
         <w:tabs>
           <w:tab w:val="num" w:pos="360"/>
@@ -6474,7 +6731,7 @@
       <w:pPr>
         <w:numPr>
           <w:ilvl w:val="0"/>
-          <w:numId w:val="10"/>
+          <w:numId w:val="2"/>
         </w:numPr>
         <w:tabs>
           <w:tab w:val="clear" w:pos="720"/>
@@ -6507,7 +6764,7 @@
       <w:pPr>
         <w:numPr>
           <w:ilvl w:val="0"/>
-          <w:numId w:val="55"/>
+          <w:numId w:val="26"/>
         </w:numPr>
         <w:spacing w:after="0" w:line="240" w:lineRule="auto"/>
       </w:pPr>
@@ -6531,7 +6788,7 @@
       <w:pPr>
         <w:numPr>
           <w:ilvl w:val="0"/>
-          <w:numId w:val="55"/>
+          <w:numId w:val="26"/>
         </w:numPr>
         <w:spacing w:after="0" w:line="240" w:lineRule="auto"/>
       </w:pPr>
@@ -6552,7 +6809,7 @@
       <w:pPr>
         <w:numPr>
           <w:ilvl w:val="0"/>
-          <w:numId w:val="55"/>
+          <w:numId w:val="26"/>
         </w:numPr>
         <w:spacing w:after="0" w:line="240" w:lineRule="auto"/>
       </w:pPr>
@@ -6579,7 +6836,7 @@
       <w:pPr>
         <w:numPr>
           <w:ilvl w:val="0"/>
-          <w:numId w:val="10"/>
+          <w:numId w:val="2"/>
         </w:numPr>
         <w:tabs>
           <w:tab w:val="clear" w:pos="720"/>
@@ -6612,7 +6869,7 @@
       <w:pPr>
         <w:numPr>
           <w:ilvl w:val="0"/>
-          <w:numId w:val="56"/>
+          <w:numId w:val="27"/>
         </w:numPr>
         <w:spacing w:after="0" w:line="240" w:lineRule="auto"/>
       </w:pPr>
@@ -6633,7 +6890,7 @@
       <w:pPr>
         <w:numPr>
           <w:ilvl w:val="0"/>
-          <w:numId w:val="56"/>
+          <w:numId w:val="27"/>
         </w:numPr>
         <w:spacing w:after="0" w:line="240" w:lineRule="auto"/>
       </w:pPr>
@@ -6654,7 +6911,7 @@
       <w:pPr>
         <w:numPr>
           <w:ilvl w:val="1"/>
-          <w:numId w:val="56"/>
+          <w:numId w:val="27"/>
         </w:numPr>
         <w:spacing w:after="0" w:line="240" w:lineRule="auto"/>
       </w:pPr>
@@ -6666,7 +6923,7 @@
       <w:pPr>
         <w:numPr>
           <w:ilvl w:val="1"/>
-          <w:numId w:val="56"/>
+          <w:numId w:val="27"/>
         </w:numPr>
         <w:spacing w:after="0" w:line="240" w:lineRule="auto"/>
       </w:pPr>
@@ -6683,7 +6940,7 @@
       <w:pPr>
         <w:numPr>
           <w:ilvl w:val="1"/>
-          <w:numId w:val="56"/>
+          <w:numId w:val="27"/>
         </w:numPr>
         <w:spacing w:after="0" w:line="240" w:lineRule="auto"/>
       </w:pPr>
@@ -6695,7 +6952,7 @@
       <w:pPr>
         <w:numPr>
           <w:ilvl w:val="1"/>
-          <w:numId w:val="56"/>
+          <w:numId w:val="27"/>
         </w:numPr>
         <w:spacing w:after="0" w:line="240" w:lineRule="auto"/>
       </w:pPr>
@@ -6707,7 +6964,7 @@
       <w:pPr>
         <w:numPr>
           <w:ilvl w:val="1"/>
-          <w:numId w:val="56"/>
+          <w:numId w:val="27"/>
         </w:numPr>
         <w:spacing w:after="0" w:line="240" w:lineRule="auto"/>
       </w:pPr>
@@ -6719,7 +6976,7 @@
       <w:pPr>
         <w:numPr>
           <w:ilvl w:val="0"/>
-          <w:numId w:val="56"/>
+          <w:numId w:val="27"/>
         </w:numPr>
         <w:spacing w:after="0" w:line="240" w:lineRule="auto"/>
       </w:pPr>
@@ -6740,7 +6997,7 @@
       <w:pPr>
         <w:numPr>
           <w:ilvl w:val="0"/>
-          <w:numId w:val="56"/>
+          <w:numId w:val="27"/>
         </w:numPr>
         <w:spacing w:after="0" w:line="240" w:lineRule="auto"/>
       </w:pPr>
@@ -6767,7 +7024,7 @@
       <w:pPr>
         <w:numPr>
           <w:ilvl w:val="0"/>
-          <w:numId w:val="10"/>
+          <w:numId w:val="2"/>
         </w:numPr>
         <w:tabs>
           <w:tab w:val="clear" w:pos="720"/>
@@ -6791,7 +7048,7 @@
       <w:pPr>
         <w:numPr>
           <w:ilvl w:val="0"/>
-          <w:numId w:val="57"/>
+          <w:numId w:val="28"/>
         </w:numPr>
         <w:spacing w:after="0" w:line="240" w:lineRule="auto"/>
       </w:pPr>
@@ -6809,7 +7066,7 @@
       <w:pPr>
         <w:numPr>
           <w:ilvl w:val="0"/>
-          <w:numId w:val="57"/>
+          <w:numId w:val="28"/>
         </w:numPr>
         <w:spacing w:after="0" w:line="240" w:lineRule="auto"/>
       </w:pPr>
@@ -6817,7 +7074,6 @@
         <w:rPr>
           <w:rFonts w:ascii="Segoe UI Emoji" w:hAnsi="Segoe UI Emoji" w:cs="Segoe UI Emoji"/>
         </w:rPr>
-        <w:lastRenderedPageBreak/>
         <w:t>✅</w:t>
       </w:r>
       <w:r>
@@ -6828,7 +7084,7 @@
       <w:pPr>
         <w:numPr>
           <w:ilvl w:val="0"/>
-          <w:numId w:val="57"/>
+          <w:numId w:val="28"/>
         </w:numPr>
         <w:spacing w:after="0" w:line="240" w:lineRule="auto"/>
       </w:pPr>
@@ -6862,7 +7118,7 @@
       <w:pPr>
         <w:numPr>
           <w:ilvl w:val="0"/>
-          <w:numId w:val="57"/>
+          <w:numId w:val="28"/>
         </w:numPr>
         <w:spacing w:after="0" w:line="240" w:lineRule="auto"/>
       </w:pPr>
@@ -6880,7 +7136,7 @@
       <w:pPr>
         <w:numPr>
           <w:ilvl w:val="0"/>
-          <w:numId w:val="57"/>
+          <w:numId w:val="28"/>
         </w:numPr>
         <w:spacing w:after="0" w:line="240" w:lineRule="auto"/>
       </w:pPr>
@@ -6903,7 +7159,7 @@
       <w:pPr>
         <w:numPr>
           <w:ilvl w:val="0"/>
-          <w:numId w:val="57"/>
+          <w:numId w:val="28"/>
         </w:numPr>
         <w:spacing w:after="0" w:line="240" w:lineRule="auto"/>
       </w:pPr>
@@ -6921,7 +7177,7 @@
       <w:pPr>
         <w:numPr>
           <w:ilvl w:val="0"/>
-          <w:numId w:val="57"/>
+          <w:numId w:val="28"/>
         </w:numPr>
         <w:spacing w:after="0" w:line="240" w:lineRule="auto"/>
       </w:pPr>
@@ -6939,7 +7195,7 @@
       <w:pPr>
         <w:numPr>
           <w:ilvl w:val="0"/>
-          <w:numId w:val="57"/>
+          <w:numId w:val="28"/>
         </w:numPr>
         <w:spacing w:after="0" w:line="240" w:lineRule="auto"/>
       </w:pPr>
@@ -6970,7 +7226,7 @@
       <w:pPr>
         <w:numPr>
           <w:ilvl w:val="0"/>
-          <w:numId w:val="57"/>
+          <w:numId w:val="28"/>
         </w:numPr>
         <w:spacing w:after="0" w:line="240" w:lineRule="auto"/>
       </w:pPr>
@@ -7237,268 +7493,6 @@
     </w:lvl>
   </w:abstractNum>
   <w:abstractNum w:abstractNumId="2" w15:restartNumberingAfterBreak="0">
-    <w:nsid w:val="078350FA"/>
-    <w:multiLevelType w:val="multilevel"/>
-    <w:tmpl w:val="9BC20AF6"/>
-    <w:lvl w:ilvl="0">
-      <w:start w:val="1"/>
-      <w:numFmt w:val="bullet"/>
-      <w:lvlText w:val=""/>
-      <w:lvlJc w:val="left"/>
-      <w:pPr>
-        <w:tabs>
-          <w:tab w:val="num" w:pos="720"/>
-        </w:tabs>
-        <w:ind w:left="720" w:hanging="360"/>
-      </w:pPr>
-      <w:rPr>
-        <w:rFonts w:ascii="Symbol" w:hAnsi="Symbol" w:hint="default"/>
-        <w:sz w:val="20"/>
-      </w:rPr>
-    </w:lvl>
-    <w:lvl w:ilvl="1" w:tentative="1">
-      <w:start w:val="1"/>
-      <w:numFmt w:val="bullet"/>
-      <w:lvlText w:val=""/>
-      <w:lvlJc w:val="left"/>
-      <w:pPr>
-        <w:tabs>
-          <w:tab w:val="num" w:pos="1440"/>
-        </w:tabs>
-        <w:ind w:left="1440" w:hanging="360"/>
-      </w:pPr>
-      <w:rPr>
-        <w:rFonts w:ascii="Symbol" w:hAnsi="Symbol" w:hint="default"/>
-        <w:sz w:val="20"/>
-      </w:rPr>
-    </w:lvl>
-    <w:lvl w:ilvl="2" w:tentative="1">
-      <w:start w:val="1"/>
-      <w:numFmt w:val="bullet"/>
-      <w:lvlText w:val=""/>
-      <w:lvlJc w:val="left"/>
-      <w:pPr>
-        <w:tabs>
-          <w:tab w:val="num" w:pos="2160"/>
-        </w:tabs>
-        <w:ind w:left="2160" w:hanging="360"/>
-      </w:pPr>
-      <w:rPr>
-        <w:rFonts w:ascii="Symbol" w:hAnsi="Symbol" w:hint="default"/>
-        <w:sz w:val="20"/>
-      </w:rPr>
-    </w:lvl>
-    <w:lvl w:ilvl="3" w:tentative="1">
-      <w:start w:val="1"/>
-      <w:numFmt w:val="bullet"/>
-      <w:lvlText w:val=""/>
-      <w:lvlJc w:val="left"/>
-      <w:pPr>
-        <w:tabs>
-          <w:tab w:val="num" w:pos="2880"/>
-        </w:tabs>
-        <w:ind w:left="2880" w:hanging="360"/>
-      </w:pPr>
-      <w:rPr>
-        <w:rFonts w:ascii="Symbol" w:hAnsi="Symbol" w:hint="default"/>
-        <w:sz w:val="20"/>
-      </w:rPr>
-    </w:lvl>
-    <w:lvl w:ilvl="4" w:tentative="1">
-      <w:start w:val="1"/>
-      <w:numFmt w:val="bullet"/>
-      <w:lvlText w:val=""/>
-      <w:lvlJc w:val="left"/>
-      <w:pPr>
-        <w:tabs>
-          <w:tab w:val="num" w:pos="3600"/>
-        </w:tabs>
-        <w:ind w:left="3600" w:hanging="360"/>
-      </w:pPr>
-      <w:rPr>
-        <w:rFonts w:ascii="Symbol" w:hAnsi="Symbol" w:hint="default"/>
-        <w:sz w:val="20"/>
-      </w:rPr>
-    </w:lvl>
-    <w:lvl w:ilvl="5" w:tentative="1">
-      <w:start w:val="1"/>
-      <w:numFmt w:val="bullet"/>
-      <w:lvlText w:val=""/>
-      <w:lvlJc w:val="left"/>
-      <w:pPr>
-        <w:tabs>
-          <w:tab w:val="num" w:pos="4320"/>
-        </w:tabs>
-        <w:ind w:left="4320" w:hanging="360"/>
-      </w:pPr>
-      <w:rPr>
-        <w:rFonts w:ascii="Symbol" w:hAnsi="Symbol" w:hint="default"/>
-        <w:sz w:val="20"/>
-      </w:rPr>
-    </w:lvl>
-    <w:lvl w:ilvl="6" w:tentative="1">
-      <w:start w:val="1"/>
-      <w:numFmt w:val="bullet"/>
-      <w:lvlText w:val=""/>
-      <w:lvlJc w:val="left"/>
-      <w:pPr>
-        <w:tabs>
-          <w:tab w:val="num" w:pos="5040"/>
-        </w:tabs>
-        <w:ind w:left="5040" w:hanging="360"/>
-      </w:pPr>
-      <w:rPr>
-        <w:rFonts w:ascii="Symbol" w:hAnsi="Symbol" w:hint="default"/>
-        <w:sz w:val="20"/>
-      </w:rPr>
-    </w:lvl>
-    <w:lvl w:ilvl="7" w:tentative="1">
-      <w:start w:val="1"/>
-      <w:numFmt w:val="bullet"/>
-      <w:lvlText w:val=""/>
-      <w:lvlJc w:val="left"/>
-      <w:pPr>
-        <w:tabs>
-          <w:tab w:val="num" w:pos="5760"/>
-        </w:tabs>
-        <w:ind w:left="5760" w:hanging="360"/>
-      </w:pPr>
-      <w:rPr>
-        <w:rFonts w:ascii="Symbol" w:hAnsi="Symbol" w:hint="default"/>
-        <w:sz w:val="20"/>
-      </w:rPr>
-    </w:lvl>
-    <w:lvl w:ilvl="8" w:tentative="1">
-      <w:start w:val="1"/>
-      <w:numFmt w:val="bullet"/>
-      <w:lvlText w:val=""/>
-      <w:lvlJc w:val="left"/>
-      <w:pPr>
-        <w:tabs>
-          <w:tab w:val="num" w:pos="6480"/>
-        </w:tabs>
-        <w:ind w:left="6480" w:hanging="360"/>
-      </w:pPr>
-      <w:rPr>
-        <w:rFonts w:ascii="Symbol" w:hAnsi="Symbol" w:hint="default"/>
-        <w:sz w:val="20"/>
-      </w:rPr>
-    </w:lvl>
-  </w:abstractNum>
-  <w:abstractNum w:abstractNumId="3" w15:restartNumberingAfterBreak="0">
-    <w:nsid w:val="0A004243"/>
-    <w:multiLevelType w:val="multilevel"/>
-    <w:tmpl w:val="79A0936A"/>
-    <w:lvl w:ilvl="0">
-      <w:start w:val="1"/>
-      <w:numFmt w:val="decimal"/>
-      <w:lvlText w:val="%1."/>
-      <w:lvlJc w:val="left"/>
-      <w:pPr>
-        <w:tabs>
-          <w:tab w:val="num" w:pos="720"/>
-        </w:tabs>
-        <w:ind w:left="720" w:hanging="360"/>
-      </w:pPr>
-    </w:lvl>
-    <w:lvl w:ilvl="1" w:tentative="1">
-      <w:start w:val="1"/>
-      <w:numFmt w:val="decimal"/>
-      <w:lvlText w:val="%2."/>
-      <w:lvlJc w:val="left"/>
-      <w:pPr>
-        <w:tabs>
-          <w:tab w:val="num" w:pos="1440"/>
-        </w:tabs>
-        <w:ind w:left="1440" w:hanging="360"/>
-      </w:pPr>
-    </w:lvl>
-    <w:lvl w:ilvl="2" w:tentative="1">
-      <w:start w:val="1"/>
-      <w:numFmt w:val="decimal"/>
-      <w:lvlText w:val="%3."/>
-      <w:lvlJc w:val="left"/>
-      <w:pPr>
-        <w:tabs>
-          <w:tab w:val="num" w:pos="2160"/>
-        </w:tabs>
-        <w:ind w:left="2160" w:hanging="360"/>
-      </w:pPr>
-    </w:lvl>
-    <w:lvl w:ilvl="3" w:tentative="1">
-      <w:start w:val="1"/>
-      <w:numFmt w:val="decimal"/>
-      <w:lvlText w:val="%4."/>
-      <w:lvlJc w:val="left"/>
-      <w:pPr>
-        <w:tabs>
-          <w:tab w:val="num" w:pos="2880"/>
-        </w:tabs>
-        <w:ind w:left="2880" w:hanging="360"/>
-      </w:pPr>
-    </w:lvl>
-    <w:lvl w:ilvl="4" w:tentative="1">
-      <w:start w:val="1"/>
-      <w:numFmt w:val="decimal"/>
-      <w:lvlText w:val="%5."/>
-      <w:lvlJc w:val="left"/>
-      <w:pPr>
-        <w:tabs>
-          <w:tab w:val="num" w:pos="3600"/>
-        </w:tabs>
-        <w:ind w:left="3600" w:hanging="360"/>
-      </w:pPr>
-    </w:lvl>
-    <w:lvl w:ilvl="5" w:tentative="1">
-      <w:start w:val="1"/>
-      <w:numFmt w:val="decimal"/>
-      <w:lvlText w:val="%6."/>
-      <w:lvlJc w:val="left"/>
-      <w:pPr>
-        <w:tabs>
-          <w:tab w:val="num" w:pos="4320"/>
-        </w:tabs>
-        <w:ind w:left="4320" w:hanging="360"/>
-      </w:pPr>
-    </w:lvl>
-    <w:lvl w:ilvl="6" w:tentative="1">
-      <w:start w:val="1"/>
-      <w:numFmt w:val="decimal"/>
-      <w:lvlText w:val="%7."/>
-      <w:lvlJc w:val="left"/>
-      <w:pPr>
-        <w:tabs>
-          <w:tab w:val="num" w:pos="5040"/>
-        </w:tabs>
-        <w:ind w:left="5040" w:hanging="360"/>
-      </w:pPr>
-    </w:lvl>
-    <w:lvl w:ilvl="7" w:tentative="1">
-      <w:start w:val="1"/>
-      <w:numFmt w:val="decimal"/>
-      <w:lvlText w:val="%8."/>
-      <w:lvlJc w:val="left"/>
-      <w:pPr>
-        <w:tabs>
-          <w:tab w:val="num" w:pos="5760"/>
-        </w:tabs>
-        <w:ind w:left="5760" w:hanging="360"/>
-      </w:pPr>
-    </w:lvl>
-    <w:lvl w:ilvl="8" w:tentative="1">
-      <w:start w:val="1"/>
-      <w:numFmt w:val="decimal"/>
-      <w:lvlText w:val="%9."/>
-      <w:lvlJc w:val="left"/>
-      <w:pPr>
-        <w:tabs>
-          <w:tab w:val="num" w:pos="6480"/>
-        </w:tabs>
-        <w:ind w:left="6480" w:hanging="360"/>
-      </w:pPr>
-    </w:lvl>
-  </w:abstractNum>
-  <w:abstractNum w:abstractNumId="4" w15:restartNumberingAfterBreak="0">
     <w:nsid w:val="0AE6547E"/>
     <w:multiLevelType w:val="multilevel"/>
     <w:tmpl w:val="6846A23A"/>
@@ -7647,120 +7641,7 @@
       </w:rPr>
     </w:lvl>
   </w:abstractNum>
-  <w:abstractNum w:abstractNumId="5" w15:restartNumberingAfterBreak="0">
-    <w:nsid w:val="0B0318D1"/>
-    <w:multiLevelType w:val="multilevel"/>
-    <w:tmpl w:val="7A080088"/>
-    <w:lvl w:ilvl="0">
-      <w:start w:val="1"/>
-      <w:numFmt w:val="decimal"/>
-      <w:lvlText w:val="%1."/>
-      <w:lvlJc w:val="left"/>
-      <w:pPr>
-        <w:tabs>
-          <w:tab w:val="num" w:pos="720"/>
-        </w:tabs>
-        <w:ind w:left="720" w:hanging="360"/>
-      </w:pPr>
-    </w:lvl>
-    <w:lvl w:ilvl="1" w:tentative="1">
-      <w:start w:val="1"/>
-      <w:numFmt w:val="decimal"/>
-      <w:lvlText w:val="%2."/>
-      <w:lvlJc w:val="left"/>
-      <w:pPr>
-        <w:tabs>
-          <w:tab w:val="num" w:pos="1440"/>
-        </w:tabs>
-        <w:ind w:left="1440" w:hanging="360"/>
-      </w:pPr>
-    </w:lvl>
-    <w:lvl w:ilvl="2" w:tentative="1">
-      <w:start w:val="1"/>
-      <w:numFmt w:val="decimal"/>
-      <w:lvlText w:val="%3."/>
-      <w:lvlJc w:val="left"/>
-      <w:pPr>
-        <w:tabs>
-          <w:tab w:val="num" w:pos="2160"/>
-        </w:tabs>
-        <w:ind w:left="2160" w:hanging="360"/>
-      </w:pPr>
-    </w:lvl>
-    <w:lvl w:ilvl="3" w:tentative="1">
-      <w:start w:val="1"/>
-      <w:numFmt w:val="decimal"/>
-      <w:lvlText w:val="%4."/>
-      <w:lvlJc w:val="left"/>
-      <w:pPr>
-        <w:tabs>
-          <w:tab w:val="num" w:pos="2880"/>
-        </w:tabs>
-        <w:ind w:left="2880" w:hanging="360"/>
-      </w:pPr>
-    </w:lvl>
-    <w:lvl w:ilvl="4" w:tentative="1">
-      <w:start w:val="1"/>
-      <w:numFmt w:val="decimal"/>
-      <w:lvlText w:val="%5."/>
-      <w:lvlJc w:val="left"/>
-      <w:pPr>
-        <w:tabs>
-          <w:tab w:val="num" w:pos="3600"/>
-        </w:tabs>
-        <w:ind w:left="3600" w:hanging="360"/>
-      </w:pPr>
-    </w:lvl>
-    <w:lvl w:ilvl="5" w:tentative="1">
-      <w:start w:val="1"/>
-      <w:numFmt w:val="decimal"/>
-      <w:lvlText w:val="%6."/>
-      <w:lvlJc w:val="left"/>
-      <w:pPr>
-        <w:tabs>
-          <w:tab w:val="num" w:pos="4320"/>
-        </w:tabs>
-        <w:ind w:left="4320" w:hanging="360"/>
-      </w:pPr>
-    </w:lvl>
-    <w:lvl w:ilvl="6" w:tentative="1">
-      <w:start w:val="1"/>
-      <w:numFmt w:val="decimal"/>
-      <w:lvlText w:val="%7."/>
-      <w:lvlJc w:val="left"/>
-      <w:pPr>
-        <w:tabs>
-          <w:tab w:val="num" w:pos="5040"/>
-        </w:tabs>
-        <w:ind w:left="5040" w:hanging="360"/>
-      </w:pPr>
-    </w:lvl>
-    <w:lvl w:ilvl="7" w:tentative="1">
-      <w:start w:val="1"/>
-      <w:numFmt w:val="decimal"/>
-      <w:lvlText w:val="%8."/>
-      <w:lvlJc w:val="left"/>
-      <w:pPr>
-        <w:tabs>
-          <w:tab w:val="num" w:pos="5760"/>
-        </w:tabs>
-        <w:ind w:left="5760" w:hanging="360"/>
-      </w:pPr>
-    </w:lvl>
-    <w:lvl w:ilvl="8" w:tentative="1">
-      <w:start w:val="1"/>
-      <w:numFmt w:val="decimal"/>
-      <w:lvlText w:val="%9."/>
-      <w:lvlJc w:val="left"/>
-      <w:pPr>
-        <w:tabs>
-          <w:tab w:val="num" w:pos="6480"/>
-        </w:tabs>
-        <w:ind w:left="6480" w:hanging="360"/>
-      </w:pPr>
-    </w:lvl>
-  </w:abstractNum>
-  <w:abstractNum w:abstractNumId="6" w15:restartNumberingAfterBreak="0">
+  <w:abstractNum w:abstractNumId="3" w15:restartNumberingAfterBreak="0">
     <w:nsid w:val="0DAD632A"/>
     <w:multiLevelType w:val="multilevel"/>
     <w:tmpl w:val="268C4BFA"/>
@@ -7909,120 +7790,7 @@
       </w:rPr>
     </w:lvl>
   </w:abstractNum>
-  <w:abstractNum w:abstractNumId="7" w15:restartNumberingAfterBreak="0">
-    <w:nsid w:val="0E5745B8"/>
-    <w:multiLevelType w:val="multilevel"/>
-    <w:tmpl w:val="AF4A1808"/>
-    <w:lvl w:ilvl="0">
-      <w:start w:val="1"/>
-      <w:numFmt w:val="decimal"/>
-      <w:lvlText w:val="%1."/>
-      <w:lvlJc w:val="left"/>
-      <w:pPr>
-        <w:tabs>
-          <w:tab w:val="num" w:pos="720"/>
-        </w:tabs>
-        <w:ind w:left="720" w:hanging="360"/>
-      </w:pPr>
-    </w:lvl>
-    <w:lvl w:ilvl="1" w:tentative="1">
-      <w:start w:val="1"/>
-      <w:numFmt w:val="decimal"/>
-      <w:lvlText w:val="%2."/>
-      <w:lvlJc w:val="left"/>
-      <w:pPr>
-        <w:tabs>
-          <w:tab w:val="num" w:pos="1440"/>
-        </w:tabs>
-        <w:ind w:left="1440" w:hanging="360"/>
-      </w:pPr>
-    </w:lvl>
-    <w:lvl w:ilvl="2" w:tentative="1">
-      <w:start w:val="1"/>
-      <w:numFmt w:val="decimal"/>
-      <w:lvlText w:val="%3."/>
-      <w:lvlJc w:val="left"/>
-      <w:pPr>
-        <w:tabs>
-          <w:tab w:val="num" w:pos="2160"/>
-        </w:tabs>
-        <w:ind w:left="2160" w:hanging="360"/>
-      </w:pPr>
-    </w:lvl>
-    <w:lvl w:ilvl="3" w:tentative="1">
-      <w:start w:val="1"/>
-      <w:numFmt w:val="decimal"/>
-      <w:lvlText w:val="%4."/>
-      <w:lvlJc w:val="left"/>
-      <w:pPr>
-        <w:tabs>
-          <w:tab w:val="num" w:pos="2880"/>
-        </w:tabs>
-        <w:ind w:left="2880" w:hanging="360"/>
-      </w:pPr>
-    </w:lvl>
-    <w:lvl w:ilvl="4" w:tentative="1">
-      <w:start w:val="1"/>
-      <w:numFmt w:val="decimal"/>
-      <w:lvlText w:val="%5."/>
-      <w:lvlJc w:val="left"/>
-      <w:pPr>
-        <w:tabs>
-          <w:tab w:val="num" w:pos="3600"/>
-        </w:tabs>
-        <w:ind w:left="3600" w:hanging="360"/>
-      </w:pPr>
-    </w:lvl>
-    <w:lvl w:ilvl="5" w:tentative="1">
-      <w:start w:val="1"/>
-      <w:numFmt w:val="decimal"/>
-      <w:lvlText w:val="%6."/>
-      <w:lvlJc w:val="left"/>
-      <w:pPr>
-        <w:tabs>
-          <w:tab w:val="num" w:pos="4320"/>
-        </w:tabs>
-        <w:ind w:left="4320" w:hanging="360"/>
-      </w:pPr>
-    </w:lvl>
-    <w:lvl w:ilvl="6" w:tentative="1">
-      <w:start w:val="1"/>
-      <w:numFmt w:val="decimal"/>
-      <w:lvlText w:val="%7."/>
-      <w:lvlJc w:val="left"/>
-      <w:pPr>
-        <w:tabs>
-          <w:tab w:val="num" w:pos="5040"/>
-        </w:tabs>
-        <w:ind w:left="5040" w:hanging="360"/>
-      </w:pPr>
-    </w:lvl>
-    <w:lvl w:ilvl="7" w:tentative="1">
-      <w:start w:val="1"/>
-      <w:numFmt w:val="decimal"/>
-      <w:lvlText w:val="%8."/>
-      <w:lvlJc w:val="left"/>
-      <w:pPr>
-        <w:tabs>
-          <w:tab w:val="num" w:pos="5760"/>
-        </w:tabs>
-        <w:ind w:left="5760" w:hanging="360"/>
-      </w:pPr>
-    </w:lvl>
-    <w:lvl w:ilvl="8" w:tentative="1">
-      <w:start w:val="1"/>
-      <w:numFmt w:val="decimal"/>
-      <w:lvlText w:val="%9."/>
-      <w:lvlJc w:val="left"/>
-      <w:pPr>
-        <w:tabs>
-          <w:tab w:val="num" w:pos="6480"/>
-        </w:tabs>
-        <w:ind w:left="6480" w:hanging="360"/>
-      </w:pPr>
-    </w:lvl>
-  </w:abstractNum>
-  <w:abstractNum w:abstractNumId="8" w15:restartNumberingAfterBreak="0">
+  <w:abstractNum w:abstractNumId="4" w15:restartNumberingAfterBreak="0">
     <w:nsid w:val="13BF333E"/>
     <w:multiLevelType w:val="multilevel"/>
     <w:tmpl w:val="294CBFC6"/>
@@ -8171,7 +7939,7 @@
       </w:rPr>
     </w:lvl>
   </w:abstractNum>
-  <w:abstractNum w:abstractNumId="9" w15:restartNumberingAfterBreak="0">
+  <w:abstractNum w:abstractNumId="5" w15:restartNumberingAfterBreak="0">
     <w:nsid w:val="14D573BE"/>
     <w:multiLevelType w:val="multilevel"/>
     <w:tmpl w:val="1256E958"/>
@@ -8320,242 +8088,7 @@
       </w:rPr>
     </w:lvl>
   </w:abstractNum>
-  <w:abstractNum w:abstractNumId="10" w15:restartNumberingAfterBreak="0">
-    <w:nsid w:val="14D73988"/>
-    <w:multiLevelType w:val="multilevel"/>
-    <w:tmpl w:val="2012C62A"/>
-    <w:lvl w:ilvl="0">
-      <w:start w:val="1"/>
-      <w:numFmt w:val="decimal"/>
-      <w:lvlText w:val="%1."/>
-      <w:lvlJc w:val="left"/>
-      <w:pPr>
-        <w:ind w:left="1068" w:hanging="360"/>
-      </w:pPr>
-    </w:lvl>
-    <w:lvl w:ilvl="1">
-      <w:start w:val="1"/>
-      <w:numFmt w:val="decimal"/>
-      <w:lvlText w:val="%1.%2."/>
-      <w:lvlJc w:val="left"/>
-      <w:pPr>
-        <w:ind w:left="1500" w:hanging="432"/>
-      </w:pPr>
-    </w:lvl>
-    <w:lvl w:ilvl="2">
-      <w:start w:val="1"/>
-      <w:numFmt w:val="decimal"/>
-      <w:lvlText w:val="%1.%2.%3."/>
-      <w:lvlJc w:val="left"/>
-      <w:pPr>
-        <w:ind w:left="1932" w:hanging="504"/>
-      </w:pPr>
-    </w:lvl>
-    <w:lvl w:ilvl="3">
-      <w:start w:val="1"/>
-      <w:numFmt w:val="decimal"/>
-      <w:lvlText w:val="%1.%2.%3.%4."/>
-      <w:lvlJc w:val="left"/>
-      <w:pPr>
-        <w:ind w:left="2436" w:hanging="648"/>
-      </w:pPr>
-    </w:lvl>
-    <w:lvl w:ilvl="4">
-      <w:start w:val="1"/>
-      <w:numFmt w:val="decimal"/>
-      <w:lvlText w:val="%1.%2.%3.%4.%5."/>
-      <w:lvlJc w:val="left"/>
-      <w:pPr>
-        <w:ind w:left="2940" w:hanging="792"/>
-      </w:pPr>
-    </w:lvl>
-    <w:lvl w:ilvl="5">
-      <w:start w:val="1"/>
-      <w:numFmt w:val="decimal"/>
-      <w:lvlText w:val="%1.%2.%3.%4.%5.%6."/>
-      <w:lvlJc w:val="left"/>
-      <w:pPr>
-        <w:ind w:left="3444" w:hanging="936"/>
-      </w:pPr>
-    </w:lvl>
-    <w:lvl w:ilvl="6">
-      <w:start w:val="1"/>
-      <w:numFmt w:val="decimal"/>
-      <w:lvlText w:val="%1.%2.%3.%4.%5.%6.%7."/>
-      <w:lvlJc w:val="left"/>
-      <w:pPr>
-        <w:ind w:left="3948" w:hanging="1080"/>
-      </w:pPr>
-    </w:lvl>
-    <w:lvl w:ilvl="7">
-      <w:start w:val="1"/>
-      <w:numFmt w:val="decimal"/>
-      <w:lvlText w:val="%1.%2.%3.%4.%5.%6.%7.%8."/>
-      <w:lvlJc w:val="left"/>
-      <w:pPr>
-        <w:ind w:left="4452" w:hanging="1224"/>
-      </w:pPr>
-    </w:lvl>
-    <w:lvl w:ilvl="8">
-      <w:start w:val="1"/>
-      <w:numFmt w:val="decimal"/>
-      <w:lvlText w:val="%1.%2.%3.%4.%5.%6.%7.%8.%9."/>
-      <w:lvlJc w:val="left"/>
-      <w:pPr>
-        <w:ind w:left="5028" w:hanging="1440"/>
-      </w:pPr>
-    </w:lvl>
-  </w:abstractNum>
-  <w:abstractNum w:abstractNumId="11" w15:restartNumberingAfterBreak="0">
-    <w:nsid w:val="1A34041A"/>
-    <w:multiLevelType w:val="multilevel"/>
-    <w:tmpl w:val="1FF45668"/>
-    <w:lvl w:ilvl="0">
-      <w:start w:val="1"/>
-      <w:numFmt w:val="bullet"/>
-      <w:lvlText w:val=""/>
-      <w:lvlJc w:val="left"/>
-      <w:pPr>
-        <w:tabs>
-          <w:tab w:val="num" w:pos="720"/>
-        </w:tabs>
-        <w:ind w:left="720" w:hanging="360"/>
-      </w:pPr>
-      <w:rPr>
-        <w:rFonts w:ascii="Symbol" w:hAnsi="Symbol" w:hint="default"/>
-        <w:sz w:val="20"/>
-      </w:rPr>
-    </w:lvl>
-    <w:lvl w:ilvl="1" w:tentative="1">
-      <w:start w:val="1"/>
-      <w:numFmt w:val="bullet"/>
-      <w:lvlText w:val=""/>
-      <w:lvlJc w:val="left"/>
-      <w:pPr>
-        <w:tabs>
-          <w:tab w:val="num" w:pos="1440"/>
-        </w:tabs>
-        <w:ind w:left="1440" w:hanging="360"/>
-      </w:pPr>
-      <w:rPr>
-        <w:rFonts w:ascii="Symbol" w:hAnsi="Symbol" w:hint="default"/>
-        <w:sz w:val="20"/>
-      </w:rPr>
-    </w:lvl>
-    <w:lvl w:ilvl="2" w:tentative="1">
-      <w:start w:val="1"/>
-      <w:numFmt w:val="bullet"/>
-      <w:lvlText w:val=""/>
-      <w:lvlJc w:val="left"/>
-      <w:pPr>
-        <w:tabs>
-          <w:tab w:val="num" w:pos="2160"/>
-        </w:tabs>
-        <w:ind w:left="2160" w:hanging="360"/>
-      </w:pPr>
-      <w:rPr>
-        <w:rFonts w:ascii="Symbol" w:hAnsi="Symbol" w:hint="default"/>
-        <w:sz w:val="20"/>
-      </w:rPr>
-    </w:lvl>
-    <w:lvl w:ilvl="3" w:tentative="1">
-      <w:start w:val="1"/>
-      <w:numFmt w:val="bullet"/>
-      <w:lvlText w:val=""/>
-      <w:lvlJc w:val="left"/>
-      <w:pPr>
-        <w:tabs>
-          <w:tab w:val="num" w:pos="2880"/>
-        </w:tabs>
-        <w:ind w:left="2880" w:hanging="360"/>
-      </w:pPr>
-      <w:rPr>
-        <w:rFonts w:ascii="Symbol" w:hAnsi="Symbol" w:hint="default"/>
-        <w:sz w:val="20"/>
-      </w:rPr>
-    </w:lvl>
-    <w:lvl w:ilvl="4" w:tentative="1">
-      <w:start w:val="1"/>
-      <w:numFmt w:val="bullet"/>
-      <w:lvlText w:val=""/>
-      <w:lvlJc w:val="left"/>
-      <w:pPr>
-        <w:tabs>
-          <w:tab w:val="num" w:pos="3600"/>
-        </w:tabs>
-        <w:ind w:left="3600" w:hanging="360"/>
-      </w:pPr>
-      <w:rPr>
-        <w:rFonts w:ascii="Symbol" w:hAnsi="Symbol" w:hint="default"/>
-        <w:sz w:val="20"/>
-      </w:rPr>
-    </w:lvl>
-    <w:lvl w:ilvl="5" w:tentative="1">
-      <w:start w:val="1"/>
-      <w:numFmt w:val="bullet"/>
-      <w:lvlText w:val=""/>
-      <w:lvlJc w:val="left"/>
-      <w:pPr>
-        <w:tabs>
-          <w:tab w:val="num" w:pos="4320"/>
-        </w:tabs>
-        <w:ind w:left="4320" w:hanging="360"/>
-      </w:pPr>
-      <w:rPr>
-        <w:rFonts w:ascii="Symbol" w:hAnsi="Symbol" w:hint="default"/>
-        <w:sz w:val="20"/>
-      </w:rPr>
-    </w:lvl>
-    <w:lvl w:ilvl="6" w:tentative="1">
-      <w:start w:val="1"/>
-      <w:numFmt w:val="bullet"/>
-      <w:lvlText w:val=""/>
-      <w:lvlJc w:val="left"/>
-      <w:pPr>
-        <w:tabs>
-          <w:tab w:val="num" w:pos="5040"/>
-        </w:tabs>
-        <w:ind w:left="5040" w:hanging="360"/>
-      </w:pPr>
-      <w:rPr>
-        <w:rFonts w:ascii="Symbol" w:hAnsi="Symbol" w:hint="default"/>
-        <w:sz w:val="20"/>
-      </w:rPr>
-    </w:lvl>
-    <w:lvl w:ilvl="7" w:tentative="1">
-      <w:start w:val="1"/>
-      <w:numFmt w:val="bullet"/>
-      <w:lvlText w:val=""/>
-      <w:lvlJc w:val="left"/>
-      <w:pPr>
-        <w:tabs>
-          <w:tab w:val="num" w:pos="5760"/>
-        </w:tabs>
-        <w:ind w:left="5760" w:hanging="360"/>
-      </w:pPr>
-      <w:rPr>
-        <w:rFonts w:ascii="Symbol" w:hAnsi="Symbol" w:hint="default"/>
-        <w:sz w:val="20"/>
-      </w:rPr>
-    </w:lvl>
-    <w:lvl w:ilvl="8" w:tentative="1">
-      <w:start w:val="1"/>
-      <w:numFmt w:val="bullet"/>
-      <w:lvlText w:val=""/>
-      <w:lvlJc w:val="left"/>
-      <w:pPr>
-        <w:tabs>
-          <w:tab w:val="num" w:pos="6480"/>
-        </w:tabs>
-        <w:ind w:left="6480" w:hanging="360"/>
-      </w:pPr>
-      <w:rPr>
-        <w:rFonts w:ascii="Symbol" w:hAnsi="Symbol" w:hint="default"/>
-        <w:sz w:val="20"/>
-      </w:rPr>
-    </w:lvl>
-  </w:abstractNum>
-  <w:abstractNum w:abstractNumId="12" w15:restartNumberingAfterBreak="0">
+  <w:abstractNum w:abstractNumId="6" w15:restartNumberingAfterBreak="0">
     <w:nsid w:val="1AA600F3"/>
     <w:multiLevelType w:val="multilevel"/>
     <w:tmpl w:val="AD5E5BBC"/>
@@ -8643,120 +8176,233 @@
       </w:pPr>
     </w:lvl>
   </w:abstractNum>
-  <w:abstractNum w:abstractNumId="13" w15:restartNumberingAfterBreak="0">
-    <w:nsid w:val="23CE53C7"/>
-    <w:multiLevelType w:val="multilevel"/>
-    <w:tmpl w:val="667879D4"/>
-    <w:lvl w:ilvl="0">
+  <w:abstractNum w:abstractNumId="7" w15:restartNumberingAfterBreak="0">
+    <w:nsid w:val="1AC23B98"/>
+    <w:multiLevelType w:val="hybridMultilevel"/>
+    <w:tmpl w:val="1424EABA"/>
+    <w:lvl w:ilvl="0" w:tplc="300A0001">
+      <w:start w:val="1"/>
+      <w:numFmt w:val="bullet"/>
+      <w:lvlText w:val=""/>
+      <w:lvlJc w:val="left"/>
+      <w:pPr>
+        <w:ind w:left="1068" w:hanging="360"/>
+      </w:pPr>
+      <w:rPr>
+        <w:rFonts w:ascii="Symbol" w:hAnsi="Symbol" w:hint="default"/>
+      </w:rPr>
+    </w:lvl>
+    <w:lvl w:ilvl="1" w:tplc="300A0003" w:tentative="1">
+      <w:start w:val="1"/>
+      <w:numFmt w:val="bullet"/>
+      <w:lvlText w:val="o"/>
+      <w:lvlJc w:val="left"/>
+      <w:pPr>
+        <w:ind w:left="1788" w:hanging="360"/>
+      </w:pPr>
+      <w:rPr>
+        <w:rFonts w:ascii="Courier New" w:hAnsi="Courier New" w:cs="Courier New" w:hint="default"/>
+      </w:rPr>
+    </w:lvl>
+    <w:lvl w:ilvl="2" w:tplc="300A0005" w:tentative="1">
+      <w:start w:val="1"/>
+      <w:numFmt w:val="bullet"/>
+      <w:lvlText w:val=""/>
+      <w:lvlJc w:val="left"/>
+      <w:pPr>
+        <w:ind w:left="2508" w:hanging="360"/>
+      </w:pPr>
+      <w:rPr>
+        <w:rFonts w:ascii="Wingdings" w:hAnsi="Wingdings" w:hint="default"/>
+      </w:rPr>
+    </w:lvl>
+    <w:lvl w:ilvl="3" w:tplc="300A0001" w:tentative="1">
+      <w:start w:val="1"/>
+      <w:numFmt w:val="bullet"/>
+      <w:lvlText w:val=""/>
+      <w:lvlJc w:val="left"/>
+      <w:pPr>
+        <w:ind w:left="3228" w:hanging="360"/>
+      </w:pPr>
+      <w:rPr>
+        <w:rFonts w:ascii="Symbol" w:hAnsi="Symbol" w:hint="default"/>
+      </w:rPr>
+    </w:lvl>
+    <w:lvl w:ilvl="4" w:tplc="300A0003" w:tentative="1">
+      <w:start w:val="1"/>
+      <w:numFmt w:val="bullet"/>
+      <w:lvlText w:val="o"/>
+      <w:lvlJc w:val="left"/>
+      <w:pPr>
+        <w:ind w:left="3948" w:hanging="360"/>
+      </w:pPr>
+      <w:rPr>
+        <w:rFonts w:ascii="Courier New" w:hAnsi="Courier New" w:cs="Courier New" w:hint="default"/>
+      </w:rPr>
+    </w:lvl>
+    <w:lvl w:ilvl="5" w:tplc="300A0005" w:tentative="1">
+      <w:start w:val="1"/>
+      <w:numFmt w:val="bullet"/>
+      <w:lvlText w:val=""/>
+      <w:lvlJc w:val="left"/>
+      <w:pPr>
+        <w:ind w:left="4668" w:hanging="360"/>
+      </w:pPr>
+      <w:rPr>
+        <w:rFonts w:ascii="Wingdings" w:hAnsi="Wingdings" w:hint="default"/>
+      </w:rPr>
+    </w:lvl>
+    <w:lvl w:ilvl="6" w:tplc="300A0001" w:tentative="1">
+      <w:start w:val="1"/>
+      <w:numFmt w:val="bullet"/>
+      <w:lvlText w:val=""/>
+      <w:lvlJc w:val="left"/>
+      <w:pPr>
+        <w:ind w:left="5388" w:hanging="360"/>
+      </w:pPr>
+      <w:rPr>
+        <w:rFonts w:ascii="Symbol" w:hAnsi="Symbol" w:hint="default"/>
+      </w:rPr>
+    </w:lvl>
+    <w:lvl w:ilvl="7" w:tplc="300A0003" w:tentative="1">
+      <w:start w:val="1"/>
+      <w:numFmt w:val="bullet"/>
+      <w:lvlText w:val="o"/>
+      <w:lvlJc w:val="left"/>
+      <w:pPr>
+        <w:ind w:left="6108" w:hanging="360"/>
+      </w:pPr>
+      <w:rPr>
+        <w:rFonts w:ascii="Courier New" w:hAnsi="Courier New" w:cs="Courier New" w:hint="default"/>
+      </w:rPr>
+    </w:lvl>
+    <w:lvl w:ilvl="8" w:tplc="300A0005" w:tentative="1">
+      <w:start w:val="1"/>
+      <w:numFmt w:val="bullet"/>
+      <w:lvlText w:val=""/>
+      <w:lvlJc w:val="left"/>
+      <w:pPr>
+        <w:ind w:left="6828" w:hanging="360"/>
+      </w:pPr>
+      <w:rPr>
+        <w:rFonts w:ascii="Wingdings" w:hAnsi="Wingdings" w:hint="default"/>
+      </w:rPr>
+    </w:lvl>
+  </w:abstractNum>
+  <w:abstractNum w:abstractNumId="8" w15:restartNumberingAfterBreak="0">
+    <w:nsid w:val="1B0B1D04"/>
+    <w:multiLevelType w:val="hybridMultilevel"/>
+    <w:tmpl w:val="879285E0"/>
+    <w:lvl w:ilvl="0" w:tplc="300A000F">
       <w:start w:val="1"/>
       <w:numFmt w:val="decimal"/>
       <w:lvlText w:val="%1."/>
       <w:lvlJc w:val="left"/>
       <w:pPr>
-        <w:tabs>
-          <w:tab w:val="num" w:pos="720"/>
-        </w:tabs>
-        <w:ind w:left="720" w:hanging="360"/>
-      </w:pPr>
-    </w:lvl>
-    <w:lvl w:ilvl="1" w:tentative="1">
-      <w:start w:val="1"/>
-      <w:numFmt w:val="decimal"/>
-      <w:lvlText w:val="%2."/>
-      <w:lvlJc w:val="left"/>
-      <w:pPr>
-        <w:tabs>
-          <w:tab w:val="num" w:pos="1440"/>
-        </w:tabs>
-        <w:ind w:left="1440" w:hanging="360"/>
-      </w:pPr>
-    </w:lvl>
-    <w:lvl w:ilvl="2" w:tentative="1">
-      <w:start w:val="1"/>
-      <w:numFmt w:val="decimal"/>
-      <w:lvlText w:val="%3."/>
-      <w:lvlJc w:val="left"/>
-      <w:pPr>
-        <w:tabs>
-          <w:tab w:val="num" w:pos="2160"/>
-        </w:tabs>
-        <w:ind w:left="2160" w:hanging="360"/>
-      </w:pPr>
-    </w:lvl>
-    <w:lvl w:ilvl="3" w:tentative="1">
-      <w:start w:val="1"/>
-      <w:numFmt w:val="decimal"/>
-      <w:lvlText w:val="%4."/>
-      <w:lvlJc w:val="left"/>
-      <w:pPr>
-        <w:tabs>
-          <w:tab w:val="num" w:pos="2880"/>
-        </w:tabs>
-        <w:ind w:left="2880" w:hanging="360"/>
-      </w:pPr>
-    </w:lvl>
-    <w:lvl w:ilvl="4" w:tentative="1">
-      <w:start w:val="1"/>
-      <w:numFmt w:val="decimal"/>
-      <w:lvlText w:val="%5."/>
-      <w:lvlJc w:val="left"/>
-      <w:pPr>
-        <w:tabs>
-          <w:tab w:val="num" w:pos="3600"/>
-        </w:tabs>
-        <w:ind w:left="3600" w:hanging="360"/>
-      </w:pPr>
-    </w:lvl>
-    <w:lvl w:ilvl="5" w:tentative="1">
-      <w:start w:val="1"/>
-      <w:numFmt w:val="decimal"/>
-      <w:lvlText w:val="%6."/>
-      <w:lvlJc w:val="left"/>
-      <w:pPr>
-        <w:tabs>
-          <w:tab w:val="num" w:pos="4320"/>
-        </w:tabs>
-        <w:ind w:left="4320" w:hanging="360"/>
-      </w:pPr>
-    </w:lvl>
-    <w:lvl w:ilvl="6" w:tentative="1">
-      <w:start w:val="1"/>
-      <w:numFmt w:val="decimal"/>
-      <w:lvlText w:val="%7."/>
-      <w:lvlJc w:val="left"/>
-      <w:pPr>
-        <w:tabs>
-          <w:tab w:val="num" w:pos="5040"/>
-        </w:tabs>
-        <w:ind w:left="5040" w:hanging="360"/>
-      </w:pPr>
-    </w:lvl>
-    <w:lvl w:ilvl="7" w:tentative="1">
-      <w:start w:val="1"/>
-      <w:numFmt w:val="decimal"/>
-      <w:lvlText w:val="%8."/>
-      <w:lvlJc w:val="left"/>
-      <w:pPr>
-        <w:tabs>
-          <w:tab w:val="num" w:pos="5760"/>
-        </w:tabs>
-        <w:ind w:left="5760" w:hanging="360"/>
-      </w:pPr>
-    </w:lvl>
-    <w:lvl w:ilvl="8" w:tentative="1">
-      <w:start w:val="1"/>
-      <w:numFmt w:val="decimal"/>
-      <w:lvlText w:val="%9."/>
-      <w:lvlJc w:val="left"/>
-      <w:pPr>
-        <w:tabs>
-          <w:tab w:val="num" w:pos="6480"/>
-        </w:tabs>
-        <w:ind w:left="6480" w:hanging="360"/>
-      </w:pPr>
+        <w:ind w:left="2136" w:hanging="360"/>
+      </w:pPr>
+      <w:rPr>
+        <w:rFonts w:hint="default"/>
+      </w:rPr>
+    </w:lvl>
+    <w:lvl w:ilvl="1" w:tplc="FFFFFFFF" w:tentative="1">
+      <w:start w:val="1"/>
+      <w:numFmt w:val="bullet"/>
+      <w:lvlText w:val="o"/>
+      <w:lvlJc w:val="left"/>
+      <w:pPr>
+        <w:ind w:left="2856" w:hanging="360"/>
+      </w:pPr>
+      <w:rPr>
+        <w:rFonts w:ascii="Courier New" w:hAnsi="Courier New" w:cs="Courier New" w:hint="default"/>
+      </w:rPr>
+    </w:lvl>
+    <w:lvl w:ilvl="2" w:tplc="FFFFFFFF" w:tentative="1">
+      <w:start w:val="1"/>
+      <w:numFmt w:val="bullet"/>
+      <w:lvlText w:val=""/>
+      <w:lvlJc w:val="left"/>
+      <w:pPr>
+        <w:ind w:left="3576" w:hanging="360"/>
+      </w:pPr>
+      <w:rPr>
+        <w:rFonts w:ascii="Wingdings" w:hAnsi="Wingdings" w:hint="default"/>
+      </w:rPr>
+    </w:lvl>
+    <w:lvl w:ilvl="3" w:tplc="FFFFFFFF" w:tentative="1">
+      <w:start w:val="1"/>
+      <w:numFmt w:val="bullet"/>
+      <w:lvlText w:val=""/>
+      <w:lvlJc w:val="left"/>
+      <w:pPr>
+        <w:ind w:left="4296" w:hanging="360"/>
+      </w:pPr>
+      <w:rPr>
+        <w:rFonts w:ascii="Symbol" w:hAnsi="Symbol" w:hint="default"/>
+      </w:rPr>
+    </w:lvl>
+    <w:lvl w:ilvl="4" w:tplc="FFFFFFFF" w:tentative="1">
+      <w:start w:val="1"/>
+      <w:numFmt w:val="bullet"/>
+      <w:lvlText w:val="o"/>
+      <w:lvlJc w:val="left"/>
+      <w:pPr>
+        <w:ind w:left="5016" w:hanging="360"/>
+      </w:pPr>
+      <w:rPr>
+        <w:rFonts w:ascii="Courier New" w:hAnsi="Courier New" w:cs="Courier New" w:hint="default"/>
+      </w:rPr>
+    </w:lvl>
+    <w:lvl w:ilvl="5" w:tplc="FFFFFFFF" w:tentative="1">
+      <w:start w:val="1"/>
+      <w:numFmt w:val="bullet"/>
+      <w:lvlText w:val=""/>
+      <w:lvlJc w:val="left"/>
+      <w:pPr>
+        <w:ind w:left="5736" w:hanging="360"/>
+      </w:pPr>
+      <w:rPr>
+        <w:rFonts w:ascii="Wingdings" w:hAnsi="Wingdings" w:hint="default"/>
+      </w:rPr>
+    </w:lvl>
+    <w:lvl w:ilvl="6" w:tplc="FFFFFFFF" w:tentative="1">
+      <w:start w:val="1"/>
+      <w:numFmt w:val="bullet"/>
+      <w:lvlText w:val=""/>
+      <w:lvlJc w:val="left"/>
+      <w:pPr>
+        <w:ind w:left="6456" w:hanging="360"/>
+      </w:pPr>
+      <w:rPr>
+        <w:rFonts w:ascii="Symbol" w:hAnsi="Symbol" w:hint="default"/>
+      </w:rPr>
+    </w:lvl>
+    <w:lvl w:ilvl="7" w:tplc="FFFFFFFF" w:tentative="1">
+      <w:start w:val="1"/>
+      <w:numFmt w:val="bullet"/>
+      <w:lvlText w:val="o"/>
+      <w:lvlJc w:val="left"/>
+      <w:pPr>
+        <w:ind w:left="7176" w:hanging="360"/>
+      </w:pPr>
+      <w:rPr>
+        <w:rFonts w:ascii="Courier New" w:hAnsi="Courier New" w:cs="Courier New" w:hint="default"/>
+      </w:rPr>
+    </w:lvl>
+    <w:lvl w:ilvl="8" w:tplc="FFFFFFFF" w:tentative="1">
+      <w:start w:val="1"/>
+      <w:numFmt w:val="bullet"/>
+      <w:lvlText w:val=""/>
+      <w:lvlJc w:val="left"/>
+      <w:pPr>
+        <w:ind w:left="7896" w:hanging="360"/>
+      </w:pPr>
+      <w:rPr>
+        <w:rFonts w:ascii="Wingdings" w:hAnsi="Wingdings" w:hint="default"/>
+      </w:rPr>
     </w:lvl>
   </w:abstractNum>
-  <w:abstractNum w:abstractNumId="14" w15:restartNumberingAfterBreak="0">
+  <w:abstractNum w:abstractNumId="9" w15:restartNumberingAfterBreak="0">
     <w:nsid w:val="278559B4"/>
     <w:multiLevelType w:val="multilevel"/>
     <w:tmpl w:val="3368A96E"/>
@@ -8905,120 +8551,7 @@
       </w:rPr>
     </w:lvl>
   </w:abstractNum>
-  <w:abstractNum w:abstractNumId="15" w15:restartNumberingAfterBreak="0">
-    <w:nsid w:val="2B29706E"/>
-    <w:multiLevelType w:val="multilevel"/>
-    <w:tmpl w:val="EC0E537E"/>
-    <w:lvl w:ilvl="0">
-      <w:start w:val="1"/>
-      <w:numFmt w:val="decimal"/>
-      <w:lvlText w:val="%1."/>
-      <w:lvlJc w:val="left"/>
-      <w:pPr>
-        <w:tabs>
-          <w:tab w:val="num" w:pos="720"/>
-        </w:tabs>
-        <w:ind w:left="720" w:hanging="360"/>
-      </w:pPr>
-    </w:lvl>
-    <w:lvl w:ilvl="1" w:tentative="1">
-      <w:start w:val="1"/>
-      <w:numFmt w:val="decimal"/>
-      <w:lvlText w:val="%2."/>
-      <w:lvlJc w:val="left"/>
-      <w:pPr>
-        <w:tabs>
-          <w:tab w:val="num" w:pos="1440"/>
-        </w:tabs>
-        <w:ind w:left="1440" w:hanging="360"/>
-      </w:pPr>
-    </w:lvl>
-    <w:lvl w:ilvl="2" w:tentative="1">
-      <w:start w:val="1"/>
-      <w:numFmt w:val="decimal"/>
-      <w:lvlText w:val="%3."/>
-      <w:lvlJc w:val="left"/>
-      <w:pPr>
-        <w:tabs>
-          <w:tab w:val="num" w:pos="2160"/>
-        </w:tabs>
-        <w:ind w:left="2160" w:hanging="360"/>
-      </w:pPr>
-    </w:lvl>
-    <w:lvl w:ilvl="3" w:tentative="1">
-      <w:start w:val="1"/>
-      <w:numFmt w:val="decimal"/>
-      <w:lvlText w:val="%4."/>
-      <w:lvlJc w:val="left"/>
-      <w:pPr>
-        <w:tabs>
-          <w:tab w:val="num" w:pos="2880"/>
-        </w:tabs>
-        <w:ind w:left="2880" w:hanging="360"/>
-      </w:pPr>
-    </w:lvl>
-    <w:lvl w:ilvl="4" w:tentative="1">
-      <w:start w:val="1"/>
-      <w:numFmt w:val="decimal"/>
-      <w:lvlText w:val="%5."/>
-      <w:lvlJc w:val="left"/>
-      <w:pPr>
-        <w:tabs>
-          <w:tab w:val="num" w:pos="3600"/>
-        </w:tabs>
-        <w:ind w:left="3600" w:hanging="360"/>
-      </w:pPr>
-    </w:lvl>
-    <w:lvl w:ilvl="5" w:tentative="1">
-      <w:start w:val="1"/>
-      <w:numFmt w:val="decimal"/>
-      <w:lvlText w:val="%6."/>
-      <w:lvlJc w:val="left"/>
-      <w:pPr>
-        <w:tabs>
-          <w:tab w:val="num" w:pos="4320"/>
-        </w:tabs>
-        <w:ind w:left="4320" w:hanging="360"/>
-      </w:pPr>
-    </w:lvl>
-    <w:lvl w:ilvl="6" w:tentative="1">
-      <w:start w:val="1"/>
-      <w:numFmt w:val="decimal"/>
-      <w:lvlText w:val="%7."/>
-      <w:lvlJc w:val="left"/>
-      <w:pPr>
-        <w:tabs>
-          <w:tab w:val="num" w:pos="5040"/>
-        </w:tabs>
-        <w:ind w:left="5040" w:hanging="360"/>
-      </w:pPr>
-    </w:lvl>
-    <w:lvl w:ilvl="7" w:tentative="1">
-      <w:start w:val="1"/>
-      <w:numFmt w:val="decimal"/>
-      <w:lvlText w:val="%8."/>
-      <w:lvlJc w:val="left"/>
-      <w:pPr>
-        <w:tabs>
-          <w:tab w:val="num" w:pos="5760"/>
-        </w:tabs>
-        <w:ind w:left="5760" w:hanging="360"/>
-      </w:pPr>
-    </w:lvl>
-    <w:lvl w:ilvl="8" w:tentative="1">
-      <w:start w:val="1"/>
-      <w:numFmt w:val="decimal"/>
-      <w:lvlText w:val="%9."/>
-      <w:lvlJc w:val="left"/>
-      <w:pPr>
-        <w:tabs>
-          <w:tab w:val="num" w:pos="6480"/>
-        </w:tabs>
-        <w:ind w:left="6480" w:hanging="360"/>
-      </w:pPr>
-    </w:lvl>
-  </w:abstractNum>
-  <w:abstractNum w:abstractNumId="16" w15:restartNumberingAfterBreak="0">
+  <w:abstractNum w:abstractNumId="10" w15:restartNumberingAfterBreak="0">
     <w:nsid w:val="2CAB5DF1"/>
     <w:multiLevelType w:val="multilevel"/>
     <w:tmpl w:val="47504734"/>
@@ -9167,156 +8700,7 @@
       </w:rPr>
     </w:lvl>
   </w:abstractNum>
-  <w:abstractNum w:abstractNumId="17" w15:restartNumberingAfterBreak="0">
-    <w:nsid w:val="2EBD3824"/>
-    <w:multiLevelType w:val="multilevel"/>
-    <w:tmpl w:val="FF2E27D4"/>
-    <w:lvl w:ilvl="0">
-      <w:start w:val="1"/>
-      <w:numFmt w:val="bullet"/>
-      <w:lvlText w:val=""/>
-      <w:lvlJc w:val="left"/>
-      <w:pPr>
-        <w:tabs>
-          <w:tab w:val="num" w:pos="720"/>
-        </w:tabs>
-        <w:ind w:left="720" w:hanging="360"/>
-      </w:pPr>
-      <w:rPr>
-        <w:rFonts w:ascii="Symbol" w:hAnsi="Symbol" w:hint="default"/>
-        <w:sz w:val="20"/>
-      </w:rPr>
-    </w:lvl>
-    <w:lvl w:ilvl="1" w:tentative="1">
-      <w:start w:val="1"/>
-      <w:numFmt w:val="bullet"/>
-      <w:lvlText w:val=""/>
-      <w:lvlJc w:val="left"/>
-      <w:pPr>
-        <w:tabs>
-          <w:tab w:val="num" w:pos="1440"/>
-        </w:tabs>
-        <w:ind w:left="1440" w:hanging="360"/>
-      </w:pPr>
-      <w:rPr>
-        <w:rFonts w:ascii="Symbol" w:hAnsi="Symbol" w:hint="default"/>
-        <w:sz w:val="20"/>
-      </w:rPr>
-    </w:lvl>
-    <w:lvl w:ilvl="2" w:tentative="1">
-      <w:start w:val="1"/>
-      <w:numFmt w:val="bullet"/>
-      <w:lvlText w:val=""/>
-      <w:lvlJc w:val="left"/>
-      <w:pPr>
-        <w:tabs>
-          <w:tab w:val="num" w:pos="2160"/>
-        </w:tabs>
-        <w:ind w:left="2160" w:hanging="360"/>
-      </w:pPr>
-      <w:rPr>
-        <w:rFonts w:ascii="Symbol" w:hAnsi="Symbol" w:hint="default"/>
-        <w:sz w:val="20"/>
-      </w:rPr>
-    </w:lvl>
-    <w:lvl w:ilvl="3" w:tentative="1">
-      <w:start w:val="1"/>
-      <w:numFmt w:val="bullet"/>
-      <w:lvlText w:val=""/>
-      <w:lvlJc w:val="left"/>
-      <w:pPr>
-        <w:tabs>
-          <w:tab w:val="num" w:pos="2880"/>
-        </w:tabs>
-        <w:ind w:left="2880" w:hanging="360"/>
-      </w:pPr>
-      <w:rPr>
-        <w:rFonts w:ascii="Symbol" w:hAnsi="Symbol" w:hint="default"/>
-        <w:sz w:val="20"/>
-      </w:rPr>
-    </w:lvl>
-    <w:lvl w:ilvl="4" w:tentative="1">
-      <w:start w:val="1"/>
-      <w:numFmt w:val="bullet"/>
-      <w:lvlText w:val=""/>
-      <w:lvlJc w:val="left"/>
-      <w:pPr>
-        <w:tabs>
-          <w:tab w:val="num" w:pos="3600"/>
-        </w:tabs>
-        <w:ind w:left="3600" w:hanging="360"/>
-      </w:pPr>
-      <w:rPr>
-        <w:rFonts w:ascii="Symbol" w:hAnsi="Symbol" w:hint="default"/>
-        <w:sz w:val="20"/>
-      </w:rPr>
-    </w:lvl>
-    <w:lvl w:ilvl="5" w:tentative="1">
-      <w:start w:val="1"/>
-      <w:numFmt w:val="bullet"/>
-      <w:lvlText w:val=""/>
-      <w:lvlJc w:val="left"/>
-      <w:pPr>
-        <w:tabs>
-          <w:tab w:val="num" w:pos="4320"/>
-        </w:tabs>
-        <w:ind w:left="4320" w:hanging="360"/>
-      </w:pPr>
-      <w:rPr>
-        <w:rFonts w:ascii="Symbol" w:hAnsi="Symbol" w:hint="default"/>
-        <w:sz w:val="20"/>
-      </w:rPr>
-    </w:lvl>
-    <w:lvl w:ilvl="6" w:tentative="1">
-      <w:start w:val="1"/>
-      <w:numFmt w:val="bullet"/>
-      <w:lvlText w:val=""/>
-      <w:lvlJc w:val="left"/>
-      <w:pPr>
-        <w:tabs>
-          <w:tab w:val="num" w:pos="5040"/>
-        </w:tabs>
-        <w:ind w:left="5040" w:hanging="360"/>
-      </w:pPr>
-      <w:rPr>
-        <w:rFonts w:ascii="Symbol" w:hAnsi="Symbol" w:hint="default"/>
-        <w:sz w:val="20"/>
-      </w:rPr>
-    </w:lvl>
-    <w:lvl w:ilvl="7" w:tentative="1">
-      <w:start w:val="1"/>
-      <w:numFmt w:val="bullet"/>
-      <w:lvlText w:val=""/>
-      <w:lvlJc w:val="left"/>
-      <w:pPr>
-        <w:tabs>
-          <w:tab w:val="num" w:pos="5760"/>
-        </w:tabs>
-        <w:ind w:left="5760" w:hanging="360"/>
-      </w:pPr>
-      <w:rPr>
-        <w:rFonts w:ascii="Symbol" w:hAnsi="Symbol" w:hint="default"/>
-        <w:sz w:val="20"/>
-      </w:rPr>
-    </w:lvl>
-    <w:lvl w:ilvl="8" w:tentative="1">
-      <w:start w:val="1"/>
-      <w:numFmt w:val="bullet"/>
-      <w:lvlText w:val=""/>
-      <w:lvlJc w:val="left"/>
-      <w:pPr>
-        <w:tabs>
-          <w:tab w:val="num" w:pos="6480"/>
-        </w:tabs>
-        <w:ind w:left="6480" w:hanging="360"/>
-      </w:pPr>
-      <w:rPr>
-        <w:rFonts w:ascii="Symbol" w:hAnsi="Symbol" w:hint="default"/>
-        <w:sz w:val="20"/>
-      </w:rPr>
-    </w:lvl>
-  </w:abstractNum>
-  <w:abstractNum w:abstractNumId="18" w15:restartNumberingAfterBreak="0">
+  <w:abstractNum w:abstractNumId="11" w15:restartNumberingAfterBreak="0">
     <w:nsid w:val="304C1262"/>
     <w:multiLevelType w:val="multilevel"/>
     <w:tmpl w:val="BC2C63D2"/>
@@ -9429,93 +8813,7 @@
       </w:pPr>
     </w:lvl>
   </w:abstractNum>
-  <w:abstractNum w:abstractNumId="19" w15:restartNumberingAfterBreak="0">
-    <w:nsid w:val="30B977EC"/>
-    <w:multiLevelType w:val="multilevel"/>
-    <w:tmpl w:val="159A3530"/>
-    <w:lvl w:ilvl="0">
-      <w:start w:val="1"/>
-      <w:numFmt w:val="decimal"/>
-      <w:lvlText w:val="%1"/>
-      <w:lvlJc w:val="left"/>
-      <w:pPr>
-        <w:ind w:left="432" w:hanging="432"/>
-      </w:pPr>
-    </w:lvl>
-    <w:lvl w:ilvl="1">
-      <w:start w:val="1"/>
-      <w:numFmt w:val="decimal"/>
-      <w:lvlText w:val="%1.%2"/>
-      <w:lvlJc w:val="left"/>
-      <w:pPr>
-        <w:ind w:left="576" w:hanging="576"/>
-      </w:pPr>
-    </w:lvl>
-    <w:lvl w:ilvl="2">
-      <w:start w:val="1"/>
-      <w:numFmt w:val="decimal"/>
-      <w:lvlText w:val="%1.%2.%3"/>
-      <w:lvlJc w:val="left"/>
-      <w:pPr>
-        <w:ind w:left="720" w:hanging="720"/>
-      </w:pPr>
-    </w:lvl>
-    <w:lvl w:ilvl="3">
-      <w:start w:val="1"/>
-      <w:numFmt w:val="decimal"/>
-      <w:lvlText w:val="%1.%2.%3.%4"/>
-      <w:lvlJc w:val="left"/>
-      <w:pPr>
-        <w:ind w:left="864" w:hanging="864"/>
-      </w:pPr>
-    </w:lvl>
-    <w:lvl w:ilvl="4">
-      <w:start w:val="1"/>
-      <w:numFmt w:val="decimal"/>
-      <w:lvlText w:val="%1.%2.%3.%4.%5"/>
-      <w:lvlJc w:val="left"/>
-      <w:pPr>
-        <w:ind w:left="1008" w:hanging="1008"/>
-      </w:pPr>
-    </w:lvl>
-    <w:lvl w:ilvl="5">
-      <w:start w:val="1"/>
-      <w:numFmt w:val="decimal"/>
-      <w:lvlText w:val="%1.%2.%3.%4.%5.%6"/>
-      <w:lvlJc w:val="left"/>
-      <w:pPr>
-        <w:ind w:left="1152" w:hanging="1152"/>
-      </w:pPr>
-    </w:lvl>
-    <w:lvl w:ilvl="6">
-      <w:start w:val="1"/>
-      <w:numFmt w:val="decimal"/>
-      <w:lvlText w:val="%1.%2.%3.%4.%5.%6.%7"/>
-      <w:lvlJc w:val="left"/>
-      <w:pPr>
-        <w:ind w:left="1296" w:hanging="1296"/>
-      </w:pPr>
-    </w:lvl>
-    <w:lvl w:ilvl="7">
-      <w:start w:val="1"/>
-      <w:numFmt w:val="decimal"/>
-      <w:lvlText w:val="%1.%2.%3.%4.%5.%6.%7.%8"/>
-      <w:lvlJc w:val="left"/>
-      <w:pPr>
-        <w:ind w:left="1440" w:hanging="1440"/>
-      </w:pPr>
-    </w:lvl>
-    <w:lvl w:ilvl="8">
-      <w:start w:val="1"/>
-      <w:numFmt w:val="decimal"/>
-      <w:lvlText w:val="%1.%2.%3.%4.%5.%6.%7.%8.%9"/>
-      <w:lvlJc w:val="left"/>
-      <w:pPr>
-        <w:ind w:left="1584" w:hanging="1584"/>
-      </w:pPr>
-    </w:lvl>
-  </w:abstractNum>
-  <w:abstractNum w:abstractNumId="20" w15:restartNumberingAfterBreak="0">
+  <w:abstractNum w:abstractNumId="12" w15:restartNumberingAfterBreak="0">
     <w:nsid w:val="327C0F1F"/>
     <w:multiLevelType w:val="multilevel"/>
     <w:tmpl w:val="78D28CD2"/>
@@ -9632,7 +8930,7 @@
       </w:pPr>
     </w:lvl>
   </w:abstractNum>
-  <w:abstractNum w:abstractNumId="21" w15:restartNumberingAfterBreak="0">
+  <w:abstractNum w:abstractNumId="13" w15:restartNumberingAfterBreak="0">
     <w:nsid w:val="36E36430"/>
     <w:multiLevelType w:val="multilevel"/>
     <w:tmpl w:val="B27E1E5C"/>
@@ -9781,233 +9079,7 @@
       </w:rPr>
     </w:lvl>
   </w:abstractNum>
-  <w:abstractNum w:abstractNumId="22" w15:restartNumberingAfterBreak="0">
-    <w:nsid w:val="3944229B"/>
-    <w:multiLevelType w:val="multilevel"/>
-    <w:tmpl w:val="B16CF786"/>
-    <w:lvl w:ilvl="0">
-      <w:start w:val="1"/>
-      <w:numFmt w:val="decimal"/>
-      <w:lvlText w:val="%1."/>
-      <w:lvlJc w:val="left"/>
-      <w:pPr>
-        <w:tabs>
-          <w:tab w:val="num" w:pos="720"/>
-        </w:tabs>
-        <w:ind w:left="720" w:hanging="720"/>
-      </w:pPr>
-    </w:lvl>
-    <w:lvl w:ilvl="1">
-      <w:start w:val="1"/>
-      <w:numFmt w:val="decimal"/>
-      <w:lvlText w:val="%2."/>
-      <w:lvlJc w:val="left"/>
-      <w:pPr>
-        <w:tabs>
-          <w:tab w:val="num" w:pos="1440"/>
-        </w:tabs>
-        <w:ind w:left="1440" w:hanging="720"/>
-      </w:pPr>
-    </w:lvl>
-    <w:lvl w:ilvl="2">
-      <w:start w:val="1"/>
-      <w:numFmt w:val="decimal"/>
-      <w:lvlText w:val="%3."/>
-      <w:lvlJc w:val="left"/>
-      <w:pPr>
-        <w:tabs>
-          <w:tab w:val="num" w:pos="2160"/>
-        </w:tabs>
-        <w:ind w:left="2160" w:hanging="720"/>
-      </w:pPr>
-    </w:lvl>
-    <w:lvl w:ilvl="3">
-      <w:start w:val="1"/>
-      <w:numFmt w:val="decimal"/>
-      <w:lvlText w:val="%4."/>
-      <w:lvlJc w:val="left"/>
-      <w:pPr>
-        <w:tabs>
-          <w:tab w:val="num" w:pos="2880"/>
-        </w:tabs>
-        <w:ind w:left="2880" w:hanging="720"/>
-      </w:pPr>
-    </w:lvl>
-    <w:lvl w:ilvl="4">
-      <w:start w:val="1"/>
-      <w:numFmt w:val="decimal"/>
-      <w:lvlText w:val="%5."/>
-      <w:lvlJc w:val="left"/>
-      <w:pPr>
-        <w:tabs>
-          <w:tab w:val="num" w:pos="3600"/>
-        </w:tabs>
-        <w:ind w:left="3600" w:hanging="720"/>
-      </w:pPr>
-    </w:lvl>
-    <w:lvl w:ilvl="5">
-      <w:start w:val="1"/>
-      <w:numFmt w:val="decimal"/>
-      <w:lvlText w:val="%6."/>
-      <w:lvlJc w:val="left"/>
-      <w:pPr>
-        <w:tabs>
-          <w:tab w:val="num" w:pos="4320"/>
-        </w:tabs>
-        <w:ind w:left="4320" w:hanging="720"/>
-      </w:pPr>
-    </w:lvl>
-    <w:lvl w:ilvl="6">
-      <w:start w:val="1"/>
-      <w:numFmt w:val="decimal"/>
-      <w:lvlText w:val="%7."/>
-      <w:lvlJc w:val="left"/>
-      <w:pPr>
-        <w:tabs>
-          <w:tab w:val="num" w:pos="5040"/>
-        </w:tabs>
-        <w:ind w:left="5040" w:hanging="720"/>
-      </w:pPr>
-    </w:lvl>
-    <w:lvl w:ilvl="7">
-      <w:start w:val="1"/>
-      <w:numFmt w:val="decimal"/>
-      <w:lvlText w:val="%8."/>
-      <w:lvlJc w:val="left"/>
-      <w:pPr>
-        <w:tabs>
-          <w:tab w:val="num" w:pos="5760"/>
-        </w:tabs>
-        <w:ind w:left="5760" w:hanging="720"/>
-      </w:pPr>
-    </w:lvl>
-    <w:lvl w:ilvl="8">
-      <w:start w:val="1"/>
-      <w:numFmt w:val="decimal"/>
-      <w:lvlText w:val="%9."/>
-      <w:lvlJc w:val="left"/>
-      <w:pPr>
-        <w:tabs>
-          <w:tab w:val="num" w:pos="6480"/>
-        </w:tabs>
-        <w:ind w:left="6480" w:hanging="720"/>
-      </w:pPr>
-    </w:lvl>
-  </w:abstractNum>
-  <w:abstractNum w:abstractNumId="23" w15:restartNumberingAfterBreak="0">
-    <w:nsid w:val="3AA05221"/>
-    <w:multiLevelType w:val="multilevel"/>
-    <w:tmpl w:val="057CAD90"/>
-    <w:lvl w:ilvl="0">
-      <w:start w:val="1"/>
-      <w:numFmt w:val="decimal"/>
-      <w:lvlText w:val="%1."/>
-      <w:lvlJc w:val="left"/>
-      <w:pPr>
-        <w:tabs>
-          <w:tab w:val="num" w:pos="720"/>
-        </w:tabs>
-        <w:ind w:left="720" w:hanging="360"/>
-      </w:pPr>
-    </w:lvl>
-    <w:lvl w:ilvl="1" w:tentative="1">
-      <w:start w:val="1"/>
-      <w:numFmt w:val="decimal"/>
-      <w:lvlText w:val="%2."/>
-      <w:lvlJc w:val="left"/>
-      <w:pPr>
-        <w:tabs>
-          <w:tab w:val="num" w:pos="1440"/>
-        </w:tabs>
-        <w:ind w:left="1440" w:hanging="360"/>
-      </w:pPr>
-    </w:lvl>
-    <w:lvl w:ilvl="2" w:tentative="1">
-      <w:start w:val="1"/>
-      <w:numFmt w:val="decimal"/>
-      <w:lvlText w:val="%3."/>
-      <w:lvlJc w:val="left"/>
-      <w:pPr>
-        <w:tabs>
-          <w:tab w:val="num" w:pos="2160"/>
-        </w:tabs>
-        <w:ind w:left="2160" w:hanging="360"/>
-      </w:pPr>
-    </w:lvl>
-    <w:lvl w:ilvl="3" w:tentative="1">
-      <w:start w:val="1"/>
-      <w:numFmt w:val="decimal"/>
-      <w:lvlText w:val="%4."/>
-      <w:lvlJc w:val="left"/>
-      <w:pPr>
-        <w:tabs>
-          <w:tab w:val="num" w:pos="2880"/>
-        </w:tabs>
-        <w:ind w:left="2880" w:hanging="360"/>
-      </w:pPr>
-    </w:lvl>
-    <w:lvl w:ilvl="4" w:tentative="1">
-      <w:start w:val="1"/>
-      <w:numFmt w:val="decimal"/>
-      <w:lvlText w:val="%5."/>
-      <w:lvlJc w:val="left"/>
-      <w:pPr>
-        <w:tabs>
-          <w:tab w:val="num" w:pos="3600"/>
-        </w:tabs>
-        <w:ind w:left="3600" w:hanging="360"/>
-      </w:pPr>
-    </w:lvl>
-    <w:lvl w:ilvl="5" w:tentative="1">
-      <w:start w:val="1"/>
-      <w:numFmt w:val="decimal"/>
-      <w:lvlText w:val="%6."/>
-      <w:lvlJc w:val="left"/>
-      <w:pPr>
-        <w:tabs>
-          <w:tab w:val="num" w:pos="4320"/>
-        </w:tabs>
-        <w:ind w:left="4320" w:hanging="360"/>
-      </w:pPr>
-    </w:lvl>
-    <w:lvl w:ilvl="6" w:tentative="1">
-      <w:start w:val="1"/>
-      <w:numFmt w:val="decimal"/>
-      <w:lvlText w:val="%7."/>
-      <w:lvlJc w:val="left"/>
-      <w:pPr>
-        <w:tabs>
-          <w:tab w:val="num" w:pos="5040"/>
-        </w:tabs>
-        <w:ind w:left="5040" w:hanging="360"/>
-      </w:pPr>
-    </w:lvl>
-    <w:lvl w:ilvl="7" w:tentative="1">
-      <w:start w:val="1"/>
-      <w:numFmt w:val="decimal"/>
-      <w:lvlText w:val="%8."/>
-      <w:lvlJc w:val="left"/>
-      <w:pPr>
-        <w:tabs>
-          <w:tab w:val="num" w:pos="5760"/>
-        </w:tabs>
-        <w:ind w:left="5760" w:hanging="360"/>
-      </w:pPr>
-    </w:lvl>
-    <w:lvl w:ilvl="8" w:tentative="1">
-      <w:start w:val="1"/>
-      <w:numFmt w:val="decimal"/>
-      <w:lvlText w:val="%9."/>
-      <w:lvlJc w:val="left"/>
-      <w:pPr>
-        <w:tabs>
-          <w:tab w:val="num" w:pos="6480"/>
-        </w:tabs>
-        <w:ind w:left="6480" w:hanging="360"/>
-      </w:pPr>
-    </w:lvl>
-  </w:abstractNum>
-  <w:abstractNum w:abstractNumId="24" w15:restartNumberingAfterBreak="0">
+  <w:abstractNum w:abstractNumId="14" w15:restartNumberingAfterBreak="0">
     <w:nsid w:val="3CBB1D0D"/>
     <w:multiLevelType w:val="multilevel"/>
     <w:tmpl w:val="77F8F694"/>
@@ -10156,7 +9228,7 @@
       </w:rPr>
     </w:lvl>
   </w:abstractNum>
-  <w:abstractNum w:abstractNumId="25" w15:restartNumberingAfterBreak="0">
+  <w:abstractNum w:abstractNumId="15" w15:restartNumberingAfterBreak="0">
     <w:nsid w:val="3DF809D4"/>
     <w:multiLevelType w:val="multilevel"/>
     <w:tmpl w:val="84D43534"/>
@@ -10188,7 +9260,7 @@
         <w:sz w:val="20"/>
       </w:rPr>
     </w:lvl>
-    <w:lvl w:ilvl="2" w:tentative="1">
+    <w:lvl w:ilvl="2">
       <w:start w:val="1"/>
       <w:numFmt w:val="decimal"/>
       <w:lvlText w:val="%3."/>
@@ -10273,120 +9345,7 @@
       </w:pPr>
     </w:lvl>
   </w:abstractNum>
-  <w:abstractNum w:abstractNumId="26" w15:restartNumberingAfterBreak="0">
-    <w:nsid w:val="3E7A129E"/>
-    <w:multiLevelType w:val="multilevel"/>
-    <w:tmpl w:val="F294C722"/>
-    <w:lvl w:ilvl="0">
-      <w:start w:val="1"/>
-      <w:numFmt w:val="decimal"/>
-      <w:lvlText w:val="%1."/>
-      <w:lvlJc w:val="left"/>
-      <w:pPr>
-        <w:tabs>
-          <w:tab w:val="num" w:pos="720"/>
-        </w:tabs>
-        <w:ind w:left="720" w:hanging="360"/>
-      </w:pPr>
-    </w:lvl>
-    <w:lvl w:ilvl="1" w:tentative="1">
-      <w:start w:val="1"/>
-      <w:numFmt w:val="decimal"/>
-      <w:lvlText w:val="%2."/>
-      <w:lvlJc w:val="left"/>
-      <w:pPr>
-        <w:tabs>
-          <w:tab w:val="num" w:pos="1440"/>
-        </w:tabs>
-        <w:ind w:left="1440" w:hanging="360"/>
-      </w:pPr>
-    </w:lvl>
-    <w:lvl w:ilvl="2" w:tentative="1">
-      <w:start w:val="1"/>
-      <w:numFmt w:val="decimal"/>
-      <w:lvlText w:val="%3."/>
-      <w:lvlJc w:val="left"/>
-      <w:pPr>
-        <w:tabs>
-          <w:tab w:val="num" w:pos="2160"/>
-        </w:tabs>
-        <w:ind w:left="2160" w:hanging="360"/>
-      </w:pPr>
-    </w:lvl>
-    <w:lvl w:ilvl="3" w:tentative="1">
-      <w:start w:val="1"/>
-      <w:numFmt w:val="decimal"/>
-      <w:lvlText w:val="%4."/>
-      <w:lvlJc w:val="left"/>
-      <w:pPr>
-        <w:tabs>
-          <w:tab w:val="num" w:pos="2880"/>
-        </w:tabs>
-        <w:ind w:left="2880" w:hanging="360"/>
-      </w:pPr>
-    </w:lvl>
-    <w:lvl w:ilvl="4" w:tentative="1">
-      <w:start w:val="1"/>
-      <w:numFmt w:val="decimal"/>
-      <w:lvlText w:val="%5."/>
-      <w:lvlJc w:val="left"/>
-      <w:pPr>
-        <w:tabs>
-          <w:tab w:val="num" w:pos="3600"/>
-        </w:tabs>
-        <w:ind w:left="3600" w:hanging="360"/>
-      </w:pPr>
-    </w:lvl>
-    <w:lvl w:ilvl="5" w:tentative="1">
-      <w:start w:val="1"/>
-      <w:numFmt w:val="decimal"/>
-      <w:lvlText w:val="%6."/>
-      <w:lvlJc w:val="left"/>
-      <w:pPr>
-        <w:tabs>
-          <w:tab w:val="num" w:pos="4320"/>
-        </w:tabs>
-        <w:ind w:left="4320" w:hanging="360"/>
-      </w:pPr>
-    </w:lvl>
-    <w:lvl w:ilvl="6" w:tentative="1">
-      <w:start w:val="1"/>
-      <w:numFmt w:val="decimal"/>
-      <w:lvlText w:val="%7."/>
-      <w:lvlJc w:val="left"/>
-      <w:pPr>
-        <w:tabs>
-          <w:tab w:val="num" w:pos="5040"/>
-        </w:tabs>
-        <w:ind w:left="5040" w:hanging="360"/>
-      </w:pPr>
-    </w:lvl>
-    <w:lvl w:ilvl="7" w:tentative="1">
-      <w:start w:val="1"/>
-      <w:numFmt w:val="decimal"/>
-      <w:lvlText w:val="%8."/>
-      <w:lvlJc w:val="left"/>
-      <w:pPr>
-        <w:tabs>
-          <w:tab w:val="num" w:pos="5760"/>
-        </w:tabs>
-        <w:ind w:left="5760" w:hanging="360"/>
-      </w:pPr>
-    </w:lvl>
-    <w:lvl w:ilvl="8" w:tentative="1">
-      <w:start w:val="1"/>
-      <w:numFmt w:val="decimal"/>
-      <w:lvlText w:val="%9."/>
-      <w:lvlJc w:val="left"/>
-      <w:pPr>
-        <w:tabs>
-          <w:tab w:val="num" w:pos="6480"/>
-        </w:tabs>
-        <w:ind w:left="6480" w:hanging="360"/>
-      </w:pPr>
-    </w:lvl>
-  </w:abstractNum>
-  <w:abstractNum w:abstractNumId="27" w15:restartNumberingAfterBreak="0">
+  <w:abstractNum w:abstractNumId="16" w15:restartNumberingAfterBreak="0">
     <w:nsid w:val="4B4F68E1"/>
     <w:multiLevelType w:val="multilevel"/>
     <w:tmpl w:val="B1E64690"/>
@@ -10535,156 +9494,7 @@
       </w:rPr>
     </w:lvl>
   </w:abstractNum>
-  <w:abstractNum w:abstractNumId="28" w15:restartNumberingAfterBreak="0">
-    <w:nsid w:val="4B97274B"/>
-    <w:multiLevelType w:val="multilevel"/>
-    <w:tmpl w:val="510EE886"/>
-    <w:lvl w:ilvl="0">
-      <w:start w:val="1"/>
-      <w:numFmt w:val="bullet"/>
-      <w:lvlText w:val=""/>
-      <w:lvlJc w:val="left"/>
-      <w:pPr>
-        <w:tabs>
-          <w:tab w:val="num" w:pos="720"/>
-        </w:tabs>
-        <w:ind w:left="720" w:hanging="360"/>
-      </w:pPr>
-      <w:rPr>
-        <w:rFonts w:ascii="Symbol" w:hAnsi="Symbol" w:hint="default"/>
-        <w:sz w:val="20"/>
-      </w:rPr>
-    </w:lvl>
-    <w:lvl w:ilvl="1" w:tentative="1">
-      <w:start w:val="1"/>
-      <w:numFmt w:val="bullet"/>
-      <w:lvlText w:val=""/>
-      <w:lvlJc w:val="left"/>
-      <w:pPr>
-        <w:tabs>
-          <w:tab w:val="num" w:pos="1440"/>
-        </w:tabs>
-        <w:ind w:left="1440" w:hanging="360"/>
-      </w:pPr>
-      <w:rPr>
-        <w:rFonts w:ascii="Symbol" w:hAnsi="Symbol" w:hint="default"/>
-        <w:sz w:val="20"/>
-      </w:rPr>
-    </w:lvl>
-    <w:lvl w:ilvl="2" w:tentative="1">
-      <w:start w:val="1"/>
-      <w:numFmt w:val="bullet"/>
-      <w:lvlText w:val=""/>
-      <w:lvlJc w:val="left"/>
-      <w:pPr>
-        <w:tabs>
-          <w:tab w:val="num" w:pos="2160"/>
-        </w:tabs>
-        <w:ind w:left="2160" w:hanging="360"/>
-      </w:pPr>
-      <w:rPr>
-        <w:rFonts w:ascii="Symbol" w:hAnsi="Symbol" w:hint="default"/>
-        <w:sz w:val="20"/>
-      </w:rPr>
-    </w:lvl>
-    <w:lvl w:ilvl="3" w:tentative="1">
-      <w:start w:val="1"/>
-      <w:numFmt w:val="bullet"/>
-      <w:lvlText w:val=""/>
-      <w:lvlJc w:val="left"/>
-      <w:pPr>
-        <w:tabs>
-          <w:tab w:val="num" w:pos="2880"/>
-        </w:tabs>
-        <w:ind w:left="2880" w:hanging="360"/>
-      </w:pPr>
-      <w:rPr>
-        <w:rFonts w:ascii="Symbol" w:hAnsi="Symbol" w:hint="default"/>
-        <w:sz w:val="20"/>
-      </w:rPr>
-    </w:lvl>
-    <w:lvl w:ilvl="4" w:tentative="1">
-      <w:start w:val="1"/>
-      <w:numFmt w:val="bullet"/>
-      <w:lvlText w:val=""/>
-      <w:lvlJc w:val="left"/>
-      <w:pPr>
-        <w:tabs>
-          <w:tab w:val="num" w:pos="3600"/>
-        </w:tabs>
-        <w:ind w:left="3600" w:hanging="360"/>
-      </w:pPr>
-      <w:rPr>
-        <w:rFonts w:ascii="Symbol" w:hAnsi="Symbol" w:hint="default"/>
-        <w:sz w:val="20"/>
-      </w:rPr>
-    </w:lvl>
-    <w:lvl w:ilvl="5" w:tentative="1">
-      <w:start w:val="1"/>
-      <w:numFmt w:val="bullet"/>
-      <w:lvlText w:val=""/>
-      <w:lvlJc w:val="left"/>
-      <w:pPr>
-        <w:tabs>
-          <w:tab w:val="num" w:pos="4320"/>
-        </w:tabs>
-        <w:ind w:left="4320" w:hanging="360"/>
-      </w:pPr>
-      <w:rPr>
-        <w:rFonts w:ascii="Symbol" w:hAnsi="Symbol" w:hint="default"/>
-        <w:sz w:val="20"/>
-      </w:rPr>
-    </w:lvl>
-    <w:lvl w:ilvl="6" w:tentative="1">
-      <w:start w:val="1"/>
-      <w:numFmt w:val="bullet"/>
-      <w:lvlText w:val=""/>
-      <w:lvlJc w:val="left"/>
-      <w:pPr>
-        <w:tabs>
-          <w:tab w:val="num" w:pos="5040"/>
-        </w:tabs>
-        <w:ind w:left="5040" w:hanging="360"/>
-      </w:pPr>
-      <w:rPr>
-        <w:rFonts w:ascii="Symbol" w:hAnsi="Symbol" w:hint="default"/>
-        <w:sz w:val="20"/>
-      </w:rPr>
-    </w:lvl>
-    <w:lvl w:ilvl="7" w:tentative="1">
-      <w:start w:val="1"/>
-      <w:numFmt w:val="bullet"/>
-      <w:lvlText w:val=""/>
-      <w:lvlJc w:val="left"/>
-      <w:pPr>
-        <w:tabs>
-          <w:tab w:val="num" w:pos="5760"/>
-        </w:tabs>
-        <w:ind w:left="5760" w:hanging="360"/>
-      </w:pPr>
-      <w:rPr>
-        <w:rFonts w:ascii="Symbol" w:hAnsi="Symbol" w:hint="default"/>
-        <w:sz w:val="20"/>
-      </w:rPr>
-    </w:lvl>
-    <w:lvl w:ilvl="8" w:tentative="1">
-      <w:start w:val="1"/>
-      <w:numFmt w:val="bullet"/>
-      <w:lvlText w:val=""/>
-      <w:lvlJc w:val="left"/>
-      <w:pPr>
-        <w:tabs>
-          <w:tab w:val="num" w:pos="6480"/>
-        </w:tabs>
-        <w:ind w:left="6480" w:hanging="360"/>
-      </w:pPr>
-      <w:rPr>
-        <w:rFonts w:ascii="Symbol" w:hAnsi="Symbol" w:hint="default"/>
-        <w:sz w:val="20"/>
-      </w:rPr>
-    </w:lvl>
-  </w:abstractNum>
-  <w:abstractNum w:abstractNumId="29" w15:restartNumberingAfterBreak="0">
+  <w:abstractNum w:abstractNumId="17" w15:restartNumberingAfterBreak="0">
     <w:nsid w:val="52887E87"/>
     <w:multiLevelType w:val="multilevel"/>
     <w:tmpl w:val="B64871D6"/>
@@ -10797,93 +9607,7 @@
       </w:pPr>
     </w:lvl>
   </w:abstractNum>
-  <w:abstractNum w:abstractNumId="30" w15:restartNumberingAfterBreak="0">
-    <w:nsid w:val="53D018E9"/>
-    <w:multiLevelType w:val="multilevel"/>
-    <w:tmpl w:val="C082F168"/>
-    <w:lvl w:ilvl="0">
-      <w:start w:val="1"/>
-      <w:numFmt w:val="decimal"/>
-      <w:lvlText w:val="%1"/>
-      <w:lvlJc w:val="left"/>
-      <w:pPr>
-        <w:ind w:left="432" w:hanging="432"/>
-      </w:pPr>
-    </w:lvl>
-    <w:lvl w:ilvl="1">
-      <w:start w:val="1"/>
-      <w:numFmt w:val="decimal"/>
-      <w:lvlText w:val="%1.%2"/>
-      <w:lvlJc w:val="left"/>
-      <w:pPr>
-        <w:ind w:left="576" w:hanging="576"/>
-      </w:pPr>
-    </w:lvl>
-    <w:lvl w:ilvl="2">
-      <w:start w:val="1"/>
-      <w:numFmt w:val="decimal"/>
-      <w:lvlText w:val="%1.%2.%3"/>
-      <w:lvlJc w:val="left"/>
-      <w:pPr>
-        <w:ind w:left="720" w:hanging="720"/>
-      </w:pPr>
-    </w:lvl>
-    <w:lvl w:ilvl="3">
-      <w:start w:val="1"/>
-      <w:numFmt w:val="decimal"/>
-      <w:lvlText w:val="%1.%2.%3.%4"/>
-      <w:lvlJc w:val="left"/>
-      <w:pPr>
-        <w:ind w:left="864" w:hanging="864"/>
-      </w:pPr>
-    </w:lvl>
-    <w:lvl w:ilvl="4">
-      <w:start w:val="1"/>
-      <w:numFmt w:val="decimal"/>
-      <w:lvlText w:val="%1.%2.%3.%4.%5"/>
-      <w:lvlJc w:val="left"/>
-      <w:pPr>
-        <w:ind w:left="1008" w:hanging="1008"/>
-      </w:pPr>
-    </w:lvl>
-    <w:lvl w:ilvl="5">
-      <w:start w:val="1"/>
-      <w:numFmt w:val="decimal"/>
-      <w:lvlText w:val="%1.%2.%3.%4.%5.%6"/>
-      <w:lvlJc w:val="left"/>
-      <w:pPr>
-        <w:ind w:left="1152" w:hanging="1152"/>
-      </w:pPr>
-    </w:lvl>
-    <w:lvl w:ilvl="6">
-      <w:start w:val="1"/>
-      <w:numFmt w:val="decimal"/>
-      <w:lvlText w:val="%1.%2.%3.%4.%5.%6.%7"/>
-      <w:lvlJc w:val="left"/>
-      <w:pPr>
-        <w:ind w:left="1296" w:hanging="1296"/>
-      </w:pPr>
-    </w:lvl>
-    <w:lvl w:ilvl="7">
-      <w:start w:val="1"/>
-      <w:numFmt w:val="decimal"/>
-      <w:lvlText w:val="%1.%2.%3.%4.%5.%6.%7.%8"/>
-      <w:lvlJc w:val="left"/>
-      <w:pPr>
-        <w:ind w:left="1440" w:hanging="1440"/>
-      </w:pPr>
-    </w:lvl>
-    <w:lvl w:ilvl="8">
-      <w:start w:val="1"/>
-      <w:numFmt w:val="decimal"/>
-      <w:lvlText w:val="%1.%2.%3.%4.%5.%6.%7.%8.%9"/>
-      <w:lvlJc w:val="left"/>
-      <w:pPr>
-        <w:ind w:left="1584" w:hanging="1584"/>
-      </w:pPr>
-    </w:lvl>
-  </w:abstractNum>
-  <w:abstractNum w:abstractNumId="31" w15:restartNumberingAfterBreak="0">
+  <w:abstractNum w:abstractNumId="18" w15:restartNumberingAfterBreak="0">
     <w:nsid w:val="573E1B6D"/>
     <w:multiLevelType w:val="multilevel"/>
     <w:tmpl w:val="C8785470"/>
@@ -11000,120 +9724,7 @@
       </w:pPr>
     </w:lvl>
   </w:abstractNum>
-  <w:abstractNum w:abstractNumId="32" w15:restartNumberingAfterBreak="0">
-    <w:nsid w:val="59CD5DA7"/>
-    <w:multiLevelType w:val="multilevel"/>
-    <w:tmpl w:val="206C4B6E"/>
-    <w:lvl w:ilvl="0">
-      <w:start w:val="1"/>
-      <w:numFmt w:val="decimal"/>
-      <w:lvlText w:val="%1."/>
-      <w:lvlJc w:val="left"/>
-      <w:pPr>
-        <w:tabs>
-          <w:tab w:val="num" w:pos="720"/>
-        </w:tabs>
-        <w:ind w:left="720" w:hanging="360"/>
-      </w:pPr>
-    </w:lvl>
-    <w:lvl w:ilvl="1" w:tentative="1">
-      <w:start w:val="1"/>
-      <w:numFmt w:val="decimal"/>
-      <w:lvlText w:val="%2."/>
-      <w:lvlJc w:val="left"/>
-      <w:pPr>
-        <w:tabs>
-          <w:tab w:val="num" w:pos="1440"/>
-        </w:tabs>
-        <w:ind w:left="1440" w:hanging="360"/>
-      </w:pPr>
-    </w:lvl>
-    <w:lvl w:ilvl="2" w:tentative="1">
-      <w:start w:val="1"/>
-      <w:numFmt w:val="decimal"/>
-      <w:lvlText w:val="%3."/>
-      <w:lvlJc w:val="left"/>
-      <w:pPr>
-        <w:tabs>
-          <w:tab w:val="num" w:pos="2160"/>
-        </w:tabs>
-        <w:ind w:left="2160" w:hanging="360"/>
-      </w:pPr>
-    </w:lvl>
-    <w:lvl w:ilvl="3" w:tentative="1">
-      <w:start w:val="1"/>
-      <w:numFmt w:val="decimal"/>
-      <w:lvlText w:val="%4."/>
-      <w:lvlJc w:val="left"/>
-      <w:pPr>
-        <w:tabs>
-          <w:tab w:val="num" w:pos="2880"/>
-        </w:tabs>
-        <w:ind w:left="2880" w:hanging="360"/>
-      </w:pPr>
-    </w:lvl>
-    <w:lvl w:ilvl="4" w:tentative="1">
-      <w:start w:val="1"/>
-      <w:numFmt w:val="decimal"/>
-      <w:lvlText w:val="%5."/>
-      <w:lvlJc w:val="left"/>
-      <w:pPr>
-        <w:tabs>
-          <w:tab w:val="num" w:pos="3600"/>
-        </w:tabs>
-        <w:ind w:left="3600" w:hanging="360"/>
-      </w:pPr>
-    </w:lvl>
-    <w:lvl w:ilvl="5" w:tentative="1">
-      <w:start w:val="1"/>
-      <w:numFmt w:val="decimal"/>
-      <w:lvlText w:val="%6."/>
-      <w:lvlJc w:val="left"/>
-      <w:pPr>
-        <w:tabs>
-          <w:tab w:val="num" w:pos="4320"/>
-        </w:tabs>
-        <w:ind w:left="4320" w:hanging="360"/>
-      </w:pPr>
-    </w:lvl>
-    <w:lvl w:ilvl="6" w:tentative="1">
-      <w:start w:val="1"/>
-      <w:numFmt w:val="decimal"/>
-      <w:lvlText w:val="%7."/>
-      <w:lvlJc w:val="left"/>
-      <w:pPr>
-        <w:tabs>
-          <w:tab w:val="num" w:pos="5040"/>
-        </w:tabs>
-        <w:ind w:left="5040" w:hanging="360"/>
-      </w:pPr>
-    </w:lvl>
-    <w:lvl w:ilvl="7" w:tentative="1">
-      <w:start w:val="1"/>
-      <w:numFmt w:val="decimal"/>
-      <w:lvlText w:val="%8."/>
-      <w:lvlJc w:val="left"/>
-      <w:pPr>
-        <w:tabs>
-          <w:tab w:val="num" w:pos="5760"/>
-        </w:tabs>
-        <w:ind w:left="5760" w:hanging="360"/>
-      </w:pPr>
-    </w:lvl>
-    <w:lvl w:ilvl="8" w:tentative="1">
-      <w:start w:val="1"/>
-      <w:numFmt w:val="decimal"/>
-      <w:lvlText w:val="%9."/>
-      <w:lvlJc w:val="left"/>
-      <w:pPr>
-        <w:tabs>
-          <w:tab w:val="num" w:pos="6480"/>
-        </w:tabs>
-        <w:ind w:left="6480" w:hanging="360"/>
-      </w:pPr>
-    </w:lvl>
-  </w:abstractNum>
-  <w:abstractNum w:abstractNumId="33" w15:restartNumberingAfterBreak="0">
+  <w:abstractNum w:abstractNumId="19" w15:restartNumberingAfterBreak="0">
     <w:nsid w:val="59EB4366"/>
     <w:multiLevelType w:val="multilevel"/>
     <w:tmpl w:val="A140AF52"/>
@@ -11262,7 +9873,7 @@
       </w:rPr>
     </w:lvl>
   </w:abstractNum>
-  <w:abstractNum w:abstractNumId="34" w15:restartNumberingAfterBreak="0">
+  <w:abstractNum w:abstractNumId="20" w15:restartNumberingAfterBreak="0">
     <w:nsid w:val="5D2B1017"/>
     <w:multiLevelType w:val="multilevel"/>
     <w:tmpl w:val="E44A977E"/>
@@ -11411,7 +10022,7 @@
       </w:rPr>
     </w:lvl>
   </w:abstractNum>
-  <w:abstractNum w:abstractNumId="35" w15:restartNumberingAfterBreak="0">
+  <w:abstractNum w:abstractNumId="21" w15:restartNumberingAfterBreak="0">
     <w:nsid w:val="606A128E"/>
     <w:multiLevelType w:val="multilevel"/>
     <w:tmpl w:val="27A40982"/>
@@ -11524,7 +10135,7 @@
       </w:pPr>
     </w:lvl>
   </w:abstractNum>
-  <w:abstractNum w:abstractNumId="36" w15:restartNumberingAfterBreak="0">
+  <w:abstractNum w:abstractNumId="22" w15:restartNumberingAfterBreak="0">
     <w:nsid w:val="60EA4256"/>
     <w:multiLevelType w:val="multilevel"/>
     <w:tmpl w:val="3460AD88"/>
@@ -11673,7 +10284,7 @@
       </w:rPr>
     </w:lvl>
   </w:abstractNum>
-  <w:abstractNum w:abstractNumId="37" w15:restartNumberingAfterBreak="0">
+  <w:abstractNum w:abstractNumId="23" w15:restartNumberingAfterBreak="0">
     <w:nsid w:val="63CE2007"/>
     <w:multiLevelType w:val="multilevel"/>
     <w:tmpl w:val="DB36306E"/>
@@ -11822,156 +10433,7 @@
       </w:rPr>
     </w:lvl>
   </w:abstractNum>
-  <w:abstractNum w:abstractNumId="38" w15:restartNumberingAfterBreak="0">
-    <w:nsid w:val="646B3AEC"/>
-    <w:multiLevelType w:val="multilevel"/>
-    <w:tmpl w:val="40289B9C"/>
-    <w:lvl w:ilvl="0">
-      <w:start w:val="1"/>
-      <w:numFmt w:val="bullet"/>
-      <w:lvlText w:val=""/>
-      <w:lvlJc w:val="left"/>
-      <w:pPr>
-        <w:tabs>
-          <w:tab w:val="num" w:pos="720"/>
-        </w:tabs>
-        <w:ind w:left="720" w:hanging="360"/>
-      </w:pPr>
-      <w:rPr>
-        <w:rFonts w:ascii="Symbol" w:hAnsi="Symbol" w:hint="default"/>
-        <w:sz w:val="20"/>
-      </w:rPr>
-    </w:lvl>
-    <w:lvl w:ilvl="1" w:tentative="1">
-      <w:start w:val="1"/>
-      <w:numFmt w:val="bullet"/>
-      <w:lvlText w:val=""/>
-      <w:lvlJc w:val="left"/>
-      <w:pPr>
-        <w:tabs>
-          <w:tab w:val="num" w:pos="1440"/>
-        </w:tabs>
-        <w:ind w:left="1440" w:hanging="360"/>
-      </w:pPr>
-      <w:rPr>
-        <w:rFonts w:ascii="Symbol" w:hAnsi="Symbol" w:hint="default"/>
-        <w:sz w:val="20"/>
-      </w:rPr>
-    </w:lvl>
-    <w:lvl w:ilvl="2" w:tentative="1">
-      <w:start w:val="1"/>
-      <w:numFmt w:val="bullet"/>
-      <w:lvlText w:val=""/>
-      <w:lvlJc w:val="left"/>
-      <w:pPr>
-        <w:tabs>
-          <w:tab w:val="num" w:pos="2160"/>
-        </w:tabs>
-        <w:ind w:left="2160" w:hanging="360"/>
-      </w:pPr>
-      <w:rPr>
-        <w:rFonts w:ascii="Symbol" w:hAnsi="Symbol" w:hint="default"/>
-        <w:sz w:val="20"/>
-      </w:rPr>
-    </w:lvl>
-    <w:lvl w:ilvl="3" w:tentative="1">
-      <w:start w:val="1"/>
-      <w:numFmt w:val="bullet"/>
-      <w:lvlText w:val=""/>
-      <w:lvlJc w:val="left"/>
-      <w:pPr>
-        <w:tabs>
-          <w:tab w:val="num" w:pos="2880"/>
-        </w:tabs>
-        <w:ind w:left="2880" w:hanging="360"/>
-      </w:pPr>
-      <w:rPr>
-        <w:rFonts w:ascii="Symbol" w:hAnsi="Symbol" w:hint="default"/>
-        <w:sz w:val="20"/>
-      </w:rPr>
-    </w:lvl>
-    <w:lvl w:ilvl="4" w:tentative="1">
-      <w:start w:val="1"/>
-      <w:numFmt w:val="bullet"/>
-      <w:lvlText w:val=""/>
-      <w:lvlJc w:val="left"/>
-      <w:pPr>
-        <w:tabs>
-          <w:tab w:val="num" w:pos="3600"/>
-        </w:tabs>
-        <w:ind w:left="3600" w:hanging="360"/>
-      </w:pPr>
-      <w:rPr>
-        <w:rFonts w:ascii="Symbol" w:hAnsi="Symbol" w:hint="default"/>
-        <w:sz w:val="20"/>
-      </w:rPr>
-    </w:lvl>
-    <w:lvl w:ilvl="5" w:tentative="1">
-      <w:start w:val="1"/>
-      <w:numFmt w:val="bullet"/>
-      <w:lvlText w:val=""/>
-      <w:lvlJc w:val="left"/>
-      <w:pPr>
-        <w:tabs>
-          <w:tab w:val="num" w:pos="4320"/>
-        </w:tabs>
-        <w:ind w:left="4320" w:hanging="360"/>
-      </w:pPr>
-      <w:rPr>
-        <w:rFonts w:ascii="Symbol" w:hAnsi="Symbol" w:hint="default"/>
-        <w:sz w:val="20"/>
-      </w:rPr>
-    </w:lvl>
-    <w:lvl w:ilvl="6" w:tentative="1">
-      <w:start w:val="1"/>
-      <w:numFmt w:val="bullet"/>
-      <w:lvlText w:val=""/>
-      <w:lvlJc w:val="left"/>
-      <w:pPr>
-        <w:tabs>
-          <w:tab w:val="num" w:pos="5040"/>
-        </w:tabs>
-        <w:ind w:left="5040" w:hanging="360"/>
-      </w:pPr>
-      <w:rPr>
-        <w:rFonts w:ascii="Symbol" w:hAnsi="Symbol" w:hint="default"/>
-        <w:sz w:val="20"/>
-      </w:rPr>
-    </w:lvl>
-    <w:lvl w:ilvl="7" w:tentative="1">
-      <w:start w:val="1"/>
-      <w:numFmt w:val="bullet"/>
-      <w:lvlText w:val=""/>
-      <w:lvlJc w:val="left"/>
-      <w:pPr>
-        <w:tabs>
-          <w:tab w:val="num" w:pos="5760"/>
-        </w:tabs>
-        <w:ind w:left="5760" w:hanging="360"/>
-      </w:pPr>
-      <w:rPr>
-        <w:rFonts w:ascii="Symbol" w:hAnsi="Symbol" w:hint="default"/>
-        <w:sz w:val="20"/>
-      </w:rPr>
-    </w:lvl>
-    <w:lvl w:ilvl="8" w:tentative="1">
-      <w:start w:val="1"/>
-      <w:numFmt w:val="bullet"/>
-      <w:lvlText w:val=""/>
-      <w:lvlJc w:val="left"/>
-      <w:pPr>
-        <w:tabs>
-          <w:tab w:val="num" w:pos="6480"/>
-        </w:tabs>
-        <w:ind w:left="6480" w:hanging="360"/>
-      </w:pPr>
-      <w:rPr>
-        <w:rFonts w:ascii="Symbol" w:hAnsi="Symbol" w:hint="default"/>
-        <w:sz w:val="20"/>
-      </w:rPr>
-    </w:lvl>
-  </w:abstractNum>
-  <w:abstractNum w:abstractNumId="39" w15:restartNumberingAfterBreak="0">
+  <w:abstractNum w:abstractNumId="24" w15:restartNumberingAfterBreak="0">
     <w:nsid w:val="66E942C2"/>
     <w:multiLevelType w:val="multilevel"/>
     <w:tmpl w:val="855CC1A4"/>
@@ -12120,590 +10582,7 @@
       </w:rPr>
     </w:lvl>
   </w:abstractNum>
-  <w:abstractNum w:abstractNumId="40" w15:restartNumberingAfterBreak="0">
-    <w:nsid w:val="68997961"/>
-    <w:multiLevelType w:val="multilevel"/>
-    <w:tmpl w:val="A2EA5AD4"/>
-    <w:lvl w:ilvl="0">
-      <w:start w:val="1"/>
-      <w:numFmt w:val="decimal"/>
-      <w:lvlText w:val="%1."/>
-      <w:lvlJc w:val="left"/>
-      <w:pPr>
-        <w:ind w:left="1068" w:hanging="360"/>
-      </w:pPr>
-    </w:lvl>
-    <w:lvl w:ilvl="1">
-      <w:start w:val="1"/>
-      <w:numFmt w:val="decimal"/>
-      <w:lvlText w:val="%1.%2."/>
-      <w:lvlJc w:val="left"/>
-      <w:pPr>
-        <w:ind w:left="1500" w:hanging="432"/>
-      </w:pPr>
-    </w:lvl>
-    <w:lvl w:ilvl="2">
-      <w:start w:val="1"/>
-      <w:numFmt w:val="decimal"/>
-      <w:lvlText w:val="%1.%2.%3."/>
-      <w:lvlJc w:val="left"/>
-      <w:pPr>
-        <w:ind w:left="1932" w:hanging="504"/>
-      </w:pPr>
-    </w:lvl>
-    <w:lvl w:ilvl="3">
-      <w:start w:val="1"/>
-      <w:numFmt w:val="decimal"/>
-      <w:lvlText w:val="%1.%2.%3.%4."/>
-      <w:lvlJc w:val="left"/>
-      <w:pPr>
-        <w:ind w:left="2436" w:hanging="648"/>
-      </w:pPr>
-    </w:lvl>
-    <w:lvl w:ilvl="4">
-      <w:start w:val="1"/>
-      <w:numFmt w:val="decimal"/>
-      <w:lvlText w:val="%1.%2.%3.%4.%5."/>
-      <w:lvlJc w:val="left"/>
-      <w:pPr>
-        <w:ind w:left="2940" w:hanging="792"/>
-      </w:pPr>
-    </w:lvl>
-    <w:lvl w:ilvl="5">
-      <w:start w:val="1"/>
-      <w:numFmt w:val="decimal"/>
-      <w:lvlText w:val="%1.%2.%3.%4.%5.%6."/>
-      <w:lvlJc w:val="left"/>
-      <w:pPr>
-        <w:ind w:left="3444" w:hanging="936"/>
-      </w:pPr>
-    </w:lvl>
-    <w:lvl w:ilvl="6">
-      <w:start w:val="1"/>
-      <w:numFmt w:val="decimal"/>
-      <w:lvlText w:val="%1.%2.%3.%4.%5.%6.%7."/>
-      <w:lvlJc w:val="left"/>
-      <w:pPr>
-        <w:ind w:left="3948" w:hanging="1080"/>
-      </w:pPr>
-    </w:lvl>
-    <w:lvl w:ilvl="7">
-      <w:start w:val="1"/>
-      <w:numFmt w:val="decimal"/>
-      <w:lvlText w:val="%1.%2.%3.%4.%5.%6.%7.%8."/>
-      <w:lvlJc w:val="left"/>
-      <w:pPr>
-        <w:ind w:left="4452" w:hanging="1224"/>
-      </w:pPr>
-    </w:lvl>
-    <w:lvl w:ilvl="8">
-      <w:start w:val="1"/>
-      <w:numFmt w:val="decimal"/>
-      <w:lvlText w:val="%1.%2.%3.%4.%5.%6.%7.%8.%9."/>
-      <w:lvlJc w:val="left"/>
-      <w:pPr>
-        <w:ind w:left="5028" w:hanging="1440"/>
-      </w:pPr>
-    </w:lvl>
-  </w:abstractNum>
-  <w:abstractNum w:abstractNumId="41" w15:restartNumberingAfterBreak="0">
-    <w:nsid w:val="6A2E2E53"/>
-    <w:multiLevelType w:val="multilevel"/>
-    <w:tmpl w:val="9990B534"/>
-    <w:lvl w:ilvl="0">
-      <w:start w:val="1"/>
-      <w:numFmt w:val="decimal"/>
-      <w:lvlText w:val="%1"/>
-      <w:lvlJc w:val="left"/>
-      <w:pPr>
-        <w:ind w:left="432" w:hanging="432"/>
-      </w:pPr>
-    </w:lvl>
-    <w:lvl w:ilvl="1">
-      <w:start w:val="1"/>
-      <w:numFmt w:val="decimal"/>
-      <w:lvlText w:val="%1.%2"/>
-      <w:lvlJc w:val="left"/>
-      <w:pPr>
-        <w:ind w:left="576" w:hanging="576"/>
-      </w:pPr>
-    </w:lvl>
-    <w:lvl w:ilvl="2">
-      <w:start w:val="1"/>
-      <w:numFmt w:val="decimal"/>
-      <w:lvlText w:val="%1.%2.%3"/>
-      <w:lvlJc w:val="left"/>
-      <w:pPr>
-        <w:ind w:left="720" w:hanging="720"/>
-      </w:pPr>
-    </w:lvl>
-    <w:lvl w:ilvl="3">
-      <w:start w:val="1"/>
-      <w:numFmt w:val="decimal"/>
-      <w:lvlText w:val="%1.%2.%3.%4"/>
-      <w:lvlJc w:val="left"/>
-      <w:pPr>
-        <w:ind w:left="864" w:hanging="864"/>
-      </w:pPr>
-    </w:lvl>
-    <w:lvl w:ilvl="4">
-      <w:start w:val="1"/>
-      <w:numFmt w:val="decimal"/>
-      <w:lvlText w:val="%1.%2.%3.%4.%5"/>
-      <w:lvlJc w:val="left"/>
-      <w:pPr>
-        <w:ind w:left="1008" w:hanging="1008"/>
-      </w:pPr>
-    </w:lvl>
-    <w:lvl w:ilvl="5">
-      <w:start w:val="1"/>
-      <w:numFmt w:val="decimal"/>
-      <w:lvlText w:val="%1.%2.%3.%4.%5.%6"/>
-      <w:lvlJc w:val="left"/>
-      <w:pPr>
-        <w:ind w:left="1152" w:hanging="1152"/>
-      </w:pPr>
-    </w:lvl>
-    <w:lvl w:ilvl="6">
-      <w:start w:val="1"/>
-      <w:numFmt w:val="decimal"/>
-      <w:lvlText w:val="%1.%2.%3.%4.%5.%6.%7"/>
-      <w:lvlJc w:val="left"/>
-      <w:pPr>
-        <w:ind w:left="1296" w:hanging="1296"/>
-      </w:pPr>
-    </w:lvl>
-    <w:lvl w:ilvl="7">
-      <w:start w:val="1"/>
-      <w:numFmt w:val="decimal"/>
-      <w:lvlText w:val="%1.%2.%3.%4.%5.%6.%7.%8"/>
-      <w:lvlJc w:val="left"/>
-      <w:pPr>
-        <w:ind w:left="1440" w:hanging="1440"/>
-      </w:pPr>
-    </w:lvl>
-    <w:lvl w:ilvl="8">
-      <w:start w:val="1"/>
-      <w:numFmt w:val="decimal"/>
-      <w:lvlText w:val="%1.%2.%3.%4.%5.%6.%7.%8.%9"/>
-      <w:lvlJc w:val="left"/>
-      <w:pPr>
-        <w:ind w:left="1584" w:hanging="1584"/>
-      </w:pPr>
-    </w:lvl>
-  </w:abstractNum>
-  <w:abstractNum w:abstractNumId="42" w15:restartNumberingAfterBreak="0">
-    <w:nsid w:val="6B0D2D62"/>
-    <w:multiLevelType w:val="multilevel"/>
-    <w:tmpl w:val="6DF82B7C"/>
-    <w:lvl w:ilvl="0">
-      <w:start w:val="1"/>
-      <w:numFmt w:val="decimal"/>
-      <w:lvlText w:val="%1."/>
-      <w:lvlJc w:val="left"/>
-      <w:pPr>
-        <w:tabs>
-          <w:tab w:val="num" w:pos="720"/>
-        </w:tabs>
-        <w:ind w:left="720" w:hanging="360"/>
-      </w:pPr>
-    </w:lvl>
-    <w:lvl w:ilvl="1" w:tentative="1">
-      <w:start w:val="1"/>
-      <w:numFmt w:val="decimal"/>
-      <w:lvlText w:val="%2."/>
-      <w:lvlJc w:val="left"/>
-      <w:pPr>
-        <w:tabs>
-          <w:tab w:val="num" w:pos="1440"/>
-        </w:tabs>
-        <w:ind w:left="1440" w:hanging="360"/>
-      </w:pPr>
-    </w:lvl>
-    <w:lvl w:ilvl="2" w:tentative="1">
-      <w:start w:val="1"/>
-      <w:numFmt w:val="decimal"/>
-      <w:lvlText w:val="%3."/>
-      <w:lvlJc w:val="left"/>
-      <w:pPr>
-        <w:tabs>
-          <w:tab w:val="num" w:pos="2160"/>
-        </w:tabs>
-        <w:ind w:left="2160" w:hanging="360"/>
-      </w:pPr>
-    </w:lvl>
-    <w:lvl w:ilvl="3" w:tentative="1">
-      <w:start w:val="1"/>
-      <w:numFmt w:val="decimal"/>
-      <w:lvlText w:val="%4."/>
-      <w:lvlJc w:val="left"/>
-      <w:pPr>
-        <w:tabs>
-          <w:tab w:val="num" w:pos="2880"/>
-        </w:tabs>
-        <w:ind w:left="2880" w:hanging="360"/>
-      </w:pPr>
-    </w:lvl>
-    <w:lvl w:ilvl="4" w:tentative="1">
-      <w:start w:val="1"/>
-      <w:numFmt w:val="decimal"/>
-      <w:lvlText w:val="%5."/>
-      <w:lvlJc w:val="left"/>
-      <w:pPr>
-        <w:tabs>
-          <w:tab w:val="num" w:pos="3600"/>
-        </w:tabs>
-        <w:ind w:left="3600" w:hanging="360"/>
-      </w:pPr>
-    </w:lvl>
-    <w:lvl w:ilvl="5" w:tentative="1">
-      <w:start w:val="1"/>
-      <w:numFmt w:val="decimal"/>
-      <w:lvlText w:val="%6."/>
-      <w:lvlJc w:val="left"/>
-      <w:pPr>
-        <w:tabs>
-          <w:tab w:val="num" w:pos="4320"/>
-        </w:tabs>
-        <w:ind w:left="4320" w:hanging="360"/>
-      </w:pPr>
-    </w:lvl>
-    <w:lvl w:ilvl="6" w:tentative="1">
-      <w:start w:val="1"/>
-      <w:numFmt w:val="decimal"/>
-      <w:lvlText w:val="%7."/>
-      <w:lvlJc w:val="left"/>
-      <w:pPr>
-        <w:tabs>
-          <w:tab w:val="num" w:pos="5040"/>
-        </w:tabs>
-        <w:ind w:left="5040" w:hanging="360"/>
-      </w:pPr>
-    </w:lvl>
-    <w:lvl w:ilvl="7" w:tentative="1">
-      <w:start w:val="1"/>
-      <w:numFmt w:val="decimal"/>
-      <w:lvlText w:val="%8."/>
-      <w:lvlJc w:val="left"/>
-      <w:pPr>
-        <w:tabs>
-          <w:tab w:val="num" w:pos="5760"/>
-        </w:tabs>
-        <w:ind w:left="5760" w:hanging="360"/>
-      </w:pPr>
-    </w:lvl>
-    <w:lvl w:ilvl="8" w:tentative="1">
-      <w:start w:val="1"/>
-      <w:numFmt w:val="decimal"/>
-      <w:lvlText w:val="%9."/>
-      <w:lvlJc w:val="left"/>
-      <w:pPr>
-        <w:tabs>
-          <w:tab w:val="num" w:pos="6480"/>
-        </w:tabs>
-        <w:ind w:left="6480" w:hanging="360"/>
-      </w:pPr>
-    </w:lvl>
-  </w:abstractNum>
-  <w:abstractNum w:abstractNumId="43" w15:restartNumberingAfterBreak="0">
-    <w:nsid w:val="6BEB5902"/>
-    <w:multiLevelType w:val="multilevel"/>
-    <w:tmpl w:val="DC08DE0E"/>
-    <w:lvl w:ilvl="0">
-      <w:start w:val="1"/>
-      <w:numFmt w:val="bullet"/>
-      <w:lvlText w:val=""/>
-      <w:lvlJc w:val="left"/>
-      <w:pPr>
-        <w:tabs>
-          <w:tab w:val="num" w:pos="720"/>
-        </w:tabs>
-        <w:ind w:left="720" w:hanging="360"/>
-      </w:pPr>
-      <w:rPr>
-        <w:rFonts w:ascii="Symbol" w:hAnsi="Symbol" w:hint="default"/>
-        <w:sz w:val="20"/>
-      </w:rPr>
-    </w:lvl>
-    <w:lvl w:ilvl="1" w:tentative="1">
-      <w:start w:val="1"/>
-      <w:numFmt w:val="bullet"/>
-      <w:lvlText w:val=""/>
-      <w:lvlJc w:val="left"/>
-      <w:pPr>
-        <w:tabs>
-          <w:tab w:val="num" w:pos="1440"/>
-        </w:tabs>
-        <w:ind w:left="1440" w:hanging="360"/>
-      </w:pPr>
-      <w:rPr>
-        <w:rFonts w:ascii="Symbol" w:hAnsi="Symbol" w:hint="default"/>
-        <w:sz w:val="20"/>
-      </w:rPr>
-    </w:lvl>
-    <w:lvl w:ilvl="2" w:tentative="1">
-      <w:start w:val="1"/>
-      <w:numFmt w:val="bullet"/>
-      <w:lvlText w:val=""/>
-      <w:lvlJc w:val="left"/>
-      <w:pPr>
-        <w:tabs>
-          <w:tab w:val="num" w:pos="2160"/>
-        </w:tabs>
-        <w:ind w:left="2160" w:hanging="360"/>
-      </w:pPr>
-      <w:rPr>
-        <w:rFonts w:ascii="Symbol" w:hAnsi="Symbol" w:hint="default"/>
-        <w:sz w:val="20"/>
-      </w:rPr>
-    </w:lvl>
-    <w:lvl w:ilvl="3" w:tentative="1">
-      <w:start w:val="1"/>
-      <w:numFmt w:val="bullet"/>
-      <w:lvlText w:val=""/>
-      <w:lvlJc w:val="left"/>
-      <w:pPr>
-        <w:tabs>
-          <w:tab w:val="num" w:pos="2880"/>
-        </w:tabs>
-        <w:ind w:left="2880" w:hanging="360"/>
-      </w:pPr>
-      <w:rPr>
-        <w:rFonts w:ascii="Symbol" w:hAnsi="Symbol" w:hint="default"/>
-        <w:sz w:val="20"/>
-      </w:rPr>
-    </w:lvl>
-    <w:lvl w:ilvl="4" w:tentative="1">
-      <w:start w:val="1"/>
-      <w:numFmt w:val="bullet"/>
-      <w:lvlText w:val=""/>
-      <w:lvlJc w:val="left"/>
-      <w:pPr>
-        <w:tabs>
-          <w:tab w:val="num" w:pos="3600"/>
-        </w:tabs>
-        <w:ind w:left="3600" w:hanging="360"/>
-      </w:pPr>
-      <w:rPr>
-        <w:rFonts w:ascii="Symbol" w:hAnsi="Symbol" w:hint="default"/>
-        <w:sz w:val="20"/>
-      </w:rPr>
-    </w:lvl>
-    <w:lvl w:ilvl="5" w:tentative="1">
-      <w:start w:val="1"/>
-      <w:numFmt w:val="bullet"/>
-      <w:lvlText w:val=""/>
-      <w:lvlJc w:val="left"/>
-      <w:pPr>
-        <w:tabs>
-          <w:tab w:val="num" w:pos="4320"/>
-        </w:tabs>
-        <w:ind w:left="4320" w:hanging="360"/>
-      </w:pPr>
-      <w:rPr>
-        <w:rFonts w:ascii="Symbol" w:hAnsi="Symbol" w:hint="default"/>
-        <w:sz w:val="20"/>
-      </w:rPr>
-    </w:lvl>
-    <w:lvl w:ilvl="6" w:tentative="1">
-      <w:start w:val="1"/>
-      <w:numFmt w:val="bullet"/>
-      <w:lvlText w:val=""/>
-      <w:lvlJc w:val="left"/>
-      <w:pPr>
-        <w:tabs>
-          <w:tab w:val="num" w:pos="5040"/>
-        </w:tabs>
-        <w:ind w:left="5040" w:hanging="360"/>
-      </w:pPr>
-      <w:rPr>
-        <w:rFonts w:ascii="Symbol" w:hAnsi="Symbol" w:hint="default"/>
-        <w:sz w:val="20"/>
-      </w:rPr>
-    </w:lvl>
-    <w:lvl w:ilvl="7" w:tentative="1">
-      <w:start w:val="1"/>
-      <w:numFmt w:val="bullet"/>
-      <w:lvlText w:val=""/>
-      <w:lvlJc w:val="left"/>
-      <w:pPr>
-        <w:tabs>
-          <w:tab w:val="num" w:pos="5760"/>
-        </w:tabs>
-        <w:ind w:left="5760" w:hanging="360"/>
-      </w:pPr>
-      <w:rPr>
-        <w:rFonts w:ascii="Symbol" w:hAnsi="Symbol" w:hint="default"/>
-        <w:sz w:val="20"/>
-      </w:rPr>
-    </w:lvl>
-    <w:lvl w:ilvl="8" w:tentative="1">
-      <w:start w:val="1"/>
-      <w:numFmt w:val="bullet"/>
-      <w:lvlText w:val=""/>
-      <w:lvlJc w:val="left"/>
-      <w:pPr>
-        <w:tabs>
-          <w:tab w:val="num" w:pos="6480"/>
-        </w:tabs>
-        <w:ind w:left="6480" w:hanging="360"/>
-      </w:pPr>
-      <w:rPr>
-        <w:rFonts w:ascii="Symbol" w:hAnsi="Symbol" w:hint="default"/>
-        <w:sz w:val="20"/>
-      </w:rPr>
-    </w:lvl>
-  </w:abstractNum>
-  <w:abstractNum w:abstractNumId="44" w15:restartNumberingAfterBreak="0">
-    <w:nsid w:val="6FF6017B"/>
-    <w:multiLevelType w:val="multilevel"/>
-    <w:tmpl w:val="0ECAB75C"/>
-    <w:lvl w:ilvl="0">
-      <w:start w:val="1"/>
-      <w:numFmt w:val="bullet"/>
-      <w:lvlText w:val=""/>
-      <w:lvlJc w:val="left"/>
-      <w:pPr>
-        <w:tabs>
-          <w:tab w:val="num" w:pos="720"/>
-        </w:tabs>
-        <w:ind w:left="720" w:hanging="360"/>
-      </w:pPr>
-      <w:rPr>
-        <w:rFonts w:ascii="Symbol" w:hAnsi="Symbol" w:hint="default"/>
-        <w:sz w:val="20"/>
-      </w:rPr>
-    </w:lvl>
-    <w:lvl w:ilvl="1" w:tentative="1">
-      <w:start w:val="1"/>
-      <w:numFmt w:val="bullet"/>
-      <w:lvlText w:val=""/>
-      <w:lvlJc w:val="left"/>
-      <w:pPr>
-        <w:tabs>
-          <w:tab w:val="num" w:pos="1440"/>
-        </w:tabs>
-        <w:ind w:left="1440" w:hanging="360"/>
-      </w:pPr>
-      <w:rPr>
-        <w:rFonts w:ascii="Symbol" w:hAnsi="Symbol" w:hint="default"/>
-        <w:sz w:val="20"/>
-      </w:rPr>
-    </w:lvl>
-    <w:lvl w:ilvl="2" w:tentative="1">
-      <w:start w:val="1"/>
-      <w:numFmt w:val="bullet"/>
-      <w:lvlText w:val=""/>
-      <w:lvlJc w:val="left"/>
-      <w:pPr>
-        <w:tabs>
-          <w:tab w:val="num" w:pos="2160"/>
-        </w:tabs>
-        <w:ind w:left="2160" w:hanging="360"/>
-      </w:pPr>
-      <w:rPr>
-        <w:rFonts w:ascii="Symbol" w:hAnsi="Symbol" w:hint="default"/>
-        <w:sz w:val="20"/>
-      </w:rPr>
-    </w:lvl>
-    <w:lvl w:ilvl="3" w:tentative="1">
-      <w:start w:val="1"/>
-      <w:numFmt w:val="bullet"/>
-      <w:lvlText w:val=""/>
-      <w:lvlJc w:val="left"/>
-      <w:pPr>
-        <w:tabs>
-          <w:tab w:val="num" w:pos="2880"/>
-        </w:tabs>
-        <w:ind w:left="2880" w:hanging="360"/>
-      </w:pPr>
-      <w:rPr>
-        <w:rFonts w:ascii="Symbol" w:hAnsi="Symbol" w:hint="default"/>
-        <w:sz w:val="20"/>
-      </w:rPr>
-    </w:lvl>
-    <w:lvl w:ilvl="4" w:tentative="1">
-      <w:start w:val="1"/>
-      <w:numFmt w:val="bullet"/>
-      <w:lvlText w:val=""/>
-      <w:lvlJc w:val="left"/>
-      <w:pPr>
-        <w:tabs>
-          <w:tab w:val="num" w:pos="3600"/>
-        </w:tabs>
-        <w:ind w:left="3600" w:hanging="360"/>
-      </w:pPr>
-      <w:rPr>
-        <w:rFonts w:ascii="Symbol" w:hAnsi="Symbol" w:hint="default"/>
-        <w:sz w:val="20"/>
-      </w:rPr>
-    </w:lvl>
-    <w:lvl w:ilvl="5" w:tentative="1">
-      <w:start w:val="1"/>
-      <w:numFmt w:val="bullet"/>
-      <w:lvlText w:val=""/>
-      <w:lvlJc w:val="left"/>
-      <w:pPr>
-        <w:tabs>
-          <w:tab w:val="num" w:pos="4320"/>
-        </w:tabs>
-        <w:ind w:left="4320" w:hanging="360"/>
-      </w:pPr>
-      <w:rPr>
-        <w:rFonts w:ascii="Symbol" w:hAnsi="Symbol" w:hint="default"/>
-        <w:sz w:val="20"/>
-      </w:rPr>
-    </w:lvl>
-    <w:lvl w:ilvl="6" w:tentative="1">
-      <w:start w:val="1"/>
-      <w:numFmt w:val="bullet"/>
-      <w:lvlText w:val=""/>
-      <w:lvlJc w:val="left"/>
-      <w:pPr>
-        <w:tabs>
-          <w:tab w:val="num" w:pos="5040"/>
-        </w:tabs>
-        <w:ind w:left="5040" w:hanging="360"/>
-      </w:pPr>
-      <w:rPr>
-        <w:rFonts w:ascii="Symbol" w:hAnsi="Symbol" w:hint="default"/>
-        <w:sz w:val="20"/>
-      </w:rPr>
-    </w:lvl>
-    <w:lvl w:ilvl="7" w:tentative="1">
-      <w:start w:val="1"/>
-      <w:numFmt w:val="bullet"/>
-      <w:lvlText w:val=""/>
-      <w:lvlJc w:val="left"/>
-      <w:pPr>
-        <w:tabs>
-          <w:tab w:val="num" w:pos="5760"/>
-        </w:tabs>
-        <w:ind w:left="5760" w:hanging="360"/>
-      </w:pPr>
-      <w:rPr>
-        <w:rFonts w:ascii="Symbol" w:hAnsi="Symbol" w:hint="default"/>
-        <w:sz w:val="20"/>
-      </w:rPr>
-    </w:lvl>
-    <w:lvl w:ilvl="8" w:tentative="1">
-      <w:start w:val="1"/>
-      <w:numFmt w:val="bullet"/>
-      <w:lvlText w:val=""/>
-      <w:lvlJc w:val="left"/>
-      <w:pPr>
-        <w:tabs>
-          <w:tab w:val="num" w:pos="6480"/>
-        </w:tabs>
-        <w:ind w:left="6480" w:hanging="360"/>
-      </w:pPr>
-      <w:rPr>
-        <w:rFonts w:ascii="Symbol" w:hAnsi="Symbol" w:hint="default"/>
-        <w:sz w:val="20"/>
-      </w:rPr>
-    </w:lvl>
-  </w:abstractNum>
-  <w:abstractNum w:abstractNumId="45" w15:restartNumberingAfterBreak="0">
+  <w:abstractNum w:abstractNumId="25" w15:restartNumberingAfterBreak="0">
     <w:nsid w:val="71703412"/>
     <w:multiLevelType w:val="multilevel"/>
     <w:tmpl w:val="8272B990"/>
@@ -12820,7 +10699,7 @@
       </w:pPr>
     </w:lvl>
   </w:abstractNum>
-  <w:abstractNum w:abstractNumId="46" w15:restartNumberingAfterBreak="0">
+  <w:abstractNum w:abstractNumId="26" w15:restartNumberingAfterBreak="0">
     <w:nsid w:val="767F2668"/>
     <w:multiLevelType w:val="multilevel"/>
     <w:tmpl w:val="21727A62"/>
@@ -12969,120 +10848,7 @@
       </w:rPr>
     </w:lvl>
   </w:abstractNum>
-  <w:abstractNum w:abstractNumId="47" w15:restartNumberingAfterBreak="0">
-    <w:nsid w:val="77E85D3D"/>
-    <w:multiLevelType w:val="multilevel"/>
-    <w:tmpl w:val="5E2E9860"/>
-    <w:lvl w:ilvl="0">
-      <w:start w:val="1"/>
-      <w:numFmt w:val="decimal"/>
-      <w:lvlText w:val="%1."/>
-      <w:lvlJc w:val="left"/>
-      <w:pPr>
-        <w:tabs>
-          <w:tab w:val="num" w:pos="720"/>
-        </w:tabs>
-        <w:ind w:left="720" w:hanging="360"/>
-      </w:pPr>
-    </w:lvl>
-    <w:lvl w:ilvl="1" w:tentative="1">
-      <w:start w:val="1"/>
-      <w:numFmt w:val="decimal"/>
-      <w:lvlText w:val="%2."/>
-      <w:lvlJc w:val="left"/>
-      <w:pPr>
-        <w:tabs>
-          <w:tab w:val="num" w:pos="1440"/>
-        </w:tabs>
-        <w:ind w:left="1440" w:hanging="360"/>
-      </w:pPr>
-    </w:lvl>
-    <w:lvl w:ilvl="2" w:tentative="1">
-      <w:start w:val="1"/>
-      <w:numFmt w:val="decimal"/>
-      <w:lvlText w:val="%3."/>
-      <w:lvlJc w:val="left"/>
-      <w:pPr>
-        <w:tabs>
-          <w:tab w:val="num" w:pos="2160"/>
-        </w:tabs>
-        <w:ind w:left="2160" w:hanging="360"/>
-      </w:pPr>
-    </w:lvl>
-    <w:lvl w:ilvl="3" w:tentative="1">
-      <w:start w:val="1"/>
-      <w:numFmt w:val="decimal"/>
-      <w:lvlText w:val="%4."/>
-      <w:lvlJc w:val="left"/>
-      <w:pPr>
-        <w:tabs>
-          <w:tab w:val="num" w:pos="2880"/>
-        </w:tabs>
-        <w:ind w:left="2880" w:hanging="360"/>
-      </w:pPr>
-    </w:lvl>
-    <w:lvl w:ilvl="4" w:tentative="1">
-      <w:start w:val="1"/>
-      <w:numFmt w:val="decimal"/>
-      <w:lvlText w:val="%5."/>
-      <w:lvlJc w:val="left"/>
-      <w:pPr>
-        <w:tabs>
-          <w:tab w:val="num" w:pos="3600"/>
-        </w:tabs>
-        <w:ind w:left="3600" w:hanging="360"/>
-      </w:pPr>
-    </w:lvl>
-    <w:lvl w:ilvl="5" w:tentative="1">
-      <w:start w:val="1"/>
-      <w:numFmt w:val="decimal"/>
-      <w:lvlText w:val="%6."/>
-      <w:lvlJc w:val="left"/>
-      <w:pPr>
-        <w:tabs>
-          <w:tab w:val="num" w:pos="4320"/>
-        </w:tabs>
-        <w:ind w:left="4320" w:hanging="360"/>
-      </w:pPr>
-    </w:lvl>
-    <w:lvl w:ilvl="6" w:tentative="1">
-      <w:start w:val="1"/>
-      <w:numFmt w:val="decimal"/>
-      <w:lvlText w:val="%7."/>
-      <w:lvlJc w:val="left"/>
-      <w:pPr>
-        <w:tabs>
-          <w:tab w:val="num" w:pos="5040"/>
-        </w:tabs>
-        <w:ind w:left="5040" w:hanging="360"/>
-      </w:pPr>
-    </w:lvl>
-    <w:lvl w:ilvl="7" w:tentative="1">
-      <w:start w:val="1"/>
-      <w:numFmt w:val="decimal"/>
-      <w:lvlText w:val="%8."/>
-      <w:lvlJc w:val="left"/>
-      <w:pPr>
-        <w:tabs>
-          <w:tab w:val="num" w:pos="5760"/>
-        </w:tabs>
-        <w:ind w:left="5760" w:hanging="360"/>
-      </w:pPr>
-    </w:lvl>
-    <w:lvl w:ilvl="8" w:tentative="1">
-      <w:start w:val="1"/>
-      <w:numFmt w:val="decimal"/>
-      <w:lvlText w:val="%9."/>
-      <w:lvlJc w:val="left"/>
-      <w:pPr>
-        <w:tabs>
-          <w:tab w:val="num" w:pos="6480"/>
-        </w:tabs>
-        <w:ind w:left="6480" w:hanging="360"/>
-      </w:pPr>
-    </w:lvl>
-  </w:abstractNum>
-  <w:abstractNum w:abstractNumId="48" w15:restartNumberingAfterBreak="0">
+  <w:abstractNum w:abstractNumId="27" w15:restartNumberingAfterBreak="0">
     <w:nsid w:val="78047FE7"/>
     <w:multiLevelType w:val="multilevel"/>
     <w:tmpl w:val="095ECB90"/>
@@ -13231,7 +10997,7 @@
       </w:rPr>
     </w:lvl>
   </w:abstractNum>
-  <w:abstractNum w:abstractNumId="49" w15:restartNumberingAfterBreak="0">
+  <w:abstractNum w:abstractNumId="28" w15:restartNumberingAfterBreak="0">
     <w:nsid w:val="7A611C99"/>
     <w:multiLevelType w:val="multilevel"/>
     <w:tmpl w:val="95462DA8"/>
@@ -13380,382 +11146,7 @@
       </w:rPr>
     </w:lvl>
   </w:abstractNum>
-  <w:abstractNum w:abstractNumId="50" w15:restartNumberingAfterBreak="0">
-    <w:nsid w:val="7A63723F"/>
-    <w:multiLevelType w:val="multilevel"/>
-    <w:tmpl w:val="7CC2955C"/>
-    <w:lvl w:ilvl="0">
-      <w:start w:val="1"/>
-      <w:numFmt w:val="decimal"/>
-      <w:lvlText w:val="%1."/>
-      <w:lvlJc w:val="left"/>
-      <w:pPr>
-        <w:tabs>
-          <w:tab w:val="num" w:pos="720"/>
-        </w:tabs>
-        <w:ind w:left="720" w:hanging="360"/>
-      </w:pPr>
-    </w:lvl>
-    <w:lvl w:ilvl="1" w:tentative="1">
-      <w:start w:val="1"/>
-      <w:numFmt w:val="decimal"/>
-      <w:lvlText w:val="%2."/>
-      <w:lvlJc w:val="left"/>
-      <w:pPr>
-        <w:tabs>
-          <w:tab w:val="num" w:pos="1440"/>
-        </w:tabs>
-        <w:ind w:left="1440" w:hanging="360"/>
-      </w:pPr>
-    </w:lvl>
-    <w:lvl w:ilvl="2" w:tentative="1">
-      <w:start w:val="1"/>
-      <w:numFmt w:val="decimal"/>
-      <w:lvlText w:val="%3."/>
-      <w:lvlJc w:val="left"/>
-      <w:pPr>
-        <w:tabs>
-          <w:tab w:val="num" w:pos="2160"/>
-        </w:tabs>
-        <w:ind w:left="2160" w:hanging="360"/>
-      </w:pPr>
-    </w:lvl>
-    <w:lvl w:ilvl="3" w:tentative="1">
-      <w:start w:val="1"/>
-      <w:numFmt w:val="decimal"/>
-      <w:lvlText w:val="%4."/>
-      <w:lvlJc w:val="left"/>
-      <w:pPr>
-        <w:tabs>
-          <w:tab w:val="num" w:pos="2880"/>
-        </w:tabs>
-        <w:ind w:left="2880" w:hanging="360"/>
-      </w:pPr>
-    </w:lvl>
-    <w:lvl w:ilvl="4" w:tentative="1">
-      <w:start w:val="1"/>
-      <w:numFmt w:val="decimal"/>
-      <w:lvlText w:val="%5."/>
-      <w:lvlJc w:val="left"/>
-      <w:pPr>
-        <w:tabs>
-          <w:tab w:val="num" w:pos="3600"/>
-        </w:tabs>
-        <w:ind w:left="3600" w:hanging="360"/>
-      </w:pPr>
-    </w:lvl>
-    <w:lvl w:ilvl="5" w:tentative="1">
-      <w:start w:val="1"/>
-      <w:numFmt w:val="decimal"/>
-      <w:lvlText w:val="%6."/>
-      <w:lvlJc w:val="left"/>
-      <w:pPr>
-        <w:tabs>
-          <w:tab w:val="num" w:pos="4320"/>
-        </w:tabs>
-        <w:ind w:left="4320" w:hanging="360"/>
-      </w:pPr>
-    </w:lvl>
-    <w:lvl w:ilvl="6" w:tentative="1">
-      <w:start w:val="1"/>
-      <w:numFmt w:val="decimal"/>
-      <w:lvlText w:val="%7."/>
-      <w:lvlJc w:val="left"/>
-      <w:pPr>
-        <w:tabs>
-          <w:tab w:val="num" w:pos="5040"/>
-        </w:tabs>
-        <w:ind w:left="5040" w:hanging="360"/>
-      </w:pPr>
-    </w:lvl>
-    <w:lvl w:ilvl="7" w:tentative="1">
-      <w:start w:val="1"/>
-      <w:numFmt w:val="decimal"/>
-      <w:lvlText w:val="%8."/>
-      <w:lvlJc w:val="left"/>
-      <w:pPr>
-        <w:tabs>
-          <w:tab w:val="num" w:pos="5760"/>
-        </w:tabs>
-        <w:ind w:left="5760" w:hanging="360"/>
-      </w:pPr>
-    </w:lvl>
-    <w:lvl w:ilvl="8" w:tentative="1">
-      <w:start w:val="1"/>
-      <w:numFmt w:val="decimal"/>
-      <w:lvlText w:val="%9."/>
-      <w:lvlJc w:val="left"/>
-      <w:pPr>
-        <w:tabs>
-          <w:tab w:val="num" w:pos="6480"/>
-        </w:tabs>
-        <w:ind w:left="6480" w:hanging="360"/>
-      </w:pPr>
-    </w:lvl>
-  </w:abstractNum>
-  <w:abstractNum w:abstractNumId="51" w15:restartNumberingAfterBreak="0">
-    <w:nsid w:val="7D550074"/>
-    <w:multiLevelType w:val="multilevel"/>
-    <w:tmpl w:val="2AAEB2E6"/>
-    <w:lvl w:ilvl="0">
-      <w:start w:val="1"/>
-      <w:numFmt w:val="decimal"/>
-      <w:lvlText w:val="%1."/>
-      <w:lvlJc w:val="left"/>
-      <w:pPr>
-        <w:tabs>
-          <w:tab w:val="num" w:pos="720"/>
-        </w:tabs>
-        <w:ind w:left="720" w:hanging="360"/>
-      </w:pPr>
-    </w:lvl>
-    <w:lvl w:ilvl="1" w:tentative="1">
-      <w:start w:val="1"/>
-      <w:numFmt w:val="decimal"/>
-      <w:lvlText w:val="%2."/>
-      <w:lvlJc w:val="left"/>
-      <w:pPr>
-        <w:tabs>
-          <w:tab w:val="num" w:pos="1440"/>
-        </w:tabs>
-        <w:ind w:left="1440" w:hanging="360"/>
-      </w:pPr>
-    </w:lvl>
-    <w:lvl w:ilvl="2" w:tentative="1">
-      <w:start w:val="1"/>
-      <w:numFmt w:val="decimal"/>
-      <w:lvlText w:val="%3."/>
-      <w:lvlJc w:val="left"/>
-      <w:pPr>
-        <w:tabs>
-          <w:tab w:val="num" w:pos="2160"/>
-        </w:tabs>
-        <w:ind w:left="2160" w:hanging="360"/>
-      </w:pPr>
-    </w:lvl>
-    <w:lvl w:ilvl="3" w:tentative="1">
-      <w:start w:val="1"/>
-      <w:numFmt w:val="decimal"/>
-      <w:lvlText w:val="%4."/>
-      <w:lvlJc w:val="left"/>
-      <w:pPr>
-        <w:tabs>
-          <w:tab w:val="num" w:pos="2880"/>
-        </w:tabs>
-        <w:ind w:left="2880" w:hanging="360"/>
-      </w:pPr>
-    </w:lvl>
-    <w:lvl w:ilvl="4" w:tentative="1">
-      <w:start w:val="1"/>
-      <w:numFmt w:val="decimal"/>
-      <w:lvlText w:val="%5."/>
-      <w:lvlJc w:val="left"/>
-      <w:pPr>
-        <w:tabs>
-          <w:tab w:val="num" w:pos="3600"/>
-        </w:tabs>
-        <w:ind w:left="3600" w:hanging="360"/>
-      </w:pPr>
-    </w:lvl>
-    <w:lvl w:ilvl="5" w:tentative="1">
-      <w:start w:val="1"/>
-      <w:numFmt w:val="decimal"/>
-      <w:lvlText w:val="%6."/>
-      <w:lvlJc w:val="left"/>
-      <w:pPr>
-        <w:tabs>
-          <w:tab w:val="num" w:pos="4320"/>
-        </w:tabs>
-        <w:ind w:left="4320" w:hanging="360"/>
-      </w:pPr>
-    </w:lvl>
-    <w:lvl w:ilvl="6" w:tentative="1">
-      <w:start w:val="1"/>
-      <w:numFmt w:val="decimal"/>
-      <w:lvlText w:val="%7."/>
-      <w:lvlJc w:val="left"/>
-      <w:pPr>
-        <w:tabs>
-          <w:tab w:val="num" w:pos="5040"/>
-        </w:tabs>
-        <w:ind w:left="5040" w:hanging="360"/>
-      </w:pPr>
-    </w:lvl>
-    <w:lvl w:ilvl="7" w:tentative="1">
-      <w:start w:val="1"/>
-      <w:numFmt w:val="decimal"/>
-      <w:lvlText w:val="%8."/>
-      <w:lvlJc w:val="left"/>
-      <w:pPr>
-        <w:tabs>
-          <w:tab w:val="num" w:pos="5760"/>
-        </w:tabs>
-        <w:ind w:left="5760" w:hanging="360"/>
-      </w:pPr>
-    </w:lvl>
-    <w:lvl w:ilvl="8" w:tentative="1">
-      <w:start w:val="1"/>
-      <w:numFmt w:val="decimal"/>
-      <w:lvlText w:val="%9."/>
-      <w:lvlJc w:val="left"/>
-      <w:pPr>
-        <w:tabs>
-          <w:tab w:val="num" w:pos="6480"/>
-        </w:tabs>
-        <w:ind w:left="6480" w:hanging="360"/>
-      </w:pPr>
-    </w:lvl>
-  </w:abstractNum>
-  <w:abstractNum w:abstractNumId="52" w15:restartNumberingAfterBreak="0">
-    <w:nsid w:val="7DAC78E6"/>
-    <w:multiLevelType w:val="multilevel"/>
-    <w:tmpl w:val="9F9A87E2"/>
-    <w:lvl w:ilvl="0">
-      <w:start w:val="1"/>
-      <w:numFmt w:val="bullet"/>
-      <w:lvlText w:val=""/>
-      <w:lvlJc w:val="left"/>
-      <w:pPr>
-        <w:tabs>
-          <w:tab w:val="num" w:pos="720"/>
-        </w:tabs>
-        <w:ind w:left="720" w:hanging="360"/>
-      </w:pPr>
-      <w:rPr>
-        <w:rFonts w:ascii="Symbol" w:hAnsi="Symbol" w:hint="default"/>
-        <w:sz w:val="20"/>
-      </w:rPr>
-    </w:lvl>
-    <w:lvl w:ilvl="1" w:tentative="1">
-      <w:start w:val="1"/>
-      <w:numFmt w:val="bullet"/>
-      <w:lvlText w:val=""/>
-      <w:lvlJc w:val="left"/>
-      <w:pPr>
-        <w:tabs>
-          <w:tab w:val="num" w:pos="1440"/>
-        </w:tabs>
-        <w:ind w:left="1440" w:hanging="360"/>
-      </w:pPr>
-      <w:rPr>
-        <w:rFonts w:ascii="Symbol" w:hAnsi="Symbol" w:hint="default"/>
-        <w:sz w:val="20"/>
-      </w:rPr>
-    </w:lvl>
-    <w:lvl w:ilvl="2" w:tentative="1">
-      <w:start w:val="1"/>
-      <w:numFmt w:val="bullet"/>
-      <w:lvlText w:val=""/>
-      <w:lvlJc w:val="left"/>
-      <w:pPr>
-        <w:tabs>
-          <w:tab w:val="num" w:pos="2160"/>
-        </w:tabs>
-        <w:ind w:left="2160" w:hanging="360"/>
-      </w:pPr>
-      <w:rPr>
-        <w:rFonts w:ascii="Symbol" w:hAnsi="Symbol" w:hint="default"/>
-        <w:sz w:val="20"/>
-      </w:rPr>
-    </w:lvl>
-    <w:lvl w:ilvl="3" w:tentative="1">
-      <w:start w:val="1"/>
-      <w:numFmt w:val="bullet"/>
-      <w:lvlText w:val=""/>
-      <w:lvlJc w:val="left"/>
-      <w:pPr>
-        <w:tabs>
-          <w:tab w:val="num" w:pos="2880"/>
-        </w:tabs>
-        <w:ind w:left="2880" w:hanging="360"/>
-      </w:pPr>
-      <w:rPr>
-        <w:rFonts w:ascii="Symbol" w:hAnsi="Symbol" w:hint="default"/>
-        <w:sz w:val="20"/>
-      </w:rPr>
-    </w:lvl>
-    <w:lvl w:ilvl="4" w:tentative="1">
-      <w:start w:val="1"/>
-      <w:numFmt w:val="bullet"/>
-      <w:lvlText w:val=""/>
-      <w:lvlJc w:val="left"/>
-      <w:pPr>
-        <w:tabs>
-          <w:tab w:val="num" w:pos="3600"/>
-        </w:tabs>
-        <w:ind w:left="3600" w:hanging="360"/>
-      </w:pPr>
-      <w:rPr>
-        <w:rFonts w:ascii="Symbol" w:hAnsi="Symbol" w:hint="default"/>
-        <w:sz w:val="20"/>
-      </w:rPr>
-    </w:lvl>
-    <w:lvl w:ilvl="5" w:tentative="1">
-      <w:start w:val="1"/>
-      <w:numFmt w:val="bullet"/>
-      <w:lvlText w:val=""/>
-      <w:lvlJc w:val="left"/>
-      <w:pPr>
-        <w:tabs>
-          <w:tab w:val="num" w:pos="4320"/>
-        </w:tabs>
-        <w:ind w:left="4320" w:hanging="360"/>
-      </w:pPr>
-      <w:rPr>
-        <w:rFonts w:ascii="Symbol" w:hAnsi="Symbol" w:hint="default"/>
-        <w:sz w:val="20"/>
-      </w:rPr>
-    </w:lvl>
-    <w:lvl w:ilvl="6" w:tentative="1">
-      <w:start w:val="1"/>
-      <w:numFmt w:val="bullet"/>
-      <w:lvlText w:val=""/>
-      <w:lvlJc w:val="left"/>
-      <w:pPr>
-        <w:tabs>
-          <w:tab w:val="num" w:pos="5040"/>
-        </w:tabs>
-        <w:ind w:left="5040" w:hanging="360"/>
-      </w:pPr>
-      <w:rPr>
-        <w:rFonts w:ascii="Symbol" w:hAnsi="Symbol" w:hint="default"/>
-        <w:sz w:val="20"/>
-      </w:rPr>
-    </w:lvl>
-    <w:lvl w:ilvl="7" w:tentative="1">
-      <w:start w:val="1"/>
-      <w:numFmt w:val="bullet"/>
-      <w:lvlText w:val=""/>
-      <w:lvlJc w:val="left"/>
-      <w:pPr>
-        <w:tabs>
-          <w:tab w:val="num" w:pos="5760"/>
-        </w:tabs>
-        <w:ind w:left="5760" w:hanging="360"/>
-      </w:pPr>
-      <w:rPr>
-        <w:rFonts w:ascii="Symbol" w:hAnsi="Symbol" w:hint="default"/>
-        <w:sz w:val="20"/>
-      </w:rPr>
-    </w:lvl>
-    <w:lvl w:ilvl="8" w:tentative="1">
-      <w:start w:val="1"/>
-      <w:numFmt w:val="bullet"/>
-      <w:lvlText w:val=""/>
-      <w:lvlJc w:val="left"/>
-      <w:pPr>
-        <w:tabs>
-          <w:tab w:val="num" w:pos="6480"/>
-        </w:tabs>
-        <w:ind w:left="6480" w:hanging="360"/>
-      </w:pPr>
-      <w:rPr>
-        <w:rFonts w:ascii="Symbol" w:hAnsi="Symbol" w:hint="default"/>
-        <w:sz w:val="20"/>
-      </w:rPr>
-    </w:lvl>
-  </w:abstractNum>
-  <w:abstractNum w:abstractNumId="53" w15:restartNumberingAfterBreak="0">
+  <w:abstractNum w:abstractNumId="29" w15:restartNumberingAfterBreak="0">
     <w:nsid w:val="7F693EFF"/>
     <w:multiLevelType w:val="multilevel"/>
     <w:tmpl w:val="F5EADD5A"/>
@@ -13872,290 +11263,97 @@
       </w:pPr>
     </w:lvl>
   </w:abstractNum>
-  <w:abstractNum w:abstractNumId="54" w15:restartNumberingAfterBreak="0">
-    <w:nsid w:val="7FC04D11"/>
-    <w:multiLevelType w:val="multilevel"/>
-    <w:tmpl w:val="8500B184"/>
-    <w:lvl w:ilvl="0">
-      <w:start w:val="1"/>
-      <w:numFmt w:val="decimal"/>
-      <w:lvlText w:val="%1."/>
-      <w:lvlJc w:val="left"/>
-      <w:pPr>
-        <w:tabs>
-          <w:tab w:val="num" w:pos="720"/>
-        </w:tabs>
-        <w:ind w:left="720" w:hanging="360"/>
-      </w:pPr>
-    </w:lvl>
-    <w:lvl w:ilvl="1" w:tentative="1">
-      <w:start w:val="1"/>
-      <w:numFmt w:val="decimal"/>
-      <w:lvlText w:val="%2."/>
-      <w:lvlJc w:val="left"/>
-      <w:pPr>
-        <w:tabs>
-          <w:tab w:val="num" w:pos="1440"/>
-        </w:tabs>
-        <w:ind w:left="1440" w:hanging="360"/>
-      </w:pPr>
-    </w:lvl>
-    <w:lvl w:ilvl="2" w:tentative="1">
-      <w:start w:val="1"/>
-      <w:numFmt w:val="decimal"/>
-      <w:lvlText w:val="%3."/>
-      <w:lvlJc w:val="left"/>
-      <w:pPr>
-        <w:tabs>
-          <w:tab w:val="num" w:pos="2160"/>
-        </w:tabs>
-        <w:ind w:left="2160" w:hanging="360"/>
-      </w:pPr>
-    </w:lvl>
-    <w:lvl w:ilvl="3" w:tentative="1">
-      <w:start w:val="1"/>
-      <w:numFmt w:val="decimal"/>
-      <w:lvlText w:val="%4."/>
-      <w:lvlJc w:val="left"/>
-      <w:pPr>
-        <w:tabs>
-          <w:tab w:val="num" w:pos="2880"/>
-        </w:tabs>
-        <w:ind w:left="2880" w:hanging="360"/>
-      </w:pPr>
-    </w:lvl>
-    <w:lvl w:ilvl="4" w:tentative="1">
-      <w:start w:val="1"/>
-      <w:numFmt w:val="decimal"/>
-      <w:lvlText w:val="%5."/>
-      <w:lvlJc w:val="left"/>
-      <w:pPr>
-        <w:tabs>
-          <w:tab w:val="num" w:pos="3600"/>
-        </w:tabs>
-        <w:ind w:left="3600" w:hanging="360"/>
-      </w:pPr>
-    </w:lvl>
-    <w:lvl w:ilvl="5" w:tentative="1">
-      <w:start w:val="1"/>
-      <w:numFmt w:val="decimal"/>
-      <w:lvlText w:val="%6."/>
-      <w:lvlJc w:val="left"/>
-      <w:pPr>
-        <w:tabs>
-          <w:tab w:val="num" w:pos="4320"/>
-        </w:tabs>
-        <w:ind w:left="4320" w:hanging="360"/>
-      </w:pPr>
-    </w:lvl>
-    <w:lvl w:ilvl="6" w:tentative="1">
-      <w:start w:val="1"/>
-      <w:numFmt w:val="decimal"/>
-      <w:lvlText w:val="%7."/>
-      <w:lvlJc w:val="left"/>
-      <w:pPr>
-        <w:tabs>
-          <w:tab w:val="num" w:pos="5040"/>
-        </w:tabs>
-        <w:ind w:left="5040" w:hanging="360"/>
-      </w:pPr>
-    </w:lvl>
-    <w:lvl w:ilvl="7" w:tentative="1">
-      <w:start w:val="1"/>
-      <w:numFmt w:val="decimal"/>
-      <w:lvlText w:val="%8."/>
-      <w:lvlJc w:val="left"/>
-      <w:pPr>
-        <w:tabs>
-          <w:tab w:val="num" w:pos="5760"/>
-        </w:tabs>
-        <w:ind w:left="5760" w:hanging="360"/>
-      </w:pPr>
-    </w:lvl>
-    <w:lvl w:ilvl="8" w:tentative="1">
-      <w:start w:val="1"/>
-      <w:numFmt w:val="decimal"/>
-      <w:lvlText w:val="%9."/>
-      <w:lvlJc w:val="left"/>
-      <w:pPr>
-        <w:tabs>
-          <w:tab w:val="num" w:pos="6480"/>
-        </w:tabs>
-        <w:ind w:left="6480" w:hanging="360"/>
-      </w:pPr>
-    </w:lvl>
-  </w:abstractNum>
-  <w:num w:numId="1" w16cid:durableId="1044669842">
-    <w:abstractNumId w:val="40"/>
+  <w:num w:numId="1" w16cid:durableId="626743724">
+    <w:abstractNumId w:val="6"/>
   </w:num>
-  <w:num w:numId="2" w16cid:durableId="751859171">
+  <w:num w:numId="2" w16cid:durableId="297152199">
+    <w:abstractNumId w:val="0"/>
+  </w:num>
+  <w:num w:numId="3" w16cid:durableId="1389106037">
+    <w:abstractNumId w:val="26"/>
+  </w:num>
+  <w:num w:numId="4" w16cid:durableId="1488548116">
+    <w:abstractNumId w:val="4"/>
+  </w:num>
+  <w:num w:numId="5" w16cid:durableId="614288931">
+    <w:abstractNumId w:val="19"/>
+  </w:num>
+  <w:num w:numId="6" w16cid:durableId="765223985">
+    <w:abstractNumId w:val="29"/>
+  </w:num>
+  <w:num w:numId="7" w16cid:durableId="805123109">
+    <w:abstractNumId w:val="25"/>
+  </w:num>
+  <w:num w:numId="8" w16cid:durableId="1601916474">
+    <w:abstractNumId w:val="12"/>
+  </w:num>
+  <w:num w:numId="9" w16cid:durableId="428503132">
+    <w:abstractNumId w:val="14"/>
+  </w:num>
+  <w:num w:numId="10" w16cid:durableId="386301620">
+    <w:abstractNumId w:val="13"/>
+  </w:num>
+  <w:num w:numId="11" w16cid:durableId="1005983543">
+    <w:abstractNumId w:val="5"/>
+  </w:num>
+  <w:num w:numId="12" w16cid:durableId="1383094397">
+    <w:abstractNumId w:val="17"/>
+  </w:num>
+  <w:num w:numId="13" w16cid:durableId="132797494">
+    <w:abstractNumId w:val="27"/>
+  </w:num>
+  <w:num w:numId="14" w16cid:durableId="410811088">
+    <w:abstractNumId w:val="23"/>
+  </w:num>
+  <w:num w:numId="15" w16cid:durableId="966667809">
+    <w:abstractNumId w:val="16"/>
+  </w:num>
+  <w:num w:numId="16" w16cid:durableId="1544976151">
+    <w:abstractNumId w:val="22"/>
+  </w:num>
+  <w:num w:numId="17" w16cid:durableId="118570661">
+    <w:abstractNumId w:val="21"/>
+  </w:num>
+  <w:num w:numId="18" w16cid:durableId="558786331">
+    <w:abstractNumId w:val="3"/>
+  </w:num>
+  <w:num w:numId="19" w16cid:durableId="865364272">
+    <w:abstractNumId w:val="24"/>
+  </w:num>
+  <w:num w:numId="20" w16cid:durableId="240606995">
+    <w:abstractNumId w:val="2"/>
+  </w:num>
+  <w:num w:numId="21" w16cid:durableId="1074281219">
+    <w:abstractNumId w:val="9"/>
+  </w:num>
+  <w:num w:numId="22" w16cid:durableId="76825477">
+    <w:abstractNumId w:val="11"/>
+  </w:num>
+  <w:num w:numId="23" w16cid:durableId="461265046">
+    <w:abstractNumId w:val="20"/>
+  </w:num>
+  <w:num w:numId="24" w16cid:durableId="363403658">
     <w:abstractNumId w:val="10"/>
   </w:num>
-  <w:num w:numId="3" w16cid:durableId="1391689702">
-    <w:abstractNumId w:val="19"/>
+  <w:num w:numId="25" w16cid:durableId="1202480351">
+    <w:abstractNumId w:val="15"/>
   </w:num>
-  <w:num w:numId="4" w16cid:durableId="1537884721">
-    <w:abstractNumId w:val="41"/>
+  <w:num w:numId="26" w16cid:durableId="458957407">
+    <w:abstractNumId w:val="1"/>
   </w:num>
-  <w:num w:numId="5" w16cid:durableId="543714735">
-    <w:abstractNumId w:val="30"/>
+  <w:num w:numId="27" w16cid:durableId="1373506403">
+    <w:abstractNumId w:val="18"/>
   </w:num>
-  <w:num w:numId="6" w16cid:durableId="962272814">
-    <w:abstractNumId w:val="22"/>
-  </w:num>
-  <w:num w:numId="7" w16cid:durableId="550650192">
-    <w:abstractNumId w:val="12"/>
-  </w:num>
-  <w:num w:numId="8" w16cid:durableId="240793494">
-    <w:abstractNumId w:val="12"/>
-  </w:num>
-  <w:num w:numId="9" w16cid:durableId="626743724">
-    <w:abstractNumId w:val="12"/>
-  </w:num>
-  <w:num w:numId="10" w16cid:durableId="297152199">
-    <w:abstractNumId w:val="0"/>
-  </w:num>
-  <w:num w:numId="11" w16cid:durableId="2134857441">
+  <w:num w:numId="28" w16cid:durableId="1949003165">
     <w:abstractNumId w:val="28"/>
   </w:num>
-  <w:num w:numId="12" w16cid:durableId="814032841">
-    <w:abstractNumId w:val="11"/>
-  </w:num>
-  <w:num w:numId="13" w16cid:durableId="1611469133">
-    <w:abstractNumId w:val="54"/>
-  </w:num>
-  <w:num w:numId="14" w16cid:durableId="1231963603">
-    <w:abstractNumId w:val="42"/>
-  </w:num>
-  <w:num w:numId="15" w16cid:durableId="1777359005">
-    <w:abstractNumId w:val="51"/>
-  </w:num>
-  <w:num w:numId="16" w16cid:durableId="211432699">
-    <w:abstractNumId w:val="23"/>
-  </w:num>
-  <w:num w:numId="17" w16cid:durableId="543905616">
-    <w:abstractNumId w:val="17"/>
-  </w:num>
-  <w:num w:numId="18" w16cid:durableId="2130739007">
-    <w:abstractNumId w:val="44"/>
-  </w:num>
-  <w:num w:numId="19" w16cid:durableId="1284850338">
-    <w:abstractNumId w:val="50"/>
-  </w:num>
-  <w:num w:numId="20" w16cid:durableId="800343201">
-    <w:abstractNumId w:val="38"/>
-  </w:num>
-  <w:num w:numId="21" w16cid:durableId="869955518">
-    <w:abstractNumId w:val="15"/>
-  </w:num>
-  <w:num w:numId="22" w16cid:durableId="483279714">
+  <w:num w:numId="29" w16cid:durableId="1909219134">
     <w:abstractNumId w:val="7"/>
   </w:num>
-  <w:num w:numId="23" w16cid:durableId="65495663">
-    <w:abstractNumId w:val="26"/>
-  </w:num>
-  <w:num w:numId="24" w16cid:durableId="127867809">
-    <w:abstractNumId w:val="47"/>
-  </w:num>
-  <w:num w:numId="25" w16cid:durableId="757484285">
-    <w:abstractNumId w:val="13"/>
-  </w:num>
-  <w:num w:numId="26" w16cid:durableId="1768774031">
-    <w:abstractNumId w:val="5"/>
-  </w:num>
-  <w:num w:numId="27" w16cid:durableId="1512796923">
-    <w:abstractNumId w:val="3"/>
-  </w:num>
-  <w:num w:numId="28" w16cid:durableId="855384913">
-    <w:abstractNumId w:val="52"/>
-  </w:num>
-  <w:num w:numId="29" w16cid:durableId="1894847561">
-    <w:abstractNumId w:val="2"/>
-  </w:num>
-  <w:num w:numId="30" w16cid:durableId="1105540154">
-    <w:abstractNumId w:val="43"/>
-  </w:num>
-  <w:num w:numId="31" w16cid:durableId="394666317">
-    <w:abstractNumId w:val="32"/>
-  </w:num>
-  <w:num w:numId="32" w16cid:durableId="1389106037">
-    <w:abstractNumId w:val="46"/>
-  </w:num>
-  <w:num w:numId="33" w16cid:durableId="1488548116">
+  <w:num w:numId="30" w16cid:durableId="1208638948">
     <w:abstractNumId w:val="8"/>
   </w:num>
-  <w:num w:numId="34" w16cid:durableId="614288931">
-    <w:abstractNumId w:val="33"/>
-  </w:num>
-  <w:num w:numId="35" w16cid:durableId="765223985">
-    <w:abstractNumId w:val="53"/>
-  </w:num>
-  <w:num w:numId="36" w16cid:durableId="805123109">
-    <w:abstractNumId w:val="45"/>
-  </w:num>
-  <w:num w:numId="37" w16cid:durableId="1601916474">
-    <w:abstractNumId w:val="20"/>
-  </w:num>
-  <w:num w:numId="38" w16cid:durableId="428503132">
-    <w:abstractNumId w:val="24"/>
-  </w:num>
-  <w:num w:numId="39" w16cid:durableId="386301620">
-    <w:abstractNumId w:val="21"/>
-  </w:num>
-  <w:num w:numId="40" w16cid:durableId="1005983543">
-    <w:abstractNumId w:val="9"/>
-  </w:num>
-  <w:num w:numId="41" w16cid:durableId="1383094397">
-    <w:abstractNumId w:val="29"/>
-  </w:num>
-  <w:num w:numId="42" w16cid:durableId="132797494">
-    <w:abstractNumId w:val="48"/>
-  </w:num>
-  <w:num w:numId="43" w16cid:durableId="410811088">
-    <w:abstractNumId w:val="37"/>
-  </w:num>
-  <w:num w:numId="44" w16cid:durableId="966667809">
-    <w:abstractNumId w:val="27"/>
-  </w:num>
-  <w:num w:numId="45" w16cid:durableId="1544976151">
-    <w:abstractNumId w:val="36"/>
-  </w:num>
-  <w:num w:numId="46" w16cid:durableId="118570661">
-    <w:abstractNumId w:val="35"/>
-  </w:num>
-  <w:num w:numId="47" w16cid:durableId="558786331">
-    <w:abstractNumId w:val="6"/>
-  </w:num>
-  <w:num w:numId="48" w16cid:durableId="865364272">
-    <w:abstractNumId w:val="39"/>
-  </w:num>
-  <w:num w:numId="49" w16cid:durableId="240606995">
-    <w:abstractNumId w:val="4"/>
-  </w:num>
-  <w:num w:numId="50" w16cid:durableId="1074281219">
-    <w:abstractNumId w:val="14"/>
-  </w:num>
-  <w:num w:numId="51" w16cid:durableId="76825477">
-    <w:abstractNumId w:val="18"/>
-  </w:num>
-  <w:num w:numId="52" w16cid:durableId="461265046">
-    <w:abstractNumId w:val="34"/>
-  </w:num>
-  <w:num w:numId="53" w16cid:durableId="363403658">
-    <w:abstractNumId w:val="16"/>
-  </w:num>
-  <w:num w:numId="54" w16cid:durableId="1202480351">
-    <w:abstractNumId w:val="25"/>
-  </w:num>
-  <w:num w:numId="55" w16cid:durableId="458957407">
-    <w:abstractNumId w:val="1"/>
-  </w:num>
-  <w:num w:numId="56" w16cid:durableId="1373506403">
-    <w:abstractNumId w:val="31"/>
-  </w:num>
-  <w:num w:numId="57" w16cid:durableId="1949003165">
-    <w:abstractNumId w:val="49"/>
-  </w:num>
+  <w:numIdMacAtCleanup w:val="30"/>
 </w:numbering>
 </file>
 
@@ -14573,7 +11771,7 @@
       <w:keepNext/>
       <w:keepLines/>
       <w:numPr>
-        <w:numId w:val="9"/>
+        <w:numId w:val="1"/>
       </w:numPr>
       <w:pBdr>
         <w:bottom w:val="single" w:sz="4" w:space="1" w:color="auto"/>
@@ -14604,7 +11802,7 @@
       <w:keepLines/>
       <w:numPr>
         <w:ilvl w:val="1"/>
-        <w:numId w:val="9"/>
+        <w:numId w:val="1"/>
       </w:numPr>
       <w:spacing w:before="40" w:after="0"/>
       <w:outlineLvl w:val="1"/>
@@ -14633,7 +11831,7 @@
       <w:keepLines/>
       <w:numPr>
         <w:ilvl w:val="2"/>
-        <w:numId w:val="10"/>
+        <w:numId w:val="2"/>
       </w:numPr>
       <w:spacing w:before="40" w:after="0"/>
       <w:ind w:left="720"/>
@@ -14715,6 +11913,17 @@
       <w:sz w:val="28"/>
       <w:szCs w:val="24"/>
     </w:rPr>
+  </w:style>
+  <w:style w:type="paragraph" w:styleId="Prrafodelista">
+    <w:name w:val="List Paragraph"/>
+    <w:basedOn w:val="Normal"/>
+    <w:uiPriority w:val="34"/>
+    <w:qFormat/>
+    <w:rsid w:val="00EF0C01"/>
+    <w:pPr>
+      <w:ind w:left="720"/>
+      <w:contextualSpacing/>
+    </w:pPr>
   </w:style>
 </w:styles>
 </file>

--- a/documentacion/ChatDesarrollo_001.docx
+++ b/documentacion/ChatDesarrollo_001.docx
@@ -7250,8 +7250,339 @@
     </w:p>
     <w:p>
       <w:pPr>
-        <w:spacing w:after="0" w:line="240" w:lineRule="auto"/>
-      </w:pPr>
+        <w:pBdr>
+          <w:bottom w:val="single" w:sz="6" w:space="1" w:color="auto"/>
+        </w:pBdr>
+        <w:spacing w:after="0" w:line="240" w:lineRule="auto"/>
+      </w:pPr>
+    </w:p>
+    <w:p>
+      <w:pPr>
+        <w:spacing w:after="0" w:line="240" w:lineRule="auto"/>
+      </w:pPr>
+      <w:r>
+        <w:t>Estilos para los modales:</w:t>
+      </w:r>
+    </w:p>
+    <w:p>
+      <w:pPr>
+        <w:numPr>
+          <w:ilvl w:val="0"/>
+          <w:numId w:val="2"/>
+        </w:numPr>
+        <w:tabs>
+          <w:tab w:val="clear" w:pos="720"/>
+          <w:tab w:val="num" w:pos="360"/>
+        </w:tabs>
+        <w:spacing w:after="0" w:line="240" w:lineRule="auto"/>
+        <w:rPr>
+          <w:b/>
+          <w:bCs/>
+        </w:rPr>
+      </w:pPr>
+      <w:r>
+        <w:rPr>
+          <w:b/>
+          <w:bCs/>
+        </w:rPr>
+        <w:t>2. Estilos de Fondo Mejorados:</w:t>
+      </w:r>
+    </w:p>
+    <w:p>
+      <w:pPr>
+        <w:numPr>
+          <w:ilvl w:val="0"/>
+          <w:numId w:val="31"/>
+        </w:numPr>
+        <w:spacing w:after="0" w:line="240" w:lineRule="auto"/>
+      </w:pPr>
+      <w:r>
+        <w:rPr>
+          <w:rFonts w:ascii="Segoe UI Emoji" w:hAnsi="Segoe UI Emoji" w:cs="Segoe UI Emoji"/>
+        </w:rPr>
+        <w:t>✅</w:t>
+      </w:r>
+      <w:r>
+        <w:t> </w:t>
+      </w:r>
+      <w:proofErr w:type="spellStart"/>
+      <w:r>
+        <w:rPr>
+          <w:b/>
+          <w:bCs/>
+        </w:rPr>
+        <w:t>Header</w:t>
+      </w:r>
+      <w:proofErr w:type="spellEnd"/>
+      <w:r>
+        <w:rPr>
+          <w:b/>
+          <w:bCs/>
+        </w:rPr>
+        <w:t xml:space="preserve"> modal:</w:t>
+      </w:r>
+      <w:r>
+        <w:t> Gradiente verde (#28a745 a #20c997)</w:t>
+      </w:r>
+    </w:p>
+    <w:p>
+      <w:pPr>
+        <w:numPr>
+          <w:ilvl w:val="0"/>
+          <w:numId w:val="31"/>
+        </w:numPr>
+        <w:spacing w:after="0" w:line="240" w:lineRule="auto"/>
+      </w:pPr>
+      <w:r>
+        <w:rPr>
+          <w:rFonts w:ascii="Segoe UI Emoji" w:hAnsi="Segoe UI Emoji" w:cs="Segoe UI Emoji"/>
+        </w:rPr>
+        <w:t>✅</w:t>
+      </w:r>
+      <w:r>
+        <w:t> </w:t>
+      </w:r>
+      <w:r>
+        <w:rPr>
+          <w:b/>
+          <w:bCs/>
+        </w:rPr>
+        <w:t xml:space="preserve">Texto </w:t>
+      </w:r>
+      <w:proofErr w:type="spellStart"/>
+      <w:r>
+        <w:rPr>
+          <w:b/>
+          <w:bCs/>
+        </w:rPr>
+        <w:t>header</w:t>
+      </w:r>
+      <w:proofErr w:type="spellEnd"/>
+      <w:r>
+        <w:rPr>
+          <w:b/>
+          <w:bCs/>
+        </w:rPr>
+        <w:t>:</w:t>
+      </w:r>
+      <w:r>
+        <w:t> Blanco </w:t>
+      </w:r>
+      <w:proofErr w:type="gramStart"/>
+      <w:r>
+        <w:t>con !</w:t>
+      </w:r>
+      <w:proofErr w:type="spellStart"/>
+      <w:r>
+        <w:t>important</w:t>
+      </w:r>
+      <w:proofErr w:type="spellEnd"/>
+      <w:proofErr w:type="gramEnd"/>
+    </w:p>
+    <w:p>
+      <w:pPr>
+        <w:numPr>
+          <w:ilvl w:val="0"/>
+          <w:numId w:val="31"/>
+        </w:numPr>
+        <w:spacing w:after="0" w:line="240" w:lineRule="auto"/>
+      </w:pPr>
+      <w:r>
+        <w:rPr>
+          <w:rFonts w:ascii="Segoe UI Emoji" w:hAnsi="Segoe UI Emoji" w:cs="Segoe UI Emoji"/>
+        </w:rPr>
+        <w:t>✅</w:t>
+      </w:r>
+      <w:r>
+        <w:t> </w:t>
+      </w:r>
+      <w:r>
+        <w:rPr>
+          <w:b/>
+          <w:bCs/>
+        </w:rPr>
+        <w:t>Valores mostrados:</w:t>
+      </w:r>
+      <w:r>
+        <w:t> Fondo gris #f8f9fa con borde</w:t>
+      </w:r>
+    </w:p>
+    <w:p>
+      <w:pPr>
+        <w:numPr>
+          <w:ilvl w:val="0"/>
+          <w:numId w:val="31"/>
+        </w:numPr>
+        <w:spacing w:after="0" w:line="240" w:lineRule="auto"/>
+      </w:pPr>
+      <w:r>
+        <w:rPr>
+          <w:rFonts w:ascii="Segoe UI Emoji" w:hAnsi="Segoe UI Emoji" w:cs="Segoe UI Emoji"/>
+        </w:rPr>
+        <w:t>✅</w:t>
+      </w:r>
+      <w:r>
+        <w:t> </w:t>
+      </w:r>
+      <w:r>
+        <w:rPr>
+          <w:b/>
+          <w:bCs/>
+        </w:rPr>
+        <w:t>Input fecha:</w:t>
+      </w:r>
+      <w:r>
+        <w:t> Borde verde #28a745 con transición</w:t>
+      </w:r>
+    </w:p>
+    <w:p>
+      <w:pPr>
+        <w:numPr>
+          <w:ilvl w:val="0"/>
+          <w:numId w:val="31"/>
+        </w:numPr>
+        <w:spacing w:after="0" w:line="240" w:lineRule="auto"/>
+      </w:pPr>
+      <w:r>
+        <w:rPr>
+          <w:rFonts w:ascii="Segoe UI Emoji" w:hAnsi="Segoe UI Emoji" w:cs="Segoe UI Emoji"/>
+        </w:rPr>
+        <w:t>✅</w:t>
+      </w:r>
+      <w:r>
+        <w:t> </w:t>
+      </w:r>
+      <w:r>
+        <w:rPr>
+          <w:b/>
+          <w:bCs/>
+        </w:rPr>
+        <w:t>Botón venta:</w:t>
+      </w:r>
+      <w:r>
+        <w:t xml:space="preserve"> Efecto </w:t>
+      </w:r>
+      <w:proofErr w:type="spellStart"/>
+      <w:r>
+        <w:t>hover</w:t>
+      </w:r>
+      <w:proofErr w:type="spellEnd"/>
+      <w:r>
+        <w:t xml:space="preserve"> con sombra verde</w:t>
+      </w:r>
+    </w:p>
+    <w:p>
+      <w:pPr>
+        <w:numPr>
+          <w:ilvl w:val="0"/>
+          <w:numId w:val="31"/>
+        </w:numPr>
+        <w:spacing w:after="0" w:line="240" w:lineRule="auto"/>
+      </w:pPr>
+      <w:r>
+        <w:rPr>
+          <w:rFonts w:ascii="Segoe UI Emoji" w:hAnsi="Segoe UI Emoji" w:cs="Segoe UI Emoji"/>
+        </w:rPr>
+        <w:t>✅</w:t>
+      </w:r>
+      <w:r>
+        <w:t> </w:t>
+      </w:r>
+      <w:r>
+        <w:rPr>
+          <w:b/>
+          <w:bCs/>
+        </w:rPr>
+        <w:t>Clase aplicada:</w:t>
+      </w:r>
+      <w:r>
+        <w:t> </w:t>
+      </w:r>
+      <w:proofErr w:type="spellStart"/>
+      <w:r>
+        <w:t>styleClass</w:t>
+      </w:r>
+      <w:proofErr w:type="spellEnd"/>
+      <w:r>
+        <w:t>="venta-modal" y </w:t>
+      </w:r>
+      <w:proofErr w:type="spellStart"/>
+      <w:r>
+        <w:t>class</w:t>
+      </w:r>
+      <w:proofErr w:type="spellEnd"/>
+      <w:r>
+        <w:t>="venta-modal"</w:t>
+      </w:r>
+    </w:p>
+    <w:p>
+      <w:pPr>
+        <w:spacing w:after="0" w:line="240" w:lineRule="auto"/>
+      </w:pPr>
+    </w:p>
+    <w:p>
+      <w:pPr>
+        <w:spacing w:after="0" w:line="240" w:lineRule="auto"/>
+      </w:pPr>
+    </w:p>
+    <w:p>
+      <w:pPr>
+        <w:spacing w:after="0" w:line="240" w:lineRule="auto"/>
+      </w:pPr>
+    </w:p>
+    <w:p>
+      <w:pPr>
+        <w:spacing w:after="0" w:line="240" w:lineRule="auto"/>
+      </w:pPr>
+      <w:r>
+        <w:t xml:space="preserve">Vamos a añadir un </w:t>
+      </w:r>
+      <w:proofErr w:type="spellStart"/>
+      <w:r>
+        <w:t>boton</w:t>
+      </w:r>
+      <w:proofErr w:type="spellEnd"/>
+      <w:r>
+        <w:t xml:space="preserve"> con un ícono que represente Venta. Cuando se presione en este nuevo botón necesito que aparezca una ventana modal que servirá para registrar la venta de un bono. La pantalla modal desplegará la información básica de la </w:t>
+      </w:r>
+      <w:proofErr w:type="spellStart"/>
+      <w:r>
+        <w:t>inversion</w:t>
+      </w:r>
+      <w:proofErr w:type="spellEnd"/>
+      <w:r>
+        <w:t xml:space="preserve">, esto es: "ID", "Fecha de compra", "Fecha de </w:t>
+      </w:r>
+      <w:proofErr w:type="spellStart"/>
+      <w:r>
+        <w:t>Emision</w:t>
+      </w:r>
+      <w:proofErr w:type="spellEnd"/>
+      <w:r>
+        <w:t>", "Fecha de Vencimiento", "</w:t>
+      </w:r>
+      <w:proofErr w:type="spellStart"/>
+      <w:r>
+        <w:t>Liquidacion</w:t>
+      </w:r>
+      <w:proofErr w:type="spellEnd"/>
+      <w:r>
+        <w:t xml:space="preserve">", "Emisor", "Valor Nominal", "Capital Invertido", "Propietario", "Instrumento", "Tasa </w:t>
+      </w:r>
+      <w:proofErr w:type="spellStart"/>
+      <w:r>
+        <w:t>Interes</w:t>
+      </w:r>
+      <w:proofErr w:type="spellEnd"/>
+      <w:r>
+        <w:t>", "Rendimiento Nominal", "Tasa Mensual Real". También aparecerá una caja de texto para ingresar la fecha de venta de la inversi</w:t>
+      </w:r>
+      <w:r>
+        <w:t>ó</w:t>
+      </w:r>
+      <w:r>
+        <w:t>n</w:t>
+      </w:r>
     </w:p>
     <w:sectPr>
       <w:pgSz w:w="11906" w:h="16838"/>
@@ -11147,6 +11478,155 @@
     </w:lvl>
   </w:abstractNum>
   <w:abstractNum w:abstractNumId="29" w15:restartNumberingAfterBreak="0">
+    <w:nsid w:val="7B861452"/>
+    <w:multiLevelType w:val="multilevel"/>
+    <w:tmpl w:val="6E1ED4B4"/>
+    <w:lvl w:ilvl="0">
+      <w:start w:val="1"/>
+      <w:numFmt w:val="bullet"/>
+      <w:lvlText w:val=""/>
+      <w:lvlJc w:val="left"/>
+      <w:pPr>
+        <w:tabs>
+          <w:tab w:val="num" w:pos="720"/>
+        </w:tabs>
+        <w:ind w:left="720" w:hanging="360"/>
+      </w:pPr>
+      <w:rPr>
+        <w:rFonts w:ascii="Symbol" w:hAnsi="Symbol" w:hint="default"/>
+        <w:sz w:val="20"/>
+      </w:rPr>
+    </w:lvl>
+    <w:lvl w:ilvl="1" w:tentative="1">
+      <w:start w:val="1"/>
+      <w:numFmt w:val="bullet"/>
+      <w:lvlText w:val=""/>
+      <w:lvlJc w:val="left"/>
+      <w:pPr>
+        <w:tabs>
+          <w:tab w:val="num" w:pos="1440"/>
+        </w:tabs>
+        <w:ind w:left="1440" w:hanging="360"/>
+      </w:pPr>
+      <w:rPr>
+        <w:rFonts w:ascii="Symbol" w:hAnsi="Symbol" w:hint="default"/>
+        <w:sz w:val="20"/>
+      </w:rPr>
+    </w:lvl>
+    <w:lvl w:ilvl="2" w:tentative="1">
+      <w:start w:val="1"/>
+      <w:numFmt w:val="bullet"/>
+      <w:lvlText w:val=""/>
+      <w:lvlJc w:val="left"/>
+      <w:pPr>
+        <w:tabs>
+          <w:tab w:val="num" w:pos="2160"/>
+        </w:tabs>
+        <w:ind w:left="2160" w:hanging="360"/>
+      </w:pPr>
+      <w:rPr>
+        <w:rFonts w:ascii="Symbol" w:hAnsi="Symbol" w:hint="default"/>
+        <w:sz w:val="20"/>
+      </w:rPr>
+    </w:lvl>
+    <w:lvl w:ilvl="3" w:tentative="1">
+      <w:start w:val="1"/>
+      <w:numFmt w:val="bullet"/>
+      <w:lvlText w:val=""/>
+      <w:lvlJc w:val="left"/>
+      <w:pPr>
+        <w:tabs>
+          <w:tab w:val="num" w:pos="2880"/>
+        </w:tabs>
+        <w:ind w:left="2880" w:hanging="360"/>
+      </w:pPr>
+      <w:rPr>
+        <w:rFonts w:ascii="Symbol" w:hAnsi="Symbol" w:hint="default"/>
+        <w:sz w:val="20"/>
+      </w:rPr>
+    </w:lvl>
+    <w:lvl w:ilvl="4" w:tentative="1">
+      <w:start w:val="1"/>
+      <w:numFmt w:val="bullet"/>
+      <w:lvlText w:val=""/>
+      <w:lvlJc w:val="left"/>
+      <w:pPr>
+        <w:tabs>
+          <w:tab w:val="num" w:pos="3600"/>
+        </w:tabs>
+        <w:ind w:left="3600" w:hanging="360"/>
+      </w:pPr>
+      <w:rPr>
+        <w:rFonts w:ascii="Symbol" w:hAnsi="Symbol" w:hint="default"/>
+        <w:sz w:val="20"/>
+      </w:rPr>
+    </w:lvl>
+    <w:lvl w:ilvl="5" w:tentative="1">
+      <w:start w:val="1"/>
+      <w:numFmt w:val="bullet"/>
+      <w:lvlText w:val=""/>
+      <w:lvlJc w:val="left"/>
+      <w:pPr>
+        <w:tabs>
+          <w:tab w:val="num" w:pos="4320"/>
+        </w:tabs>
+        <w:ind w:left="4320" w:hanging="360"/>
+      </w:pPr>
+      <w:rPr>
+        <w:rFonts w:ascii="Symbol" w:hAnsi="Symbol" w:hint="default"/>
+        <w:sz w:val="20"/>
+      </w:rPr>
+    </w:lvl>
+    <w:lvl w:ilvl="6" w:tentative="1">
+      <w:start w:val="1"/>
+      <w:numFmt w:val="bullet"/>
+      <w:lvlText w:val=""/>
+      <w:lvlJc w:val="left"/>
+      <w:pPr>
+        <w:tabs>
+          <w:tab w:val="num" w:pos="5040"/>
+        </w:tabs>
+        <w:ind w:left="5040" w:hanging="360"/>
+      </w:pPr>
+      <w:rPr>
+        <w:rFonts w:ascii="Symbol" w:hAnsi="Symbol" w:hint="default"/>
+        <w:sz w:val="20"/>
+      </w:rPr>
+    </w:lvl>
+    <w:lvl w:ilvl="7" w:tentative="1">
+      <w:start w:val="1"/>
+      <w:numFmt w:val="bullet"/>
+      <w:lvlText w:val=""/>
+      <w:lvlJc w:val="left"/>
+      <w:pPr>
+        <w:tabs>
+          <w:tab w:val="num" w:pos="5760"/>
+        </w:tabs>
+        <w:ind w:left="5760" w:hanging="360"/>
+      </w:pPr>
+      <w:rPr>
+        <w:rFonts w:ascii="Symbol" w:hAnsi="Symbol" w:hint="default"/>
+        <w:sz w:val="20"/>
+      </w:rPr>
+    </w:lvl>
+    <w:lvl w:ilvl="8" w:tentative="1">
+      <w:start w:val="1"/>
+      <w:numFmt w:val="bullet"/>
+      <w:lvlText w:val=""/>
+      <w:lvlJc w:val="left"/>
+      <w:pPr>
+        <w:tabs>
+          <w:tab w:val="num" w:pos="6480"/>
+        </w:tabs>
+        <w:ind w:left="6480" w:hanging="360"/>
+      </w:pPr>
+      <w:rPr>
+        <w:rFonts w:ascii="Symbol" w:hAnsi="Symbol" w:hint="default"/>
+        <w:sz w:val="20"/>
+      </w:rPr>
+    </w:lvl>
+  </w:abstractNum>
+  <w:abstractNum w:abstractNumId="30" w15:restartNumberingAfterBreak="0">
     <w:nsid w:val="7F693EFF"/>
     <w:multiLevelType w:val="multilevel"/>
     <w:tmpl w:val="F5EADD5A"/>
@@ -11279,7 +11759,7 @@
     <w:abstractNumId w:val="19"/>
   </w:num>
   <w:num w:numId="6" w16cid:durableId="765223985">
-    <w:abstractNumId w:val="29"/>
+    <w:abstractNumId w:val="30"/>
   </w:num>
   <w:num w:numId="7" w16cid:durableId="805123109">
     <w:abstractNumId w:val="25"/>
@@ -11352,6 +11832,9 @@
   </w:num>
   <w:num w:numId="30" w16cid:durableId="1208638948">
     <w:abstractNumId w:val="8"/>
+  </w:num>
+  <w:num w:numId="31" w16cid:durableId="1108740531">
+    <w:abstractNumId w:val="29"/>
   </w:num>
   <w:numIdMacAtCleanup w:val="30"/>
 </w:numbering>

--- a/documentacion/ChatDesarrollo_001.docx
+++ b/documentacion/ChatDesarrollo_001.docx
@@ -12,19 +12,62 @@
           <w:lang w:val="en-US"/>
         </w:rPr>
       </w:pPr>
-      <w:proofErr w:type="spellStart"/>
       <w:r>
         <w:rPr>
           <w:lang w:val="en-US"/>
         </w:rPr>
-        <w:t>php</w:t>
-      </w:r>
-      <w:proofErr w:type="spellEnd"/>
-      <w:r>
+        <w:t>php artisan serve --host=127.0.0.1 --port=8000</w:t>
+      </w:r>
+    </w:p>
+    <w:p>
+      <w:pPr>
+        <w:tabs>
+          <w:tab w:val="num" w:pos="720"/>
+        </w:tabs>
+        <w:spacing w:after="0" w:line="240" w:lineRule="auto"/>
         <w:rPr>
           <w:lang w:val="en-US"/>
         </w:rPr>
-        <w:t xml:space="preserve"> artisan serve --host=127.0.0.1 --port=8000</w:t>
+      </w:pPr>
+      <w:r>
+        <w:rPr>
+          <w:noProof/>
+        </w:rPr>
+        <w:drawing>
+          <wp:inline distT="0" distB="0" distL="0" distR="0" wp14:anchorId="57E3A680" wp14:editId="01B87953">
+            <wp:extent cx="5400040" cy="551815"/>
+            <wp:effectExtent l="0" t="0" r="0" b="635"/>
+            <wp:docPr id="989144807" name="Imagen 1"/>
+            <wp:cNvGraphicFramePr>
+              <a:graphicFrameLocks xmlns:a="http://schemas.openxmlformats.org/drawingml/2006/main" noChangeAspect="1"/>
+            </wp:cNvGraphicFramePr>
+            <a:graphic xmlns:a="http://schemas.openxmlformats.org/drawingml/2006/main">
+              <a:graphicData uri="http://schemas.openxmlformats.org/drawingml/2006/picture">
+                <pic:pic xmlns:pic="http://schemas.openxmlformats.org/drawingml/2006/picture">
+                  <pic:nvPicPr>
+                    <pic:cNvPr id="989144807" name=""/>
+                    <pic:cNvPicPr/>
+                  </pic:nvPicPr>
+                  <pic:blipFill>
+                    <a:blip r:embed="rId5"/>
+                    <a:stretch>
+                      <a:fillRect/>
+                    </a:stretch>
+                  </pic:blipFill>
+                  <pic:spPr>
+                    <a:xfrm>
+                      <a:off x="0" y="0"/>
+                      <a:ext cx="5400040" cy="551815"/>
+                    </a:xfrm>
+                    <a:prstGeom prst="rect">
+                      <a:avLst/>
+                    </a:prstGeom>
+                  </pic:spPr>
+                </pic:pic>
+              </a:graphicData>
+            </a:graphic>
+          </wp:inline>
+        </w:drawing>
       </w:r>
     </w:p>
     <w:p>
@@ -33,10 +76,337 @@
           <w:tab w:val="num" w:pos="720"/>
         </w:tabs>
         <w:spacing w:after="0" w:line="240" w:lineRule="auto"/>
+      </w:pPr>
+      <w:r>
+        <w:t xml:space="preserve">                SELECT</w:t>
+      </w:r>
+    </w:p>
+    <w:p>
+      <w:pPr>
+        <w:tabs>
+          <w:tab w:val="num" w:pos="720"/>
+        </w:tabs>
+        <w:spacing w:after="0" w:line="240" w:lineRule="auto"/>
+      </w:pPr>
+      <w:r>
+        <w:t xml:space="preserve">                    a.id_amortizacion,</w:t>
+      </w:r>
+    </w:p>
+    <w:p>
+      <w:pPr>
+        <w:tabs>
+          <w:tab w:val="num" w:pos="720"/>
+        </w:tabs>
+        <w:spacing w:after="0" w:line="240" w:lineRule="auto"/>
+      </w:pPr>
+      <w:r>
+        <w:t xml:space="preserve">                    i.fecha_compra,</w:t>
+      </w:r>
+    </w:p>
+    <w:p>
+      <w:pPr>
+        <w:tabs>
+          <w:tab w:val="num" w:pos="720"/>
+        </w:tabs>
+        <w:spacing w:after="0" w:line="240" w:lineRule="auto"/>
+      </w:pPr>
+      <w:r>
+        <w:t xml:space="preserve">                    a.id_inversion,</w:t>
+      </w:r>
+    </w:p>
+    <w:p>
+      <w:pPr>
+        <w:tabs>
+          <w:tab w:val="num" w:pos="720"/>
+        </w:tabs>
+        <w:spacing w:after="0" w:line="240" w:lineRule="auto"/>
+      </w:pPr>
+      <w:r>
+        <w:t xml:space="preserve">                    i.liquidacion,</w:t>
+      </w:r>
+    </w:p>
+    <w:p>
+      <w:pPr>
+        <w:tabs>
+          <w:tab w:val="num" w:pos="720"/>
+        </w:tabs>
+        <w:spacing w:after="0" w:line="240" w:lineRule="auto"/>
+      </w:pPr>
+      <w:r>
+        <w:t xml:space="preserve">                    inst.nombre AS nombre_instrumento,</w:t>
+      </w:r>
+    </w:p>
+    <w:p>
+      <w:pPr>
+        <w:tabs>
+          <w:tab w:val="num" w:pos="720"/>
+        </w:tabs>
+        <w:spacing w:after="0" w:line="240" w:lineRule="auto"/>
+      </w:pPr>
+      <w:r>
+        <w:t xml:space="preserve">                    a.numero_cuota,</w:t>
+      </w:r>
+    </w:p>
+    <w:p>
+      <w:pPr>
+        <w:tabs>
+          <w:tab w:val="num" w:pos="720"/>
+        </w:tabs>
+        <w:spacing w:after="0" w:line="240" w:lineRule="auto"/>
+      </w:pPr>
+      <w:r>
+        <w:t xml:space="preserve">                    a.interes,</w:t>
+      </w:r>
+    </w:p>
+    <w:p>
+      <w:pPr>
+        <w:tabs>
+          <w:tab w:val="num" w:pos="720"/>
+        </w:tabs>
+        <w:spacing w:after="0" w:line="240" w:lineRule="auto"/>
+      </w:pPr>
+      <w:r>
+        <w:t xml:space="preserve">                    a.capital,</w:t>
+      </w:r>
+    </w:p>
+    <w:p>
+      <w:pPr>
+        <w:tabs>
+          <w:tab w:val="num" w:pos="720"/>
+        </w:tabs>
+        <w:spacing w:after="0" w:line="240" w:lineRule="auto"/>
+      </w:pPr>
+      <w:r>
+        <w:t xml:space="preserve">                    a.descuento AS premio,</w:t>
+      </w:r>
+    </w:p>
+    <w:p>
+      <w:pPr>
+        <w:tabs>
+          <w:tab w:val="num" w:pos="720"/>
+        </w:tabs>
+        <w:spacing w:after="0" w:line="240" w:lineRule="auto"/>
+      </w:pPr>
+      <w:r>
+        <w:t xml:space="preserve">                    0 AS interes_riesgo,</w:t>
+      </w:r>
+    </w:p>
+    <w:p>
+      <w:pPr>
+        <w:tabs>
+          <w:tab w:val="num" w:pos="720"/>
+        </w:tabs>
+        <w:spacing w:after="0" w:line="240" w:lineRule="auto"/>
+      </w:pPr>
+      <w:r>
+        <w:t xml:space="preserve">                    0 AS capital_riesgo,</w:t>
+      </w:r>
+    </w:p>
+    <w:p>
+      <w:pPr>
+        <w:tabs>
+          <w:tab w:val="num" w:pos="720"/>
+        </w:tabs>
+        <w:spacing w:after="0" w:line="240" w:lineRule="auto"/>
+      </w:pPr>
+      <w:r>
+        <w:t xml:space="preserve">                    0 AS premio_riesgo,</w:t>
+      </w:r>
+    </w:p>
+    <w:p>
+      <w:pPr>
+        <w:tabs>
+          <w:tab w:val="num" w:pos="720"/>
+        </w:tabs>
+        <w:spacing w:after="0" w:line="240" w:lineRule="auto"/>
         <w:rPr>
           <w:lang w:val="en-US"/>
         </w:rPr>
       </w:pPr>
+      <w:r>
+        <w:t xml:space="preserve">                    </w:t>
+      </w:r>
+      <w:r>
+        <w:rPr>
+          <w:lang w:val="en-US"/>
+        </w:rPr>
+        <w:t>(a.interes + a.capital + a.descuento) AS total</w:t>
+      </w:r>
+    </w:p>
+    <w:p>
+      <w:pPr>
+        <w:tabs>
+          <w:tab w:val="num" w:pos="720"/>
+        </w:tabs>
+        <w:spacing w:after="0" w:line="240" w:lineRule="auto"/>
+        <w:rPr>
+          <w:lang w:val="en-US"/>
+        </w:rPr>
+      </w:pPr>
+      <w:r>
+        <w:rPr>
+          <w:lang w:val="en-US"/>
+        </w:rPr>
+        <w:t xml:space="preserve">                FROM amortizacion a</w:t>
+      </w:r>
+    </w:p>
+    <w:p>
+      <w:pPr>
+        <w:tabs>
+          <w:tab w:val="num" w:pos="720"/>
+        </w:tabs>
+        <w:spacing w:after="0" w:line="240" w:lineRule="auto"/>
+        <w:rPr>
+          <w:lang w:val="en-US"/>
+        </w:rPr>
+      </w:pPr>
+      <w:r>
+        <w:rPr>
+          <w:lang w:val="en-US"/>
+        </w:rPr>
+        <w:t xml:space="preserve">                INNER JOIN inversion i ON a.id_inversion = i.id_inversion</w:t>
+      </w:r>
+    </w:p>
+    <w:p>
+      <w:pPr>
+        <w:tabs>
+          <w:tab w:val="num" w:pos="720"/>
+        </w:tabs>
+        <w:spacing w:after="0" w:line="240" w:lineRule="auto"/>
+        <w:rPr>
+          <w:lang w:val="en-US"/>
+        </w:rPr>
+      </w:pPr>
+      <w:r>
+        <w:rPr>
+          <w:lang w:val="en-US"/>
+        </w:rPr>
+        <w:t xml:space="preserve">                INNER JOIN instrumento inst ON i.id_instrumento = inst.id_instrumento</w:t>
+      </w:r>
+    </w:p>
+    <w:p>
+      <w:pPr>
+        <w:tabs>
+          <w:tab w:val="num" w:pos="720"/>
+        </w:tabs>
+        <w:spacing w:after="0" w:line="240" w:lineRule="auto"/>
+        <w:rPr>
+          <w:lang w:val="en-US"/>
+        </w:rPr>
+      </w:pPr>
+      <w:r>
+        <w:rPr>
+          <w:lang w:val="en-US"/>
+        </w:rPr>
+        <w:t xml:space="preserve">                INNER JOIN emisor e ON inst.id_emisor = e.id_emisor</w:t>
+      </w:r>
+    </w:p>
+    <w:p>
+      <w:pPr>
+        <w:tabs>
+          <w:tab w:val="num" w:pos="720"/>
+        </w:tabs>
+        <w:spacing w:after="0" w:line="240" w:lineRule="auto"/>
+        <w:rPr>
+          <w:lang w:val="en-US"/>
+        </w:rPr>
+      </w:pPr>
+      <w:r>
+        <w:rPr>
+          <w:lang w:val="en-US"/>
+        </w:rPr>
+        <w:t xml:space="preserve">                WHERE a.fecha_pago = ?</w:t>
+      </w:r>
+    </w:p>
+    <w:p>
+      <w:pPr>
+        <w:tabs>
+          <w:tab w:val="num" w:pos="720"/>
+        </w:tabs>
+        <w:spacing w:after="0" w:line="240" w:lineRule="auto"/>
+        <w:rPr>
+          <w:lang w:val="en-US"/>
+        </w:rPr>
+      </w:pPr>
+      <w:r>
+        <w:rPr>
+          <w:lang w:val="en-US"/>
+        </w:rPr>
+        <w:t xml:space="preserve">                AND a.activo = 1</w:t>
+      </w:r>
+    </w:p>
+    <w:p>
+      <w:pPr>
+        <w:tabs>
+          <w:tab w:val="num" w:pos="720"/>
+        </w:tabs>
+        <w:spacing w:after="0" w:line="240" w:lineRule="auto"/>
+        <w:rPr>
+          <w:lang w:val="en-US"/>
+        </w:rPr>
+      </w:pPr>
+      <w:r>
+        <w:rPr>
+          <w:lang w:val="en-US"/>
+        </w:rPr>
+        <w:t xml:space="preserve">                AND a.eliminado = 0</w:t>
+      </w:r>
+    </w:p>
+    <w:p>
+      <w:pPr>
+        <w:tabs>
+          <w:tab w:val="num" w:pos="720"/>
+        </w:tabs>
+        <w:spacing w:after="0" w:line="240" w:lineRule="auto"/>
+        <w:rPr>
+          <w:lang w:val="en-US"/>
+        </w:rPr>
+      </w:pPr>
+      <w:r>
+        <w:rPr>
+          <w:lang w:val="en-US"/>
+        </w:rPr>
+        <w:t xml:space="preserve">                AND i.activo = 1</w:t>
+      </w:r>
+    </w:p>
+    <w:p>
+      <w:pPr>
+        <w:tabs>
+          <w:tab w:val="num" w:pos="720"/>
+        </w:tabs>
+        <w:spacing w:after="0" w:line="240" w:lineRule="auto"/>
+        <w:rPr>
+          <w:lang w:val="en-US"/>
+        </w:rPr>
+      </w:pPr>
+      <w:r>
+        <w:rPr>
+          <w:lang w:val="en-US"/>
+        </w:rPr>
+        <w:t xml:space="preserve">                AND i.eliminado = 0 ORDER BY i.fecha_compra, a.numero_cuota","bindings":["2026-05-24"],"time":35.56,"readWriteType":"write"}]</w:t>
+      </w:r>
+    </w:p>
+    <w:p>
+      <w:pPr>
+        <w:tabs>
+          <w:tab w:val="num" w:pos="720"/>
+        </w:tabs>
+        <w:spacing w:after="0" w:line="240" w:lineRule="auto"/>
+        <w:rPr>
+          <w:lang w:val="en-US"/>
+        </w:rPr>
+      </w:pPr>
+    </w:p>
+    <w:p>
+      <w:pPr>
+        <w:tabs>
+          <w:tab w:val="num" w:pos="720"/>
+        </w:tabs>
+        <w:spacing w:after="0" w:line="240" w:lineRule="auto"/>
+        <w:rPr>
+          <w:lang w:val="en-US"/>
+        </w:rPr>
+      </w:pPr>
     </w:p>
     <w:p>
       <w:pPr>
@@ -93,23 +463,7 @@
           <w:b/>
           <w:bCs/>
         </w:rPr>
-        <w:t xml:space="preserve">1. </w:t>
-      </w:r>
-      <w:proofErr w:type="spellStart"/>
-      <w:r>
-        <w:rPr>
-          <w:b/>
-          <w:bCs/>
-        </w:rPr>
-        <w:t>Stack</w:t>
-      </w:r>
-      <w:proofErr w:type="spellEnd"/>
-      <w:r>
-        <w:rPr>
-          <w:b/>
-          <w:bCs/>
-        </w:rPr>
-        <w:t xml:space="preserve"> Tecnológico Recomendado</w:t>
+        <w:t>1. Stack Tecnológico Recomendado</w:t>
       </w:r>
     </w:p>
     <w:p>
@@ -127,21 +481,12 @@
           <w:bCs/>
         </w:rPr>
       </w:pPr>
-      <w:proofErr w:type="spellStart"/>
-      <w:r>
-        <w:rPr>
-          <w:b/>
-          <w:bCs/>
-        </w:rPr>
-        <w:t>Backend</w:t>
-      </w:r>
-      <w:proofErr w:type="spellEnd"/>
-      <w:r>
-        <w:rPr>
-          <w:b/>
-          <w:bCs/>
-        </w:rPr>
-        <w:t xml:space="preserve"> - PHP/Laravel</w:t>
+      <w:r>
+        <w:rPr>
+          <w:b/>
+          <w:bCs/>
+        </w:rPr>
+        <w:t>Backend - PHP/Laravel</w:t>
       </w:r>
     </w:p>
     <w:p>
@@ -164,21 +509,12 @@
         </w:numPr>
         <w:spacing w:after="0" w:line="240" w:lineRule="auto"/>
       </w:pPr>
-      <w:proofErr w:type="spellStart"/>
-      <w:r>
-        <w:rPr>
-          <w:b/>
-          <w:bCs/>
-        </w:rPr>
-        <w:t>Eloquent</w:t>
-      </w:r>
-      <w:proofErr w:type="spellEnd"/>
-      <w:r>
-        <w:rPr>
-          <w:b/>
-          <w:bCs/>
-        </w:rPr>
-        <w:t xml:space="preserve"> ORM</w:t>
+      <w:r>
+        <w:rPr>
+          <w:b/>
+          <w:bCs/>
+        </w:rPr>
+        <w:t>Eloquent ORM</w:t>
       </w:r>
       <w:r>
         <w:t>: Perfecto para el modelo de datos relacional complejo</w:t>
@@ -192,7 +528,6 @@
         </w:numPr>
         <w:spacing w:after="0" w:line="240" w:lineRule="auto"/>
       </w:pPr>
-      <w:proofErr w:type="spellStart"/>
       <w:r>
         <w:rPr>
           <w:b/>
@@ -200,17 +535,8 @@
         </w:rPr>
         <w:t>Migrations</w:t>
       </w:r>
-      <w:proofErr w:type="spellEnd"/>
-      <w:r>
-        <w:t xml:space="preserve">: Control de versiones del </w:t>
-      </w:r>
-      <w:proofErr w:type="spellStart"/>
-      <w:r>
-        <w:t>schema</w:t>
-      </w:r>
-      <w:proofErr w:type="spellEnd"/>
-      <w:r>
-        <w:t xml:space="preserve"> SQL</w:t>
+      <w:r>
+        <w:t>: Control de versiones del schema SQL</w:t>
       </w:r>
     </w:p>
     <w:p>
@@ -221,41 +547,15 @@
         </w:numPr>
         <w:spacing w:after="0" w:line="240" w:lineRule="auto"/>
       </w:pPr>
-      <w:proofErr w:type="spellStart"/>
-      <w:r>
-        <w:rPr>
-          <w:b/>
-          <w:bCs/>
-        </w:rPr>
-        <w:t>Eloquent</w:t>
-      </w:r>
-      <w:proofErr w:type="spellEnd"/>
-      <w:r>
-        <w:rPr>
-          <w:b/>
-          <w:bCs/>
-        </w:rPr>
-        <w:t xml:space="preserve"> </w:t>
-      </w:r>
-      <w:proofErr w:type="spellStart"/>
-      <w:r>
-        <w:rPr>
-          <w:b/>
-          <w:bCs/>
-        </w:rPr>
-        <w:t>Relationships</w:t>
-      </w:r>
-      <w:proofErr w:type="spellEnd"/>
-      <w:r>
-        <w:t xml:space="preserve">: Manejo eficiente de </w:t>
-      </w:r>
-      <w:proofErr w:type="spellStart"/>
-      <w:r>
-        <w:t>FKs</w:t>
-      </w:r>
-      <w:proofErr w:type="spellEnd"/>
-      <w:r>
-        <w:t xml:space="preserve"> (23 tablas con relaciones)</w:t>
+      <w:r>
+        <w:rPr>
+          <w:b/>
+          <w:bCs/>
+        </w:rPr>
+        <w:t>Eloquent Relationships</w:t>
+      </w:r>
+      <w:r>
+        <w:t>: Manejo eficiente de FKs (23 tablas con relaciones)</w:t>
       </w:r>
     </w:p>
     <w:p>
@@ -281,100 +581,502 @@
         <w:rPr>
           <w:lang w:val="en-US"/>
         </w:rPr>
-        <w:t xml:space="preserve">: API RESTful </w:t>
-      </w:r>
-      <w:proofErr w:type="gramStart"/>
-      <w:r>
+        <w:t>: API RESTful para Angular</w:t>
+      </w:r>
+    </w:p>
+    <w:p>
+      <w:pPr>
+        <w:numPr>
+          <w:ilvl w:val="0"/>
+          <w:numId w:val="3"/>
+        </w:numPr>
+        <w:spacing w:after="0" w:line="240" w:lineRule="auto"/>
+      </w:pPr>
+      <w:r>
+        <w:rPr>
+          <w:b/>
+          <w:bCs/>
+        </w:rPr>
+        <w:t>Validation</w:t>
+      </w:r>
+      <w:r>
+        <w:t>: Reglas de negocio financieras</w:t>
+      </w:r>
+    </w:p>
+    <w:p>
+      <w:pPr>
+        <w:numPr>
+          <w:ilvl w:val="0"/>
+          <w:numId w:val="3"/>
+        </w:numPr>
+        <w:spacing w:after="0" w:line="240" w:lineRule="auto"/>
+      </w:pPr>
+      <w:r>
+        <w:rPr>
+          <w:b/>
+          <w:bCs/>
+        </w:rPr>
+        <w:t>Queue System</w:t>
+      </w:r>
+      <w:r>
+        <w:t>: Procesos automáticos diarios (snapshots, consolidados)</w:t>
+      </w:r>
+    </w:p>
+    <w:p>
+      <w:pPr>
+        <w:numPr>
+          <w:ilvl w:val="0"/>
+          <w:numId w:val="3"/>
+        </w:numPr>
+        <w:spacing w:after="0" w:line="240" w:lineRule="auto"/>
+      </w:pPr>
+      <w:r>
+        <w:rPr>
+          <w:b/>
+          <w:bCs/>
+        </w:rPr>
+        <w:t>Security</w:t>
+      </w:r>
+      <w:r>
+        <w:t>: Autenticación JWT, roles, permisos</w:t>
+      </w:r>
+    </w:p>
+    <w:p>
+      <w:pPr>
+        <w:numPr>
+          <w:ilvl w:val="0"/>
+          <w:numId w:val="12"/>
+        </w:numPr>
+        <w:tabs>
+          <w:tab w:val="clear" w:pos="720"/>
+        </w:tabs>
+        <w:spacing w:after="0" w:line="240" w:lineRule="auto"/>
+        <w:rPr>
+          <w:b/>
+          <w:bCs/>
+        </w:rPr>
+      </w:pPr>
+      <w:r>
+        <w:rPr>
+          <w:b/>
+          <w:bCs/>
+        </w:rPr>
+        <w:t>Frontend - Angular</w:t>
+      </w:r>
+    </w:p>
+    <w:p>
+      <w:pPr>
+        <w:spacing w:after="0" w:line="240" w:lineRule="auto"/>
+      </w:pPr>
+      <w:r>
+        <w:rPr>
+          <w:b/>
+          <w:bCs/>
+        </w:rPr>
+        <w:t>Ventajas para SIPRO:</w:t>
+      </w:r>
+    </w:p>
+    <w:p>
+      <w:pPr>
+        <w:numPr>
+          <w:ilvl w:val="0"/>
+          <w:numId w:val="4"/>
+        </w:numPr>
+        <w:spacing w:after="0" w:line="240" w:lineRule="auto"/>
+      </w:pPr>
+      <w:r>
+        <w:rPr>
+          <w:b/>
+          <w:bCs/>
+        </w:rPr>
+        <w:t>TypeScript</w:t>
+      </w:r>
+      <w:r>
+        <w:t>: Tipado fuerte para cálculos financieros</w:t>
+      </w:r>
+    </w:p>
+    <w:p>
+      <w:pPr>
+        <w:numPr>
+          <w:ilvl w:val="0"/>
+          <w:numId w:val="4"/>
+        </w:numPr>
+        <w:spacing w:after="0" w:line="240" w:lineRule="auto"/>
+      </w:pPr>
+      <w:r>
+        <w:rPr>
+          <w:b/>
+          <w:bCs/>
+        </w:rPr>
+        <w:t>Components</w:t>
+      </w:r>
+      <w:r>
+        <w:t>: Reutilizables para tablas, gráficos, formularios</w:t>
+      </w:r>
+    </w:p>
+    <w:p>
+      <w:pPr>
+        <w:numPr>
+          <w:ilvl w:val="0"/>
+          <w:numId w:val="4"/>
+        </w:numPr>
+        <w:spacing w:after="0" w:line="240" w:lineRule="auto"/>
+      </w:pPr>
+      <w:r>
+        <w:rPr>
+          <w:b/>
+          <w:bCs/>
+        </w:rPr>
+        <w:t>Services</w:t>
+      </w:r>
+      <w:r>
+        <w:t>: Inyección de dependencias para API calls</w:t>
+      </w:r>
+    </w:p>
+    <w:p>
+      <w:pPr>
+        <w:numPr>
+          <w:ilvl w:val="0"/>
+          <w:numId w:val="4"/>
+        </w:numPr>
+        <w:spacing w:after="0" w:line="240" w:lineRule="auto"/>
+      </w:pPr>
+      <w:r>
+        <w:rPr>
+          <w:b/>
+          <w:bCs/>
+        </w:rPr>
+        <w:t>RxJS</w:t>
+      </w:r>
+      <w:r>
+        <w:t>: Manejo de streams de datos en tiempo real</w:t>
+      </w:r>
+    </w:p>
+    <w:p>
+      <w:pPr>
+        <w:numPr>
+          <w:ilvl w:val="0"/>
+          <w:numId w:val="4"/>
+        </w:numPr>
+        <w:spacing w:after="0" w:line="240" w:lineRule="auto"/>
+      </w:pPr>
+      <w:r>
+        <w:rPr>
+          <w:b/>
+          <w:bCs/>
+        </w:rPr>
+        <w:t>Charts</w:t>
+      </w:r>
+      <w:r>
+        <w:t>: Integración con librerías financieras (Chart.js, D3.js)</w:t>
+      </w:r>
+    </w:p>
+    <w:p>
+      <w:pPr>
+        <w:numPr>
+          <w:ilvl w:val="0"/>
+          <w:numId w:val="12"/>
+        </w:numPr>
+        <w:tabs>
+          <w:tab w:val="clear" w:pos="720"/>
+        </w:tabs>
+        <w:spacing w:after="0" w:line="240" w:lineRule="auto"/>
+        <w:rPr>
+          <w:b/>
+          <w:bCs/>
+        </w:rPr>
+      </w:pPr>
+      <w:r>
+        <w:rPr>
+          <w:b/>
+          <w:bCs/>
+        </w:rPr>
+        <w:t>Base de Datos - MySQL</w:t>
+      </w:r>
+    </w:p>
+    <w:p>
+      <w:pPr>
+        <w:spacing w:after="0" w:line="240" w:lineRule="auto"/>
+      </w:pPr>
+      <w:r>
+        <w:rPr>
+          <w:b/>
+          <w:bCs/>
+        </w:rPr>
+        <w:lastRenderedPageBreak/>
+        <w:t>Ventajas para SIPRO:</w:t>
+      </w:r>
+    </w:p>
+    <w:p>
+      <w:pPr>
+        <w:numPr>
+          <w:ilvl w:val="0"/>
+          <w:numId w:val="5"/>
+        </w:numPr>
+        <w:spacing w:after="0" w:line="240" w:lineRule="auto"/>
+      </w:pPr>
+      <w:r>
+        <w:rPr>
+          <w:b/>
+          <w:bCs/>
+        </w:rPr>
+        <w:t>InnoDB</w:t>
+      </w:r>
+      <w:r>
+        <w:t>: Integridad referencial (FKs definidas)</w:t>
+      </w:r>
+    </w:p>
+    <w:p>
+      <w:pPr>
+        <w:numPr>
+          <w:ilvl w:val="0"/>
+          <w:numId w:val="5"/>
+        </w:numPr>
+        <w:spacing w:after="0" w:line="240" w:lineRule="auto"/>
+      </w:pPr>
+      <w:r>
+        <w:rPr>
+          <w:b/>
+          <w:bCs/>
+        </w:rPr>
+        <w:t>Performance</w:t>
+      </w:r>
+      <w:r>
+        <w:t>: Índices optimizados ya definidos</w:t>
+      </w:r>
+    </w:p>
+    <w:p>
+      <w:pPr>
+        <w:numPr>
+          <w:ilvl w:val="0"/>
+          <w:numId w:val="5"/>
+        </w:numPr>
+        <w:spacing w:after="0" w:line="240" w:lineRule="auto"/>
+      </w:pPr>
+      <w:r>
+        <w:rPr>
+          <w:b/>
+          <w:bCs/>
+        </w:rPr>
+        <w:t>Transactions</w:t>
+      </w:r>
+      <w:r>
+        <w:t>: ACID para operaciones financieras</w:t>
+      </w:r>
+    </w:p>
+    <w:p>
+      <w:pPr>
+        <w:numPr>
+          <w:ilvl w:val="0"/>
+          <w:numId w:val="5"/>
+        </w:numPr>
+        <w:spacing w:after="0" w:line="240" w:lineRule="auto"/>
+      </w:pPr>
+      <w:r>
+        <w:rPr>
+          <w:b/>
+          <w:bCs/>
+        </w:rPr>
+        <w:t>UTF8MB4</w:t>
+      </w:r>
+      <w:r>
+        <w:t>: Soporte completo para caracteres españoles</w:t>
+      </w:r>
+    </w:p>
+    <w:p>
+      <w:pPr>
+        <w:numPr>
+          <w:ilvl w:val="0"/>
+          <w:numId w:val="11"/>
+        </w:numPr>
+        <w:spacing w:after="0" w:line="240" w:lineRule="auto"/>
+        <w:rPr>
+          <w:b/>
+          <w:bCs/>
+        </w:rPr>
+      </w:pPr>
+      <w:r>
+        <w:rPr>
+          <w:b/>
+          <w:bCs/>
+        </w:rPr>
+        <w:t>2. Arquitectura Propuesta</w:t>
+      </w:r>
+    </w:p>
+    <w:p>
+      <w:pPr>
+        <w:spacing w:after="0" w:line="240" w:lineRule="auto"/>
+      </w:pPr>
+      <w:r>
+        <w:t>┌─────────────────┐    ┌─────────────────┐    ┌─────────────────┐</w:t>
+      </w:r>
+    </w:p>
+    <w:p>
+      <w:pPr>
+        <w:spacing w:after="0" w:line="240" w:lineRule="auto"/>
+      </w:pPr>
+      <w:r>
+        <w:t>│   Angular App   │    │  Laravel API    │    │    MySQL DB    │</w:t>
+      </w:r>
+    </w:p>
+    <w:p>
+      <w:pPr>
+        <w:spacing w:after="0" w:line="240" w:lineRule="auto"/>
+      </w:pPr>
+      <w:r>
+        <w:t>│   (Frontend)    │</w:t>
+      </w:r>
+      <w:r>
+        <w:rPr>
+          <w:rFonts w:ascii="Arial" w:hAnsi="Arial" w:cs="Arial"/>
+        </w:rPr>
+        <w:t>◄</w:t>
+      </w:r>
+      <w:r>
+        <w:rPr>
+          <w:rFonts w:ascii="Calibri" w:hAnsi="Calibri" w:cs="Calibri"/>
+        </w:rPr>
+        <w:t>──</w:t>
+      </w:r>
+      <w:r>
+        <w:rPr>
+          <w:rFonts w:ascii="Arial" w:hAnsi="Arial" w:cs="Arial"/>
+        </w:rPr>
+        <w:t>►</w:t>
+      </w:r>
+      <w:r>
+        <w:rPr>
+          <w:rFonts w:ascii="Calibri" w:hAnsi="Calibri" w:cs="Calibri"/>
+        </w:rPr>
+        <w:t>│</w:t>
+      </w:r>
+      <w:r>
+        <w:t xml:space="preserve">   (Backend)     </w:t>
+      </w:r>
+      <w:r>
+        <w:rPr>
+          <w:rFonts w:ascii="Calibri" w:hAnsi="Calibri" w:cs="Calibri"/>
+        </w:rPr>
+        <w:t>│</w:t>
+      </w:r>
+      <w:r>
+        <w:rPr>
+          <w:rFonts w:ascii="Arial" w:hAnsi="Arial" w:cs="Arial"/>
+        </w:rPr>
+        <w:t>◄</w:t>
+      </w:r>
+      <w:r>
+        <w:rPr>
+          <w:rFonts w:ascii="Calibri" w:hAnsi="Calibri" w:cs="Calibri"/>
+        </w:rPr>
+        <w:t>──</w:t>
+      </w:r>
+      <w:r>
+        <w:rPr>
+          <w:rFonts w:ascii="Arial" w:hAnsi="Arial" w:cs="Arial"/>
+        </w:rPr>
+        <w:t>►</w:t>
+      </w:r>
+      <w:r>
+        <w:rPr>
+          <w:rFonts w:ascii="Calibri" w:hAnsi="Calibri" w:cs="Calibri"/>
+        </w:rPr>
+        <w:t>│</w:t>
+      </w:r>
+      <w:r>
+        <w:t xml:space="preserve">   (Database)   </w:t>
+      </w:r>
+      <w:r>
+        <w:rPr>
+          <w:rFonts w:ascii="Calibri" w:hAnsi="Calibri" w:cs="Calibri"/>
+        </w:rPr>
+        <w:t>│</w:t>
+      </w:r>
+    </w:p>
+    <w:p>
+      <w:pPr>
+        <w:spacing w:after="0" w:line="240" w:lineRule="auto"/>
+      </w:pPr>
+      <w:r>
+        <w:t>│                 │    │                 │    │                 │</w:t>
+      </w:r>
+    </w:p>
+    <w:p>
+      <w:pPr>
+        <w:spacing w:after="0" w:line="240" w:lineRule="auto"/>
+      </w:pPr>
+      <w:r>
+        <w:t>│ - Dashboard     │    │ - REST API      │    │ - 23 Tables     │</w:t>
+      </w:r>
+    </w:p>
+    <w:p>
+      <w:pPr>
+        <w:spacing w:after="0" w:line="240" w:lineRule="auto"/>
         <w:rPr>
           <w:lang w:val="en-US"/>
         </w:rPr>
-        <w:t>para Angular</w:t>
-      </w:r>
-      <w:proofErr w:type="gramEnd"/>
-    </w:p>
-    <w:p>
-      <w:pPr>
-        <w:numPr>
-          <w:ilvl w:val="0"/>
-          <w:numId w:val="3"/>
-        </w:numPr>
-        <w:spacing w:after="0" w:line="240" w:lineRule="auto"/>
-      </w:pPr>
-      <w:proofErr w:type="spellStart"/>
-      <w:r>
-        <w:rPr>
-          <w:b/>
-          <w:bCs/>
-        </w:rPr>
-        <w:t>Validation</w:t>
-      </w:r>
-      <w:proofErr w:type="spellEnd"/>
-      <w:r>
-        <w:t>: Reglas de negocio financieras</w:t>
-      </w:r>
-    </w:p>
-    <w:p>
-      <w:pPr>
-        <w:numPr>
-          <w:ilvl w:val="0"/>
-          <w:numId w:val="3"/>
-        </w:numPr>
-        <w:spacing w:after="0" w:line="240" w:lineRule="auto"/>
-      </w:pPr>
-      <w:proofErr w:type="spellStart"/>
-      <w:r>
-        <w:rPr>
-          <w:b/>
-          <w:bCs/>
-        </w:rPr>
-        <w:t>Queue</w:t>
-      </w:r>
-      <w:proofErr w:type="spellEnd"/>
-      <w:r>
-        <w:rPr>
-          <w:b/>
-          <w:bCs/>
-        </w:rPr>
-        <w:t xml:space="preserve"> </w:t>
-      </w:r>
-      <w:proofErr w:type="spellStart"/>
-      <w:r>
-        <w:rPr>
-          <w:b/>
-          <w:bCs/>
-        </w:rPr>
-        <w:t>System</w:t>
-      </w:r>
-      <w:proofErr w:type="spellEnd"/>
-      <w:r>
-        <w:t>: Procesos automáticos diarios (</w:t>
-      </w:r>
-      <w:proofErr w:type="spellStart"/>
-      <w:r>
-        <w:t>snapshots</w:t>
-      </w:r>
-      <w:proofErr w:type="spellEnd"/>
-      <w:r>
-        <w:t>, consolidados)</w:t>
-      </w:r>
-    </w:p>
-    <w:p>
-      <w:pPr>
-        <w:numPr>
-          <w:ilvl w:val="0"/>
-          <w:numId w:val="3"/>
-        </w:numPr>
-        <w:spacing w:after="0" w:line="240" w:lineRule="auto"/>
-      </w:pPr>
-      <w:r>
-        <w:rPr>
-          <w:b/>
-          <w:bCs/>
-        </w:rPr>
-        <w:t>Security</w:t>
-      </w:r>
-      <w:r>
-        <w:t>: Autenticación JWT, roles, permisos</w:t>
+      </w:pPr>
+      <w:r>
+        <w:rPr>
+          <w:lang w:val="en-US"/>
+        </w:rPr>
+        <w:t>│ - Forms        │    │ - JWT Auth      │    │ - FK Relations  │</w:t>
+      </w:r>
+    </w:p>
+    <w:p>
+      <w:pPr>
+        <w:spacing w:after="0" w:line="240" w:lineRule="auto"/>
+        <w:rPr>
+          <w:lang w:val="en-US"/>
+        </w:rPr>
+      </w:pPr>
+      <w:r>
+        <w:rPr>
+          <w:lang w:val="en-US"/>
+        </w:rPr>
+        <w:t>│ - Charts       │    │ - Validation    │    │ - Indexes       │</w:t>
+      </w:r>
+    </w:p>
+    <w:p>
+      <w:pPr>
+        <w:spacing w:after="0" w:line="240" w:lineRule="auto"/>
+        <w:rPr>
+          <w:lang w:val="en-US"/>
+        </w:rPr>
+      </w:pPr>
+      <w:r>
+        <w:rPr>
+          <w:lang w:val="en-US"/>
+        </w:rPr>
+        <w:t>│ - Tables       │    │ - Queues        │    │ - Migrations    │</w:t>
+      </w:r>
+    </w:p>
+    <w:p>
+      <w:pPr>
+        <w:spacing w:after="0" w:line="240" w:lineRule="auto"/>
+      </w:pPr>
+      <w:r>
+        <w:t>└─────────────────┘    └─────────────────┘    └─────────────────┘</w:t>
+      </w:r>
+    </w:p>
+    <w:p>
+      <w:pPr>
+        <w:numPr>
+          <w:ilvl w:val="0"/>
+          <w:numId w:val="11"/>
+        </w:numPr>
+        <w:spacing w:after="0" w:line="240" w:lineRule="auto"/>
+        <w:rPr>
+          <w:b/>
+          <w:bCs/>
+        </w:rPr>
+      </w:pPr>
+      <w:r>
+        <w:rPr>
+          <w:b/>
+          <w:bCs/>
+        </w:rPr>
+        <w:t>3. Estructura de Proyecto</w:t>
       </w:r>
     </w:p>
     <w:p>
@@ -392,149 +1094,361 @@
           <w:bCs/>
         </w:rPr>
       </w:pPr>
-      <w:proofErr w:type="spellStart"/>
-      <w:r>
-        <w:rPr>
-          <w:b/>
-          <w:bCs/>
-        </w:rPr>
-        <w:t>Frontend</w:t>
-      </w:r>
-      <w:proofErr w:type="spellEnd"/>
-      <w:r>
-        <w:rPr>
-          <w:b/>
-          <w:bCs/>
-        </w:rPr>
-        <w:t xml:space="preserve"> - Angular</w:t>
-      </w:r>
-    </w:p>
-    <w:p>
-      <w:pPr>
-        <w:spacing w:after="0" w:line="240" w:lineRule="auto"/>
-      </w:pPr>
-      <w:r>
-        <w:rPr>
-          <w:b/>
-          <w:bCs/>
-        </w:rPr>
-        <w:t>Ventajas para SIPRO:</w:t>
-      </w:r>
-    </w:p>
-    <w:p>
-      <w:pPr>
-        <w:numPr>
-          <w:ilvl w:val="0"/>
-          <w:numId w:val="4"/>
-        </w:numPr>
-        <w:spacing w:after="0" w:line="240" w:lineRule="auto"/>
-      </w:pPr>
-      <w:proofErr w:type="spellStart"/>
-      <w:r>
-        <w:rPr>
-          <w:b/>
-          <w:bCs/>
-        </w:rPr>
-        <w:t>TypeScript</w:t>
-      </w:r>
-      <w:proofErr w:type="spellEnd"/>
-      <w:r>
-        <w:t>: Tipado fuerte para cálculos financieros</w:t>
-      </w:r>
-    </w:p>
-    <w:p>
-      <w:pPr>
-        <w:numPr>
-          <w:ilvl w:val="0"/>
-          <w:numId w:val="4"/>
-        </w:numPr>
-        <w:spacing w:after="0" w:line="240" w:lineRule="auto"/>
-      </w:pPr>
-      <w:proofErr w:type="spellStart"/>
-      <w:r>
-        <w:rPr>
-          <w:b/>
-          <w:bCs/>
-        </w:rPr>
-        <w:t>Components</w:t>
-      </w:r>
-      <w:proofErr w:type="spellEnd"/>
-      <w:r>
-        <w:t>: Reutilizables para tablas, gráficos, formularios</w:t>
-      </w:r>
-    </w:p>
-    <w:p>
-      <w:pPr>
-        <w:numPr>
-          <w:ilvl w:val="0"/>
-          <w:numId w:val="4"/>
-        </w:numPr>
-        <w:spacing w:after="0" w:line="240" w:lineRule="auto"/>
-      </w:pPr>
-      <w:proofErr w:type="spellStart"/>
-      <w:r>
-        <w:rPr>
-          <w:b/>
-          <w:bCs/>
-        </w:rPr>
-        <w:t>Services</w:t>
-      </w:r>
-      <w:proofErr w:type="spellEnd"/>
-      <w:r>
-        <w:t xml:space="preserve">: Inyección de dependencias para API </w:t>
-      </w:r>
-      <w:proofErr w:type="spellStart"/>
-      <w:r>
-        <w:t>calls</w:t>
-      </w:r>
-      <w:proofErr w:type="spellEnd"/>
-    </w:p>
-    <w:p>
-      <w:pPr>
-        <w:numPr>
-          <w:ilvl w:val="0"/>
-          <w:numId w:val="4"/>
-        </w:numPr>
-        <w:spacing w:after="0" w:line="240" w:lineRule="auto"/>
-      </w:pPr>
-      <w:proofErr w:type="spellStart"/>
-      <w:r>
-        <w:rPr>
-          <w:b/>
-          <w:bCs/>
-        </w:rPr>
-        <w:t>RxJS</w:t>
-      </w:r>
-      <w:proofErr w:type="spellEnd"/>
-      <w:r>
-        <w:t xml:space="preserve">: Manejo de </w:t>
-      </w:r>
-      <w:proofErr w:type="spellStart"/>
-      <w:r>
-        <w:t>streams</w:t>
-      </w:r>
-      <w:proofErr w:type="spellEnd"/>
-      <w:r>
-        <w:t xml:space="preserve"> de datos en tiempo real</w:t>
-      </w:r>
-    </w:p>
-    <w:p>
-      <w:pPr>
-        <w:numPr>
-          <w:ilvl w:val="0"/>
-          <w:numId w:val="4"/>
-        </w:numPr>
-        <w:spacing w:after="0" w:line="240" w:lineRule="auto"/>
-      </w:pPr>
-      <w:r>
-        <w:rPr>
-          <w:b/>
-          <w:bCs/>
-        </w:rPr>
-        <w:t>Charts</w:t>
-      </w:r>
-      <w:r>
-        <w:t>: Integración con librerías financieras (Chart.js, D3.js)</w:t>
+      <w:r>
+        <w:rPr>
+          <w:b/>
+          <w:bCs/>
+        </w:rPr>
+        <w:t>Backend Laravel</w:t>
+      </w:r>
+    </w:p>
+    <w:p>
+      <w:pPr>
+        <w:spacing w:after="0" w:line="240" w:lineRule="auto"/>
+      </w:pPr>
+      <w:r>
+        <w:t>sipro-backend/</w:t>
+      </w:r>
+    </w:p>
+    <w:p>
+      <w:pPr>
+        <w:spacing w:after="0" w:line="240" w:lineRule="auto"/>
+      </w:pPr>
+      <w:r>
+        <w:rPr>
+          <w:rFonts w:ascii="MS Gothic" w:eastAsia="MS Gothic" w:hAnsi="MS Gothic" w:cs="MS Gothic" w:hint="eastAsia"/>
+        </w:rPr>
+        <w:t>├</w:t>
+      </w:r>
+      <w:r>
+        <w:rPr>
+          <w:rFonts w:ascii="Calibri" w:hAnsi="Calibri" w:cs="Calibri"/>
+        </w:rPr>
+        <w:t>──</w:t>
+      </w:r>
+      <w:r>
+        <w:t xml:space="preserve"> app/</w:t>
+      </w:r>
+    </w:p>
+    <w:p>
+      <w:pPr>
+        <w:spacing w:after="0" w:line="240" w:lineRule="auto"/>
+      </w:pPr>
+      <w:r>
+        <w:t xml:space="preserve">│   </w:t>
+      </w:r>
+      <w:r>
+        <w:rPr>
+          <w:rFonts w:ascii="MS Gothic" w:eastAsia="MS Gothic" w:hAnsi="MS Gothic" w:cs="MS Gothic" w:hint="eastAsia"/>
+        </w:rPr>
+        <w:t>├</w:t>
+      </w:r>
+      <w:r>
+        <w:rPr>
+          <w:rFonts w:ascii="Calibri" w:hAnsi="Calibri" w:cs="Calibri"/>
+        </w:rPr>
+        <w:t>──</w:t>
+      </w:r>
+      <w:r>
+        <w:t xml:space="preserve"> Http/Controllers/API/</w:t>
+      </w:r>
+    </w:p>
+    <w:p>
+      <w:pPr>
+        <w:spacing w:after="0" w:line="240" w:lineRule="auto"/>
+      </w:pPr>
+      <w:r>
+        <w:t xml:space="preserve">│   │   </w:t>
+      </w:r>
+      <w:r>
+        <w:rPr>
+          <w:rFonts w:ascii="MS Gothic" w:eastAsia="MS Gothic" w:hAnsi="MS Gothic" w:cs="MS Gothic" w:hint="eastAsia"/>
+        </w:rPr>
+        <w:t>├</w:t>
+      </w:r>
+      <w:r>
+        <w:rPr>
+          <w:rFonts w:ascii="Calibri" w:hAnsi="Calibri" w:cs="Calibri"/>
+        </w:rPr>
+        <w:t>──</w:t>
+      </w:r>
+      <w:r>
+        <w:t xml:space="preserve"> AuthController.php</w:t>
+      </w:r>
+    </w:p>
+    <w:p>
+      <w:pPr>
+        <w:spacing w:after="0" w:line="240" w:lineRule="auto"/>
+      </w:pPr>
+      <w:r>
+        <w:t xml:space="preserve">│   │   </w:t>
+      </w:r>
+      <w:r>
+        <w:rPr>
+          <w:rFonts w:ascii="MS Gothic" w:eastAsia="MS Gothic" w:hAnsi="MS Gothic" w:cs="MS Gothic" w:hint="eastAsia"/>
+        </w:rPr>
+        <w:t>├</w:t>
+      </w:r>
+      <w:r>
+        <w:rPr>
+          <w:rFonts w:ascii="Calibri" w:hAnsi="Calibri" w:cs="Calibri"/>
+        </w:rPr>
+        <w:t>──</w:t>
+      </w:r>
+      <w:r>
+        <w:t xml:space="preserve"> InversionController.php</w:t>
+      </w:r>
+    </w:p>
+    <w:p>
+      <w:pPr>
+        <w:spacing w:after="0" w:line="240" w:lineRule="auto"/>
+      </w:pPr>
+      <w:r>
+        <w:t xml:space="preserve">│   │   </w:t>
+      </w:r>
+      <w:r>
+        <w:rPr>
+          <w:rFonts w:ascii="MS Gothic" w:eastAsia="MS Gothic" w:hAnsi="MS Gothic" w:cs="MS Gothic" w:hint="eastAsia"/>
+        </w:rPr>
+        <w:t>├</w:t>
+      </w:r>
+      <w:r>
+        <w:rPr>
+          <w:rFonts w:ascii="Calibri" w:hAnsi="Calibri" w:cs="Calibri"/>
+        </w:rPr>
+        <w:t>──</w:t>
+      </w:r>
+      <w:r>
+        <w:t xml:space="preserve"> AmortizacionController.php</w:t>
+      </w:r>
+    </w:p>
+    <w:p>
+      <w:pPr>
+        <w:spacing w:after="0" w:line="240" w:lineRule="auto"/>
+      </w:pPr>
+      <w:r>
+        <w:t xml:space="preserve">│   │   </w:t>
+      </w:r>
+      <w:r>
+        <w:rPr>
+          <w:rFonts w:ascii="MS Gothic" w:eastAsia="MS Gothic" w:hAnsi="MS Gothic" w:cs="MS Gothic" w:hint="eastAsia"/>
+        </w:rPr>
+        <w:t>├</w:t>
+      </w:r>
+      <w:r>
+        <w:rPr>
+          <w:rFonts w:ascii="Calibri" w:hAnsi="Calibri" w:cs="Calibri"/>
+        </w:rPr>
+        <w:t>──</w:t>
+      </w:r>
+      <w:r>
+        <w:t xml:space="preserve"> DashboardController.php</w:t>
+      </w:r>
+    </w:p>
+    <w:p>
+      <w:pPr>
+        <w:spacing w:after="0" w:line="240" w:lineRule="auto"/>
+      </w:pPr>
+      <w:r>
+        <w:t>│   │   └── ReportesController.php</w:t>
+      </w:r>
+    </w:p>
+    <w:p>
+      <w:pPr>
+        <w:spacing w:after="0" w:line="240" w:lineRule="auto"/>
+      </w:pPr>
+      <w:r>
+        <w:t xml:space="preserve">│   </w:t>
+      </w:r>
+      <w:r>
+        <w:rPr>
+          <w:rFonts w:ascii="MS Gothic" w:eastAsia="MS Gothic" w:hAnsi="MS Gothic" w:cs="MS Gothic" w:hint="eastAsia"/>
+        </w:rPr>
+        <w:t>├</w:t>
+      </w:r>
+      <w:r>
+        <w:rPr>
+          <w:rFonts w:ascii="Calibri" w:hAnsi="Calibri" w:cs="Calibri"/>
+        </w:rPr>
+        <w:t>──</w:t>
+      </w:r>
+      <w:r>
+        <w:t xml:space="preserve"> Models/</w:t>
+      </w:r>
+    </w:p>
+    <w:p>
+      <w:pPr>
+        <w:spacing w:after="0" w:line="240" w:lineRule="auto"/>
+      </w:pPr>
+      <w:r>
+        <w:t xml:space="preserve">│   │   </w:t>
+      </w:r>
+      <w:r>
+        <w:rPr>
+          <w:rFonts w:ascii="MS Gothic" w:eastAsia="MS Gothic" w:hAnsi="MS Gothic" w:cs="MS Gothic" w:hint="eastAsia"/>
+        </w:rPr>
+        <w:t>├</w:t>
+      </w:r>
+      <w:r>
+        <w:rPr>
+          <w:rFonts w:ascii="Calibri" w:hAnsi="Calibri" w:cs="Calibri"/>
+        </w:rPr>
+        <w:t>──</w:t>
+      </w:r>
+      <w:r>
+        <w:t xml:space="preserve"> Inversion.php</w:t>
+      </w:r>
+    </w:p>
+    <w:p>
+      <w:pPr>
+        <w:spacing w:after="0" w:line="240" w:lineRule="auto"/>
+      </w:pPr>
+      <w:r>
+        <w:t xml:space="preserve">│   │   </w:t>
+      </w:r>
+      <w:r>
+        <w:rPr>
+          <w:rFonts w:ascii="MS Gothic" w:eastAsia="MS Gothic" w:hAnsi="MS Gothic" w:cs="MS Gothic" w:hint="eastAsia"/>
+        </w:rPr>
+        <w:t>├</w:t>
+      </w:r>
+      <w:r>
+        <w:rPr>
+          <w:rFonts w:ascii="Calibri" w:hAnsi="Calibri" w:cs="Calibri"/>
+        </w:rPr>
+        <w:t>──</w:t>
+      </w:r>
+      <w:r>
+        <w:t xml:space="preserve"> Amortizacion.php</w:t>
+      </w:r>
+    </w:p>
+    <w:p>
+      <w:pPr>
+        <w:spacing w:after="0" w:line="240" w:lineRule="auto"/>
+      </w:pPr>
+      <w:r>
+        <w:t xml:space="preserve">│   │   </w:t>
+      </w:r>
+      <w:r>
+        <w:rPr>
+          <w:rFonts w:ascii="MS Gothic" w:eastAsia="MS Gothic" w:hAnsi="MS Gothic" w:cs="MS Gothic" w:hint="eastAsia"/>
+        </w:rPr>
+        <w:t>├</w:t>
+      </w:r>
+      <w:r>
+        <w:rPr>
+          <w:rFonts w:ascii="Calibri" w:hAnsi="Calibri" w:cs="Calibri"/>
+        </w:rPr>
+        <w:t>──</w:t>
+      </w:r>
+      <w:r>
+        <w:t xml:space="preserve"> GrupoFamiliar.php</w:t>
+      </w:r>
+    </w:p>
+    <w:p>
+      <w:pPr>
+        <w:spacing w:after="0" w:line="240" w:lineRule="auto"/>
+      </w:pPr>
+      <w:r>
+        <w:t>│   │   └── Persona.php</w:t>
+      </w:r>
+    </w:p>
+    <w:p>
+      <w:pPr>
+        <w:spacing w:after="0" w:line="240" w:lineRule="auto"/>
+      </w:pPr>
+      <w:r>
+        <w:t>│   └── Jobs/</w:t>
+      </w:r>
+    </w:p>
+    <w:p>
+      <w:pPr>
+        <w:spacing w:after="0" w:line="240" w:lineRule="auto"/>
+      </w:pPr>
+      <w:r>
+        <w:t xml:space="preserve">│       </w:t>
+      </w:r>
+      <w:r>
+        <w:rPr>
+          <w:rFonts w:ascii="MS Gothic" w:eastAsia="MS Gothic" w:hAnsi="MS Gothic" w:cs="MS Gothic" w:hint="eastAsia"/>
+        </w:rPr>
+        <w:t>├</w:t>
+      </w:r>
+      <w:r>
+        <w:rPr>
+          <w:rFonts w:ascii="Calibri" w:hAnsi="Calibri" w:cs="Calibri"/>
+        </w:rPr>
+        <w:t>──</w:t>
+      </w:r>
+      <w:r>
+        <w:t xml:space="preserve"> ProcesarSnapshots.php</w:t>
+      </w:r>
+    </w:p>
+    <w:p>
+      <w:pPr>
+        <w:spacing w:after="0" w:line="240" w:lineRule="auto"/>
+      </w:pPr>
+      <w:r>
+        <w:t>│       └── ActualizarConsolidados.php</w:t>
+      </w:r>
+    </w:p>
+    <w:p>
+      <w:pPr>
+        <w:spacing w:after="0" w:line="240" w:lineRule="auto"/>
+      </w:pPr>
+      <w:r>
+        <w:rPr>
+          <w:rFonts w:ascii="MS Gothic" w:eastAsia="MS Gothic" w:hAnsi="MS Gothic" w:cs="MS Gothic" w:hint="eastAsia"/>
+        </w:rPr>
+        <w:t>├</w:t>
+      </w:r>
+      <w:r>
+        <w:rPr>
+          <w:rFonts w:ascii="Calibri" w:hAnsi="Calibri" w:cs="Calibri"/>
+        </w:rPr>
+        <w:t>──</w:t>
+      </w:r>
+      <w:r>
+        <w:t xml:space="preserve"> database/</w:t>
+      </w:r>
+    </w:p>
+    <w:p>
+      <w:pPr>
+        <w:spacing w:after="0" w:line="240" w:lineRule="auto"/>
+      </w:pPr>
+      <w:r>
+        <w:t xml:space="preserve">│   </w:t>
+      </w:r>
+      <w:r>
+        <w:rPr>
+          <w:rFonts w:ascii="MS Gothic" w:eastAsia="MS Gothic" w:hAnsi="MS Gothic" w:cs="MS Gothic" w:hint="eastAsia"/>
+        </w:rPr>
+        <w:t>├</w:t>
+      </w:r>
+      <w:r>
+        <w:rPr>
+          <w:rFonts w:ascii="Calibri" w:hAnsi="Calibri" w:cs="Calibri"/>
+        </w:rPr>
+        <w:t>──</w:t>
+      </w:r>
+      <w:r>
+        <w:t xml:space="preserve"> migrations/</w:t>
+      </w:r>
+    </w:p>
+    <w:p>
+      <w:pPr>
+        <w:spacing w:after="0" w:line="240" w:lineRule="auto"/>
+      </w:pPr>
+      <w:r>
+        <w:t>│   └── seeders/</w:t>
+      </w:r>
+    </w:p>
+    <w:p>
+      <w:pPr>
+        <w:spacing w:after="0" w:line="240" w:lineRule="auto"/>
+      </w:pPr>
+      <w:r>
+        <w:t>└── routes/api.php</w:t>
       </w:r>
     </w:p>
     <w:p>
@@ -557,107 +1471,260 @@
           <w:b/>
           <w:bCs/>
         </w:rPr>
-        <w:t>Base de Datos - MySQL</w:t>
-      </w:r>
-    </w:p>
-    <w:p>
-      <w:pPr>
-        <w:spacing w:after="0" w:line="240" w:lineRule="auto"/>
-      </w:pPr>
-      <w:r>
-        <w:rPr>
-          <w:b/>
-          <w:bCs/>
-        </w:rPr>
-        <w:t>Ventajas para SIPRO:</w:t>
-      </w:r>
-    </w:p>
-    <w:p>
-      <w:pPr>
-        <w:numPr>
-          <w:ilvl w:val="0"/>
-          <w:numId w:val="5"/>
-        </w:numPr>
-        <w:spacing w:after="0" w:line="240" w:lineRule="auto"/>
-      </w:pPr>
-      <w:proofErr w:type="spellStart"/>
-      <w:r>
-        <w:rPr>
-          <w:b/>
-          <w:bCs/>
-        </w:rPr>
-        <w:t>InnoDB</w:t>
-      </w:r>
-      <w:proofErr w:type="spellEnd"/>
-      <w:r>
-        <w:t>: Integridad referencial (</w:t>
-      </w:r>
-      <w:proofErr w:type="spellStart"/>
-      <w:r>
-        <w:t>FKs</w:t>
-      </w:r>
-      <w:proofErr w:type="spellEnd"/>
-      <w:r>
-        <w:t xml:space="preserve"> definidas)</w:t>
-      </w:r>
-    </w:p>
-    <w:p>
-      <w:pPr>
-        <w:numPr>
-          <w:ilvl w:val="0"/>
-          <w:numId w:val="5"/>
-        </w:numPr>
-        <w:spacing w:after="0" w:line="240" w:lineRule="auto"/>
-      </w:pPr>
-      <w:r>
-        <w:rPr>
-          <w:b/>
-          <w:bCs/>
-        </w:rPr>
-        <w:t>Performance</w:t>
-      </w:r>
-      <w:r>
-        <w:t>: Índices optimizados ya definidos</w:t>
-      </w:r>
-    </w:p>
-    <w:p>
-      <w:pPr>
-        <w:numPr>
-          <w:ilvl w:val="0"/>
-          <w:numId w:val="5"/>
-        </w:numPr>
-        <w:spacing w:after="0" w:line="240" w:lineRule="auto"/>
-      </w:pPr>
-      <w:proofErr w:type="spellStart"/>
-      <w:r>
-        <w:rPr>
-          <w:b/>
-          <w:bCs/>
-        </w:rPr>
-        <w:t>Transactions</w:t>
-      </w:r>
-      <w:proofErr w:type="spellEnd"/>
-      <w:r>
-        <w:t>: ACID para operaciones financieras</w:t>
-      </w:r>
-    </w:p>
-    <w:p>
-      <w:pPr>
-        <w:numPr>
-          <w:ilvl w:val="0"/>
-          <w:numId w:val="5"/>
-        </w:numPr>
-        <w:spacing w:after="0" w:line="240" w:lineRule="auto"/>
-      </w:pPr>
-      <w:r>
-        <w:rPr>
-          <w:b/>
-          <w:bCs/>
-        </w:rPr>
-        <w:t>UTF8MB4</w:t>
-      </w:r>
-      <w:r>
-        <w:t>: Soporte completo para caracteres españoles</w:t>
+        <w:t>Frontend Angular</w:t>
+      </w:r>
+    </w:p>
+    <w:p>
+      <w:pPr>
+        <w:spacing w:after="0" w:line="240" w:lineRule="auto"/>
+      </w:pPr>
+      <w:r>
+        <w:t>sipro-frontend/</w:t>
+      </w:r>
+    </w:p>
+    <w:p>
+      <w:pPr>
+        <w:spacing w:after="0" w:line="240" w:lineRule="auto"/>
+      </w:pPr>
+      <w:r>
+        <w:rPr>
+          <w:rFonts w:ascii="MS Gothic" w:eastAsia="MS Gothic" w:hAnsi="MS Gothic" w:cs="MS Gothic" w:hint="eastAsia"/>
+        </w:rPr>
+        <w:t>├</w:t>
+      </w:r>
+      <w:r>
+        <w:rPr>
+          <w:rFonts w:ascii="Calibri" w:hAnsi="Calibri" w:cs="Calibri"/>
+        </w:rPr>
+        <w:t>──</w:t>
+      </w:r>
+      <w:r>
+        <w:t xml:space="preserve"> src/</w:t>
+      </w:r>
+    </w:p>
+    <w:p>
+      <w:pPr>
+        <w:spacing w:after="0" w:line="240" w:lineRule="auto"/>
+      </w:pPr>
+      <w:r>
+        <w:t xml:space="preserve">│   </w:t>
+      </w:r>
+      <w:r>
+        <w:rPr>
+          <w:rFonts w:ascii="MS Gothic" w:eastAsia="MS Gothic" w:hAnsi="MS Gothic" w:cs="MS Gothic" w:hint="eastAsia"/>
+        </w:rPr>
+        <w:t>├</w:t>
+      </w:r>
+      <w:r>
+        <w:rPr>
+          <w:rFonts w:ascii="Calibri" w:hAnsi="Calibri" w:cs="Calibri"/>
+        </w:rPr>
+        <w:t>──</w:t>
+      </w:r>
+      <w:r>
+        <w:t xml:space="preserve"> app/</w:t>
+      </w:r>
+    </w:p>
+    <w:p>
+      <w:pPr>
+        <w:spacing w:after="0" w:line="240" w:lineRule="auto"/>
+      </w:pPr>
+      <w:r>
+        <w:t xml:space="preserve">│   │   </w:t>
+      </w:r>
+      <w:r>
+        <w:rPr>
+          <w:rFonts w:ascii="MS Gothic" w:eastAsia="MS Gothic" w:hAnsi="MS Gothic" w:cs="MS Gothic" w:hint="eastAsia"/>
+        </w:rPr>
+        <w:t>├</w:t>
+      </w:r>
+      <w:r>
+        <w:rPr>
+          <w:rFonts w:ascii="Calibri" w:hAnsi="Calibri" w:cs="Calibri"/>
+        </w:rPr>
+        <w:t>──</w:t>
+      </w:r>
+      <w:r>
+        <w:t xml:space="preserve"> components/</w:t>
+      </w:r>
+    </w:p>
+    <w:p>
+      <w:pPr>
+        <w:spacing w:after="0" w:line="240" w:lineRule="auto"/>
+      </w:pPr>
+      <w:r>
+        <w:t xml:space="preserve">│   │   │   </w:t>
+      </w:r>
+      <w:r>
+        <w:rPr>
+          <w:rFonts w:ascii="MS Gothic" w:eastAsia="MS Gothic" w:hAnsi="MS Gothic" w:cs="MS Gothic" w:hint="eastAsia"/>
+        </w:rPr>
+        <w:t>├</w:t>
+      </w:r>
+      <w:r>
+        <w:rPr>
+          <w:rFonts w:ascii="Calibri" w:hAnsi="Calibri" w:cs="Calibri"/>
+        </w:rPr>
+        <w:t>──</w:t>
+      </w:r>
+      <w:r>
+        <w:t xml:space="preserve"> dashboard/</w:t>
+      </w:r>
+    </w:p>
+    <w:p>
+      <w:pPr>
+        <w:spacing w:after="0" w:line="240" w:lineRule="auto"/>
+      </w:pPr>
+      <w:r>
+        <w:t xml:space="preserve">│   │   │   </w:t>
+      </w:r>
+      <w:r>
+        <w:rPr>
+          <w:rFonts w:ascii="MS Gothic" w:eastAsia="MS Gothic" w:hAnsi="MS Gothic" w:cs="MS Gothic" w:hint="eastAsia"/>
+        </w:rPr>
+        <w:t>├</w:t>
+      </w:r>
+      <w:r>
+        <w:rPr>
+          <w:rFonts w:ascii="Calibri" w:hAnsi="Calibri" w:cs="Calibri"/>
+        </w:rPr>
+        <w:t>──</w:t>
+      </w:r>
+      <w:r>
+        <w:t xml:space="preserve"> inversiones/</w:t>
+      </w:r>
+    </w:p>
+    <w:p>
+      <w:pPr>
+        <w:spacing w:after="0" w:line="240" w:lineRule="auto"/>
+      </w:pPr>
+      <w:r>
+        <w:t>│   │   │   └── reportes/</w:t>
+      </w:r>
+    </w:p>
+    <w:p>
+      <w:pPr>
+        <w:spacing w:after="0" w:line="240" w:lineRule="auto"/>
+      </w:pPr>
+      <w:r>
+        <w:t xml:space="preserve">│   │   </w:t>
+      </w:r>
+      <w:r>
+        <w:rPr>
+          <w:rFonts w:ascii="MS Gothic" w:eastAsia="MS Gothic" w:hAnsi="MS Gothic" w:cs="MS Gothic" w:hint="eastAsia"/>
+        </w:rPr>
+        <w:t>├</w:t>
+      </w:r>
+      <w:r>
+        <w:rPr>
+          <w:rFonts w:ascii="Calibri" w:hAnsi="Calibri" w:cs="Calibri"/>
+        </w:rPr>
+        <w:t>──</w:t>
+      </w:r>
+      <w:r>
+        <w:t xml:space="preserve"> services/</w:t>
+      </w:r>
+    </w:p>
+    <w:p>
+      <w:pPr>
+        <w:spacing w:after="0" w:line="240" w:lineRule="auto"/>
+      </w:pPr>
+      <w:r>
+        <w:t xml:space="preserve">│   │   │   </w:t>
+      </w:r>
+      <w:r>
+        <w:rPr>
+          <w:rFonts w:ascii="MS Gothic" w:eastAsia="MS Gothic" w:hAnsi="MS Gothic" w:cs="MS Gothic" w:hint="eastAsia"/>
+        </w:rPr>
+        <w:t>├</w:t>
+      </w:r>
+      <w:r>
+        <w:rPr>
+          <w:rFonts w:ascii="Calibri" w:hAnsi="Calibri" w:cs="Calibri"/>
+        </w:rPr>
+        <w:t>──</w:t>
+      </w:r>
+      <w:r>
+        <w:t xml:space="preserve"> auth.service.ts</w:t>
+      </w:r>
+    </w:p>
+    <w:p>
+      <w:pPr>
+        <w:spacing w:after="0" w:line="240" w:lineRule="auto"/>
+      </w:pPr>
+      <w:r>
+        <w:t xml:space="preserve">│   │   │   </w:t>
+      </w:r>
+      <w:r>
+        <w:rPr>
+          <w:rFonts w:ascii="MS Gothic" w:eastAsia="MS Gothic" w:hAnsi="MS Gothic" w:cs="MS Gothic" w:hint="eastAsia"/>
+        </w:rPr>
+        <w:t>├</w:t>
+      </w:r>
+      <w:r>
+        <w:rPr>
+          <w:rFonts w:ascii="Calibri" w:hAnsi="Calibri" w:cs="Calibri"/>
+        </w:rPr>
+        <w:t>──</w:t>
+      </w:r>
+      <w:r>
+        <w:t xml:space="preserve"> inversion.service.ts</w:t>
+      </w:r>
+    </w:p>
+    <w:p>
+      <w:pPr>
+        <w:spacing w:after="0" w:line="240" w:lineRule="auto"/>
+      </w:pPr>
+      <w:r>
+        <w:t>│   │   │   └── api.service.ts</w:t>
+      </w:r>
+    </w:p>
+    <w:p>
+      <w:pPr>
+        <w:spacing w:after="0" w:line="240" w:lineRule="auto"/>
+      </w:pPr>
+      <w:r>
+        <w:t>│   │   └── models/</w:t>
+      </w:r>
+    </w:p>
+    <w:p>
+      <w:pPr>
+        <w:spacing w:after="0" w:line="240" w:lineRule="auto"/>
+      </w:pPr>
+      <w:r>
+        <w:lastRenderedPageBreak/>
+        <w:t xml:space="preserve">│   │       </w:t>
+      </w:r>
+      <w:r>
+        <w:rPr>
+          <w:rFonts w:ascii="MS Gothic" w:eastAsia="MS Gothic" w:hAnsi="MS Gothic" w:cs="MS Gothic" w:hint="eastAsia"/>
+        </w:rPr>
+        <w:t>├</w:t>
+      </w:r>
+      <w:r>
+        <w:rPr>
+          <w:rFonts w:ascii="Calibri" w:hAnsi="Calibri" w:cs="Calibri"/>
+        </w:rPr>
+        <w:t>──</w:t>
+      </w:r>
+      <w:r>
+        <w:t xml:space="preserve"> inversion.model.ts</w:t>
+      </w:r>
+    </w:p>
+    <w:p>
+      <w:pPr>
+        <w:spacing w:after="0" w:line="240" w:lineRule="auto"/>
+      </w:pPr>
+      <w:r>
+        <w:t>│   │       └── usuario.model.ts</w:t>
+      </w:r>
+    </w:p>
+    <w:p>
+      <w:pPr>
+        <w:spacing w:after="0" w:line="240" w:lineRule="auto"/>
+      </w:pPr>
+      <w:r>
+        <w:t>└── angular.json</w:t>
       </w:r>
     </w:p>
     <w:p>
@@ -677,236 +1744,7 @@
           <w:b/>
           <w:bCs/>
         </w:rPr>
-        <w:t>2. Arquitectura Propuesta</w:t>
-      </w:r>
-    </w:p>
-    <w:p>
-      <w:pPr>
-        <w:spacing w:after="0" w:line="240" w:lineRule="auto"/>
-      </w:pPr>
-      <w:r>
-        <w:t>┌─────────────────┐    ┌─────────────────┐    ┌─────────────────┐</w:t>
-      </w:r>
-    </w:p>
-    <w:p>
-      <w:pPr>
-        <w:spacing w:after="0" w:line="240" w:lineRule="auto"/>
-      </w:pPr>
-      <w:r>
-        <w:t xml:space="preserve">│   Angular App   │    </w:t>
-      </w:r>
-      <w:proofErr w:type="gramStart"/>
-      <w:r>
-        <w:t>│  Laravel</w:t>
-      </w:r>
-      <w:proofErr w:type="gramEnd"/>
-      <w:r>
-        <w:t xml:space="preserve"> API    │    │    MySQL DB    │</w:t>
-      </w:r>
-    </w:p>
-    <w:p>
-      <w:pPr>
-        <w:spacing w:after="0" w:line="240" w:lineRule="auto"/>
-      </w:pPr>
-      <w:r>
-        <w:t>│</w:t>
-      </w:r>
-      <w:proofErr w:type="gramStart"/>
-      <w:r>
-        <w:t xml:space="preserve">   (</w:t>
-      </w:r>
-      <w:proofErr w:type="spellStart"/>
-      <w:proofErr w:type="gramEnd"/>
-      <w:r>
-        <w:t>Frontend</w:t>
-      </w:r>
-      <w:proofErr w:type="spellEnd"/>
-      <w:r>
-        <w:t>)    │</w:t>
-      </w:r>
-      <w:r>
-        <w:rPr>
-          <w:rFonts w:ascii="Arial" w:hAnsi="Arial" w:cs="Arial"/>
-        </w:rPr>
-        <w:t>◄</w:t>
-      </w:r>
-      <w:r>
-        <w:rPr>
-          <w:rFonts w:ascii="Calibri" w:hAnsi="Calibri" w:cs="Calibri"/>
-        </w:rPr>
-        <w:t>──</w:t>
-      </w:r>
-      <w:r>
-        <w:rPr>
-          <w:rFonts w:ascii="Arial" w:hAnsi="Arial" w:cs="Arial"/>
-        </w:rPr>
-        <w:t>►</w:t>
-      </w:r>
-      <w:r>
-        <w:rPr>
-          <w:rFonts w:ascii="Calibri" w:hAnsi="Calibri" w:cs="Calibri"/>
-        </w:rPr>
-        <w:t>│</w:t>
-      </w:r>
-      <w:r>
-        <w:t xml:space="preserve">   (</w:t>
-      </w:r>
-      <w:proofErr w:type="spellStart"/>
-      <w:r>
-        <w:t>Backend</w:t>
-      </w:r>
-      <w:proofErr w:type="spellEnd"/>
-      <w:r>
-        <w:t xml:space="preserve">)     </w:t>
-      </w:r>
-      <w:r>
-        <w:rPr>
-          <w:rFonts w:ascii="Calibri" w:hAnsi="Calibri" w:cs="Calibri"/>
-        </w:rPr>
-        <w:t>│</w:t>
-      </w:r>
-      <w:r>
-        <w:rPr>
-          <w:rFonts w:ascii="Arial" w:hAnsi="Arial" w:cs="Arial"/>
-        </w:rPr>
-        <w:t>◄</w:t>
-      </w:r>
-      <w:r>
-        <w:rPr>
-          <w:rFonts w:ascii="Calibri" w:hAnsi="Calibri" w:cs="Calibri"/>
-        </w:rPr>
-        <w:t>──</w:t>
-      </w:r>
-      <w:r>
-        <w:rPr>
-          <w:rFonts w:ascii="Arial" w:hAnsi="Arial" w:cs="Arial"/>
-        </w:rPr>
-        <w:t>►</w:t>
-      </w:r>
-      <w:r>
-        <w:rPr>
-          <w:rFonts w:ascii="Calibri" w:hAnsi="Calibri" w:cs="Calibri"/>
-        </w:rPr>
-        <w:t>│</w:t>
-      </w:r>
-      <w:r>
-        <w:t xml:space="preserve">   (</w:t>
-      </w:r>
-      <w:proofErr w:type="spellStart"/>
-      <w:r>
-        <w:t>Database</w:t>
-      </w:r>
-      <w:proofErr w:type="spellEnd"/>
-      <w:r>
-        <w:t xml:space="preserve">)   </w:t>
-      </w:r>
-      <w:r>
-        <w:rPr>
-          <w:rFonts w:ascii="Calibri" w:hAnsi="Calibri" w:cs="Calibri"/>
-        </w:rPr>
-        <w:t>│</w:t>
-      </w:r>
-    </w:p>
-    <w:p>
-      <w:pPr>
-        <w:spacing w:after="0" w:line="240" w:lineRule="auto"/>
-      </w:pPr>
-      <w:r>
-        <w:t>│                 │    │                 │    │                 │</w:t>
-      </w:r>
-    </w:p>
-    <w:p>
-      <w:pPr>
-        <w:spacing w:after="0" w:line="240" w:lineRule="auto"/>
-      </w:pPr>
-      <w:r>
-        <w:t xml:space="preserve">│ - </w:t>
-      </w:r>
-      <w:proofErr w:type="spellStart"/>
-      <w:r>
-        <w:t>Dashboard</w:t>
-      </w:r>
-      <w:proofErr w:type="spellEnd"/>
-      <w:r>
-        <w:t xml:space="preserve">     │    │ - REST API      │    │ - 23 Tables     │</w:t>
-      </w:r>
-    </w:p>
-    <w:p>
-      <w:pPr>
-        <w:spacing w:after="0" w:line="240" w:lineRule="auto"/>
-        <w:rPr>
-          <w:lang w:val="en-US"/>
-        </w:rPr>
-      </w:pPr>
-      <w:r>
-        <w:rPr>
-          <w:lang w:val="en-US"/>
-        </w:rPr>
-        <w:t xml:space="preserve">│ - Forms        │    │ - JWT Auth      │    │ - FK </w:t>
-      </w:r>
-      <w:proofErr w:type="gramStart"/>
-      <w:r>
-        <w:rPr>
-          <w:lang w:val="en-US"/>
-        </w:rPr>
-        <w:t>Relations  │</w:t>
-      </w:r>
-      <w:proofErr w:type="gramEnd"/>
-    </w:p>
-    <w:p>
-      <w:pPr>
-        <w:spacing w:after="0" w:line="240" w:lineRule="auto"/>
-        <w:rPr>
-          <w:lang w:val="en-US"/>
-        </w:rPr>
-      </w:pPr>
-      <w:r>
-        <w:rPr>
-          <w:lang w:val="en-US"/>
-        </w:rPr>
-        <w:t>│ - Charts       │    │ - Validation    │    │ - Indexes       │</w:t>
-      </w:r>
-    </w:p>
-    <w:p>
-      <w:pPr>
-        <w:spacing w:after="0" w:line="240" w:lineRule="auto"/>
-        <w:rPr>
-          <w:lang w:val="en-US"/>
-        </w:rPr>
-      </w:pPr>
-      <w:r>
-        <w:rPr>
-          <w:lang w:val="en-US"/>
-        </w:rPr>
-        <w:t>│ - Tables       │    │ - Queues        │    │ - Migrations    │</w:t>
-      </w:r>
-    </w:p>
-    <w:p>
-      <w:pPr>
-        <w:spacing w:after="0" w:line="240" w:lineRule="auto"/>
-      </w:pPr>
-      <w:r>
-        <w:t>└─────────────────┘    └─────────────────┘    └─────────────────┘</w:t>
-      </w:r>
-    </w:p>
-    <w:p>
-      <w:pPr>
-        <w:numPr>
-          <w:ilvl w:val="0"/>
-          <w:numId w:val="11"/>
-        </w:numPr>
-        <w:spacing w:after="0" w:line="240" w:lineRule="auto"/>
-        <w:rPr>
-          <w:b/>
-          <w:bCs/>
-        </w:rPr>
-      </w:pPr>
-      <w:r>
-        <w:rPr>
-          <w:b/>
-          <w:bCs/>
-        </w:rPr>
-        <w:t>3. Estructura de Proyecto</w:t>
+        <w:t>4. Plan de Desarrollo</w:t>
       </w:r>
     </w:p>
     <w:p>
@@ -924,907 +1762,6 @@
           <w:bCs/>
         </w:rPr>
       </w:pPr>
-      <w:proofErr w:type="spellStart"/>
-      <w:r>
-        <w:rPr>
-          <w:b/>
-          <w:bCs/>
-        </w:rPr>
-        <w:t>Backend</w:t>
-      </w:r>
-      <w:proofErr w:type="spellEnd"/>
-      <w:r>
-        <w:rPr>
-          <w:b/>
-          <w:bCs/>
-        </w:rPr>
-        <w:t xml:space="preserve"> Laravel</w:t>
-      </w:r>
-    </w:p>
-    <w:p>
-      <w:pPr>
-        <w:spacing w:after="0" w:line="240" w:lineRule="auto"/>
-      </w:pPr>
-      <w:proofErr w:type="spellStart"/>
-      <w:r>
-        <w:t>sipro-backend</w:t>
-      </w:r>
-      <w:proofErr w:type="spellEnd"/>
-      <w:r>
-        <w:t>/</w:t>
-      </w:r>
-    </w:p>
-    <w:p>
-      <w:pPr>
-        <w:spacing w:after="0" w:line="240" w:lineRule="auto"/>
-      </w:pPr>
-      <w:r>
-        <w:rPr>
-          <w:rFonts w:ascii="MS Gothic" w:eastAsia="MS Gothic" w:hAnsi="MS Gothic" w:cs="MS Gothic" w:hint="eastAsia"/>
-        </w:rPr>
-        <w:t>├</w:t>
-      </w:r>
-      <w:r>
-        <w:rPr>
-          <w:rFonts w:ascii="Calibri" w:hAnsi="Calibri" w:cs="Calibri"/>
-        </w:rPr>
-        <w:t>──</w:t>
-      </w:r>
-      <w:r>
-        <w:t xml:space="preserve"> app/</w:t>
-      </w:r>
-    </w:p>
-    <w:p>
-      <w:pPr>
-        <w:spacing w:after="0" w:line="240" w:lineRule="auto"/>
-      </w:pPr>
-      <w:r>
-        <w:t xml:space="preserve">│   </w:t>
-      </w:r>
-      <w:r>
-        <w:rPr>
-          <w:rFonts w:ascii="MS Gothic" w:eastAsia="MS Gothic" w:hAnsi="MS Gothic" w:cs="MS Gothic" w:hint="eastAsia"/>
-        </w:rPr>
-        <w:t>├</w:t>
-      </w:r>
-      <w:r>
-        <w:rPr>
-          <w:rFonts w:ascii="Calibri" w:hAnsi="Calibri" w:cs="Calibri"/>
-        </w:rPr>
-        <w:t>──</w:t>
-      </w:r>
-      <w:r>
-        <w:t xml:space="preserve"> Http/</w:t>
-      </w:r>
-      <w:proofErr w:type="spellStart"/>
-      <w:r>
-        <w:t>Controllers</w:t>
-      </w:r>
-      <w:proofErr w:type="spellEnd"/>
-      <w:r>
-        <w:t>/API/</w:t>
-      </w:r>
-    </w:p>
-    <w:p>
-      <w:pPr>
-        <w:spacing w:after="0" w:line="240" w:lineRule="auto"/>
-      </w:pPr>
-      <w:r>
-        <w:t xml:space="preserve">│   │   </w:t>
-      </w:r>
-      <w:r>
-        <w:rPr>
-          <w:rFonts w:ascii="MS Gothic" w:eastAsia="MS Gothic" w:hAnsi="MS Gothic" w:cs="MS Gothic" w:hint="eastAsia"/>
-        </w:rPr>
-        <w:t>├</w:t>
-      </w:r>
-      <w:r>
-        <w:rPr>
-          <w:rFonts w:ascii="Calibri" w:hAnsi="Calibri" w:cs="Calibri"/>
-        </w:rPr>
-        <w:t>──</w:t>
-      </w:r>
-      <w:r>
-        <w:t xml:space="preserve"> </w:t>
-      </w:r>
-      <w:proofErr w:type="spellStart"/>
-      <w:r>
-        <w:t>AuthController.php</w:t>
-      </w:r>
-      <w:proofErr w:type="spellEnd"/>
-    </w:p>
-    <w:p>
-      <w:pPr>
-        <w:spacing w:after="0" w:line="240" w:lineRule="auto"/>
-      </w:pPr>
-      <w:r>
-        <w:t xml:space="preserve">│   │   </w:t>
-      </w:r>
-      <w:r>
-        <w:rPr>
-          <w:rFonts w:ascii="MS Gothic" w:eastAsia="MS Gothic" w:hAnsi="MS Gothic" w:cs="MS Gothic" w:hint="eastAsia"/>
-        </w:rPr>
-        <w:t>├</w:t>
-      </w:r>
-      <w:r>
-        <w:rPr>
-          <w:rFonts w:ascii="Calibri" w:hAnsi="Calibri" w:cs="Calibri"/>
-        </w:rPr>
-        <w:t>──</w:t>
-      </w:r>
-      <w:r>
-        <w:t xml:space="preserve"> </w:t>
-      </w:r>
-      <w:proofErr w:type="spellStart"/>
-      <w:r>
-        <w:t>InversionController.php</w:t>
-      </w:r>
-      <w:proofErr w:type="spellEnd"/>
-    </w:p>
-    <w:p>
-      <w:pPr>
-        <w:spacing w:after="0" w:line="240" w:lineRule="auto"/>
-      </w:pPr>
-      <w:r>
-        <w:t xml:space="preserve">│   │   </w:t>
-      </w:r>
-      <w:r>
-        <w:rPr>
-          <w:rFonts w:ascii="MS Gothic" w:eastAsia="MS Gothic" w:hAnsi="MS Gothic" w:cs="MS Gothic" w:hint="eastAsia"/>
-        </w:rPr>
-        <w:t>├</w:t>
-      </w:r>
-      <w:r>
-        <w:rPr>
-          <w:rFonts w:ascii="Calibri" w:hAnsi="Calibri" w:cs="Calibri"/>
-        </w:rPr>
-        <w:t>──</w:t>
-      </w:r>
-      <w:r>
-        <w:t xml:space="preserve"> </w:t>
-      </w:r>
-      <w:proofErr w:type="spellStart"/>
-      <w:r>
-        <w:t>AmortizacionController.php</w:t>
-      </w:r>
-      <w:proofErr w:type="spellEnd"/>
-    </w:p>
-    <w:p>
-      <w:pPr>
-        <w:spacing w:after="0" w:line="240" w:lineRule="auto"/>
-      </w:pPr>
-      <w:r>
-        <w:t xml:space="preserve">│   │   </w:t>
-      </w:r>
-      <w:r>
-        <w:rPr>
-          <w:rFonts w:ascii="MS Gothic" w:eastAsia="MS Gothic" w:hAnsi="MS Gothic" w:cs="MS Gothic" w:hint="eastAsia"/>
-        </w:rPr>
-        <w:t>├</w:t>
-      </w:r>
-      <w:r>
-        <w:rPr>
-          <w:rFonts w:ascii="Calibri" w:hAnsi="Calibri" w:cs="Calibri"/>
-        </w:rPr>
-        <w:t>──</w:t>
-      </w:r>
-      <w:r>
-        <w:t xml:space="preserve"> </w:t>
-      </w:r>
-      <w:proofErr w:type="spellStart"/>
-      <w:r>
-        <w:t>DashboardController.php</w:t>
-      </w:r>
-      <w:proofErr w:type="spellEnd"/>
-    </w:p>
-    <w:p>
-      <w:pPr>
-        <w:spacing w:after="0" w:line="240" w:lineRule="auto"/>
-      </w:pPr>
-      <w:r>
-        <w:t xml:space="preserve">│   │   └── </w:t>
-      </w:r>
-      <w:proofErr w:type="spellStart"/>
-      <w:r>
-        <w:t>ReportesController.php</w:t>
-      </w:r>
-      <w:proofErr w:type="spellEnd"/>
-    </w:p>
-    <w:p>
-      <w:pPr>
-        <w:spacing w:after="0" w:line="240" w:lineRule="auto"/>
-      </w:pPr>
-      <w:r>
-        <w:t xml:space="preserve">│   </w:t>
-      </w:r>
-      <w:r>
-        <w:rPr>
-          <w:rFonts w:ascii="MS Gothic" w:eastAsia="MS Gothic" w:hAnsi="MS Gothic" w:cs="MS Gothic" w:hint="eastAsia"/>
-        </w:rPr>
-        <w:t>├</w:t>
-      </w:r>
-      <w:r>
-        <w:rPr>
-          <w:rFonts w:ascii="Calibri" w:hAnsi="Calibri" w:cs="Calibri"/>
-        </w:rPr>
-        <w:t>──</w:t>
-      </w:r>
-      <w:r>
-        <w:t xml:space="preserve"> </w:t>
-      </w:r>
-      <w:proofErr w:type="spellStart"/>
-      <w:r>
-        <w:t>Models</w:t>
-      </w:r>
-      <w:proofErr w:type="spellEnd"/>
-      <w:r>
-        <w:t>/</w:t>
-      </w:r>
-    </w:p>
-    <w:p>
-      <w:pPr>
-        <w:spacing w:after="0" w:line="240" w:lineRule="auto"/>
-      </w:pPr>
-      <w:r>
-        <w:t xml:space="preserve">│   │   </w:t>
-      </w:r>
-      <w:r>
-        <w:rPr>
-          <w:rFonts w:ascii="MS Gothic" w:eastAsia="MS Gothic" w:hAnsi="MS Gothic" w:cs="MS Gothic" w:hint="eastAsia"/>
-        </w:rPr>
-        <w:t>├</w:t>
-      </w:r>
-      <w:r>
-        <w:rPr>
-          <w:rFonts w:ascii="Calibri" w:hAnsi="Calibri" w:cs="Calibri"/>
-        </w:rPr>
-        <w:t>──</w:t>
-      </w:r>
-      <w:r>
-        <w:t xml:space="preserve"> </w:t>
-      </w:r>
-      <w:proofErr w:type="spellStart"/>
-      <w:r>
-        <w:t>Inversion.php</w:t>
-      </w:r>
-      <w:proofErr w:type="spellEnd"/>
-    </w:p>
-    <w:p>
-      <w:pPr>
-        <w:spacing w:after="0" w:line="240" w:lineRule="auto"/>
-      </w:pPr>
-      <w:r>
-        <w:t xml:space="preserve">│   │   </w:t>
-      </w:r>
-      <w:r>
-        <w:rPr>
-          <w:rFonts w:ascii="MS Gothic" w:eastAsia="MS Gothic" w:hAnsi="MS Gothic" w:cs="MS Gothic" w:hint="eastAsia"/>
-        </w:rPr>
-        <w:t>├</w:t>
-      </w:r>
-      <w:r>
-        <w:rPr>
-          <w:rFonts w:ascii="Calibri" w:hAnsi="Calibri" w:cs="Calibri"/>
-        </w:rPr>
-        <w:t>──</w:t>
-      </w:r>
-      <w:r>
-        <w:t xml:space="preserve"> </w:t>
-      </w:r>
-      <w:proofErr w:type="spellStart"/>
-      <w:r>
-        <w:t>Amortizacion.php</w:t>
-      </w:r>
-      <w:proofErr w:type="spellEnd"/>
-    </w:p>
-    <w:p>
-      <w:pPr>
-        <w:spacing w:after="0" w:line="240" w:lineRule="auto"/>
-      </w:pPr>
-      <w:r>
-        <w:lastRenderedPageBreak/>
-        <w:t xml:space="preserve">│   │   </w:t>
-      </w:r>
-      <w:r>
-        <w:rPr>
-          <w:rFonts w:ascii="MS Gothic" w:eastAsia="MS Gothic" w:hAnsi="MS Gothic" w:cs="MS Gothic" w:hint="eastAsia"/>
-        </w:rPr>
-        <w:t>├</w:t>
-      </w:r>
-      <w:r>
-        <w:rPr>
-          <w:rFonts w:ascii="Calibri" w:hAnsi="Calibri" w:cs="Calibri"/>
-        </w:rPr>
-        <w:t>──</w:t>
-      </w:r>
-      <w:r>
-        <w:t xml:space="preserve"> </w:t>
-      </w:r>
-      <w:proofErr w:type="spellStart"/>
-      <w:r>
-        <w:t>GrupoFamiliar.php</w:t>
-      </w:r>
-      <w:proofErr w:type="spellEnd"/>
-    </w:p>
-    <w:p>
-      <w:pPr>
-        <w:spacing w:after="0" w:line="240" w:lineRule="auto"/>
-      </w:pPr>
-      <w:r>
-        <w:t xml:space="preserve">│   │   └── </w:t>
-      </w:r>
-      <w:proofErr w:type="spellStart"/>
-      <w:r>
-        <w:t>Persona.php</w:t>
-      </w:r>
-      <w:proofErr w:type="spellEnd"/>
-    </w:p>
-    <w:p>
-      <w:pPr>
-        <w:spacing w:after="0" w:line="240" w:lineRule="auto"/>
-      </w:pPr>
-      <w:r>
-        <w:t>│   └── Jobs/</w:t>
-      </w:r>
-    </w:p>
-    <w:p>
-      <w:pPr>
-        <w:spacing w:after="0" w:line="240" w:lineRule="auto"/>
-      </w:pPr>
-      <w:r>
-        <w:t xml:space="preserve">│       </w:t>
-      </w:r>
-      <w:r>
-        <w:rPr>
-          <w:rFonts w:ascii="MS Gothic" w:eastAsia="MS Gothic" w:hAnsi="MS Gothic" w:cs="MS Gothic" w:hint="eastAsia"/>
-        </w:rPr>
-        <w:t>├</w:t>
-      </w:r>
-      <w:r>
-        <w:rPr>
-          <w:rFonts w:ascii="Calibri" w:hAnsi="Calibri" w:cs="Calibri"/>
-        </w:rPr>
-        <w:t>──</w:t>
-      </w:r>
-      <w:r>
-        <w:t xml:space="preserve"> </w:t>
-      </w:r>
-      <w:proofErr w:type="spellStart"/>
-      <w:r>
-        <w:t>ProcesarSnapshots.php</w:t>
-      </w:r>
-      <w:proofErr w:type="spellEnd"/>
-    </w:p>
-    <w:p>
-      <w:pPr>
-        <w:spacing w:after="0" w:line="240" w:lineRule="auto"/>
-      </w:pPr>
-      <w:r>
-        <w:t xml:space="preserve">│       └── </w:t>
-      </w:r>
-      <w:proofErr w:type="spellStart"/>
-      <w:r>
-        <w:t>ActualizarConsolidados.php</w:t>
-      </w:r>
-      <w:proofErr w:type="spellEnd"/>
-    </w:p>
-    <w:p>
-      <w:pPr>
-        <w:spacing w:after="0" w:line="240" w:lineRule="auto"/>
-      </w:pPr>
-      <w:r>
-        <w:rPr>
-          <w:rFonts w:ascii="MS Gothic" w:eastAsia="MS Gothic" w:hAnsi="MS Gothic" w:cs="MS Gothic" w:hint="eastAsia"/>
-        </w:rPr>
-        <w:t>├</w:t>
-      </w:r>
-      <w:r>
-        <w:rPr>
-          <w:rFonts w:ascii="Calibri" w:hAnsi="Calibri" w:cs="Calibri"/>
-        </w:rPr>
-        <w:t>──</w:t>
-      </w:r>
-      <w:r>
-        <w:t xml:space="preserve"> </w:t>
-      </w:r>
-      <w:proofErr w:type="spellStart"/>
-      <w:r>
-        <w:t>database</w:t>
-      </w:r>
-      <w:proofErr w:type="spellEnd"/>
-      <w:r>
-        <w:t>/</w:t>
-      </w:r>
-    </w:p>
-    <w:p>
-      <w:pPr>
-        <w:spacing w:after="0" w:line="240" w:lineRule="auto"/>
-      </w:pPr>
-      <w:r>
-        <w:t xml:space="preserve">│   </w:t>
-      </w:r>
-      <w:r>
-        <w:rPr>
-          <w:rFonts w:ascii="MS Gothic" w:eastAsia="MS Gothic" w:hAnsi="MS Gothic" w:cs="MS Gothic" w:hint="eastAsia"/>
-        </w:rPr>
-        <w:t>├</w:t>
-      </w:r>
-      <w:r>
-        <w:rPr>
-          <w:rFonts w:ascii="Calibri" w:hAnsi="Calibri" w:cs="Calibri"/>
-        </w:rPr>
-        <w:t>──</w:t>
-      </w:r>
-      <w:r>
-        <w:t xml:space="preserve"> </w:t>
-      </w:r>
-      <w:proofErr w:type="spellStart"/>
-      <w:r>
-        <w:t>migrations</w:t>
-      </w:r>
-      <w:proofErr w:type="spellEnd"/>
-      <w:r>
-        <w:t>/</w:t>
-      </w:r>
-    </w:p>
-    <w:p>
-      <w:pPr>
-        <w:spacing w:after="0" w:line="240" w:lineRule="auto"/>
-      </w:pPr>
-      <w:r>
-        <w:t xml:space="preserve">│   └── </w:t>
-      </w:r>
-      <w:proofErr w:type="spellStart"/>
-      <w:r>
-        <w:t>seeders</w:t>
-      </w:r>
-      <w:proofErr w:type="spellEnd"/>
-      <w:r>
-        <w:t>/</w:t>
-      </w:r>
-    </w:p>
-    <w:p>
-      <w:pPr>
-        <w:spacing w:after="0" w:line="240" w:lineRule="auto"/>
-      </w:pPr>
-      <w:r>
-        <w:t xml:space="preserve">└── </w:t>
-      </w:r>
-      <w:proofErr w:type="spellStart"/>
-      <w:r>
-        <w:t>routes</w:t>
-      </w:r>
-      <w:proofErr w:type="spellEnd"/>
-      <w:r>
-        <w:t>/</w:t>
-      </w:r>
-      <w:proofErr w:type="spellStart"/>
-      <w:r>
-        <w:t>api.php</w:t>
-      </w:r>
-      <w:proofErr w:type="spellEnd"/>
-    </w:p>
-    <w:p>
-      <w:pPr>
-        <w:numPr>
-          <w:ilvl w:val="0"/>
-          <w:numId w:val="12"/>
-        </w:numPr>
-        <w:tabs>
-          <w:tab w:val="clear" w:pos="720"/>
-        </w:tabs>
-        <w:spacing w:after="0" w:line="240" w:lineRule="auto"/>
-        <w:rPr>
-          <w:b/>
-          <w:bCs/>
-        </w:rPr>
-      </w:pPr>
-      <w:proofErr w:type="spellStart"/>
-      <w:r>
-        <w:rPr>
-          <w:b/>
-          <w:bCs/>
-        </w:rPr>
-        <w:t>Frontend</w:t>
-      </w:r>
-      <w:proofErr w:type="spellEnd"/>
-      <w:r>
-        <w:rPr>
-          <w:b/>
-          <w:bCs/>
-        </w:rPr>
-        <w:t xml:space="preserve"> Angular</w:t>
-      </w:r>
-    </w:p>
-    <w:p>
-      <w:pPr>
-        <w:spacing w:after="0" w:line="240" w:lineRule="auto"/>
-      </w:pPr>
-      <w:proofErr w:type="spellStart"/>
-      <w:r>
-        <w:t>sipro-frontend</w:t>
-      </w:r>
-      <w:proofErr w:type="spellEnd"/>
-      <w:r>
-        <w:t>/</w:t>
-      </w:r>
-    </w:p>
-    <w:p>
-      <w:pPr>
-        <w:spacing w:after="0" w:line="240" w:lineRule="auto"/>
-      </w:pPr>
-      <w:r>
-        <w:rPr>
-          <w:rFonts w:ascii="MS Gothic" w:eastAsia="MS Gothic" w:hAnsi="MS Gothic" w:cs="MS Gothic" w:hint="eastAsia"/>
-        </w:rPr>
-        <w:t>├</w:t>
-      </w:r>
-      <w:r>
-        <w:rPr>
-          <w:rFonts w:ascii="Calibri" w:hAnsi="Calibri" w:cs="Calibri"/>
-        </w:rPr>
-        <w:t>──</w:t>
-      </w:r>
-      <w:r>
-        <w:t xml:space="preserve"> </w:t>
-      </w:r>
-      <w:proofErr w:type="spellStart"/>
-      <w:r>
-        <w:t>src</w:t>
-      </w:r>
-      <w:proofErr w:type="spellEnd"/>
-      <w:r>
-        <w:t>/</w:t>
-      </w:r>
-    </w:p>
-    <w:p>
-      <w:pPr>
-        <w:spacing w:after="0" w:line="240" w:lineRule="auto"/>
-      </w:pPr>
-      <w:r>
-        <w:t xml:space="preserve">│   </w:t>
-      </w:r>
-      <w:r>
-        <w:rPr>
-          <w:rFonts w:ascii="MS Gothic" w:eastAsia="MS Gothic" w:hAnsi="MS Gothic" w:cs="MS Gothic" w:hint="eastAsia"/>
-        </w:rPr>
-        <w:t>├</w:t>
-      </w:r>
-      <w:r>
-        <w:rPr>
-          <w:rFonts w:ascii="Calibri" w:hAnsi="Calibri" w:cs="Calibri"/>
-        </w:rPr>
-        <w:t>──</w:t>
-      </w:r>
-      <w:r>
-        <w:t xml:space="preserve"> app/</w:t>
-      </w:r>
-    </w:p>
-    <w:p>
-      <w:pPr>
-        <w:spacing w:after="0" w:line="240" w:lineRule="auto"/>
-      </w:pPr>
-      <w:r>
-        <w:t xml:space="preserve">│   │   </w:t>
-      </w:r>
-      <w:r>
-        <w:rPr>
-          <w:rFonts w:ascii="MS Gothic" w:eastAsia="MS Gothic" w:hAnsi="MS Gothic" w:cs="MS Gothic" w:hint="eastAsia"/>
-        </w:rPr>
-        <w:t>├</w:t>
-      </w:r>
-      <w:r>
-        <w:rPr>
-          <w:rFonts w:ascii="Calibri" w:hAnsi="Calibri" w:cs="Calibri"/>
-        </w:rPr>
-        <w:t>──</w:t>
-      </w:r>
-      <w:r>
-        <w:t xml:space="preserve"> </w:t>
-      </w:r>
-      <w:proofErr w:type="spellStart"/>
-      <w:r>
-        <w:t>components</w:t>
-      </w:r>
-      <w:proofErr w:type="spellEnd"/>
-      <w:r>
-        <w:t>/</w:t>
-      </w:r>
-    </w:p>
-    <w:p>
-      <w:pPr>
-        <w:spacing w:after="0" w:line="240" w:lineRule="auto"/>
-      </w:pPr>
-      <w:r>
-        <w:t xml:space="preserve">│   │   │   </w:t>
-      </w:r>
-      <w:r>
-        <w:rPr>
-          <w:rFonts w:ascii="MS Gothic" w:eastAsia="MS Gothic" w:hAnsi="MS Gothic" w:cs="MS Gothic" w:hint="eastAsia"/>
-        </w:rPr>
-        <w:t>├</w:t>
-      </w:r>
-      <w:r>
-        <w:rPr>
-          <w:rFonts w:ascii="Calibri" w:hAnsi="Calibri" w:cs="Calibri"/>
-        </w:rPr>
-        <w:t>──</w:t>
-      </w:r>
-      <w:r>
-        <w:t xml:space="preserve"> </w:t>
-      </w:r>
-      <w:proofErr w:type="spellStart"/>
-      <w:r>
-        <w:t>dashboard</w:t>
-      </w:r>
-      <w:proofErr w:type="spellEnd"/>
-      <w:r>
-        <w:t>/</w:t>
-      </w:r>
-    </w:p>
-    <w:p>
-      <w:pPr>
-        <w:spacing w:after="0" w:line="240" w:lineRule="auto"/>
-      </w:pPr>
-      <w:r>
-        <w:t xml:space="preserve">│   │   │   </w:t>
-      </w:r>
-      <w:r>
-        <w:rPr>
-          <w:rFonts w:ascii="MS Gothic" w:eastAsia="MS Gothic" w:hAnsi="MS Gothic" w:cs="MS Gothic" w:hint="eastAsia"/>
-        </w:rPr>
-        <w:t>├</w:t>
-      </w:r>
-      <w:r>
-        <w:rPr>
-          <w:rFonts w:ascii="Calibri" w:hAnsi="Calibri" w:cs="Calibri"/>
-        </w:rPr>
-        <w:t>──</w:t>
-      </w:r>
-      <w:r>
-        <w:t xml:space="preserve"> inversiones/</w:t>
-      </w:r>
-    </w:p>
-    <w:p>
-      <w:pPr>
-        <w:spacing w:after="0" w:line="240" w:lineRule="auto"/>
-      </w:pPr>
-      <w:r>
-        <w:t>│   │   │   └── reportes/</w:t>
-      </w:r>
-    </w:p>
-    <w:p>
-      <w:pPr>
-        <w:spacing w:after="0" w:line="240" w:lineRule="auto"/>
-      </w:pPr>
-      <w:r>
-        <w:t xml:space="preserve">│   │   </w:t>
-      </w:r>
-      <w:r>
-        <w:rPr>
-          <w:rFonts w:ascii="MS Gothic" w:eastAsia="MS Gothic" w:hAnsi="MS Gothic" w:cs="MS Gothic" w:hint="eastAsia"/>
-        </w:rPr>
-        <w:t>├</w:t>
-      </w:r>
-      <w:r>
-        <w:rPr>
-          <w:rFonts w:ascii="Calibri" w:hAnsi="Calibri" w:cs="Calibri"/>
-        </w:rPr>
-        <w:t>──</w:t>
-      </w:r>
-      <w:r>
-        <w:t xml:space="preserve"> </w:t>
-      </w:r>
-      <w:proofErr w:type="spellStart"/>
-      <w:r>
-        <w:t>services</w:t>
-      </w:r>
-      <w:proofErr w:type="spellEnd"/>
-      <w:r>
-        <w:t>/</w:t>
-      </w:r>
-    </w:p>
-    <w:p>
-      <w:pPr>
-        <w:spacing w:after="0" w:line="240" w:lineRule="auto"/>
-      </w:pPr>
-      <w:r>
-        <w:t xml:space="preserve">│   │   │   </w:t>
-      </w:r>
-      <w:r>
-        <w:rPr>
-          <w:rFonts w:ascii="MS Gothic" w:eastAsia="MS Gothic" w:hAnsi="MS Gothic" w:cs="MS Gothic" w:hint="eastAsia"/>
-        </w:rPr>
-        <w:t>├</w:t>
-      </w:r>
-      <w:r>
-        <w:rPr>
-          <w:rFonts w:ascii="Calibri" w:hAnsi="Calibri" w:cs="Calibri"/>
-        </w:rPr>
-        <w:t>──</w:t>
-      </w:r>
-      <w:r>
-        <w:t xml:space="preserve"> </w:t>
-      </w:r>
-      <w:proofErr w:type="spellStart"/>
-      <w:proofErr w:type="gramStart"/>
-      <w:r>
-        <w:t>auth.service</w:t>
-      </w:r>
-      <w:proofErr w:type="gramEnd"/>
-      <w:r>
-        <w:t>.ts</w:t>
-      </w:r>
-      <w:proofErr w:type="spellEnd"/>
-    </w:p>
-    <w:p>
-      <w:pPr>
-        <w:spacing w:after="0" w:line="240" w:lineRule="auto"/>
-      </w:pPr>
-      <w:r>
-        <w:t xml:space="preserve">│   │   │   </w:t>
-      </w:r>
-      <w:r>
-        <w:rPr>
-          <w:rFonts w:ascii="MS Gothic" w:eastAsia="MS Gothic" w:hAnsi="MS Gothic" w:cs="MS Gothic" w:hint="eastAsia"/>
-        </w:rPr>
-        <w:t>├</w:t>
-      </w:r>
-      <w:r>
-        <w:rPr>
-          <w:rFonts w:ascii="Calibri" w:hAnsi="Calibri" w:cs="Calibri"/>
-        </w:rPr>
-        <w:t>──</w:t>
-      </w:r>
-      <w:r>
-        <w:t xml:space="preserve"> </w:t>
-      </w:r>
-      <w:proofErr w:type="spellStart"/>
-      <w:proofErr w:type="gramStart"/>
-      <w:r>
-        <w:t>inversion.service</w:t>
-      </w:r>
-      <w:proofErr w:type="gramEnd"/>
-      <w:r>
-        <w:t>.ts</w:t>
-      </w:r>
-      <w:proofErr w:type="spellEnd"/>
-    </w:p>
-    <w:p>
-      <w:pPr>
-        <w:spacing w:after="0" w:line="240" w:lineRule="auto"/>
-      </w:pPr>
-      <w:r>
-        <w:t xml:space="preserve">│   │   │   └── </w:t>
-      </w:r>
-      <w:proofErr w:type="spellStart"/>
-      <w:proofErr w:type="gramStart"/>
-      <w:r>
-        <w:t>api.service</w:t>
-      </w:r>
-      <w:proofErr w:type="gramEnd"/>
-      <w:r>
-        <w:t>.ts</w:t>
-      </w:r>
-      <w:proofErr w:type="spellEnd"/>
-    </w:p>
-    <w:p>
-      <w:pPr>
-        <w:spacing w:after="0" w:line="240" w:lineRule="auto"/>
-      </w:pPr>
-      <w:r>
-        <w:t xml:space="preserve">│   │   └── </w:t>
-      </w:r>
-      <w:proofErr w:type="spellStart"/>
-      <w:r>
-        <w:t>models</w:t>
-      </w:r>
-      <w:proofErr w:type="spellEnd"/>
-      <w:r>
-        <w:t>/</w:t>
-      </w:r>
-    </w:p>
-    <w:p>
-      <w:pPr>
-        <w:spacing w:after="0" w:line="240" w:lineRule="auto"/>
-      </w:pPr>
-      <w:r>
-        <w:t xml:space="preserve">│   │       </w:t>
-      </w:r>
-      <w:r>
-        <w:rPr>
-          <w:rFonts w:ascii="MS Gothic" w:eastAsia="MS Gothic" w:hAnsi="MS Gothic" w:cs="MS Gothic" w:hint="eastAsia"/>
-        </w:rPr>
-        <w:t>├</w:t>
-      </w:r>
-      <w:r>
-        <w:rPr>
-          <w:rFonts w:ascii="Calibri" w:hAnsi="Calibri" w:cs="Calibri"/>
-        </w:rPr>
-        <w:t>──</w:t>
-      </w:r>
-      <w:r>
-        <w:t xml:space="preserve"> </w:t>
-      </w:r>
-      <w:proofErr w:type="spellStart"/>
-      <w:proofErr w:type="gramStart"/>
-      <w:r>
-        <w:t>inversion.model</w:t>
-      </w:r>
-      <w:proofErr w:type="gramEnd"/>
-      <w:r>
-        <w:t>.ts</w:t>
-      </w:r>
-      <w:proofErr w:type="spellEnd"/>
-    </w:p>
-    <w:p>
-      <w:pPr>
-        <w:spacing w:after="0" w:line="240" w:lineRule="auto"/>
-      </w:pPr>
-      <w:r>
-        <w:t xml:space="preserve">│   │       └── </w:t>
-      </w:r>
-      <w:proofErr w:type="spellStart"/>
-      <w:proofErr w:type="gramStart"/>
-      <w:r>
-        <w:t>usuario.model</w:t>
-      </w:r>
-      <w:proofErr w:type="gramEnd"/>
-      <w:r>
-        <w:t>.ts</w:t>
-      </w:r>
-      <w:proofErr w:type="spellEnd"/>
-    </w:p>
-    <w:p>
-      <w:pPr>
-        <w:spacing w:after="0" w:line="240" w:lineRule="auto"/>
-      </w:pPr>
-      <w:r>
-        <w:t xml:space="preserve">└── </w:t>
-      </w:r>
-      <w:proofErr w:type="spellStart"/>
-      <w:proofErr w:type="gramStart"/>
-      <w:r>
-        <w:t>angular.json</w:t>
-      </w:r>
-      <w:proofErr w:type="spellEnd"/>
-      <w:proofErr w:type="gramEnd"/>
-    </w:p>
-    <w:p>
-      <w:pPr>
-        <w:numPr>
-          <w:ilvl w:val="0"/>
-          <w:numId w:val="11"/>
-        </w:numPr>
-        <w:spacing w:after="0" w:line="240" w:lineRule="auto"/>
-        <w:rPr>
-          <w:b/>
-          <w:bCs/>
-        </w:rPr>
-      </w:pPr>
-      <w:r>
-        <w:rPr>
-          <w:b/>
-          <w:bCs/>
-        </w:rPr>
-        <w:t>4. Plan de Desarrollo</w:t>
-      </w:r>
-    </w:p>
-    <w:p>
-      <w:pPr>
-        <w:numPr>
-          <w:ilvl w:val="0"/>
-          <w:numId w:val="12"/>
-        </w:numPr>
-        <w:tabs>
-          <w:tab w:val="clear" w:pos="720"/>
-        </w:tabs>
-        <w:spacing w:after="0" w:line="240" w:lineRule="auto"/>
-        <w:rPr>
-          <w:b/>
-          <w:bCs/>
-        </w:rPr>
-      </w:pPr>
       <w:r>
         <w:rPr>
           <w:b/>
@@ -1841,21 +1778,12 @@
         </w:numPr>
         <w:spacing w:after="0" w:line="240" w:lineRule="auto"/>
       </w:pPr>
-      <w:proofErr w:type="spellStart"/>
-      <w:r>
-        <w:rPr>
-          <w:b/>
-          <w:bCs/>
-        </w:rPr>
-        <w:t>Setup</w:t>
-      </w:r>
-      <w:proofErr w:type="spellEnd"/>
-      <w:r>
-        <w:rPr>
-          <w:b/>
-          <w:bCs/>
-        </w:rPr>
-        <w:t xml:space="preserve"> Laravel + MySQL</w:t>
+      <w:r>
+        <w:rPr>
+          <w:b/>
+          <w:bCs/>
+        </w:rPr>
+        <w:t>Setup Laravel + MySQL</w:t>
       </w:r>
     </w:p>
     <w:p>
@@ -1866,21 +1794,8 @@
         </w:numPr>
         <w:spacing w:after="0" w:line="240" w:lineRule="auto"/>
       </w:pPr>
-      <w:proofErr w:type="spellStart"/>
-      <w:r>
-        <w:t>Migrations</w:t>
-      </w:r>
-      <w:proofErr w:type="spellEnd"/>
-      <w:r>
-        <w:t xml:space="preserve"> con </w:t>
-      </w:r>
-      <w:proofErr w:type="spellStart"/>
-      <w:r>
-        <w:t>schema</w:t>
-      </w:r>
-      <w:proofErr w:type="spellEnd"/>
-      <w:r>
-        <w:t xml:space="preserve"> existente</w:t>
+      <w:r>
+        <w:t>Migrations con schema existente</w:t>
       </w:r>
     </w:p>
     <w:p>
@@ -1891,13 +1806,8 @@
         </w:numPr>
         <w:spacing w:after="0" w:line="240" w:lineRule="auto"/>
       </w:pPr>
-      <w:proofErr w:type="spellStart"/>
-      <w:r>
-        <w:t>Seeders</w:t>
-      </w:r>
-      <w:proofErr w:type="spellEnd"/>
-      <w:r>
-        <w:t xml:space="preserve"> con datos iniciales</w:t>
+      <w:r>
+        <w:t>Seeders con datos iniciales</w:t>
       </w:r>
     </w:p>
     <w:p>
@@ -1920,21 +1830,12 @@
         </w:numPr>
         <w:spacing w:after="0" w:line="240" w:lineRule="auto"/>
       </w:pPr>
-      <w:proofErr w:type="spellStart"/>
-      <w:r>
-        <w:rPr>
-          <w:b/>
-          <w:bCs/>
-        </w:rPr>
-        <w:t>Setup</w:t>
-      </w:r>
-      <w:proofErr w:type="spellEnd"/>
-      <w:r>
-        <w:rPr>
-          <w:b/>
-          <w:bCs/>
-        </w:rPr>
-        <w:t xml:space="preserve"> Angular</w:t>
+      <w:r>
+        <w:rPr>
+          <w:b/>
+          <w:bCs/>
+        </w:rPr>
+        <w:t>Setup Angular</w:t>
       </w:r>
     </w:p>
     <w:p>
@@ -1946,13 +1847,8 @@
         <w:spacing w:after="0" w:line="240" w:lineRule="auto"/>
       </w:pPr>
       <w:r>
-        <w:t>Proyecto base con </w:t>
-      </w:r>
-      <w:proofErr w:type="spellStart"/>
-      <w:r>
-        <w:t>routing</w:t>
-      </w:r>
-      <w:proofErr w:type="spellEnd"/>
+        <w:t>Proyecto base con routing</w:t>
+      </w:r>
     </w:p>
     <w:p>
       <w:pPr>
@@ -1962,13 +1858,8 @@
         </w:numPr>
         <w:spacing w:after="0" w:line="240" w:lineRule="auto"/>
       </w:pPr>
-      <w:proofErr w:type="spellStart"/>
-      <w:r>
-        <w:t>Services</w:t>
-      </w:r>
-      <w:proofErr w:type="spellEnd"/>
-      <w:r>
-        <w:t> de API</w:t>
+      <w:r>
+        <w:t>Services de API</w:t>
       </w:r>
     </w:p>
     <w:p>
@@ -2007,19 +1898,9 @@
         </w:numPr>
         <w:spacing w:after="0" w:line="240" w:lineRule="auto"/>
       </w:pPr>
-      <w:proofErr w:type="spellStart"/>
-      <w:r>
-        <w:t>Login</w:t>
-      </w:r>
-      <w:proofErr w:type="spellEnd"/>
-      <w:r>
-        <w:t>/</w:t>
-      </w:r>
-      <w:proofErr w:type="spellStart"/>
-      <w:r>
-        <w:t>logout</w:t>
-      </w:r>
-      <w:proofErr w:type="spellEnd"/>
+      <w:r>
+        <w:t>Login/logout</w:t>
+      </w:r>
     </w:p>
     <w:p>
       <w:pPr>
@@ -2128,21 +2009,12 @@
         </w:numPr>
         <w:spacing w:after="0" w:line="240" w:lineRule="auto"/>
       </w:pPr>
-      <w:proofErr w:type="spellStart"/>
-      <w:r>
-        <w:rPr>
-          <w:b/>
-          <w:bCs/>
-        </w:rPr>
-        <w:t>Dashboard</w:t>
-      </w:r>
-      <w:proofErr w:type="spellEnd"/>
-      <w:r>
-        <w:rPr>
-          <w:b/>
-          <w:bCs/>
-        </w:rPr>
-        <w:t xml:space="preserve"> Financiero</w:t>
+      <w:r>
+        <w:rPr>
+          <w:b/>
+          <w:bCs/>
+        </w:rPr>
+        <w:t>Dashboard Financiero</w:t>
       </w:r>
     </w:p>
     <w:p>
@@ -2153,13 +2025,8 @@
         </w:numPr>
         <w:spacing w:after="0" w:line="240" w:lineRule="auto"/>
       </w:pPr>
-      <w:proofErr w:type="spellStart"/>
-      <w:r>
-        <w:t>KPIs</w:t>
-      </w:r>
-      <w:proofErr w:type="spellEnd"/>
-      <w:r>
-        <w:t xml:space="preserve"> principales</w:t>
+      <w:r>
+        <w:t>KPIs principales</w:t>
       </w:r>
     </w:p>
     <w:p>
@@ -2235,7 +2102,6 @@
         <w:spacing w:after="0" w:line="240" w:lineRule="auto"/>
       </w:pPr>
       <w:r>
-        <w:lastRenderedPageBreak/>
         <w:t>Consolidados</w:t>
       </w:r>
     </w:p>
@@ -2286,21 +2152,8 @@
         </w:numPr>
         <w:spacing w:after="0" w:line="240" w:lineRule="auto"/>
       </w:pPr>
-      <w:proofErr w:type="spellStart"/>
-      <w:r>
-        <w:t>Queues</w:t>
-      </w:r>
-      <w:proofErr w:type="spellEnd"/>
-      <w:r>
-        <w:t xml:space="preserve"> para </w:t>
-      </w:r>
-      <w:proofErr w:type="spellStart"/>
-      <w:r>
-        <w:t>snapshots</w:t>
-      </w:r>
-      <w:proofErr w:type="spellEnd"/>
-      <w:r>
-        <w:t> diarios</w:t>
+      <w:r>
+        <w:t>Queues para snapshots diarios</w:t>
       </w:r>
     </w:p>
     <w:p>
@@ -2438,21 +2291,8 @@
         <w:t>JWT</w:t>
       </w:r>
       <w:r>
-        <w:t>: Tokens </w:t>
-      </w:r>
-      <w:proofErr w:type="spellStart"/>
-      <w:r>
-        <w:t>expirables</w:t>
-      </w:r>
-      <w:proofErr w:type="spellEnd"/>
-      <w:r>
-        <w:t xml:space="preserve"> y </w:t>
-      </w:r>
-      <w:proofErr w:type="spellStart"/>
-      <w:r>
-        <w:t>refresh</w:t>
-      </w:r>
-      <w:proofErr w:type="spellEnd"/>
+        <w:t>: Tokens expirables y refresh</w:t>
+      </w:r>
     </w:p>
     <w:p>
       <w:pPr>
@@ -2508,15 +2348,7 @@
         <w:t>Validación</w:t>
       </w:r>
       <w:r>
-        <w:t>: Server-</w:t>
-      </w:r>
-      <w:proofErr w:type="spellStart"/>
-      <w:r>
-        <w:t>side</w:t>
-      </w:r>
-      <w:proofErr w:type="spellEnd"/>
-      <w:r>
-        <w:t xml:space="preserve"> para todos los datos</w:t>
+        <w:t>: Server-side para todos los datos</w:t>
       </w:r>
     </w:p>
     <w:p>
@@ -2569,7 +2401,6 @@
         </w:numPr>
         <w:spacing w:after="0" w:line="240" w:lineRule="auto"/>
       </w:pPr>
-      <w:proofErr w:type="spellStart"/>
       <w:r>
         <w:rPr>
           <w:b/>
@@ -2577,7 +2408,6 @@
         </w:rPr>
         <w:t>Caching</w:t>
       </w:r>
-      <w:proofErr w:type="spellEnd"/>
       <w:r>
         <w:t>: Redis para datos frecuentes</w:t>
       </w:r>
@@ -2590,31 +2420,13 @@
         </w:numPr>
         <w:spacing w:after="0" w:line="240" w:lineRule="auto"/>
       </w:pPr>
-      <w:proofErr w:type="spellStart"/>
-      <w:r>
-        <w:rPr>
-          <w:b/>
-          <w:bCs/>
-        </w:rPr>
-        <w:t>Lazy</w:t>
-      </w:r>
-      <w:proofErr w:type="spellEnd"/>
-      <w:r>
-        <w:rPr>
-          <w:b/>
-          <w:bCs/>
-        </w:rPr>
-        <w:t xml:space="preserve"> </w:t>
-      </w:r>
-      <w:proofErr w:type="spellStart"/>
-      <w:r>
-        <w:rPr>
-          <w:b/>
-          <w:bCs/>
-        </w:rPr>
-        <w:t>Loading</w:t>
-      </w:r>
-      <w:proofErr w:type="spellEnd"/>
+      <w:r>
+        <w:rPr>
+          <w:b/>
+          <w:bCs/>
+        </w:rPr>
+        <w:t>Lazy Loading</w:t>
+      </w:r>
       <w:r>
         <w:t>: En Angular para componentes pesados</w:t>
       </w:r>
@@ -2627,7 +2439,6 @@
         </w:numPr>
         <w:spacing w:after="0" w:line="240" w:lineRule="auto"/>
       </w:pPr>
-      <w:proofErr w:type="spellStart"/>
       <w:r>
         <w:rPr>
           <w:b/>
@@ -2635,7 +2446,6 @@
         </w:rPr>
         <w:t>Pagination</w:t>
       </w:r>
-      <w:proofErr w:type="spellEnd"/>
       <w:r>
         <w:t>: Para tablas con muchos datos</w:t>
       </w:r>
@@ -2695,24 +2505,12 @@
           <w:b/>
           <w:bCs/>
         </w:rPr>
+        <w:lastRenderedPageBreak/>
         <w:t>Docker</w:t>
       </w:r>
       <w:r>
-        <w:t xml:space="preserve">: </w:t>
-      </w:r>
-      <w:proofErr w:type="spellStart"/>
-      <w:r>
-        <w:t>Contenerización</w:t>
-      </w:r>
-      <w:proofErr w:type="spellEnd"/>
-      <w:r>
-        <w:t xml:space="preserve"> para </w:t>
-      </w:r>
-      <w:proofErr w:type="spellStart"/>
-      <w:r>
-        <w:t>deploy</w:t>
-      </w:r>
-      <w:proofErr w:type="spellEnd"/>
+        <w:t>: Contenerización para deploy</w:t>
+      </w:r>
     </w:p>
     <w:p>
       <w:pPr>
@@ -2777,15 +2575,7 @@
         <w:t>Crear el proyecto Laravel</w:t>
       </w:r>
       <w:r>
-        <w:t> con el </w:t>
-      </w:r>
-      <w:proofErr w:type="spellStart"/>
-      <w:r>
-        <w:t>schema</w:t>
-      </w:r>
-      <w:proofErr w:type="spellEnd"/>
-      <w:r>
-        <w:t xml:space="preserve"> existente</w:t>
+        <w:t> con el schema existente</w:t>
       </w:r>
     </w:p>
     <w:p>
@@ -2801,17 +2591,8 @@
           <w:b/>
           <w:bCs/>
         </w:rPr>
-        <w:t xml:space="preserve">Configurar las </w:t>
-      </w:r>
-      <w:proofErr w:type="spellStart"/>
-      <w:r>
-        <w:rPr>
-          <w:b/>
-          <w:bCs/>
-        </w:rPr>
-        <w:t>migrations</w:t>
-      </w:r>
-      <w:proofErr w:type="spellEnd"/>
+        <w:t>Configurar las migrations</w:t>
+      </w:r>
       <w:r>
         <w:t> a partir del SQL proporcionado</w:t>
       </w:r>
@@ -2824,21 +2605,12 @@
         </w:numPr>
         <w:spacing w:after="0" w:line="240" w:lineRule="auto"/>
       </w:pPr>
-      <w:proofErr w:type="spellStart"/>
-      <w:r>
-        <w:rPr>
-          <w:b/>
-          <w:bCs/>
-        </w:rPr>
-        <w:t>Setup</w:t>
-      </w:r>
-      <w:proofErr w:type="spellEnd"/>
-      <w:r>
-        <w:rPr>
-          <w:b/>
-          <w:bCs/>
-        </w:rPr>
-        <w:t xml:space="preserve"> Angular</w:t>
+      <w:r>
+        <w:rPr>
+          <w:b/>
+          <w:bCs/>
+        </w:rPr>
+        <w:t>Setup Angular</w:t>
       </w:r>
       <w:r>
         <w:t> con estructura base</w:t>
@@ -2868,23 +2640,7 @@
         <w:spacing w:after="0" w:line="240" w:lineRule="auto"/>
       </w:pPr>
       <w:r>
-        <w:t xml:space="preserve">¿Por dónde te gustaría comenzar? ¿Prefieres que empecemos con el </w:t>
-      </w:r>
-      <w:proofErr w:type="spellStart"/>
-      <w:r>
-        <w:t>backend</w:t>
-      </w:r>
-      <w:proofErr w:type="spellEnd"/>
-      <w:r>
-        <w:t xml:space="preserve"> Laravel o el </w:t>
-      </w:r>
-      <w:proofErr w:type="spellStart"/>
-      <w:r>
-        <w:t>frontend</w:t>
-      </w:r>
-      <w:proofErr w:type="spellEnd"/>
-      <w:r>
-        <w:t xml:space="preserve"> Angular?</w:t>
+        <w:t>¿Por dónde te gustaría comenzar? ¿Prefieres que empecemos con el backend Laravel o el frontend Angular?</w:t>
       </w:r>
     </w:p>
     <w:p>
@@ -3000,13 +2756,8 @@
       <w:pPr>
         <w:spacing w:after="0" w:line="240" w:lineRule="auto"/>
       </w:pPr>
-      <w:proofErr w:type="spellStart"/>
-      <w:r>
-        <w:t>Inversion</w:t>
-      </w:r>
-      <w:proofErr w:type="spellEnd"/>
-      <w:r>
-        <w:t xml:space="preserve"> depende de:</w:t>
+      <w:r>
+        <w:t>Inversion depende de:</w:t>
       </w:r>
     </w:p>
     <w:p>
@@ -3026,15 +2777,7 @@
         <w:t>──</w:t>
       </w:r>
       <w:r>
-        <w:t xml:space="preserve"> </w:t>
-      </w:r>
-      <w:proofErr w:type="spellStart"/>
-      <w:r>
-        <w:t>GrupoFamiliar</w:t>
-      </w:r>
-      <w:proofErr w:type="spellEnd"/>
-      <w:r>
-        <w:t xml:space="preserve"> (requerido)</w:t>
+        <w:t xml:space="preserve"> GrupoFamiliar (requerido)</w:t>
       </w:r>
     </w:p>
     <w:p>
@@ -3110,15 +2853,7 @@
         <w:spacing w:after="0" w:line="240" w:lineRule="auto"/>
       </w:pPr>
       <w:r>
-        <w:t xml:space="preserve">└── </w:t>
-      </w:r>
-      <w:proofErr w:type="spellStart"/>
-      <w:r>
-        <w:t>CatalogoValor</w:t>
-      </w:r>
-      <w:proofErr w:type="spellEnd"/>
-      <w:r>
-        <w:t xml:space="preserve"> (requerido)</w:t>
+        <w:t>└── CatalogoValor (requerido)</w:t>
       </w:r>
     </w:p>
     <w:p>
@@ -3215,24 +2950,7 @@
           <w:b/>
           <w:bCs/>
         </w:rPr>
-        <w:lastRenderedPageBreak/>
-        <w:t xml:space="preserve">Fase 1: </w:t>
-      </w:r>
-      <w:proofErr w:type="spellStart"/>
-      <w:r>
-        <w:rPr>
-          <w:b/>
-          <w:bCs/>
-        </w:rPr>
-        <w:t>CRUDs</w:t>
-      </w:r>
-      <w:proofErr w:type="spellEnd"/>
-      <w:r>
-        <w:rPr>
-          <w:b/>
-          <w:bCs/>
-        </w:rPr>
-        <w:t xml:space="preserve"> Fundamentales (Catálogos y Datos Maestros)</w:t>
+        <w:t>Fase 1: CRUDs Fundamentales (Catálogos y Datos Maestros)</w:t>
       </w:r>
     </w:p>
     <w:p>
@@ -3268,7 +2986,6 @@
       <w:r>
         <w:t> </w:t>
       </w:r>
-      <w:proofErr w:type="spellStart"/>
       <w:r>
         <w:rPr>
           <w:b/>
@@ -3276,15 +2993,9 @@
         </w:rPr>
         <w:t>CatalogoValor</w:t>
       </w:r>
-      <w:proofErr w:type="spellEnd"/>
-      <w:r>
-        <w:t xml:space="preserve"> - Ya existe </w:t>
-      </w:r>
-      <w:proofErr w:type="spellStart"/>
-      <w:r>
-        <w:t>model</w:t>
-      </w:r>
-      <w:proofErr w:type="spellEnd"/>
+      <w:r>
+        <w:t> - Ya existe model</w:t>
+      </w:r>
     </w:p>
     <w:p>
       <w:pPr>
@@ -3303,7 +3014,6 @@
       <w:r>
         <w:t> </w:t>
       </w:r>
-      <w:proofErr w:type="spellStart"/>
       <w:r>
         <w:rPr>
           <w:b/>
@@ -3311,7 +3021,6 @@
         </w:rPr>
         <w:t>CatalogoController</w:t>
       </w:r>
-      <w:proofErr w:type="spellEnd"/>
       <w:r>
         <w:t> - CRUD básico</w:t>
       </w:r>
@@ -3333,21 +3042,12 @@
       <w:r>
         <w:t> </w:t>
       </w:r>
-      <w:proofErr w:type="spellStart"/>
-      <w:r>
-        <w:rPr>
-          <w:b/>
-          <w:bCs/>
-        </w:rPr>
-        <w:t>Frontend</w:t>
-      </w:r>
-      <w:proofErr w:type="spellEnd"/>
-      <w:r>
-        <w:rPr>
-          <w:b/>
-          <w:bCs/>
-        </w:rPr>
-        <w:t xml:space="preserve"> Catálogos</w:t>
+      <w:r>
+        <w:rPr>
+          <w:b/>
+          <w:bCs/>
+        </w:rPr>
+        <w:t>Frontend Catálogos</w:t>
       </w:r>
       <w:r>
         <w:t> - Componentes para gestión</w:t>
@@ -3394,13 +3094,8 @@
         <w:t>Persona</w:t>
       </w:r>
       <w:r>
-        <w:t xml:space="preserve"> - Ya existe </w:t>
-      </w:r>
-      <w:proofErr w:type="spellStart"/>
-      <w:r>
-        <w:t>model</w:t>
-      </w:r>
-      <w:proofErr w:type="spellEnd"/>
+        <w:t> - Ya existe model</w:t>
+      </w:r>
     </w:p>
     <w:p>
       <w:pPr>
@@ -3419,7 +3114,6 @@
       <w:r>
         <w:t> </w:t>
       </w:r>
-      <w:proofErr w:type="spellStart"/>
       <w:r>
         <w:rPr>
           <w:b/>
@@ -3427,7 +3121,6 @@
         </w:rPr>
         <w:t>PersonaController</w:t>
       </w:r>
-      <w:proofErr w:type="spellEnd"/>
       <w:r>
         <w:t> - CRUD básico</w:t>
       </w:r>
@@ -3449,7 +3142,6 @@
       <w:r>
         <w:t> </w:t>
       </w:r>
-      <w:proofErr w:type="spellStart"/>
       <w:r>
         <w:rPr>
           <w:b/>
@@ -3457,7 +3149,6 @@
         </w:rPr>
         <w:t>GrupoFamiliar</w:t>
       </w:r>
-      <w:proofErr w:type="spellEnd"/>
       <w:r>
         <w:t> - CRUD con relación a Persona</w:t>
       </w:r>
@@ -3555,33 +3246,8 @@
           <w:b/>
           <w:bCs/>
         </w:rPr>
-        <w:t xml:space="preserve">2.1 </w:t>
-      </w:r>
-      <w:proofErr w:type="spellStart"/>
-      <w:r>
-        <w:rPr>
-          <w:b/>
-          <w:bCs/>
-        </w:rPr>
-        <w:t>Backend</w:t>
-      </w:r>
-      <w:proofErr w:type="spellEnd"/>
-      <w:r>
-        <w:rPr>
-          <w:b/>
-          <w:bCs/>
-        </w:rPr>
-        <w:t xml:space="preserve"> - </w:t>
-      </w:r>
-      <w:proofErr w:type="spellStart"/>
-      <w:r>
-        <w:rPr>
-          <w:b/>
-          <w:bCs/>
-        </w:rPr>
-        <w:t>InversionController</w:t>
-      </w:r>
-      <w:proofErr w:type="spellEnd"/>
+        <w:t>2.1 Backend - InversionController</w:t>
+      </w:r>
     </w:p>
     <w:p>
       <w:pPr>
@@ -3600,21 +3266,12 @@
       <w:r>
         <w:t> </w:t>
       </w:r>
-      <w:proofErr w:type="spellStart"/>
-      <w:r>
-        <w:rPr>
-          <w:b/>
-          <w:bCs/>
-        </w:rPr>
-        <w:t>Endpoints</w:t>
-      </w:r>
-      <w:proofErr w:type="spellEnd"/>
-      <w:r>
-        <w:rPr>
-          <w:b/>
-          <w:bCs/>
-        </w:rPr>
-        <w:t xml:space="preserve"> CRUD</w:t>
+      <w:r>
+        <w:rPr>
+          <w:b/>
+          <w:bCs/>
+        </w:rPr>
+        <w:t>Endpoints CRUD</w:t>
       </w:r>
       <w:r>
         <w:t> completos</w:t>
@@ -3714,23 +3371,7 @@
           <w:b/>
           <w:bCs/>
         </w:rPr>
-        <w:t xml:space="preserve">2.2 </w:t>
-      </w:r>
-      <w:proofErr w:type="spellStart"/>
-      <w:r>
-        <w:rPr>
-          <w:b/>
-          <w:bCs/>
-        </w:rPr>
-        <w:t>Frontend</w:t>
-      </w:r>
-      <w:proofErr w:type="spellEnd"/>
-      <w:r>
-        <w:rPr>
-          <w:b/>
-          <w:bCs/>
-        </w:rPr>
-        <w:t xml:space="preserve"> - Componentes de Inversiones</w:t>
+        <w:t>2.2 Frontend - Componentes de Inversiones</w:t>
       </w:r>
     </w:p>
     <w:p>
@@ -3829,6 +3470,7 @@
         <w:rPr>
           <w:rFonts w:ascii="Segoe UI Emoji" w:hAnsi="Segoe UI Emoji" w:cs="Segoe UI Emoji"/>
         </w:rPr>
+        <w:lastRenderedPageBreak/>
         <w:t>🔄</w:t>
       </w:r>
       <w:r>
@@ -3922,65 +3564,40 @@
       <w:pPr>
         <w:spacing w:after="0" w:line="240" w:lineRule="auto"/>
       </w:pPr>
-      <w:proofErr w:type="spellStart"/>
       <w:r>
         <w:t>php</w:t>
       </w:r>
-      <w:proofErr w:type="spellEnd"/>
-    </w:p>
-    <w:p>
-      <w:pPr>
-        <w:spacing w:after="0" w:line="240" w:lineRule="auto"/>
-      </w:pPr>
-      <w:r>
-        <w:t xml:space="preserve">// </w:t>
-      </w:r>
-      <w:proofErr w:type="spellStart"/>
-      <w:r>
-        <w:t>Backend</w:t>
-      </w:r>
-      <w:proofErr w:type="spellEnd"/>
-    </w:p>
-    <w:p>
-      <w:pPr>
-        <w:spacing w:after="0" w:line="240" w:lineRule="auto"/>
-      </w:pPr>
-      <w:proofErr w:type="spellStart"/>
-      <w:r>
-        <w:t>CatalogoController.php</w:t>
-      </w:r>
-      <w:proofErr w:type="spellEnd"/>
-      <w:r>
-        <w:t xml:space="preserve"> - CRUD completo</w:t>
-      </w:r>
-    </w:p>
-    <w:p>
-      <w:pPr>
-        <w:spacing w:after="0" w:line="240" w:lineRule="auto"/>
-      </w:pPr>
-      <w:r>
-        <w:t xml:space="preserve">// </w:t>
-      </w:r>
-      <w:proofErr w:type="spellStart"/>
-      <w:r>
-        <w:t>Frontend</w:t>
-      </w:r>
-      <w:proofErr w:type="spellEnd"/>
-      <w:r>
-        <w:t xml:space="preserve">  </w:t>
-      </w:r>
-    </w:p>
-    <w:p>
-      <w:pPr>
-        <w:spacing w:after="0" w:line="240" w:lineRule="auto"/>
-      </w:pPr>
-      <w:proofErr w:type="spellStart"/>
-      <w:r>
-        <w:t>catalogos</w:t>
-      </w:r>
-      <w:proofErr w:type="spellEnd"/>
-      <w:r>
-        <w:t>/ - Componentes de gestión</w:t>
+    </w:p>
+    <w:p>
+      <w:pPr>
+        <w:spacing w:after="0" w:line="240" w:lineRule="auto"/>
+      </w:pPr>
+      <w:r>
+        <w:t>// Backend</w:t>
+      </w:r>
+    </w:p>
+    <w:p>
+      <w:pPr>
+        <w:spacing w:after="0" w:line="240" w:lineRule="auto"/>
+      </w:pPr>
+      <w:r>
+        <w:t>CatalogoController.php - CRUD completo</w:t>
+      </w:r>
+    </w:p>
+    <w:p>
+      <w:pPr>
+        <w:spacing w:after="0" w:line="240" w:lineRule="auto"/>
+      </w:pPr>
+      <w:r>
+        <w:t xml:space="preserve">// Frontend  </w:t>
+      </w:r>
+    </w:p>
+    <w:p>
+      <w:pPr>
+        <w:spacing w:after="0" w:line="240" w:lineRule="auto"/>
+      </w:pPr>
+      <w:r>
+        <w:t>catalogos/ - Componentes de gestión</w:t>
       </w:r>
     </w:p>
     <w:p>
@@ -4075,21 +3692,17 @@
       <w:pPr>
         <w:spacing w:after="0" w:line="240" w:lineRule="auto"/>
       </w:pPr>
-      <w:proofErr w:type="spellStart"/>
       <w:r>
         <w:t>EmisorController.php</w:t>
       </w:r>
-      <w:proofErr w:type="spellEnd"/>
-    </w:p>
-    <w:p>
-      <w:pPr>
-        <w:spacing w:after="0" w:line="240" w:lineRule="auto"/>
-      </w:pPr>
-      <w:proofErr w:type="spellStart"/>
+    </w:p>
+    <w:p>
+      <w:pPr>
+        <w:spacing w:after="0" w:line="240" w:lineRule="auto"/>
+      </w:pPr>
       <w:r>
         <w:t>InstrumentoController.php</w:t>
       </w:r>
-      <w:proofErr w:type="spellEnd"/>
     </w:p>
     <w:p>
       <w:pPr>
@@ -4104,13 +3717,8 @@
         <w:spacing w:after="0" w:line="240" w:lineRule="auto"/>
       </w:pPr>
       <w:r>
-        <w:t xml:space="preserve">// </w:t>
-      </w:r>
-      <w:proofErr w:type="spellStart"/>
-      <w:r>
-        <w:t>Frontend</w:t>
-      </w:r>
-      <w:proofErr w:type="spellEnd"/>
+        <w:t>// Frontend</w:t>
+      </w:r>
     </w:p>
     <w:p>
       <w:pPr>
@@ -4180,49 +3788,32 @@
       <w:pPr>
         <w:spacing w:after="0" w:line="240" w:lineRule="auto"/>
       </w:pPr>
-      <w:proofErr w:type="spellStart"/>
       <w:r>
         <w:t>php</w:t>
       </w:r>
-      <w:proofErr w:type="spellEnd"/>
-    </w:p>
-    <w:p>
-      <w:pPr>
-        <w:spacing w:after="0" w:line="240" w:lineRule="auto"/>
-      </w:pPr>
-      <w:r>
-        <w:t xml:space="preserve">// </w:t>
-      </w:r>
-      <w:proofErr w:type="spellStart"/>
-      <w:r>
-        <w:t>Backend</w:t>
-      </w:r>
-      <w:proofErr w:type="spellEnd"/>
-    </w:p>
-    <w:p>
-      <w:pPr>
-        <w:spacing w:after="0" w:line="240" w:lineRule="auto"/>
-      </w:pPr>
-      <w:proofErr w:type="spellStart"/>
-      <w:r>
-        <w:t>InversionController.php</w:t>
-      </w:r>
-      <w:proofErr w:type="spellEnd"/>
-      <w:r>
-        <w:t xml:space="preserve"> - CRUD completo con relaciones</w:t>
-      </w:r>
-    </w:p>
-    <w:p>
-      <w:pPr>
-        <w:spacing w:after="0" w:line="240" w:lineRule="auto"/>
-      </w:pPr>
-      <w:proofErr w:type="spellStart"/>
-      <w:r>
-        <w:t>AmortizacionController.php</w:t>
-      </w:r>
-      <w:proofErr w:type="spellEnd"/>
-      <w:r>
-        <w:t xml:space="preserve"> - Generación automática</w:t>
+    </w:p>
+    <w:p>
+      <w:pPr>
+        <w:spacing w:after="0" w:line="240" w:lineRule="auto"/>
+      </w:pPr>
+      <w:r>
+        <w:t>// Backend</w:t>
+      </w:r>
+    </w:p>
+    <w:p>
+      <w:pPr>
+        <w:spacing w:after="0" w:line="240" w:lineRule="auto"/>
+      </w:pPr>
+      <w:r>
+        <w:t>InversionController.php - CRUD completo con relaciones</w:t>
+      </w:r>
+    </w:p>
+    <w:p>
+      <w:pPr>
+        <w:spacing w:after="0" w:line="240" w:lineRule="auto"/>
+      </w:pPr>
+      <w:r>
+        <w:t>AmortizacionController.php - Generación automática</w:t>
       </w:r>
     </w:p>
     <w:p>
@@ -4238,20 +3829,14 @@
         <w:spacing w:after="0" w:line="240" w:lineRule="auto"/>
       </w:pPr>
       <w:r>
-        <w:t xml:space="preserve">// </w:t>
-      </w:r>
-      <w:proofErr w:type="spellStart"/>
-      <w:r>
-        <w:t>Frontend</w:t>
-      </w:r>
-      <w:proofErr w:type="spellEnd"/>
-    </w:p>
-    <w:p>
-      <w:pPr>
-        <w:spacing w:after="0" w:line="240" w:lineRule="auto"/>
-      </w:pPr>
-      <w:r>
-        <w:lastRenderedPageBreak/>
+        <w:t>// Frontend</w:t>
+      </w:r>
+    </w:p>
+    <w:p>
+      <w:pPr>
+        <w:spacing w:after="0" w:line="240" w:lineRule="auto"/>
+      </w:pPr>
+      <w:r>
         <w:t>inversiones/ - CRUD completo con formularios complejos</w:t>
       </w:r>
     </w:p>
@@ -4259,13 +3844,8 @@
       <w:pPr>
         <w:spacing w:after="0" w:line="240" w:lineRule="auto"/>
       </w:pPr>
-      <w:proofErr w:type="spellStart"/>
-      <w:r>
-        <w:t>dashboard</w:t>
-      </w:r>
-      <w:proofErr w:type="spellEnd"/>
-      <w:r>
-        <w:t>/ - Métricas de inversiones</w:t>
+      <w:r>
+        <w:t>dashboard/ - Métricas de inversiones</w:t>
       </w:r>
     </w:p>
     <w:p>
@@ -4368,21 +3948,12 @@
         </w:numPr>
         <w:spacing w:after="0" w:line="240" w:lineRule="auto"/>
       </w:pPr>
-      <w:proofErr w:type="spellStart"/>
-      <w:r>
-        <w:rPr>
-          <w:b/>
-          <w:bCs/>
-        </w:rPr>
-        <w:t>Testing</w:t>
-      </w:r>
-      <w:proofErr w:type="spellEnd"/>
-      <w:r>
-        <w:rPr>
-          <w:b/>
-          <w:bCs/>
-        </w:rPr>
-        <w:t xml:space="preserve"> incremental</w:t>
+      <w:r>
+        <w:rPr>
+          <w:b/>
+          <w:bCs/>
+        </w:rPr>
+        <w:t>Testing incremental</w:t>
       </w:r>
       <w:r>
         <w:t> - Probamos cada capa antes de la siguiente</w:t>
@@ -4404,15 +3975,7 @@
         <w:t>Reusabilidad</w:t>
       </w:r>
       <w:r>
-        <w:t xml:space="preserve"> - Los </w:t>
-      </w:r>
-      <w:proofErr w:type="spellStart"/>
-      <w:r>
-        <w:t>CRUDs</w:t>
-      </w:r>
-      <w:proofErr w:type="spellEnd"/>
-      <w:r>
-        <w:t xml:space="preserve"> básicos se usan en el CRUD principal</w:t>
+        <w:t> - Los CRUDs básicos se usan en el CRUD principal</w:t>
       </w:r>
     </w:p>
     <w:p>
@@ -4544,15 +4107,7 @@
         <w:t xml:space="preserve"> Dificultad</w:t>
       </w:r>
       <w:r>
-        <w:t xml:space="preserve">: </w:t>
-      </w:r>
-      <w:proofErr w:type="spellStart"/>
-      <w:r>
-        <w:t>Hardcodear</w:t>
-      </w:r>
-      <w:proofErr w:type="spellEnd"/>
-      <w:r>
-        <w:t xml:space="preserve"> datos o tener interfaces vacías</w:t>
+        <w:t>: Hardcodear datos o tener interfaces vacías</w:t>
       </w:r>
     </w:p>
     <w:p>
@@ -4624,153 +4179,50 @@
       <w:pPr>
         <w:spacing w:after="0" w:line="240" w:lineRule="auto"/>
       </w:pPr>
-      <w:proofErr w:type="spellStart"/>
       <w:r>
         <w:t>bash</w:t>
       </w:r>
-      <w:proofErr w:type="spellEnd"/>
-    </w:p>
-    <w:p>
-      <w:pPr>
-        <w:spacing w:after="0" w:line="240" w:lineRule="auto"/>
-      </w:pPr>
-      <w:r>
-        <w:t xml:space="preserve"># </w:t>
-      </w:r>
-      <w:proofErr w:type="spellStart"/>
-      <w:r>
-        <w:t>Backend</w:t>
-      </w:r>
-      <w:proofErr w:type="spellEnd"/>
-    </w:p>
-    <w:p>
-      <w:pPr>
-        <w:spacing w:after="0" w:line="240" w:lineRule="auto"/>
-      </w:pPr>
-      <w:proofErr w:type="spellStart"/>
-      <w:r>
-        <w:t>php</w:t>
-      </w:r>
-      <w:proofErr w:type="spellEnd"/>
-      <w:r>
-        <w:t xml:space="preserve"> </w:t>
-      </w:r>
-      <w:proofErr w:type="spellStart"/>
-      <w:r>
-        <w:t>artisan</w:t>
-      </w:r>
-      <w:proofErr w:type="spellEnd"/>
-      <w:r>
-        <w:t xml:space="preserve"> </w:t>
-      </w:r>
-      <w:proofErr w:type="spellStart"/>
-      <w:proofErr w:type="gramStart"/>
-      <w:r>
-        <w:t>make:controller</w:t>
-      </w:r>
-      <w:proofErr w:type="spellEnd"/>
-      <w:proofErr w:type="gramEnd"/>
-      <w:r>
-        <w:t xml:space="preserve"> API/</w:t>
-      </w:r>
-      <w:proofErr w:type="spellStart"/>
-      <w:r>
-        <w:t>CatalogoController</w:t>
-      </w:r>
-      <w:proofErr w:type="spellEnd"/>
-      <w:r>
-        <w:t xml:space="preserve"> --api</w:t>
-      </w:r>
-    </w:p>
-    <w:p>
-      <w:pPr>
-        <w:spacing w:after="0" w:line="240" w:lineRule="auto"/>
-      </w:pPr>
-      <w:r>
-        <w:t xml:space="preserve"># </w:t>
-      </w:r>
-      <w:proofErr w:type="spellStart"/>
-      <w:r>
-        <w:t>Frontend</w:t>
-      </w:r>
-      <w:proofErr w:type="spellEnd"/>
-      <w:r>
-        <w:t xml:space="preserve">  </w:t>
-      </w:r>
-    </w:p>
-    <w:p>
-      <w:pPr>
-        <w:spacing w:after="0" w:line="240" w:lineRule="auto"/>
-      </w:pPr>
-      <w:r>
-        <w:t xml:space="preserve">ng </w:t>
-      </w:r>
-      <w:proofErr w:type="spellStart"/>
-      <w:r>
-        <w:t>generate</w:t>
-      </w:r>
-      <w:proofErr w:type="spellEnd"/>
-      <w:r>
-        <w:t xml:space="preserve"> </w:t>
-      </w:r>
-      <w:proofErr w:type="spellStart"/>
-      <w:r>
-        <w:t>component</w:t>
-      </w:r>
-      <w:proofErr w:type="spellEnd"/>
-      <w:r>
-        <w:t xml:space="preserve"> modules/</w:t>
-      </w:r>
-      <w:proofErr w:type="spellStart"/>
-      <w:r>
-        <w:t>catalogos</w:t>
-      </w:r>
-      <w:proofErr w:type="spellEnd"/>
-      <w:r>
-        <w:t>/catalogo-</w:t>
-      </w:r>
-      <w:proofErr w:type="spellStart"/>
-      <w:r>
-        <w:t>list</w:t>
-      </w:r>
-      <w:proofErr w:type="spellEnd"/>
-    </w:p>
-    <w:p>
-      <w:pPr>
-        <w:spacing w:after="0" w:line="240" w:lineRule="auto"/>
-      </w:pPr>
-      <w:r>
-        <w:t xml:space="preserve">ng </w:t>
-      </w:r>
-      <w:proofErr w:type="spellStart"/>
-      <w:r>
-        <w:t>generate</w:t>
-      </w:r>
-      <w:proofErr w:type="spellEnd"/>
-      <w:r>
-        <w:t xml:space="preserve"> </w:t>
-      </w:r>
-      <w:proofErr w:type="spellStart"/>
-      <w:r>
-        <w:t>component</w:t>
-      </w:r>
-      <w:proofErr w:type="spellEnd"/>
-      <w:r>
-        <w:t xml:space="preserve"> modules/</w:t>
-      </w:r>
-      <w:proofErr w:type="spellStart"/>
-      <w:r>
-        <w:t>catalogos</w:t>
-      </w:r>
-      <w:proofErr w:type="spellEnd"/>
-      <w:r>
-        <w:t>/catalogo-</w:t>
-      </w:r>
-      <w:proofErr w:type="spellStart"/>
-      <w:r>
-        <w:t>form</w:t>
-      </w:r>
-      <w:proofErr w:type="spellEnd"/>
+    </w:p>
+    <w:p>
+      <w:pPr>
+        <w:spacing w:after="0" w:line="240" w:lineRule="auto"/>
+      </w:pPr>
+      <w:r>
+        <w:t># Backend</w:t>
+      </w:r>
+    </w:p>
+    <w:p>
+      <w:pPr>
+        <w:spacing w:after="0" w:line="240" w:lineRule="auto"/>
+      </w:pPr>
+      <w:r>
+        <w:t>php artisan make:controller API/CatalogoController --api</w:t>
+      </w:r>
+    </w:p>
+    <w:p>
+      <w:pPr>
+        <w:spacing w:after="0" w:line="240" w:lineRule="auto"/>
+      </w:pPr>
+      <w:r>
+        <w:t xml:space="preserve"># Frontend  </w:t>
+      </w:r>
+    </w:p>
+    <w:p>
+      <w:pPr>
+        <w:spacing w:after="0" w:line="240" w:lineRule="auto"/>
+      </w:pPr>
+      <w:r>
+        <w:t>ng generate component modules/catalogos/catalogo-list</w:t>
+      </w:r>
+    </w:p>
+    <w:p>
+      <w:pPr>
+        <w:spacing w:after="0" w:line="240" w:lineRule="auto"/>
+      </w:pPr>
+      <w:r>
+        <w:lastRenderedPageBreak/>
+        <w:t>ng generate component modules/catalogos/catalogo-form</w:t>
+      </w:r>
     </w:p>
     <w:p>
       <w:pPr>
@@ -4800,24 +4252,17 @@
       <w:pPr>
         <w:spacing w:after="0" w:line="240" w:lineRule="auto"/>
       </w:pPr>
-      <w:proofErr w:type="spellStart"/>
       <w:r>
         <w:t>bash</w:t>
       </w:r>
-      <w:proofErr w:type="spellEnd"/>
-    </w:p>
-    <w:p>
-      <w:pPr>
-        <w:spacing w:after="0" w:line="240" w:lineRule="auto"/>
-      </w:pPr>
-      <w:r>
-        <w:t xml:space="preserve"># </w:t>
-      </w:r>
-      <w:proofErr w:type="spellStart"/>
-      <w:r>
-        <w:t>Backend</w:t>
-      </w:r>
-      <w:proofErr w:type="spellEnd"/>
+    </w:p>
+    <w:p>
+      <w:pPr>
+        <w:spacing w:after="0" w:line="240" w:lineRule="auto"/>
+      </w:pPr>
+      <w:r>
+        <w:t># Backend</w:t>
+      </w:r>
     </w:p>
     <w:p>
       <w:pPr>
@@ -4826,58 +4271,54 @@
           <w:lang w:val="en-US"/>
         </w:rPr>
       </w:pPr>
-      <w:proofErr w:type="spellStart"/>
       <w:r>
         <w:rPr>
           <w:lang w:val="en-US"/>
         </w:rPr>
-        <w:t>php</w:t>
-      </w:r>
-      <w:proofErr w:type="spellEnd"/>
-      <w:r>
+        <w:t>php artisan make:controller API/PersonaController --api</w:t>
+      </w:r>
+    </w:p>
+    <w:p>
+      <w:pPr>
+        <w:spacing w:after="0" w:line="240" w:lineRule="auto"/>
         <w:rPr>
           <w:lang w:val="en-US"/>
         </w:rPr>
-        <w:t xml:space="preserve"> artisan </w:t>
-      </w:r>
-      <w:proofErr w:type="spellStart"/>
-      <w:proofErr w:type="gramStart"/>
+      </w:pPr>
       <w:r>
         <w:rPr>
           <w:lang w:val="en-US"/>
         </w:rPr>
-        <w:t>make:controller</w:t>
-      </w:r>
-      <w:proofErr w:type="spellEnd"/>
-      <w:proofErr w:type="gramEnd"/>
-      <w:r>
+        <w:t>php artisan make:controller API/GrupoFamiliarController --api</w:t>
+      </w:r>
+    </w:p>
+    <w:p>
+      <w:pPr>
+        <w:spacing w:after="0" w:line="240" w:lineRule="auto"/>
         <w:rPr>
           <w:lang w:val="en-US"/>
         </w:rPr>
-        <w:t xml:space="preserve"> API/</w:t>
-      </w:r>
-      <w:proofErr w:type="spellStart"/>
+      </w:pPr>
       <w:r>
         <w:rPr>
           <w:lang w:val="en-US"/>
         </w:rPr>
-        <w:t>PersonaController</w:t>
-      </w:r>
-      <w:proofErr w:type="spellEnd"/>
-      <w:r>
+        <w:t>php artisan make:controller API/EmisorController --api</w:t>
+      </w:r>
+    </w:p>
+    <w:p>
+      <w:pPr>
+        <w:spacing w:after="0" w:line="240" w:lineRule="auto"/>
         <w:rPr>
           <w:lang w:val="en-US"/>
         </w:rPr>
-        <w:t xml:space="preserve"> --</w:t>
-      </w:r>
-      <w:proofErr w:type="spellStart"/>
+      </w:pPr>
       <w:r>
         <w:rPr>
           <w:lang w:val="en-US"/>
         </w:rPr>
-        <w:t>api</w:t>
-      </w:r>
-      <w:proofErr w:type="spellEnd"/>
+        <w:t>php artisan make:controller API/InstrumentoController --api</w:t>
+      </w:r>
     </w:p>
     <w:p>
       <w:pPr>
@@ -4886,132 +4327,24 @@
           <w:lang w:val="en-US"/>
         </w:rPr>
       </w:pPr>
-      <w:proofErr w:type="spellStart"/>
       <w:r>
         <w:rPr>
           <w:lang w:val="en-US"/>
         </w:rPr>
-        <w:t>php</w:t>
-      </w:r>
-      <w:proofErr w:type="spellEnd"/>
-      <w:r>
+        <w:t> </w:t>
+      </w:r>
+    </w:p>
+    <w:p>
+      <w:pPr>
+        <w:spacing w:after="0" w:line="240" w:lineRule="auto"/>
         <w:rPr>
           <w:lang w:val="en-US"/>
         </w:rPr>
-        <w:t xml:space="preserve"> artisan </w:t>
-      </w:r>
-      <w:proofErr w:type="spellStart"/>
-      <w:proofErr w:type="gramStart"/>
+      </w:pPr>
       <w:r>
         <w:rPr>
           <w:lang w:val="en-US"/>
         </w:rPr>
-        <w:t>make:controller</w:t>
-      </w:r>
-      <w:proofErr w:type="spellEnd"/>
-      <w:proofErr w:type="gramEnd"/>
-      <w:r>
-        <w:rPr>
-          <w:lang w:val="en-US"/>
-        </w:rPr>
-        <w:t xml:space="preserve"> API/</w:t>
-      </w:r>
-      <w:proofErr w:type="spellStart"/>
-      <w:r>
-        <w:rPr>
-          <w:lang w:val="en-US"/>
-        </w:rPr>
-        <w:t>GrupoFamiliarController</w:t>
-      </w:r>
-      <w:proofErr w:type="spellEnd"/>
-      <w:r>
-        <w:rPr>
-          <w:lang w:val="en-US"/>
-        </w:rPr>
-        <w:t xml:space="preserve"> --api</w:t>
-      </w:r>
-    </w:p>
-    <w:p>
-      <w:pPr>
-        <w:spacing w:after="0" w:line="240" w:lineRule="auto"/>
-        <w:rPr>
-          <w:lang w:val="en-US"/>
-        </w:rPr>
-      </w:pPr>
-      <w:r>
-        <w:rPr>
-          <w:lang w:val="en-US"/>
-        </w:rPr>
-        <w:t xml:space="preserve">php artisan </w:t>
-      </w:r>
-      <w:proofErr w:type="gramStart"/>
-      <w:r>
-        <w:rPr>
-          <w:lang w:val="en-US"/>
-        </w:rPr>
-        <w:t>make:controller</w:t>
-      </w:r>
-      <w:proofErr w:type="gramEnd"/>
-      <w:r>
-        <w:rPr>
-          <w:lang w:val="en-US"/>
-        </w:rPr>
-        <w:t xml:space="preserve"> API/EmisorController --api</w:t>
-      </w:r>
-    </w:p>
-    <w:p>
-      <w:pPr>
-        <w:spacing w:after="0" w:line="240" w:lineRule="auto"/>
-        <w:rPr>
-          <w:lang w:val="en-US"/>
-        </w:rPr>
-      </w:pPr>
-      <w:r>
-        <w:rPr>
-          <w:lang w:val="en-US"/>
-        </w:rPr>
-        <w:t xml:space="preserve">php artisan </w:t>
-      </w:r>
-      <w:proofErr w:type="gramStart"/>
-      <w:r>
-        <w:rPr>
-          <w:lang w:val="en-US"/>
-        </w:rPr>
-        <w:t>make:controller</w:t>
-      </w:r>
-      <w:proofErr w:type="gramEnd"/>
-      <w:r>
-        <w:rPr>
-          <w:lang w:val="en-US"/>
-        </w:rPr>
-        <w:t xml:space="preserve"> API/InstrumentoController --api</w:t>
-      </w:r>
-    </w:p>
-    <w:p>
-      <w:pPr>
-        <w:spacing w:after="0" w:line="240" w:lineRule="auto"/>
-        <w:rPr>
-          <w:lang w:val="en-US"/>
-        </w:rPr>
-      </w:pPr>
-      <w:r>
-        <w:rPr>
-          <w:lang w:val="en-US"/>
-        </w:rPr>
-        <w:t> </w:t>
-      </w:r>
-    </w:p>
-    <w:p>
-      <w:pPr>
-        <w:spacing w:after="0" w:line="240" w:lineRule="auto"/>
-        <w:rPr>
-          <w:lang w:val="en-US"/>
-        </w:rPr>
-      </w:pPr>
-      <w:r>
-        <w:rPr>
-          <w:lang w:val="en-US"/>
-        </w:rPr>
         <w:t># Frontend</w:t>
       </w:r>
     </w:p>
@@ -5020,42 +4353,16 @@
         <w:spacing w:after="0" w:line="240" w:lineRule="auto"/>
       </w:pPr>
       <w:r>
-        <w:t xml:space="preserve">ng </w:t>
-      </w:r>
-      <w:proofErr w:type="spellStart"/>
-      <w:r>
-        <w:t>generate</w:t>
-      </w:r>
-      <w:proofErr w:type="spellEnd"/>
-      <w:r>
-        <w:t xml:space="preserve"> </w:t>
-      </w:r>
-      <w:proofErr w:type="spellStart"/>
-      <w:r>
-        <w:t>component</w:t>
-      </w:r>
-      <w:proofErr w:type="spellEnd"/>
-      <w:r>
-        <w:t xml:space="preserve"> modules/personas/persona-</w:t>
-      </w:r>
-      <w:proofErr w:type="spellStart"/>
-      <w:r>
-        <w:t>list</w:t>
-      </w:r>
-      <w:proofErr w:type="spellEnd"/>
-    </w:p>
-    <w:p>
-      <w:pPr>
-        <w:spacing w:after="0" w:line="240" w:lineRule="auto"/>
-      </w:pPr>
-      <w:r>
-        <w:t xml:space="preserve"># ... </w:t>
-      </w:r>
-      <w:proofErr w:type="spellStart"/>
-      <w:r>
-        <w:t>etc</w:t>
-      </w:r>
-      <w:proofErr w:type="spellEnd"/>
+        <w:t>ng generate component modules/personas/persona-list</w:t>
+      </w:r>
+    </w:p>
+    <w:p>
+      <w:pPr>
+        <w:spacing w:after="0" w:line="240" w:lineRule="auto"/>
+      </w:pPr>
+      <w:r>
+        <w:t># ... etc</w:t>
+      </w:r>
     </w:p>
     <w:p>
       <w:pPr>
@@ -5085,101 +4392,32 @@
       <w:pPr>
         <w:spacing w:after="0" w:line="240" w:lineRule="auto"/>
       </w:pPr>
-      <w:proofErr w:type="spellStart"/>
       <w:r>
         <w:t>bash</w:t>
       </w:r>
-      <w:proofErr w:type="spellEnd"/>
-    </w:p>
-    <w:p>
-      <w:pPr>
-        <w:spacing w:after="0" w:line="240" w:lineRule="auto"/>
-      </w:pPr>
-      <w:r>
-        <w:t xml:space="preserve"># </w:t>
-      </w:r>
-      <w:proofErr w:type="spellStart"/>
-      <w:r>
-        <w:t>Backend</w:t>
-      </w:r>
-      <w:proofErr w:type="spellEnd"/>
-    </w:p>
-    <w:p>
-      <w:pPr>
-        <w:spacing w:after="0" w:line="240" w:lineRule="auto"/>
-      </w:pPr>
-      <w:proofErr w:type="spellStart"/>
-      <w:r>
-        <w:t>php</w:t>
-      </w:r>
-      <w:proofErr w:type="spellEnd"/>
-      <w:r>
-        <w:t xml:space="preserve"> </w:t>
-      </w:r>
-      <w:proofErr w:type="spellStart"/>
-      <w:r>
-        <w:t>artisan</w:t>
-      </w:r>
-      <w:proofErr w:type="spellEnd"/>
-      <w:r>
-        <w:t xml:space="preserve"> </w:t>
-      </w:r>
-      <w:proofErr w:type="spellStart"/>
-      <w:proofErr w:type="gramStart"/>
-      <w:r>
-        <w:t>make:controller</w:t>
-      </w:r>
-      <w:proofErr w:type="spellEnd"/>
-      <w:proofErr w:type="gramEnd"/>
-      <w:r>
-        <w:t xml:space="preserve"> API/</w:t>
-      </w:r>
-      <w:proofErr w:type="spellStart"/>
-      <w:r>
-        <w:t>InversionController</w:t>
-      </w:r>
-      <w:proofErr w:type="spellEnd"/>
-      <w:r>
-        <w:t xml:space="preserve"> --api</w:t>
-      </w:r>
-    </w:p>
-    <w:p>
-      <w:pPr>
-        <w:spacing w:after="0" w:line="240" w:lineRule="auto"/>
-      </w:pPr>
-      <w:proofErr w:type="spellStart"/>
-      <w:r>
-        <w:t>php</w:t>
-      </w:r>
-      <w:proofErr w:type="spellEnd"/>
-      <w:r>
-        <w:t xml:space="preserve"> </w:t>
-      </w:r>
-      <w:proofErr w:type="spellStart"/>
-      <w:r>
-        <w:t>artisan</w:t>
-      </w:r>
-      <w:proofErr w:type="spellEnd"/>
-      <w:r>
-        <w:t xml:space="preserve"> </w:t>
-      </w:r>
-      <w:proofErr w:type="spellStart"/>
-      <w:proofErr w:type="gramStart"/>
-      <w:r>
-        <w:t>make:controller</w:t>
-      </w:r>
-      <w:proofErr w:type="spellEnd"/>
-      <w:proofErr w:type="gramEnd"/>
-      <w:r>
-        <w:t xml:space="preserve"> API/</w:t>
-      </w:r>
-      <w:proofErr w:type="spellStart"/>
-      <w:r>
-        <w:t>AmortizacionController</w:t>
-      </w:r>
-      <w:proofErr w:type="spellEnd"/>
-      <w:r>
-        <w:t xml:space="preserve"> --api</w:t>
+    </w:p>
+    <w:p>
+      <w:pPr>
+        <w:spacing w:after="0" w:line="240" w:lineRule="auto"/>
+      </w:pPr>
+      <w:r>
+        <w:t># Backend</w:t>
+      </w:r>
+    </w:p>
+    <w:p>
+      <w:pPr>
+        <w:spacing w:after="0" w:line="240" w:lineRule="auto"/>
+      </w:pPr>
+      <w:r>
+        <w:t>php artisan make:controller API/InversionController --api</w:t>
+      </w:r>
+    </w:p>
+    <w:p>
+      <w:pPr>
+        <w:spacing w:after="0" w:line="240" w:lineRule="auto"/>
+      </w:pPr>
+      <w:r>
+        <w:t>php artisan make:controller API/AmortizacionController --api</w:t>
       </w:r>
     </w:p>
     <w:p>
@@ -5195,42 +4433,16 @@
         <w:spacing w:after="0" w:line="240" w:lineRule="auto"/>
       </w:pPr>
       <w:r>
-        <w:t xml:space="preserve"># </w:t>
-      </w:r>
-      <w:proofErr w:type="spellStart"/>
-      <w:r>
-        <w:t>Frontend</w:t>
-      </w:r>
-      <w:proofErr w:type="spellEnd"/>
-    </w:p>
-    <w:p>
-      <w:pPr>
-        <w:spacing w:after="0" w:line="240" w:lineRule="auto"/>
-      </w:pPr>
-      <w:r>
-        <w:t xml:space="preserve">ng </w:t>
-      </w:r>
-      <w:proofErr w:type="spellStart"/>
-      <w:r>
-        <w:t>generate</w:t>
-      </w:r>
-      <w:proofErr w:type="spellEnd"/>
-      <w:r>
-        <w:t xml:space="preserve"> </w:t>
-      </w:r>
-      <w:proofErr w:type="spellStart"/>
-      <w:r>
-        <w:t>component</w:t>
-      </w:r>
-      <w:proofErr w:type="spellEnd"/>
-      <w:r>
-        <w:t xml:space="preserve"> modules/inversiones/</w:t>
-      </w:r>
-      <w:proofErr w:type="spellStart"/>
-      <w:r>
-        <w:t>inversion-list</w:t>
-      </w:r>
-      <w:proofErr w:type="spellEnd"/>
+        <w:t># Frontend</w:t>
+      </w:r>
+    </w:p>
+    <w:p>
+      <w:pPr>
+        <w:spacing w:after="0" w:line="240" w:lineRule="auto"/>
+      </w:pPr>
+      <w:r>
+        <w:t>ng generate component modules/inversiones/inversion-list</w:t>
+      </w:r>
     </w:p>
     <w:p>
       <w:pPr>
@@ -5243,49 +4455,21 @@
         <w:rPr>
           <w:lang w:val="en-US"/>
         </w:rPr>
-        <w:t xml:space="preserve">ng </w:t>
-      </w:r>
-      <w:proofErr w:type="gramStart"/>
-      <w:r>
+        <w:t>ng generate component modules/inversiones/inversion-form</w:t>
+      </w:r>
+    </w:p>
+    <w:p>
+      <w:pPr>
+        <w:spacing w:after="0" w:line="240" w:lineRule="auto"/>
         <w:rPr>
           <w:lang w:val="en-US"/>
         </w:rPr>
-        <w:t>generate</w:t>
-      </w:r>
-      <w:proofErr w:type="gramEnd"/>
+      </w:pPr>
       <w:r>
         <w:rPr>
           <w:lang w:val="en-US"/>
         </w:rPr>
-        <w:t xml:space="preserve"> component modules/inversiones/inversion-form</w:t>
-      </w:r>
-    </w:p>
-    <w:p>
-      <w:pPr>
-        <w:spacing w:after="0" w:line="240" w:lineRule="auto"/>
-        <w:rPr>
-          <w:lang w:val="en-US"/>
-        </w:rPr>
-      </w:pPr>
-      <w:r>
-        <w:rPr>
-          <w:lang w:val="en-US"/>
-        </w:rPr>
-        <w:t xml:space="preserve">ng </w:t>
-      </w:r>
-      <w:proofErr w:type="gramStart"/>
-      <w:r>
-        <w:rPr>
-          <w:lang w:val="en-US"/>
-        </w:rPr>
-        <w:t>generate</w:t>
-      </w:r>
-      <w:proofErr w:type="gramEnd"/>
-      <w:r>
-        <w:rPr>
-          <w:lang w:val="en-US"/>
-        </w:rPr>
-        <w:t xml:space="preserve"> component modules/inversiones/inversion-detail</w:t>
+        <w:t>ng generate component modules/inversiones/inversion-detail</w:t>
       </w:r>
     </w:p>
     <w:p>
@@ -5338,23 +4522,7 @@
           <w:b/>
           <w:bCs/>
         </w:rPr>
-        <w:t xml:space="preserve">Comienza con los </w:t>
-      </w:r>
-      <w:proofErr w:type="spellStart"/>
-      <w:r>
-        <w:rPr>
-          <w:b/>
-          <w:bCs/>
-        </w:rPr>
-        <w:t>CRUDs</w:t>
-      </w:r>
-      <w:proofErr w:type="spellEnd"/>
-      <w:r>
-        <w:rPr>
-          <w:b/>
-          <w:bCs/>
-        </w:rPr>
-        <w:t xml:space="preserve"> fundamentales</w:t>
+        <w:t>Comienza con los CRUDs fundamentales</w:t>
       </w:r>
       <w:r>
         <w:t> (Catálogos → Datos Maestros → Inversiones).</w:t>
@@ -5464,7 +4632,6 @@
         <w:rPr>
           <w:rFonts w:ascii="Segoe UI Emoji" w:hAnsi="Segoe UI Emoji" w:cs="Segoe UI Emoji"/>
         </w:rPr>
-        <w:lastRenderedPageBreak/>
         <w:t>✅</w:t>
       </w:r>
       <w:r>
@@ -5500,19 +4667,9 @@
       <w:pPr>
         <w:spacing w:after="0" w:line="240" w:lineRule="auto"/>
       </w:pPr>
-      <w:proofErr w:type="spellStart"/>
-      <w:r>
-        <w:t>Feedback</w:t>
-      </w:r>
-      <w:proofErr w:type="spellEnd"/>
-      <w:r>
-        <w:t xml:space="preserve"> </w:t>
-      </w:r>
-      <w:proofErr w:type="spellStart"/>
-      <w:r>
-        <w:t>submitted</w:t>
-      </w:r>
-      <w:proofErr w:type="spellEnd"/>
+      <w:r>
+        <w:t>Feedback submitted</w:t>
+      </w:r>
     </w:p>
     <w:p>
       <w:pPr>
@@ -5544,21 +4701,12 @@
       <w:pPr>
         <w:spacing w:after="0" w:line="240" w:lineRule="auto"/>
       </w:pPr>
-      <w:proofErr w:type="spellStart"/>
-      <w:r>
-        <w:rPr>
-          <w:b/>
-          <w:bCs/>
-        </w:rPr>
-        <w:t>Backend</w:t>
-      </w:r>
-      <w:proofErr w:type="spellEnd"/>
-      <w:r>
-        <w:rPr>
-          <w:b/>
-          <w:bCs/>
-        </w:rPr>
-        <w:t xml:space="preserve"> (Laravel):</w:t>
+      <w:r>
+        <w:rPr>
+          <w:b/>
+          <w:bCs/>
+        </w:rPr>
+        <w:t>Backend (Laravel):</w:t>
       </w:r>
     </w:p>
     <w:p>
@@ -5569,11 +4717,9 @@
         </w:numPr>
         <w:spacing w:after="0" w:line="240" w:lineRule="auto"/>
       </w:pPr>
-      <w:proofErr w:type="spellStart"/>
       <w:r>
         <w:t>PersonaController.php</w:t>
       </w:r>
-      <w:proofErr w:type="spellEnd"/>
     </w:p>
     <w:p>
       <w:pPr>
@@ -5583,11 +4729,9 @@
         </w:numPr>
         <w:spacing w:after="0" w:line="240" w:lineRule="auto"/>
       </w:pPr>
-      <w:proofErr w:type="spellStart"/>
       <w:r>
         <w:t>GrupoFamiliarController.php</w:t>
       </w:r>
-      <w:proofErr w:type="spellEnd"/>
     </w:p>
     <w:p>
       <w:pPr>
@@ -5597,11 +4741,9 @@
         </w:numPr>
         <w:spacing w:after="0" w:line="240" w:lineRule="auto"/>
       </w:pPr>
-      <w:proofErr w:type="spellStart"/>
       <w:r>
         <w:t>EmisorController.php</w:t>
       </w:r>
-      <w:proofErr w:type="spellEnd"/>
     </w:p>
     <w:p>
       <w:pPr>
@@ -5611,31 +4753,20 @@
         </w:numPr>
         <w:spacing w:after="0" w:line="240" w:lineRule="auto"/>
       </w:pPr>
-      <w:proofErr w:type="spellStart"/>
       <w:r>
         <w:t>InstrumentoController.php</w:t>
       </w:r>
-      <w:proofErr w:type="spellEnd"/>
-    </w:p>
-    <w:p>
-      <w:pPr>
-        <w:spacing w:after="0" w:line="240" w:lineRule="auto"/>
-      </w:pPr>
-      <w:proofErr w:type="spellStart"/>
-      <w:r>
-        <w:rPr>
-          <w:b/>
-          <w:bCs/>
-        </w:rPr>
-        <w:t>Frontend</w:t>
-      </w:r>
-      <w:proofErr w:type="spellEnd"/>
-      <w:r>
-        <w:rPr>
-          <w:b/>
-          <w:bCs/>
-        </w:rPr>
-        <w:t xml:space="preserve"> (Angular):</w:t>
+    </w:p>
+    <w:p>
+      <w:pPr>
+        <w:spacing w:after="0" w:line="240" w:lineRule="auto"/>
+      </w:pPr>
+      <w:r>
+        <w:rPr>
+          <w:b/>
+          <w:bCs/>
+        </w:rPr>
+        <w:t>Frontend (Angular):</w:t>
       </w:r>
     </w:p>
     <w:p>
@@ -5703,15 +4834,7 @@
         <w:spacing w:after="0" w:line="240" w:lineRule="auto"/>
       </w:pPr>
       <w:r>
-        <w:t xml:space="preserve">Crear los controladores en el </w:t>
-      </w:r>
-      <w:proofErr w:type="spellStart"/>
-      <w:r>
-        <w:t>backend</w:t>
-      </w:r>
-      <w:proofErr w:type="spellEnd"/>
-      <w:r>
-        <w:t xml:space="preserve"> primero</w:t>
+        <w:t>Crear los controladores en el backend primero</w:t>
       </w:r>
     </w:p>
     <w:p>
@@ -5723,19 +4846,15 @@
         <w:spacing w:after="0" w:line="240" w:lineRule="auto"/>
       </w:pPr>
       <w:r>
-        <w:t xml:space="preserve">Luego crear los componentes en el </w:t>
-      </w:r>
-      <w:proofErr w:type="spellStart"/>
-      <w:r>
-        <w:t>frontend</w:t>
-      </w:r>
-      <w:proofErr w:type="spellEnd"/>
-    </w:p>
-    <w:p>
-      <w:pPr>
-        <w:spacing w:after="0" w:line="240" w:lineRule="auto"/>
-      </w:pPr>
-      <w:r>
+        <w:t>Luego crear los componentes en el frontend</w:t>
+      </w:r>
+    </w:p>
+    <w:p>
+      <w:pPr>
+        <w:spacing w:after="0" w:line="240" w:lineRule="auto"/>
+      </w:pPr>
+      <w:r>
+        <w:lastRenderedPageBreak/>
         <w:t>¿Por cuál entidad prefieres comenzar? Sugiero empezar con </w:t>
       </w:r>
       <w:r>
@@ -5746,15 +4865,7 @@
         <w:t>Persona</w:t>
       </w:r>
       <w:r>
-        <w:t xml:space="preserve"> ya que es la base para </w:t>
-      </w:r>
-      <w:proofErr w:type="spellStart"/>
-      <w:r>
-        <w:t>GrupoFamiliar</w:t>
-      </w:r>
-      <w:proofErr w:type="spellEnd"/>
-      <w:r>
-        <w:t xml:space="preserve"> (los grupos están compuestos por personas). ¿Estás de acuerdo?</w:t>
+        <w:t> ya que es la base para GrupoFamiliar (los grupos están compuestos por personas). ¿Estás de acuerdo?</w:t>
       </w:r>
     </w:p>
     <w:p>
@@ -5779,24 +4890,9 @@
       <w:pPr>
         <w:spacing w:after="0" w:line="240" w:lineRule="auto"/>
       </w:pPr>
-      <w:proofErr w:type="gramStart"/>
-      <w:r>
-        <w:t>Recuerdas el plan que teníamos para el desarrollo?</w:t>
-      </w:r>
-      <w:proofErr w:type="gramEnd"/>
-      <w:r>
-        <w:t xml:space="preserve"> </w:t>
-      </w:r>
-      <w:proofErr w:type="spellStart"/>
-      <w:proofErr w:type="gramStart"/>
-      <w:r>
-        <w:t>Cual</w:t>
-      </w:r>
-      <w:proofErr w:type="spellEnd"/>
-      <w:r>
-        <w:t xml:space="preserve"> sería el siguiente paso?</w:t>
-      </w:r>
-      <w:proofErr w:type="gramEnd"/>
+      <w:r>
+        <w:t>Recuerdas el plan que teníamos para el desarrollo? Cual sería el siguiente paso?</w:t>
+      </w:r>
     </w:p>
     <w:p>
       <w:pPr>
@@ -5813,15 +4909,7 @@
         <w:t>estandarizar los botones de los modales</w:t>
       </w:r>
       <w:r>
-        <w:t> usando </w:t>
-      </w:r>
-      <w:proofErr w:type="spellStart"/>
-      <w:r>
-        <w:t>ModalActionsComponent</w:t>
-      </w:r>
-      <w:proofErr w:type="spellEnd"/>
-      <w:r>
-        <w:t>, lo cual ya completamos aplicándolo a:</w:t>
+        <w:t> usando ModalActionsComponent, lo cual ya completamos aplicándolo a:</w:t>
       </w:r>
     </w:p>
     <w:p>
@@ -5892,26 +4980,16 @@
         </w:numPr>
         <w:spacing w:after="0" w:line="240" w:lineRule="auto"/>
       </w:pPr>
-      <w:proofErr w:type="spellStart"/>
       <w:r>
         <w:t>Catalogos</w:t>
       </w:r>
-      <w:proofErr w:type="spellEnd"/>
-    </w:p>
-    <w:p>
-      <w:pPr>
-        <w:spacing w:after="0" w:line="240" w:lineRule="auto"/>
-      </w:pPr>
-      <w:r>
-        <w:t xml:space="preserve">Después de eso, hemos estado resolviendo problemas puntuales del módulo de Inversiones </w:t>
-      </w:r>
-      <w:proofErr w:type="spellStart"/>
-      <w:r>
-        <w:t>y</w:t>
-      </w:r>
-      <w:proofErr w:type="spellEnd"/>
-      <w:r>
-        <w:t xml:space="preserve"> Instrumentos.</w:t>
+    </w:p>
+    <w:p>
+      <w:pPr>
+        <w:spacing w:after="0" w:line="240" w:lineRule="auto"/>
+      </w:pPr>
+      <w:r>
+        <w:t>Después de eso, hemos estado resolviendo problemas puntuales del módulo de Inversiones y Instrumentos.</w:t>
       </w:r>
     </w:p>
     <w:p>
@@ -5967,15 +5045,7 @@
         <w:spacing w:after="0" w:line="240" w:lineRule="auto"/>
       </w:pPr>
       <w:r>
-        <w:t>Mejorar el </w:t>
-      </w:r>
-      <w:proofErr w:type="spellStart"/>
-      <w:r>
-        <w:t>Dashboard</w:t>
-      </w:r>
-      <w:proofErr w:type="spellEnd"/>
-      <w:r>
-        <w:t xml:space="preserve"> con datos reales</w:t>
+        <w:t>Mejorar el Dashboard con datos reales</w:t>
       </w:r>
     </w:p>
     <w:p>
@@ -6016,50 +5086,23 @@
       <w:pPr>
         <w:spacing w:after="0" w:line="240" w:lineRule="auto"/>
       </w:pPr>
-      <w:proofErr w:type="gramStart"/>
-      <w:r>
-        <w:t xml:space="preserve">Creo que necesitamos el módulo de tablas de </w:t>
-      </w:r>
-      <w:proofErr w:type="spellStart"/>
-      <w:r>
-        <w:t>amortizacion</w:t>
-      </w:r>
-      <w:proofErr w:type="spellEnd"/>
-      <w:r>
-        <w:t>, porque esto va atado a la tabla de inversiones, estás de acuerdo?</w:t>
-      </w:r>
-      <w:proofErr w:type="gramEnd"/>
-      <w:r>
-        <w:t xml:space="preserve"> </w:t>
-      </w:r>
-      <w:proofErr w:type="gramStart"/>
-      <w:r>
-        <w:t>Qué funcionalidades me recomiendas implementar?</w:t>
-      </w:r>
-      <w:proofErr w:type="gramEnd"/>
-    </w:p>
-    <w:p>
-      <w:pPr>
-        <w:spacing w:after="0" w:line="240" w:lineRule="auto"/>
-      </w:pPr>
-      <w:r>
-        <w:t xml:space="preserve">Sí, estoy de acuerdo. Las tablas de amortización son fundamentales para las inversiones. Voy a revisar el modelo de </w:t>
-      </w:r>
-      <w:proofErr w:type="spellStart"/>
-      <w:r>
-        <w:t>Inversion</w:t>
-      </w:r>
-      <w:proofErr w:type="spellEnd"/>
-      <w:r>
-        <w:t xml:space="preserve"> para ver la relación:</w:t>
-      </w:r>
-    </w:p>
-    <w:p>
-      <w:pPr>
-        <w:spacing w:after="0" w:line="240" w:lineRule="auto"/>
-      </w:pPr>
-      <w:r>
-        <w:lastRenderedPageBreak/>
+      <w:r>
+        <w:t>Creo que necesitamos el módulo de tablas de amortizacion, porque esto va atado a la tabla de inversiones, estás de acuerdo? Qué funcionalidades me recomiendas implementar?</w:t>
+      </w:r>
+    </w:p>
+    <w:p>
+      <w:pPr>
+        <w:spacing w:after="0" w:line="240" w:lineRule="auto"/>
+      </w:pPr>
+      <w:r>
+        <w:t>Sí, estoy de acuerdo. Las tablas de amortización son fundamentales para las inversiones. Voy a revisar el modelo de Inversion para ver la relación:</w:t>
+      </w:r>
+    </w:p>
+    <w:p>
+      <w:pPr>
+        <w:spacing w:after="0" w:line="240" w:lineRule="auto"/>
+      </w:pPr>
+      <w:r>
         <w:t>Perfecto, el modelo </w:t>
       </w:r>
     </w:p>
@@ -6067,13 +5110,8 @@
       <w:pPr>
         <w:spacing w:after="0" w:line="240" w:lineRule="auto"/>
       </w:pPr>
-      <w:proofErr w:type="spellStart"/>
-      <w:r>
-        <w:t>Amortizacion</w:t>
-      </w:r>
-      <w:proofErr w:type="spellEnd"/>
-      <w:r>
-        <w:t> ya existe con una estructura completa. Basándome en los campos disponibles, te recomiendo las siguientes funcionalidades:</w:t>
+      <w:r>
+        <w:t>Amortizacion ya existe con una estructura completa. Basándome en los campos disponibles, te recomiendo las siguientes funcionalidades:</w:t>
       </w:r>
     </w:p>
     <w:p>
@@ -6137,15 +5175,7 @@
         <w:spacing w:after="0" w:line="240" w:lineRule="auto"/>
       </w:pPr>
       <w:r>
-        <w:t xml:space="preserve">Columnas: </w:t>
-      </w:r>
-      <w:proofErr w:type="spellStart"/>
-      <w:r>
-        <w:t>N°</w:t>
-      </w:r>
-      <w:proofErr w:type="spellEnd"/>
-      <w:r>
-        <w:t xml:space="preserve"> Cuota, Fecha Pago, Interés, Capital, Descuento, Total, Retención, Estado, Pagada</w:t>
+        <w:t>Columnas: N° Cuota, Fecha Pago, Interés, Capital, Descuento, Total, Retención, Estado, Pagada</w:t>
       </w:r>
     </w:p>
     <w:p>
@@ -6196,21 +5226,8 @@
         </w:numPr>
         <w:spacing w:after="0" w:line="240" w:lineRule="auto"/>
       </w:pPr>
-      <w:proofErr w:type="spellStart"/>
-      <w:r>
-        <w:t>Metodo</w:t>
-      </w:r>
-      <w:proofErr w:type="spellEnd"/>
-      <w:r>
-        <w:t xml:space="preserve"> de </w:t>
-      </w:r>
-      <w:proofErr w:type="spellStart"/>
-      <w:r>
-        <w:t>Amortizacion</w:t>
-      </w:r>
-      <w:proofErr w:type="spellEnd"/>
-      <w:r>
-        <w:t xml:space="preserve"> - </w:t>
+      <w:r>
+        <w:t xml:space="preserve">Metodo de Amortizacion - </w:t>
       </w:r>
       <w:r>
         <w:t>francés, alemán</w:t>
@@ -6239,7 +5256,6 @@
         </w:numPr>
         <w:spacing w:after="0" w:line="240" w:lineRule="auto"/>
       </w:pPr>
-      <w:proofErr w:type="spellStart"/>
       <w:r>
         <w:t>f</w:t>
       </w:r>
@@ -6252,7 +5268,6 @@
       <w:r>
         <w:t>emision</w:t>
       </w:r>
-      <w:proofErr w:type="spellEnd"/>
       <w:r>
         <w:t xml:space="preserve"> – ahora tomado del instrumento</w:t>
       </w:r>
@@ -6265,11 +5280,9 @@
         </w:numPr>
         <w:spacing w:after="0" w:line="240" w:lineRule="auto"/>
       </w:pPr>
-      <w:proofErr w:type="spellStart"/>
       <w:r>
         <w:t>fecha_vencimiento</w:t>
       </w:r>
-      <w:proofErr w:type="spellEnd"/>
       <w:r>
         <w:t xml:space="preserve"> – ahora tomado del instrumento</w:t>
       </w:r>
@@ -6282,11 +5295,9 @@
         </w:numPr>
         <w:spacing w:after="0" w:line="240" w:lineRule="auto"/>
       </w:pPr>
-      <w:proofErr w:type="spellStart"/>
       <w:r>
         <w:t>tasa_interes</w:t>
       </w:r>
-      <w:proofErr w:type="spellEnd"/>
       <w:r>
         <w:t xml:space="preserve"> – ahora tomado del instrumento</w:t>
       </w:r>
@@ -6299,11 +5310,9 @@
         </w:numPr>
         <w:spacing w:after="0" w:line="240" w:lineRule="auto"/>
       </w:pPr>
-      <w:proofErr w:type="spellStart"/>
       <w:r>
         <w:t>inv_capital_invertido</w:t>
       </w:r>
-      <w:proofErr w:type="spellEnd"/>
     </w:p>
     <w:p>
       <w:pPr>
@@ -6313,11 +5322,9 @@
         </w:numPr>
         <w:spacing w:after="0" w:line="240" w:lineRule="auto"/>
       </w:pPr>
-      <w:proofErr w:type="spellStart"/>
       <w:r>
         <w:t>valor_interes</w:t>
       </w:r>
-      <w:proofErr w:type="spellEnd"/>
       <w:r>
         <w:t xml:space="preserve"> – ahora tomado del instrumento</w:t>
       </w:r>
@@ -6343,6 +5350,7 @@
         <w:spacing w:after="0" w:line="240" w:lineRule="auto"/>
       </w:pPr>
       <w:r>
+        <w:lastRenderedPageBreak/>
         <w:t>Se deben considerar la posibilidad de tener cuotas diferidas</w:t>
       </w:r>
     </w:p>
@@ -6612,13 +5620,8 @@
         </w:numPr>
         <w:spacing w:after="0" w:line="240" w:lineRule="auto"/>
       </w:pPr>
-      <w:proofErr w:type="spellStart"/>
-      <w:r>
-        <w:t>Display</w:t>
-      </w:r>
-      <w:proofErr w:type="spellEnd"/>
-      <w:r>
-        <w:t xml:space="preserve"> de totales en la vista de detalle</w:t>
+      <w:r>
+        <w:t>Display de totales en la vista de detalle</w:t>
       </w:r>
     </w:p>
     <w:p>
@@ -6692,16 +5695,7 @@
         <w:spacing w:after="0" w:line="240" w:lineRule="auto"/>
       </w:pPr>
       <w:r>
-        <w:lastRenderedPageBreak/>
-        <w:t xml:space="preserve">Perfecto, el </w:t>
-      </w:r>
-      <w:proofErr w:type="spellStart"/>
-      <w:r>
-        <w:t>frontend</w:t>
-      </w:r>
-      <w:proofErr w:type="spellEnd"/>
-      <w:r>
-        <w:t xml:space="preserve"> ya está compilado. He completado la implementación del módulo de amortizaciones:</w:t>
+        <w:t>Perfecto, el frontend ya está compilado. He completado la implementación del módulo de amortizaciones:</w:t>
       </w:r>
     </w:p>
     <w:p>
@@ -6743,21 +5737,12 @@
           <w:bCs/>
         </w:rPr>
       </w:pPr>
-      <w:proofErr w:type="spellStart"/>
-      <w:r>
-        <w:rPr>
-          <w:b/>
-          <w:bCs/>
-        </w:rPr>
-        <w:t>Backend</w:t>
-      </w:r>
-      <w:proofErr w:type="spellEnd"/>
-      <w:r>
-        <w:rPr>
-          <w:b/>
-          <w:bCs/>
-        </w:rPr>
-        <w:t>:</w:t>
+      <w:r>
+        <w:rPr>
+          <w:b/>
+          <w:bCs/>
+        </w:rPr>
+        <w:t>Backend:</w:t>
       </w:r>
     </w:p>
     <w:p>
@@ -6776,13 +5761,8 @@
         <w:t>Modelo Amortización</w:t>
       </w:r>
       <w:r>
-        <w:t> - Actualizado con campo </w:t>
-      </w:r>
-      <w:proofErr w:type="spellStart"/>
-      <w:r>
-        <w:t>int_parcial</w:t>
-      </w:r>
-      <w:proofErr w:type="spellEnd"/>
+        <w:t> - Actualizado con campo int_parcial</w:t>
+      </w:r>
     </w:p>
     <w:p>
       <w:pPr>
@@ -6792,7 +5772,6 @@
         </w:numPr>
         <w:spacing w:after="0" w:line="240" w:lineRule="auto"/>
       </w:pPr>
-      <w:proofErr w:type="spellStart"/>
       <w:r>
         <w:rPr>
           <w:b/>
@@ -6800,7 +5779,6 @@
         </w:rPr>
         <w:t>AmortizacionController</w:t>
       </w:r>
-      <w:proofErr w:type="spellEnd"/>
       <w:r>
         <w:t> - CRUD completo con relaciones</w:t>
       </w:r>
@@ -6821,15 +5799,7 @@
         <w:t>Rutas API</w:t>
       </w:r>
       <w:r>
-        <w:t> - /api/amortizaciones y /api/amortizaciones/</w:t>
-      </w:r>
-      <w:proofErr w:type="spellStart"/>
-      <w:r>
-        <w:t>inversion</w:t>
-      </w:r>
-      <w:proofErr w:type="spellEnd"/>
-      <w:r>
-        <w:t>/{id}</w:t>
+        <w:t> - /api/amortizaciones y /api/amortizaciones/inversion/{id}</w:t>
       </w:r>
     </w:p>
     <w:p>
@@ -6848,21 +5818,12 @@
           <w:bCs/>
         </w:rPr>
       </w:pPr>
-      <w:proofErr w:type="spellStart"/>
-      <w:r>
-        <w:rPr>
-          <w:b/>
-          <w:bCs/>
-        </w:rPr>
-        <w:t>Frontend</w:t>
-      </w:r>
-      <w:proofErr w:type="spellEnd"/>
-      <w:r>
-        <w:rPr>
-          <w:b/>
-          <w:bCs/>
-        </w:rPr>
-        <w:t>:</w:t>
+      <w:r>
+        <w:rPr>
+          <w:b/>
+          <w:bCs/>
+        </w:rPr>
+        <w:t>Frontend:</w:t>
       </w:r>
     </w:p>
     <w:p>
@@ -6873,7 +5834,6 @@
         </w:numPr>
         <w:spacing w:after="0" w:line="240" w:lineRule="auto"/>
       </w:pPr>
-      <w:proofErr w:type="spellStart"/>
       <w:r>
         <w:rPr>
           <w:b/>
@@ -6881,7 +5841,6 @@
         </w:rPr>
         <w:t>AmortizacionService</w:t>
       </w:r>
-      <w:proofErr w:type="spellEnd"/>
       <w:r>
         <w:t> - Servicio para comunicación con API</w:t>
       </w:r>
@@ -6894,7 +5853,6 @@
         </w:numPr>
         <w:spacing w:after="0" w:line="240" w:lineRule="auto"/>
       </w:pPr>
-      <w:proofErr w:type="spellStart"/>
       <w:r>
         <w:rPr>
           <w:b/>
@@ -6902,7 +5860,6 @@
         </w:rPr>
         <w:t>AmortizacionListComponent</w:t>
       </w:r>
-      <w:proofErr w:type="spellEnd"/>
       <w:r>
         <w:t> - Componente completo con:</w:t>
       </w:r>
@@ -6928,13 +5885,8 @@
         <w:spacing w:after="0" w:line="240" w:lineRule="auto"/>
       </w:pPr>
       <w:r>
-        <w:t>Modal para crear/editar usando </w:t>
-      </w:r>
-      <w:proofErr w:type="spellStart"/>
-      <w:r>
-        <w:t>ModalActionsComponent</w:t>
-      </w:r>
-      <w:proofErr w:type="spellEnd"/>
+        <w:t>Modal para crear/editar usando ModalActionsComponent</w:t>
+      </w:r>
     </w:p>
     <w:p>
       <w:pPr>
@@ -6980,7 +5932,6 @@
         </w:numPr>
         <w:spacing w:after="0" w:line="240" w:lineRule="auto"/>
       </w:pPr>
-      <w:proofErr w:type="spellStart"/>
       <w:r>
         <w:rPr>
           <w:b/>
@@ -6988,7 +5939,6 @@
         </w:rPr>
         <w:t>Routing</w:t>
       </w:r>
-      <w:proofErr w:type="spellEnd"/>
       <w:r>
         <w:t> - Agregada ruta /amortizaciones</w:t>
       </w:r>
@@ -7009,15 +5959,7 @@
         <w:t>Menú</w:t>
       </w:r>
       <w:r>
-        <w:t xml:space="preserve"> - Ya está configurado en el </w:t>
-      </w:r>
-      <w:proofErr w:type="spellStart"/>
-      <w:r>
-        <w:t>sidebar</w:t>
-      </w:r>
-      <w:proofErr w:type="spellEnd"/>
-      <w:r>
-        <w:t xml:space="preserve"> bajo "Inversiones"</w:t>
+        <w:t> - Ya está configurado en el sidebar bajo "Inversiones"</w:t>
       </w:r>
     </w:p>
     <w:p>
@@ -7095,23 +6037,7 @@
         <w:t>✅</w:t>
       </w:r>
       <w:r>
-        <w:t xml:space="preserve"> Columnas: </w:t>
-      </w:r>
-      <w:proofErr w:type="spellStart"/>
-      <w:r>
-        <w:t>N°</w:t>
-      </w:r>
-      <w:proofErr w:type="spellEnd"/>
-      <w:r>
-        <w:t xml:space="preserve"> Cuota, Fecha Pago, Interés, Capital, Descuento, Total, </w:t>
-      </w:r>
-      <w:proofErr w:type="spellStart"/>
-      <w:r>
-        <w:t>Int</w:t>
-      </w:r>
-      <w:proofErr w:type="spellEnd"/>
-      <w:r>
-        <w:t>. Parcial, Retención, Estado, Pagada</w:t>
+        <w:t xml:space="preserve"> Columnas: N° Cuota, Fecha Pago, Interés, Capital, Descuento, Total, Int. Parcial, Retención, Estado, Pagada</w:t>
       </w:r>
     </w:p>
     <w:p>
@@ -7126,6 +6052,7 @@
         <w:rPr>
           <w:rFonts w:ascii="Segoe UI Emoji" w:hAnsi="Segoe UI Emoji" w:cs="Segoe UI Emoji"/>
         </w:rPr>
+        <w:lastRenderedPageBreak/>
         <w:t>✅</w:t>
       </w:r>
       <w:r>
@@ -7147,13 +6074,8 @@
         <w:t>✅</w:t>
       </w:r>
       <w:r>
-        <w:t xml:space="preserve"> Botones estandarizados con </w:t>
-      </w:r>
-      <w:proofErr w:type="spellStart"/>
-      <w:r>
-        <w:t>ModalActionsComponent</w:t>
-      </w:r>
-      <w:proofErr w:type="spellEnd"/>
+        <w:t xml:space="preserve"> Botones estandarizados con ModalActionsComponent</w:t>
+      </w:r>
     </w:p>
     <w:p>
       <w:pPr>
@@ -7206,21 +6128,8 @@
         <w:t>✅</w:t>
       </w:r>
       <w:r>
-        <w:t xml:space="preserve"> </w:t>
-      </w:r>
-      <w:proofErr w:type="spellStart"/>
-      <w:r>
-        <w:t>Soft</w:t>
-      </w:r>
-      <w:proofErr w:type="spellEnd"/>
-      <w:r>
-        <w:t xml:space="preserve"> </w:t>
-      </w:r>
-      <w:proofErr w:type="spellStart"/>
-      <w:r>
-        <w:t>delete</w:t>
-      </w:r>
-      <w:proofErr w:type="spellEnd"/>
+        <w:t xml:space="preserve"> Soft delete</w:t>
+      </w:r>
     </w:p>
     <w:p>
       <w:pPr>
@@ -7305,21 +6214,12 @@
       <w:r>
         <w:t> </w:t>
       </w:r>
-      <w:proofErr w:type="spellStart"/>
-      <w:r>
-        <w:rPr>
-          <w:b/>
-          <w:bCs/>
-        </w:rPr>
-        <w:t>Header</w:t>
-      </w:r>
-      <w:proofErr w:type="spellEnd"/>
-      <w:r>
-        <w:rPr>
-          <w:b/>
-          <w:bCs/>
-        </w:rPr>
-        <w:t xml:space="preserve"> modal:</w:t>
+      <w:r>
+        <w:rPr>
+          <w:b/>
+          <w:bCs/>
+        </w:rPr>
+        <w:t>Header modal:</w:t>
       </w:r>
       <w:r>
         <w:t> Gradiente verde (#28a745 a #20c997)</w:t>
@@ -7347,37 +6247,11 @@
           <w:b/>
           <w:bCs/>
         </w:rPr>
-        <w:t xml:space="preserve">Texto </w:t>
-      </w:r>
-      <w:proofErr w:type="spellStart"/>
-      <w:r>
-        <w:rPr>
-          <w:b/>
-          <w:bCs/>
-        </w:rPr>
-        <w:t>header</w:t>
-      </w:r>
-      <w:proofErr w:type="spellEnd"/>
-      <w:r>
-        <w:rPr>
-          <w:b/>
-          <w:bCs/>
-        </w:rPr>
-        <w:t>:</w:t>
-      </w:r>
-      <w:r>
-        <w:t> Blanco </w:t>
-      </w:r>
-      <w:proofErr w:type="gramStart"/>
-      <w:r>
-        <w:t>con !</w:t>
-      </w:r>
-      <w:proofErr w:type="spellStart"/>
-      <w:r>
-        <w:t>important</w:t>
-      </w:r>
-      <w:proofErr w:type="spellEnd"/>
-      <w:proofErr w:type="gramEnd"/>
+        <w:t>Texto header:</w:t>
+      </w:r>
+      <w:r>
+        <w:t> Blanco con !important</w:t>
+      </w:r>
     </w:p>
     <w:p>
       <w:pPr>
@@ -7460,15 +6334,7 @@
         <w:t>Botón venta:</w:t>
       </w:r>
       <w:r>
-        <w:t xml:space="preserve"> Efecto </w:t>
-      </w:r>
-      <w:proofErr w:type="spellStart"/>
-      <w:r>
-        <w:t>hover</w:t>
-      </w:r>
-      <w:proofErr w:type="spellEnd"/>
-      <w:r>
-        <w:t xml:space="preserve"> con sombra verde</w:t>
+        <w:t> Efecto hover con sombra verde</w:t>
       </w:r>
     </w:p>
     <w:p>
@@ -7496,86 +6362,30 @@
         <w:t>Clase aplicada:</w:t>
       </w:r>
       <w:r>
-        <w:t> </w:t>
-      </w:r>
-      <w:proofErr w:type="spellStart"/>
-      <w:r>
-        <w:t>styleClass</w:t>
-      </w:r>
-      <w:proofErr w:type="spellEnd"/>
-      <w:r>
-        <w:t>="venta-modal" y </w:t>
-      </w:r>
-      <w:proofErr w:type="spellStart"/>
-      <w:r>
-        <w:t>class</w:t>
-      </w:r>
-      <w:proofErr w:type="spellEnd"/>
-      <w:r>
-        <w:t>="venta-modal"</w:t>
-      </w:r>
-    </w:p>
-    <w:p>
-      <w:pPr>
-        <w:spacing w:after="0" w:line="240" w:lineRule="auto"/>
-      </w:pPr>
-    </w:p>
-    <w:p>
-      <w:pPr>
-        <w:spacing w:after="0" w:line="240" w:lineRule="auto"/>
-      </w:pPr>
-    </w:p>
-    <w:p>
-      <w:pPr>
-        <w:spacing w:after="0" w:line="240" w:lineRule="auto"/>
-      </w:pPr>
-    </w:p>
-    <w:p>
-      <w:pPr>
-        <w:spacing w:after="0" w:line="240" w:lineRule="auto"/>
-      </w:pPr>
-      <w:r>
-        <w:t xml:space="preserve">Vamos a añadir un </w:t>
-      </w:r>
-      <w:proofErr w:type="spellStart"/>
-      <w:r>
-        <w:t>boton</w:t>
-      </w:r>
-      <w:proofErr w:type="spellEnd"/>
-      <w:r>
-        <w:t xml:space="preserve"> con un ícono que represente Venta. Cuando se presione en este nuevo botón necesito que aparezca una ventana modal que servirá para registrar la venta de un bono. La pantalla modal desplegará la información básica de la </w:t>
-      </w:r>
-      <w:proofErr w:type="spellStart"/>
-      <w:r>
-        <w:t>inversion</w:t>
-      </w:r>
-      <w:proofErr w:type="spellEnd"/>
-      <w:r>
-        <w:t xml:space="preserve">, esto es: "ID", "Fecha de compra", "Fecha de </w:t>
-      </w:r>
-      <w:proofErr w:type="spellStart"/>
-      <w:r>
-        <w:t>Emision</w:t>
-      </w:r>
-      <w:proofErr w:type="spellEnd"/>
-      <w:r>
-        <w:t>", "Fecha de Vencimiento", "</w:t>
-      </w:r>
-      <w:proofErr w:type="spellStart"/>
-      <w:r>
-        <w:t>Liquidacion</w:t>
-      </w:r>
-      <w:proofErr w:type="spellEnd"/>
-      <w:r>
-        <w:t xml:space="preserve">", "Emisor", "Valor Nominal", "Capital Invertido", "Propietario", "Instrumento", "Tasa </w:t>
-      </w:r>
-      <w:proofErr w:type="spellStart"/>
-      <w:r>
-        <w:t>Interes</w:t>
-      </w:r>
-      <w:proofErr w:type="spellEnd"/>
-      <w:r>
-        <w:t>", "Rendimiento Nominal", "Tasa Mensual Real". También aparecerá una caja de texto para ingresar la fecha de venta de la inversi</w:t>
+        <w:t> styleClass="venta-modal" y class="venta-modal"</w:t>
+      </w:r>
+    </w:p>
+    <w:p>
+      <w:pPr>
+        <w:spacing w:after="0" w:line="240" w:lineRule="auto"/>
+      </w:pPr>
+    </w:p>
+    <w:p>
+      <w:pPr>
+        <w:spacing w:after="0" w:line="240" w:lineRule="auto"/>
+      </w:pPr>
+    </w:p>
+    <w:p>
+      <w:pPr>
+        <w:spacing w:after="0" w:line="240" w:lineRule="auto"/>
+      </w:pPr>
+    </w:p>
+    <w:p>
+      <w:pPr>
+        <w:spacing w:after="0" w:line="240" w:lineRule="auto"/>
+      </w:pPr>
+      <w:r>
+        <w:t>Vamos a añadir un boton con un ícono que represente Venta. Cuando se presione en este nuevo botón necesito que aparezca una ventana modal que servirá para registrar la venta de un bono. La pantalla modal desplegará la información básica de la inversion, esto es: "ID", "Fecha de compra", "Fecha de Emision", "Fecha de Vencimiento", "Liquidacion", "Emisor", "Valor Nominal", "Capital Invertido", "Propietario", "Instrumento", "Tasa Interes", "Rendimiento Nominal", "Tasa Mensual Real". También aparecerá una caja de texto para ingresar la fecha de venta de la inversi</w:t>
       </w:r>
       <w:r>
         <w:t>ó</w:t>
@@ -12331,6 +11141,7 @@
   <w:style w:type="character" w:default="1" w:styleId="Fuentedeprrafopredeter">
     <w:name w:val="Default Paragraph Font"/>
     <w:uiPriority w:val="1"/>
+    <w:semiHidden/>
     <w:unhideWhenUsed/>
   </w:style>
   <w:style w:type="table" w:default="1" w:styleId="Tablanormal">

--- a/documentacion/ChatDesarrollo_001.docx
+++ b/documentacion/ChatDesarrollo_001.docx
@@ -6557,7 +6557,7 @@
       </w:pPr>
       <w:r>
         <w:pict w14:anchorId="78DA43F3">
-          <v:rect id="_x0000_i1114" style="width:0;height:0" o:hralign="center" o:hrstd="t" o:hr="t" fillcolor="#a0a0a0" stroked="f"/>
+          <v:rect id="_x0000_i1030" style="width:0;height:0" o:hralign="center" o:hrstd="t" o:hr="t" fillcolor="#a0a0a0" stroked="f"/>
         </w:pict>
       </w:r>
     </w:p>
@@ -6789,7 +6789,7 @@
       </w:pPr>
       <w:r>
         <w:pict w14:anchorId="686DC36D">
-          <v:rect id="_x0000_i1115" style="width:0;height:0" o:hralign="center" o:hrstd="t" o:hr="t" fillcolor="#a0a0a0" stroked="f"/>
+          <v:rect id="_x0000_i1031" style="width:0;height:0" o:hralign="center" o:hrstd="t" o:hr="t" fillcolor="#a0a0a0" stroked="f"/>
         </w:pict>
       </w:r>
     </w:p>
@@ -6918,7 +6918,7 @@
       </w:pPr>
       <w:r>
         <w:pict w14:anchorId="55EF1A11">
-          <v:rect id="_x0000_i1116" style="width:0;height:0" o:hralign="center" o:hrstd="t" o:hr="t" fillcolor="#a0a0a0" stroked="f"/>
+          <v:rect id="_x0000_i1032" style="width:0;height:0" o:hralign="center" o:hrstd="t" o:hr="t" fillcolor="#a0a0a0" stroked="f"/>
         </w:pict>
       </w:r>
     </w:p>
@@ -7217,7 +7217,7 @@
       </w:pPr>
       <w:r>
         <w:pict w14:anchorId="50C7E67A">
-          <v:rect id="_x0000_i1117" style="width:0;height:0" o:hralign="center" o:hrstd="t" o:hr="t" fillcolor="#a0a0a0" stroked="f"/>
+          <v:rect id="_x0000_i1033" style="width:0;height:0" o:hralign="center" o:hrstd="t" o:hr="t" fillcolor="#a0a0a0" stroked="f"/>
         </w:pict>
       </w:r>
     </w:p>
@@ -7326,7 +7326,7 @@
       </w:pPr>
       <w:r>
         <w:pict w14:anchorId="1FE1AA2B">
-          <v:rect id="_x0000_i1118" style="width:0;height:0" o:hralign="center" o:hrstd="t" o:hr="t" fillcolor="#a0a0a0" stroked="f"/>
+          <v:rect id="_x0000_i1034" style="width:0;height:0" o:hralign="center" o:hrstd="t" o:hr="t" fillcolor="#a0a0a0" stroked="f"/>
         </w:pict>
       </w:r>
     </w:p>
@@ -7525,7 +7525,7 @@
       </w:pPr>
       <w:r>
         <w:pict w14:anchorId="2F49F0EA">
-          <v:rect id="_x0000_i1119" style="width:0;height:0" o:hralign="center" o:hrstd="t" o:hr="t" fillcolor="#a0a0a0" stroked="f"/>
+          <v:rect id="_x0000_i1035" style="width:0;height:0" o:hralign="center" o:hrstd="t" o:hr="t" fillcolor="#a0a0a0" stroked="f"/>
         </w:pict>
       </w:r>
     </w:p>
@@ -8058,7 +8058,7 @@
       </w:pPr>
       <w:r>
         <w:pict w14:anchorId="42AC0AD0">
-          <v:rect id="_x0000_i1120" style="width:0;height:0" o:hralign="center" o:hrstd="t" o:hr="t" fillcolor="#a0a0a0" stroked="f"/>
+          <v:rect id="_x0000_i1036" style="width:0;height:0" o:hralign="center" o:hrstd="t" o:hr="t" fillcolor="#a0a0a0" stroked="f"/>
         </w:pict>
       </w:r>
     </w:p>
@@ -8211,7 +8211,7 @@
       </w:pPr>
       <w:r>
         <w:pict w14:anchorId="5D27A42E">
-          <v:rect id="_x0000_i1121" style="width:0;height:0" o:hralign="center" o:hrstd="t" o:hr="t" fillcolor="#a0a0a0" stroked="f"/>
+          <v:rect id="_x0000_i1037" style="width:0;height:0" o:hralign="center" o:hrstd="t" o:hr="t" fillcolor="#a0a0a0" stroked="f"/>
         </w:pict>
       </w:r>
     </w:p>
@@ -8329,7 +8329,7 @@
       </w:pPr>
       <w:r>
         <w:pict w14:anchorId="54D251A6">
-          <v:rect id="_x0000_i1122" style="width:0;height:0" o:hralign="center" o:hrstd="t" o:hr="t" fillcolor="#a0a0a0" stroked="f"/>
+          <v:rect id="_x0000_i1038" style="width:0;height:0" o:hralign="center" o:hrstd="t" o:hr="t" fillcolor="#a0a0a0" stroked="f"/>
         </w:pict>
       </w:r>
     </w:p>
@@ -8650,7 +8650,7 @@
       </w:pPr>
       <w:r>
         <w:pict w14:anchorId="23933E73">
-          <v:rect id="_x0000_i1123" style="width:0;height:0" o:hralign="center" o:hrstd="t" o:hr="t" fillcolor="#a0a0a0" stroked="f"/>
+          <v:rect id="_x0000_i1039" style="width:0;height:0" o:hralign="center" o:hrstd="t" o:hr="t" fillcolor="#a0a0a0" stroked="f"/>
         </w:pict>
       </w:r>
     </w:p>
@@ -8752,7 +8752,7 @@
       </w:pPr>
       <w:r>
         <w:pict w14:anchorId="62CF7FE4">
-          <v:rect id="_x0000_i1124" style="width:0;height:0" o:hralign="center" o:hrstd="t" o:hr="t" fillcolor="#a0a0a0" stroked="f"/>
+          <v:rect id="_x0000_i1040" style="width:0;height:0" o:hralign="center" o:hrstd="t" o:hr="t" fillcolor="#a0a0a0" stroked="f"/>
         </w:pict>
       </w:r>
     </w:p>
@@ -8857,7 +8857,7 @@
       </w:pPr>
       <w:r>
         <w:pict w14:anchorId="4D6A3DEC">
-          <v:rect id="_x0000_i1125" style="width:0;height:0" o:hralign="center" o:hrstd="t" o:hr="t" fillcolor="#a0a0a0" stroked="f"/>
+          <v:rect id="_x0000_i1041" style="width:0;height:0" o:hralign="center" o:hrstd="t" o:hr="t" fillcolor="#a0a0a0" stroked="f"/>
         </w:pict>
       </w:r>
     </w:p>
@@ -9055,7 +9055,7 @@
       </w:pPr>
       <w:r>
         <w:pict w14:anchorId="7FD65661">
-          <v:rect id="_x0000_i1126" style="width:0;height:0" o:hralign="center" o:hrstd="t" o:hr="t" fillcolor="#a0a0a0" stroked="f"/>
+          <v:rect id="_x0000_i1042" style="width:0;height:0" o:hralign="center" o:hrstd="t" o:hr="t" fillcolor="#a0a0a0" stroked="f"/>
         </w:pict>
       </w:r>
     </w:p>
@@ -9256,7 +9256,7 @@
       </w:pPr>
       <w:r>
         <w:pict w14:anchorId="5CBCCAA9">
-          <v:rect id="_x0000_i1127" style="width:0;height:0" o:hralign="center" o:hrstd="t" o:hr="t" fillcolor="#a0a0a0" stroked="f"/>
+          <v:rect id="_x0000_i1043" style="width:0;height:0" o:hralign="center" o:hrstd="t" o:hr="t" fillcolor="#a0a0a0" stroked="f"/>
         </w:pict>
       </w:r>
     </w:p>
@@ -9445,7 +9445,7 @@
       </w:pPr>
       <w:r>
         <w:pict w14:anchorId="4B2E62FB">
-          <v:rect id="_x0000_i1220" style="width:0;height:0" o:hralign="center" o:hrstd="t" o:hr="t" fillcolor="#a0a0a0" stroked="f"/>
+          <v:rect id="_x0000_i1044" style="width:0;height:0" o:hralign="center" o:hrstd="t" o:hr="t" fillcolor="#a0a0a0" stroked="f"/>
         </w:pict>
       </w:r>
     </w:p>
@@ -9812,7 +9812,7 @@
       </w:pPr>
       <w:r>
         <w:pict w14:anchorId="4D980662">
-          <v:rect id="_x0000_i1221" style="width:0;height:0" o:hralign="center" o:hrstd="t" o:hr="t" fillcolor="#a0a0a0" stroked="f"/>
+          <v:rect id="_x0000_i1045" style="width:0;height:0" o:hralign="center" o:hrstd="t" o:hr="t" fillcolor="#a0a0a0" stroked="f"/>
         </w:pict>
       </w:r>
     </w:p>
@@ -10143,7 +10143,7 @@
       <w:r>
         <w:lastRenderedPageBreak/>
         <w:pict w14:anchorId="5C39B737">
-          <v:rect id="_x0000_i1222" style="width:0;height:0" o:hralign="center" o:hrstd="t" o:hr="t" fillcolor="#a0a0a0" stroked="f"/>
+          <v:rect id="_x0000_i1046" style="width:0;height:0" o:hralign="center" o:hrstd="t" o:hr="t" fillcolor="#a0a0a0" stroked="f"/>
         </w:pict>
       </w:r>
     </w:p>
@@ -10294,7 +10294,7 @@
       </w:pPr>
       <w:r>
         <w:pict w14:anchorId="2D369C1D">
-          <v:rect id="_x0000_i1223" style="width:0;height:0" o:hralign="center" o:hrstd="t" o:hr="t" fillcolor="#a0a0a0" stroked="f"/>
+          <v:rect id="_x0000_i1047" style="width:0;height:0" o:hralign="center" o:hrstd="t" o:hr="t" fillcolor="#a0a0a0" stroked="f"/>
         </w:pict>
       </w:r>
     </w:p>
@@ -10602,7 +10602,7 @@
       </w:pPr>
       <w:r>
         <w:pict w14:anchorId="230FC3ED">
-          <v:rect id="_x0000_i1224" style="width:0;height:0" o:hralign="center" o:hrstd="t" o:hr="t" fillcolor="#a0a0a0" stroked="f"/>
+          <v:rect id="_x0000_i1048" style="width:0;height:0" o:hralign="center" o:hrstd="t" o:hr="t" fillcolor="#a0a0a0" stroked="f"/>
         </w:pict>
       </w:r>
     </w:p>
@@ -10727,7 +10727,7 @@
       </w:pPr>
       <w:r>
         <w:pict w14:anchorId="2EDC2833">
-          <v:rect id="_x0000_i1225" style="width:0;height:0" o:hralign="center" o:hrstd="t" o:hr="t" fillcolor="#a0a0a0" stroked="f"/>
+          <v:rect id="_x0000_i1049" style="width:0;height:0" o:hralign="center" o:hrstd="t" o:hr="t" fillcolor="#a0a0a0" stroked="f"/>
         </w:pict>
       </w:r>
     </w:p>
@@ -10939,7 +10939,7 @@
       </w:pPr>
       <w:r>
         <w:pict w14:anchorId="4EFF02D8">
-          <v:rect id="_x0000_i1226" style="width:0;height:0" o:hralign="center" o:hrstd="t" o:hr="t" fillcolor="#a0a0a0" stroked="f"/>
+          <v:rect id="_x0000_i1050" style="width:0;height:0" o:hralign="center" o:hrstd="t" o:hr="t" fillcolor="#a0a0a0" stroked="f"/>
         </w:pict>
       </w:r>
     </w:p>
@@ -11423,7 +11423,7 @@
       </w:pPr>
       <w:r>
         <w:pict w14:anchorId="281CFBE6">
-          <v:rect id="_x0000_i1227" style="width:0;height:0" o:hralign="center" o:hrstd="t" o:hr="t" fillcolor="#a0a0a0" stroked="f"/>
+          <v:rect id="_x0000_i1051" style="width:0;height:0" o:hralign="center" o:hrstd="t" o:hr="t" fillcolor="#a0a0a0" stroked="f"/>
         </w:pict>
       </w:r>
     </w:p>
@@ -11616,7 +11616,7 @@
       </w:pPr>
       <w:r>
         <w:pict w14:anchorId="7AF881D0">
-          <v:rect id="_x0000_i1228" style="width:0;height:0" o:hralign="center" o:hrstd="t" o:hr="t" fillcolor="#a0a0a0" stroked="f"/>
+          <v:rect id="_x0000_i1052" style="width:0;height:0" o:hralign="center" o:hrstd="t" o:hr="t" fillcolor="#a0a0a0" stroked="f"/>
         </w:pict>
       </w:r>
     </w:p>
@@ -11853,7 +11853,7 @@
       </w:pPr>
       <w:r>
         <w:pict w14:anchorId="2A9911E8">
-          <v:rect id="_x0000_i1229" style="width:0;height:0" o:hralign="center" o:hrstd="t" o:hr="t" fillcolor="#a0a0a0" stroked="f"/>
+          <v:rect id="_x0000_i1053" style="width:0;height:0" o:hralign="center" o:hrstd="t" o:hr="t" fillcolor="#a0a0a0" stroked="f"/>
         </w:pict>
       </w:r>
     </w:p>
@@ -12079,7 +12079,7 @@
       </w:pPr>
       <w:r>
         <w:pict w14:anchorId="4D50C92C">
-          <v:rect id="_x0000_i1230" style="width:0;height:0" o:hralign="center" o:hrstd="t" o:hr="t" fillcolor="#a0a0a0" stroked="f"/>
+          <v:rect id="_x0000_i1054" style="width:0;height:0" o:hralign="center" o:hrstd="t" o:hr="t" fillcolor="#a0a0a0" stroked="f"/>
         </w:pict>
       </w:r>
     </w:p>
@@ -12228,7 +12228,7 @@
       </w:pPr>
       <w:r>
         <w:pict w14:anchorId="2F42794C">
-          <v:rect id="_x0000_i1231" style="width:0;height:0" o:hralign="center" o:hrstd="t" o:hr="t" fillcolor="#a0a0a0" stroked="f"/>
+          <v:rect id="_x0000_i1055" style="width:0;height:0" o:hralign="center" o:hrstd="t" o:hr="t" fillcolor="#a0a0a0" stroked="f"/>
         </w:pict>
       </w:r>
     </w:p>
@@ -12375,7 +12375,7 @@
       </w:pPr>
       <w:r>
         <w:pict w14:anchorId="24342A0F">
-          <v:rect id="_x0000_i1232" style="width:0;height:0" o:hralign="center" o:hrstd="t" o:hr="t" fillcolor="#a0a0a0" stroked="f"/>
+          <v:rect id="_x0000_i1056" style="width:0;height:0" o:hralign="center" o:hrstd="t" o:hr="t" fillcolor="#a0a0a0" stroked="f"/>
         </w:pict>
       </w:r>
     </w:p>
@@ -12828,7 +12828,7 @@
       </w:pPr>
       <w:r>
         <w:pict w14:anchorId="6F4A0BF3">
-          <v:rect id="_x0000_i1252" style="width:0;height:0" o:hralign="center" o:hrstd="t" o:hr="t" fillcolor="#a0a0a0" stroked="f"/>
+          <v:rect id="_x0000_i1057" style="width:0;height:0" o:hralign="center" o:hrstd="t" o:hr="t" fillcolor="#a0a0a0" stroked="f"/>
         </w:pict>
       </w:r>
     </w:p>
@@ -13948,7 +13948,7 @@
       </w:pPr>
       <w:r>
         <w:pict w14:anchorId="03487DF0">
-          <v:rect id="_x0000_i1266" style="width:0;height:0" o:hralign="center" o:hrstd="t" o:hr="t" fillcolor="#a0a0a0" stroked="f"/>
+          <v:rect id="_x0000_i1058" style="width:0;height:0" o:hralign="center" o:hrstd="t" o:hr="t" fillcolor="#a0a0a0" stroked="f"/>
         </w:pict>
       </w:r>
     </w:p>
@@ -14082,7 +14082,7 @@
       </w:pPr>
       <w:r>
         <w:pict w14:anchorId="0F1410BF">
-          <v:rect id="_x0000_i1267" style="width:0;height:0" o:hralign="center" o:hrstd="t" o:hr="t" fillcolor="#a0a0a0" stroked="f"/>
+          <v:rect id="_x0000_i1059" style="width:0;height:0" o:hralign="center" o:hrstd="t" o:hr="t" fillcolor="#a0a0a0" stroked="f"/>
         </w:pict>
       </w:r>
     </w:p>
@@ -15008,7 +15008,7 @@
       </w:pPr>
       <w:r>
         <w:pict w14:anchorId="67D24CCD">
-          <v:rect id="_x0000_i1276" style="width:0;height:0" o:hralign="center" o:hrstd="t" o:hr="t" fillcolor="#a0a0a0" stroked="f"/>
+          <v:rect id="_x0000_i1060" style="width:0;height:0" o:hralign="center" o:hrstd="t" o:hr="t" fillcolor="#a0a0a0" stroked="f"/>
         </w:pict>
       </w:r>
     </w:p>
@@ -15659,7 +15659,7 @@
       </w:pPr>
       <w:r>
         <w:pict w14:anchorId="31087702">
-          <v:rect id="_x0000_i1284" style="width:0;height:0" o:hralign="center" o:hrstd="t" o:hr="t" fillcolor="#a0a0a0" stroked="f"/>
+          <v:rect id="_x0000_i1061" style="width:0;height:0" o:hralign="center" o:hrstd="t" o:hr="t" fillcolor="#a0a0a0" stroked="f"/>
         </w:pict>
       </w:r>
     </w:p>
@@ -16494,7 +16494,7 @@
       </w:pPr>
       <w:r>
         <w:pict w14:anchorId="16C593BD">
-          <v:rect id="_x0000_i1298" style="width:0;height:0" o:hralign="center" o:hrstd="t" o:hr="t" fillcolor="#a0a0a0" stroked="f"/>
+          <v:rect id="_x0000_i1062" style="width:0;height:0" o:hralign="center" o:hrstd="t" o:hr="t" fillcolor="#a0a0a0" stroked="f"/>
         </w:pict>
       </w:r>
     </w:p>
@@ -16723,7 +16723,7 @@
       </w:pPr>
       <w:r>
         <w:pict w14:anchorId="34C18138">
-          <v:rect id="_x0000_i1299" style="width:0;height:0" o:hralign="center" o:hrstd="t" o:hr="t" fillcolor="#a0a0a0" stroked="f"/>
+          <v:rect id="_x0000_i1063" style="width:0;height:0" o:hralign="center" o:hrstd="t" o:hr="t" fillcolor="#a0a0a0" stroked="f"/>
         </w:pict>
       </w:r>
     </w:p>
@@ -17528,7 +17528,7 @@
       </w:pPr>
       <w:r>
         <w:pict w14:anchorId="37B12071">
-          <v:rect id="_x0000_i1314" style="width:0;height:0" o:hralign="center" o:hrstd="t" o:hr="t" fillcolor="#a0a0a0" stroked="f"/>
+          <v:rect id="_x0000_i1064" style="width:0;height:0" o:hralign="center" o:hrstd="t" o:hr="t" fillcolor="#a0a0a0" stroked="f"/>
         </w:pict>
       </w:r>
     </w:p>
@@ -17785,7 +17785,7 @@
       </w:pPr>
       <w:r>
         <w:pict w14:anchorId="2136654C">
-          <v:rect id="_x0000_i1315" style="width:0;height:0" o:hralign="center" o:hrstd="t" o:hr="t" fillcolor="#a0a0a0" stroked="f"/>
+          <v:rect id="_x0000_i1065" style="width:0;height:0" o:hralign="center" o:hrstd="t" o:hr="t" fillcolor="#a0a0a0" stroked="f"/>
         </w:pict>
       </w:r>
     </w:p>
@@ -18158,7 +18158,7 @@
       </w:pPr>
       <w:r>
         <w:pict w14:anchorId="284E66E9">
-          <v:rect id="_x0000_i1444" style="width:0;height:0" o:hralign="center" o:hrstd="t" o:hr="t" fillcolor="#a0a0a0" stroked="f"/>
+          <v:rect id="_x0000_i1066" style="width:0;height:0" o:hralign="center" o:hrstd="t" o:hr="t" fillcolor="#a0a0a0" stroked="f"/>
         </w:pict>
       </w:r>
     </w:p>
@@ -18263,7 +18263,7 @@
       </w:pPr>
       <w:r>
         <w:pict w14:anchorId="62CEB4E3">
-          <v:rect id="_x0000_i1445" style="width:0;height:0" o:hralign="center" o:hrstd="t" o:hr="t" fillcolor="#a0a0a0" stroked="f"/>
+          <v:rect id="_x0000_i1067" style="width:0;height:0" o:hralign="center" o:hrstd="t" o:hr="t" fillcolor="#a0a0a0" stroked="f"/>
         </w:pict>
       </w:r>
     </w:p>
@@ -18407,7 +18407,7 @@
       </w:pPr>
       <w:r>
         <w:pict w14:anchorId="2EFE43CE">
-          <v:rect id="_x0000_i1446" style="width:0;height:0" o:hralign="center" o:hrstd="t" o:hr="t" fillcolor="#a0a0a0" stroked="f"/>
+          <v:rect id="_x0000_i1068" style="width:0;height:0" o:hralign="center" o:hrstd="t" o:hr="t" fillcolor="#a0a0a0" stroked="f"/>
         </w:pict>
       </w:r>
     </w:p>
@@ -18670,25 +18670,46 @@
     <w:p>
       <w:pPr>
         <w:spacing w:after="0" w:line="240" w:lineRule="auto"/>
-      </w:pPr>
-      <w:r>
-        <w:t xml:space="preserve">  id_inversion INT NOT NULL,              -- FK a inversion</w:t>
-      </w:r>
-    </w:p>
-    <w:p>
-      <w:pPr>
-        <w:spacing w:after="0" w:line="240" w:lineRule="auto"/>
+        <w:rPr>
+          <w:lang w:val="en-US"/>
+        </w:rPr>
       </w:pPr>
       <w:r>
         <w:t xml:space="preserve">  </w:t>
       </w:r>
-    </w:p>
-    <w:p>
-      <w:pPr>
-        <w:spacing w:after="0" w:line="240" w:lineRule="auto"/>
-      </w:pPr>
-      <w:r>
-        <w:t xml:space="preserve">  -- Datos de compra</w:t>
+      <w:r>
+        <w:rPr>
+          <w:lang w:val="en-US"/>
+        </w:rPr>
+        <w:t>id_inversion INT NOT NULL,              -- FK a inversion</w:t>
+      </w:r>
+    </w:p>
+    <w:p>
+      <w:pPr>
+        <w:spacing w:after="0" w:line="240" w:lineRule="auto"/>
+        <w:rPr>
+          <w:lang w:val="en-US"/>
+        </w:rPr>
+      </w:pPr>
+      <w:r>
+        <w:rPr>
+          <w:lang w:val="en-US"/>
+        </w:rPr>
+        <w:t xml:space="preserve">  </w:t>
+      </w:r>
+    </w:p>
+    <w:p>
+      <w:pPr>
+        <w:spacing w:after="0" w:line="240" w:lineRule="auto"/>
+      </w:pPr>
+      <w:r>
+        <w:rPr>
+          <w:lang w:val="en-US"/>
+        </w:rPr>
+        <w:t xml:space="preserve">  </w:t>
+      </w:r>
+      <w:r>
+        <w:t>-- Datos de compra</w:t>
       </w:r>
     </w:p>
     <w:p>
@@ -18825,7 +18846,7 @@
       </w:pPr>
       <w:r>
         <w:pict w14:anchorId="6B7BF96B">
-          <v:rect id="_x0000_i1447" style="width:0;height:0" o:hralign="center" o:hrstd="t" o:hr="t" fillcolor="#a0a0a0" stroked="f"/>
+          <v:rect id="_x0000_i1069" style="width:0;height:0" o:hralign="center" o:hrstd="t" o:hr="t" fillcolor="#a0a0a0" stroked="f"/>
         </w:pict>
       </w:r>
     </w:p>
@@ -19111,7 +19132,7 @@
       </w:pPr>
       <w:r>
         <w:pict w14:anchorId="0E1C77EF">
-          <v:rect id="_x0000_i1448" style="width:0;height:0" o:hralign="center" o:hrstd="t" o:hr="t" fillcolor="#a0a0a0" stroked="f"/>
+          <v:rect id="_x0000_i1070" style="width:0;height:0" o:hralign="center" o:hrstd="t" o:hr="t" fillcolor="#a0a0a0" stroked="f"/>
         </w:pict>
       </w:r>
     </w:p>
@@ -19322,7 +19343,7 @@
       </w:pPr>
       <w:r>
         <w:pict w14:anchorId="7531BB40">
-          <v:rect id="_x0000_i1449" style="width:0;height:0" o:hralign="center" o:hrstd="t" o:hr="t" fillcolor="#a0a0a0" stroked="f"/>
+          <v:rect id="_x0000_i1071" style="width:0;height:0" o:hralign="center" o:hrstd="t" o:hr="t" fillcolor="#a0a0a0" stroked="f"/>
         </w:pict>
       </w:r>
     </w:p>
@@ -19399,7 +19420,7 @@
       </w:pPr>
       <w:r>
         <w:pict w14:anchorId="0FE985A2">
-          <v:rect id="_x0000_i1450" style="width:0;height:0" o:hralign="center" o:hrstd="t" o:hr="t" fillcolor="#a0a0a0" stroked="f"/>
+          <v:rect id="_x0000_i1072" style="width:0;height:0" o:hralign="center" o:hrstd="t" o:hr="t" fillcolor="#a0a0a0" stroked="f"/>
         </w:pict>
       </w:r>
     </w:p>
@@ -19558,7 +19579,7 @@
       </w:pPr>
       <w:r>
         <w:pict w14:anchorId="0CB8433D">
-          <v:rect id="_x0000_i1451" style="width:0;height:0" o:hralign="center" o:hrstd="t" o:hr="t" fillcolor="#a0a0a0" stroked="f"/>
+          <v:rect id="_x0000_i1073" style="width:0;height:0" o:hralign="center" o:hrstd="t" o:hr="t" fillcolor="#a0a0a0" stroked="f"/>
         </w:pict>
       </w:r>
     </w:p>
@@ -19683,7 +19704,7 @@
       </w:pPr>
       <w:r>
         <w:pict w14:anchorId="13F83528">
-          <v:rect id="_x0000_i1452" style="width:0;height:0" o:hralign="center" o:hrstd="t" o:hr="t" fillcolor="#a0a0a0" stroked="f"/>
+          <v:rect id="_x0000_i1074" style="width:0;height:0" o:hralign="center" o:hrstd="t" o:hr="t" fillcolor="#a0a0a0" stroked="f"/>
         </w:pict>
       </w:r>
     </w:p>
@@ -19786,7 +19807,7 @@
       </w:pPr>
       <w:r>
         <w:pict w14:anchorId="341C09A3">
-          <v:rect id="_x0000_i1453" style="width:0;height:0" o:hralign="center" o:hrstd="t" o:hr="t" fillcolor="#a0a0a0" stroked="f"/>
+          <v:rect id="_x0000_i1075" style="width:0;height:0" o:hralign="center" o:hrstd="t" o:hr="t" fillcolor="#a0a0a0" stroked="f"/>
         </w:pict>
       </w:r>
     </w:p>
@@ -19879,7 +19900,7 @@
       </w:pPr>
       <w:r>
         <w:pict w14:anchorId="32AA7E58">
-          <v:rect id="_x0000_i1454" style="width:0;height:0" o:hralign="center" o:hrstd="t" o:hr="t" fillcolor="#a0a0a0" stroked="f"/>
+          <v:rect id="_x0000_i1076" style="width:0;height:0" o:hralign="center" o:hrstd="t" o:hr="t" fillcolor="#a0a0a0" stroked="f"/>
         </w:pict>
       </w:r>
     </w:p>
@@ -20284,7 +20305,7 @@
       </w:pPr>
       <w:r>
         <w:pict w14:anchorId="51BDBE6C">
-          <v:rect id="_x0000_i1455" style="width:0;height:0" o:hralign="center" o:hrstd="t" o:hr="t" fillcolor="#a0a0a0" stroked="f"/>
+          <v:rect id="_x0000_i1077" style="width:0;height:0" o:hralign="center" o:hrstd="t" o:hr="t" fillcolor="#a0a0a0" stroked="f"/>
         </w:pict>
       </w:r>
     </w:p>
@@ -20450,7 +20471,7 @@
       </w:pPr>
       <w:r>
         <w:pict w14:anchorId="773F27DF">
-          <v:rect id="_x0000_i1456" style="width:0;height:0" o:hralign="center" o:hrstd="t" o:hr="t" fillcolor="#a0a0a0" stroked="f"/>
+          <v:rect id="_x0000_i1078" style="width:0;height:0" o:hralign="center" o:hrstd="t" o:hr="t" fillcolor="#a0a0a0" stroked="f"/>
         </w:pict>
       </w:r>
     </w:p>
@@ -20683,7 +20704,7 @@
       </w:pPr>
       <w:r>
         <w:pict w14:anchorId="4CE992C4">
-          <v:rect id="_x0000_i1457" style="width:0;height:0" o:hralign="center" o:hrstd="t" o:hr="t" fillcolor="#a0a0a0" stroked="f"/>
+          <v:rect id="_x0000_i1079" style="width:0;height:0" o:hralign="center" o:hrstd="t" o:hr="t" fillcolor="#a0a0a0" stroked="f"/>
         </w:pict>
       </w:r>
     </w:p>
@@ -20960,7 +20981,7 @@
       </w:pPr>
       <w:r>
         <w:pict w14:anchorId="37B053AD">
-          <v:rect id="_x0000_i1458" style="width:0;height:0" o:hralign="center" o:hrstd="t" o:hr="t" fillcolor="#a0a0a0" stroked="f"/>
+          <v:rect id="_x0000_i1080" style="width:0;height:0" o:hralign="center" o:hrstd="t" o:hr="t" fillcolor="#a0a0a0" stroked="f"/>
         </w:pict>
       </w:r>
     </w:p>
@@ -21116,7 +21137,7 @@
       </w:pPr>
       <w:r>
         <w:pict w14:anchorId="0286F1F6">
-          <v:rect id="_x0000_i1459" style="width:0;height:0" o:hralign="center" o:hrstd="t" o:hr="t" fillcolor="#a0a0a0" stroked="f"/>
+          <v:rect id="_x0000_i1081" style="width:0;height:0" o:hralign="center" o:hrstd="t" o:hr="t" fillcolor="#a0a0a0" stroked="f"/>
         </w:pict>
       </w:r>
     </w:p>
@@ -21332,7 +21353,7 @@
       </w:pPr>
       <w:r>
         <w:pict w14:anchorId="0DFD233E">
-          <v:rect id="_x0000_i1460" style="width:0;height:0" o:hralign="center" o:hrstd="t" o:hr="t" fillcolor="#a0a0a0" stroked="f"/>
+          <v:rect id="_x0000_i1082" style="width:0;height:0" o:hralign="center" o:hrstd="t" o:hr="t" fillcolor="#a0a0a0" stroked="f"/>
         </w:pict>
       </w:r>
     </w:p>
@@ -21469,7 +21490,7 @@
       </w:pPr>
       <w:r>
         <w:pict w14:anchorId="433DAFD5">
-          <v:rect id="_x0000_i1461" style="width:0;height:0" o:hralign="center" o:hrstd="t" o:hr="t" fillcolor="#a0a0a0" stroked="f"/>
+          <v:rect id="_x0000_i1083" style="width:0;height:0" o:hralign="center" o:hrstd="t" o:hr="t" fillcolor="#a0a0a0" stroked="f"/>
         </w:pict>
       </w:r>
     </w:p>
@@ -21623,7 +21644,7 @@
       </w:pPr>
       <w:r>
         <w:pict w14:anchorId="308F5299">
-          <v:rect id="_x0000_i1462" style="width:0;height:0" o:hralign="center" o:hrstd="t" o:hr="t" fillcolor="#a0a0a0" stroked="f"/>
+          <v:rect id="_x0000_i1084" style="width:0;height:0" o:hralign="center" o:hrstd="t" o:hr="t" fillcolor="#a0a0a0" stroked="f"/>
         </w:pict>
       </w:r>
     </w:p>
@@ -21764,7 +21785,7 @@
       </w:pPr>
       <w:r>
         <w:pict w14:anchorId="056097B8">
-          <v:rect id="_x0000_i1463" style="width:0;height:0" o:hralign="center" o:hrstd="t" o:hr="t" fillcolor="#a0a0a0" stroked="f"/>
+          <v:rect id="_x0000_i1085" style="width:0;height:0" o:hralign="center" o:hrstd="t" o:hr="t" fillcolor="#a0a0a0" stroked="f"/>
         </w:pict>
       </w:r>
     </w:p>
@@ -21881,7 +21902,7 @@
       </w:pPr>
       <w:r>
         <w:pict w14:anchorId="65A9230A">
-          <v:rect id="_x0000_i1464" style="width:0;height:0" o:hralign="center" o:hrstd="t" o:hr="t" fillcolor="#a0a0a0" stroked="f"/>
+          <v:rect id="_x0000_i1086" style="width:0;height:0" o:hralign="center" o:hrstd="t" o:hr="t" fillcolor="#a0a0a0" stroked="f"/>
         </w:pict>
       </w:r>
     </w:p>
@@ -22098,6 +22119,506 @@
       <w:pPr>
         <w:spacing w:after="0" w:line="240" w:lineRule="auto"/>
       </w:pPr>
+    </w:p>
+    <w:p>
+      <w:pPr>
+        <w:spacing w:after="0" w:line="240" w:lineRule="auto"/>
+      </w:pPr>
+    </w:p>
+    <w:p>
+      <w:pPr>
+        <w:spacing w:after="0" w:line="240" w:lineRule="auto"/>
+      </w:pPr>
+      <w:r>
+        <w:t>==== ==============================</w:t>
+      </w:r>
+    </w:p>
+    <w:p>
+      <w:pPr>
+        <w:spacing w:after="0" w:line="240" w:lineRule="auto"/>
+      </w:pPr>
+    </w:p>
+    <w:p>
+      <w:pPr>
+        <w:spacing w:after="0" w:line="240" w:lineRule="auto"/>
+      </w:pPr>
+      <w:r>
+        <w:t>SE añadió persistencia en el paginador de las siguientes listas</w:t>
+      </w:r>
+    </w:p>
+    <w:p>
+      <w:pPr>
+        <w:spacing w:after="0" w:line="240" w:lineRule="auto"/>
+      </w:pPr>
+    </w:p>
+    <w:p>
+      <w:pPr>
+        <w:spacing w:after="0" w:line="240" w:lineRule="auto"/>
+      </w:pPr>
+      <w:r>
+        <w:rPr>
+          <w:b/>
+          <w:bCs/>
+        </w:rPr>
+        <w:t>Resumen final - Todos los componentes actualizados (14 tablas en total):</w:t>
+      </w:r>
+    </w:p>
+    <w:p>
+      <w:pPr>
+        <w:numPr>
+          <w:ilvl w:val="0"/>
+          <w:numId w:val="165"/>
+        </w:numPr>
+        <w:spacing w:after="0" w:line="240" w:lineRule="auto"/>
+      </w:pPr>
+      <w:r>
+        <w:rPr>
+          <w:rFonts w:ascii="Segoe UI Emoji" w:hAnsi="Segoe UI Emoji" w:cs="Segoe UI Emoji"/>
+        </w:rPr>
+        <w:t>✅</w:t>
+      </w:r>
+      <w:r>
+        <w:t xml:space="preserve"> Otros Valores</w:t>
+      </w:r>
+    </w:p>
+    <w:p>
+      <w:pPr>
+        <w:numPr>
+          <w:ilvl w:val="0"/>
+          <w:numId w:val="165"/>
+        </w:numPr>
+        <w:spacing w:after="0" w:line="240" w:lineRule="auto"/>
+      </w:pPr>
+      <w:r>
+        <w:rPr>
+          <w:rFonts w:ascii="Segoe UI Emoji" w:hAnsi="Segoe UI Emoji" w:cs="Segoe UI Emoji"/>
+        </w:rPr>
+        <w:t>✅</w:t>
+      </w:r>
+      <w:r>
+        <w:t xml:space="preserve"> Inversiones</w:t>
+      </w:r>
+    </w:p>
+    <w:p>
+      <w:pPr>
+        <w:numPr>
+          <w:ilvl w:val="0"/>
+          <w:numId w:val="165"/>
+        </w:numPr>
+        <w:spacing w:after="0" w:line="240" w:lineRule="auto"/>
+      </w:pPr>
+      <w:r>
+        <w:rPr>
+          <w:rFonts w:ascii="Segoe UI Emoji" w:hAnsi="Segoe UI Emoji" w:cs="Segoe UI Emoji"/>
+        </w:rPr>
+        <w:t>✅</w:t>
+      </w:r>
+      <w:r>
+        <w:t xml:space="preserve"> Movimientos de Capital</w:t>
+      </w:r>
+    </w:p>
+    <w:p>
+      <w:pPr>
+        <w:numPr>
+          <w:ilvl w:val="0"/>
+          <w:numId w:val="165"/>
+        </w:numPr>
+        <w:spacing w:after="0" w:line="240" w:lineRule="auto"/>
+      </w:pPr>
+      <w:r>
+        <w:rPr>
+          <w:rFonts w:ascii="Segoe UI Emoji" w:hAnsi="Segoe UI Emoji" w:cs="Segoe UI Emoji"/>
+        </w:rPr>
+        <w:t>✅</w:t>
+      </w:r>
+      <w:r>
+        <w:t xml:space="preserve"> Amortizaciones</w:t>
+      </w:r>
+    </w:p>
+    <w:p>
+      <w:pPr>
+        <w:numPr>
+          <w:ilvl w:val="0"/>
+          <w:numId w:val="165"/>
+        </w:numPr>
+        <w:spacing w:after="0" w:line="240" w:lineRule="auto"/>
+      </w:pPr>
+      <w:r>
+        <w:rPr>
+          <w:rFonts w:ascii="Segoe UI Emoji" w:hAnsi="Segoe UI Emoji" w:cs="Segoe UI Emoji"/>
+        </w:rPr>
+        <w:t>✅</w:t>
+      </w:r>
+      <w:r>
+        <w:t xml:space="preserve"> Catálogos</w:t>
+      </w:r>
+    </w:p>
+    <w:p>
+      <w:pPr>
+        <w:numPr>
+          <w:ilvl w:val="0"/>
+          <w:numId w:val="165"/>
+        </w:numPr>
+        <w:spacing w:after="0" w:line="240" w:lineRule="auto"/>
+      </w:pPr>
+      <w:r>
+        <w:rPr>
+          <w:rFonts w:ascii="Segoe UI Emoji" w:hAnsi="Segoe UI Emoji" w:cs="Segoe UI Emoji"/>
+        </w:rPr>
+        <w:t>✅</w:t>
+      </w:r>
+      <w:r>
+        <w:t xml:space="preserve"> Valores de Catálogo</w:t>
+      </w:r>
+    </w:p>
+    <w:p>
+      <w:pPr>
+        <w:numPr>
+          <w:ilvl w:val="0"/>
+          <w:numId w:val="165"/>
+        </w:numPr>
+        <w:spacing w:after="0" w:line="240" w:lineRule="auto"/>
+      </w:pPr>
+      <w:r>
+        <w:rPr>
+          <w:rFonts w:ascii="Segoe UI Emoji" w:hAnsi="Segoe UI Emoji" w:cs="Segoe UI Emoji"/>
+        </w:rPr>
+        <w:t>✅</w:t>
+      </w:r>
+      <w:r>
+        <w:t xml:space="preserve"> Cuentas Bancarias</w:t>
+      </w:r>
+    </w:p>
+    <w:p>
+      <w:pPr>
+        <w:numPr>
+          <w:ilvl w:val="0"/>
+          <w:numId w:val="165"/>
+        </w:numPr>
+        <w:spacing w:after="0" w:line="240" w:lineRule="auto"/>
+      </w:pPr>
+      <w:r>
+        <w:rPr>
+          <w:rFonts w:ascii="Segoe UI Emoji" w:hAnsi="Segoe UI Emoji" w:cs="Segoe UI Emoji"/>
+        </w:rPr>
+        <w:t>✅</w:t>
+      </w:r>
+      <w:r>
+        <w:t xml:space="preserve"> Emisores</w:t>
+      </w:r>
+    </w:p>
+    <w:p>
+      <w:pPr>
+        <w:numPr>
+          <w:ilvl w:val="0"/>
+          <w:numId w:val="165"/>
+        </w:numPr>
+        <w:spacing w:after="0" w:line="240" w:lineRule="auto"/>
+      </w:pPr>
+      <w:r>
+        <w:rPr>
+          <w:rFonts w:ascii="Segoe UI Emoji" w:hAnsi="Segoe UI Emoji" w:cs="Segoe UI Emoji"/>
+        </w:rPr>
+        <w:t>✅</w:t>
+      </w:r>
+      <w:r>
+        <w:t xml:space="preserve"> Grupos Familiares</w:t>
+      </w:r>
+    </w:p>
+    <w:p>
+      <w:pPr>
+        <w:numPr>
+          <w:ilvl w:val="0"/>
+          <w:numId w:val="165"/>
+        </w:numPr>
+        <w:spacing w:after="0" w:line="240" w:lineRule="auto"/>
+      </w:pPr>
+      <w:r>
+        <w:rPr>
+          <w:rFonts w:ascii="Segoe UI Emoji" w:hAnsi="Segoe UI Emoji" w:cs="Segoe UI Emoji"/>
+        </w:rPr>
+        <w:t>✅</w:t>
+      </w:r>
+      <w:r>
+        <w:t xml:space="preserve"> Instrumentos</w:t>
+      </w:r>
+    </w:p>
+    <w:p>
+      <w:pPr>
+        <w:numPr>
+          <w:ilvl w:val="0"/>
+          <w:numId w:val="165"/>
+        </w:numPr>
+        <w:spacing w:after="0" w:line="240" w:lineRule="auto"/>
+      </w:pPr>
+      <w:r>
+        <w:rPr>
+          <w:rFonts w:ascii="Segoe UI Emoji" w:hAnsi="Segoe UI Emoji" w:cs="Segoe UI Emoji"/>
+        </w:rPr>
+        <w:t>✅</w:t>
+      </w:r>
+      <w:r>
+        <w:t xml:space="preserve"> Personas</w:t>
+      </w:r>
+    </w:p>
+    <w:p>
+      <w:pPr>
+        <w:numPr>
+          <w:ilvl w:val="0"/>
+          <w:numId w:val="165"/>
+        </w:numPr>
+        <w:spacing w:after="0" w:line="240" w:lineRule="auto"/>
+      </w:pPr>
+      <w:r>
+        <w:rPr>
+          <w:rFonts w:ascii="Segoe UI Emoji" w:hAnsi="Segoe UI Emoji" w:cs="Segoe UI Emoji"/>
+        </w:rPr>
+        <w:lastRenderedPageBreak/>
+        <w:t>✅</w:t>
+      </w:r>
+      <w:r>
+        <w:t xml:space="preserve"> Ventas de Inversión</w:t>
+      </w:r>
+    </w:p>
+    <w:p>
+      <w:pPr>
+        <w:numPr>
+          <w:ilvl w:val="0"/>
+          <w:numId w:val="165"/>
+        </w:numPr>
+        <w:spacing w:after="0" w:line="240" w:lineRule="auto"/>
+      </w:pPr>
+      <w:r>
+        <w:rPr>
+          <w:rFonts w:ascii="Segoe UI Emoji" w:hAnsi="Segoe UI Emoji" w:cs="Segoe UI Emoji"/>
+        </w:rPr>
+        <w:t>✅</w:t>
+      </w:r>
+      <w:r>
+        <w:t xml:space="preserve"> Venta Agrupada (tabla principal)</w:t>
+      </w:r>
+    </w:p>
+    <w:p>
+      <w:pPr>
+        <w:numPr>
+          <w:ilvl w:val="0"/>
+          <w:numId w:val="165"/>
+        </w:numPr>
+        <w:spacing w:after="0" w:line="240" w:lineRule="auto"/>
+      </w:pPr>
+      <w:r>
+        <w:rPr>
+          <w:rFonts w:ascii="Segoe UI Emoji" w:hAnsi="Segoe UI Emoji" w:cs="Segoe UI Emoji"/>
+        </w:rPr>
+        <w:t>✅</w:t>
+      </w:r>
+      <w:r>
+        <w:t xml:space="preserve"> Venta Agrupada (tabla modal de previsualización)</w:t>
+      </w:r>
+    </w:p>
+    <w:p>
+      <w:pPr>
+        <w:spacing w:after="0" w:line="240" w:lineRule="auto"/>
+      </w:pPr>
+      <w:r>
+        <w:rPr>
+          <w:b/>
+          <w:bCs/>
+        </w:rPr>
+        <w:t>Claves usadas en localStorage:</w:t>
+      </w:r>
+    </w:p>
+    <w:p>
+      <w:pPr>
+        <w:numPr>
+          <w:ilvl w:val="0"/>
+          <w:numId w:val="166"/>
+        </w:numPr>
+        <w:spacing w:after="0" w:line="240" w:lineRule="auto"/>
+      </w:pPr>
+      <w:r>
+        <w:t>pagination_otrosValores</w:t>
+      </w:r>
+    </w:p>
+    <w:p>
+      <w:pPr>
+        <w:numPr>
+          <w:ilvl w:val="0"/>
+          <w:numId w:val="166"/>
+        </w:numPr>
+        <w:spacing w:after="0" w:line="240" w:lineRule="auto"/>
+      </w:pPr>
+      <w:r>
+        <w:t>pagination_inversiones</w:t>
+      </w:r>
+    </w:p>
+    <w:p>
+      <w:pPr>
+        <w:numPr>
+          <w:ilvl w:val="0"/>
+          <w:numId w:val="166"/>
+        </w:numPr>
+        <w:spacing w:after="0" w:line="240" w:lineRule="auto"/>
+      </w:pPr>
+      <w:r>
+        <w:t>pagination_movimientosCapital</w:t>
+      </w:r>
+    </w:p>
+    <w:p>
+      <w:pPr>
+        <w:numPr>
+          <w:ilvl w:val="0"/>
+          <w:numId w:val="166"/>
+        </w:numPr>
+        <w:spacing w:after="0" w:line="240" w:lineRule="auto"/>
+      </w:pPr>
+      <w:r>
+        <w:t>pagination_amortizaciones</w:t>
+      </w:r>
+    </w:p>
+    <w:p>
+      <w:pPr>
+        <w:numPr>
+          <w:ilvl w:val="0"/>
+          <w:numId w:val="166"/>
+        </w:numPr>
+        <w:spacing w:after="0" w:line="240" w:lineRule="auto"/>
+      </w:pPr>
+      <w:r>
+        <w:t>pagination_catalogos</w:t>
+      </w:r>
+    </w:p>
+    <w:p>
+      <w:pPr>
+        <w:numPr>
+          <w:ilvl w:val="0"/>
+          <w:numId w:val="166"/>
+        </w:numPr>
+        <w:spacing w:after="0" w:line="240" w:lineRule="auto"/>
+      </w:pPr>
+      <w:r>
+        <w:t>pagination_catalogoValores</w:t>
+      </w:r>
+    </w:p>
+    <w:p>
+      <w:pPr>
+        <w:numPr>
+          <w:ilvl w:val="0"/>
+          <w:numId w:val="166"/>
+        </w:numPr>
+        <w:spacing w:after="0" w:line="240" w:lineRule="auto"/>
+      </w:pPr>
+      <w:r>
+        <w:t>pagination_cuentasBancarias</w:t>
+      </w:r>
+    </w:p>
+    <w:p>
+      <w:pPr>
+        <w:numPr>
+          <w:ilvl w:val="0"/>
+          <w:numId w:val="166"/>
+        </w:numPr>
+        <w:spacing w:after="0" w:line="240" w:lineRule="auto"/>
+      </w:pPr>
+      <w:r>
+        <w:t>pagination_emisores</w:t>
+      </w:r>
+    </w:p>
+    <w:p>
+      <w:pPr>
+        <w:numPr>
+          <w:ilvl w:val="0"/>
+          <w:numId w:val="166"/>
+        </w:numPr>
+        <w:spacing w:after="0" w:line="240" w:lineRule="auto"/>
+      </w:pPr>
+      <w:r>
+        <w:t>pagination_gruposFamiliares</w:t>
+      </w:r>
+    </w:p>
+    <w:p>
+      <w:pPr>
+        <w:numPr>
+          <w:ilvl w:val="0"/>
+          <w:numId w:val="166"/>
+        </w:numPr>
+        <w:spacing w:after="0" w:line="240" w:lineRule="auto"/>
+      </w:pPr>
+      <w:r>
+        <w:t>pagination_instrumentos</w:t>
+      </w:r>
+    </w:p>
+    <w:p>
+      <w:pPr>
+        <w:numPr>
+          <w:ilvl w:val="0"/>
+          <w:numId w:val="166"/>
+        </w:numPr>
+        <w:spacing w:after="0" w:line="240" w:lineRule="auto"/>
+      </w:pPr>
+      <w:r>
+        <w:t>pagination_personas</w:t>
+      </w:r>
+    </w:p>
+    <w:p>
+      <w:pPr>
+        <w:numPr>
+          <w:ilvl w:val="0"/>
+          <w:numId w:val="166"/>
+        </w:numPr>
+        <w:spacing w:after="0" w:line="240" w:lineRule="auto"/>
+      </w:pPr>
+      <w:r>
+        <w:t>pagination_ventasInversion</w:t>
+      </w:r>
+    </w:p>
+    <w:p>
+      <w:pPr>
+        <w:numPr>
+          <w:ilvl w:val="0"/>
+          <w:numId w:val="166"/>
+        </w:numPr>
+        <w:spacing w:after="0" w:line="240" w:lineRule="auto"/>
+      </w:pPr>
+      <w:r>
+        <w:t>pagination_ventaAgrupada</w:t>
+      </w:r>
+    </w:p>
+    <w:p>
+      <w:pPr>
+        <w:numPr>
+          <w:ilvl w:val="0"/>
+          <w:numId w:val="166"/>
+        </w:numPr>
+        <w:spacing w:after="0" w:line="240" w:lineRule="auto"/>
+      </w:pPr>
+      <w:r>
+        <w:t>pagination_ventaAgrupadaModal</w:t>
+      </w:r>
+    </w:p>
+    <w:p>
+      <w:pPr>
+        <w:spacing w:after="0" w:line="240" w:lineRule="auto"/>
+      </w:pPr>
+      <w:r>
+        <w:t>Ahora todos los paginadores del sistema mantienen la configuración seleccionada por el usuario al navegar entre páginas.</w:t>
+      </w:r>
+    </w:p>
+    <w:p>
+      <w:pPr>
+        <w:spacing w:after="0" w:line="240" w:lineRule="auto"/>
+      </w:pPr>
+      <w:r>
+        <w:t>Feedback submitted</w:t>
+      </w:r>
+    </w:p>
+    <w:p>
+      <w:pPr>
+        <w:spacing w:after="0" w:line="240" w:lineRule="auto"/>
+      </w:pPr>
+      <w:r>
+        <w:t>Command Awaiting Approval</w:t>
+      </w:r>
     </w:p>
     <w:sectPr>
       <w:pgSz w:w="11906" w:h="16838"/>
@@ -25283,6 +25804,119 @@
     </w:lvl>
   </w:abstractNum>
   <w:abstractNum w:abstractNumId="22" w15:restartNumberingAfterBreak="0">
+    <w:nsid w:val="0EC26A78"/>
+    <w:multiLevelType w:val="multilevel"/>
+    <w:tmpl w:val="AE0C8D8A"/>
+    <w:lvl w:ilvl="0">
+      <w:start w:val="1"/>
+      <w:numFmt w:val="decimal"/>
+      <w:lvlText w:val="%1."/>
+      <w:lvlJc w:val="left"/>
+      <w:pPr>
+        <w:tabs>
+          <w:tab w:val="num" w:pos="720"/>
+        </w:tabs>
+        <w:ind w:left="720" w:hanging="360"/>
+      </w:pPr>
+    </w:lvl>
+    <w:lvl w:ilvl="1" w:tentative="1">
+      <w:start w:val="1"/>
+      <w:numFmt w:val="decimal"/>
+      <w:lvlText w:val="%2."/>
+      <w:lvlJc w:val="left"/>
+      <w:pPr>
+        <w:tabs>
+          <w:tab w:val="num" w:pos="1440"/>
+        </w:tabs>
+        <w:ind w:left="1440" w:hanging="360"/>
+      </w:pPr>
+    </w:lvl>
+    <w:lvl w:ilvl="2" w:tentative="1">
+      <w:start w:val="1"/>
+      <w:numFmt w:val="decimal"/>
+      <w:lvlText w:val="%3."/>
+      <w:lvlJc w:val="left"/>
+      <w:pPr>
+        <w:tabs>
+          <w:tab w:val="num" w:pos="2160"/>
+        </w:tabs>
+        <w:ind w:left="2160" w:hanging="360"/>
+      </w:pPr>
+    </w:lvl>
+    <w:lvl w:ilvl="3" w:tentative="1">
+      <w:start w:val="1"/>
+      <w:numFmt w:val="decimal"/>
+      <w:lvlText w:val="%4."/>
+      <w:lvlJc w:val="left"/>
+      <w:pPr>
+        <w:tabs>
+          <w:tab w:val="num" w:pos="2880"/>
+        </w:tabs>
+        <w:ind w:left="2880" w:hanging="360"/>
+      </w:pPr>
+    </w:lvl>
+    <w:lvl w:ilvl="4" w:tentative="1">
+      <w:start w:val="1"/>
+      <w:numFmt w:val="decimal"/>
+      <w:lvlText w:val="%5."/>
+      <w:lvlJc w:val="left"/>
+      <w:pPr>
+        <w:tabs>
+          <w:tab w:val="num" w:pos="3600"/>
+        </w:tabs>
+        <w:ind w:left="3600" w:hanging="360"/>
+      </w:pPr>
+    </w:lvl>
+    <w:lvl w:ilvl="5" w:tentative="1">
+      <w:start w:val="1"/>
+      <w:numFmt w:val="decimal"/>
+      <w:lvlText w:val="%6."/>
+      <w:lvlJc w:val="left"/>
+      <w:pPr>
+        <w:tabs>
+          <w:tab w:val="num" w:pos="4320"/>
+        </w:tabs>
+        <w:ind w:left="4320" w:hanging="360"/>
+      </w:pPr>
+    </w:lvl>
+    <w:lvl w:ilvl="6" w:tentative="1">
+      <w:start w:val="1"/>
+      <w:numFmt w:val="decimal"/>
+      <w:lvlText w:val="%7."/>
+      <w:lvlJc w:val="left"/>
+      <w:pPr>
+        <w:tabs>
+          <w:tab w:val="num" w:pos="5040"/>
+        </w:tabs>
+        <w:ind w:left="5040" w:hanging="360"/>
+      </w:pPr>
+    </w:lvl>
+    <w:lvl w:ilvl="7" w:tentative="1">
+      <w:start w:val="1"/>
+      <w:numFmt w:val="decimal"/>
+      <w:lvlText w:val="%8."/>
+      <w:lvlJc w:val="left"/>
+      <w:pPr>
+        <w:tabs>
+          <w:tab w:val="num" w:pos="5760"/>
+        </w:tabs>
+        <w:ind w:left="5760" w:hanging="360"/>
+      </w:pPr>
+    </w:lvl>
+    <w:lvl w:ilvl="8" w:tentative="1">
+      <w:start w:val="1"/>
+      <w:numFmt w:val="decimal"/>
+      <w:lvlText w:val="%9."/>
+      <w:lvlJc w:val="left"/>
+      <w:pPr>
+        <w:tabs>
+          <w:tab w:val="num" w:pos="6480"/>
+        </w:tabs>
+        <w:ind w:left="6480" w:hanging="360"/>
+      </w:pPr>
+    </w:lvl>
+  </w:abstractNum>
+  <w:abstractNum w:abstractNumId="23" w15:restartNumberingAfterBreak="0">
     <w:nsid w:val="0F6E2811"/>
     <w:multiLevelType w:val="multilevel"/>
     <w:tmpl w:val="784EDC46"/>
@@ -25431,7 +26065,7 @@
       </w:rPr>
     </w:lvl>
   </w:abstractNum>
-  <w:abstractNum w:abstractNumId="23" w15:restartNumberingAfterBreak="0">
+  <w:abstractNum w:abstractNumId="24" w15:restartNumberingAfterBreak="0">
     <w:nsid w:val="101828BD"/>
     <w:multiLevelType w:val="multilevel"/>
     <w:tmpl w:val="0C2EB4A8"/>
@@ -25580,7 +26214,7 @@
       </w:rPr>
     </w:lvl>
   </w:abstractNum>
-  <w:abstractNum w:abstractNumId="24" w15:restartNumberingAfterBreak="0">
+  <w:abstractNum w:abstractNumId="25" w15:restartNumberingAfterBreak="0">
     <w:nsid w:val="114A06D7"/>
     <w:multiLevelType w:val="multilevel"/>
     <w:tmpl w:val="0B58B30C"/>
@@ -25729,7 +26363,7 @@
       </w:rPr>
     </w:lvl>
   </w:abstractNum>
-  <w:abstractNum w:abstractNumId="25" w15:restartNumberingAfterBreak="0">
+  <w:abstractNum w:abstractNumId="26" w15:restartNumberingAfterBreak="0">
     <w:nsid w:val="12225D9D"/>
     <w:multiLevelType w:val="multilevel"/>
     <w:tmpl w:val="1EC60532"/>
@@ -25878,7 +26512,7 @@
       </w:rPr>
     </w:lvl>
   </w:abstractNum>
-  <w:abstractNum w:abstractNumId="26" w15:restartNumberingAfterBreak="0">
+  <w:abstractNum w:abstractNumId="27" w15:restartNumberingAfterBreak="0">
     <w:nsid w:val="13BF333E"/>
     <w:multiLevelType w:val="multilevel"/>
     <w:tmpl w:val="294CBFC6"/>
@@ -26027,7 +26661,7 @@
       </w:rPr>
     </w:lvl>
   </w:abstractNum>
-  <w:abstractNum w:abstractNumId="27" w15:restartNumberingAfterBreak="0">
+  <w:abstractNum w:abstractNumId="28" w15:restartNumberingAfterBreak="0">
     <w:nsid w:val="13FA0DF9"/>
     <w:multiLevelType w:val="multilevel"/>
     <w:tmpl w:val="58B80882"/>
@@ -26176,7 +26810,7 @@
       </w:rPr>
     </w:lvl>
   </w:abstractNum>
-  <w:abstractNum w:abstractNumId="28" w15:restartNumberingAfterBreak="0">
+  <w:abstractNum w:abstractNumId="29" w15:restartNumberingAfterBreak="0">
     <w:nsid w:val="145E0A9F"/>
     <w:multiLevelType w:val="multilevel"/>
     <w:tmpl w:val="63620500"/>
@@ -26289,7 +26923,7 @@
       </w:pPr>
     </w:lvl>
   </w:abstractNum>
-  <w:abstractNum w:abstractNumId="29" w15:restartNumberingAfterBreak="0">
+  <w:abstractNum w:abstractNumId="30" w15:restartNumberingAfterBreak="0">
     <w:nsid w:val="14D573BE"/>
     <w:multiLevelType w:val="multilevel"/>
     <w:tmpl w:val="1256E958"/>
@@ -26438,7 +27072,7 @@
       </w:rPr>
     </w:lvl>
   </w:abstractNum>
-  <w:abstractNum w:abstractNumId="30" w15:restartNumberingAfterBreak="0">
+  <w:abstractNum w:abstractNumId="31" w15:restartNumberingAfterBreak="0">
     <w:nsid w:val="17524C64"/>
     <w:multiLevelType w:val="multilevel"/>
     <w:tmpl w:val="B6BCDBBE"/>
@@ -26587,7 +27221,7 @@
       </w:rPr>
     </w:lvl>
   </w:abstractNum>
-  <w:abstractNum w:abstractNumId="31" w15:restartNumberingAfterBreak="0">
+  <w:abstractNum w:abstractNumId="32" w15:restartNumberingAfterBreak="0">
     <w:nsid w:val="177C1586"/>
     <w:multiLevelType w:val="multilevel"/>
     <w:tmpl w:val="B6F423DE"/>
@@ -26736,7 +27370,7 @@
       </w:rPr>
     </w:lvl>
   </w:abstractNum>
-  <w:abstractNum w:abstractNumId="32" w15:restartNumberingAfterBreak="0">
+  <w:abstractNum w:abstractNumId="33" w15:restartNumberingAfterBreak="0">
     <w:nsid w:val="182B5895"/>
     <w:multiLevelType w:val="multilevel"/>
     <w:tmpl w:val="2C26257C"/>
@@ -26885,7 +27519,7 @@
       </w:rPr>
     </w:lvl>
   </w:abstractNum>
-  <w:abstractNum w:abstractNumId="33" w15:restartNumberingAfterBreak="0">
+  <w:abstractNum w:abstractNumId="34" w15:restartNumberingAfterBreak="0">
     <w:nsid w:val="18C624E5"/>
     <w:multiLevelType w:val="multilevel"/>
     <w:tmpl w:val="6206FBF0"/>
@@ -27034,7 +27668,7 @@
       </w:rPr>
     </w:lvl>
   </w:abstractNum>
-  <w:abstractNum w:abstractNumId="34" w15:restartNumberingAfterBreak="0">
+  <w:abstractNum w:abstractNumId="35" w15:restartNumberingAfterBreak="0">
     <w:nsid w:val="1AA600F3"/>
     <w:multiLevelType w:val="multilevel"/>
     <w:tmpl w:val="AD5E5BBC"/>
@@ -27122,7 +27756,7 @@
       </w:pPr>
     </w:lvl>
   </w:abstractNum>
-  <w:abstractNum w:abstractNumId="35" w15:restartNumberingAfterBreak="0">
+  <w:abstractNum w:abstractNumId="36" w15:restartNumberingAfterBreak="0">
     <w:nsid w:val="1AC23B98"/>
     <w:multiLevelType w:val="hybridMultilevel"/>
     <w:tmpl w:val="1424EABA"/>
@@ -27235,7 +27869,7 @@
       </w:rPr>
     </w:lvl>
   </w:abstractNum>
-  <w:abstractNum w:abstractNumId="36" w15:restartNumberingAfterBreak="0">
+  <w:abstractNum w:abstractNumId="37" w15:restartNumberingAfterBreak="0">
     <w:nsid w:val="1AF85A20"/>
     <w:multiLevelType w:val="multilevel"/>
     <w:tmpl w:val="80D4E76C"/>
@@ -27384,7 +28018,7 @@
       </w:rPr>
     </w:lvl>
   </w:abstractNum>
-  <w:abstractNum w:abstractNumId="37" w15:restartNumberingAfterBreak="0">
+  <w:abstractNum w:abstractNumId="38" w15:restartNumberingAfterBreak="0">
     <w:nsid w:val="1B0B1D04"/>
     <w:multiLevelType w:val="hybridMultilevel"/>
     <w:tmpl w:val="879285E0"/>
@@ -27497,7 +28131,7 @@
       </w:rPr>
     </w:lvl>
   </w:abstractNum>
-  <w:abstractNum w:abstractNumId="38" w15:restartNumberingAfterBreak="0">
+  <w:abstractNum w:abstractNumId="39" w15:restartNumberingAfterBreak="0">
     <w:nsid w:val="1B362620"/>
     <w:multiLevelType w:val="multilevel"/>
     <w:tmpl w:val="890042F4"/>
@@ -27646,7 +28280,7 @@
       </w:rPr>
     </w:lvl>
   </w:abstractNum>
-  <w:abstractNum w:abstractNumId="39" w15:restartNumberingAfterBreak="0">
+  <w:abstractNum w:abstractNumId="40" w15:restartNumberingAfterBreak="0">
     <w:nsid w:val="1CC30D97"/>
     <w:multiLevelType w:val="multilevel"/>
     <w:tmpl w:val="FF3A1F0A"/>
@@ -27795,7 +28429,7 @@
       </w:rPr>
     </w:lvl>
   </w:abstractNum>
-  <w:abstractNum w:abstractNumId="40" w15:restartNumberingAfterBreak="0">
+  <w:abstractNum w:abstractNumId="41" w15:restartNumberingAfterBreak="0">
     <w:nsid w:val="2099475B"/>
     <w:multiLevelType w:val="multilevel"/>
     <w:tmpl w:val="6012FB24"/>
@@ -27944,7 +28578,7 @@
       </w:rPr>
     </w:lvl>
   </w:abstractNum>
-  <w:abstractNum w:abstractNumId="41" w15:restartNumberingAfterBreak="0">
+  <w:abstractNum w:abstractNumId="42" w15:restartNumberingAfterBreak="0">
     <w:nsid w:val="20E76B60"/>
     <w:multiLevelType w:val="multilevel"/>
     <w:tmpl w:val="2FA67BB8"/>
@@ -28093,7 +28727,7 @@
       </w:rPr>
     </w:lvl>
   </w:abstractNum>
-  <w:abstractNum w:abstractNumId="42" w15:restartNumberingAfterBreak="0">
+  <w:abstractNum w:abstractNumId="43" w15:restartNumberingAfterBreak="0">
     <w:nsid w:val="21C07AEA"/>
     <w:multiLevelType w:val="multilevel"/>
     <w:tmpl w:val="71A8B34E"/>
@@ -28242,7 +28876,7 @@
       </w:rPr>
     </w:lvl>
   </w:abstractNum>
-  <w:abstractNum w:abstractNumId="43" w15:restartNumberingAfterBreak="0">
+  <w:abstractNum w:abstractNumId="44" w15:restartNumberingAfterBreak="0">
     <w:nsid w:val="2291515C"/>
     <w:multiLevelType w:val="multilevel"/>
     <w:tmpl w:val="00F0615C"/>
@@ -28391,7 +29025,7 @@
       </w:rPr>
     </w:lvl>
   </w:abstractNum>
-  <w:abstractNum w:abstractNumId="44" w15:restartNumberingAfterBreak="0">
+  <w:abstractNum w:abstractNumId="45" w15:restartNumberingAfterBreak="0">
     <w:nsid w:val="23436B61"/>
     <w:multiLevelType w:val="multilevel"/>
     <w:tmpl w:val="5B9E437E"/>
@@ -28540,7 +29174,7 @@
       </w:rPr>
     </w:lvl>
   </w:abstractNum>
-  <w:abstractNum w:abstractNumId="45" w15:restartNumberingAfterBreak="0">
+  <w:abstractNum w:abstractNumId="46" w15:restartNumberingAfterBreak="0">
     <w:nsid w:val="24434ED4"/>
     <w:multiLevelType w:val="multilevel"/>
     <w:tmpl w:val="E5F81FDE"/>
@@ -28689,7 +29323,7 @@
       </w:rPr>
     </w:lvl>
   </w:abstractNum>
-  <w:abstractNum w:abstractNumId="46" w15:restartNumberingAfterBreak="0">
+  <w:abstractNum w:abstractNumId="47" w15:restartNumberingAfterBreak="0">
     <w:nsid w:val="26153430"/>
     <w:multiLevelType w:val="multilevel"/>
     <w:tmpl w:val="B3126368"/>
@@ -28838,7 +29472,7 @@
       </w:rPr>
     </w:lvl>
   </w:abstractNum>
-  <w:abstractNum w:abstractNumId="47" w15:restartNumberingAfterBreak="0">
+  <w:abstractNum w:abstractNumId="48" w15:restartNumberingAfterBreak="0">
     <w:nsid w:val="274B0FB3"/>
     <w:multiLevelType w:val="multilevel"/>
     <w:tmpl w:val="D436D1F2"/>
@@ -28987,7 +29621,7 @@
       </w:rPr>
     </w:lvl>
   </w:abstractNum>
-  <w:abstractNum w:abstractNumId="48" w15:restartNumberingAfterBreak="0">
+  <w:abstractNum w:abstractNumId="49" w15:restartNumberingAfterBreak="0">
     <w:nsid w:val="278559B4"/>
     <w:multiLevelType w:val="multilevel"/>
     <w:tmpl w:val="3368A96E"/>
@@ -29136,7 +29770,7 @@
       </w:rPr>
     </w:lvl>
   </w:abstractNum>
-  <w:abstractNum w:abstractNumId="49" w15:restartNumberingAfterBreak="0">
+  <w:abstractNum w:abstractNumId="50" w15:restartNumberingAfterBreak="0">
     <w:nsid w:val="27A17634"/>
     <w:multiLevelType w:val="multilevel"/>
     <w:tmpl w:val="031C86E8"/>
@@ -29285,7 +29919,7 @@
       </w:rPr>
     </w:lvl>
   </w:abstractNum>
-  <w:abstractNum w:abstractNumId="50" w15:restartNumberingAfterBreak="0">
+  <w:abstractNum w:abstractNumId="51" w15:restartNumberingAfterBreak="0">
     <w:nsid w:val="27EB1A49"/>
     <w:multiLevelType w:val="multilevel"/>
     <w:tmpl w:val="3F203782"/>
@@ -29434,7 +30068,7 @@
       </w:rPr>
     </w:lvl>
   </w:abstractNum>
-  <w:abstractNum w:abstractNumId="51" w15:restartNumberingAfterBreak="0">
+  <w:abstractNum w:abstractNumId="52" w15:restartNumberingAfterBreak="0">
     <w:nsid w:val="27FB704C"/>
     <w:multiLevelType w:val="multilevel"/>
     <w:tmpl w:val="A56CB730"/>
@@ -29583,7 +30217,7 @@
       </w:rPr>
     </w:lvl>
   </w:abstractNum>
-  <w:abstractNum w:abstractNumId="52" w15:restartNumberingAfterBreak="0">
+  <w:abstractNum w:abstractNumId="53" w15:restartNumberingAfterBreak="0">
     <w:nsid w:val="27FC2460"/>
     <w:multiLevelType w:val="multilevel"/>
     <w:tmpl w:val="607615A2"/>
@@ -29732,7 +30366,7 @@
       </w:rPr>
     </w:lvl>
   </w:abstractNum>
-  <w:abstractNum w:abstractNumId="53" w15:restartNumberingAfterBreak="0">
+  <w:abstractNum w:abstractNumId="54" w15:restartNumberingAfterBreak="0">
     <w:nsid w:val="2A2A397D"/>
     <w:multiLevelType w:val="multilevel"/>
     <w:tmpl w:val="7DB02EE2"/>
@@ -29845,7 +30479,7 @@
       </w:pPr>
     </w:lvl>
   </w:abstractNum>
-  <w:abstractNum w:abstractNumId="54" w15:restartNumberingAfterBreak="0">
+  <w:abstractNum w:abstractNumId="55" w15:restartNumberingAfterBreak="0">
     <w:nsid w:val="2AE54FFC"/>
     <w:multiLevelType w:val="multilevel"/>
     <w:tmpl w:val="7D42DE4E"/>
@@ -29994,7 +30628,156 @@
       </w:rPr>
     </w:lvl>
   </w:abstractNum>
-  <w:abstractNum w:abstractNumId="55" w15:restartNumberingAfterBreak="0">
+  <w:abstractNum w:abstractNumId="56" w15:restartNumberingAfterBreak="0">
+    <w:nsid w:val="2C101971"/>
+    <w:multiLevelType w:val="multilevel"/>
+    <w:tmpl w:val="5094B298"/>
+    <w:lvl w:ilvl="0">
+      <w:start w:val="1"/>
+      <w:numFmt w:val="bullet"/>
+      <w:lvlText w:val=""/>
+      <w:lvlJc w:val="left"/>
+      <w:pPr>
+        <w:tabs>
+          <w:tab w:val="num" w:pos="720"/>
+        </w:tabs>
+        <w:ind w:left="720" w:hanging="360"/>
+      </w:pPr>
+      <w:rPr>
+        <w:rFonts w:ascii="Symbol" w:hAnsi="Symbol" w:hint="default"/>
+        <w:sz w:val="20"/>
+      </w:rPr>
+    </w:lvl>
+    <w:lvl w:ilvl="1" w:tentative="1">
+      <w:start w:val="1"/>
+      <w:numFmt w:val="bullet"/>
+      <w:lvlText w:val=""/>
+      <w:lvlJc w:val="left"/>
+      <w:pPr>
+        <w:tabs>
+          <w:tab w:val="num" w:pos="1440"/>
+        </w:tabs>
+        <w:ind w:left="1440" w:hanging="360"/>
+      </w:pPr>
+      <w:rPr>
+        <w:rFonts w:ascii="Symbol" w:hAnsi="Symbol" w:hint="default"/>
+        <w:sz w:val="20"/>
+      </w:rPr>
+    </w:lvl>
+    <w:lvl w:ilvl="2" w:tentative="1">
+      <w:start w:val="1"/>
+      <w:numFmt w:val="bullet"/>
+      <w:lvlText w:val=""/>
+      <w:lvlJc w:val="left"/>
+      <w:pPr>
+        <w:tabs>
+          <w:tab w:val="num" w:pos="2160"/>
+        </w:tabs>
+        <w:ind w:left="2160" w:hanging="360"/>
+      </w:pPr>
+      <w:rPr>
+        <w:rFonts w:ascii="Symbol" w:hAnsi="Symbol" w:hint="default"/>
+        <w:sz w:val="20"/>
+      </w:rPr>
+    </w:lvl>
+    <w:lvl w:ilvl="3" w:tentative="1">
+      <w:start w:val="1"/>
+      <w:numFmt w:val="bullet"/>
+      <w:lvlText w:val=""/>
+      <w:lvlJc w:val="left"/>
+      <w:pPr>
+        <w:tabs>
+          <w:tab w:val="num" w:pos="2880"/>
+        </w:tabs>
+        <w:ind w:left="2880" w:hanging="360"/>
+      </w:pPr>
+      <w:rPr>
+        <w:rFonts w:ascii="Symbol" w:hAnsi="Symbol" w:hint="default"/>
+        <w:sz w:val="20"/>
+      </w:rPr>
+    </w:lvl>
+    <w:lvl w:ilvl="4" w:tentative="1">
+      <w:start w:val="1"/>
+      <w:numFmt w:val="bullet"/>
+      <w:lvlText w:val=""/>
+      <w:lvlJc w:val="left"/>
+      <w:pPr>
+        <w:tabs>
+          <w:tab w:val="num" w:pos="3600"/>
+        </w:tabs>
+        <w:ind w:left="3600" w:hanging="360"/>
+      </w:pPr>
+      <w:rPr>
+        <w:rFonts w:ascii="Symbol" w:hAnsi="Symbol" w:hint="default"/>
+        <w:sz w:val="20"/>
+      </w:rPr>
+    </w:lvl>
+    <w:lvl w:ilvl="5" w:tentative="1">
+      <w:start w:val="1"/>
+      <w:numFmt w:val="bullet"/>
+      <w:lvlText w:val=""/>
+      <w:lvlJc w:val="left"/>
+      <w:pPr>
+        <w:tabs>
+          <w:tab w:val="num" w:pos="4320"/>
+        </w:tabs>
+        <w:ind w:left="4320" w:hanging="360"/>
+      </w:pPr>
+      <w:rPr>
+        <w:rFonts w:ascii="Symbol" w:hAnsi="Symbol" w:hint="default"/>
+        <w:sz w:val="20"/>
+      </w:rPr>
+    </w:lvl>
+    <w:lvl w:ilvl="6" w:tentative="1">
+      <w:start w:val="1"/>
+      <w:numFmt w:val="bullet"/>
+      <w:lvlText w:val=""/>
+      <w:lvlJc w:val="left"/>
+      <w:pPr>
+        <w:tabs>
+          <w:tab w:val="num" w:pos="5040"/>
+        </w:tabs>
+        <w:ind w:left="5040" w:hanging="360"/>
+      </w:pPr>
+      <w:rPr>
+        <w:rFonts w:ascii="Symbol" w:hAnsi="Symbol" w:hint="default"/>
+        <w:sz w:val="20"/>
+      </w:rPr>
+    </w:lvl>
+    <w:lvl w:ilvl="7" w:tentative="1">
+      <w:start w:val="1"/>
+      <w:numFmt w:val="bullet"/>
+      <w:lvlText w:val=""/>
+      <w:lvlJc w:val="left"/>
+      <w:pPr>
+        <w:tabs>
+          <w:tab w:val="num" w:pos="5760"/>
+        </w:tabs>
+        <w:ind w:left="5760" w:hanging="360"/>
+      </w:pPr>
+      <w:rPr>
+        <w:rFonts w:ascii="Symbol" w:hAnsi="Symbol" w:hint="default"/>
+        <w:sz w:val="20"/>
+      </w:rPr>
+    </w:lvl>
+    <w:lvl w:ilvl="8" w:tentative="1">
+      <w:start w:val="1"/>
+      <w:numFmt w:val="bullet"/>
+      <w:lvlText w:val=""/>
+      <w:lvlJc w:val="left"/>
+      <w:pPr>
+        <w:tabs>
+          <w:tab w:val="num" w:pos="6480"/>
+        </w:tabs>
+        <w:ind w:left="6480" w:hanging="360"/>
+      </w:pPr>
+      <w:rPr>
+        <w:rFonts w:ascii="Symbol" w:hAnsi="Symbol" w:hint="default"/>
+        <w:sz w:val="20"/>
+      </w:rPr>
+    </w:lvl>
+  </w:abstractNum>
+  <w:abstractNum w:abstractNumId="57" w15:restartNumberingAfterBreak="0">
     <w:nsid w:val="2C9A424F"/>
     <w:multiLevelType w:val="multilevel"/>
     <w:tmpl w:val="11903610"/>
@@ -30143,7 +30926,7 @@
       </w:rPr>
     </w:lvl>
   </w:abstractNum>
-  <w:abstractNum w:abstractNumId="56" w15:restartNumberingAfterBreak="0">
+  <w:abstractNum w:abstractNumId="58" w15:restartNumberingAfterBreak="0">
     <w:nsid w:val="2CAB5DF1"/>
     <w:multiLevelType w:val="multilevel"/>
     <w:tmpl w:val="47504734"/>
@@ -30292,7 +31075,7 @@
       </w:rPr>
     </w:lvl>
   </w:abstractNum>
-  <w:abstractNum w:abstractNumId="57" w15:restartNumberingAfterBreak="0">
+  <w:abstractNum w:abstractNumId="59" w15:restartNumberingAfterBreak="0">
     <w:nsid w:val="2DEC7495"/>
     <w:multiLevelType w:val="multilevel"/>
     <w:tmpl w:val="915AC2BA"/>
@@ -30441,7 +31224,7 @@
       </w:rPr>
     </w:lvl>
   </w:abstractNum>
-  <w:abstractNum w:abstractNumId="58" w15:restartNumberingAfterBreak="0">
+  <w:abstractNum w:abstractNumId="60" w15:restartNumberingAfterBreak="0">
     <w:nsid w:val="2E0E0A2F"/>
     <w:multiLevelType w:val="multilevel"/>
     <w:tmpl w:val="C7E075E4"/>
@@ -30590,7 +31373,7 @@
       </w:rPr>
     </w:lvl>
   </w:abstractNum>
-  <w:abstractNum w:abstractNumId="59" w15:restartNumberingAfterBreak="0">
+  <w:abstractNum w:abstractNumId="61" w15:restartNumberingAfterBreak="0">
     <w:nsid w:val="2E28004A"/>
     <w:multiLevelType w:val="multilevel"/>
     <w:tmpl w:val="84DED33A"/>
@@ -30739,7 +31522,7 @@
       </w:rPr>
     </w:lvl>
   </w:abstractNum>
-  <w:abstractNum w:abstractNumId="60" w15:restartNumberingAfterBreak="0">
+  <w:abstractNum w:abstractNumId="62" w15:restartNumberingAfterBreak="0">
     <w:nsid w:val="2EB041D6"/>
     <w:multiLevelType w:val="multilevel"/>
     <w:tmpl w:val="FDF09326"/>
@@ -30888,7 +31671,7 @@
       </w:rPr>
     </w:lvl>
   </w:abstractNum>
-  <w:abstractNum w:abstractNumId="61" w15:restartNumberingAfterBreak="0">
+  <w:abstractNum w:abstractNumId="63" w15:restartNumberingAfterBreak="0">
     <w:nsid w:val="2F0F00E7"/>
     <w:multiLevelType w:val="multilevel"/>
     <w:tmpl w:val="8E9A28DE"/>
@@ -31037,7 +31820,7 @@
       </w:rPr>
     </w:lvl>
   </w:abstractNum>
-  <w:abstractNum w:abstractNumId="62" w15:restartNumberingAfterBreak="0">
+  <w:abstractNum w:abstractNumId="64" w15:restartNumberingAfterBreak="0">
     <w:nsid w:val="304C1262"/>
     <w:multiLevelType w:val="multilevel"/>
     <w:tmpl w:val="BC2C63D2"/>
@@ -31150,7 +31933,7 @@
       </w:pPr>
     </w:lvl>
   </w:abstractNum>
-  <w:abstractNum w:abstractNumId="63" w15:restartNumberingAfterBreak="0">
+  <w:abstractNum w:abstractNumId="65" w15:restartNumberingAfterBreak="0">
     <w:nsid w:val="327C0F1F"/>
     <w:multiLevelType w:val="multilevel"/>
     <w:tmpl w:val="78D28CD2"/>
@@ -31267,7 +32050,7 @@
       </w:pPr>
     </w:lvl>
   </w:abstractNum>
-  <w:abstractNum w:abstractNumId="64" w15:restartNumberingAfterBreak="0">
+  <w:abstractNum w:abstractNumId="66" w15:restartNumberingAfterBreak="0">
     <w:nsid w:val="34BE2B8C"/>
     <w:multiLevelType w:val="multilevel"/>
     <w:tmpl w:val="BB763A76"/>
@@ -31416,7 +32199,7 @@
       </w:rPr>
     </w:lvl>
   </w:abstractNum>
-  <w:abstractNum w:abstractNumId="65" w15:restartNumberingAfterBreak="0">
+  <w:abstractNum w:abstractNumId="67" w15:restartNumberingAfterBreak="0">
     <w:nsid w:val="355B226C"/>
     <w:multiLevelType w:val="multilevel"/>
     <w:tmpl w:val="8318D308"/>
@@ -31565,7 +32348,7 @@
       </w:rPr>
     </w:lvl>
   </w:abstractNum>
-  <w:abstractNum w:abstractNumId="66" w15:restartNumberingAfterBreak="0">
+  <w:abstractNum w:abstractNumId="68" w15:restartNumberingAfterBreak="0">
     <w:nsid w:val="36E36430"/>
     <w:multiLevelType w:val="multilevel"/>
     <w:tmpl w:val="B27E1E5C"/>
@@ -31714,7 +32497,7 @@
       </w:rPr>
     </w:lvl>
   </w:abstractNum>
-  <w:abstractNum w:abstractNumId="67" w15:restartNumberingAfterBreak="0">
+  <w:abstractNum w:abstractNumId="69" w15:restartNumberingAfterBreak="0">
     <w:nsid w:val="37C9620C"/>
     <w:multiLevelType w:val="multilevel"/>
     <w:tmpl w:val="470CF15A"/>
@@ -31863,7 +32646,7 @@
       </w:rPr>
     </w:lvl>
   </w:abstractNum>
-  <w:abstractNum w:abstractNumId="68" w15:restartNumberingAfterBreak="0">
+  <w:abstractNum w:abstractNumId="70" w15:restartNumberingAfterBreak="0">
     <w:nsid w:val="38414984"/>
     <w:multiLevelType w:val="multilevel"/>
     <w:tmpl w:val="230856B4"/>
@@ -32012,7 +32795,7 @@
       </w:rPr>
     </w:lvl>
   </w:abstractNum>
-  <w:abstractNum w:abstractNumId="69" w15:restartNumberingAfterBreak="0">
+  <w:abstractNum w:abstractNumId="71" w15:restartNumberingAfterBreak="0">
     <w:nsid w:val="3855497D"/>
     <w:multiLevelType w:val="multilevel"/>
     <w:tmpl w:val="0A2EDD9C"/>
@@ -32161,7 +32944,7 @@
       </w:rPr>
     </w:lvl>
   </w:abstractNum>
-  <w:abstractNum w:abstractNumId="70" w15:restartNumberingAfterBreak="0">
+  <w:abstractNum w:abstractNumId="72" w15:restartNumberingAfterBreak="0">
     <w:nsid w:val="38F8314A"/>
     <w:multiLevelType w:val="multilevel"/>
     <w:tmpl w:val="342E200C"/>
@@ -32310,7 +33093,7 @@
       </w:rPr>
     </w:lvl>
   </w:abstractNum>
-  <w:abstractNum w:abstractNumId="71" w15:restartNumberingAfterBreak="0">
+  <w:abstractNum w:abstractNumId="73" w15:restartNumberingAfterBreak="0">
     <w:nsid w:val="3A093B8C"/>
     <w:multiLevelType w:val="multilevel"/>
     <w:tmpl w:val="399C8EF2"/>
@@ -32459,7 +33242,7 @@
       </w:rPr>
     </w:lvl>
   </w:abstractNum>
-  <w:abstractNum w:abstractNumId="72" w15:restartNumberingAfterBreak="0">
+  <w:abstractNum w:abstractNumId="74" w15:restartNumberingAfterBreak="0">
     <w:nsid w:val="3A131AE3"/>
     <w:multiLevelType w:val="multilevel"/>
     <w:tmpl w:val="56C66A0E"/>
@@ -32608,7 +33391,7 @@
       </w:rPr>
     </w:lvl>
   </w:abstractNum>
-  <w:abstractNum w:abstractNumId="73" w15:restartNumberingAfterBreak="0">
+  <w:abstractNum w:abstractNumId="75" w15:restartNumberingAfterBreak="0">
     <w:nsid w:val="3A6571F8"/>
     <w:multiLevelType w:val="multilevel"/>
     <w:tmpl w:val="2FE277E0"/>
@@ -32757,7 +33540,7 @@
       </w:rPr>
     </w:lvl>
   </w:abstractNum>
-  <w:abstractNum w:abstractNumId="74" w15:restartNumberingAfterBreak="0">
+  <w:abstractNum w:abstractNumId="76" w15:restartNumberingAfterBreak="0">
     <w:nsid w:val="3B9E4CF6"/>
     <w:multiLevelType w:val="multilevel"/>
     <w:tmpl w:val="9E50E8DC"/>
@@ -32906,7 +33689,7 @@
       </w:rPr>
     </w:lvl>
   </w:abstractNum>
-  <w:abstractNum w:abstractNumId="75" w15:restartNumberingAfterBreak="0">
+  <w:abstractNum w:abstractNumId="77" w15:restartNumberingAfterBreak="0">
     <w:nsid w:val="3C1408C9"/>
     <w:multiLevelType w:val="multilevel"/>
     <w:tmpl w:val="5734E8CE"/>
@@ -33055,7 +33838,7 @@
       </w:rPr>
     </w:lvl>
   </w:abstractNum>
-  <w:abstractNum w:abstractNumId="76" w15:restartNumberingAfterBreak="0">
+  <w:abstractNum w:abstractNumId="78" w15:restartNumberingAfterBreak="0">
     <w:nsid w:val="3C2E706B"/>
     <w:multiLevelType w:val="multilevel"/>
     <w:tmpl w:val="1B16968C"/>
@@ -33204,7 +33987,7 @@
       </w:rPr>
     </w:lvl>
   </w:abstractNum>
-  <w:abstractNum w:abstractNumId="77" w15:restartNumberingAfterBreak="0">
+  <w:abstractNum w:abstractNumId="79" w15:restartNumberingAfterBreak="0">
     <w:nsid w:val="3C8B5EF5"/>
     <w:multiLevelType w:val="multilevel"/>
     <w:tmpl w:val="4F2800BC"/>
@@ -33353,7 +34136,7 @@
       </w:rPr>
     </w:lvl>
   </w:abstractNum>
-  <w:abstractNum w:abstractNumId="78" w15:restartNumberingAfterBreak="0">
+  <w:abstractNum w:abstractNumId="80" w15:restartNumberingAfterBreak="0">
     <w:nsid w:val="3CBB1D0D"/>
     <w:multiLevelType w:val="multilevel"/>
     <w:tmpl w:val="77F8F694"/>
@@ -33502,7 +34285,7 @@
       </w:rPr>
     </w:lvl>
   </w:abstractNum>
-  <w:abstractNum w:abstractNumId="79" w15:restartNumberingAfterBreak="0">
+  <w:abstractNum w:abstractNumId="81" w15:restartNumberingAfterBreak="0">
     <w:nsid w:val="3DF809D4"/>
     <w:multiLevelType w:val="multilevel"/>
     <w:tmpl w:val="84D43534"/>
@@ -33619,7 +34402,7 @@
       </w:pPr>
     </w:lvl>
   </w:abstractNum>
-  <w:abstractNum w:abstractNumId="80" w15:restartNumberingAfterBreak="0">
+  <w:abstractNum w:abstractNumId="82" w15:restartNumberingAfterBreak="0">
     <w:nsid w:val="411A56EF"/>
     <w:multiLevelType w:val="multilevel"/>
     <w:tmpl w:val="BF2ECD48"/>
@@ -33768,7 +34551,7 @@
       </w:rPr>
     </w:lvl>
   </w:abstractNum>
-  <w:abstractNum w:abstractNumId="81" w15:restartNumberingAfterBreak="0">
+  <w:abstractNum w:abstractNumId="83" w15:restartNumberingAfterBreak="0">
     <w:nsid w:val="42EE5F92"/>
     <w:multiLevelType w:val="multilevel"/>
     <w:tmpl w:val="43B25132"/>
@@ -33917,7 +34700,7 @@
       </w:rPr>
     </w:lvl>
   </w:abstractNum>
-  <w:abstractNum w:abstractNumId="82" w15:restartNumberingAfterBreak="0">
+  <w:abstractNum w:abstractNumId="84" w15:restartNumberingAfterBreak="0">
     <w:nsid w:val="458D6F32"/>
     <w:multiLevelType w:val="multilevel"/>
     <w:tmpl w:val="426EC3D6"/>
@@ -34030,7 +34813,7 @@
       </w:pPr>
     </w:lvl>
   </w:abstractNum>
-  <w:abstractNum w:abstractNumId="83" w15:restartNumberingAfterBreak="0">
+  <w:abstractNum w:abstractNumId="85" w15:restartNumberingAfterBreak="0">
     <w:nsid w:val="461E3AEC"/>
     <w:multiLevelType w:val="multilevel"/>
     <w:tmpl w:val="70BC461E"/>
@@ -34179,7 +34962,7 @@
       </w:rPr>
     </w:lvl>
   </w:abstractNum>
-  <w:abstractNum w:abstractNumId="84" w15:restartNumberingAfterBreak="0">
+  <w:abstractNum w:abstractNumId="86" w15:restartNumberingAfterBreak="0">
     <w:nsid w:val="46200CF5"/>
     <w:multiLevelType w:val="multilevel"/>
     <w:tmpl w:val="96828834"/>
@@ -34292,7 +35075,7 @@
       </w:pPr>
     </w:lvl>
   </w:abstractNum>
-  <w:abstractNum w:abstractNumId="85" w15:restartNumberingAfterBreak="0">
+  <w:abstractNum w:abstractNumId="87" w15:restartNumberingAfterBreak="0">
     <w:nsid w:val="46490F7E"/>
     <w:multiLevelType w:val="multilevel"/>
     <w:tmpl w:val="03A88E9E"/>
@@ -34441,7 +35224,7 @@
       </w:rPr>
     </w:lvl>
   </w:abstractNum>
-  <w:abstractNum w:abstractNumId="86" w15:restartNumberingAfterBreak="0">
+  <w:abstractNum w:abstractNumId="88" w15:restartNumberingAfterBreak="0">
     <w:nsid w:val="476A0206"/>
     <w:multiLevelType w:val="multilevel"/>
     <w:tmpl w:val="A6B046AE"/>
@@ -34590,7 +35373,7 @@
       </w:rPr>
     </w:lvl>
   </w:abstractNum>
-  <w:abstractNum w:abstractNumId="87" w15:restartNumberingAfterBreak="0">
+  <w:abstractNum w:abstractNumId="89" w15:restartNumberingAfterBreak="0">
     <w:nsid w:val="47E72499"/>
     <w:multiLevelType w:val="multilevel"/>
     <w:tmpl w:val="9B0E01DA"/>
@@ -34739,7 +35522,7 @@
       </w:rPr>
     </w:lvl>
   </w:abstractNum>
-  <w:abstractNum w:abstractNumId="88" w15:restartNumberingAfterBreak="0">
+  <w:abstractNum w:abstractNumId="90" w15:restartNumberingAfterBreak="0">
     <w:nsid w:val="48AB0A2A"/>
     <w:multiLevelType w:val="multilevel"/>
     <w:tmpl w:val="3A68FD86"/>
@@ -34888,7 +35671,7 @@
       </w:rPr>
     </w:lvl>
   </w:abstractNum>
-  <w:abstractNum w:abstractNumId="89" w15:restartNumberingAfterBreak="0">
+  <w:abstractNum w:abstractNumId="91" w15:restartNumberingAfterBreak="0">
     <w:nsid w:val="49366ACD"/>
     <w:multiLevelType w:val="multilevel"/>
     <w:tmpl w:val="FF0277F0"/>
@@ -35037,7 +35820,7 @@
       </w:rPr>
     </w:lvl>
   </w:abstractNum>
-  <w:abstractNum w:abstractNumId="90" w15:restartNumberingAfterBreak="0">
+  <w:abstractNum w:abstractNumId="92" w15:restartNumberingAfterBreak="0">
     <w:nsid w:val="49FA516B"/>
     <w:multiLevelType w:val="multilevel"/>
     <w:tmpl w:val="59AEE280"/>
@@ -35186,7 +35969,7 @@
       </w:rPr>
     </w:lvl>
   </w:abstractNum>
-  <w:abstractNum w:abstractNumId="91" w15:restartNumberingAfterBreak="0">
+  <w:abstractNum w:abstractNumId="93" w15:restartNumberingAfterBreak="0">
     <w:nsid w:val="4B4F68E1"/>
     <w:multiLevelType w:val="multilevel"/>
     <w:tmpl w:val="B1E64690"/>
@@ -35335,7 +36118,7 @@
       </w:rPr>
     </w:lvl>
   </w:abstractNum>
-  <w:abstractNum w:abstractNumId="92" w15:restartNumberingAfterBreak="0">
+  <w:abstractNum w:abstractNumId="94" w15:restartNumberingAfterBreak="0">
     <w:nsid w:val="4BEC51B2"/>
     <w:multiLevelType w:val="multilevel"/>
     <w:tmpl w:val="A4503B1A"/>
@@ -35484,7 +36267,7 @@
       </w:rPr>
     </w:lvl>
   </w:abstractNum>
-  <w:abstractNum w:abstractNumId="93" w15:restartNumberingAfterBreak="0">
+  <w:abstractNum w:abstractNumId="95" w15:restartNumberingAfterBreak="0">
     <w:nsid w:val="4D481931"/>
     <w:multiLevelType w:val="multilevel"/>
     <w:tmpl w:val="579C98A4"/>
@@ -35633,7 +36416,7 @@
       </w:rPr>
     </w:lvl>
   </w:abstractNum>
-  <w:abstractNum w:abstractNumId="94" w15:restartNumberingAfterBreak="0">
+  <w:abstractNum w:abstractNumId="96" w15:restartNumberingAfterBreak="0">
     <w:nsid w:val="4E39269D"/>
     <w:multiLevelType w:val="multilevel"/>
     <w:tmpl w:val="3ADA3A84"/>
@@ -35782,7 +36565,7 @@
       </w:rPr>
     </w:lvl>
   </w:abstractNum>
-  <w:abstractNum w:abstractNumId="95" w15:restartNumberingAfterBreak="0">
+  <w:abstractNum w:abstractNumId="97" w15:restartNumberingAfterBreak="0">
     <w:nsid w:val="4FDB568B"/>
     <w:multiLevelType w:val="multilevel"/>
     <w:tmpl w:val="A8160396"/>
@@ -35931,7 +36714,7 @@
       </w:rPr>
     </w:lvl>
   </w:abstractNum>
-  <w:abstractNum w:abstractNumId="96" w15:restartNumberingAfterBreak="0">
+  <w:abstractNum w:abstractNumId="98" w15:restartNumberingAfterBreak="0">
     <w:nsid w:val="4FFC3E17"/>
     <w:multiLevelType w:val="multilevel"/>
     <w:tmpl w:val="70085C72"/>
@@ -36080,7 +36863,7 @@
       </w:rPr>
     </w:lvl>
   </w:abstractNum>
-  <w:abstractNum w:abstractNumId="97" w15:restartNumberingAfterBreak="0">
+  <w:abstractNum w:abstractNumId="99" w15:restartNumberingAfterBreak="0">
     <w:nsid w:val="50C02085"/>
     <w:multiLevelType w:val="multilevel"/>
     <w:tmpl w:val="760C31C0"/>
@@ -36229,7 +37012,7 @@
       </w:rPr>
     </w:lvl>
   </w:abstractNum>
-  <w:abstractNum w:abstractNumId="98" w15:restartNumberingAfterBreak="0">
+  <w:abstractNum w:abstractNumId="100" w15:restartNumberingAfterBreak="0">
     <w:nsid w:val="51382377"/>
     <w:multiLevelType w:val="multilevel"/>
     <w:tmpl w:val="9906E956"/>
@@ -36378,7 +37161,7 @@
       </w:rPr>
     </w:lvl>
   </w:abstractNum>
-  <w:abstractNum w:abstractNumId="99" w15:restartNumberingAfterBreak="0">
+  <w:abstractNum w:abstractNumId="101" w15:restartNumberingAfterBreak="0">
     <w:nsid w:val="514210EE"/>
     <w:multiLevelType w:val="multilevel"/>
     <w:tmpl w:val="5A6E8FAE"/>
@@ -36527,7 +37310,7 @@
       </w:rPr>
     </w:lvl>
   </w:abstractNum>
-  <w:abstractNum w:abstractNumId="100" w15:restartNumberingAfterBreak="0">
+  <w:abstractNum w:abstractNumId="102" w15:restartNumberingAfterBreak="0">
     <w:nsid w:val="51A57CE7"/>
     <w:multiLevelType w:val="multilevel"/>
     <w:tmpl w:val="0138364A"/>
@@ -36676,7 +37459,7 @@
       </w:rPr>
     </w:lvl>
   </w:abstractNum>
-  <w:abstractNum w:abstractNumId="101" w15:restartNumberingAfterBreak="0">
+  <w:abstractNum w:abstractNumId="103" w15:restartNumberingAfterBreak="0">
     <w:nsid w:val="525C4A8D"/>
     <w:multiLevelType w:val="multilevel"/>
     <w:tmpl w:val="9F061476"/>
@@ -36825,7 +37608,7 @@
       </w:rPr>
     </w:lvl>
   </w:abstractNum>
-  <w:abstractNum w:abstractNumId="102" w15:restartNumberingAfterBreak="0">
+  <w:abstractNum w:abstractNumId="104" w15:restartNumberingAfterBreak="0">
     <w:nsid w:val="52887E87"/>
     <w:multiLevelType w:val="multilevel"/>
     <w:tmpl w:val="B64871D6"/>
@@ -36938,7 +37721,7 @@
       </w:pPr>
     </w:lvl>
   </w:abstractNum>
-  <w:abstractNum w:abstractNumId="103" w15:restartNumberingAfterBreak="0">
+  <w:abstractNum w:abstractNumId="105" w15:restartNumberingAfterBreak="0">
     <w:nsid w:val="535B110C"/>
     <w:multiLevelType w:val="multilevel"/>
     <w:tmpl w:val="67049804"/>
@@ -37087,7 +37870,7 @@
       </w:rPr>
     </w:lvl>
   </w:abstractNum>
-  <w:abstractNum w:abstractNumId="104" w15:restartNumberingAfterBreak="0">
+  <w:abstractNum w:abstractNumId="106" w15:restartNumberingAfterBreak="0">
     <w:nsid w:val="536D4C5D"/>
     <w:multiLevelType w:val="multilevel"/>
     <w:tmpl w:val="C5C83AD0"/>
@@ -37236,7 +38019,7 @@
       </w:rPr>
     </w:lvl>
   </w:abstractNum>
-  <w:abstractNum w:abstractNumId="105" w15:restartNumberingAfterBreak="0">
+  <w:abstractNum w:abstractNumId="107" w15:restartNumberingAfterBreak="0">
     <w:nsid w:val="54B84BE8"/>
     <w:multiLevelType w:val="multilevel"/>
     <w:tmpl w:val="6A8A8712"/>
@@ -37385,7 +38168,7 @@
       </w:rPr>
     </w:lvl>
   </w:abstractNum>
-  <w:abstractNum w:abstractNumId="106" w15:restartNumberingAfterBreak="0">
+  <w:abstractNum w:abstractNumId="108" w15:restartNumberingAfterBreak="0">
     <w:nsid w:val="573E1B6D"/>
     <w:multiLevelType w:val="multilevel"/>
     <w:tmpl w:val="C8785470"/>
@@ -37502,7 +38285,7 @@
       </w:pPr>
     </w:lvl>
   </w:abstractNum>
-  <w:abstractNum w:abstractNumId="107" w15:restartNumberingAfterBreak="0">
+  <w:abstractNum w:abstractNumId="109" w15:restartNumberingAfterBreak="0">
     <w:nsid w:val="580B6702"/>
     <w:multiLevelType w:val="multilevel"/>
     <w:tmpl w:val="F042B348"/>
@@ -37651,7 +38434,7 @@
       </w:rPr>
     </w:lvl>
   </w:abstractNum>
-  <w:abstractNum w:abstractNumId="108" w15:restartNumberingAfterBreak="0">
+  <w:abstractNum w:abstractNumId="110" w15:restartNumberingAfterBreak="0">
     <w:nsid w:val="582F3E53"/>
     <w:multiLevelType w:val="multilevel"/>
     <w:tmpl w:val="784C78C4"/>
@@ -37800,7 +38583,7 @@
       </w:rPr>
     </w:lvl>
   </w:abstractNum>
-  <w:abstractNum w:abstractNumId="109" w15:restartNumberingAfterBreak="0">
+  <w:abstractNum w:abstractNumId="111" w15:restartNumberingAfterBreak="0">
     <w:nsid w:val="5840677C"/>
     <w:multiLevelType w:val="multilevel"/>
     <w:tmpl w:val="AD10BBD0"/>
@@ -37949,7 +38732,7 @@
       </w:rPr>
     </w:lvl>
   </w:abstractNum>
-  <w:abstractNum w:abstractNumId="110" w15:restartNumberingAfterBreak="0">
+  <w:abstractNum w:abstractNumId="112" w15:restartNumberingAfterBreak="0">
     <w:nsid w:val="58AA305F"/>
     <w:multiLevelType w:val="multilevel"/>
     <w:tmpl w:val="BD447866"/>
@@ -38098,7 +38881,7 @@
       </w:rPr>
     </w:lvl>
   </w:abstractNum>
-  <w:abstractNum w:abstractNumId="111" w15:restartNumberingAfterBreak="0">
+  <w:abstractNum w:abstractNumId="113" w15:restartNumberingAfterBreak="0">
     <w:nsid w:val="58AD37E2"/>
     <w:multiLevelType w:val="multilevel"/>
     <w:tmpl w:val="24ECDA6A"/>
@@ -38247,7 +39030,7 @@
       </w:rPr>
     </w:lvl>
   </w:abstractNum>
-  <w:abstractNum w:abstractNumId="112" w15:restartNumberingAfterBreak="0">
+  <w:abstractNum w:abstractNumId="114" w15:restartNumberingAfterBreak="0">
     <w:nsid w:val="5960772A"/>
     <w:multiLevelType w:val="multilevel"/>
     <w:tmpl w:val="C414C0F8"/>
@@ -38364,7 +39147,7 @@
       </w:pPr>
     </w:lvl>
   </w:abstractNum>
-  <w:abstractNum w:abstractNumId="113" w15:restartNumberingAfterBreak="0">
+  <w:abstractNum w:abstractNumId="115" w15:restartNumberingAfterBreak="0">
     <w:nsid w:val="599043B9"/>
     <w:multiLevelType w:val="multilevel"/>
     <w:tmpl w:val="C71614F0"/>
@@ -38513,7 +39296,7 @@
       </w:rPr>
     </w:lvl>
   </w:abstractNum>
-  <w:abstractNum w:abstractNumId="114" w15:restartNumberingAfterBreak="0">
+  <w:abstractNum w:abstractNumId="116" w15:restartNumberingAfterBreak="0">
     <w:nsid w:val="59EB4366"/>
     <w:multiLevelType w:val="multilevel"/>
     <w:tmpl w:val="A140AF52"/>
@@ -38662,7 +39445,7 @@
       </w:rPr>
     </w:lvl>
   </w:abstractNum>
-  <w:abstractNum w:abstractNumId="115" w15:restartNumberingAfterBreak="0">
+  <w:abstractNum w:abstractNumId="117" w15:restartNumberingAfterBreak="0">
     <w:nsid w:val="5B186032"/>
     <w:multiLevelType w:val="multilevel"/>
     <w:tmpl w:val="665A00A8"/>
@@ -38811,7 +39594,7 @@
       </w:rPr>
     </w:lvl>
   </w:abstractNum>
-  <w:abstractNum w:abstractNumId="116" w15:restartNumberingAfterBreak="0">
+  <w:abstractNum w:abstractNumId="118" w15:restartNumberingAfterBreak="0">
     <w:nsid w:val="5B6753AE"/>
     <w:multiLevelType w:val="multilevel"/>
     <w:tmpl w:val="E75A2ABE"/>
@@ -38960,7 +39743,7 @@
       </w:rPr>
     </w:lvl>
   </w:abstractNum>
-  <w:abstractNum w:abstractNumId="117" w15:restartNumberingAfterBreak="0">
+  <w:abstractNum w:abstractNumId="119" w15:restartNumberingAfterBreak="0">
     <w:nsid w:val="5D2B1017"/>
     <w:multiLevelType w:val="multilevel"/>
     <w:tmpl w:val="E44A977E"/>
@@ -39109,7 +39892,7 @@
       </w:rPr>
     </w:lvl>
   </w:abstractNum>
-  <w:abstractNum w:abstractNumId="118" w15:restartNumberingAfterBreak="0">
+  <w:abstractNum w:abstractNumId="120" w15:restartNumberingAfterBreak="0">
     <w:nsid w:val="5D37461C"/>
     <w:multiLevelType w:val="multilevel"/>
     <w:tmpl w:val="D03C446A"/>
@@ -39258,7 +40041,7 @@
       </w:rPr>
     </w:lvl>
   </w:abstractNum>
-  <w:abstractNum w:abstractNumId="119" w15:restartNumberingAfterBreak="0">
+  <w:abstractNum w:abstractNumId="121" w15:restartNumberingAfterBreak="0">
     <w:nsid w:val="5E5A652B"/>
     <w:multiLevelType w:val="multilevel"/>
     <w:tmpl w:val="04267232"/>
@@ -39407,7 +40190,7 @@
       </w:rPr>
     </w:lvl>
   </w:abstractNum>
-  <w:abstractNum w:abstractNumId="120" w15:restartNumberingAfterBreak="0">
+  <w:abstractNum w:abstractNumId="122" w15:restartNumberingAfterBreak="0">
     <w:nsid w:val="5E7D3179"/>
     <w:multiLevelType w:val="multilevel"/>
     <w:tmpl w:val="3558E108"/>
@@ -39556,7 +40339,7 @@
       </w:rPr>
     </w:lvl>
   </w:abstractNum>
-  <w:abstractNum w:abstractNumId="121" w15:restartNumberingAfterBreak="0">
+  <w:abstractNum w:abstractNumId="123" w15:restartNumberingAfterBreak="0">
     <w:nsid w:val="5EA06044"/>
     <w:multiLevelType w:val="multilevel"/>
     <w:tmpl w:val="CE88AF76"/>
@@ -39669,7 +40452,7 @@
       </w:pPr>
     </w:lvl>
   </w:abstractNum>
-  <w:abstractNum w:abstractNumId="122" w15:restartNumberingAfterBreak="0">
+  <w:abstractNum w:abstractNumId="124" w15:restartNumberingAfterBreak="0">
     <w:nsid w:val="5F5A3FE2"/>
     <w:multiLevelType w:val="multilevel"/>
     <w:tmpl w:val="E398E596"/>
@@ -39818,7 +40601,7 @@
       </w:rPr>
     </w:lvl>
   </w:abstractNum>
-  <w:abstractNum w:abstractNumId="123" w15:restartNumberingAfterBreak="0">
+  <w:abstractNum w:abstractNumId="125" w15:restartNumberingAfterBreak="0">
     <w:nsid w:val="606A128E"/>
     <w:multiLevelType w:val="multilevel"/>
     <w:tmpl w:val="27A40982"/>
@@ -39931,7 +40714,7 @@
       </w:pPr>
     </w:lvl>
   </w:abstractNum>
-  <w:abstractNum w:abstractNumId="124" w15:restartNumberingAfterBreak="0">
+  <w:abstractNum w:abstractNumId="126" w15:restartNumberingAfterBreak="0">
     <w:nsid w:val="60EA4256"/>
     <w:multiLevelType w:val="multilevel"/>
     <w:tmpl w:val="3460AD88"/>
@@ -40080,7 +40863,7 @@
       </w:rPr>
     </w:lvl>
   </w:abstractNum>
-  <w:abstractNum w:abstractNumId="125" w15:restartNumberingAfterBreak="0">
+  <w:abstractNum w:abstractNumId="127" w15:restartNumberingAfterBreak="0">
     <w:nsid w:val="61A53E5A"/>
     <w:multiLevelType w:val="multilevel"/>
     <w:tmpl w:val="641C1FB8"/>
@@ -40229,7 +41012,7 @@
       </w:rPr>
     </w:lvl>
   </w:abstractNum>
-  <w:abstractNum w:abstractNumId="126" w15:restartNumberingAfterBreak="0">
+  <w:abstractNum w:abstractNumId="128" w15:restartNumberingAfterBreak="0">
     <w:nsid w:val="61AD04F7"/>
     <w:multiLevelType w:val="multilevel"/>
     <w:tmpl w:val="6A0479BC"/>
@@ -40378,7 +41161,7 @@
       </w:rPr>
     </w:lvl>
   </w:abstractNum>
-  <w:abstractNum w:abstractNumId="127" w15:restartNumberingAfterBreak="0">
+  <w:abstractNum w:abstractNumId="129" w15:restartNumberingAfterBreak="0">
     <w:nsid w:val="61DD35C4"/>
     <w:multiLevelType w:val="multilevel"/>
     <w:tmpl w:val="AFEEABE0"/>
@@ -40491,7 +41274,7 @@
       </w:pPr>
     </w:lvl>
   </w:abstractNum>
-  <w:abstractNum w:abstractNumId="128" w15:restartNumberingAfterBreak="0">
+  <w:abstractNum w:abstractNumId="130" w15:restartNumberingAfterBreak="0">
     <w:nsid w:val="63CE2007"/>
     <w:multiLevelType w:val="multilevel"/>
     <w:tmpl w:val="DB36306E"/>
@@ -40640,7 +41423,7 @@
       </w:rPr>
     </w:lvl>
   </w:abstractNum>
-  <w:abstractNum w:abstractNumId="129" w15:restartNumberingAfterBreak="0">
+  <w:abstractNum w:abstractNumId="131" w15:restartNumberingAfterBreak="0">
     <w:nsid w:val="64BA07F0"/>
     <w:multiLevelType w:val="multilevel"/>
     <w:tmpl w:val="73FABA1E"/>
@@ -40789,7 +41572,7 @@
       </w:rPr>
     </w:lvl>
   </w:abstractNum>
-  <w:abstractNum w:abstractNumId="130" w15:restartNumberingAfterBreak="0">
+  <w:abstractNum w:abstractNumId="132" w15:restartNumberingAfterBreak="0">
     <w:nsid w:val="66E942C2"/>
     <w:multiLevelType w:val="multilevel"/>
     <w:tmpl w:val="855CC1A4"/>
@@ -40938,7 +41721,7 @@
       </w:rPr>
     </w:lvl>
   </w:abstractNum>
-  <w:abstractNum w:abstractNumId="131" w15:restartNumberingAfterBreak="0">
+  <w:abstractNum w:abstractNumId="133" w15:restartNumberingAfterBreak="0">
     <w:nsid w:val="674E79F5"/>
     <w:multiLevelType w:val="multilevel"/>
     <w:tmpl w:val="EEB425D4"/>
@@ -41087,7 +41870,7 @@
       </w:rPr>
     </w:lvl>
   </w:abstractNum>
-  <w:abstractNum w:abstractNumId="132" w15:restartNumberingAfterBreak="0">
+  <w:abstractNum w:abstractNumId="134" w15:restartNumberingAfterBreak="0">
     <w:nsid w:val="69B21A40"/>
     <w:multiLevelType w:val="multilevel"/>
     <w:tmpl w:val="59E05004"/>
@@ -41236,7 +42019,7 @@
       </w:rPr>
     </w:lvl>
   </w:abstractNum>
-  <w:abstractNum w:abstractNumId="133" w15:restartNumberingAfterBreak="0">
+  <w:abstractNum w:abstractNumId="135" w15:restartNumberingAfterBreak="0">
     <w:nsid w:val="6AEC1B62"/>
     <w:multiLevelType w:val="multilevel"/>
     <w:tmpl w:val="5E2401EC"/>
@@ -41385,7 +42168,7 @@
       </w:rPr>
     </w:lvl>
   </w:abstractNum>
-  <w:abstractNum w:abstractNumId="134" w15:restartNumberingAfterBreak="0">
+  <w:abstractNum w:abstractNumId="136" w15:restartNumberingAfterBreak="0">
     <w:nsid w:val="6B710A52"/>
     <w:multiLevelType w:val="multilevel"/>
     <w:tmpl w:val="58BC7BCA"/>
@@ -41534,7 +42317,7 @@
       </w:rPr>
     </w:lvl>
   </w:abstractNum>
-  <w:abstractNum w:abstractNumId="135" w15:restartNumberingAfterBreak="0">
+  <w:abstractNum w:abstractNumId="137" w15:restartNumberingAfterBreak="0">
     <w:nsid w:val="6C292C3E"/>
     <w:multiLevelType w:val="multilevel"/>
     <w:tmpl w:val="E7C4DD04"/>
@@ -41683,7 +42466,7 @@
       </w:rPr>
     </w:lvl>
   </w:abstractNum>
-  <w:abstractNum w:abstractNumId="136" w15:restartNumberingAfterBreak="0">
+  <w:abstractNum w:abstractNumId="138" w15:restartNumberingAfterBreak="0">
     <w:nsid w:val="6CFF507C"/>
     <w:multiLevelType w:val="multilevel"/>
     <w:tmpl w:val="DFD80FC4"/>
@@ -41832,7 +42615,7 @@
       </w:rPr>
     </w:lvl>
   </w:abstractNum>
-  <w:abstractNum w:abstractNumId="137" w15:restartNumberingAfterBreak="0">
+  <w:abstractNum w:abstractNumId="139" w15:restartNumberingAfterBreak="0">
     <w:nsid w:val="6D703DCE"/>
     <w:multiLevelType w:val="multilevel"/>
     <w:tmpl w:val="919EE70C"/>
@@ -41981,7 +42764,7 @@
       </w:rPr>
     </w:lvl>
   </w:abstractNum>
-  <w:abstractNum w:abstractNumId="138" w15:restartNumberingAfterBreak="0">
+  <w:abstractNum w:abstractNumId="140" w15:restartNumberingAfterBreak="0">
     <w:nsid w:val="6EF7387D"/>
     <w:multiLevelType w:val="multilevel"/>
     <w:tmpl w:val="8DFA541E"/>
@@ -42130,7 +42913,7 @@
       </w:rPr>
     </w:lvl>
   </w:abstractNum>
-  <w:abstractNum w:abstractNumId="139" w15:restartNumberingAfterBreak="0">
+  <w:abstractNum w:abstractNumId="141" w15:restartNumberingAfterBreak="0">
     <w:nsid w:val="6F196D4F"/>
     <w:multiLevelType w:val="multilevel"/>
     <w:tmpl w:val="945287A4"/>
@@ -42279,7 +43062,7 @@
       </w:rPr>
     </w:lvl>
   </w:abstractNum>
-  <w:abstractNum w:abstractNumId="140" w15:restartNumberingAfterBreak="0">
+  <w:abstractNum w:abstractNumId="142" w15:restartNumberingAfterBreak="0">
     <w:nsid w:val="6F6D7D72"/>
     <w:multiLevelType w:val="multilevel"/>
     <w:tmpl w:val="80EA0CAE"/>
@@ -42428,7 +43211,7 @@
       </w:rPr>
     </w:lvl>
   </w:abstractNum>
-  <w:abstractNum w:abstractNumId="141" w15:restartNumberingAfterBreak="0">
+  <w:abstractNum w:abstractNumId="143" w15:restartNumberingAfterBreak="0">
     <w:nsid w:val="70106EAA"/>
     <w:multiLevelType w:val="multilevel"/>
     <w:tmpl w:val="9614ED02"/>
@@ -42577,7 +43360,7 @@
       </w:rPr>
     </w:lvl>
   </w:abstractNum>
-  <w:abstractNum w:abstractNumId="142" w15:restartNumberingAfterBreak="0">
+  <w:abstractNum w:abstractNumId="144" w15:restartNumberingAfterBreak="0">
     <w:nsid w:val="7164578A"/>
     <w:multiLevelType w:val="multilevel"/>
     <w:tmpl w:val="2C287DEE"/>
@@ -42726,7 +43509,7 @@
       </w:rPr>
     </w:lvl>
   </w:abstractNum>
-  <w:abstractNum w:abstractNumId="143" w15:restartNumberingAfterBreak="0">
+  <w:abstractNum w:abstractNumId="145" w15:restartNumberingAfterBreak="0">
     <w:nsid w:val="71703412"/>
     <w:multiLevelType w:val="multilevel"/>
     <w:tmpl w:val="8272B990"/>
@@ -42843,7 +43626,7 @@
       </w:pPr>
     </w:lvl>
   </w:abstractNum>
-  <w:abstractNum w:abstractNumId="144" w15:restartNumberingAfterBreak="0">
+  <w:abstractNum w:abstractNumId="146" w15:restartNumberingAfterBreak="0">
     <w:nsid w:val="718377AC"/>
     <w:multiLevelType w:val="multilevel"/>
     <w:tmpl w:val="83E45BC0"/>
@@ -42992,7 +43775,7 @@
       </w:rPr>
     </w:lvl>
   </w:abstractNum>
-  <w:abstractNum w:abstractNumId="145" w15:restartNumberingAfterBreak="0">
+  <w:abstractNum w:abstractNumId="147" w15:restartNumberingAfterBreak="0">
     <w:nsid w:val="72987BBF"/>
     <w:multiLevelType w:val="multilevel"/>
     <w:tmpl w:val="50ECD624"/>
@@ -43141,7 +43924,7 @@
       </w:rPr>
     </w:lvl>
   </w:abstractNum>
-  <w:abstractNum w:abstractNumId="146" w15:restartNumberingAfterBreak="0">
+  <w:abstractNum w:abstractNumId="148" w15:restartNumberingAfterBreak="0">
     <w:nsid w:val="730B4980"/>
     <w:multiLevelType w:val="multilevel"/>
     <w:tmpl w:val="F4F87FA0"/>
@@ -43290,7 +44073,7 @@
       </w:rPr>
     </w:lvl>
   </w:abstractNum>
-  <w:abstractNum w:abstractNumId="147" w15:restartNumberingAfterBreak="0">
+  <w:abstractNum w:abstractNumId="149" w15:restartNumberingAfterBreak="0">
     <w:nsid w:val="73362552"/>
     <w:multiLevelType w:val="multilevel"/>
     <w:tmpl w:val="D03AC734"/>
@@ -43439,7 +44222,7 @@
       </w:rPr>
     </w:lvl>
   </w:abstractNum>
-  <w:abstractNum w:abstractNumId="148" w15:restartNumberingAfterBreak="0">
+  <w:abstractNum w:abstractNumId="150" w15:restartNumberingAfterBreak="0">
     <w:nsid w:val="74FA6AFD"/>
     <w:multiLevelType w:val="multilevel"/>
     <w:tmpl w:val="5E5ED494"/>
@@ -43588,7 +44371,7 @@
       </w:rPr>
     </w:lvl>
   </w:abstractNum>
-  <w:abstractNum w:abstractNumId="149" w15:restartNumberingAfterBreak="0">
+  <w:abstractNum w:abstractNumId="151" w15:restartNumberingAfterBreak="0">
     <w:nsid w:val="760455BE"/>
     <w:multiLevelType w:val="multilevel"/>
     <w:tmpl w:val="2BD4C678"/>
@@ -43737,7 +44520,7 @@
       </w:rPr>
     </w:lvl>
   </w:abstractNum>
-  <w:abstractNum w:abstractNumId="150" w15:restartNumberingAfterBreak="0">
+  <w:abstractNum w:abstractNumId="152" w15:restartNumberingAfterBreak="0">
     <w:nsid w:val="76125551"/>
     <w:multiLevelType w:val="multilevel"/>
     <w:tmpl w:val="9C5C060A"/>
@@ -43886,7 +44669,7 @@
       </w:rPr>
     </w:lvl>
   </w:abstractNum>
-  <w:abstractNum w:abstractNumId="151" w15:restartNumberingAfterBreak="0">
+  <w:abstractNum w:abstractNumId="153" w15:restartNumberingAfterBreak="0">
     <w:nsid w:val="762C3E8D"/>
     <w:multiLevelType w:val="multilevel"/>
     <w:tmpl w:val="CF2C584E"/>
@@ -44035,7 +44818,7 @@
       </w:rPr>
     </w:lvl>
   </w:abstractNum>
-  <w:abstractNum w:abstractNumId="152" w15:restartNumberingAfterBreak="0">
+  <w:abstractNum w:abstractNumId="154" w15:restartNumberingAfterBreak="0">
     <w:nsid w:val="76555A4B"/>
     <w:multiLevelType w:val="multilevel"/>
     <w:tmpl w:val="90301AB0"/>
@@ -44184,7 +44967,7 @@
       </w:rPr>
     </w:lvl>
   </w:abstractNum>
-  <w:abstractNum w:abstractNumId="153" w15:restartNumberingAfterBreak="0">
+  <w:abstractNum w:abstractNumId="155" w15:restartNumberingAfterBreak="0">
     <w:nsid w:val="767F2668"/>
     <w:multiLevelType w:val="multilevel"/>
     <w:tmpl w:val="21727A62"/>
@@ -44333,7 +45116,7 @@
       </w:rPr>
     </w:lvl>
   </w:abstractNum>
-  <w:abstractNum w:abstractNumId="154" w15:restartNumberingAfterBreak="0">
+  <w:abstractNum w:abstractNumId="156" w15:restartNumberingAfterBreak="0">
     <w:nsid w:val="77223309"/>
     <w:multiLevelType w:val="multilevel"/>
     <w:tmpl w:val="177C30A0"/>
@@ -44482,7 +45265,7 @@
       </w:rPr>
     </w:lvl>
   </w:abstractNum>
-  <w:abstractNum w:abstractNumId="155" w15:restartNumberingAfterBreak="0">
+  <w:abstractNum w:abstractNumId="157" w15:restartNumberingAfterBreak="0">
     <w:nsid w:val="77C7688A"/>
     <w:multiLevelType w:val="multilevel"/>
     <w:tmpl w:val="7DEE9038"/>
@@ -44631,7 +45414,7 @@
       </w:rPr>
     </w:lvl>
   </w:abstractNum>
-  <w:abstractNum w:abstractNumId="156" w15:restartNumberingAfterBreak="0">
+  <w:abstractNum w:abstractNumId="158" w15:restartNumberingAfterBreak="0">
     <w:nsid w:val="78047FE7"/>
     <w:multiLevelType w:val="multilevel"/>
     <w:tmpl w:val="095ECB90"/>
@@ -44780,7 +45563,7 @@
       </w:rPr>
     </w:lvl>
   </w:abstractNum>
-  <w:abstractNum w:abstractNumId="157" w15:restartNumberingAfterBreak="0">
+  <w:abstractNum w:abstractNumId="159" w15:restartNumberingAfterBreak="0">
     <w:nsid w:val="792F4B6B"/>
     <w:multiLevelType w:val="multilevel"/>
     <w:tmpl w:val="1FDC9FAC"/>
@@ -44893,7 +45676,7 @@
       </w:pPr>
     </w:lvl>
   </w:abstractNum>
-  <w:abstractNum w:abstractNumId="158" w15:restartNumberingAfterBreak="0">
+  <w:abstractNum w:abstractNumId="160" w15:restartNumberingAfterBreak="0">
     <w:nsid w:val="793C45EA"/>
     <w:multiLevelType w:val="multilevel"/>
     <w:tmpl w:val="A68CE0F6"/>
@@ -45042,7 +45825,7 @@
       </w:rPr>
     </w:lvl>
   </w:abstractNum>
-  <w:abstractNum w:abstractNumId="159" w15:restartNumberingAfterBreak="0">
+  <w:abstractNum w:abstractNumId="161" w15:restartNumberingAfterBreak="0">
     <w:nsid w:val="79602155"/>
     <w:multiLevelType w:val="multilevel"/>
     <w:tmpl w:val="DCAEAD64"/>
@@ -45191,7 +45974,7 @@
       </w:rPr>
     </w:lvl>
   </w:abstractNum>
-  <w:abstractNum w:abstractNumId="160" w15:restartNumberingAfterBreak="0">
+  <w:abstractNum w:abstractNumId="162" w15:restartNumberingAfterBreak="0">
     <w:nsid w:val="7A611C99"/>
     <w:multiLevelType w:val="multilevel"/>
     <w:tmpl w:val="95462DA8"/>
@@ -45340,7 +46123,7 @@
       </w:rPr>
     </w:lvl>
   </w:abstractNum>
-  <w:abstractNum w:abstractNumId="161" w15:restartNumberingAfterBreak="0">
+  <w:abstractNum w:abstractNumId="163" w15:restartNumberingAfterBreak="0">
     <w:nsid w:val="7B861452"/>
     <w:multiLevelType w:val="multilevel"/>
     <w:tmpl w:val="6E1ED4B4"/>
@@ -45489,7 +46272,7 @@
       </w:rPr>
     </w:lvl>
   </w:abstractNum>
-  <w:abstractNum w:abstractNumId="162" w15:restartNumberingAfterBreak="0">
+  <w:abstractNum w:abstractNumId="164" w15:restartNumberingAfterBreak="0">
     <w:nsid w:val="7C6C1BC6"/>
     <w:multiLevelType w:val="multilevel"/>
     <w:tmpl w:val="4ACAA582"/>
@@ -45638,7 +46421,7 @@
       </w:rPr>
     </w:lvl>
   </w:abstractNum>
-  <w:abstractNum w:abstractNumId="163" w15:restartNumberingAfterBreak="0">
+  <w:abstractNum w:abstractNumId="165" w15:restartNumberingAfterBreak="0">
     <w:nsid w:val="7F693EFF"/>
     <w:multiLevelType w:val="multilevel"/>
     <w:tmpl w:val="F5EADD5A"/>
@@ -45756,127 +46539,127 @@
     </w:lvl>
   </w:abstractNum>
   <w:num w:numId="1" w16cid:durableId="626743724">
-    <w:abstractNumId w:val="34"/>
+    <w:abstractNumId w:val="35"/>
   </w:num>
   <w:num w:numId="2" w16cid:durableId="297152199">
     <w:abstractNumId w:val="0"/>
   </w:num>
   <w:num w:numId="3" w16cid:durableId="1389106037">
-    <w:abstractNumId w:val="153"/>
+    <w:abstractNumId w:val="155"/>
   </w:num>
   <w:num w:numId="4" w16cid:durableId="1488548116">
-    <w:abstractNumId w:val="26"/>
+    <w:abstractNumId w:val="27"/>
   </w:num>
   <w:num w:numId="5" w16cid:durableId="614288931">
-    <w:abstractNumId w:val="114"/>
+    <w:abstractNumId w:val="116"/>
   </w:num>
   <w:num w:numId="6" w16cid:durableId="765223985">
-    <w:abstractNumId w:val="163"/>
+    <w:abstractNumId w:val="165"/>
   </w:num>
   <w:num w:numId="7" w16cid:durableId="805123109">
-    <w:abstractNumId w:val="143"/>
+    <w:abstractNumId w:val="145"/>
   </w:num>
   <w:num w:numId="8" w16cid:durableId="1601916474">
-    <w:abstractNumId w:val="63"/>
+    <w:abstractNumId w:val="65"/>
   </w:num>
   <w:num w:numId="9" w16cid:durableId="428503132">
-    <w:abstractNumId w:val="78"/>
+    <w:abstractNumId w:val="80"/>
   </w:num>
   <w:num w:numId="10" w16cid:durableId="386301620">
-    <w:abstractNumId w:val="66"/>
+    <w:abstractNumId w:val="68"/>
   </w:num>
   <w:num w:numId="11" w16cid:durableId="1005983543">
-    <w:abstractNumId w:val="29"/>
+    <w:abstractNumId w:val="30"/>
   </w:num>
   <w:num w:numId="12" w16cid:durableId="1383094397">
-    <w:abstractNumId w:val="102"/>
+    <w:abstractNumId w:val="104"/>
   </w:num>
   <w:num w:numId="13" w16cid:durableId="132797494">
-    <w:abstractNumId w:val="156"/>
+    <w:abstractNumId w:val="158"/>
   </w:num>
   <w:num w:numId="14" w16cid:durableId="410811088">
-    <w:abstractNumId w:val="128"/>
+    <w:abstractNumId w:val="130"/>
   </w:num>
   <w:num w:numId="15" w16cid:durableId="966667809">
-    <w:abstractNumId w:val="91"/>
+    <w:abstractNumId w:val="93"/>
   </w:num>
   <w:num w:numId="16" w16cid:durableId="1544976151">
-    <w:abstractNumId w:val="124"/>
+    <w:abstractNumId w:val="126"/>
   </w:num>
   <w:num w:numId="17" w16cid:durableId="118570661">
-    <w:abstractNumId w:val="123"/>
+    <w:abstractNumId w:val="125"/>
   </w:num>
   <w:num w:numId="18" w16cid:durableId="558786331">
     <w:abstractNumId w:val="20"/>
   </w:num>
   <w:num w:numId="19" w16cid:durableId="865364272">
-    <w:abstractNumId w:val="130"/>
+    <w:abstractNumId w:val="132"/>
   </w:num>
   <w:num w:numId="20" w16cid:durableId="240606995">
     <w:abstractNumId w:val="14"/>
   </w:num>
   <w:num w:numId="21" w16cid:durableId="1074281219">
-    <w:abstractNumId w:val="48"/>
+    <w:abstractNumId w:val="49"/>
   </w:num>
   <w:num w:numId="22" w16cid:durableId="76825477">
-    <w:abstractNumId w:val="62"/>
+    <w:abstractNumId w:val="64"/>
   </w:num>
   <w:num w:numId="23" w16cid:durableId="461265046">
-    <w:abstractNumId w:val="117"/>
+    <w:abstractNumId w:val="119"/>
   </w:num>
   <w:num w:numId="24" w16cid:durableId="363403658">
-    <w:abstractNumId w:val="56"/>
+    <w:abstractNumId w:val="58"/>
   </w:num>
   <w:num w:numId="25" w16cid:durableId="1202480351">
-    <w:abstractNumId w:val="79"/>
+    <w:abstractNumId w:val="81"/>
   </w:num>
   <w:num w:numId="26" w16cid:durableId="458957407">
     <w:abstractNumId w:val="2"/>
   </w:num>
   <w:num w:numId="27" w16cid:durableId="1373506403">
-    <w:abstractNumId w:val="106"/>
+    <w:abstractNumId w:val="108"/>
   </w:num>
   <w:num w:numId="28" w16cid:durableId="1949003165">
-    <w:abstractNumId w:val="160"/>
+    <w:abstractNumId w:val="162"/>
   </w:num>
   <w:num w:numId="29" w16cid:durableId="1909219134">
-    <w:abstractNumId w:val="35"/>
+    <w:abstractNumId w:val="36"/>
   </w:num>
   <w:num w:numId="30" w16cid:durableId="1208638948">
-    <w:abstractNumId w:val="37"/>
+    <w:abstractNumId w:val="38"/>
   </w:num>
   <w:num w:numId="31" w16cid:durableId="1108740531">
-    <w:abstractNumId w:val="161"/>
+    <w:abstractNumId w:val="163"/>
   </w:num>
   <w:num w:numId="32" w16cid:durableId="594167666">
     <w:abstractNumId w:val="5"/>
   </w:num>
   <w:num w:numId="33" w16cid:durableId="170293372">
-    <w:abstractNumId w:val="59"/>
+    <w:abstractNumId w:val="61"/>
   </w:num>
   <w:num w:numId="34" w16cid:durableId="2127960538">
-    <w:abstractNumId w:val="141"/>
+    <w:abstractNumId w:val="143"/>
   </w:num>
   <w:num w:numId="35" w16cid:durableId="732777549">
     <w:abstractNumId w:val="7"/>
   </w:num>
   <w:num w:numId="36" w16cid:durableId="597519152">
-    <w:abstractNumId w:val="122"/>
+    <w:abstractNumId w:val="124"/>
   </w:num>
   <w:num w:numId="37" w16cid:durableId="419496973">
-    <w:abstractNumId w:val="144"/>
+    <w:abstractNumId w:val="146"/>
   </w:num>
   <w:num w:numId="38" w16cid:durableId="299189757">
-    <w:abstractNumId w:val="51"/>
+    <w:abstractNumId w:val="52"/>
   </w:num>
   <w:num w:numId="39" w16cid:durableId="963199171">
-    <w:abstractNumId w:val="77"/>
+    <w:abstractNumId w:val="79"/>
   </w:num>
   <w:num w:numId="40" w16cid:durableId="2126805084">
-    <w:abstractNumId w:val="53"/>
+    <w:abstractNumId w:val="54"/>
   </w:num>
   <w:num w:numId="41" w16cid:durableId="1929533806">
-    <w:abstractNumId w:val="85"/>
+    <w:abstractNumId w:val="87"/>
   </w:num>
   <w:num w:numId="42" w16cid:durableId="1528518858">
     <w:abstractNumId w:val="15"/>
@@ -45885,367 +46668,373 @@
     <w:abstractNumId w:val="6"/>
   </w:num>
   <w:num w:numId="44" w16cid:durableId="1985158651">
-    <w:abstractNumId w:val="96"/>
+    <w:abstractNumId w:val="98"/>
   </w:num>
   <w:num w:numId="45" w16cid:durableId="1034309562">
-    <w:abstractNumId w:val="135"/>
+    <w:abstractNumId w:val="137"/>
   </w:num>
   <w:num w:numId="46" w16cid:durableId="467672550">
     <w:abstractNumId w:val="11"/>
   </w:num>
   <w:num w:numId="47" w16cid:durableId="761803944">
-    <w:abstractNumId w:val="65"/>
+    <w:abstractNumId w:val="67"/>
   </w:num>
   <w:num w:numId="48" w16cid:durableId="1946499153">
-    <w:abstractNumId w:val="118"/>
+    <w:abstractNumId w:val="120"/>
   </w:num>
   <w:num w:numId="49" w16cid:durableId="1272282476">
-    <w:abstractNumId w:val="88"/>
+    <w:abstractNumId w:val="90"/>
   </w:num>
   <w:num w:numId="50" w16cid:durableId="325670176">
-    <w:abstractNumId w:val="151"/>
+    <w:abstractNumId w:val="153"/>
   </w:num>
   <w:num w:numId="51" w16cid:durableId="940645101">
-    <w:abstractNumId w:val="137"/>
+    <w:abstractNumId w:val="139"/>
   </w:num>
   <w:num w:numId="52" w16cid:durableId="1475415439">
-    <w:abstractNumId w:val="75"/>
+    <w:abstractNumId w:val="77"/>
   </w:num>
   <w:num w:numId="53" w16cid:durableId="349768632">
-    <w:abstractNumId w:val="105"/>
+    <w:abstractNumId w:val="107"/>
   </w:num>
   <w:num w:numId="54" w16cid:durableId="1702052299">
-    <w:abstractNumId w:val="67"/>
+    <w:abstractNumId w:val="69"/>
   </w:num>
   <w:num w:numId="55" w16cid:durableId="1307934670">
-    <w:abstractNumId w:val="68"/>
+    <w:abstractNumId w:val="70"/>
   </w:num>
   <w:num w:numId="56" w16cid:durableId="2022464555">
-    <w:abstractNumId w:val="157"/>
+    <w:abstractNumId w:val="159"/>
   </w:num>
   <w:num w:numId="57" w16cid:durableId="616987174">
-    <w:abstractNumId w:val="61"/>
+    <w:abstractNumId w:val="63"/>
   </w:num>
   <w:num w:numId="58" w16cid:durableId="964389958">
-    <w:abstractNumId w:val="107"/>
+    <w:abstractNumId w:val="109"/>
   </w:num>
   <w:num w:numId="59" w16cid:durableId="1273395272">
-    <w:abstractNumId w:val="30"/>
+    <w:abstractNumId w:val="31"/>
   </w:num>
   <w:num w:numId="60" w16cid:durableId="336464659">
-    <w:abstractNumId w:val="58"/>
+    <w:abstractNumId w:val="60"/>
   </w:num>
   <w:num w:numId="61" w16cid:durableId="2053308672">
     <w:abstractNumId w:val="9"/>
   </w:num>
   <w:num w:numId="62" w16cid:durableId="779373177">
-    <w:abstractNumId w:val="159"/>
+    <w:abstractNumId w:val="161"/>
   </w:num>
   <w:num w:numId="63" w16cid:durableId="336468474">
-    <w:abstractNumId w:val="69"/>
+    <w:abstractNumId w:val="71"/>
   </w:num>
   <w:num w:numId="64" w16cid:durableId="1020082934">
-    <w:abstractNumId w:val="103"/>
+    <w:abstractNumId w:val="105"/>
   </w:num>
   <w:num w:numId="65" w16cid:durableId="1837115569">
-    <w:abstractNumId w:val="45"/>
+    <w:abstractNumId w:val="46"/>
   </w:num>
   <w:num w:numId="66" w16cid:durableId="1675572939">
+    <w:abstractNumId w:val="91"/>
+  </w:num>
+  <w:num w:numId="67" w16cid:durableId="206190391">
+    <w:abstractNumId w:val="74"/>
+  </w:num>
+  <w:num w:numId="68" w16cid:durableId="822771213">
+    <w:abstractNumId w:val="136"/>
+  </w:num>
+  <w:num w:numId="69" w16cid:durableId="1850827704">
+    <w:abstractNumId w:val="28"/>
+  </w:num>
+  <w:num w:numId="70" w16cid:durableId="739786359">
     <w:abstractNumId w:val="89"/>
   </w:num>
-  <w:num w:numId="67" w16cid:durableId="206190391">
-    <w:abstractNumId w:val="72"/>
-  </w:num>
-  <w:num w:numId="68" w16cid:durableId="822771213">
-    <w:abstractNumId w:val="134"/>
-  </w:num>
-  <w:num w:numId="69" w16cid:durableId="1850827704">
-    <w:abstractNumId w:val="27"/>
-  </w:num>
-  <w:num w:numId="70" w16cid:durableId="739786359">
-    <w:abstractNumId w:val="87"/>
-  </w:num>
   <w:num w:numId="71" w16cid:durableId="139082488">
-    <w:abstractNumId w:val="39"/>
+    <w:abstractNumId w:val="40"/>
   </w:num>
   <w:num w:numId="72" w16cid:durableId="2045132756">
-    <w:abstractNumId w:val="158"/>
+    <w:abstractNumId w:val="160"/>
   </w:num>
   <w:num w:numId="73" w16cid:durableId="95755689">
-    <w:abstractNumId w:val="116"/>
+    <w:abstractNumId w:val="118"/>
   </w:num>
   <w:num w:numId="74" w16cid:durableId="726030533">
-    <w:abstractNumId w:val="31"/>
+    <w:abstractNumId w:val="32"/>
   </w:num>
   <w:num w:numId="75" w16cid:durableId="1881940598">
+    <w:abstractNumId w:val="78"/>
+  </w:num>
+  <w:num w:numId="76" w16cid:durableId="1812748606">
     <w:abstractNumId w:val="76"/>
   </w:num>
-  <w:num w:numId="76" w16cid:durableId="1812748606">
-    <w:abstractNumId w:val="74"/>
-  </w:num>
   <w:num w:numId="77" w16cid:durableId="1134177744">
-    <w:abstractNumId w:val="108"/>
+    <w:abstractNumId w:val="110"/>
   </w:num>
   <w:num w:numId="78" w16cid:durableId="665789545">
-    <w:abstractNumId w:val="98"/>
+    <w:abstractNumId w:val="100"/>
   </w:num>
   <w:num w:numId="79" w16cid:durableId="1114521056">
-    <w:abstractNumId w:val="113"/>
+    <w:abstractNumId w:val="115"/>
   </w:num>
   <w:num w:numId="80" w16cid:durableId="294873476">
-    <w:abstractNumId w:val="150"/>
+    <w:abstractNumId w:val="152"/>
   </w:num>
   <w:num w:numId="81" w16cid:durableId="1118454442">
-    <w:abstractNumId w:val="81"/>
+    <w:abstractNumId w:val="83"/>
   </w:num>
   <w:num w:numId="82" w16cid:durableId="2036880701">
-    <w:abstractNumId w:val="46"/>
+    <w:abstractNumId w:val="47"/>
   </w:num>
   <w:num w:numId="83" w16cid:durableId="1421104814">
-    <w:abstractNumId w:val="120"/>
+    <w:abstractNumId w:val="122"/>
   </w:num>
   <w:num w:numId="84" w16cid:durableId="193351273">
-    <w:abstractNumId w:val="49"/>
+    <w:abstractNumId w:val="50"/>
   </w:num>
   <w:num w:numId="85" w16cid:durableId="1254821254">
-    <w:abstractNumId w:val="111"/>
+    <w:abstractNumId w:val="113"/>
   </w:num>
   <w:num w:numId="86" w16cid:durableId="1402216703">
     <w:abstractNumId w:val="13"/>
   </w:num>
   <w:num w:numId="87" w16cid:durableId="487133786">
-    <w:abstractNumId w:val="23"/>
+    <w:abstractNumId w:val="24"/>
   </w:num>
   <w:num w:numId="88" w16cid:durableId="1796824795">
+    <w:abstractNumId w:val="86"/>
+  </w:num>
+  <w:num w:numId="89" w16cid:durableId="1239364236">
     <w:abstractNumId w:val="84"/>
   </w:num>
-  <w:num w:numId="89" w16cid:durableId="1239364236">
-    <w:abstractNumId w:val="82"/>
+  <w:num w:numId="90" w16cid:durableId="1949461618">
+    <w:abstractNumId w:val="123"/>
   </w:num>
-  <w:num w:numId="90" w16cid:durableId="1949461618">
+  <w:num w:numId="91" w16cid:durableId="303317518">
+    <w:abstractNumId w:val="29"/>
+  </w:num>
+  <w:num w:numId="92" w16cid:durableId="1212227087">
+    <w:abstractNumId w:val="131"/>
+  </w:num>
+  <w:num w:numId="93" w16cid:durableId="2122144053">
+    <w:abstractNumId w:val="97"/>
+  </w:num>
+  <w:num w:numId="94" w16cid:durableId="1111321352">
     <w:abstractNumId w:val="121"/>
   </w:num>
-  <w:num w:numId="91" w16cid:durableId="303317518">
-    <w:abstractNumId w:val="28"/>
-  </w:num>
-  <w:num w:numId="92" w16cid:durableId="1212227087">
-    <w:abstractNumId w:val="129"/>
-  </w:num>
-  <w:num w:numId="93" w16cid:durableId="2122144053">
-    <w:abstractNumId w:val="95"/>
-  </w:num>
-  <w:num w:numId="94" w16cid:durableId="1111321352">
-    <w:abstractNumId w:val="119"/>
-  </w:num>
   <w:num w:numId="95" w16cid:durableId="1099443953">
-    <w:abstractNumId w:val="110"/>
+    <w:abstractNumId w:val="112"/>
   </w:num>
   <w:num w:numId="96" w16cid:durableId="1293319362">
     <w:abstractNumId w:val="21"/>
   </w:num>
   <w:num w:numId="97" w16cid:durableId="1322201765">
-    <w:abstractNumId w:val="131"/>
+    <w:abstractNumId w:val="133"/>
   </w:num>
   <w:num w:numId="98" w16cid:durableId="981353856">
-    <w:abstractNumId w:val="115"/>
+    <w:abstractNumId w:val="117"/>
   </w:num>
   <w:num w:numId="99" w16cid:durableId="354574432">
-    <w:abstractNumId w:val="22"/>
+    <w:abstractNumId w:val="23"/>
   </w:num>
   <w:num w:numId="100" w16cid:durableId="175972229">
     <w:abstractNumId w:val="17"/>
   </w:num>
   <w:num w:numId="101" w16cid:durableId="1510295646">
-    <w:abstractNumId w:val="147"/>
+    <w:abstractNumId w:val="149"/>
   </w:num>
   <w:num w:numId="102" w16cid:durableId="1857033956">
-    <w:abstractNumId w:val="50"/>
+    <w:abstractNumId w:val="51"/>
   </w:num>
   <w:num w:numId="103" w16cid:durableId="115217511">
-    <w:abstractNumId w:val="100"/>
+    <w:abstractNumId w:val="102"/>
   </w:num>
   <w:num w:numId="104" w16cid:durableId="1564635964">
-    <w:abstractNumId w:val="148"/>
+    <w:abstractNumId w:val="150"/>
   </w:num>
   <w:num w:numId="105" w16cid:durableId="904679035">
-    <w:abstractNumId w:val="43"/>
+    <w:abstractNumId w:val="44"/>
   </w:num>
   <w:num w:numId="106" w16cid:durableId="157044778">
-    <w:abstractNumId w:val="162"/>
+    <w:abstractNumId w:val="164"/>
   </w:num>
   <w:num w:numId="107" w16cid:durableId="792479079">
-    <w:abstractNumId w:val="24"/>
+    <w:abstractNumId w:val="25"/>
   </w:num>
   <w:num w:numId="108" w16cid:durableId="105198854">
-    <w:abstractNumId w:val="64"/>
+    <w:abstractNumId w:val="66"/>
   </w:num>
   <w:num w:numId="109" w16cid:durableId="1239243023">
-    <w:abstractNumId w:val="109"/>
+    <w:abstractNumId w:val="111"/>
   </w:num>
   <w:num w:numId="110" w16cid:durableId="1106267481">
-    <w:abstractNumId w:val="112"/>
+    <w:abstractNumId w:val="114"/>
   </w:num>
   <w:num w:numId="111" w16cid:durableId="453328718">
     <w:abstractNumId w:val="18"/>
   </w:num>
   <w:num w:numId="112" w16cid:durableId="742995273">
-    <w:abstractNumId w:val="101"/>
+    <w:abstractNumId w:val="103"/>
   </w:num>
   <w:num w:numId="113" w16cid:durableId="99883853">
-    <w:abstractNumId w:val="54"/>
+    <w:abstractNumId w:val="55"/>
   </w:num>
   <w:num w:numId="114" w16cid:durableId="1851334941">
-    <w:abstractNumId w:val="38"/>
+    <w:abstractNumId w:val="39"/>
   </w:num>
   <w:num w:numId="115" w16cid:durableId="504638866">
     <w:abstractNumId w:val="3"/>
   </w:num>
   <w:num w:numId="116" w16cid:durableId="2035764819">
-    <w:abstractNumId w:val="133"/>
+    <w:abstractNumId w:val="135"/>
   </w:num>
   <w:num w:numId="117" w16cid:durableId="972366104">
     <w:abstractNumId w:val="19"/>
   </w:num>
   <w:num w:numId="118" w16cid:durableId="284699134">
-    <w:abstractNumId w:val="139"/>
+    <w:abstractNumId w:val="141"/>
   </w:num>
   <w:num w:numId="119" w16cid:durableId="1539858403">
-    <w:abstractNumId w:val="41"/>
+    <w:abstractNumId w:val="42"/>
   </w:num>
   <w:num w:numId="120" w16cid:durableId="123237660">
-    <w:abstractNumId w:val="97"/>
+    <w:abstractNumId w:val="99"/>
   </w:num>
   <w:num w:numId="121" w16cid:durableId="1412317549">
-    <w:abstractNumId w:val="142"/>
+    <w:abstractNumId w:val="144"/>
   </w:num>
   <w:num w:numId="122" w16cid:durableId="1035040179">
-    <w:abstractNumId w:val="60"/>
+    <w:abstractNumId w:val="62"/>
   </w:num>
   <w:num w:numId="123" w16cid:durableId="1108702146">
-    <w:abstractNumId w:val="32"/>
+    <w:abstractNumId w:val="33"/>
   </w:num>
   <w:num w:numId="124" w16cid:durableId="1816220112">
-    <w:abstractNumId w:val="33"/>
+    <w:abstractNumId w:val="34"/>
   </w:num>
   <w:num w:numId="125" w16cid:durableId="1720351731">
-    <w:abstractNumId w:val="36"/>
+    <w:abstractNumId w:val="37"/>
   </w:num>
   <w:num w:numId="126" w16cid:durableId="1854227660">
-    <w:abstractNumId w:val="154"/>
+    <w:abstractNumId w:val="156"/>
   </w:num>
   <w:num w:numId="127" w16cid:durableId="445584526">
     <w:abstractNumId w:val="4"/>
   </w:num>
   <w:num w:numId="128" w16cid:durableId="810711085">
-    <w:abstractNumId w:val="93"/>
+    <w:abstractNumId w:val="95"/>
   </w:num>
   <w:num w:numId="129" w16cid:durableId="1546212577">
-    <w:abstractNumId w:val="44"/>
+    <w:abstractNumId w:val="45"/>
   </w:num>
   <w:num w:numId="130" w16cid:durableId="1342126458">
-    <w:abstractNumId w:val="149"/>
+    <w:abstractNumId w:val="151"/>
   </w:num>
   <w:num w:numId="131" w16cid:durableId="653994495">
-    <w:abstractNumId w:val="83"/>
+    <w:abstractNumId w:val="85"/>
   </w:num>
   <w:num w:numId="132" w16cid:durableId="390545666">
-    <w:abstractNumId w:val="40"/>
+    <w:abstractNumId w:val="41"/>
   </w:num>
   <w:num w:numId="133" w16cid:durableId="496924944">
-    <w:abstractNumId w:val="71"/>
+    <w:abstractNumId w:val="73"/>
   </w:num>
   <w:num w:numId="134" w16cid:durableId="1601375536">
-    <w:abstractNumId w:val="70"/>
+    <w:abstractNumId w:val="72"/>
   </w:num>
   <w:num w:numId="135" w16cid:durableId="188104009">
-    <w:abstractNumId w:val="57"/>
+    <w:abstractNumId w:val="59"/>
   </w:num>
   <w:num w:numId="136" w16cid:durableId="1417824193">
-    <w:abstractNumId w:val="99"/>
+    <w:abstractNumId w:val="101"/>
   </w:num>
   <w:num w:numId="137" w16cid:durableId="316224024">
-    <w:abstractNumId w:val="152"/>
+    <w:abstractNumId w:val="154"/>
   </w:num>
   <w:num w:numId="138" w16cid:durableId="1158109124">
-    <w:abstractNumId w:val="25"/>
+    <w:abstractNumId w:val="26"/>
   </w:num>
   <w:num w:numId="139" w16cid:durableId="1518081879">
-    <w:abstractNumId w:val="92"/>
+    <w:abstractNumId w:val="94"/>
   </w:num>
   <w:num w:numId="140" w16cid:durableId="1491554642">
-    <w:abstractNumId w:val="140"/>
+    <w:abstractNumId w:val="142"/>
   </w:num>
   <w:num w:numId="141" w16cid:durableId="974405170">
     <w:abstractNumId w:val="12"/>
   </w:num>
   <w:num w:numId="142" w16cid:durableId="300773959">
-    <w:abstractNumId w:val="94"/>
+    <w:abstractNumId w:val="96"/>
   </w:num>
   <w:num w:numId="143" w16cid:durableId="408845322">
-    <w:abstractNumId w:val="42"/>
+    <w:abstractNumId w:val="43"/>
   </w:num>
   <w:num w:numId="144" w16cid:durableId="1625116960">
-    <w:abstractNumId w:val="104"/>
+    <w:abstractNumId w:val="106"/>
   </w:num>
   <w:num w:numId="145" w16cid:durableId="1645817729">
     <w:abstractNumId w:val="8"/>
   </w:num>
   <w:num w:numId="146" w16cid:durableId="1557933717">
-    <w:abstractNumId w:val="47"/>
+    <w:abstractNumId w:val="48"/>
   </w:num>
   <w:num w:numId="147" w16cid:durableId="50618807">
-    <w:abstractNumId w:val="90"/>
+    <w:abstractNumId w:val="92"/>
   </w:num>
   <w:num w:numId="148" w16cid:durableId="64036906">
     <w:abstractNumId w:val="10"/>
   </w:num>
   <w:num w:numId="149" w16cid:durableId="795565636">
-    <w:abstractNumId w:val="55"/>
+    <w:abstractNumId w:val="57"/>
   </w:num>
   <w:num w:numId="150" w16cid:durableId="670568509">
-    <w:abstractNumId w:val="52"/>
+    <w:abstractNumId w:val="53"/>
   </w:num>
   <w:num w:numId="151" w16cid:durableId="721441102">
-    <w:abstractNumId w:val="73"/>
+    <w:abstractNumId w:val="75"/>
   </w:num>
   <w:num w:numId="152" w16cid:durableId="454904555">
-    <w:abstractNumId w:val="125"/>
+    <w:abstractNumId w:val="127"/>
   </w:num>
   <w:num w:numId="153" w16cid:durableId="709383522">
+    <w:abstractNumId w:val="140"/>
+  </w:num>
+  <w:num w:numId="154" w16cid:durableId="2068453887">
+    <w:abstractNumId w:val="88"/>
+  </w:num>
+  <w:num w:numId="155" w16cid:durableId="1889032697">
+    <w:abstractNumId w:val="147"/>
+  </w:num>
+  <w:num w:numId="156" w16cid:durableId="744298927">
     <w:abstractNumId w:val="138"/>
   </w:num>
-  <w:num w:numId="154" w16cid:durableId="2068453887">
-    <w:abstractNumId w:val="86"/>
-  </w:num>
-  <w:num w:numId="155" w16cid:durableId="1889032697">
-    <w:abstractNumId w:val="145"/>
-  </w:num>
-  <w:num w:numId="156" w16cid:durableId="744298927">
-    <w:abstractNumId w:val="136"/>
-  </w:num>
   <w:num w:numId="157" w16cid:durableId="371536412">
-    <w:abstractNumId w:val="155"/>
+    <w:abstractNumId w:val="157"/>
   </w:num>
   <w:num w:numId="158" w16cid:durableId="604075798">
     <w:abstractNumId w:val="16"/>
   </w:num>
   <w:num w:numId="159" w16cid:durableId="1159807363">
-    <w:abstractNumId w:val="126"/>
+    <w:abstractNumId w:val="128"/>
   </w:num>
   <w:num w:numId="160" w16cid:durableId="1223831634">
-    <w:abstractNumId w:val="146"/>
+    <w:abstractNumId w:val="148"/>
   </w:num>
   <w:num w:numId="161" w16cid:durableId="228350784">
-    <w:abstractNumId w:val="132"/>
+    <w:abstractNumId w:val="134"/>
   </w:num>
   <w:num w:numId="162" w16cid:durableId="2013215862">
     <w:abstractNumId w:val="1"/>
   </w:num>
   <w:num w:numId="163" w16cid:durableId="2087650446">
-    <w:abstractNumId w:val="80"/>
+    <w:abstractNumId w:val="82"/>
   </w:num>
   <w:num w:numId="164" w16cid:durableId="770781969">
-    <w:abstractNumId w:val="127"/>
+    <w:abstractNumId w:val="129"/>
+  </w:num>
+  <w:num w:numId="165" w16cid:durableId="666594885">
+    <w:abstractNumId w:val="22"/>
+  </w:num>
+  <w:num w:numId="166" w16cid:durableId="83570975">
+    <w:abstractNumId w:val="56"/>
   </w:num>
   <w:numIdMacAtCleanup w:val="30"/>
 </w:numbering>

--- a/documentacion/ChatDesarrollo_001.docx
+++ b/documentacion/ChatDesarrollo_001.docx
@@ -32859,6 +32859,7 @@
       <w:pPr>
         <w:spacing w:after="0" w:line="240" w:lineRule="auto"/>
       </w:pPr>
+      <w:bookmarkStart w:id="0" w:name="_Hlk231738209"/>
       <w:r>
         <w:t xml:space="preserve">Perfecto, el </w:t>
       </w:r>
@@ -32928,94 +32929,144 @@
     </w:p>
     <w:p>
       <w:pPr>
+        <w:spacing w:after="0" w:line="240" w:lineRule="auto"/>
+        <w:rPr>
+          <w:b/>
+          <w:bCs/>
+          <w:color w:val="FF0000"/>
+        </w:rPr>
+      </w:pPr>
+    </w:p>
+    <w:p>
+      <w:pPr>
+        <w:spacing w:after="0" w:line="240" w:lineRule="auto"/>
+        <w:rPr>
+          <w:b/>
+          <w:bCs/>
+          <w:color w:val="FF0000"/>
+        </w:rPr>
+      </w:pPr>
+      <w:r>
+        <w:rPr>
+          <w:b/>
+          <w:bCs/>
+          <w:color w:val="FF0000"/>
+        </w:rPr>
+        <w:t>1. Prorrateo de Valores Financieros</w:t>
+      </w:r>
+    </w:p>
+    <w:p>
+      <w:pPr>
+        <w:spacing w:after="0" w:line="240" w:lineRule="auto"/>
+      </w:pPr>
+      <w:r>
+        <w:t>Se calcula la proporción vendida respecto al nominal total ($factor = \</w:t>
+      </w:r>
+      <w:proofErr w:type="gramStart"/>
+      <w:r>
+        <w:t>frac{</w:t>
+      </w:r>
+      <w:proofErr w:type="spellStart"/>
+      <w:proofErr w:type="gramEnd"/>
+      <w:r>
+        <w:t>NominalSold</w:t>
+      </w:r>
+      <w:proofErr w:type="spellEnd"/>
+      <w:r>
+        <w:t>}{</w:t>
+      </w:r>
+      <w:proofErr w:type="spellStart"/>
+      <w:r>
+        <w:t>NominalTotal</w:t>
+      </w:r>
+      <w:proofErr w:type="spellEnd"/>
+      <w:r>
+        <w:t>}$) y se prorratean de manera proporcional:</w:t>
+      </w:r>
+    </w:p>
+    <w:p>
+      <w:pPr>
+        <w:numPr>
+          <w:ilvl w:val="0"/>
+          <w:numId w:val="189"/>
+        </w:numPr>
+        <w:spacing w:after="0" w:line="240" w:lineRule="auto"/>
+      </w:pPr>
+      <w:r>
+        <w:t>La comisión del operador.</w:t>
+      </w:r>
+    </w:p>
+    <w:p>
+      <w:pPr>
+        <w:numPr>
+          <w:ilvl w:val="0"/>
+          <w:numId w:val="189"/>
+        </w:numPr>
+        <w:spacing w:after="0" w:line="240" w:lineRule="auto"/>
+      </w:pPr>
+      <w:r>
+        <w:t>La comisión de la bolsa.</w:t>
+      </w:r>
+    </w:p>
+    <w:p>
+      <w:pPr>
+        <w:numPr>
+          <w:ilvl w:val="0"/>
+          <w:numId w:val="189"/>
+        </w:numPr>
+        <w:spacing w:after="0" w:line="240" w:lineRule="auto"/>
+      </w:pPr>
+      <w:r>
+        <w:t>Las retenciones.</w:t>
+      </w:r>
+    </w:p>
+    <w:p>
+      <w:pPr>
+        <w:numPr>
+          <w:ilvl w:val="0"/>
+          <w:numId w:val="189"/>
+        </w:numPr>
+        <w:spacing w:after="0" w:line="240" w:lineRule="auto"/>
+      </w:pPr>
+      <w:r>
+        <w:t>El interés previo.</w:t>
+      </w:r>
+    </w:p>
+    <w:p>
+      <w:pPr>
+        <w:spacing w:after="0" w:line="240" w:lineRule="auto"/>
+        <w:rPr>
+          <w:b/>
+          <w:bCs/>
+          <w:color w:val="FF0000"/>
+        </w:rPr>
+      </w:pPr>
+      <w:r>
+        <w:rPr>
+          <w:b/>
+          <w:bCs/>
+          <w:color w:val="FF0000"/>
+        </w:rPr>
+        <w:t>2. Inactivación de la Inversión Original</w:t>
+      </w:r>
+    </w:p>
+    <w:p>
+      <w:pPr>
         <w:numPr>
           <w:ilvl w:val="0"/>
           <w:numId w:val="190"/>
         </w:numPr>
-        <w:tabs>
-          <w:tab w:val="clear" w:pos="720"/>
-        </w:tabs>
-        <w:spacing w:after="0" w:line="240" w:lineRule="auto"/>
-      </w:pPr>
-      <w:r>
-        <w:t>1. Prorrateo de Valores Financieros</w:t>
-      </w:r>
-    </w:p>
-    <w:p>
-      <w:pPr>
-        <w:spacing w:after="0" w:line="240" w:lineRule="auto"/>
-      </w:pPr>
-      <w:r>
-        <w:t>Se calcula la proporción vendida respecto al nominal total ($factor = \</w:t>
-      </w:r>
-      <w:proofErr w:type="gramStart"/>
-      <w:r>
-        <w:t>frac{</w:t>
-      </w:r>
-      <w:proofErr w:type="spellStart"/>
-      <w:proofErr w:type="gramEnd"/>
-      <w:r>
-        <w:t>NominalSold</w:t>
-      </w:r>
-      <w:proofErr w:type="spellEnd"/>
-      <w:r>
-        <w:t>}{</w:t>
-      </w:r>
-      <w:proofErr w:type="spellStart"/>
-      <w:r>
-        <w:t>NominalTotal</w:t>
-      </w:r>
-      <w:proofErr w:type="spellEnd"/>
-      <w:r>
-        <w:t>}$) y se prorratean de manera proporcional:</w:t>
-      </w:r>
-    </w:p>
-    <w:p>
-      <w:pPr>
-        <w:numPr>
-          <w:ilvl w:val="0"/>
-          <w:numId w:val="189"/>
-        </w:numPr>
-        <w:spacing w:after="0" w:line="240" w:lineRule="auto"/>
-      </w:pPr>
-      <w:r>
-        <w:t>La comisión del operador.</w:t>
-      </w:r>
-    </w:p>
-    <w:p>
-      <w:pPr>
-        <w:numPr>
-          <w:ilvl w:val="0"/>
-          <w:numId w:val="189"/>
-        </w:numPr>
-        <w:spacing w:after="0" w:line="240" w:lineRule="auto"/>
-      </w:pPr>
-      <w:r>
-        <w:t>La comisión de la bolsa.</w:t>
-      </w:r>
-    </w:p>
-    <w:p>
-      <w:pPr>
-        <w:numPr>
-          <w:ilvl w:val="0"/>
-          <w:numId w:val="189"/>
-        </w:numPr>
-        <w:spacing w:after="0" w:line="240" w:lineRule="auto"/>
-      </w:pPr>
-      <w:r>
-        <w:t>Las retenciones.</w:t>
-      </w:r>
-    </w:p>
-    <w:p>
-      <w:pPr>
-        <w:numPr>
-          <w:ilvl w:val="0"/>
-          <w:numId w:val="189"/>
-        </w:numPr>
-        <w:spacing w:after="0" w:line="240" w:lineRule="auto"/>
-      </w:pPr>
-      <w:r>
-        <w:t>El interés previo.</w:t>
+        <w:spacing w:after="0" w:line="240" w:lineRule="auto"/>
+      </w:pPr>
+      <w:r>
+        <w:rPr>
+          <w:b/>
+          <w:bCs/>
+        </w:rPr>
+        <w:t>Estado:</w:t>
+      </w:r>
+      <w:r>
+        <w:t> Se cambia el estado de la inversión original a VENDIDA_TOTAL (activo = false).</w:t>
       </w:r>
     </w:p>
     <w:p>
@@ -33024,40 +33075,6 @@
           <w:ilvl w:val="0"/>
           <w:numId w:val="190"/>
         </w:numPr>
-        <w:tabs>
-          <w:tab w:val="clear" w:pos="720"/>
-        </w:tabs>
-        <w:spacing w:after="0" w:line="240" w:lineRule="auto"/>
-      </w:pPr>
-      <w:r>
-        <w:t>2. Inactivación de la Inversión Original</w:t>
-      </w:r>
-    </w:p>
-    <w:p>
-      <w:pPr>
-        <w:numPr>
-          <w:ilvl w:val="0"/>
-          <w:numId w:val="190"/>
-        </w:numPr>
-        <w:spacing w:after="0" w:line="240" w:lineRule="auto"/>
-      </w:pPr>
-      <w:r>
-        <w:rPr>
-          <w:b/>
-          <w:bCs/>
-        </w:rPr>
-        <w:t>Estado:</w:t>
-      </w:r>
-      <w:r>
-        <w:t> Se cambia el estado de la inversión original a VENDIDA_TOTAL (activo = false).</w:t>
-      </w:r>
-    </w:p>
-    <w:p>
-      <w:pPr>
-        <w:numPr>
-          <w:ilvl w:val="0"/>
-          <w:numId w:val="190"/>
-        </w:numPr>
         <w:spacing w:after="0" w:line="240" w:lineRule="auto"/>
       </w:pPr>
       <w:r>
@@ -33089,16 +33106,19 @@
     </w:p>
     <w:p>
       <w:pPr>
-        <w:numPr>
-          <w:ilvl w:val="0"/>
-          <w:numId w:val="190"/>
-        </w:numPr>
-        <w:tabs>
-          <w:tab w:val="clear" w:pos="720"/>
-        </w:tabs>
-        <w:spacing w:after="0" w:line="240" w:lineRule="auto"/>
-      </w:pPr>
-      <w:r>
+        <w:spacing w:after="0" w:line="240" w:lineRule="auto"/>
+        <w:rPr>
+          <w:b/>
+          <w:bCs/>
+          <w:color w:val="FF0000"/>
+        </w:rPr>
+      </w:pPr>
+      <w:r>
+        <w:rPr>
+          <w:b/>
+          <w:bCs/>
+          <w:color w:val="FF0000"/>
+        </w:rPr>
         <w:t>3. Creación de las Dos Inversiones Derivadas</w:t>
       </w:r>
     </w:p>
@@ -33232,16 +33252,19 @@
     </w:p>
     <w:p>
       <w:pPr>
-        <w:numPr>
-          <w:ilvl w:val="0"/>
-          <w:numId w:val="190"/>
-        </w:numPr>
-        <w:tabs>
-          <w:tab w:val="clear" w:pos="720"/>
-        </w:tabs>
-        <w:spacing w:after="0" w:line="240" w:lineRule="auto"/>
-      </w:pPr>
-      <w:r>
+        <w:spacing w:after="0" w:line="240" w:lineRule="auto"/>
+        <w:rPr>
+          <w:b/>
+          <w:bCs/>
+          <w:color w:val="FF0000"/>
+        </w:rPr>
+      </w:pPr>
+      <w:r>
+        <w:rPr>
+          <w:b/>
+          <w:bCs/>
+          <w:color w:val="FF0000"/>
+        </w:rPr>
         <w:t>4. Reasignación de Amortizaciones para el Remanente</w:t>
       </w:r>
     </w:p>
@@ -33289,16 +33312,21 @@
     </w:p>
     <w:p>
       <w:pPr>
-        <w:numPr>
-          <w:ilvl w:val="0"/>
-          <w:numId w:val="190"/>
-        </w:numPr>
-        <w:tabs>
-          <w:tab w:val="clear" w:pos="720"/>
-        </w:tabs>
-        <w:spacing w:after="0" w:line="240" w:lineRule="auto"/>
-      </w:pPr>
-      <w:r>
+        <w:spacing w:after="0" w:line="240" w:lineRule="auto"/>
+        <w:ind w:left="360"/>
+        <w:rPr>
+          <w:b/>
+          <w:bCs/>
+          <w:color w:val="FF0000"/>
+        </w:rPr>
+      </w:pPr>
+      <w:r>
+        <w:rPr>
+          <w:b/>
+          <w:bCs/>
+          <w:color w:val="FF0000"/>
+        </w:rPr>
+        <w:lastRenderedPageBreak/>
         <w:t>5. Registro de la Venta y Movimiento de Capital</w:t>
       </w:r>
     </w:p>
@@ -33315,7 +33343,6 @@
           <w:b/>
           <w:bCs/>
         </w:rPr>
-        <w:lastRenderedPageBreak/>
         <w:t>Venta:</w:t>
       </w:r>
       <w:r>
@@ -33385,16 +33412,20 @@
     </w:p>
     <w:p>
       <w:pPr>
-        <w:numPr>
-          <w:ilvl w:val="0"/>
-          <w:numId w:val="190"/>
-        </w:numPr>
-        <w:tabs>
-          <w:tab w:val="clear" w:pos="720"/>
-        </w:tabs>
-        <w:spacing w:after="0" w:line="240" w:lineRule="auto"/>
-      </w:pPr>
-      <w:r>
+        <w:spacing w:after="0" w:line="240" w:lineRule="auto"/>
+        <w:ind w:left="360"/>
+        <w:rPr>
+          <w:b/>
+          <w:bCs/>
+          <w:color w:val="FF0000"/>
+        </w:rPr>
+      </w:pPr>
+      <w:r>
+        <w:rPr>
+          <w:b/>
+          <w:bCs/>
+          <w:color w:val="FF0000"/>
+        </w:rPr>
         <w:t>6. Relaciones de Trazabilidad</w:t>
       </w:r>
     </w:p>
@@ -33444,7 +33475,7 @@
       </w:pPr>
       <w:r>
         <w:pict w14:anchorId="1C5E1C92">
-          <v:rect id="_x0000_i1099" style="width:471pt;height:.75pt" o:hrpct="0" o:hralign="center" o:hrstd="t" o:hr="t" fillcolor="#a0a0a0" stroked="f"/>
+          <v:rect id="_x0000_i1093" style="width:471pt;height:.75pt" o:hrpct="0" o:hralign="center" o:hrstd="t" o:hr="t" fillcolor="#a0a0a0" stroked="f"/>
         </w:pict>
       </w:r>
     </w:p>
@@ -33456,6 +33487,7 @@
         <w:t>¿Es esta la lógica exacta que deseas mantener o hay algún ajuste que debamos aplicar a este flujo (por ejemplo, en cómo se dividen las amortizaciones, comisiones o en la interfaz gráfica)?</w:t>
       </w:r>
     </w:p>
+    <w:bookmarkEnd w:id="0"/>
     <w:p>
       <w:pPr>
         <w:spacing w:after="0" w:line="240" w:lineRule="auto"/>
@@ -62065,7 +62097,7 @@
   <w:num w:numId="194" w16cid:durableId="1325205009">
     <w:abstractNumId w:val="99"/>
   </w:num>
-  <w:numIdMacAtCleanup w:val="30"/>
+  <w:numIdMacAtCleanup w:val="194"/>
 </w:numbering>
 </file>
 
@@ -62583,6 +62615,7 @@
   <w:style w:type="character" w:default="1" w:styleId="Fuentedeprrafopredeter">
     <w:name w:val="Default Paragraph Font"/>
     <w:uiPriority w:val="1"/>
+    <w:semiHidden/>
     <w:unhideWhenUsed/>
   </w:style>
   <w:style w:type="table" w:default="1" w:styleId="Tablanormal">
